--- a/docs/BSI-Especificação do Projeto - Equipe 14.docx
+++ b/docs/BSI-Especificação do Projeto - Equipe 14.docx
@@ -544,7 +544,7 @@
       <w:sdtContent>
         <w:p>
           <w:pPr>
-            <w:pStyle w:val="29"/>
+            <w:pStyle w:val="23"/>
             <w:numPr>
               <w:ilvl w:val="0"/>
               <w:numId w:val="0"/>
@@ -569,7 +569,7 @@
         </w:p>
         <w:p>
           <w:pPr>
-            <w:pStyle w:val="30"/>
+            <w:pStyle w:val="31"/>
           </w:pPr>
           <w:r>
             <w:fldChar w:fldCharType="begin"/>
@@ -591,7 +591,7 @@
           </w:r>
           <w:r>
             <w:rPr>
-              <w:rStyle w:val="24"/>
+              <w:rStyle w:val="18"/>
             </w:rPr>
             <w:t>1</w:t>
           </w:r>
@@ -600,7 +600,7 @@
           </w:r>
           <w:r>
             <w:rPr>
-              <w:rStyle w:val="24"/>
+              <w:rStyle w:val="18"/>
             </w:rPr>
             <w:t>QUADRO “3 OBJETIVOS”</w:t>
           </w:r>
@@ -618,206 +618,6 @@
           </w:r>
           <w:r>
             <w:t>3</w:t>
-          </w:r>
-          <w:r>
-            <w:fldChar w:fldCharType="end"/>
-          </w:r>
-          <w:r>
-            <w:fldChar w:fldCharType="end"/>
-          </w:r>
-        </w:p>
-        <w:p>
-          <w:pPr>
-            <w:pStyle w:val="30"/>
-          </w:pPr>
-          <w:r>
-            <w:fldChar w:fldCharType="begin"/>
-          </w:r>
-          <w:r>
-            <w:instrText xml:space="preserve"> HYPERLINK \l "_Toc128932908" </w:instrText>
-          </w:r>
-          <w:r>
-            <w:fldChar w:fldCharType="separate"/>
-          </w:r>
-          <w:r>
-            <w:rPr>
-              <w:rStyle w:val="24"/>
-            </w:rPr>
-            <w:t>2</w:t>
-          </w:r>
-          <w:r>
-            <w:tab/>
-          </w:r>
-          <w:r>
-            <w:rPr>
-              <w:rStyle w:val="24"/>
-            </w:rPr>
-            <w:t>QUADRO “É – NÃO É – FAZ – NÃO FAZ”</w:t>
-          </w:r>
-          <w:r>
-            <w:tab/>
-          </w:r>
-          <w:r>
-            <w:fldChar w:fldCharType="begin"/>
-          </w:r>
-          <w:r>
-            <w:instrText xml:space="preserve"> PAGEREF _Toc128932908 \h </w:instrText>
-          </w:r>
-          <w:r>
-            <w:fldChar w:fldCharType="separate"/>
-          </w:r>
-          <w:r>
-            <w:t>4</w:t>
-          </w:r>
-          <w:r>
-            <w:fldChar w:fldCharType="end"/>
-          </w:r>
-          <w:r>
-            <w:fldChar w:fldCharType="end"/>
-          </w:r>
-        </w:p>
-        <w:p>
-          <w:pPr>
-            <w:pStyle w:val="30"/>
-          </w:pPr>
-          <w:r>
-            <w:fldChar w:fldCharType="begin"/>
-          </w:r>
-          <w:r>
-            <w:instrText xml:space="preserve"> HYPERLINK \l "_Toc128932909" </w:instrText>
-          </w:r>
-          <w:r>
-            <w:fldChar w:fldCharType="separate"/>
-          </w:r>
-          <w:r>
-            <w:rPr>
-              <w:rStyle w:val="24"/>
-            </w:rPr>
-            <w:t>3</w:t>
-          </w:r>
-          <w:r>
-            <w:tab/>
-          </w:r>
-          <w:r>
-            <w:rPr>
-              <w:rStyle w:val="24"/>
-            </w:rPr>
-            <w:t>VISÃO DO PRODUTO</w:t>
-          </w:r>
-          <w:r>
-            <w:tab/>
-          </w:r>
-          <w:r>
-            <w:fldChar w:fldCharType="begin"/>
-          </w:r>
-          <w:r>
-            <w:instrText xml:space="preserve"> PAGEREF _Toc128932909 \h </w:instrText>
-          </w:r>
-          <w:r>
-            <w:fldChar w:fldCharType="separate"/>
-          </w:r>
-          <w:r>
-            <w:t>5</w:t>
-          </w:r>
-          <w:r>
-            <w:fldChar w:fldCharType="end"/>
-          </w:r>
-          <w:r>
-            <w:fldChar w:fldCharType="end"/>
-          </w:r>
-        </w:p>
-        <w:p>
-          <w:pPr>
-            <w:pStyle w:val="30"/>
-          </w:pPr>
-          <w:r>
-            <w:fldChar w:fldCharType="begin"/>
-          </w:r>
-          <w:r>
-            <w:instrText xml:space="preserve"> HYPERLINK \l "_Toc128932910" </w:instrText>
-          </w:r>
-          <w:r>
-            <w:fldChar w:fldCharType="separate"/>
-          </w:r>
-          <w:r>
-            <w:rPr>
-              <w:rStyle w:val="24"/>
-            </w:rPr>
-            <w:t>4</w:t>
-          </w:r>
-          <w:r>
-            <w:tab/>
-          </w:r>
-          <w:r>
-            <w:rPr>
-              <w:rStyle w:val="24"/>
-            </w:rPr>
-            <w:t>RELAÇÃO DE REQUISITOS FUNCIONAIS</w:t>
-          </w:r>
-          <w:r>
-            <w:tab/>
-          </w:r>
-          <w:r>
-            <w:fldChar w:fldCharType="begin"/>
-          </w:r>
-          <w:r>
-            <w:instrText xml:space="preserve"> PAGEREF _Toc128932910 \h </w:instrText>
-          </w:r>
-          <w:r>
-            <w:fldChar w:fldCharType="separate"/>
-          </w:r>
-          <w:r>
-            <w:t>6</w:t>
-          </w:r>
-          <w:r>
-            <w:fldChar w:fldCharType="end"/>
-          </w:r>
-          <w:r>
-            <w:fldChar w:fldCharType="end"/>
-          </w:r>
-        </w:p>
-        <w:p>
-          <w:pPr>
-            <w:pStyle w:val="30"/>
-          </w:pPr>
-          <w:r>
-            <w:fldChar w:fldCharType="begin"/>
-          </w:r>
-          <w:r>
-            <w:instrText xml:space="preserve"> HYPERLINK \l "_Toc128932911" </w:instrText>
-          </w:r>
-          <w:r>
-            <w:fldChar w:fldCharType="separate"/>
-          </w:r>
-          <w:r>
-            <w:rPr>
-              <w:rStyle w:val="24"/>
-            </w:rPr>
-            <w:t>5</w:t>
-          </w:r>
-          <w:r>
-            <w:tab/>
-          </w:r>
-          <w:r>
-            <w:rPr>
-              <w:rStyle w:val="24"/>
-            </w:rPr>
-            <w:t>CASOS DE USO</w:t>
-          </w:r>
-          <w:r>
-            <w:tab/>
-          </w:r>
-          <w:r>
-            <w:fldChar w:fldCharType="begin"/>
-          </w:r>
-          <w:r>
-            <w:instrText xml:space="preserve"> PAGEREF _Toc128932911 \h </w:instrText>
-          </w:r>
-          <w:r>
-            <w:fldChar w:fldCharType="separate"/>
-          </w:r>
-          <w:r>
-            <w:t>7</w:t>
           </w:r>
           <w:r>
             <w:fldChar w:fldCharType="end"/>
@@ -829,6 +629,206 @@
         <w:p>
           <w:pPr>
             <w:pStyle w:val="31"/>
+          </w:pPr>
+          <w:r>
+            <w:fldChar w:fldCharType="begin"/>
+          </w:r>
+          <w:r>
+            <w:instrText xml:space="preserve"> HYPERLINK \l "_Toc128932908" </w:instrText>
+          </w:r>
+          <w:r>
+            <w:fldChar w:fldCharType="separate"/>
+          </w:r>
+          <w:r>
+            <w:rPr>
+              <w:rStyle w:val="18"/>
+            </w:rPr>
+            <w:t>2</w:t>
+          </w:r>
+          <w:r>
+            <w:tab/>
+          </w:r>
+          <w:r>
+            <w:rPr>
+              <w:rStyle w:val="18"/>
+            </w:rPr>
+            <w:t>QUADRO “É – NÃO É – FAZ – NÃO FAZ”</w:t>
+          </w:r>
+          <w:r>
+            <w:tab/>
+          </w:r>
+          <w:r>
+            <w:fldChar w:fldCharType="begin"/>
+          </w:r>
+          <w:r>
+            <w:instrText xml:space="preserve"> PAGEREF _Toc128932908 \h </w:instrText>
+          </w:r>
+          <w:r>
+            <w:fldChar w:fldCharType="separate"/>
+          </w:r>
+          <w:r>
+            <w:t>4</w:t>
+          </w:r>
+          <w:r>
+            <w:fldChar w:fldCharType="end"/>
+          </w:r>
+          <w:r>
+            <w:fldChar w:fldCharType="end"/>
+          </w:r>
+        </w:p>
+        <w:p>
+          <w:pPr>
+            <w:pStyle w:val="31"/>
+          </w:pPr>
+          <w:r>
+            <w:fldChar w:fldCharType="begin"/>
+          </w:r>
+          <w:r>
+            <w:instrText xml:space="preserve"> HYPERLINK \l "_Toc128932909" </w:instrText>
+          </w:r>
+          <w:r>
+            <w:fldChar w:fldCharType="separate"/>
+          </w:r>
+          <w:r>
+            <w:rPr>
+              <w:rStyle w:val="18"/>
+            </w:rPr>
+            <w:t>3</w:t>
+          </w:r>
+          <w:r>
+            <w:tab/>
+          </w:r>
+          <w:r>
+            <w:rPr>
+              <w:rStyle w:val="18"/>
+            </w:rPr>
+            <w:t>VISÃO DO PRODUTO</w:t>
+          </w:r>
+          <w:r>
+            <w:tab/>
+          </w:r>
+          <w:r>
+            <w:fldChar w:fldCharType="begin"/>
+          </w:r>
+          <w:r>
+            <w:instrText xml:space="preserve"> PAGEREF _Toc128932909 \h </w:instrText>
+          </w:r>
+          <w:r>
+            <w:fldChar w:fldCharType="separate"/>
+          </w:r>
+          <w:r>
+            <w:t>5</w:t>
+          </w:r>
+          <w:r>
+            <w:fldChar w:fldCharType="end"/>
+          </w:r>
+          <w:r>
+            <w:fldChar w:fldCharType="end"/>
+          </w:r>
+        </w:p>
+        <w:p>
+          <w:pPr>
+            <w:pStyle w:val="31"/>
+          </w:pPr>
+          <w:r>
+            <w:fldChar w:fldCharType="begin"/>
+          </w:r>
+          <w:r>
+            <w:instrText xml:space="preserve"> HYPERLINK \l "_Toc128932910" </w:instrText>
+          </w:r>
+          <w:r>
+            <w:fldChar w:fldCharType="separate"/>
+          </w:r>
+          <w:r>
+            <w:rPr>
+              <w:rStyle w:val="18"/>
+            </w:rPr>
+            <w:t>4</w:t>
+          </w:r>
+          <w:r>
+            <w:tab/>
+          </w:r>
+          <w:r>
+            <w:rPr>
+              <w:rStyle w:val="18"/>
+            </w:rPr>
+            <w:t>RELAÇÃO DE REQUISITOS FUNCIONAIS</w:t>
+          </w:r>
+          <w:r>
+            <w:tab/>
+          </w:r>
+          <w:r>
+            <w:fldChar w:fldCharType="begin"/>
+          </w:r>
+          <w:r>
+            <w:instrText xml:space="preserve"> PAGEREF _Toc128932910 \h </w:instrText>
+          </w:r>
+          <w:r>
+            <w:fldChar w:fldCharType="separate"/>
+          </w:r>
+          <w:r>
+            <w:t>6</w:t>
+          </w:r>
+          <w:r>
+            <w:fldChar w:fldCharType="end"/>
+          </w:r>
+          <w:r>
+            <w:fldChar w:fldCharType="end"/>
+          </w:r>
+        </w:p>
+        <w:p>
+          <w:pPr>
+            <w:pStyle w:val="31"/>
+          </w:pPr>
+          <w:r>
+            <w:fldChar w:fldCharType="begin"/>
+          </w:r>
+          <w:r>
+            <w:instrText xml:space="preserve"> HYPERLINK \l "_Toc128932911" </w:instrText>
+          </w:r>
+          <w:r>
+            <w:fldChar w:fldCharType="separate"/>
+          </w:r>
+          <w:r>
+            <w:rPr>
+              <w:rStyle w:val="18"/>
+            </w:rPr>
+            <w:t>5</w:t>
+          </w:r>
+          <w:r>
+            <w:tab/>
+          </w:r>
+          <w:r>
+            <w:rPr>
+              <w:rStyle w:val="18"/>
+            </w:rPr>
+            <w:t>CASOS DE USO</w:t>
+          </w:r>
+          <w:r>
+            <w:tab/>
+          </w:r>
+          <w:r>
+            <w:fldChar w:fldCharType="begin"/>
+          </w:r>
+          <w:r>
+            <w:instrText xml:space="preserve"> PAGEREF _Toc128932911 \h </w:instrText>
+          </w:r>
+          <w:r>
+            <w:fldChar w:fldCharType="separate"/>
+          </w:r>
+          <w:r>
+            <w:t>7</w:t>
+          </w:r>
+          <w:r>
+            <w:fldChar w:fldCharType="end"/>
+          </w:r>
+          <w:r>
+            <w:fldChar w:fldCharType="end"/>
+          </w:r>
+        </w:p>
+        <w:p>
+          <w:pPr>
+            <w:pStyle w:val="19"/>
             <w:tabs>
               <w:tab w:val="left" w:pos="880"/>
               <w:tab w:val="right" w:leader="dot" w:pos="8494"/>
@@ -849,7 +849,7 @@
           </w:r>
           <w:r>
             <w:rPr>
-              <w:rStyle w:val="24"/>
+              <w:rStyle w:val="18"/>
             </w:rPr>
             <w:t>5.1</w:t>
           </w:r>
@@ -862,7 +862,7 @@
           </w:r>
           <w:r>
             <w:rPr>
-              <w:rStyle w:val="24"/>
+              <w:rStyle w:val="18"/>
             </w:rPr>
             <w:t>RELAÇÃO DE ATORES</w:t>
           </w:r>
@@ -890,7 +890,7 @@
         </w:p>
         <w:p>
           <w:pPr>
-            <w:pStyle w:val="31"/>
+            <w:pStyle w:val="19"/>
             <w:tabs>
               <w:tab w:val="left" w:pos="880"/>
               <w:tab w:val="right" w:leader="dot" w:pos="8494"/>
@@ -911,7 +911,7 @@
           </w:r>
           <w:r>
             <w:rPr>
-              <w:rStyle w:val="24"/>
+              <w:rStyle w:val="18"/>
             </w:rPr>
             <w:t>5.2</w:t>
           </w:r>
@@ -924,7 +924,7 @@
           </w:r>
           <w:r>
             <w:rPr>
-              <w:rStyle w:val="24"/>
+              <w:rStyle w:val="18"/>
             </w:rPr>
             <w:t>DIAGRAMAS DE CASOS DE USO</w:t>
           </w:r>
@@ -952,7 +952,7 @@
         </w:p>
         <w:p>
           <w:pPr>
-            <w:pStyle w:val="30"/>
+            <w:pStyle w:val="31"/>
           </w:pPr>
           <w:r>
             <w:fldChar w:fldCharType="begin"/>
@@ -965,7 +965,7 @@
           </w:r>
           <w:r>
             <w:rPr>
-              <w:rStyle w:val="24"/>
+              <w:rStyle w:val="18"/>
             </w:rPr>
             <w:t>6</w:t>
           </w:r>
@@ -974,7 +974,7 @@
           </w:r>
           <w:r>
             <w:rPr>
-              <w:rStyle w:val="24"/>
+              <w:rStyle w:val="18"/>
             </w:rPr>
             <w:t>BACKLOG DO PRODUTO</w:t>
           </w:r>
@@ -1002,7 +1002,7 @@
         </w:p>
         <w:p>
           <w:pPr>
-            <w:pStyle w:val="30"/>
+            <w:pStyle w:val="31"/>
           </w:pPr>
           <w:r>
             <w:fldChar w:fldCharType="begin"/>
@@ -1015,7 +1015,7 @@
           </w:r>
           <w:r>
             <w:rPr>
-              <w:rStyle w:val="24"/>
+              <w:rStyle w:val="18"/>
             </w:rPr>
             <w:t>7</w:t>
           </w:r>
@@ -1024,7 +1024,7 @@
           </w:r>
           <w:r>
             <w:rPr>
-              <w:rStyle w:val="24"/>
+              <w:rStyle w:val="18"/>
             </w:rPr>
             <w:t>RELAÇÃO DE HISTÓRIAS DE USUÁRIO</w:t>
           </w:r>
@@ -1052,7 +1052,7 @@
         </w:p>
         <w:p>
           <w:pPr>
-            <w:pStyle w:val="30"/>
+            <w:pStyle w:val="31"/>
           </w:pPr>
           <w:r>
             <w:fldChar w:fldCharType="begin"/>
@@ -1065,7 +1065,7 @@
           </w:r>
           <w:r>
             <w:rPr>
-              <w:rStyle w:val="24"/>
+              <w:rStyle w:val="18"/>
             </w:rPr>
             <w:t>8</w:t>
           </w:r>
@@ -1074,7 +1074,7 @@
           </w:r>
           <w:r>
             <w:rPr>
-              <w:rStyle w:val="24"/>
+              <w:rStyle w:val="18"/>
             </w:rPr>
             <w:t>MODELO DE DADOS</w:t>
           </w:r>
@@ -1102,7 +1102,7 @@
         </w:p>
         <w:p>
           <w:pPr>
-            <w:pStyle w:val="30"/>
+            <w:pStyle w:val="31"/>
           </w:pPr>
           <w:r>
             <w:fldChar w:fldCharType="begin"/>
@@ -1115,7 +1115,7 @@
           </w:r>
           <w:r>
             <w:rPr>
-              <w:rStyle w:val="24"/>
+              <w:rStyle w:val="18"/>
             </w:rPr>
             <w:t>9</w:t>
           </w:r>
@@ -1124,7 +1124,7 @@
           </w:r>
           <w:r>
             <w:rPr>
-              <w:rStyle w:val="24"/>
+              <w:rStyle w:val="18"/>
             </w:rPr>
             <w:t>ANALYTICS</w:t>
           </w:r>
@@ -1152,7 +1152,7 @@
         </w:p>
         <w:p>
           <w:pPr>
-            <w:pStyle w:val="30"/>
+            <w:pStyle w:val="31"/>
           </w:pPr>
           <w:r>
             <w:fldChar w:fldCharType="begin"/>
@@ -1165,7 +1165,7 @@
           </w:r>
           <w:r>
             <w:rPr>
-              <w:rStyle w:val="24"/>
+              <w:rStyle w:val="18"/>
             </w:rPr>
             <w:t>10</w:t>
           </w:r>
@@ -1174,7 +1174,7 @@
           </w:r>
           <w:r>
             <w:rPr>
-              <w:rStyle w:val="24"/>
+              <w:rStyle w:val="18"/>
             </w:rPr>
             <w:t>REFERÊNCIA BIBLIOGRÁFICAS</w:t>
           </w:r>
@@ -1213,7 +1213,7 @@
     </w:sdt>
     <w:p>
       <w:pPr>
-        <w:pStyle w:val="27"/>
+        <w:pStyle w:val="21"/>
         <w:tabs>
           <w:tab w:val="right" w:leader="dot" w:pos="8494"/>
         </w:tabs>
@@ -1246,7 +1246,7 @@
     </w:p>
     <w:tbl>
       <w:tblPr>
-        <w:tblStyle w:val="26"/>
+        <w:tblStyle w:val="32"/>
         <w:tblW w:w="8505" w:type="dxa"/>
         <w:tblInd w:w="-5" w:type="dxa"/>
         <w:tblBorders>
@@ -1746,7 +1746,7 @@
     <w:p/>
     <w:tbl>
       <w:tblPr>
-        <w:tblStyle w:val="26"/>
+        <w:tblStyle w:val="32"/>
         <w:tblW w:w="8505" w:type="dxa"/>
         <w:tblInd w:w="-5" w:type="dxa"/>
         <w:tblBorders>
@@ -2234,7 +2234,7 @@
     </w:p>
     <w:tbl>
       <w:tblPr>
-        <w:tblStyle w:val="26"/>
+        <w:tblStyle w:val="32"/>
         <w:tblW w:w="7796" w:type="dxa"/>
         <w:tblInd w:w="704" w:type="dxa"/>
         <w:tblBorders>
@@ -2715,7 +2715,7 @@
     </w:p>
     <w:tbl>
       <w:tblPr>
-        <w:tblStyle w:val="26"/>
+        <w:tblStyle w:val="32"/>
         <w:tblW w:w="7796" w:type="dxa"/>
         <w:tblInd w:w="704" w:type="dxa"/>
         <w:tblBorders>
@@ -3263,7 +3263,7 @@
     </w:p>
     <w:tbl>
       <w:tblPr>
-        <w:tblStyle w:val="26"/>
+        <w:tblStyle w:val="32"/>
         <w:tblW w:w="8505" w:type="dxa"/>
         <w:tblInd w:w="-5" w:type="dxa"/>
         <w:tblBorders>
@@ -3798,7 +3798,17 @@
               </w:rPr>
             </w:pPr>
             <w:r>
-              <w:t>O sistema permitirá ao usuário a opção de visualizar o progresso da mudança</w:t>
+              <w:t>O sistema permitirá ao usuário a opção de visualizar</w:t>
+            </w:r>
+            <w:r>
+              <w:rPr>
+                <w:rFonts w:hint="default"/>
+                <w:lang w:val="pt-BR"/>
+              </w:rPr>
+              <w:t xml:space="preserve"> o controle de gastos,</w:t>
+            </w:r>
+            <w:r>
+              <w:t xml:space="preserve"> o progresso da mudança</w:t>
             </w:r>
             <w:r>
               <w:rPr>
@@ -3875,9 +3885,20 @@
           <w:p>
             <w:pPr>
               <w:spacing w:after="0" w:line="360" w:lineRule="auto"/>
-            </w:pPr>
-            <w:r>
-              <w:t>O sistema permitirá o usuário selecionar sugestão de itens/produtos para a mudança.</w:t>
+              <w:rPr>
+                <w:rFonts w:hint="default"/>
+                <w:lang w:val="pt-BR"/>
+              </w:rPr>
+            </w:pPr>
+            <w:r>
+              <w:t>O sistema permitirá o usuário selecionar sugestão de itens/produtos para a mudança</w:t>
+            </w:r>
+            <w:r>
+              <w:rPr>
+                <w:rFonts w:hint="default"/>
+                <w:lang w:val="pt-BR"/>
+              </w:rPr>
+              <w:t>.</w:t>
             </w:r>
           </w:p>
         </w:tc>
@@ -4658,7 +4679,7 @@
     </w:p>
     <w:tbl>
       <w:tblPr>
-        <w:tblStyle w:val="26"/>
+        <w:tblStyle w:val="32"/>
         <w:tblW w:w="8505" w:type="dxa"/>
         <w:tblInd w:w="-5" w:type="dxa"/>
         <w:tblBorders>
@@ -4922,7 +4943,7 @@
     </w:p>
     <w:tbl>
       <w:tblPr>
-        <w:tblStyle w:val="26"/>
+        <w:tblStyle w:val="32"/>
         <w:tblW w:w="8505" w:type="dxa"/>
         <w:tblInd w:w="-5" w:type="dxa"/>
         <w:tblBorders>
@@ -5106,7 +5127,7 @@
     <w:p/>
     <w:tbl>
       <w:tblPr>
-        <w:tblStyle w:val="26"/>
+        <w:tblStyle w:val="32"/>
         <w:tblW w:w="8505" w:type="dxa"/>
         <w:tblInd w:w="-5" w:type="dxa"/>
         <w:tblBorders>
@@ -5185,12 +5206,6 @@
             <w:insideH w:val="single" w:color="auto" w:sz="4" w:space="0"/>
             <w:insideV w:val="single" w:color="auto" w:sz="4" w:space="0"/>
           </w:tblBorders>
-          <w:tblCellMar>
-            <w:top w:w="0" w:type="dxa"/>
-            <w:left w:w="108" w:type="dxa"/>
-            <w:bottom w:w="0" w:type="dxa"/>
-            <w:right w:w="108" w:type="dxa"/>
-          </w:tblCellMar>
         </w:tblPrEx>
         <w:trPr>
           <w:trHeight w:val="361" w:hRule="atLeast"/>
@@ -5306,328 +5321,13 @@
     </w:p>
     <w:p>
       <w:pPr>
-        <w:ind w:left="360"/>
-      </w:pPr>
-    </w:p>
-    <w:p>
-      <w:pPr>
-        <w:ind w:left="360"/>
-        <w:rPr>
-          <w:color w:val="ED7D31" w:themeColor="accent2"/>
-          <w14:textFill>
-            <w14:solidFill>
-              <w14:schemeClr w14:val="accent2"/>
-            </w14:solidFill>
-          </w14:textFill>
-        </w:rPr>
-      </w:pPr>
-      <w:r>
-        <w:rPr>
-          <w:color w:val="ED7D31" w:themeColor="accent2"/>
-          <w14:textFill>
-            <w14:solidFill>
-              <w14:schemeClr w14:val="accent2"/>
-            </w14:solidFill>
-          </w14:textFill>
-        </w:rPr>
-        <w:t xml:space="preserve">A partir da </w:t>
-      </w:r>
-      <w:r>
-        <w:rPr>
-          <w:b/>
-          <w:bCs/>
-          <w:color w:val="ED7D31" w:themeColor="accent2"/>
-          <w14:textFill>
-            <w14:solidFill>
-              <w14:schemeClr w14:val="accent2"/>
-            </w14:solidFill>
-          </w14:textFill>
-        </w:rPr>
-        <w:t>Visão do Produto</w:t>
-      </w:r>
-      <w:r>
-        <w:rPr>
-          <w:color w:val="ED7D31" w:themeColor="accent2"/>
-          <w14:textFill>
-            <w14:solidFill>
-              <w14:schemeClr w14:val="accent2"/>
-            </w14:solidFill>
-          </w14:textFill>
-        </w:rPr>
-        <w:t xml:space="preserve">, dos </w:t>
-      </w:r>
-      <w:r>
-        <w:rPr>
-          <w:b/>
-          <w:bCs/>
-          <w:color w:val="ED7D31" w:themeColor="accent2"/>
-          <w14:textFill>
-            <w14:solidFill>
-              <w14:schemeClr w14:val="accent2"/>
-            </w14:solidFill>
-          </w14:textFill>
-        </w:rPr>
-        <w:t>Requisitos do Sistema</w:t>
-      </w:r>
-      <w:r>
-        <w:rPr>
-          <w:color w:val="ED7D31" w:themeColor="accent2"/>
-          <w14:textFill>
-            <w14:solidFill>
-              <w14:schemeClr w14:val="accent2"/>
-            </w14:solidFill>
-          </w14:textFill>
-        </w:rPr>
-        <w:t xml:space="preserve"> e dos </w:t>
-      </w:r>
-      <w:r>
-        <w:rPr>
-          <w:b/>
-          <w:bCs/>
-          <w:color w:val="ED7D31" w:themeColor="accent2"/>
-          <w14:textFill>
-            <w14:solidFill>
-              <w14:schemeClr w14:val="accent2"/>
-            </w14:solidFill>
-          </w14:textFill>
-        </w:rPr>
-        <w:t>Casos de Uso</w:t>
-      </w:r>
-      <w:r>
-        <w:rPr>
-          <w:color w:val="ED7D31" w:themeColor="accent2"/>
-          <w14:textFill>
-            <w14:solidFill>
-              <w14:schemeClr w14:val="accent2"/>
-            </w14:solidFill>
-          </w14:textFill>
-        </w:rPr>
-        <w:t xml:space="preserve">, relacione as tarefas que compõe o </w:t>
-      </w:r>
-      <w:r>
-        <w:rPr>
-          <w:b/>
-          <w:bCs/>
-          <w:color w:val="ED7D31" w:themeColor="accent2"/>
-          <w14:textFill>
-            <w14:solidFill>
-              <w14:schemeClr w14:val="accent2"/>
-            </w14:solidFill>
-          </w14:textFill>
-        </w:rPr>
-        <w:t>Backlog do Produto</w:t>
-      </w:r>
-      <w:r>
-        <w:rPr>
-          <w:color w:val="ED7D31" w:themeColor="accent2"/>
-          <w14:textFill>
-            <w14:solidFill>
-              <w14:schemeClr w14:val="accent2"/>
-            </w14:solidFill>
-          </w14:textFill>
-        </w:rPr>
-        <w:t xml:space="preserve">. </w:t>
-      </w:r>
-    </w:p>
-    <w:p>
-      <w:pPr>
-        <w:ind w:left="360"/>
-        <w:rPr>
-          <w:color w:val="ED7D31" w:themeColor="accent2"/>
-          <w14:textFill>
-            <w14:solidFill>
-              <w14:schemeClr w14:val="accent2"/>
-            </w14:solidFill>
-          </w14:textFill>
-        </w:rPr>
-      </w:pPr>
-      <w:r>
-        <w:rPr>
-          <w:color w:val="ED7D31" w:themeColor="accent2"/>
-          <w14:textFill>
-            <w14:solidFill>
-              <w14:schemeClr w14:val="accent2"/>
-            </w14:solidFill>
-          </w14:textFill>
-        </w:rPr>
-        <w:t xml:space="preserve">Um </w:t>
-      </w:r>
-      <w:r>
-        <w:rPr>
-          <w:b/>
-          <w:bCs/>
-          <w:color w:val="ED7D31" w:themeColor="accent2"/>
-          <w14:textFill>
-            <w14:solidFill>
-              <w14:schemeClr w14:val="accent2"/>
-            </w14:solidFill>
-          </w14:textFill>
-        </w:rPr>
-        <w:t>Backlog do Produto</w:t>
-      </w:r>
-      <w:r>
-        <w:rPr>
-          <w:color w:val="ED7D31" w:themeColor="accent2"/>
-          <w14:textFill>
-            <w14:solidFill>
-              <w14:schemeClr w14:val="accent2"/>
-            </w14:solidFill>
-          </w14:textFill>
-        </w:rPr>
-        <w:t xml:space="preserve">, ou "product backlog", é uma lista </w:t>
-      </w:r>
-      <w:r>
-        <w:rPr>
-          <w:color w:val="ED7D31" w:themeColor="accent2"/>
-          <w:highlight w:val="yellow"/>
-          <w14:textFill>
-            <w14:solidFill>
-              <w14:schemeClr w14:val="accent2"/>
-            </w14:solidFill>
-          </w14:textFill>
-        </w:rPr>
-        <w:t>priorizada</w:t>
-      </w:r>
-      <w:r>
-        <w:rPr>
-          <w:color w:val="ED7D31" w:themeColor="accent2"/>
-          <w14:textFill>
-            <w14:solidFill>
-              <w14:schemeClr w14:val="accent2"/>
-            </w14:solidFill>
-          </w14:textFill>
-        </w:rPr>
-        <w:t xml:space="preserve"> de </w:t>
-      </w:r>
-      <w:r>
-        <w:rPr>
-          <w:b/>
-          <w:bCs/>
-          <w:color w:val="ED7D31" w:themeColor="accent2"/>
-          <w14:textFill>
-            <w14:solidFill>
-              <w14:schemeClr w14:val="accent2"/>
-            </w14:solidFill>
-          </w14:textFill>
-        </w:rPr>
-        <w:t>Product Backlog Itens</w:t>
-      </w:r>
-      <w:r>
-        <w:rPr>
-          <w:color w:val="ED7D31" w:themeColor="accent2"/>
-          <w14:textFill>
-            <w14:solidFill>
-              <w14:schemeClr w14:val="accent2"/>
-            </w14:solidFill>
-          </w14:textFill>
-        </w:rPr>
-        <w:t xml:space="preserve"> – </w:t>
-      </w:r>
-      <w:r>
-        <w:rPr>
-          <w:b/>
-          <w:bCs/>
-          <w:color w:val="ED7D31" w:themeColor="accent2"/>
-          <w14:textFill>
-            <w14:solidFill>
-              <w14:schemeClr w14:val="accent2"/>
-            </w14:solidFill>
-          </w14:textFill>
-        </w:rPr>
-        <w:t>PBIs</w:t>
-      </w:r>
-      <w:r>
-        <w:rPr>
-          <w:color w:val="ED7D31" w:themeColor="accent2"/>
-          <w14:textFill>
-            <w14:solidFill>
-              <w14:schemeClr w14:val="accent2"/>
-            </w14:solidFill>
-          </w14:textFill>
-        </w:rPr>
-        <w:t xml:space="preserve">, que são as </w:t>
-      </w:r>
-      <w:r>
-        <w:rPr>
-          <w:color w:val="ED7D31" w:themeColor="accent2"/>
-          <w:highlight w:val="yellow"/>
-          <w14:textFill>
-            <w14:solidFill>
-              <w14:schemeClr w14:val="accent2"/>
-            </w14:solidFill>
-          </w14:textFill>
-        </w:rPr>
-        <w:t>funcionalidades</w:t>
-      </w:r>
-      <w:r>
-        <w:rPr>
-          <w:color w:val="ED7D31" w:themeColor="accent2"/>
-          <w14:textFill>
-            <w14:solidFill>
-              <w14:schemeClr w14:val="accent2"/>
-            </w14:solidFill>
-          </w14:textFill>
-        </w:rPr>
-        <w:t>, requisitos, melhorias e correções que devem ser implementadas em um produto. É uma das principais ferramentas utilizadas em metodologias ágeis de desenvolvimento de software, como o Scrum.</w:t>
-      </w:r>
-    </w:p>
-    <w:p>
-      <w:pPr>
-        <w:ind w:left="360"/>
-        <w:rPr>
-          <w:color w:val="ED7D31" w:themeColor="accent2"/>
-          <w14:textFill>
-            <w14:solidFill>
-              <w14:schemeClr w14:val="accent2"/>
-            </w14:solidFill>
-          </w14:textFill>
-        </w:rPr>
-      </w:pPr>
-      <w:r>
-        <w:rPr>
-          <w:color w:val="ED7D31" w:themeColor="accent2"/>
-          <w14:textFill>
-            <w14:solidFill>
-              <w14:schemeClr w14:val="accent2"/>
-            </w14:solidFill>
-          </w14:textFill>
-        </w:rPr>
-        <w:t xml:space="preserve">O </w:t>
-      </w:r>
-      <w:r>
-        <w:rPr>
-          <w:b/>
-          <w:bCs/>
-          <w:color w:val="ED7D31" w:themeColor="accent2"/>
-          <w14:textFill>
-            <w14:solidFill>
-              <w14:schemeClr w14:val="accent2"/>
-            </w14:solidFill>
-          </w14:textFill>
-        </w:rPr>
-        <w:t>Backlog do Produto</w:t>
-      </w:r>
-      <w:r>
-        <w:rPr>
-          <w:color w:val="ED7D31" w:themeColor="accent2"/>
-          <w14:textFill>
-            <w14:solidFill>
-              <w14:schemeClr w14:val="accent2"/>
-            </w14:solidFill>
-          </w14:textFill>
-        </w:rPr>
-        <w:t xml:space="preserve"> é dinâmico e pode ser alterado a qualquer momento, sendo comum que itens sejam adicionados, removidos ou reordenados durante o desenvolvimento do produto.</w:t>
-      </w:r>
-    </w:p>
-    <w:p>
-      <w:pPr>
         <w:keepNext/>
-        <w:jc w:val="center"/>
+        <w:jc w:val="both"/>
       </w:pPr>
     </w:p>
     <w:tbl>
       <w:tblPr>
-        <w:tblStyle w:val="26"/>
+        <w:tblStyle w:val="32"/>
         <w:tblW w:w="8505" w:type="dxa"/>
         <w:tblInd w:w="-5" w:type="dxa"/>
         <w:tblBorders>
@@ -5794,7 +5494,18 @@
           <w:p>
             <w:pPr>
               <w:spacing w:after="0" w:line="240" w:lineRule="auto"/>
-            </w:pPr>
+              <w:rPr>
+                <w:rFonts w:hint="default"/>
+                <w:lang w:val="pt-BR"/>
+              </w:rPr>
+            </w:pPr>
+            <w:r>
+              <w:rPr>
+                <w:rFonts w:hint="default"/>
+                <w:lang w:val="pt-BR"/>
+              </w:rPr>
+              <w:t>Tela de Login</w:t>
+            </w:r>
           </w:p>
         </w:tc>
       </w:tr>
@@ -5862,7 +5573,18 @@
           <w:p>
             <w:pPr>
               <w:spacing w:after="0" w:line="240" w:lineRule="auto"/>
-            </w:pPr>
+              <w:rPr>
+                <w:rFonts w:hint="default"/>
+                <w:lang w:val="pt-BR"/>
+              </w:rPr>
+            </w:pPr>
+            <w:r>
+              <w:rPr>
+                <w:rFonts w:hint="default"/>
+                <w:lang w:val="pt-BR"/>
+              </w:rPr>
+              <w:t>Tela de Cadastro</w:t>
+            </w:r>
           </w:p>
         </w:tc>
       </w:tr>
@@ -5930,7 +5652,18 @@
           <w:p>
             <w:pPr>
               <w:spacing w:after="0" w:line="240" w:lineRule="auto"/>
-            </w:pPr>
+              <w:rPr>
+                <w:rFonts w:hint="default"/>
+                <w:lang w:val="pt-BR"/>
+              </w:rPr>
+            </w:pPr>
+            <w:r>
+              <w:rPr>
+                <w:rFonts w:hint="default"/>
+                <w:lang w:val="pt-BR"/>
+              </w:rPr>
+              <w:t>Seleção da etapa de mudança ou organização</w:t>
+            </w:r>
           </w:p>
         </w:tc>
       </w:tr>
@@ -5998,7 +5731,18 @@
           <w:p>
             <w:pPr>
               <w:spacing w:after="0" w:line="240" w:lineRule="auto"/>
-            </w:pPr>
+              <w:rPr>
+                <w:rFonts w:hint="default"/>
+                <w:lang w:val="pt-BR"/>
+              </w:rPr>
+            </w:pPr>
+            <w:r>
+              <w:rPr>
+                <w:rFonts w:hint="default"/>
+                <w:lang w:val="pt-BR"/>
+              </w:rPr>
+              <w:t>Tela de configurações do usuário</w:t>
+            </w:r>
           </w:p>
         </w:tc>
       </w:tr>
@@ -6066,6 +5810,10 @@
           <w:p>
             <w:pPr>
               <w:spacing w:after="0" w:line="240" w:lineRule="auto"/>
+              <w:rPr>
+                <w:rFonts w:hint="default"/>
+                <w:lang w:val="pt-BR"/>
+              </w:rPr>
             </w:pPr>
           </w:p>
         </w:tc>
@@ -6556,21 +6304,6 @@
     </w:p>
     <w:p>
       <w:pPr>
-        <w:rPr>
-          <w:lang w:val="en-US"/>
-        </w:rPr>
-      </w:pPr>
-      <w:r>
-        <w:rPr>
-          <w:lang w:val="en-US"/>
-        </w:rPr>
-        <w:br w:type="page"/>
-      </w:r>
-      <w:bookmarkStart w:id="18" w:name="_GoBack"/>
-      <w:bookmarkEnd w:id="18"/>
-    </w:p>
-    <w:p>
-      <w:pPr>
         <w:pStyle w:val="2"/>
       </w:pPr>
       <w:bookmarkStart w:id="13" w:name="_Toc128932915"/>
@@ -6582,7 +6315,7 @@
     <w:p/>
     <w:tbl>
       <w:tblPr>
-        <w:tblStyle w:val="26"/>
+        <w:tblStyle w:val="32"/>
         <w:tblW w:w="8505" w:type="dxa"/>
         <w:tblInd w:w="-5" w:type="dxa"/>
         <w:tblBorders>
@@ -6701,14 +6434,24 @@
               <w:t>COMO</w:t>
             </w:r>
             <w:r>
-              <w:t xml:space="preserve">: </w:t>
-            </w:r>
-            <w:r>
-              <w:rPr>
-                <w:rFonts w:hint="default"/>
-                <w:lang w:val="pt-BR"/>
-              </w:rPr>
-              <w:t>acessar a tela de login.</w:t>
+              <w:t>:</w:t>
+            </w:r>
+            <w:r>
+              <w:rPr>
+                <w:rFonts w:hint="default"/>
+                <w:lang w:val="pt-BR"/>
+              </w:rPr>
+              <w:t xml:space="preserve"> usuário</w:t>
+            </w:r>
+            <w:r>
+              <w:t xml:space="preserve"> </w:t>
+            </w:r>
+            <w:r>
+              <w:rPr>
+                <w:rFonts w:hint="default"/>
+                <w:lang w:val="pt-BR"/>
+              </w:rPr>
+              <w:t>deslogado.</w:t>
             </w:r>
           </w:p>
           <w:p>
@@ -6735,7 +6478,7 @@
                 <w:rFonts w:hint="default"/>
                 <w:lang w:val="pt-BR"/>
               </w:rPr>
-              <w:t>logar na conta.</w:t>
+              <w:t>realizar o login na conta.</w:t>
             </w:r>
           </w:p>
           <w:p>
@@ -7229,7 +6972,7 @@
     <w:p/>
     <w:tbl>
       <w:tblPr>
-        <w:tblStyle w:val="26"/>
+        <w:tblStyle w:val="32"/>
         <w:tblW w:w="8505" w:type="dxa"/>
         <w:tblInd w:w="-5" w:type="dxa"/>
         <w:tblBorders>
@@ -7283,8 +7026,10 @@
               <w:spacing w:before="60" w:after="60" w:line="240" w:lineRule="auto"/>
               <w:ind w:left="30" w:hanging="30"/>
               <w:rPr>
-                <w:b/>
-                <w:bCs/>
+                <w:rFonts w:hint="default"/>
+                <w:b/>
+                <w:bCs/>
+                <w:lang w:val="pt-BR"/>
               </w:rPr>
             </w:pPr>
             <w:r>
@@ -7299,9 +7044,10 @@
             </w:r>
             <w:r>
               <w:rPr>
-                <w:color w:val="00B0F0"/>
-              </w:rPr>
-              <w:t>Filtrar os resultados da pesquisa por data</w:t>
+                <w:rFonts w:hint="default"/>
+                <w:lang w:val="pt-BR"/>
+              </w:rPr>
+              <w:t>Realizar cadastro</w:t>
             </w:r>
           </w:p>
         </w:tc>
@@ -7332,6 +7078,10 @@
             <w:pPr>
               <w:spacing w:before="60" w:after="60" w:line="240" w:lineRule="auto"/>
               <w:ind w:left="30" w:hanging="30"/>
+              <w:rPr>
+                <w:rFonts w:hint="default"/>
+                <w:lang w:val="pt-BR"/>
+              </w:rPr>
             </w:pPr>
             <w:r>
               <w:rPr>
@@ -7341,19 +7091,34 @@
               <w:t>COMO</w:t>
             </w:r>
             <w:r>
-              <w:t xml:space="preserve">: </w:t>
-            </w:r>
-            <w:r>
-              <w:rPr>
-                <w:color w:val="00B0F0"/>
-              </w:rPr>
-              <w:t>usuário autenticado</w:t>
+              <w:t>:</w:t>
+            </w:r>
+            <w:r>
+              <w:rPr>
+                <w:rFonts w:hint="default"/>
+                <w:lang w:val="pt-BR"/>
+              </w:rPr>
+              <w:t xml:space="preserve"> usuário</w:t>
+            </w:r>
+            <w:r>
+              <w:t xml:space="preserve"> </w:t>
+            </w:r>
+            <w:r>
+              <w:rPr>
+                <w:rFonts w:hint="default"/>
+                <w:lang w:val="pt-BR"/>
+              </w:rPr>
+              <w:t>deslogado.</w:t>
             </w:r>
           </w:p>
           <w:p>
             <w:pPr>
               <w:spacing w:before="60" w:after="60" w:line="240" w:lineRule="auto"/>
               <w:ind w:left="30" w:hanging="30"/>
+              <w:rPr>
+                <w:rFonts w:hint="default"/>
+                <w:lang w:val="pt-BR"/>
+              </w:rPr>
             </w:pPr>
             <w:r>
               <w:rPr>
@@ -7367,15 +7132,20 @@
             </w:r>
             <w:r>
               <w:rPr>
-                <w:color w:val="00B0F0"/>
-              </w:rPr>
-              <w:t>filtrar os resultados da pesquisa por data.</w:t>
+                <w:rFonts w:hint="default"/>
+                <w:lang w:val="pt-BR"/>
+              </w:rPr>
+              <w:t>clicar no botão “cadastre-se”</w:t>
             </w:r>
           </w:p>
           <w:p>
             <w:pPr>
               <w:spacing w:before="60" w:after="60" w:line="240" w:lineRule="auto"/>
               <w:ind w:left="30" w:hanging="30"/>
+              <w:rPr>
+                <w:rFonts w:hint="default"/>
+                <w:lang w:val="pt-BR"/>
+              </w:rPr>
             </w:pPr>
             <w:r>
               <w:rPr>
@@ -7389,9 +7159,10 @@
             </w:r>
             <w:r>
               <w:rPr>
-                <w:color w:val="00B0F0"/>
-              </w:rPr>
-              <w:t>encontrar informações mais recentes.</w:t>
+                <w:rFonts w:hint="default"/>
+                <w:lang w:val="pt-BR"/>
+              </w:rPr>
+              <w:t>acessar a página de cadastro.</w:t>
             </w:r>
           </w:p>
         </w:tc>
@@ -7461,7 +7232,9 @@
               <w:spacing w:before="60" w:after="60" w:line="240" w:lineRule="auto"/>
               <w:ind w:left="168"/>
               <w:rPr>
+                <w:rFonts w:hint="default"/>
                 <w:color w:val="00B0F0"/>
+                <w:lang w:val="pt-BR"/>
               </w:rPr>
             </w:pPr>
             <w:r>
@@ -7482,13 +7255,17 @@
               <w:t>QUE</w:t>
             </w:r>
             <w:r>
-              <w:t xml:space="preserve">: </w:t>
-            </w:r>
-            <w:r>
-              <w:rPr>
-                <w:color w:val="00B0F0"/>
-              </w:rPr>
-              <w:t>o usuário acessa a página de pesquisa</w:t>
+              <w:t>:</w:t>
+            </w:r>
+            <w:r>
+              <w:rPr>
+                <w:rFonts w:hint="default"/>
+                <w:lang w:val="pt-BR"/>
+              </w:rPr>
+              <w:t xml:space="preserve"> o usuário acessa a página de login</w:t>
+            </w:r>
+            <w:r>
+              <w:t xml:space="preserve"> </w:t>
             </w:r>
           </w:p>
           <w:p>
@@ -7508,29 +7285,20 @@
             </w:r>
             <w:r>
               <w:rPr>
-                <w:color w:val="00B0F0"/>
-              </w:rPr>
-              <w:t xml:space="preserve">o usuário seleciona um </w:t>
-            </w:r>
-            <w:r>
-              <w:rPr>
-                <w:b/>
-                <w:bCs/>
-                <w:color w:val="00B0F0"/>
-              </w:rPr>
-              <w:t>intervalo de datas</w:t>
-            </w:r>
-            <w:r>
-              <w:rPr>
-                <w:color w:val="00B0F0"/>
-              </w:rPr>
-              <w:t xml:space="preserve"> para filtrar os resultados da pesquisa e aciona o botão "Aplicar filtro"</w:t>
+                <w:rFonts w:hint="default"/>
+                <w:lang w:val="pt-BR"/>
+              </w:rPr>
+              <w:t>o usuário clica no botão de “cadastre-se”</w:t>
             </w:r>
           </w:p>
           <w:p>
             <w:pPr>
               <w:spacing w:before="60" w:after="60" w:line="240" w:lineRule="auto"/>
               <w:ind w:left="168"/>
+              <w:rPr>
+                <w:rFonts w:hint="default"/>
+                <w:lang w:val="pt-BR"/>
+              </w:rPr>
             </w:pPr>
             <w:r>
               <w:rPr>
@@ -7544,337 +7312,10 @@
             </w:r>
             <w:r>
               <w:rPr>
-                <w:color w:val="00B0F0"/>
-              </w:rPr>
-              <w:t>os resultados da pesquisa são atualizados para mostrar apenas as informações que foram publicadas dentro do intervalo de datas selecionado, incluindo a data de início e a data de término.</w:t>
-            </w:r>
-          </w:p>
-        </w:tc>
-      </w:tr>
-      <w:tr>
-        <w:tblPrEx>
-          <w:tblBorders>
-            <w:top w:val="single" w:color="auto" w:sz="4" w:space="0"/>
-            <w:left w:val="single" w:color="auto" w:sz="4" w:space="0"/>
-            <w:bottom w:val="single" w:color="auto" w:sz="4" w:space="0"/>
-            <w:right w:val="single" w:color="auto" w:sz="4" w:space="0"/>
-            <w:insideH w:val="single" w:color="auto" w:sz="4" w:space="0"/>
-            <w:insideV w:val="single" w:color="auto" w:sz="4" w:space="0"/>
-          </w:tblBorders>
-          <w:tblCellMar>
-            <w:top w:w="0" w:type="dxa"/>
-            <w:left w:w="108" w:type="dxa"/>
-            <w:bottom w:w="0" w:type="dxa"/>
-            <w:right w:w="108" w:type="dxa"/>
-          </w:tblCellMar>
-        </w:tblPrEx>
-        <w:tc>
-          <w:tcPr>
-            <w:tcW w:w="1276" w:type="dxa"/>
-          </w:tcPr>
-          <w:p>
-            <w:pPr>
-              <w:spacing w:before="60" w:after="60" w:line="240" w:lineRule="auto"/>
-              <w:ind w:left="96" w:hanging="41"/>
-              <w:rPr>
-                <w:b/>
-                <w:bCs/>
-              </w:rPr>
-            </w:pPr>
-            <w:r>
-              <w:rPr>
-                <w:b/>
-                <w:bCs/>
-              </w:rPr>
-              <w:t xml:space="preserve">Critério de </w:t>
-            </w:r>
-          </w:p>
-          <w:p>
-            <w:pPr>
-              <w:spacing w:before="60" w:after="60" w:line="240" w:lineRule="auto"/>
-              <w:ind w:left="96" w:hanging="41"/>
-              <w:rPr>
-                <w:b/>
-                <w:bCs/>
-              </w:rPr>
-            </w:pPr>
-            <w:r>
-              <w:rPr>
-                <w:b/>
-                <w:bCs/>
-              </w:rPr>
-              <w:t>Aceite 2</w:t>
-            </w:r>
-          </w:p>
-        </w:tc>
-        <w:tc>
-          <w:tcPr>
-            <w:tcW w:w="7229" w:type="dxa"/>
-          </w:tcPr>
-          <w:p>
-            <w:pPr>
-              <w:spacing w:before="60" w:after="60" w:line="240" w:lineRule="auto"/>
-              <w:ind w:left="168"/>
-              <w:rPr>
-                <w:color w:val="00B0F0"/>
-              </w:rPr>
-            </w:pPr>
-            <w:r>
-              <w:rPr>
-                <w:b/>
-                <w:bCs/>
-              </w:rPr>
-              <w:t>DADO</w:t>
-            </w:r>
-            <w:r>
-              <w:t xml:space="preserve"> </w:t>
-            </w:r>
-            <w:r>
-              <w:rPr>
-                <w:b/>
-                <w:bCs/>
-              </w:rPr>
-              <w:t>QUE</w:t>
-            </w:r>
-            <w:r>
-              <w:t xml:space="preserve">: </w:t>
-            </w:r>
-            <w:r>
-              <w:rPr>
-                <w:color w:val="00B0F0"/>
-              </w:rPr>
-              <w:t>o usuário acessa a página de pesquisa.</w:t>
-            </w:r>
-          </w:p>
-          <w:p>
-            <w:pPr>
-              <w:spacing w:before="60" w:after="60" w:line="240" w:lineRule="auto"/>
-              <w:ind w:left="168"/>
-            </w:pPr>
-            <w:r>
-              <w:rPr>
-                <w:b/>
-                <w:bCs/>
-              </w:rPr>
-              <w:t>QUANDO</w:t>
-            </w:r>
-            <w:r>
-              <w:t xml:space="preserve">: </w:t>
-            </w:r>
-            <w:r>
-              <w:rPr>
-                <w:color w:val="00B0F0"/>
-              </w:rPr>
-              <w:t xml:space="preserve">o usuário seleciona </w:t>
-            </w:r>
-            <w:r>
-              <w:rPr>
-                <w:b/>
-                <w:bCs/>
-                <w:color w:val="00B0F0"/>
-              </w:rPr>
-              <w:t>uma data de início</w:t>
-            </w:r>
-            <w:r>
-              <w:rPr>
-                <w:color w:val="00B0F0"/>
-              </w:rPr>
-              <w:t xml:space="preserve">, </w:t>
-            </w:r>
-            <w:r>
-              <w:rPr>
-                <w:b/>
-                <w:bCs/>
-                <w:color w:val="00B0F0"/>
-              </w:rPr>
-              <w:t>mas não seleciona uma data de término</w:t>
-            </w:r>
-            <w:r>
-              <w:rPr>
-                <w:color w:val="00B0F0"/>
-              </w:rPr>
-              <w:t xml:space="preserve"> e aciona o botão "Aplicar filtro"</w:t>
-            </w:r>
-          </w:p>
-          <w:p>
-            <w:pPr>
-              <w:spacing w:before="60" w:after="60" w:line="240" w:lineRule="auto"/>
-              <w:ind w:left="168"/>
-            </w:pPr>
-            <w:r>
-              <w:rPr>
-                <w:b/>
-                <w:bCs/>
-              </w:rPr>
-              <w:t>ENTÃO</w:t>
-            </w:r>
-            <w:r>
-              <w:t xml:space="preserve">: </w:t>
-            </w:r>
-            <w:r>
-              <w:rPr>
-                <w:color w:val="00B0F0"/>
-              </w:rPr>
-              <w:t>os resultados da pesquisa são atualizados para mostrar apenas as informações que foram publicadas a partir da data selecionada como data de início, até a data atual.</w:t>
-            </w:r>
-          </w:p>
-        </w:tc>
-      </w:tr>
-      <w:tr>
-        <w:tblPrEx>
-          <w:tblBorders>
-            <w:top w:val="single" w:color="auto" w:sz="4" w:space="0"/>
-            <w:left w:val="single" w:color="auto" w:sz="4" w:space="0"/>
-            <w:bottom w:val="single" w:color="auto" w:sz="4" w:space="0"/>
-            <w:right w:val="single" w:color="auto" w:sz="4" w:space="0"/>
-            <w:insideH w:val="single" w:color="auto" w:sz="4" w:space="0"/>
-            <w:insideV w:val="single" w:color="auto" w:sz="4" w:space="0"/>
-          </w:tblBorders>
-          <w:tblCellMar>
-            <w:top w:w="0" w:type="dxa"/>
-            <w:left w:w="108" w:type="dxa"/>
-            <w:bottom w:w="0" w:type="dxa"/>
-            <w:right w:w="108" w:type="dxa"/>
-          </w:tblCellMar>
-        </w:tblPrEx>
-        <w:tc>
-          <w:tcPr>
-            <w:tcW w:w="1276" w:type="dxa"/>
-          </w:tcPr>
-          <w:p>
-            <w:pPr>
-              <w:spacing w:before="60" w:after="60" w:line="240" w:lineRule="auto"/>
-              <w:ind w:left="96" w:hanging="41"/>
-              <w:rPr>
-                <w:b/>
-                <w:bCs/>
-              </w:rPr>
-            </w:pPr>
-            <w:r>
-              <w:rPr>
-                <w:b/>
-                <w:bCs/>
-              </w:rPr>
-              <w:t xml:space="preserve">Critério de </w:t>
-            </w:r>
-          </w:p>
-          <w:p>
-            <w:pPr>
-              <w:spacing w:before="60" w:after="60" w:line="240" w:lineRule="auto"/>
-              <w:ind w:left="96" w:hanging="41"/>
-              <w:rPr>
-                <w:b/>
-                <w:bCs/>
-              </w:rPr>
-            </w:pPr>
-            <w:r>
-              <w:rPr>
-                <w:b/>
-                <w:bCs/>
-              </w:rPr>
-              <w:t>Aceite 3</w:t>
-            </w:r>
-          </w:p>
-        </w:tc>
-        <w:tc>
-          <w:tcPr>
-            <w:tcW w:w="7229" w:type="dxa"/>
-          </w:tcPr>
-          <w:p>
-            <w:pPr>
-              <w:spacing w:before="60" w:after="60" w:line="240" w:lineRule="auto"/>
-              <w:ind w:left="168"/>
-              <w:rPr>
-                <w:color w:val="00B0F0"/>
-              </w:rPr>
-            </w:pPr>
-            <w:r>
-              <w:rPr>
-                <w:b/>
-                <w:bCs/>
-              </w:rPr>
-              <w:t>DADO</w:t>
-            </w:r>
-            <w:r>
-              <w:t xml:space="preserve"> </w:t>
-            </w:r>
-            <w:r>
-              <w:rPr>
-                <w:b/>
-                <w:bCs/>
-              </w:rPr>
-              <w:t>QUE</w:t>
-            </w:r>
-            <w:r>
-              <w:t xml:space="preserve">: </w:t>
-            </w:r>
-            <w:r>
-              <w:rPr>
-                <w:color w:val="00B0F0"/>
-              </w:rPr>
-              <w:t>o usuário acessa a página de pesquisa.</w:t>
-            </w:r>
-          </w:p>
-          <w:p>
-            <w:pPr>
-              <w:spacing w:before="60" w:after="60" w:line="240" w:lineRule="auto"/>
-              <w:ind w:left="168"/>
-            </w:pPr>
-            <w:r>
-              <w:rPr>
-                <w:b/>
-                <w:bCs/>
-              </w:rPr>
-              <w:t>QUANDO</w:t>
-            </w:r>
-            <w:r>
-              <w:t xml:space="preserve">: </w:t>
-            </w:r>
-            <w:r>
-              <w:rPr>
-                <w:color w:val="00B0F0"/>
-              </w:rPr>
-              <w:t xml:space="preserve">usuário seleciona </w:t>
-            </w:r>
-            <w:r>
-              <w:rPr>
-                <w:b/>
-                <w:bCs/>
-                <w:color w:val="00B0F0"/>
-              </w:rPr>
-              <w:t>uma data de término, mas não seleciona uma data de início</w:t>
-            </w:r>
-            <w:r>
-              <w:rPr>
-                <w:color w:val="00B0F0"/>
-              </w:rPr>
-              <w:t xml:space="preserve"> e aciona o botão "Aplicar filtro"</w:t>
-            </w:r>
-          </w:p>
-          <w:p>
-            <w:pPr>
-              <w:spacing w:before="60" w:after="60" w:line="240" w:lineRule="auto"/>
-              <w:ind w:left="168"/>
-              <w:rPr>
-                <w:b/>
-                <w:bCs/>
-              </w:rPr>
-            </w:pPr>
-            <w:r>
-              <w:rPr>
-                <w:b/>
-                <w:bCs/>
-              </w:rPr>
-              <w:t>ENTÃO</w:t>
-            </w:r>
-            <w:r>
-              <w:t xml:space="preserve">: </w:t>
-            </w:r>
-            <w:r>
-              <w:rPr>
-                <w:color w:val="00B0F0"/>
-              </w:rPr>
-              <w:t>os resultados da pesquisa são atualizados para mostrar apenas as informações que foram publicadas até a data selecionada como data de término.</w:t>
+                <w:rFonts w:hint="default"/>
+                <w:lang w:val="pt-BR"/>
+              </w:rPr>
+              <w:t>a página de cadastro aparecerá e o usuário irá inserir seu nome, email e senha, criando seu cadastro.</w:t>
             </w:r>
           </w:p>
         </w:tc>
@@ -7883,7 +7324,7 @@
     <w:p/>
     <w:tbl>
       <w:tblPr>
-        <w:tblStyle w:val="26"/>
+        <w:tblStyle w:val="32"/>
         <w:tblW w:w="8505" w:type="dxa"/>
         <w:tblInd w:w="-5" w:type="dxa"/>
         <w:tblBorders>
@@ -7937,8 +7378,10 @@
               <w:spacing w:before="60" w:after="60" w:line="240" w:lineRule="auto"/>
               <w:ind w:left="30" w:hanging="30"/>
               <w:rPr>
-                <w:b/>
-                <w:bCs/>
+                <w:rFonts w:hint="default"/>
+                <w:b/>
+                <w:bCs/>
+                <w:lang w:val="pt-BR"/>
               </w:rPr>
             </w:pPr>
             <w:r>
@@ -7953,9 +7396,10 @@
             </w:r>
             <w:r>
               <w:rPr>
-                <w:color w:val="00B0F0"/>
-              </w:rPr>
-              <w:t>Filtrar os resultados da pesquisa por data</w:t>
+                <w:rFonts w:hint="default"/>
+                <w:lang w:val="pt-BR"/>
+              </w:rPr>
+              <w:t>Selecionar etapa atual</w:t>
             </w:r>
           </w:p>
         </w:tc>
@@ -7986,6 +7430,10 @@
             <w:pPr>
               <w:spacing w:before="60" w:after="60" w:line="240" w:lineRule="auto"/>
               <w:ind w:left="30" w:hanging="30"/>
+              <w:rPr>
+                <w:rFonts w:hint="default"/>
+                <w:lang w:val="pt-BR"/>
+              </w:rPr>
             </w:pPr>
             <w:r>
               <w:rPr>
@@ -7999,15 +7447,20 @@
             </w:r>
             <w:r>
               <w:rPr>
-                <w:color w:val="00B0F0"/>
-              </w:rPr>
-              <w:t>usuário autenticado</w:t>
+                <w:rFonts w:hint="default"/>
+                <w:lang w:val="pt-BR"/>
+              </w:rPr>
+              <w:t>usuário cadastrado.</w:t>
             </w:r>
           </w:p>
           <w:p>
             <w:pPr>
               <w:spacing w:before="60" w:after="60" w:line="240" w:lineRule="auto"/>
               <w:ind w:left="30" w:hanging="30"/>
+              <w:rPr>
+                <w:rFonts w:hint="default"/>
+                <w:lang w:val="pt-BR"/>
+              </w:rPr>
             </w:pPr>
             <w:r>
               <w:rPr>
@@ -8021,15 +7474,20 @@
             </w:r>
             <w:r>
               <w:rPr>
-                <w:color w:val="00B0F0"/>
-              </w:rPr>
-              <w:t>filtrar os resultados da pesquisa por data.</w:t>
+                <w:rFonts w:hint="default"/>
+                <w:lang w:val="pt-BR"/>
+              </w:rPr>
+              <w:t>selecionar a etapa atual</w:t>
             </w:r>
           </w:p>
           <w:p>
             <w:pPr>
               <w:spacing w:before="60" w:after="60" w:line="240" w:lineRule="auto"/>
               <w:ind w:left="30" w:hanging="30"/>
+              <w:rPr>
+                <w:rFonts w:hint="default"/>
+                <w:lang w:val="pt-BR"/>
+              </w:rPr>
             </w:pPr>
             <w:r>
               <w:rPr>
@@ -8043,9 +7501,10 @@
             </w:r>
             <w:r>
               <w:rPr>
-                <w:color w:val="00B0F0"/>
-              </w:rPr>
-              <w:t>encontrar informações mais recentes.</w:t>
+                <w:rFonts w:hint="default"/>
+                <w:lang w:val="pt-BR"/>
+              </w:rPr>
+              <w:t>indicar ao sistema qual etapa da vida o usuário se encontra</w:t>
             </w:r>
           </w:p>
         </w:tc>
@@ -8115,7 +7574,9 @@
               <w:spacing w:before="60" w:after="60" w:line="240" w:lineRule="auto"/>
               <w:ind w:left="168"/>
               <w:rPr>
+                <w:rFonts w:hint="default"/>
                 <w:color w:val="00B0F0"/>
+                <w:lang w:val="pt-BR"/>
               </w:rPr>
             </w:pPr>
             <w:r>
@@ -8140,15 +7601,20 @@
             </w:r>
             <w:r>
               <w:rPr>
-                <w:color w:val="00B0F0"/>
-              </w:rPr>
-              <w:t>o usuário acessa a página de pesquisa</w:t>
+                <w:rFonts w:hint="default"/>
+                <w:lang w:val="pt-BR"/>
+              </w:rPr>
+              <w:t>o usuário tenha recém se cadastrado</w:t>
             </w:r>
           </w:p>
           <w:p>
             <w:pPr>
               <w:spacing w:before="60" w:after="60" w:line="240" w:lineRule="auto"/>
               <w:ind w:left="168"/>
+              <w:rPr>
+                <w:rFonts w:hint="default"/>
+                <w:lang w:val="pt-BR"/>
+              </w:rPr>
             </w:pPr>
             <w:r>
               <w:rPr>
@@ -8162,29 +7628,20 @@
             </w:r>
             <w:r>
               <w:rPr>
-                <w:color w:val="00B0F0"/>
-              </w:rPr>
-              <w:t xml:space="preserve">o usuário seleciona um </w:t>
-            </w:r>
-            <w:r>
-              <w:rPr>
-                <w:b/>
-                <w:bCs/>
-                <w:color w:val="00B0F0"/>
-              </w:rPr>
-              <w:t>intervalo de datas</w:t>
-            </w:r>
-            <w:r>
-              <w:rPr>
-                <w:color w:val="00B0F0"/>
-              </w:rPr>
-              <w:t xml:space="preserve"> para filtrar os resultados da pesquisa e aciona o botão "Aplicar filtro"</w:t>
+                <w:rFonts w:hint="default"/>
+                <w:lang w:val="pt-BR"/>
+              </w:rPr>
+              <w:t>o usuário selecionar a opção Primeira Casa</w:t>
             </w:r>
           </w:p>
           <w:p>
             <w:pPr>
               <w:spacing w:before="60" w:after="60" w:line="240" w:lineRule="auto"/>
               <w:ind w:left="168"/>
+              <w:rPr>
+                <w:rFonts w:hint="default"/>
+                <w:lang w:val="pt-BR"/>
+              </w:rPr>
             </w:pPr>
             <w:r>
               <w:rPr>
@@ -8198,9 +7655,10 @@
             </w:r>
             <w:r>
               <w:rPr>
-                <w:color w:val="00B0F0"/>
-              </w:rPr>
-              <w:t>os resultados da pesquisa são atualizados para mostrar apenas as informações que foram publicadas dentro do intervalo de datas selecionado, incluindo a data de início e a data de término.</w:t>
+                <w:rFonts w:hint="default"/>
+                <w:lang w:val="pt-BR"/>
+              </w:rPr>
+              <w:t>o usuário habilitará as etapas necessárias para iniciar o processo de primeira mudança</w:t>
             </w:r>
           </w:p>
         </w:tc>
@@ -8295,9 +7753,10 @@
             </w:r>
             <w:r>
               <w:rPr>
-                <w:color w:val="00B0F0"/>
-              </w:rPr>
-              <w:t>o usuário acessa a página de pesquisa.</w:t>
+                <w:rFonts w:hint="default"/>
+                <w:lang w:val="pt-BR"/>
+              </w:rPr>
+              <w:t>o usuário tenha recém se cadastrado</w:t>
             </w:r>
           </w:p>
           <w:p>
@@ -8317,37 +7776,10 @@
             </w:r>
             <w:r>
               <w:rPr>
-                <w:color w:val="00B0F0"/>
-              </w:rPr>
-              <w:t xml:space="preserve">o usuário seleciona </w:t>
-            </w:r>
-            <w:r>
-              <w:rPr>
-                <w:b/>
-                <w:bCs/>
-                <w:color w:val="00B0F0"/>
-              </w:rPr>
-              <w:t>uma data de início</w:t>
-            </w:r>
-            <w:r>
-              <w:rPr>
-                <w:color w:val="00B0F0"/>
-              </w:rPr>
-              <w:t xml:space="preserve">, </w:t>
-            </w:r>
-            <w:r>
-              <w:rPr>
-                <w:b/>
-                <w:bCs/>
-                <w:color w:val="00B0F0"/>
-              </w:rPr>
-              <w:t>mas não seleciona uma data de término</w:t>
-            </w:r>
-            <w:r>
-              <w:rPr>
-                <w:color w:val="00B0F0"/>
-              </w:rPr>
-              <w:t xml:space="preserve"> e aciona o botão "Aplicar filtro"</w:t>
+                <w:rFonts w:hint="default"/>
+                <w:lang w:val="pt-BR"/>
+              </w:rPr>
+              <w:t>o usuário selecionar a opção Nova Casa</w:t>
             </w:r>
           </w:p>
           <w:p>
@@ -8367,9 +7799,10 @@
             </w:r>
             <w:r>
               <w:rPr>
-                <w:color w:val="00B0F0"/>
-              </w:rPr>
-              <w:t>os resultados da pesquisa são atualizados para mostrar apenas as informações que foram publicadas a partir da data selecionada como data de início, até a data atual.</w:t>
+                <w:rFonts w:hint="default"/>
+                <w:lang w:val="pt-BR"/>
+              </w:rPr>
+              <w:t>o usuário habilitará as etapas necessárias para iniciar o processo de uma nova mudança</w:t>
             </w:r>
           </w:p>
         </w:tc>
@@ -8464,9 +7897,10 @@
             </w:r>
             <w:r>
               <w:rPr>
-                <w:color w:val="00B0F0"/>
-              </w:rPr>
-              <w:t>o usuário acessa a página de pesquisa.</w:t>
+                <w:rFonts w:hint="default"/>
+                <w:lang w:val="pt-BR"/>
+              </w:rPr>
+              <w:t>o usuário tenha recém se cadastrado</w:t>
             </w:r>
           </w:p>
           <w:p>
@@ -8486,23 +7920,10 @@
             </w:r>
             <w:r>
               <w:rPr>
-                <w:color w:val="00B0F0"/>
-              </w:rPr>
-              <w:t xml:space="preserve">usuário seleciona </w:t>
-            </w:r>
-            <w:r>
-              <w:rPr>
-                <w:b/>
-                <w:bCs/>
-                <w:color w:val="00B0F0"/>
-              </w:rPr>
-              <w:t>uma data de término, mas não seleciona uma data de início</w:t>
-            </w:r>
-            <w:r>
-              <w:rPr>
-                <w:color w:val="00B0F0"/>
-              </w:rPr>
-              <w:t xml:space="preserve"> e aciona o botão "Aplicar filtro"</w:t>
+                <w:rFonts w:hint="default"/>
+                <w:lang w:val="pt-BR"/>
+              </w:rPr>
+              <w:t>o usuário selecionar a opção Organização</w:t>
             </w:r>
           </w:p>
           <w:p>
@@ -8510,8 +7931,10 @@
               <w:spacing w:before="60" w:after="60" w:line="240" w:lineRule="auto"/>
               <w:ind w:left="168"/>
               <w:rPr>
-                <w:b/>
-                <w:bCs/>
+                <w:rFonts w:hint="default"/>
+                <w:b/>
+                <w:bCs/>
+                <w:lang w:val="pt-BR"/>
               </w:rPr>
             </w:pPr>
             <w:r>
@@ -8526,9 +7949,647 @@
             </w:r>
             <w:r>
               <w:rPr>
+                <w:rFonts w:hint="default"/>
+                <w:lang w:val="pt-BR"/>
+              </w:rPr>
+              <w:t>o usuário habilitará as etapas necessárias para iniciar o processo de organização</w:t>
+            </w:r>
+          </w:p>
+        </w:tc>
+      </w:tr>
+    </w:tbl>
+    <w:p/>
+    <w:tbl>
+      <w:tblPr>
+        <w:tblStyle w:val="32"/>
+        <w:tblW w:w="8505" w:type="dxa"/>
+        <w:tblInd w:w="-5" w:type="dxa"/>
+        <w:tblBorders>
+          <w:top w:val="single" w:color="auto" w:sz="4" w:space="0"/>
+          <w:left w:val="single" w:color="auto" w:sz="4" w:space="0"/>
+          <w:bottom w:val="single" w:color="auto" w:sz="4" w:space="0"/>
+          <w:right w:val="single" w:color="auto" w:sz="4" w:space="0"/>
+          <w:insideH w:val="single" w:color="auto" w:sz="4" w:space="0"/>
+          <w:insideV w:val="single" w:color="auto" w:sz="4" w:space="0"/>
+        </w:tblBorders>
+        <w:tblLayout w:type="autofit"/>
+        <w:tblCellMar>
+          <w:top w:w="0" w:type="dxa"/>
+          <w:left w:w="108" w:type="dxa"/>
+          <w:bottom w:w="0" w:type="dxa"/>
+          <w:right w:w="108" w:type="dxa"/>
+        </w:tblCellMar>
+      </w:tblPr>
+      <w:tblGrid>
+        <w:gridCol w:w="1276"/>
+        <w:gridCol w:w="7229"/>
+      </w:tblGrid>
+      <w:tr>
+        <w:tblPrEx>
+          <w:tblBorders>
+            <w:top w:val="single" w:color="auto" w:sz="4" w:space="0"/>
+            <w:left w:val="single" w:color="auto" w:sz="4" w:space="0"/>
+            <w:bottom w:val="single" w:color="auto" w:sz="4" w:space="0"/>
+            <w:right w:val="single" w:color="auto" w:sz="4" w:space="0"/>
+            <w:insideH w:val="single" w:color="auto" w:sz="4" w:space="0"/>
+            <w:insideV w:val="single" w:color="auto" w:sz="4" w:space="0"/>
+          </w:tblBorders>
+          <w:tblCellMar>
+            <w:top w:w="0" w:type="dxa"/>
+            <w:left w:w="108" w:type="dxa"/>
+            <w:bottom w:w="0" w:type="dxa"/>
+            <w:right w:w="108" w:type="dxa"/>
+          </w:tblCellMar>
+        </w:tblPrEx>
+        <w:trPr>
+          <w:trHeight w:val="380" w:hRule="atLeast"/>
+        </w:trPr>
+        <w:tc>
+          <w:tcPr>
+            <w:tcW w:w="8505" w:type="dxa"/>
+            <w:gridSpan w:val="2"/>
+            <w:vAlign w:val="center"/>
+          </w:tcPr>
+          <w:p>
+            <w:pPr>
+              <w:spacing w:before="60" w:after="60" w:line="240" w:lineRule="auto"/>
+              <w:ind w:left="30" w:hanging="30"/>
+              <w:rPr>
+                <w:rFonts w:hint="default"/>
+                <w:b/>
+                <w:bCs/>
+                <w:lang w:val="pt-BR"/>
+              </w:rPr>
+            </w:pPr>
+            <w:r>
+              <w:rPr>
+                <w:b/>
+                <w:bCs/>
+              </w:rPr>
+              <w:t>HISTÓRIA DO USUÁRIO 1 - PBI</w:t>
+            </w:r>
+            <w:r>
+              <w:t xml:space="preserve">: </w:t>
+            </w:r>
+            <w:r>
+              <w:rPr>
+                <w:rFonts w:hint="default"/>
+                <w:lang w:val="pt-BR"/>
+              </w:rPr>
+              <w:t>Editar dados da conta</w:t>
+            </w:r>
+          </w:p>
+        </w:tc>
+      </w:tr>
+      <w:tr>
+        <w:tblPrEx>
+          <w:tblBorders>
+            <w:top w:val="single" w:color="auto" w:sz="4" w:space="0"/>
+            <w:left w:val="single" w:color="auto" w:sz="4" w:space="0"/>
+            <w:bottom w:val="single" w:color="auto" w:sz="4" w:space="0"/>
+            <w:right w:val="single" w:color="auto" w:sz="4" w:space="0"/>
+            <w:insideH w:val="single" w:color="auto" w:sz="4" w:space="0"/>
+            <w:insideV w:val="single" w:color="auto" w:sz="4" w:space="0"/>
+          </w:tblBorders>
+          <w:tblCellMar>
+            <w:top w:w="0" w:type="dxa"/>
+            <w:left w:w="108" w:type="dxa"/>
+            <w:bottom w:w="0" w:type="dxa"/>
+            <w:right w:w="108" w:type="dxa"/>
+          </w:tblCellMar>
+        </w:tblPrEx>
+        <w:tc>
+          <w:tcPr>
+            <w:tcW w:w="8505" w:type="dxa"/>
+            <w:gridSpan w:val="2"/>
+          </w:tcPr>
+          <w:p>
+            <w:pPr>
+              <w:spacing w:before="60" w:after="60" w:line="240" w:lineRule="auto"/>
+              <w:ind w:left="30" w:hanging="30"/>
+              <w:rPr>
+                <w:rFonts w:hint="default"/>
+                <w:lang w:val="pt-BR"/>
+              </w:rPr>
+            </w:pPr>
+            <w:r>
+              <w:rPr>
+                <w:b/>
+                <w:bCs/>
+              </w:rPr>
+              <w:t>COMO</w:t>
+            </w:r>
+            <w:r>
+              <w:t xml:space="preserve">: </w:t>
+            </w:r>
+            <w:r>
+              <w:rPr>
+                <w:rFonts w:hint="default"/>
+                <w:lang w:val="pt-BR"/>
+              </w:rPr>
+              <w:t>usuário cadastrado.</w:t>
+            </w:r>
+          </w:p>
+          <w:p>
+            <w:pPr>
+              <w:spacing w:before="60" w:after="60" w:line="240" w:lineRule="auto"/>
+              <w:ind w:left="30" w:hanging="30"/>
+              <w:rPr>
+                <w:rFonts w:hint="default"/>
+                <w:lang w:val="pt-BR"/>
+              </w:rPr>
+            </w:pPr>
+            <w:r>
+              <w:rPr>
+                <w:b/>
+                <w:bCs/>
+              </w:rPr>
+              <w:t>POSSO</w:t>
+            </w:r>
+            <w:r>
+              <w:t xml:space="preserve">: </w:t>
+            </w:r>
+            <w:r>
+              <w:rPr>
+                <w:rFonts w:hint="default"/>
+                <w:lang w:val="pt-BR"/>
+              </w:rPr>
+              <w:t>acessar as configurações da conta</w:t>
+            </w:r>
+          </w:p>
+          <w:p>
+            <w:pPr>
+              <w:spacing w:before="60" w:after="60" w:line="240" w:lineRule="auto"/>
+              <w:ind w:left="30" w:hanging="30"/>
+              <w:rPr>
+                <w:rFonts w:hint="default"/>
+                <w:lang w:val="pt-BR"/>
+              </w:rPr>
+            </w:pPr>
+            <w:r>
+              <w:rPr>
+                <w:b/>
+                <w:bCs/>
+              </w:rPr>
+              <w:t>PARA</w:t>
+            </w:r>
+            <w:r>
+              <w:t xml:space="preserve">: </w:t>
+            </w:r>
+            <w:r>
+              <w:rPr>
+                <w:rFonts w:hint="default"/>
+                <w:lang w:val="pt-BR"/>
+              </w:rPr>
+              <w:t>editar os dados da conta</w:t>
+            </w:r>
+          </w:p>
+        </w:tc>
+      </w:tr>
+      <w:tr>
+        <w:tblPrEx>
+          <w:tblBorders>
+            <w:top w:val="single" w:color="auto" w:sz="4" w:space="0"/>
+            <w:left w:val="single" w:color="auto" w:sz="4" w:space="0"/>
+            <w:bottom w:val="single" w:color="auto" w:sz="4" w:space="0"/>
+            <w:right w:val="single" w:color="auto" w:sz="4" w:space="0"/>
+            <w:insideH w:val="single" w:color="auto" w:sz="4" w:space="0"/>
+            <w:insideV w:val="single" w:color="auto" w:sz="4" w:space="0"/>
+          </w:tblBorders>
+          <w:tblCellMar>
+            <w:top w:w="0" w:type="dxa"/>
+            <w:left w:w="108" w:type="dxa"/>
+            <w:bottom w:w="0" w:type="dxa"/>
+            <w:right w:w="108" w:type="dxa"/>
+          </w:tblCellMar>
+        </w:tblPrEx>
+        <w:tc>
+          <w:tcPr>
+            <w:tcW w:w="1276" w:type="dxa"/>
+          </w:tcPr>
+          <w:p>
+            <w:pPr>
+              <w:spacing w:before="60" w:after="60" w:line="240" w:lineRule="auto"/>
+              <w:ind w:left="96" w:hanging="41"/>
+              <w:rPr>
+                <w:b/>
+                <w:bCs/>
+              </w:rPr>
+            </w:pPr>
+            <w:r>
+              <w:rPr>
+                <w:b/>
+                <w:bCs/>
+              </w:rPr>
+              <w:t xml:space="preserve">Critério de </w:t>
+            </w:r>
+          </w:p>
+          <w:p>
+            <w:pPr>
+              <w:spacing w:before="60" w:after="60" w:line="240" w:lineRule="auto"/>
+              <w:ind w:left="96" w:hanging="41"/>
+              <w:rPr>
+                <w:b/>
+                <w:bCs/>
+              </w:rPr>
+            </w:pPr>
+            <w:r>
+              <w:rPr>
+                <w:b/>
+                <w:bCs/>
+              </w:rPr>
+              <w:t>Aceite 1</w:t>
+            </w:r>
+          </w:p>
+        </w:tc>
+        <w:tc>
+          <w:tcPr>
+            <w:tcW w:w="7229" w:type="dxa"/>
+          </w:tcPr>
+          <w:p>
+            <w:pPr>
+              <w:spacing w:before="60" w:after="60" w:line="240" w:lineRule="auto"/>
+              <w:ind w:left="168"/>
+              <w:rPr>
+                <w:rFonts w:hint="default"/>
                 <w:color w:val="00B0F0"/>
-              </w:rPr>
-              <w:t>os resultados da pesquisa são atualizados para mostrar apenas as informações que foram publicadas até a data selecionada como data de término.</w:t>
+                <w:lang w:val="pt-BR"/>
+              </w:rPr>
+            </w:pPr>
+            <w:r>
+              <w:rPr>
+                <w:b/>
+                <w:bCs/>
+              </w:rPr>
+              <w:t>DADO</w:t>
+            </w:r>
+            <w:r>
+              <w:t xml:space="preserve"> </w:t>
+            </w:r>
+            <w:r>
+              <w:rPr>
+                <w:b/>
+                <w:bCs/>
+              </w:rPr>
+              <w:t>QUE</w:t>
+            </w:r>
+            <w:r>
+              <w:t xml:space="preserve">: </w:t>
+            </w:r>
+            <w:r>
+              <w:rPr>
+                <w:rFonts w:hint="default"/>
+                <w:lang w:val="pt-BR"/>
+              </w:rPr>
+              <w:t>o usuário esteja logado e acessado seu perfil</w:t>
+            </w:r>
+          </w:p>
+          <w:p>
+            <w:pPr>
+              <w:spacing w:before="60" w:after="60" w:line="240" w:lineRule="auto"/>
+              <w:ind w:left="168"/>
+              <w:rPr>
+                <w:rFonts w:hint="default"/>
+                <w:lang w:val="pt-BR"/>
+              </w:rPr>
+            </w:pPr>
+            <w:r>
+              <w:rPr>
+                <w:b/>
+                <w:bCs/>
+              </w:rPr>
+              <w:t>QUANDO</w:t>
+            </w:r>
+            <w:r>
+              <w:t xml:space="preserve">: </w:t>
+            </w:r>
+            <w:r>
+              <w:rPr>
+                <w:rFonts w:hint="default"/>
+                <w:lang w:val="pt-BR"/>
+              </w:rPr>
+              <w:t xml:space="preserve">o usuário </w:t>
+            </w:r>
+          </w:p>
+          <w:p>
+            <w:pPr>
+              <w:spacing w:before="60" w:after="60" w:line="240" w:lineRule="auto"/>
+              <w:ind w:left="168"/>
+              <w:rPr>
+                <w:rFonts w:hint="default"/>
+                <w:lang w:val="pt-BR"/>
+              </w:rPr>
+            </w:pPr>
+            <w:r>
+              <w:rPr>
+                <w:b/>
+                <w:bCs/>
+              </w:rPr>
+              <w:t>ENTÃO</w:t>
+            </w:r>
+            <w:r>
+              <w:t xml:space="preserve">: </w:t>
+            </w:r>
+            <w:r>
+              <w:rPr>
+                <w:rFonts w:hint="default"/>
+                <w:lang w:val="pt-BR"/>
+              </w:rPr>
+              <w:t>o usuário habilitará as etapas necessárias para iniciar o processo de primeira mudança</w:t>
+            </w:r>
+          </w:p>
+        </w:tc>
+      </w:tr>
+      <w:tr>
+        <w:tblPrEx>
+          <w:tblBorders>
+            <w:top w:val="single" w:color="auto" w:sz="4" w:space="0"/>
+            <w:left w:val="single" w:color="auto" w:sz="4" w:space="0"/>
+            <w:bottom w:val="single" w:color="auto" w:sz="4" w:space="0"/>
+            <w:right w:val="single" w:color="auto" w:sz="4" w:space="0"/>
+            <w:insideH w:val="single" w:color="auto" w:sz="4" w:space="0"/>
+            <w:insideV w:val="single" w:color="auto" w:sz="4" w:space="0"/>
+          </w:tblBorders>
+          <w:tblCellMar>
+            <w:top w:w="0" w:type="dxa"/>
+            <w:left w:w="108" w:type="dxa"/>
+            <w:bottom w:w="0" w:type="dxa"/>
+            <w:right w:w="108" w:type="dxa"/>
+          </w:tblCellMar>
+        </w:tblPrEx>
+        <w:tc>
+          <w:tcPr>
+            <w:tcW w:w="1276" w:type="dxa"/>
+          </w:tcPr>
+          <w:p>
+            <w:pPr>
+              <w:spacing w:before="60" w:after="60" w:line="240" w:lineRule="auto"/>
+              <w:ind w:left="96" w:hanging="41"/>
+              <w:rPr>
+                <w:b/>
+                <w:bCs/>
+              </w:rPr>
+            </w:pPr>
+            <w:r>
+              <w:rPr>
+                <w:b/>
+                <w:bCs/>
+              </w:rPr>
+              <w:t xml:space="preserve">Critério de </w:t>
+            </w:r>
+          </w:p>
+          <w:p>
+            <w:pPr>
+              <w:spacing w:before="60" w:after="60" w:line="240" w:lineRule="auto"/>
+              <w:ind w:left="96" w:hanging="41"/>
+              <w:rPr>
+                <w:b/>
+                <w:bCs/>
+              </w:rPr>
+            </w:pPr>
+            <w:r>
+              <w:rPr>
+                <w:b/>
+                <w:bCs/>
+              </w:rPr>
+              <w:t>Aceite 2</w:t>
+            </w:r>
+          </w:p>
+        </w:tc>
+        <w:tc>
+          <w:tcPr>
+            <w:tcW w:w="7229" w:type="dxa"/>
+          </w:tcPr>
+          <w:p>
+            <w:pPr>
+              <w:spacing w:before="60" w:after="60" w:line="240" w:lineRule="auto"/>
+              <w:ind w:left="168"/>
+              <w:rPr>
+                <w:color w:val="00B0F0"/>
+              </w:rPr>
+            </w:pPr>
+            <w:r>
+              <w:rPr>
+                <w:b/>
+                <w:bCs/>
+              </w:rPr>
+              <w:t>DADO</w:t>
+            </w:r>
+            <w:r>
+              <w:t xml:space="preserve"> </w:t>
+            </w:r>
+            <w:r>
+              <w:rPr>
+                <w:b/>
+                <w:bCs/>
+              </w:rPr>
+              <w:t>QUE</w:t>
+            </w:r>
+            <w:r>
+              <w:t xml:space="preserve">: </w:t>
+            </w:r>
+            <w:r>
+              <w:rPr>
+                <w:rFonts w:hint="default"/>
+                <w:lang w:val="pt-BR"/>
+              </w:rPr>
+              <w:t>o usuário esteja cadastrado e logado</w:t>
+            </w:r>
+          </w:p>
+          <w:p>
+            <w:pPr>
+              <w:spacing w:before="60" w:after="60" w:line="240" w:lineRule="auto"/>
+              <w:ind w:left="168"/>
+            </w:pPr>
+            <w:r>
+              <w:rPr>
+                <w:b/>
+                <w:bCs/>
+              </w:rPr>
+              <w:t>QUANDO</w:t>
+            </w:r>
+            <w:r>
+              <w:t xml:space="preserve">: </w:t>
+            </w:r>
+            <w:r>
+              <w:rPr>
+                <w:rFonts w:hint="default"/>
+                <w:lang w:val="pt-BR"/>
+              </w:rPr>
+              <w:t>o usuário selecionar a opção Nova Casa</w:t>
+            </w:r>
+          </w:p>
+          <w:p>
+            <w:pPr>
+              <w:spacing w:before="60" w:after="60" w:line="240" w:lineRule="auto"/>
+              <w:ind w:left="168"/>
+            </w:pPr>
+            <w:r>
+              <w:rPr>
+                <w:b/>
+                <w:bCs/>
+              </w:rPr>
+              <w:t>ENTÃO</w:t>
+            </w:r>
+            <w:r>
+              <w:t xml:space="preserve">: </w:t>
+            </w:r>
+            <w:r>
+              <w:rPr>
+                <w:rFonts w:hint="default"/>
+                <w:lang w:val="pt-BR"/>
+              </w:rPr>
+              <w:t>o usuário habilitará as etapas necessárias para iniciar o processo de uma nova mudança</w:t>
+            </w:r>
+          </w:p>
+        </w:tc>
+      </w:tr>
+      <w:tr>
+        <w:tblPrEx>
+          <w:tblBorders>
+            <w:top w:val="single" w:color="auto" w:sz="4" w:space="0"/>
+            <w:left w:val="single" w:color="auto" w:sz="4" w:space="0"/>
+            <w:bottom w:val="single" w:color="auto" w:sz="4" w:space="0"/>
+            <w:right w:val="single" w:color="auto" w:sz="4" w:space="0"/>
+            <w:insideH w:val="single" w:color="auto" w:sz="4" w:space="0"/>
+            <w:insideV w:val="single" w:color="auto" w:sz="4" w:space="0"/>
+          </w:tblBorders>
+          <w:tblCellMar>
+            <w:top w:w="0" w:type="dxa"/>
+            <w:left w:w="108" w:type="dxa"/>
+            <w:bottom w:w="0" w:type="dxa"/>
+            <w:right w:w="108" w:type="dxa"/>
+          </w:tblCellMar>
+        </w:tblPrEx>
+        <w:tc>
+          <w:tcPr>
+            <w:tcW w:w="1276" w:type="dxa"/>
+          </w:tcPr>
+          <w:p>
+            <w:pPr>
+              <w:spacing w:before="60" w:after="60" w:line="240" w:lineRule="auto"/>
+              <w:ind w:left="96" w:hanging="41"/>
+              <w:rPr>
+                <w:b/>
+                <w:bCs/>
+              </w:rPr>
+            </w:pPr>
+            <w:r>
+              <w:rPr>
+                <w:b/>
+                <w:bCs/>
+              </w:rPr>
+              <w:t xml:space="preserve">Critério de </w:t>
+            </w:r>
+          </w:p>
+          <w:p>
+            <w:pPr>
+              <w:spacing w:before="60" w:after="60" w:line="240" w:lineRule="auto"/>
+              <w:ind w:left="96" w:hanging="41"/>
+              <w:rPr>
+                <w:b/>
+                <w:bCs/>
+              </w:rPr>
+            </w:pPr>
+            <w:r>
+              <w:rPr>
+                <w:b/>
+                <w:bCs/>
+              </w:rPr>
+              <w:t>Aceite 3</w:t>
+            </w:r>
+          </w:p>
+        </w:tc>
+        <w:tc>
+          <w:tcPr>
+            <w:tcW w:w="7229" w:type="dxa"/>
+          </w:tcPr>
+          <w:p>
+            <w:pPr>
+              <w:spacing w:before="60" w:after="60" w:line="240" w:lineRule="auto"/>
+              <w:ind w:left="168"/>
+              <w:rPr>
+                <w:color w:val="00B0F0"/>
+              </w:rPr>
+            </w:pPr>
+            <w:r>
+              <w:rPr>
+                <w:b/>
+                <w:bCs/>
+              </w:rPr>
+              <w:t>DADO</w:t>
+            </w:r>
+            <w:r>
+              <w:t xml:space="preserve"> </w:t>
+            </w:r>
+            <w:r>
+              <w:rPr>
+                <w:b/>
+                <w:bCs/>
+              </w:rPr>
+              <w:t>QUE</w:t>
+            </w:r>
+            <w:r>
+              <w:t xml:space="preserve">: </w:t>
+            </w:r>
+            <w:r>
+              <w:rPr>
+                <w:rFonts w:hint="default"/>
+                <w:lang w:val="pt-BR"/>
+              </w:rPr>
+              <w:t>o usuário esteja cadastrado e logado</w:t>
+            </w:r>
+          </w:p>
+          <w:p>
+            <w:pPr>
+              <w:spacing w:before="60" w:after="60" w:line="240" w:lineRule="auto"/>
+              <w:ind w:left="168"/>
+            </w:pPr>
+            <w:r>
+              <w:rPr>
+                <w:b/>
+                <w:bCs/>
+              </w:rPr>
+              <w:t>QUANDO</w:t>
+            </w:r>
+            <w:r>
+              <w:t xml:space="preserve">: </w:t>
+            </w:r>
+            <w:r>
+              <w:rPr>
+                <w:rFonts w:hint="default"/>
+                <w:lang w:val="pt-BR"/>
+              </w:rPr>
+              <w:t>o usuário selecionar a opção Organização</w:t>
+            </w:r>
+          </w:p>
+          <w:p>
+            <w:pPr>
+              <w:spacing w:before="60" w:after="60" w:line="240" w:lineRule="auto"/>
+              <w:ind w:left="168"/>
+              <w:rPr>
+                <w:rFonts w:hint="default"/>
+                <w:b/>
+                <w:bCs/>
+                <w:lang w:val="pt-BR"/>
+              </w:rPr>
+            </w:pPr>
+            <w:r>
+              <w:rPr>
+                <w:b/>
+                <w:bCs/>
+              </w:rPr>
+              <w:t>ENTÃO</w:t>
+            </w:r>
+            <w:r>
+              <w:t xml:space="preserve">: </w:t>
+            </w:r>
+            <w:r>
+              <w:rPr>
+                <w:rFonts w:hint="default"/>
+                <w:lang w:val="pt-BR"/>
+              </w:rPr>
+              <w:t>o usuário habilitará as etapas necessárias para iniciar o processo de organização</w:t>
             </w:r>
           </w:p>
         </w:tc>
@@ -8546,42 +8607,9 @@
       <w:bookmarkEnd w:id="15"/>
     </w:p>
     <w:p/>
-    <w:p>
-      <w:pPr>
-        <w:ind w:left="360"/>
-        <w:rPr>
-          <w:color w:val="00B0F0"/>
-        </w:rPr>
-      </w:pPr>
-      <w:r>
-        <w:rPr>
-          <w:color w:val="00B0F0"/>
-        </w:rPr>
-        <w:t>Define as ENTIDADES que atendem ao TEMA do projeto, de acordo com os REQUISITOS FUNCIONAIS mapeados.</w:t>
-      </w:r>
-    </w:p>
-    <w:p>
-      <w:pPr>
-        <w:ind w:left="360"/>
-        <w:rPr>
-          <w:color w:val="00B0F0"/>
-        </w:rPr>
-      </w:pPr>
-      <w:r>
-        <w:rPr>
-          <w:color w:val="00B0F0"/>
-        </w:rPr>
-        <w:t>A equipe deve desenhar o modelo em um diagrama de classes ou diagrama entidade-relacionamento.</w:t>
-      </w:r>
-    </w:p>
-    <w:p>
-      <w:pPr>
-        <w:ind w:left="360"/>
-      </w:pPr>
-    </w:p>
     <w:tbl>
       <w:tblPr>
-        <w:tblStyle w:val="26"/>
+        <w:tblStyle w:val="32"/>
         <w:tblW w:w="8494" w:type="dxa"/>
         <w:tblInd w:w="0" w:type="dxa"/>
         <w:tblBorders>
@@ -8601,41 +8629,8 @@
         </w:tblCellMar>
       </w:tblPr>
       <w:tblGrid>
-        <w:gridCol w:w="8494"/>
+        <w:gridCol w:w="8712"/>
       </w:tblGrid>
-      <w:tr>
-        <w:tblPrEx>
-          <w:tblBorders>
-            <w:top w:val="single" w:color="auto" w:sz="4" w:space="0"/>
-            <w:left w:val="single" w:color="auto" w:sz="4" w:space="0"/>
-            <w:bottom w:val="single" w:color="auto" w:sz="4" w:space="0"/>
-            <w:right w:val="single" w:color="auto" w:sz="4" w:space="0"/>
-            <w:insideH w:val="single" w:color="auto" w:sz="4" w:space="0"/>
-            <w:insideV w:val="single" w:color="auto" w:sz="4" w:space="0"/>
-          </w:tblBorders>
-        </w:tblPrEx>
-        <w:trPr>
-          <w:trHeight w:val="375" w:hRule="atLeast"/>
-        </w:trPr>
-        <w:tc>
-          <w:tcPr>
-            <w:tcW w:w="8494" w:type="dxa"/>
-            <w:vAlign w:val="center"/>
-          </w:tcPr>
-          <w:p>
-            <w:pPr>
-              <w:spacing w:after="0" w:line="240" w:lineRule="auto"/>
-            </w:pPr>
-            <w:r>
-              <w:rPr>
-                <w:b/>
-                <w:bCs/>
-              </w:rPr>
-              <w:t>Modelo de Dados</w:t>
-            </w:r>
-          </w:p>
-        </w:tc>
-      </w:tr>
       <w:tr>
         <w:tblPrEx>
           <w:tblBorders>
@@ -8654,6 +8649,39 @@
           </w:tblCellMar>
         </w:tblPrEx>
         <w:trPr>
+          <w:trHeight w:val="375" w:hRule="atLeast"/>
+        </w:trPr>
+        <w:tc>
+          <w:tcPr>
+            <w:tcW w:w="8494" w:type="dxa"/>
+            <w:vAlign w:val="center"/>
+          </w:tcPr>
+          <w:p>
+            <w:pPr>
+              <w:spacing w:after="0" w:line="240" w:lineRule="auto"/>
+            </w:pPr>
+            <w:r>
+              <w:rPr>
+                <w:b/>
+                <w:bCs/>
+              </w:rPr>
+              <w:t>Modelo de Dados</w:t>
+            </w:r>
+          </w:p>
+        </w:tc>
+      </w:tr>
+      <w:tr>
+        <w:tblPrEx>
+          <w:tblBorders>
+            <w:top w:val="single" w:color="auto" w:sz="4" w:space="0"/>
+            <w:left w:val="single" w:color="auto" w:sz="4" w:space="0"/>
+            <w:bottom w:val="single" w:color="auto" w:sz="4" w:space="0"/>
+            <w:right w:val="single" w:color="auto" w:sz="4" w:space="0"/>
+            <w:insideH w:val="single" w:color="auto" w:sz="4" w:space="0"/>
+            <w:insideV w:val="single" w:color="auto" w:sz="4" w:space="0"/>
+          </w:tblBorders>
+        </w:tblPrEx>
+        <w:trPr>
           <w:trHeight w:val="6647" w:hRule="atLeast"/>
         </w:trPr>
         <w:tc>
@@ -8670,6 +8698,51 @@
                 <w:bCs/>
               </w:rPr>
             </w:pPr>
+            <w:r>
+              <w:drawing>
+                <wp:inline distT="0" distB="0" distL="114300" distR="114300">
+                  <wp:extent cx="5393690" cy="2723515"/>
+                  <wp:effectExtent l="0" t="0" r="1270" b="4445"/>
+                  <wp:docPr id="1" name="Imagem 1"/>
+                  <wp:cNvGraphicFramePr>
+                    <a:graphicFrameLocks xmlns:a="http://schemas.openxmlformats.org/drawingml/2006/main" noChangeAspect="1"/>
+                  </wp:cNvGraphicFramePr>
+                  <a:graphic xmlns:a="http://schemas.openxmlformats.org/drawingml/2006/main">
+                    <a:graphicData uri="http://schemas.openxmlformats.org/drawingml/2006/picture">
+                      <pic:pic xmlns:pic="http://schemas.openxmlformats.org/drawingml/2006/picture">
+                        <pic:nvPicPr>
+                          <pic:cNvPr id="1" name="Imagem 1"/>
+                          <pic:cNvPicPr>
+                            <a:picLocks noChangeAspect="1"/>
+                          </pic:cNvPicPr>
+                        </pic:nvPicPr>
+                        <pic:blipFill>
+                          <a:blip r:embed="rId10"/>
+                          <a:stretch>
+                            <a:fillRect/>
+                          </a:stretch>
+                        </pic:blipFill>
+                        <pic:spPr>
+                          <a:xfrm>
+                            <a:off x="0" y="0"/>
+                            <a:ext cx="5393690" cy="2723515"/>
+                          </a:xfrm>
+                          <a:prstGeom prst="rect">
+                            <a:avLst/>
+                          </a:prstGeom>
+                          <a:noFill/>
+                          <a:ln>
+                            <a:noFill/>
+                          </a:ln>
+                        </pic:spPr>
+                      </pic:pic>
+                    </a:graphicData>
+                  </a:graphic>
+                </wp:inline>
+              </w:drawing>
+            </w:r>
+            <w:bookmarkStart w:id="18" w:name="_GoBack"/>
+            <w:bookmarkEnd w:id="18"/>
           </w:p>
           <w:p>
             <w:pPr>
@@ -9024,7 +9097,7 @@
     </w:p>
     <w:tbl>
       <w:tblPr>
-        <w:tblStyle w:val="26"/>
+        <w:tblStyle w:val="32"/>
         <w:tblW w:w="8505" w:type="dxa"/>
         <w:tblInd w:w="-5" w:type="dxa"/>
         <w:tblBorders>
@@ -9601,11 +9674,11 @@
                           </pic:cNvPicPr>
                         </pic:nvPicPr>
                         <pic:blipFill>
-                          <a:blip r:embed="rId10" cstate="print">
+                          <a:blip r:embed="rId11" cstate="print">
                             <a:extLst>
                               <a:ext uri="{BEBA8EAE-BF5A-486C-A8C5-ECC9F3942E4B}">
                                 <a14:imgProps xmlns:a14="http://schemas.microsoft.com/office/drawing/2010/main">
-                                  <a14:imgLayer r:embed="rId11">
+                                  <a14:imgLayer r:embed="rId12">
                                     <a14:imgEffect>
                                       <a14:colorTemperature colorTemp="5900"/>
                                     </a14:imgEffect>
@@ -9678,13 +9751,13 @@
       </w:r>
       <w:r>
         <w:rPr>
-          <w:rStyle w:val="24"/>
+          <w:rStyle w:val="18"/>
         </w:rPr>
         <w:t>https://speakerdeck.com/fabiogr/product-backlog-building</w:t>
       </w:r>
       <w:r>
         <w:rPr>
-          <w:rStyle w:val="24"/>
+          <w:rStyle w:val="18"/>
         </w:rPr>
         <w:fldChar w:fldCharType="end"/>
       </w:r>
@@ -9717,13 +9790,13 @@
       </w:r>
       <w:r>
         <w:rPr>
-          <w:rStyle w:val="24"/>
+          <w:rStyle w:val="18"/>
         </w:rPr>
         <w:t>https://scrumguides.org/docs/scrumguide/v2020/2020-Scrum-Guide-Portuguese-European.pdf</w:t>
       </w:r>
       <w:r>
         <w:rPr>
-          <w:rStyle w:val="24"/>
+          <w:rStyle w:val="18"/>
         </w:rPr>
         <w:fldChar w:fldCharType="end"/>
       </w:r>
@@ -9776,7 +9849,7 @@
 <w:ftr xmlns:wpc="http://schemas.microsoft.com/office/word/2010/wordprocessingCanvas" xmlns:mc="http://schemas.openxmlformats.org/markup-compatibility/2006" xmlns:o="urn:schemas-microsoft-com:office:office" xmlns:r="http://schemas.openxmlformats.org/officeDocument/2006/relationships" xmlns:m="http://schemas.openxmlformats.org/officeDocument/2006/math" xmlns:v="urn:schemas-microsoft-com:vml" xmlns:wp14="http://schemas.microsoft.com/office/word/2010/wordprocessingDrawing" xmlns:wp="http://schemas.openxmlformats.org/drawingml/2006/wordprocessingDrawing" xmlns:w10="urn:schemas-microsoft-com:office:word" xmlns:w="http://schemas.openxmlformats.org/wordprocessingml/2006/main" xmlns:w14="http://schemas.microsoft.com/office/word/2010/wordml" xmlns:w15="http://schemas.microsoft.com/office/word/2012/wordml" xmlns:wpg="http://schemas.microsoft.com/office/word/2010/wordprocessingGroup" xmlns:wpi="http://schemas.microsoft.com/office/word/2010/wordprocessingInk" xmlns:wne="http://schemas.microsoft.com/office/word/2006/wordml" xmlns:wps="http://schemas.microsoft.com/office/word/2010/wordprocessingShape" xmlns:wpsCustomData="http://www.wps.cn/officeDocument/2013/wpsCustomData" mc:Ignorable="w14 w15 wp14">
   <w:p>
     <w:pPr>
-      <w:pStyle w:val="20"/>
+      <w:pStyle w:val="27"/>
     </w:pPr>
     <w:r>
       <w:t>Especificação de Projeto</w:t>
@@ -9847,7 +9920,7 @@
 <w:hdr xmlns:wpc="http://schemas.microsoft.com/office/word/2010/wordprocessingCanvas" xmlns:mc="http://schemas.openxmlformats.org/markup-compatibility/2006" xmlns:o="urn:schemas-microsoft-com:office:office" xmlns:r="http://schemas.openxmlformats.org/officeDocument/2006/relationships" xmlns:m="http://schemas.openxmlformats.org/officeDocument/2006/math" xmlns:v="urn:schemas-microsoft-com:vml" xmlns:wp14="http://schemas.microsoft.com/office/word/2010/wordprocessingDrawing" xmlns:wp="http://schemas.openxmlformats.org/drawingml/2006/wordprocessingDrawing" xmlns:w10="urn:schemas-microsoft-com:office:word" xmlns:w="http://schemas.openxmlformats.org/wordprocessingml/2006/main" xmlns:w14="http://schemas.microsoft.com/office/word/2010/wordml" xmlns:w15="http://schemas.microsoft.com/office/word/2012/wordml" xmlns:wpg="http://schemas.microsoft.com/office/word/2010/wordprocessingGroup" xmlns:wpi="http://schemas.microsoft.com/office/word/2010/wordprocessingInk" xmlns:wne="http://schemas.microsoft.com/office/word/2006/wordml" xmlns:wps="http://schemas.microsoft.com/office/word/2010/wordprocessingShape" xmlns:wpsCustomData="http://www.wps.cn/officeDocument/2013/wpsCustomData" mc:Ignorable="w14 w15 wp14">
   <w:tbl>
     <w:tblPr>
-      <w:tblStyle w:val="26"/>
+      <w:tblStyle w:val="32"/>
       <w:tblW w:w="0" w:type="auto"/>
       <w:tblInd w:w="0" w:type="dxa"/>
       <w:tblBorders>
@@ -9893,7 +9966,7 @@
         </w:tcPr>
         <w:p>
           <w:pPr>
-            <w:pStyle w:val="23"/>
+            <w:pStyle w:val="25"/>
           </w:pPr>
           <w:r>
             <w:drawing>
@@ -9999,7 +10072,7 @@
         </w:p>
         <w:p>
           <w:pPr>
-            <w:pStyle w:val="23"/>
+            <w:pStyle w:val="25"/>
             <w:jc w:val="right"/>
             <w:rPr>
               <w:sz w:val="18"/>
@@ -10012,7 +10085,7 @@
   </w:tbl>
   <w:p>
     <w:pPr>
-      <w:pStyle w:val="23"/>
+      <w:pStyle w:val="25"/>
     </w:pPr>
   </w:p>
 </w:hdr>
@@ -10375,107 +10448,9 @@
     <w:lsdException w:uiPriority="99" w:name="Balloon Text"/>
     <w:lsdException w:qFormat="1" w:unhideWhenUsed="0" w:uiPriority="39" w:semiHidden="0" w:name="Table Grid"/>
     <w:lsdException w:uiPriority="99" w:name="Table Theme"/>
-    <w:lsdException w:unhideWhenUsed="0" w:uiPriority="60" w:semiHidden="0" w:name="Light Shading"/>
-    <w:lsdException w:unhideWhenUsed="0" w:uiPriority="61" w:semiHidden="0" w:name="Light List"/>
-    <w:lsdException w:unhideWhenUsed="0" w:uiPriority="62" w:semiHidden="0" w:name="Light Grid"/>
-    <w:lsdException w:unhideWhenUsed="0" w:uiPriority="63" w:semiHidden="0" w:name="Medium Shading 1"/>
-    <w:lsdException w:unhideWhenUsed="0" w:uiPriority="64" w:semiHidden="0" w:name="Medium Shading 2"/>
-    <w:lsdException w:unhideWhenUsed="0" w:uiPriority="65" w:semiHidden="0" w:name="Medium List 1"/>
-    <w:lsdException w:unhideWhenUsed="0" w:uiPriority="66" w:semiHidden="0" w:name="Medium List 2"/>
-    <w:lsdException w:unhideWhenUsed="0" w:uiPriority="67" w:semiHidden="0" w:name="Medium Grid 1"/>
-    <w:lsdException w:unhideWhenUsed="0" w:uiPriority="68" w:semiHidden="0" w:name="Medium Grid 2"/>
-    <w:lsdException w:unhideWhenUsed="0" w:uiPriority="69" w:semiHidden="0" w:name="Medium Grid 3"/>
-    <w:lsdException w:unhideWhenUsed="0" w:uiPriority="70" w:semiHidden="0" w:name="Dark List"/>
-    <w:lsdException w:unhideWhenUsed="0" w:uiPriority="71" w:semiHidden="0" w:name="Colorful Shading"/>
-    <w:lsdException w:unhideWhenUsed="0" w:uiPriority="72" w:semiHidden="0" w:name="Colorful List"/>
-    <w:lsdException w:unhideWhenUsed="0" w:uiPriority="73" w:semiHidden="0" w:name="Colorful Grid"/>
-    <w:lsdException w:unhideWhenUsed="0" w:uiPriority="60" w:semiHidden="0" w:name="Light Shading Accent 1"/>
-    <w:lsdException w:unhideWhenUsed="0" w:uiPriority="61" w:semiHidden="0" w:name="Light List Accent 1"/>
-    <w:lsdException w:unhideWhenUsed="0" w:uiPriority="62" w:semiHidden="0" w:name="Light Grid Accent 1"/>
-    <w:lsdException w:unhideWhenUsed="0" w:uiPriority="63" w:semiHidden="0" w:name="Medium Shading 1 Accent 1"/>
-    <w:lsdException w:unhideWhenUsed="0" w:uiPriority="64" w:semiHidden="0" w:name="Medium Shading 2 Accent 1"/>
-    <w:lsdException w:unhideWhenUsed="0" w:uiPriority="65" w:semiHidden="0" w:name="Medium List 1 Accent 1"/>
     <w:lsdException w:qFormat="1" w:unhideWhenUsed="0" w:uiPriority="34" w:semiHidden="0" w:name="List Paragraph"/>
     <w:lsdException w:qFormat="1" w:unhideWhenUsed="0" w:uiPriority="29" w:semiHidden="0" w:name="Quote"/>
     <w:lsdException w:qFormat="1" w:unhideWhenUsed="0" w:uiPriority="30" w:semiHidden="0" w:name="Intense Quote"/>
-    <w:lsdException w:unhideWhenUsed="0" w:uiPriority="66" w:semiHidden="0" w:name="Medium List 2 Accent 1"/>
-    <w:lsdException w:unhideWhenUsed="0" w:uiPriority="67" w:semiHidden="0" w:name="Medium Grid 1 Accent 1"/>
-    <w:lsdException w:unhideWhenUsed="0" w:uiPriority="68" w:semiHidden="0" w:name="Medium Grid 2 Accent 1"/>
-    <w:lsdException w:unhideWhenUsed="0" w:uiPriority="69" w:semiHidden="0" w:name="Medium Grid 3 Accent 1"/>
-    <w:lsdException w:unhideWhenUsed="0" w:uiPriority="70" w:semiHidden="0" w:name="Dark List Accent 1"/>
-    <w:lsdException w:unhideWhenUsed="0" w:uiPriority="71" w:semiHidden="0" w:name="Colorful Shading Accent 1"/>
-    <w:lsdException w:unhideWhenUsed="0" w:uiPriority="72" w:semiHidden="0" w:name="Colorful List Accent 1"/>
-    <w:lsdException w:unhideWhenUsed="0" w:uiPriority="73" w:semiHidden="0" w:name="Colorful Grid Accent 1"/>
-    <w:lsdException w:unhideWhenUsed="0" w:uiPriority="60" w:semiHidden="0" w:name="Light Shading Accent 2"/>
-    <w:lsdException w:unhideWhenUsed="0" w:uiPriority="61" w:semiHidden="0" w:name="Light List Accent 2"/>
-    <w:lsdException w:unhideWhenUsed="0" w:uiPriority="62" w:semiHidden="0" w:name="Light Grid Accent 2"/>
-    <w:lsdException w:unhideWhenUsed="0" w:uiPriority="63" w:semiHidden="0" w:name="Medium Shading 1 Accent 2"/>
-    <w:lsdException w:unhideWhenUsed="0" w:uiPriority="64" w:semiHidden="0" w:name="Medium Shading 2 Accent 2"/>
-    <w:lsdException w:unhideWhenUsed="0" w:uiPriority="65" w:semiHidden="0" w:name="Medium List 1 Accent 2"/>
-    <w:lsdException w:unhideWhenUsed="0" w:uiPriority="66" w:semiHidden="0" w:name="Medium List 2 Accent 2"/>
-    <w:lsdException w:unhideWhenUsed="0" w:uiPriority="67" w:semiHidden="0" w:name="Medium Grid 1 Accent 2"/>
-    <w:lsdException w:unhideWhenUsed="0" w:uiPriority="68" w:semiHidden="0" w:name="Medium Grid 2 Accent 2"/>
-    <w:lsdException w:unhideWhenUsed="0" w:uiPriority="69" w:semiHidden="0" w:name="Medium Grid 3 Accent 2"/>
-    <w:lsdException w:unhideWhenUsed="0" w:uiPriority="70" w:semiHidden="0" w:name="Dark List Accent 2"/>
-    <w:lsdException w:unhideWhenUsed="0" w:uiPriority="71" w:semiHidden="0" w:name="Colorful Shading Accent 2"/>
-    <w:lsdException w:unhideWhenUsed="0" w:uiPriority="72" w:semiHidden="0" w:name="Colorful List Accent 2"/>
-    <w:lsdException w:unhideWhenUsed="0" w:uiPriority="73" w:semiHidden="0" w:name="Colorful Grid Accent 2"/>
-    <w:lsdException w:unhideWhenUsed="0" w:uiPriority="60" w:semiHidden="0" w:name="Light Shading Accent 3"/>
-    <w:lsdException w:unhideWhenUsed="0" w:uiPriority="61" w:semiHidden="0" w:name="Light List Accent 3"/>
-    <w:lsdException w:unhideWhenUsed="0" w:uiPriority="62" w:semiHidden="0" w:name="Light Grid Accent 3"/>
-    <w:lsdException w:unhideWhenUsed="0" w:uiPriority="63" w:semiHidden="0" w:name="Medium Shading 1 Accent 3"/>
-    <w:lsdException w:unhideWhenUsed="0" w:uiPriority="64" w:semiHidden="0" w:name="Medium Shading 2 Accent 3"/>
-    <w:lsdException w:unhideWhenUsed="0" w:uiPriority="65" w:semiHidden="0" w:name="Medium List 1 Accent 3"/>
-    <w:lsdException w:unhideWhenUsed="0" w:uiPriority="66" w:semiHidden="0" w:name="Medium List 2 Accent 3"/>
-    <w:lsdException w:unhideWhenUsed="0" w:uiPriority="67" w:semiHidden="0" w:name="Medium Grid 1 Accent 3"/>
-    <w:lsdException w:unhideWhenUsed="0" w:uiPriority="68" w:semiHidden="0" w:name="Medium Grid 2 Accent 3"/>
-    <w:lsdException w:unhideWhenUsed="0" w:uiPriority="69" w:semiHidden="0" w:name="Medium Grid 3 Accent 3"/>
-    <w:lsdException w:unhideWhenUsed="0" w:uiPriority="70" w:semiHidden="0" w:name="Dark List Accent 3"/>
-    <w:lsdException w:unhideWhenUsed="0" w:uiPriority="71" w:semiHidden="0" w:name="Colorful Shading Accent 3"/>
-    <w:lsdException w:unhideWhenUsed="0" w:uiPriority="72" w:semiHidden="0" w:name="Colorful List Accent 3"/>
-    <w:lsdException w:unhideWhenUsed="0" w:uiPriority="73" w:semiHidden="0" w:name="Colorful Grid Accent 3"/>
-    <w:lsdException w:unhideWhenUsed="0" w:uiPriority="60" w:semiHidden="0" w:name="Light Shading Accent 4"/>
-    <w:lsdException w:unhideWhenUsed="0" w:uiPriority="61" w:semiHidden="0" w:name="Light List Accent 4"/>
-    <w:lsdException w:unhideWhenUsed="0" w:uiPriority="62" w:semiHidden="0" w:name="Light Grid Accent 4"/>
-    <w:lsdException w:unhideWhenUsed="0" w:uiPriority="63" w:semiHidden="0" w:name="Medium Shading 1 Accent 4"/>
-    <w:lsdException w:unhideWhenUsed="0" w:uiPriority="64" w:semiHidden="0" w:name="Medium Shading 2 Accent 4"/>
-    <w:lsdException w:unhideWhenUsed="0" w:uiPriority="65" w:semiHidden="0" w:name="Medium List 1 Accent 4"/>
-    <w:lsdException w:unhideWhenUsed="0" w:uiPriority="66" w:semiHidden="0" w:name="Medium List 2 Accent 4"/>
-    <w:lsdException w:unhideWhenUsed="0" w:uiPriority="67" w:semiHidden="0" w:name="Medium Grid 1 Accent 4"/>
-    <w:lsdException w:unhideWhenUsed="0" w:uiPriority="68" w:semiHidden="0" w:name="Medium Grid 2 Accent 4"/>
-    <w:lsdException w:unhideWhenUsed="0" w:uiPriority="69" w:semiHidden="0" w:name="Medium Grid 3 Accent 4"/>
-    <w:lsdException w:unhideWhenUsed="0" w:uiPriority="70" w:semiHidden="0" w:name="Dark List Accent 4"/>
-    <w:lsdException w:unhideWhenUsed="0" w:uiPriority="71" w:semiHidden="0" w:name="Colorful Shading Accent 4"/>
-    <w:lsdException w:unhideWhenUsed="0" w:uiPriority="72" w:semiHidden="0" w:name="Colorful List Accent 4"/>
-    <w:lsdException w:unhideWhenUsed="0" w:uiPriority="73" w:semiHidden="0" w:name="Colorful Grid Accent 4"/>
-    <w:lsdException w:unhideWhenUsed="0" w:uiPriority="60" w:semiHidden="0" w:name="Light Shading Accent 5"/>
-    <w:lsdException w:unhideWhenUsed="0" w:uiPriority="61" w:semiHidden="0" w:name="Light List Accent 5"/>
-    <w:lsdException w:unhideWhenUsed="0" w:uiPriority="62" w:semiHidden="0" w:name="Light Grid Accent 5"/>
-    <w:lsdException w:unhideWhenUsed="0" w:uiPriority="63" w:semiHidden="0" w:name="Medium Shading 1 Accent 5"/>
-    <w:lsdException w:unhideWhenUsed="0" w:uiPriority="64" w:semiHidden="0" w:name="Medium Shading 2 Accent 5"/>
-    <w:lsdException w:unhideWhenUsed="0" w:uiPriority="65" w:semiHidden="0" w:name="Medium List 1 Accent 5"/>
-    <w:lsdException w:unhideWhenUsed="0" w:uiPriority="66" w:semiHidden="0" w:name="Medium List 2 Accent 5"/>
-    <w:lsdException w:unhideWhenUsed="0" w:uiPriority="67" w:semiHidden="0" w:name="Medium Grid 1 Accent 5"/>
-    <w:lsdException w:unhideWhenUsed="0" w:uiPriority="68" w:semiHidden="0" w:name="Medium Grid 2 Accent 5"/>
-    <w:lsdException w:unhideWhenUsed="0" w:uiPriority="69" w:semiHidden="0" w:name="Medium Grid 3 Accent 5"/>
-    <w:lsdException w:unhideWhenUsed="0" w:uiPriority="70" w:semiHidden="0" w:name="Dark List Accent 5"/>
-    <w:lsdException w:unhideWhenUsed="0" w:uiPriority="71" w:semiHidden="0" w:name="Colorful Shading Accent 5"/>
-    <w:lsdException w:unhideWhenUsed="0" w:uiPriority="72" w:semiHidden="0" w:name="Colorful List Accent 5"/>
-    <w:lsdException w:unhideWhenUsed="0" w:uiPriority="73" w:semiHidden="0" w:name="Colorful Grid Accent 5"/>
-    <w:lsdException w:unhideWhenUsed="0" w:uiPriority="60" w:semiHidden="0" w:name="Light Shading Accent 6"/>
-    <w:lsdException w:unhideWhenUsed="0" w:uiPriority="61" w:semiHidden="0" w:name="Light List Accent 6"/>
-    <w:lsdException w:unhideWhenUsed="0" w:uiPriority="62" w:semiHidden="0" w:name="Light Grid Accent 6"/>
-    <w:lsdException w:unhideWhenUsed="0" w:uiPriority="63" w:semiHidden="0" w:name="Medium Shading 1 Accent 6"/>
-    <w:lsdException w:unhideWhenUsed="0" w:uiPriority="64" w:semiHidden="0" w:name="Medium Shading 2 Accent 6"/>
-    <w:lsdException w:unhideWhenUsed="0" w:uiPriority="65" w:semiHidden="0" w:name="Medium List 1 Accent 6"/>
-    <w:lsdException w:unhideWhenUsed="0" w:uiPriority="66" w:semiHidden="0" w:name="Medium List 2 Accent 6"/>
-    <w:lsdException w:unhideWhenUsed="0" w:uiPriority="67" w:semiHidden="0" w:name="Medium Grid 1 Accent 6"/>
-    <w:lsdException w:unhideWhenUsed="0" w:uiPriority="68" w:semiHidden="0" w:name="Medium Grid 2 Accent 6"/>
-    <w:lsdException w:unhideWhenUsed="0" w:uiPriority="69" w:semiHidden="0" w:name="Medium Grid 3 Accent 6"/>
-    <w:lsdException w:unhideWhenUsed="0" w:uiPriority="70" w:semiHidden="0" w:name="Dark List Accent 6"/>
-    <w:lsdException w:unhideWhenUsed="0" w:uiPriority="71" w:semiHidden="0" w:name="Colorful Shading Accent 6"/>
-    <w:lsdException w:unhideWhenUsed="0" w:uiPriority="72" w:semiHidden="0" w:name="Colorful List Accent 6"/>
-    <w:lsdException w:unhideWhenUsed="0" w:uiPriority="73" w:semiHidden="0" w:name="Colorful Grid Accent 6"/>
   </w:latentStyles>
   <w:style w:type="paragraph" w:default="1" w:styleId="1">
     <w:name w:val="Normal"/>
@@ -10755,25 +10730,7 @@
       <w:jc w:val="both"/>
     </w:pPr>
   </w:style>
-  <w:style w:type="paragraph" w:styleId="14">
-    <w:name w:val="caption"/>
-    <w:basedOn w:val="1"/>
-    <w:next w:val="4"/>
-    <w:unhideWhenUsed/>
-    <w:qFormat/>
-    <w:uiPriority w:val="35"/>
-    <w:pPr>
-      <w:spacing w:after="200" w:line="240" w:lineRule="auto"/>
-      <w:jc w:val="center"/>
-    </w:pPr>
-    <w:rPr>
-      <w:b/>
-      <w:iCs/>
-      <w:sz w:val="18"/>
-      <w:szCs w:val="18"/>
-    </w:rPr>
-  </w:style>
-  <w:style w:type="character" w:styleId="15">
+  <w:style w:type="character" w:styleId="14">
     <w:name w:val="annotation reference"/>
     <w:basedOn w:val="12"/>
     <w:semiHidden/>
@@ -10785,46 +10742,7 @@
       <w:szCs w:val="16"/>
     </w:rPr>
   </w:style>
-  <w:style w:type="paragraph" w:styleId="16">
-    <w:name w:val="annotation text"/>
-    <w:basedOn w:val="1"/>
-    <w:link w:val="46"/>
-    <w:semiHidden/>
-    <w:unhideWhenUsed/>
-    <w:uiPriority w:val="99"/>
-    <w:pPr>
-      <w:spacing w:line="240" w:lineRule="auto"/>
-    </w:pPr>
-    <w:rPr>
-      <w:sz w:val="20"/>
-      <w:szCs w:val="20"/>
-    </w:rPr>
-  </w:style>
-  <w:style w:type="paragraph" w:styleId="17">
-    <w:name w:val="annotation subject"/>
-    <w:basedOn w:val="16"/>
-    <w:next w:val="16"/>
-    <w:link w:val="47"/>
-    <w:semiHidden/>
-    <w:unhideWhenUsed/>
-    <w:qFormat/>
-    <w:uiPriority w:val="99"/>
-    <w:rPr>
-      <w:b/>
-      <w:bCs/>
-    </w:rPr>
-  </w:style>
-  <w:style w:type="character" w:styleId="18">
-    <w:name w:val="Emphasis"/>
-    <w:basedOn w:val="12"/>
-    <w:qFormat/>
-    <w:uiPriority w:val="20"/>
-    <w:rPr>
-      <w:i/>
-      <w:iCs/>
-    </w:rPr>
-  </w:style>
-  <w:style w:type="character" w:styleId="19">
+  <w:style w:type="character" w:styleId="15">
     <w:name w:val="FollowedHyperlink"/>
     <w:basedOn w:val="12"/>
     <w:semiHidden/>
@@ -10841,7 +10759,161 @@
       </w14:textFill>
     </w:rPr>
   </w:style>
+  <w:style w:type="character" w:styleId="16">
+    <w:name w:val="Emphasis"/>
+    <w:basedOn w:val="12"/>
+    <w:qFormat/>
+    <w:uiPriority w:val="20"/>
+    <w:rPr>
+      <w:i/>
+      <w:iCs/>
+    </w:rPr>
+  </w:style>
+  <w:style w:type="character" w:styleId="17">
+    <w:name w:val="footnote reference"/>
+    <w:basedOn w:val="12"/>
+    <w:semiHidden/>
+    <w:unhideWhenUsed/>
+    <w:qFormat/>
+    <w:uiPriority w:val="99"/>
+    <w:rPr>
+      <w:vertAlign w:val="superscript"/>
+    </w:rPr>
+  </w:style>
+  <w:style w:type="character" w:styleId="18">
+    <w:name w:val="Hyperlink"/>
+    <w:basedOn w:val="12"/>
+    <w:unhideWhenUsed/>
+    <w:qFormat/>
+    <w:uiPriority w:val="99"/>
+    <w:rPr>
+      <w:color w:val="0563C1" w:themeColor="hyperlink"/>
+      <w:u w:val="single"/>
+      <w14:textFill>
+        <w14:solidFill>
+          <w14:schemeClr w14:val="hlink"/>
+        </w14:solidFill>
+      </w14:textFill>
+    </w:rPr>
+  </w:style>
+  <w:style w:type="paragraph" w:styleId="19">
+    <w:name w:val="toc 2"/>
+    <w:basedOn w:val="1"/>
+    <w:next w:val="1"/>
+    <w:unhideWhenUsed/>
+    <w:qFormat/>
+    <w:uiPriority w:val="39"/>
+    <w:pPr>
+      <w:spacing w:after="100"/>
+      <w:ind w:left="220"/>
+    </w:pPr>
+  </w:style>
   <w:style w:type="paragraph" w:styleId="20">
+    <w:name w:val="annotation text"/>
+    <w:basedOn w:val="1"/>
+    <w:link w:val="46"/>
+    <w:semiHidden/>
+    <w:unhideWhenUsed/>
+    <w:uiPriority w:val="99"/>
+    <w:pPr>
+      <w:spacing w:line="240" w:lineRule="auto"/>
+    </w:pPr>
+    <w:rPr>
+      <w:sz w:val="20"/>
+      <w:szCs w:val="20"/>
+    </w:rPr>
+  </w:style>
+  <w:style w:type="paragraph" w:styleId="21">
+    <w:name w:val="table of figures"/>
+    <w:basedOn w:val="1"/>
+    <w:next w:val="1"/>
+    <w:unhideWhenUsed/>
+    <w:qFormat/>
+    <w:uiPriority w:val="99"/>
+    <w:pPr>
+      <w:spacing w:before="120" w:after="0"/>
+    </w:pPr>
+  </w:style>
+  <w:style w:type="paragraph" w:styleId="22">
+    <w:name w:val="Title"/>
+    <w:basedOn w:val="23"/>
+    <w:next w:val="1"/>
+    <w:link w:val="54"/>
+    <w:qFormat/>
+    <w:uiPriority w:val="10"/>
+    <w:pPr>
+      <w:numPr>
+        <w:ilvl w:val="0"/>
+        <w:numId w:val="0"/>
+      </w:numPr>
+    </w:pPr>
+    <w:rPr>
+      <w:sz w:val="40"/>
+      <w:szCs w:val="40"/>
+    </w:rPr>
+  </w:style>
+  <w:style w:type="paragraph" w:customStyle="1" w:styleId="23">
+    <w:name w:val="TOC Heading"/>
+    <w:basedOn w:val="2"/>
+    <w:next w:val="1"/>
+    <w:unhideWhenUsed/>
+    <w:qFormat/>
+    <w:uiPriority w:val="39"/>
+    <w:pPr>
+      <w:jc w:val="center"/>
+      <w:outlineLvl w:val="9"/>
+    </w:pPr>
+    <w:rPr>
+      <w:lang w:eastAsia="pt-BR"/>
+    </w:rPr>
+  </w:style>
+  <w:style w:type="paragraph" w:styleId="24">
+    <w:name w:val="Normal (Web)"/>
+    <w:basedOn w:val="1"/>
+    <w:semiHidden/>
+    <w:unhideWhenUsed/>
+    <w:qFormat/>
+    <w:uiPriority w:val="99"/>
+    <w:pPr>
+      <w:spacing w:before="100" w:beforeAutospacing="1" w:after="100" w:afterAutospacing="1" w:line="240" w:lineRule="auto"/>
+    </w:pPr>
+    <w:rPr>
+      <w:rFonts w:ascii="Times New Roman" w:hAnsi="Times New Roman" w:eastAsia="Times New Roman" w:cs="Times New Roman"/>
+      <w:sz w:val="24"/>
+      <w:szCs w:val="24"/>
+      <w:lang w:eastAsia="pt-BR"/>
+    </w:rPr>
+  </w:style>
+  <w:style w:type="paragraph" w:styleId="25">
+    <w:name w:val="header"/>
+    <w:basedOn w:val="1"/>
+    <w:link w:val="35"/>
+    <w:unhideWhenUsed/>
+    <w:qFormat/>
+    <w:uiPriority w:val="99"/>
+    <w:pPr>
+      <w:tabs>
+        <w:tab w:val="center" w:pos="4252"/>
+        <w:tab w:val="right" w:pos="8504"/>
+      </w:tabs>
+      <w:spacing w:after="0" w:line="240" w:lineRule="auto"/>
+    </w:pPr>
+  </w:style>
+  <w:style w:type="paragraph" w:styleId="26">
+    <w:name w:val="annotation subject"/>
+    <w:basedOn w:val="20"/>
+    <w:next w:val="20"/>
+    <w:link w:val="47"/>
+    <w:semiHidden/>
+    <w:unhideWhenUsed/>
+    <w:qFormat/>
+    <w:uiPriority w:val="99"/>
+    <w:rPr>
+      <w:b/>
+      <w:bCs/>
+    </w:rPr>
+  </w:style>
+  <w:style w:type="paragraph" w:styleId="27">
     <w:name w:val="footer"/>
     <w:basedOn w:val="1"/>
     <w:link w:val="36"/>
@@ -10863,18 +10935,40 @@
       <w:szCs w:val="20"/>
     </w:rPr>
   </w:style>
-  <w:style w:type="character" w:styleId="21">
-    <w:name w:val="footnote reference"/>
-    <w:basedOn w:val="12"/>
-    <w:semiHidden/>
+  <w:style w:type="paragraph" w:styleId="28">
+    <w:name w:val="caption"/>
+    <w:basedOn w:val="1"/>
+    <w:next w:val="4"/>
     <w:unhideWhenUsed/>
     <w:qFormat/>
-    <w:uiPriority w:val="99"/>
+    <w:uiPriority w:val="35"/>
+    <w:pPr>
+      <w:spacing w:after="200" w:line="240" w:lineRule="auto"/>
+      <w:jc w:val="center"/>
+    </w:pPr>
     <w:rPr>
-      <w:vertAlign w:val="superscript"/>
+      <w:b/>
+      <w:iCs/>
+      <w:sz w:val="18"/>
+      <w:szCs w:val="18"/>
     </w:rPr>
   </w:style>
-  <w:style w:type="paragraph" w:styleId="22">
+  <w:style w:type="paragraph" w:styleId="29">
+    <w:name w:val="toc 3"/>
+    <w:basedOn w:val="1"/>
+    <w:next w:val="1"/>
+    <w:unhideWhenUsed/>
+    <w:qFormat/>
+    <w:uiPriority w:val="39"/>
+    <w:pPr>
+      <w:tabs>
+        <w:tab w:val="right" w:leader="dot" w:pos="8494"/>
+      </w:tabs>
+      <w:spacing w:after="100"/>
+      <w:ind w:left="440"/>
+    </w:pPr>
+  </w:style>
+  <w:style w:type="paragraph" w:styleId="30">
     <w:name w:val="footnote text"/>
     <w:basedOn w:val="1"/>
     <w:link w:val="45"/>
@@ -10889,118 +10983,7 @@
       <w:szCs w:val="20"/>
     </w:rPr>
   </w:style>
-  <w:style w:type="paragraph" w:styleId="23">
-    <w:name w:val="header"/>
-    <w:basedOn w:val="1"/>
-    <w:link w:val="35"/>
-    <w:unhideWhenUsed/>
-    <w:qFormat/>
-    <w:uiPriority w:val="99"/>
-    <w:pPr>
-      <w:tabs>
-        <w:tab w:val="center" w:pos="4252"/>
-        <w:tab w:val="right" w:pos="8504"/>
-      </w:tabs>
-      <w:spacing w:after="0" w:line="240" w:lineRule="auto"/>
-    </w:pPr>
-  </w:style>
-  <w:style w:type="character" w:styleId="24">
-    <w:name w:val="Hyperlink"/>
-    <w:basedOn w:val="12"/>
-    <w:unhideWhenUsed/>
-    <w:qFormat/>
-    <w:uiPriority w:val="99"/>
-    <w:rPr>
-      <w:color w:val="0563C1" w:themeColor="hyperlink"/>
-      <w:u w:val="single"/>
-      <w14:textFill>
-        <w14:solidFill>
-          <w14:schemeClr w14:val="hlink"/>
-        </w14:solidFill>
-      </w14:textFill>
-    </w:rPr>
-  </w:style>
-  <w:style w:type="paragraph" w:styleId="25">
-    <w:name w:val="Normal (Web)"/>
-    <w:basedOn w:val="1"/>
-    <w:semiHidden/>
-    <w:unhideWhenUsed/>
-    <w:qFormat/>
-    <w:uiPriority w:val="99"/>
-    <w:pPr>
-      <w:spacing w:before="100" w:beforeAutospacing="1" w:after="100" w:afterAutospacing="1" w:line="240" w:lineRule="auto"/>
-    </w:pPr>
-    <w:rPr>
-      <w:rFonts w:ascii="Times New Roman" w:hAnsi="Times New Roman" w:eastAsia="Times New Roman" w:cs="Times New Roman"/>
-      <w:sz w:val="24"/>
-      <w:szCs w:val="24"/>
-      <w:lang w:eastAsia="pt-BR"/>
-    </w:rPr>
-  </w:style>
-  <w:style w:type="table" w:styleId="26">
-    <w:name w:val="Table Grid"/>
-    <w:basedOn w:val="13"/>
-    <w:qFormat/>
-    <w:uiPriority w:val="39"/>
-    <w:pPr>
-      <w:spacing w:after="0" w:line="240" w:lineRule="auto"/>
-    </w:pPr>
-    <w:tblPr>
-      <w:tblBorders>
-        <w:top w:val="single" w:color="auto" w:sz="4" w:space="0"/>
-        <w:left w:val="single" w:color="auto" w:sz="4" w:space="0"/>
-        <w:bottom w:val="single" w:color="auto" w:sz="4" w:space="0"/>
-        <w:right w:val="single" w:color="auto" w:sz="4" w:space="0"/>
-        <w:insideH w:val="single" w:color="auto" w:sz="4" w:space="0"/>
-        <w:insideV w:val="single" w:color="auto" w:sz="4" w:space="0"/>
-      </w:tblBorders>
-    </w:tblPr>
-  </w:style>
-  <w:style w:type="paragraph" w:styleId="27">
-    <w:name w:val="table of figures"/>
-    <w:basedOn w:val="1"/>
-    <w:next w:val="1"/>
-    <w:unhideWhenUsed/>
-    <w:qFormat/>
-    <w:uiPriority w:val="99"/>
-    <w:pPr>
-      <w:spacing w:before="120" w:after="0"/>
-    </w:pPr>
-  </w:style>
-  <w:style w:type="paragraph" w:styleId="28">
-    <w:name w:val="Title"/>
-    <w:basedOn w:val="29"/>
-    <w:next w:val="1"/>
-    <w:link w:val="54"/>
-    <w:qFormat/>
-    <w:uiPriority w:val="10"/>
-    <w:pPr>
-      <w:numPr>
-        <w:ilvl w:val="0"/>
-        <w:numId w:val="0"/>
-      </w:numPr>
-    </w:pPr>
-    <w:rPr>
-      <w:sz w:val="40"/>
-      <w:szCs w:val="40"/>
-    </w:rPr>
-  </w:style>
-  <w:style w:type="paragraph" w:customStyle="1" w:styleId="29">
-    <w:name w:val="TOC Heading"/>
-    <w:basedOn w:val="2"/>
-    <w:next w:val="1"/>
-    <w:unhideWhenUsed/>
-    <w:qFormat/>
-    <w:uiPriority w:val="39"/>
-    <w:pPr>
-      <w:jc w:val="center"/>
-      <w:outlineLvl w:val="9"/>
-    </w:pPr>
-    <w:rPr>
-      <w:lang w:eastAsia="pt-BR"/>
-    </w:rPr>
-  </w:style>
-  <w:style w:type="paragraph" w:styleId="30">
+  <w:style w:type="paragraph" w:styleId="31">
     <w:name w:val="toc 1"/>
     <w:basedOn w:val="1"/>
     <w:next w:val="1"/>
@@ -11019,32 +11002,24 @@
       <w:lang w:eastAsia="pt-BR"/>
     </w:rPr>
   </w:style>
-  <w:style w:type="paragraph" w:styleId="31">
-    <w:name w:val="toc 2"/>
-    <w:basedOn w:val="1"/>
-    <w:next w:val="1"/>
-    <w:unhideWhenUsed/>
+  <w:style w:type="table" w:styleId="32">
+    <w:name w:val="Table Grid"/>
+    <w:basedOn w:val="13"/>
     <w:qFormat/>
     <w:uiPriority w:val="39"/>
     <w:pPr>
-      <w:spacing w:after="100"/>
-      <w:ind w:left="220"/>
+      <w:spacing w:after="0" w:line="240" w:lineRule="auto"/>
     </w:pPr>
-  </w:style>
-  <w:style w:type="paragraph" w:styleId="32">
-    <w:name w:val="toc 3"/>
-    <w:basedOn w:val="1"/>
-    <w:next w:val="1"/>
-    <w:unhideWhenUsed/>
-    <w:qFormat/>
-    <w:uiPriority w:val="39"/>
-    <w:pPr>
-      <w:tabs>
-        <w:tab w:val="right" w:leader="dot" w:pos="8494"/>
-      </w:tabs>
-      <w:spacing w:after="100"/>
-      <w:ind w:left="440"/>
-    </w:pPr>
+    <w:tblPr>
+      <w:tblBorders>
+        <w:top w:val="single" w:color="auto" w:sz="4" w:space="0"/>
+        <w:left w:val="single" w:color="auto" w:sz="4" w:space="0"/>
+        <w:bottom w:val="single" w:color="auto" w:sz="4" w:space="0"/>
+        <w:right w:val="single" w:color="auto" w:sz="4" w:space="0"/>
+        <w:insideH w:val="single" w:color="auto" w:sz="4" w:space="0"/>
+        <w:insideV w:val="single" w:color="auto" w:sz="4" w:space="0"/>
+      </w:tblBorders>
+    </w:tblPr>
   </w:style>
   <w:style w:type="paragraph" w:styleId="33">
     <w:name w:val="List Paragraph"/>
@@ -11076,13 +11051,13 @@
   <w:style w:type="character" w:customStyle="1" w:styleId="35">
     <w:name w:val="Cabeçalho Char"/>
     <w:basedOn w:val="12"/>
-    <w:link w:val="23"/>
+    <w:link w:val="25"/>
     <w:uiPriority w:val="99"/>
   </w:style>
   <w:style w:type="character" w:customStyle="1" w:styleId="36">
     <w:name w:val="Rodapé Char"/>
     <w:basedOn w:val="12"/>
-    <w:link w:val="20"/>
+    <w:link w:val="27"/>
     <w:uiPriority w:val="99"/>
     <w:rPr>
       <w:sz w:val="20"/>
@@ -11215,7 +11190,7 @@
   <w:style w:type="character" w:customStyle="1" w:styleId="45">
     <w:name w:val="Texto de nota de rodapé Char"/>
     <w:basedOn w:val="12"/>
-    <w:link w:val="22"/>
+    <w:link w:val="30"/>
     <w:semiHidden/>
     <w:qFormat/>
     <w:uiPriority w:val="99"/>
@@ -11227,7 +11202,7 @@
   <w:style w:type="character" w:customStyle="1" w:styleId="46">
     <w:name w:val="Texto de comentário Char"/>
     <w:basedOn w:val="12"/>
-    <w:link w:val="16"/>
+    <w:link w:val="20"/>
     <w:semiHidden/>
     <w:uiPriority w:val="99"/>
     <w:rPr>
@@ -11238,7 +11213,7 @@
   <w:style w:type="character" w:customStyle="1" w:styleId="47">
     <w:name w:val="Assunto do comentário Char"/>
     <w:basedOn w:val="46"/>
-    <w:link w:val="17"/>
+    <w:link w:val="26"/>
     <w:semiHidden/>
     <w:uiPriority w:val="99"/>
     <w:rPr>
@@ -11346,7 +11321,7 @@
   <w:style w:type="character" w:customStyle="1" w:styleId="54">
     <w:name w:val="Título Char"/>
     <w:basedOn w:val="12"/>
-    <w:link w:val="28"/>
+    <w:link w:val="22"/>
     <w:qFormat/>
     <w:uiPriority w:val="10"/>
     <w:rPr>
@@ -11626,15 +11601,16 @@
 </file>
 
 <file path=customXml/item2.xml><?xml version="1.0" encoding="utf-8"?>
-<?mso-contentType ?>
-<FormTemplates xmlns="http://schemas.microsoft.com/sharepoint/v3/contenttype/forms">
-  <Display>DocumentLibraryForm</Display>
-  <Edit>DocumentLibraryForm</Edit>
-  <New>DocumentLibraryForm</New>
-</FormTemplates>
+<p:properties xmlns:p="http://schemas.microsoft.com/office/2006/metadata/properties" xmlns:xsi="http://www.w3.org/2001/XMLSchema-instance" xmlns:pc="http://schemas.microsoft.com/office/infopath/2007/PartnerControls">
+  <documentManagement/>
+</p:properties>
 </file>
 
 <file path=customXml/item3.xml><?xml version="1.0" encoding="utf-8"?>
+<b:Sources xmlns:b="http://schemas.openxmlformats.org/officeDocument/2006/bibliography" xmlns="http://schemas.openxmlformats.org/officeDocument/2006/bibliography" SelectedStyle="\APASixthEditionOfficeOnline.xsl" StyleName="APA" Version="6"/>
+</file>
+
+<file path=customXml/item4.xml><?xml version="1.0" encoding="utf-8"?>
 <ct:contentTypeSchema xmlns:ct="http://schemas.microsoft.com/office/2006/metadata/contentType" xmlns:ma="http://schemas.microsoft.com/office/2006/metadata/properties/metaAttributes" ct:_="" ma:_="" ma:contentTypeName="Documento" ma:contentTypeID="0x010100AE9105EC68B077419F82C1545F29A8A2" ma:contentTypeVersion="2" ma:contentTypeDescription="Crie um novo documento." ma:contentTypeScope="" ma:versionID="caf31f54e9d5797283f3e761d5b78ed4">
   <xsd:schema xmlns:xsd="http://www.w3.org/2001/XMLSchema" xmlns:xs="http://www.w3.org/2001/XMLSchema" xmlns:p="http://schemas.microsoft.com/office/2006/metadata/properties" xmlns:ns2="815a02c2-5dd8-4194-a0ba-b2c8f04bf4d5" targetNamespace="http://schemas.microsoft.com/office/2006/metadata/properties" ma:root="true" ma:fieldsID="1fcaf95b57af4a75c8a123a8d5feeda2" ns2:_="">
     <xsd:import namespace="815a02c2-5dd8-4194-a0ba-b2c8f04bf4d5"/>
@@ -11766,14 +11742,13 @@
 </ct:contentTypeSchema>
 </file>
 
-<file path=customXml/item4.xml><?xml version="1.0" encoding="utf-8"?>
-<b:Sources xmlns:b="http://schemas.openxmlformats.org/officeDocument/2006/bibliography" xmlns="http://schemas.openxmlformats.org/officeDocument/2006/bibliography" SelectedStyle="\APASixthEditionOfficeOnline.xsl" StyleName="APA" Version="6"/>
-</file>
-
 <file path=customXml/item5.xml><?xml version="1.0" encoding="utf-8"?>
-<p:properties xmlns:p="http://schemas.microsoft.com/office/2006/metadata/properties" xmlns:xsi="http://www.w3.org/2001/XMLSchema-instance" xmlns:pc="http://schemas.microsoft.com/office/infopath/2007/PartnerControls">
-  <documentManagement/>
-</p:properties>
+<?mso-contentType ?>
+<FormTemplates xmlns="http://schemas.microsoft.com/sharepoint/v3/contenttype/forms">
+  <Display>DocumentLibraryForm</Display>
+  <Edit>DocumentLibraryForm</Edit>
+  <New>DocumentLibraryForm</New>
+</FormTemplates>
 </file>
 
 <file path=customXml/itemProps1.xml><?xml version="1.0" encoding="utf-8"?>
@@ -11785,25 +11760,25 @@
 </file>
 
 <file path=customXml/itemProps2.xml><?xml version="1.0" encoding="utf-8"?>
-<ds:datastoreItem xmlns:ds="http://schemas.openxmlformats.org/officeDocument/2006/customXml" ds:itemID="{11B1DE72-80E9-4162-B852-7908AAB96FDA}">
+<ds:datastoreItem xmlns:ds="http://schemas.openxmlformats.org/officeDocument/2006/customXml" ds:itemID="{95F86C99-42FA-4EA1-8E50-0FBF23CAF963}">
   <ds:schemaRefs/>
 </ds:datastoreItem>
 </file>
 
 <file path=customXml/itemProps3.xml><?xml version="1.0" encoding="utf-8"?>
+<ds:datastoreItem xmlns:ds="http://schemas.openxmlformats.org/officeDocument/2006/customXml" ds:itemID="{5070FE65-AA96-43AB-8429-E23F25CB8DC5}">
+  <ds:schemaRefs/>
+</ds:datastoreItem>
+</file>
+
+<file path=customXml/itemProps4.xml><?xml version="1.0" encoding="utf-8"?>
 <ds:datastoreItem xmlns:ds="http://schemas.openxmlformats.org/officeDocument/2006/customXml" ds:itemID="{05473234-A5E9-4214-BD2B-3AAC5CAFE863}">
   <ds:schemaRefs/>
 </ds:datastoreItem>
 </file>
 
-<file path=customXml/itemProps4.xml><?xml version="1.0" encoding="utf-8"?>
-<ds:datastoreItem xmlns:ds="http://schemas.openxmlformats.org/officeDocument/2006/customXml" ds:itemID="{5070FE65-AA96-43AB-8429-E23F25CB8DC5}">
-  <ds:schemaRefs/>
-</ds:datastoreItem>
-</file>
-
 <file path=customXml/itemProps5.xml><?xml version="1.0" encoding="utf-8"?>
-<ds:datastoreItem xmlns:ds="http://schemas.openxmlformats.org/officeDocument/2006/customXml" ds:itemID="{95F86C99-42FA-4EA1-8E50-0FBF23CAF963}">
+<ds:datastoreItem xmlns:ds="http://schemas.openxmlformats.org/officeDocument/2006/customXml" ds:itemID="{11B1DE72-80E9-4162-B852-7908AAB96FDA}">
   <ds:schemaRefs/>
 </ds:datastoreItem>
 </file>
--- a/docs/BSI-Especificação do Projeto - Equipe 14.docx
+++ b/docs/BSI-Especificação do Projeto - Equipe 14.docx
@@ -12,11 +12,9 @@
         <w:spacing w:after="120"/>
         <w:jc w:val="center"/>
         <w:rPr>
-          <w:rFonts w:hint="default"/>
           <w:color w:val="000000" w:themeColor="text1"/>
           <w:sz w:val="40"/>
           <w:szCs w:val="40"/>
-          <w:lang w:val="pt-BR"/>
           <w14:textFill>
             <w14:solidFill>
               <w14:schemeClr w14:val="tx1"/>
@@ -26,11 +24,9 @@
       </w:pPr>
       <w:r>
         <w:rPr>
-          <w:rFonts w:hint="default"/>
           <w:color w:val="000000" w:themeColor="text1"/>
           <w:sz w:val="40"/>
           <w:szCs w:val="40"/>
-          <w:lang w:val="pt-BR"/>
           <w14:textFill>
             <w14:solidFill>
               <w14:schemeClr w14:val="tx1"/>
@@ -45,11 +41,9 @@
         <w:spacing w:after="120"/>
         <w:jc w:val="center"/>
         <w:rPr>
-          <w:rFonts w:hint="default"/>
           <w:color w:val="000000" w:themeColor="text1"/>
           <w:sz w:val="40"/>
           <w:szCs w:val="40"/>
-          <w:lang w:val="pt-BR"/>
           <w14:textFill>
             <w14:solidFill>
               <w14:schemeClr w14:val="tx1"/>
@@ -59,11 +53,9 @@
       </w:pPr>
       <w:r>
         <w:rPr>
-          <w:rFonts w:hint="default"/>
           <w:color w:val="000000" w:themeColor="text1"/>
           <w:sz w:val="40"/>
           <w:szCs w:val="40"/>
-          <w:lang w:val="pt-BR"/>
           <w14:textFill>
             <w14:solidFill>
               <w14:schemeClr w14:val="tx1"/>
@@ -78,11 +70,9 @@
         <w:spacing w:after="120"/>
         <w:jc w:val="center"/>
         <w:rPr>
-          <w:rFonts w:hint="default"/>
           <w:color w:val="000000" w:themeColor="text1"/>
           <w:sz w:val="40"/>
           <w:szCs w:val="40"/>
-          <w:lang w:val="pt-BR"/>
           <w14:textFill>
             <w14:solidFill>
               <w14:schemeClr w14:val="tx1"/>
@@ -92,11 +82,9 @@
       </w:pPr>
       <w:r>
         <w:rPr>
-          <w:rFonts w:hint="default"/>
           <w:color w:val="000000" w:themeColor="text1"/>
           <w:sz w:val="40"/>
           <w:szCs w:val="40"/>
-          <w:lang w:val="pt-BR"/>
           <w14:textFill>
             <w14:solidFill>
               <w14:schemeClr w14:val="tx1"/>
@@ -174,34 +162,7 @@
             </w14:solidFill>
           </w14:textFill>
         </w:rPr>
-        <w:t xml:space="preserve">- </w:t>
-      </w:r>
-      <w:r>
-        <w:rPr>
-          <w:color w:val="000000" w:themeColor="text1"/>
-          <w:sz w:val="32"/>
-          <w:szCs w:val="32"/>
-          <w:lang w:val="pt-BR"/>
-          <w14:textFill>
-            <w14:solidFill>
-              <w14:schemeClr w14:val="tx1"/>
-            </w14:solidFill>
-          </w14:textFill>
-        </w:rPr>
-        <w:t>LivEasy</w:t>
-      </w:r>
-      <w:r>
-        <w:rPr>
-          <w:color w:val="000000" w:themeColor="text1"/>
-          <w:sz w:val="32"/>
-          <w:szCs w:val="32"/>
-          <w14:textFill>
-            <w14:solidFill>
-              <w14:schemeClr w14:val="tx1"/>
-            </w14:solidFill>
-          </w14:textFill>
-        </w:rPr>
-        <w:t xml:space="preserve"> -</w:t>
+        <w:t>- LivEasy -</w:t>
       </w:r>
     </w:p>
     <w:p>
@@ -544,7 +505,7 @@
       <w:sdtContent>
         <w:p>
           <w:pPr>
-            <w:pStyle w:val="23"/>
+            <w:pStyle w:val="29"/>
             <w:numPr>
               <w:ilvl w:val="0"/>
               <w:numId w:val="0"/>
@@ -569,7 +530,7 @@
         </w:p>
         <w:p>
           <w:pPr>
-            <w:pStyle w:val="31"/>
+            <w:pStyle w:val="30"/>
           </w:pPr>
           <w:r>
             <w:fldChar w:fldCharType="begin"/>
@@ -591,7 +552,7 @@
           </w:r>
           <w:r>
             <w:rPr>
-              <w:rStyle w:val="18"/>
+              <w:rStyle w:val="24"/>
             </w:rPr>
             <w:t>1</w:t>
           </w:r>
@@ -600,7 +561,7 @@
           </w:r>
           <w:r>
             <w:rPr>
-              <w:rStyle w:val="18"/>
+              <w:rStyle w:val="24"/>
             </w:rPr>
             <w:t>QUADRO “3 OBJETIVOS”</w:t>
           </w:r>
@@ -618,6 +579,206 @@
           </w:r>
           <w:r>
             <w:t>3</w:t>
+          </w:r>
+          <w:r>
+            <w:fldChar w:fldCharType="end"/>
+          </w:r>
+          <w:r>
+            <w:fldChar w:fldCharType="end"/>
+          </w:r>
+        </w:p>
+        <w:p>
+          <w:pPr>
+            <w:pStyle w:val="30"/>
+          </w:pPr>
+          <w:r>
+            <w:fldChar w:fldCharType="begin"/>
+          </w:r>
+          <w:r>
+            <w:instrText xml:space="preserve"> HYPERLINK \l "_Toc128932908" </w:instrText>
+          </w:r>
+          <w:r>
+            <w:fldChar w:fldCharType="separate"/>
+          </w:r>
+          <w:r>
+            <w:rPr>
+              <w:rStyle w:val="24"/>
+            </w:rPr>
+            <w:t>2</w:t>
+          </w:r>
+          <w:r>
+            <w:tab/>
+          </w:r>
+          <w:r>
+            <w:rPr>
+              <w:rStyle w:val="24"/>
+            </w:rPr>
+            <w:t>QUADRO “É – NÃO É – FAZ – NÃO FAZ”</w:t>
+          </w:r>
+          <w:r>
+            <w:tab/>
+          </w:r>
+          <w:r>
+            <w:fldChar w:fldCharType="begin"/>
+          </w:r>
+          <w:r>
+            <w:instrText xml:space="preserve"> PAGEREF _Toc128932908 \h </w:instrText>
+          </w:r>
+          <w:r>
+            <w:fldChar w:fldCharType="separate"/>
+          </w:r>
+          <w:r>
+            <w:t>4</w:t>
+          </w:r>
+          <w:r>
+            <w:fldChar w:fldCharType="end"/>
+          </w:r>
+          <w:r>
+            <w:fldChar w:fldCharType="end"/>
+          </w:r>
+        </w:p>
+        <w:p>
+          <w:pPr>
+            <w:pStyle w:val="30"/>
+          </w:pPr>
+          <w:r>
+            <w:fldChar w:fldCharType="begin"/>
+          </w:r>
+          <w:r>
+            <w:instrText xml:space="preserve"> HYPERLINK \l "_Toc128932909" </w:instrText>
+          </w:r>
+          <w:r>
+            <w:fldChar w:fldCharType="separate"/>
+          </w:r>
+          <w:r>
+            <w:rPr>
+              <w:rStyle w:val="24"/>
+            </w:rPr>
+            <w:t>3</w:t>
+          </w:r>
+          <w:r>
+            <w:tab/>
+          </w:r>
+          <w:r>
+            <w:rPr>
+              <w:rStyle w:val="24"/>
+            </w:rPr>
+            <w:t>VISÃO DO PRODUTO</w:t>
+          </w:r>
+          <w:r>
+            <w:tab/>
+          </w:r>
+          <w:r>
+            <w:fldChar w:fldCharType="begin"/>
+          </w:r>
+          <w:r>
+            <w:instrText xml:space="preserve"> PAGEREF _Toc128932909 \h </w:instrText>
+          </w:r>
+          <w:r>
+            <w:fldChar w:fldCharType="separate"/>
+          </w:r>
+          <w:r>
+            <w:t>5</w:t>
+          </w:r>
+          <w:r>
+            <w:fldChar w:fldCharType="end"/>
+          </w:r>
+          <w:r>
+            <w:fldChar w:fldCharType="end"/>
+          </w:r>
+        </w:p>
+        <w:p>
+          <w:pPr>
+            <w:pStyle w:val="30"/>
+          </w:pPr>
+          <w:r>
+            <w:fldChar w:fldCharType="begin"/>
+          </w:r>
+          <w:r>
+            <w:instrText xml:space="preserve"> HYPERLINK \l "_Toc128932910" </w:instrText>
+          </w:r>
+          <w:r>
+            <w:fldChar w:fldCharType="separate"/>
+          </w:r>
+          <w:r>
+            <w:rPr>
+              <w:rStyle w:val="24"/>
+            </w:rPr>
+            <w:t>4</w:t>
+          </w:r>
+          <w:r>
+            <w:tab/>
+          </w:r>
+          <w:r>
+            <w:rPr>
+              <w:rStyle w:val="24"/>
+            </w:rPr>
+            <w:t>RELAÇÃO DE REQUISITOS FUNCIONAIS</w:t>
+          </w:r>
+          <w:r>
+            <w:tab/>
+          </w:r>
+          <w:r>
+            <w:fldChar w:fldCharType="begin"/>
+          </w:r>
+          <w:r>
+            <w:instrText xml:space="preserve"> PAGEREF _Toc128932910 \h </w:instrText>
+          </w:r>
+          <w:r>
+            <w:fldChar w:fldCharType="separate"/>
+          </w:r>
+          <w:r>
+            <w:t>6</w:t>
+          </w:r>
+          <w:r>
+            <w:fldChar w:fldCharType="end"/>
+          </w:r>
+          <w:r>
+            <w:fldChar w:fldCharType="end"/>
+          </w:r>
+        </w:p>
+        <w:p>
+          <w:pPr>
+            <w:pStyle w:val="30"/>
+          </w:pPr>
+          <w:r>
+            <w:fldChar w:fldCharType="begin"/>
+          </w:r>
+          <w:r>
+            <w:instrText xml:space="preserve"> HYPERLINK \l "_Toc128932911" </w:instrText>
+          </w:r>
+          <w:r>
+            <w:fldChar w:fldCharType="separate"/>
+          </w:r>
+          <w:r>
+            <w:rPr>
+              <w:rStyle w:val="24"/>
+            </w:rPr>
+            <w:t>5</w:t>
+          </w:r>
+          <w:r>
+            <w:tab/>
+          </w:r>
+          <w:r>
+            <w:rPr>
+              <w:rStyle w:val="24"/>
+            </w:rPr>
+            <w:t>CASOS DE USO</w:t>
+          </w:r>
+          <w:r>
+            <w:tab/>
+          </w:r>
+          <w:r>
+            <w:fldChar w:fldCharType="begin"/>
+          </w:r>
+          <w:r>
+            <w:instrText xml:space="preserve"> PAGEREF _Toc128932911 \h </w:instrText>
+          </w:r>
+          <w:r>
+            <w:fldChar w:fldCharType="separate"/>
+          </w:r>
+          <w:r>
+            <w:t>7</w:t>
           </w:r>
           <w:r>
             <w:fldChar w:fldCharType="end"/>
@@ -629,206 +790,6 @@
         <w:p>
           <w:pPr>
             <w:pStyle w:val="31"/>
-          </w:pPr>
-          <w:r>
-            <w:fldChar w:fldCharType="begin"/>
-          </w:r>
-          <w:r>
-            <w:instrText xml:space="preserve"> HYPERLINK \l "_Toc128932908" </w:instrText>
-          </w:r>
-          <w:r>
-            <w:fldChar w:fldCharType="separate"/>
-          </w:r>
-          <w:r>
-            <w:rPr>
-              <w:rStyle w:val="18"/>
-            </w:rPr>
-            <w:t>2</w:t>
-          </w:r>
-          <w:r>
-            <w:tab/>
-          </w:r>
-          <w:r>
-            <w:rPr>
-              <w:rStyle w:val="18"/>
-            </w:rPr>
-            <w:t>QUADRO “É – NÃO É – FAZ – NÃO FAZ”</w:t>
-          </w:r>
-          <w:r>
-            <w:tab/>
-          </w:r>
-          <w:r>
-            <w:fldChar w:fldCharType="begin"/>
-          </w:r>
-          <w:r>
-            <w:instrText xml:space="preserve"> PAGEREF _Toc128932908 \h </w:instrText>
-          </w:r>
-          <w:r>
-            <w:fldChar w:fldCharType="separate"/>
-          </w:r>
-          <w:r>
-            <w:t>4</w:t>
-          </w:r>
-          <w:r>
-            <w:fldChar w:fldCharType="end"/>
-          </w:r>
-          <w:r>
-            <w:fldChar w:fldCharType="end"/>
-          </w:r>
-        </w:p>
-        <w:p>
-          <w:pPr>
-            <w:pStyle w:val="31"/>
-          </w:pPr>
-          <w:r>
-            <w:fldChar w:fldCharType="begin"/>
-          </w:r>
-          <w:r>
-            <w:instrText xml:space="preserve"> HYPERLINK \l "_Toc128932909" </w:instrText>
-          </w:r>
-          <w:r>
-            <w:fldChar w:fldCharType="separate"/>
-          </w:r>
-          <w:r>
-            <w:rPr>
-              <w:rStyle w:val="18"/>
-            </w:rPr>
-            <w:t>3</w:t>
-          </w:r>
-          <w:r>
-            <w:tab/>
-          </w:r>
-          <w:r>
-            <w:rPr>
-              <w:rStyle w:val="18"/>
-            </w:rPr>
-            <w:t>VISÃO DO PRODUTO</w:t>
-          </w:r>
-          <w:r>
-            <w:tab/>
-          </w:r>
-          <w:r>
-            <w:fldChar w:fldCharType="begin"/>
-          </w:r>
-          <w:r>
-            <w:instrText xml:space="preserve"> PAGEREF _Toc128932909 \h </w:instrText>
-          </w:r>
-          <w:r>
-            <w:fldChar w:fldCharType="separate"/>
-          </w:r>
-          <w:r>
-            <w:t>5</w:t>
-          </w:r>
-          <w:r>
-            <w:fldChar w:fldCharType="end"/>
-          </w:r>
-          <w:r>
-            <w:fldChar w:fldCharType="end"/>
-          </w:r>
-        </w:p>
-        <w:p>
-          <w:pPr>
-            <w:pStyle w:val="31"/>
-          </w:pPr>
-          <w:r>
-            <w:fldChar w:fldCharType="begin"/>
-          </w:r>
-          <w:r>
-            <w:instrText xml:space="preserve"> HYPERLINK \l "_Toc128932910" </w:instrText>
-          </w:r>
-          <w:r>
-            <w:fldChar w:fldCharType="separate"/>
-          </w:r>
-          <w:r>
-            <w:rPr>
-              <w:rStyle w:val="18"/>
-            </w:rPr>
-            <w:t>4</w:t>
-          </w:r>
-          <w:r>
-            <w:tab/>
-          </w:r>
-          <w:r>
-            <w:rPr>
-              <w:rStyle w:val="18"/>
-            </w:rPr>
-            <w:t>RELAÇÃO DE REQUISITOS FUNCIONAIS</w:t>
-          </w:r>
-          <w:r>
-            <w:tab/>
-          </w:r>
-          <w:r>
-            <w:fldChar w:fldCharType="begin"/>
-          </w:r>
-          <w:r>
-            <w:instrText xml:space="preserve"> PAGEREF _Toc128932910 \h </w:instrText>
-          </w:r>
-          <w:r>
-            <w:fldChar w:fldCharType="separate"/>
-          </w:r>
-          <w:r>
-            <w:t>6</w:t>
-          </w:r>
-          <w:r>
-            <w:fldChar w:fldCharType="end"/>
-          </w:r>
-          <w:r>
-            <w:fldChar w:fldCharType="end"/>
-          </w:r>
-        </w:p>
-        <w:p>
-          <w:pPr>
-            <w:pStyle w:val="31"/>
-          </w:pPr>
-          <w:r>
-            <w:fldChar w:fldCharType="begin"/>
-          </w:r>
-          <w:r>
-            <w:instrText xml:space="preserve"> HYPERLINK \l "_Toc128932911" </w:instrText>
-          </w:r>
-          <w:r>
-            <w:fldChar w:fldCharType="separate"/>
-          </w:r>
-          <w:r>
-            <w:rPr>
-              <w:rStyle w:val="18"/>
-            </w:rPr>
-            <w:t>5</w:t>
-          </w:r>
-          <w:r>
-            <w:tab/>
-          </w:r>
-          <w:r>
-            <w:rPr>
-              <w:rStyle w:val="18"/>
-            </w:rPr>
-            <w:t>CASOS DE USO</w:t>
-          </w:r>
-          <w:r>
-            <w:tab/>
-          </w:r>
-          <w:r>
-            <w:fldChar w:fldCharType="begin"/>
-          </w:r>
-          <w:r>
-            <w:instrText xml:space="preserve"> PAGEREF _Toc128932911 \h </w:instrText>
-          </w:r>
-          <w:r>
-            <w:fldChar w:fldCharType="separate"/>
-          </w:r>
-          <w:r>
-            <w:t>7</w:t>
-          </w:r>
-          <w:r>
-            <w:fldChar w:fldCharType="end"/>
-          </w:r>
-          <w:r>
-            <w:fldChar w:fldCharType="end"/>
-          </w:r>
-        </w:p>
-        <w:p>
-          <w:pPr>
-            <w:pStyle w:val="19"/>
             <w:tabs>
               <w:tab w:val="left" w:pos="880"/>
               <w:tab w:val="right" w:leader="dot" w:pos="8494"/>
@@ -849,7 +810,7 @@
           </w:r>
           <w:r>
             <w:rPr>
-              <w:rStyle w:val="18"/>
+              <w:rStyle w:val="24"/>
             </w:rPr>
             <w:t>5.1</w:t>
           </w:r>
@@ -862,7 +823,7 @@
           </w:r>
           <w:r>
             <w:rPr>
-              <w:rStyle w:val="18"/>
+              <w:rStyle w:val="24"/>
             </w:rPr>
             <w:t>RELAÇÃO DE ATORES</w:t>
           </w:r>
@@ -890,7 +851,7 @@
         </w:p>
         <w:p>
           <w:pPr>
-            <w:pStyle w:val="19"/>
+            <w:pStyle w:val="31"/>
             <w:tabs>
               <w:tab w:val="left" w:pos="880"/>
               <w:tab w:val="right" w:leader="dot" w:pos="8494"/>
@@ -911,7 +872,7 @@
           </w:r>
           <w:r>
             <w:rPr>
-              <w:rStyle w:val="18"/>
+              <w:rStyle w:val="24"/>
             </w:rPr>
             <w:t>5.2</w:t>
           </w:r>
@@ -924,7 +885,7 @@
           </w:r>
           <w:r>
             <w:rPr>
-              <w:rStyle w:val="18"/>
+              <w:rStyle w:val="24"/>
             </w:rPr>
             <w:t>DIAGRAMAS DE CASOS DE USO</w:t>
           </w:r>
@@ -952,7 +913,7 @@
         </w:p>
         <w:p>
           <w:pPr>
-            <w:pStyle w:val="31"/>
+            <w:pStyle w:val="30"/>
           </w:pPr>
           <w:r>
             <w:fldChar w:fldCharType="begin"/>
@@ -965,7 +926,7 @@
           </w:r>
           <w:r>
             <w:rPr>
-              <w:rStyle w:val="18"/>
+              <w:rStyle w:val="24"/>
             </w:rPr>
             <w:t>6</w:t>
           </w:r>
@@ -974,7 +935,7 @@
           </w:r>
           <w:r>
             <w:rPr>
-              <w:rStyle w:val="18"/>
+              <w:rStyle w:val="24"/>
             </w:rPr>
             <w:t>BACKLOG DO PRODUTO</w:t>
           </w:r>
@@ -1002,7 +963,7 @@
         </w:p>
         <w:p>
           <w:pPr>
-            <w:pStyle w:val="31"/>
+            <w:pStyle w:val="30"/>
           </w:pPr>
           <w:r>
             <w:fldChar w:fldCharType="begin"/>
@@ -1015,7 +976,7 @@
           </w:r>
           <w:r>
             <w:rPr>
-              <w:rStyle w:val="18"/>
+              <w:rStyle w:val="24"/>
             </w:rPr>
             <w:t>7</w:t>
           </w:r>
@@ -1024,7 +985,7 @@
           </w:r>
           <w:r>
             <w:rPr>
-              <w:rStyle w:val="18"/>
+              <w:rStyle w:val="24"/>
             </w:rPr>
             <w:t>RELAÇÃO DE HISTÓRIAS DE USUÁRIO</w:t>
           </w:r>
@@ -1052,7 +1013,7 @@
         </w:p>
         <w:p>
           <w:pPr>
-            <w:pStyle w:val="31"/>
+            <w:pStyle w:val="30"/>
           </w:pPr>
           <w:r>
             <w:fldChar w:fldCharType="begin"/>
@@ -1065,7 +1026,7 @@
           </w:r>
           <w:r>
             <w:rPr>
-              <w:rStyle w:val="18"/>
+              <w:rStyle w:val="24"/>
             </w:rPr>
             <w:t>8</w:t>
           </w:r>
@@ -1074,7 +1035,7 @@
           </w:r>
           <w:r>
             <w:rPr>
-              <w:rStyle w:val="18"/>
+              <w:rStyle w:val="24"/>
             </w:rPr>
             <w:t>MODELO DE DADOS</w:t>
           </w:r>
@@ -1102,7 +1063,7 @@
         </w:p>
         <w:p>
           <w:pPr>
-            <w:pStyle w:val="31"/>
+            <w:pStyle w:val="30"/>
           </w:pPr>
           <w:r>
             <w:fldChar w:fldCharType="begin"/>
@@ -1115,7 +1076,7 @@
           </w:r>
           <w:r>
             <w:rPr>
-              <w:rStyle w:val="18"/>
+              <w:rStyle w:val="24"/>
             </w:rPr>
             <w:t>9</w:t>
           </w:r>
@@ -1124,7 +1085,7 @@
           </w:r>
           <w:r>
             <w:rPr>
-              <w:rStyle w:val="18"/>
+              <w:rStyle w:val="24"/>
             </w:rPr>
             <w:t>ANALYTICS</w:t>
           </w:r>
@@ -1152,7 +1113,7 @@
         </w:p>
         <w:p>
           <w:pPr>
-            <w:pStyle w:val="31"/>
+            <w:pStyle w:val="30"/>
           </w:pPr>
           <w:r>
             <w:fldChar w:fldCharType="begin"/>
@@ -1165,7 +1126,7 @@
           </w:r>
           <w:r>
             <w:rPr>
-              <w:rStyle w:val="18"/>
+              <w:rStyle w:val="24"/>
             </w:rPr>
             <w:t>10</w:t>
           </w:r>
@@ -1174,7 +1135,7 @@
           </w:r>
           <w:r>
             <w:rPr>
-              <w:rStyle w:val="18"/>
+              <w:rStyle w:val="24"/>
             </w:rPr>
             <w:t>REFERÊNCIA BIBLIOGRÁFICAS</w:t>
           </w:r>
@@ -1213,7 +1174,7 @@
     </w:sdt>
     <w:p>
       <w:pPr>
-        <w:pStyle w:val="21"/>
+        <w:pStyle w:val="27"/>
         <w:tabs>
           <w:tab w:val="right" w:leader="dot" w:pos="8494"/>
         </w:tabs>
@@ -1246,7 +1207,7 @@
     </w:p>
     <w:tbl>
       <w:tblPr>
-        <w:tblStyle w:val="32"/>
+        <w:tblStyle w:val="26"/>
         <w:tblW w:w="8505" w:type="dxa"/>
         <w:tblInd w:w="-5" w:type="dxa"/>
         <w:tblBorders>
@@ -1349,12 +1310,10 @@
             <w:pPr>
               <w:spacing w:after="0" w:line="240" w:lineRule="auto"/>
               <w:rPr>
-                <w:rFonts w:hint="default"/>
-                <w:b/>
-                <w:bCs/>
-                <w:sz w:val="24"/>
-                <w:szCs w:val="24"/>
-                <w:lang w:val="pt-BR"/>
+                <w:b/>
+                <w:bCs/>
+                <w:sz w:val="24"/>
+                <w:szCs w:val="24"/>
               </w:rPr>
             </w:pPr>
             <w:r>
@@ -1371,23 +1330,13 @@
                 <w:sz w:val="24"/>
                 <w:szCs w:val="24"/>
               </w:rPr>
-              <w:t>:</w:t>
-            </w:r>
-            <w:r>
-              <w:rPr>
-                <w:rFonts w:hint="default"/>
-                <w:sz w:val="24"/>
-                <w:szCs w:val="24"/>
-                <w:lang w:val="pt-BR"/>
-              </w:rPr>
-              <w:t xml:space="preserve"> </w:t>
+              <w:t xml:space="preserve">: </w:t>
             </w:r>
             <w:r>
               <w:rPr>
                 <w:color w:val="000000" w:themeColor="text1"/>
                 <w:sz w:val="24"/>
                 <w:szCs w:val="24"/>
-                <w:lang w:val="pt-BR"/>
                 <w14:textFill>
                   <w14:solidFill>
                     <w14:schemeClr w14:val="tx1"/>
@@ -1524,18 +1473,14 @@
               <w:spacing w:after="0" w:line="240" w:lineRule="auto"/>
               <w:jc w:val="both"/>
               <w:rPr>
-                <w:rFonts w:hint="default"/>
-                <w:sz w:val="24"/>
-                <w:szCs w:val="24"/>
-                <w:lang w:val="pt-BR"/>
-              </w:rPr>
-            </w:pPr>
-            <w:r>
-              <w:rPr>
-                <w:rFonts w:hint="default"/>
-                <w:sz w:val="24"/>
-                <w:szCs w:val="24"/>
-                <w:lang w:val="pt-BR"/>
+                <w:sz w:val="24"/>
+                <w:szCs w:val="24"/>
+              </w:rPr>
+            </w:pPr>
+            <w:r>
+              <w:rPr>
+                <w:sz w:val="24"/>
+                <w:szCs w:val="24"/>
               </w:rPr>
               <w:t>Ajudar o usuário a se planejar para mudar de casa/apartamento ou se já se mudou e deseja ter um melhor controle de seus deveres domésticos.</w:t>
             </w:r>
@@ -1544,10 +1489,8 @@
             <w:pPr>
               <w:spacing w:after="0" w:line="240" w:lineRule="auto"/>
               <w:rPr>
-                <w:rFonts w:hint="default"/>
-                <w:sz w:val="24"/>
-                <w:szCs w:val="24"/>
-                <w:lang w:val="pt-BR"/>
+                <w:sz w:val="24"/>
+                <w:szCs w:val="24"/>
               </w:rPr>
             </w:pPr>
           </w:p>
@@ -1603,18 +1546,14 @@
               <w:spacing w:after="0" w:line="240" w:lineRule="auto"/>
               <w:jc w:val="both"/>
               <w:rPr>
-                <w:rFonts w:hint="default"/>
-                <w:sz w:val="24"/>
-                <w:szCs w:val="24"/>
-                <w:lang w:val="pt-BR"/>
-              </w:rPr>
-            </w:pPr>
-            <w:r>
-              <w:rPr>
-                <w:rFonts w:hint="default"/>
-                <w:sz w:val="24"/>
-                <w:szCs w:val="24"/>
-                <w:lang w:val="pt-BR"/>
+                <w:sz w:val="24"/>
+                <w:szCs w:val="24"/>
+              </w:rPr>
+            </w:pPr>
+            <w:r>
+              <w:rPr>
+                <w:sz w:val="24"/>
+                <w:szCs w:val="24"/>
               </w:rPr>
               <w:t>Centralizar o controle de suas conquistas para que esteja preparado para se mudar.</w:t>
             </w:r>
@@ -1623,10 +1562,8 @@
             <w:pPr>
               <w:spacing w:after="0" w:line="240" w:lineRule="auto"/>
               <w:rPr>
-                <w:rFonts w:hint="default"/>
-                <w:sz w:val="24"/>
-                <w:szCs w:val="24"/>
-                <w:lang w:val="pt-BR"/>
+                <w:sz w:val="24"/>
+                <w:szCs w:val="24"/>
               </w:rPr>
             </w:pPr>
           </w:p>
@@ -1682,18 +1619,14 @@
               <w:spacing w:after="0" w:line="240" w:lineRule="auto"/>
               <w:jc w:val="both"/>
               <w:rPr>
-                <w:rFonts w:hint="default"/>
-                <w:sz w:val="24"/>
-                <w:szCs w:val="24"/>
-                <w:lang w:val="pt-BR"/>
-              </w:rPr>
-            </w:pPr>
-            <w:r>
-              <w:rPr>
-                <w:rFonts w:hint="default"/>
-                <w:sz w:val="24"/>
-                <w:szCs w:val="24"/>
-                <w:lang w:val="pt-BR"/>
+                <w:sz w:val="24"/>
+                <w:szCs w:val="24"/>
+              </w:rPr>
+            </w:pPr>
+            <w:r>
+              <w:rPr>
+                <w:sz w:val="24"/>
+                <w:szCs w:val="24"/>
               </w:rPr>
               <w:t>Ter o controle de suas finanças e saber sua posição atual de seu orçamento.</w:t>
             </w:r>
@@ -1746,7 +1679,7 @@
     <w:p/>
     <w:tbl>
       <w:tblPr>
-        <w:tblStyle w:val="32"/>
+        <w:tblStyle w:val="26"/>
         <w:tblW w:w="8505" w:type="dxa"/>
         <w:tblInd w:w="-5" w:type="dxa"/>
         <w:tblBorders>
@@ -1849,10 +1782,8 @@
             <w:pPr>
               <w:spacing w:after="0" w:line="240" w:lineRule="auto"/>
               <w:rPr>
-                <w:rFonts w:hint="default"/>
-                <w:sz w:val="24"/>
-                <w:szCs w:val="24"/>
-                <w:lang w:val="pt-BR"/>
+                <w:sz w:val="24"/>
+                <w:szCs w:val="24"/>
               </w:rPr>
             </w:pPr>
             <w:r>
@@ -1869,45 +1800,20 @@
                 <w:sz w:val="24"/>
                 <w:szCs w:val="24"/>
               </w:rPr>
-              <w:t>:</w:t>
-            </w:r>
-            <w:r>
-              <w:rPr>
-                <w:rFonts w:hint="default"/>
-                <w:sz w:val="24"/>
-                <w:szCs w:val="24"/>
-                <w:lang w:val="pt-BR"/>
-              </w:rPr>
-              <w:t xml:space="preserve"> </w:t>
-            </w:r>
-            <w:r>
-              <w:rPr>
-                <w:rFonts w:hint="default"/>
+              <w:t xml:space="preserve">: </w:t>
+            </w:r>
+            <w:r>
+              <w:rPr>
                 <w:color w:val="000000" w:themeColor="text1"/>
                 <w:sz w:val="24"/>
                 <w:szCs w:val="24"/>
-                <w:lang w:val="pt-BR"/>
                 <w14:textFill>
                   <w14:solidFill>
                     <w14:schemeClr w14:val="tx1"/>
                   </w14:solidFill>
                 </w14:textFill>
               </w:rPr>
-              <w:t>Li</w:t>
-            </w:r>
-            <w:r>
-              <w:rPr>
-                <w:color w:val="000000" w:themeColor="text1"/>
-                <w:sz w:val="24"/>
-                <w:szCs w:val="24"/>
-                <w:lang w:val="pt-BR"/>
-                <w14:textFill>
-                  <w14:solidFill>
-                    <w14:schemeClr w14:val="tx1"/>
-                  </w14:solidFill>
-                </w14:textFill>
-              </w:rPr>
-              <w:t>vEasy</w:t>
+              <w:t>LivEasy</w:t>
             </w:r>
           </w:p>
         </w:tc>
@@ -1971,20 +1877,16 @@
               <w:spacing w:after="0" w:line="240" w:lineRule="auto"/>
               <w:jc w:val="both"/>
               <w:rPr>
-                <w:rFonts w:hint="default"/>
                 <w:color w:val="00B0F0"/>
                 <w:sz w:val="24"/>
                 <w:szCs w:val="24"/>
-                <w:lang w:val="pt-BR"/>
-              </w:rPr>
-            </w:pPr>
-            <w:r>
-              <w:rPr>
-                <w:rFonts w:hint="default"/>
+              </w:rPr>
+            </w:pPr>
+            <w:r>
+              <w:rPr>
                 <w:color w:val="000000" w:themeColor="text1"/>
                 <w:sz w:val="24"/>
                 <w:szCs w:val="24"/>
-                <w:lang w:val="pt-BR"/>
                 <w14:textFill>
                   <w14:solidFill>
                     <w14:schemeClr w14:val="tx1"/>
@@ -2034,18 +1936,14 @@
               <w:spacing w:after="0" w:line="240" w:lineRule="auto"/>
               <w:jc w:val="both"/>
               <w:rPr>
-                <w:rFonts w:hint="default"/>
-                <w:sz w:val="24"/>
-                <w:szCs w:val="24"/>
-                <w:lang w:val="pt-BR"/>
-              </w:rPr>
-            </w:pPr>
-            <w:r>
-              <w:rPr>
-                <w:rFonts w:hint="default"/>
-                <w:sz w:val="24"/>
-                <w:szCs w:val="24"/>
-                <w:lang w:val="pt-BR"/>
+                <w:sz w:val="24"/>
+                <w:szCs w:val="24"/>
+              </w:rPr>
+            </w:pPr>
+            <w:r>
+              <w:rPr>
+                <w:sz w:val="24"/>
+                <w:szCs w:val="24"/>
               </w:rPr>
               <w:t>Plataforma voltada ao comércio de imóveis, seja venda, aluguel ou compra.</w:t>
             </w:r>
@@ -2110,11 +2008,9 @@
               <w:spacing w:after="0" w:line="240" w:lineRule="auto"/>
               <w:jc w:val="both"/>
               <w:rPr>
-                <w:rFonts w:hint="default"/>
                 <w:color w:val="000000" w:themeColor="text1"/>
                 <w:sz w:val="24"/>
                 <w:szCs w:val="24"/>
-                <w:lang w:val="pt-BR"/>
                 <w14:textFill>
                   <w14:solidFill>
                     <w14:schemeClr w14:val="tx1"/>
@@ -2124,11 +2020,9 @@
             </w:pPr>
             <w:r>
               <w:rPr>
-                <w:rFonts w:hint="default"/>
                 <w:color w:val="000000" w:themeColor="text1"/>
                 <w:sz w:val="24"/>
                 <w:szCs w:val="24"/>
-                <w:lang w:val="pt-BR"/>
                 <w14:textFill>
                   <w14:solidFill>
                     <w14:schemeClr w14:val="tx1"/>
@@ -2178,18 +2072,14 @@
               <w:spacing w:after="0" w:line="240" w:lineRule="auto"/>
               <w:jc w:val="both"/>
               <w:rPr>
-                <w:rFonts w:hint="default"/>
-                <w:sz w:val="24"/>
-                <w:szCs w:val="24"/>
-                <w:lang w:val="pt-BR"/>
-              </w:rPr>
-            </w:pPr>
-            <w:r>
-              <w:rPr>
-                <w:rFonts w:hint="default"/>
-                <w:sz w:val="24"/>
-                <w:szCs w:val="24"/>
-                <w:lang w:val="pt-BR"/>
+                <w:sz w:val="24"/>
+                <w:szCs w:val="24"/>
+              </w:rPr>
+            </w:pPr>
+            <w:r>
+              <w:rPr>
+                <w:sz w:val="24"/>
+                <w:szCs w:val="24"/>
               </w:rPr>
               <w:t>Anúncio para venda, aluguel ou compra de imóvel.</w:t>
             </w:r>
@@ -2234,7 +2124,7 @@
     </w:p>
     <w:tbl>
       <w:tblPr>
-        <w:tblStyle w:val="32"/>
+        <w:tblStyle w:val="26"/>
         <w:tblW w:w="7796" w:type="dxa"/>
         <w:tblInd w:w="704" w:type="dxa"/>
         <w:tblBorders>
@@ -2287,10 +2177,8 @@
             <w:pPr>
               <w:spacing w:after="0" w:line="240" w:lineRule="auto"/>
               <w:rPr>
-                <w:rFonts w:hint="default"/>
-                <w:sz w:val="24"/>
-                <w:szCs w:val="24"/>
-                <w:lang w:val="pt-BR"/>
+                <w:sz w:val="24"/>
+                <w:szCs w:val="24"/>
               </w:rPr>
             </w:pPr>
             <w:r>
@@ -2307,16 +2195,7 @@
                 <w:sz w:val="24"/>
                 <w:szCs w:val="24"/>
               </w:rPr>
-              <w:t>:</w:t>
-            </w:r>
-            <w:r>
-              <w:rPr>
-                <w:rFonts w:hint="default"/>
-                <w:sz w:val="24"/>
-                <w:szCs w:val="24"/>
-                <w:lang w:val="pt-BR"/>
-              </w:rPr>
-              <w:t xml:space="preserve"> LivEasy</w:t>
+              <w:t>: LivEasy</w:t>
             </w:r>
           </w:p>
         </w:tc>
@@ -2373,9 +2252,7 @@
             <w:pPr>
               <w:spacing w:before="120" w:after="120" w:line="240" w:lineRule="auto"/>
               <w:rPr>
-                <w:rFonts w:hint="default"/>
                 <w:color w:val="000000" w:themeColor="text1"/>
-                <w:lang w:val="pt-BR"/>
                 <w14:textFill>
                   <w14:solidFill>
                     <w14:schemeClr w14:val="tx1"/>
@@ -2385,9 +2262,7 @@
             </w:pPr>
             <w:r>
               <w:rPr>
-                <w:rFonts w:hint="default"/>
                 <w:color w:val="000000" w:themeColor="text1"/>
-                <w:lang w:val="pt-BR"/>
                 <w14:textFill>
                   <w14:solidFill>
                     <w14:schemeClr w14:val="tx1"/>
@@ -2451,32 +2326,6 @@
             <w:pPr>
               <w:spacing w:before="120" w:after="120" w:line="240" w:lineRule="auto"/>
               <w:rPr>
-                <w:rFonts w:hint="default"/>
-                <w:color w:val="000000" w:themeColor="text1"/>
-                <w:lang w:val="pt-BR"/>
-                <w14:textFill>
-                  <w14:solidFill>
-                    <w14:schemeClr w14:val="tx1"/>
-                  </w14:solidFill>
-                </w14:textFill>
-              </w:rPr>
-            </w:pPr>
-            <w:r>
-              <w:rPr>
-                <w:rFonts w:hint="default"/>
-                <w:color w:val="000000" w:themeColor="text1"/>
-                <w:lang w:val="pt-BR"/>
-                <w14:textFill>
-                  <w14:solidFill>
-                    <w14:schemeClr w14:val="tx1"/>
-                  </w14:solidFill>
-                </w14:textFill>
-              </w:rPr>
-              <w:t xml:space="preserve">Auxiliar </w:t>
-            </w:r>
-            <w:r>
-              <w:rPr>
-                <w:rFonts w:hint="default"/>
                 <w:color w:val="000000" w:themeColor="text1"/>
                 <w14:textFill>
                   <w14:solidFill>
@@ -2484,24 +2333,9 @@
                   </w14:solidFill>
                 </w14:textFill>
               </w:rPr>
-              <w:t xml:space="preserve">o usuário </w:t>
-            </w:r>
-            <w:r>
-              <w:rPr>
-                <w:rFonts w:hint="default"/>
-                <w:color w:val="000000" w:themeColor="text1"/>
-                <w:lang w:val="pt-BR"/>
-                <w14:textFill>
-                  <w14:solidFill>
-                    <w14:schemeClr w14:val="tx1"/>
-                  </w14:solidFill>
-                </w14:textFill>
-              </w:rPr>
-              <w:t>à se planejar, independente da situação atual</w:t>
-            </w:r>
-            <w:r>
-              <w:rPr>
-                <w:rFonts w:hint="default"/>
+            </w:pPr>
+            <w:r>
+              <w:rPr>
                 <w:color w:val="000000" w:themeColor="text1"/>
                 <w14:textFill>
                   <w14:solidFill>
@@ -2509,195 +2343,7 @@
                   </w14:solidFill>
                 </w14:textFill>
               </w:rPr>
-              <w:t xml:space="preserve">. Portanto, </w:t>
-            </w:r>
-            <w:r>
-              <w:rPr>
-                <w:rFonts w:hint="default"/>
-                <w:color w:val="000000" w:themeColor="text1"/>
-                <w:lang w:val="pt-BR"/>
-                <w14:textFill>
-                  <w14:solidFill>
-                    <w14:schemeClr w14:val="tx1"/>
-                  </w14:solidFill>
-                </w14:textFill>
-              </w:rPr>
-              <w:t>de acordo com a etapa do seu planejamento</w:t>
-            </w:r>
-            <w:r>
-              <w:rPr>
-                <w:rFonts w:hint="default"/>
-                <w:color w:val="000000" w:themeColor="text1"/>
-                <w14:textFill>
-                  <w14:solidFill>
-                    <w14:schemeClr w14:val="tx1"/>
-                  </w14:solidFill>
-                </w14:textFill>
-              </w:rPr>
-              <w:t xml:space="preserve">, </w:t>
-            </w:r>
-            <w:r>
-              <w:rPr>
-                <w:rFonts w:hint="default"/>
-                <w:color w:val="000000" w:themeColor="text1"/>
-                <w:lang w:val="pt-BR"/>
-                <w14:textFill>
-                  <w14:solidFill>
-                    <w14:schemeClr w14:val="tx1"/>
-                  </w14:solidFill>
-                </w14:textFill>
-              </w:rPr>
-              <w:t>o usuário</w:t>
-            </w:r>
-            <w:r>
-              <w:rPr>
-                <w:rFonts w:hint="default"/>
-                <w:color w:val="000000" w:themeColor="text1"/>
-                <w14:textFill>
-                  <w14:solidFill>
-                    <w14:schemeClr w14:val="tx1"/>
-                  </w14:solidFill>
-                </w14:textFill>
-              </w:rPr>
-              <w:t xml:space="preserve"> </w:t>
-            </w:r>
-            <w:r>
-              <w:rPr>
-                <w:rFonts w:hint="default"/>
-                <w:color w:val="000000" w:themeColor="text1"/>
-                <w:lang w:val="pt-BR"/>
-                <w14:textFill>
-                  <w14:solidFill>
-                    <w14:schemeClr w14:val="tx1"/>
-                  </w14:solidFill>
-                </w14:textFill>
-              </w:rPr>
-              <w:t>terá</w:t>
-            </w:r>
-            <w:r>
-              <w:rPr>
-                <w:rFonts w:hint="default"/>
-                <w:color w:val="000000" w:themeColor="text1"/>
-                <w14:textFill>
-                  <w14:solidFill>
-                    <w14:schemeClr w14:val="tx1"/>
-                  </w14:solidFill>
-                </w14:textFill>
-              </w:rPr>
-              <w:t xml:space="preserve"> acesso a</w:t>
-            </w:r>
-            <w:r>
-              <w:rPr>
-                <w:rFonts w:hint="default"/>
-                <w:color w:val="000000" w:themeColor="text1"/>
-                <w:lang w:val="pt-BR"/>
-                <w14:textFill>
-                  <w14:solidFill>
-                    <w14:schemeClr w14:val="tx1"/>
-                  </w14:solidFill>
-                </w14:textFill>
-              </w:rPr>
-              <w:t>s ferramentas</w:t>
-            </w:r>
-            <w:r>
-              <w:rPr>
-                <w:rFonts w:hint="default"/>
-                <w:color w:val="000000" w:themeColor="text1"/>
-                <w14:textFill>
-                  <w14:solidFill>
-                    <w14:schemeClr w14:val="tx1"/>
-                  </w14:solidFill>
-                </w14:textFill>
-              </w:rPr>
-              <w:t xml:space="preserve"> </w:t>
-            </w:r>
-            <w:r>
-              <w:rPr>
-                <w:rFonts w:hint="default"/>
-                <w:color w:val="000000" w:themeColor="text1"/>
-                <w:lang w:val="pt-BR"/>
-                <w14:textFill>
-                  <w14:solidFill>
-                    <w14:schemeClr w14:val="tx1"/>
-                  </w14:solidFill>
-                </w14:textFill>
-              </w:rPr>
-              <w:t>necessárias para auxiliar</w:t>
-            </w:r>
-            <w:r>
-              <w:rPr>
-                <w:rFonts w:hint="default"/>
-                <w:color w:val="000000" w:themeColor="text1"/>
-                <w14:textFill>
-                  <w14:solidFill>
-                    <w14:schemeClr w14:val="tx1"/>
-                  </w14:solidFill>
-                </w14:textFill>
-              </w:rPr>
-              <w:t xml:space="preserve"> </w:t>
-            </w:r>
-            <w:r>
-              <w:rPr>
-                <w:rFonts w:hint="default"/>
-                <w:color w:val="000000" w:themeColor="text1"/>
-                <w:lang w:val="pt-BR"/>
-                <w14:textFill>
-                  <w14:solidFill>
-                    <w14:schemeClr w14:val="tx1"/>
-                  </w14:solidFill>
-                </w14:textFill>
-              </w:rPr>
-              <w:t>na</w:t>
-            </w:r>
-            <w:r>
-              <w:rPr>
-                <w:rFonts w:hint="default"/>
-                <w:color w:val="000000" w:themeColor="text1"/>
-                <w14:textFill>
-                  <w14:solidFill>
-                    <w14:schemeClr w14:val="tx1"/>
-                  </w14:solidFill>
-                </w14:textFill>
-              </w:rPr>
-              <w:t xml:space="preserve"> </w:t>
-            </w:r>
-            <w:r>
-              <w:rPr>
-                <w:rFonts w:hint="default"/>
-                <w:color w:val="000000" w:themeColor="text1"/>
-                <w:lang w:val="pt-BR"/>
-                <w14:textFill>
-                  <w14:solidFill>
-                    <w14:schemeClr w14:val="tx1"/>
-                  </w14:solidFill>
-                </w14:textFill>
-              </w:rPr>
-              <w:t>preparação da mudança e</w:t>
-            </w:r>
-            <w:r>
-              <w:rPr>
-                <w:rFonts w:hint="default"/>
-                <w:color w:val="000000" w:themeColor="text1"/>
-                <w14:textFill>
-                  <w14:solidFill>
-                    <w14:schemeClr w14:val="tx1"/>
-                  </w14:solidFill>
-                </w14:textFill>
-              </w:rPr>
-              <w:t xml:space="preserve"> controle </w:t>
-            </w:r>
-            <w:r>
-              <w:rPr>
-                <w:rFonts w:hint="default"/>
-                <w:color w:val="000000" w:themeColor="text1"/>
-                <w:lang w:val="pt-BR"/>
-                <w14:textFill>
-                  <w14:solidFill>
-                    <w14:schemeClr w14:val="tx1"/>
-                  </w14:solidFill>
-                </w14:textFill>
-              </w:rPr>
-              <w:t>financeiro.</w:t>
+              <w:t>Auxiliar o usuário à se planejar, independente da situação atual. Portanto, de acordo com a etapa do seu planejamento, o usuário terá acesso as ferramentas necessárias para auxiliar na preparação da mudança e controle financeiro.</w:t>
             </w:r>
           </w:p>
         </w:tc>
@@ -2715,7 +2361,7 @@
     </w:p>
     <w:tbl>
       <w:tblPr>
-        <w:tblStyle w:val="32"/>
+        <w:tblStyle w:val="26"/>
         <w:tblW w:w="7796" w:type="dxa"/>
         <w:tblInd w:w="704" w:type="dxa"/>
         <w:tblBorders>
@@ -2818,10 +2464,8 @@
             <w:pPr>
               <w:spacing w:after="0" w:line="240" w:lineRule="auto"/>
               <w:rPr>
-                <w:rFonts w:hint="default"/>
-                <w:sz w:val="24"/>
-                <w:szCs w:val="24"/>
-                <w:lang w:val="pt-BR"/>
+                <w:sz w:val="24"/>
+                <w:szCs w:val="24"/>
               </w:rPr>
             </w:pPr>
             <w:r>
@@ -2838,16 +2482,7 @@
                 <w:sz w:val="24"/>
                 <w:szCs w:val="24"/>
               </w:rPr>
-              <w:t>:</w:t>
-            </w:r>
-            <w:r>
-              <w:rPr>
-                <w:rFonts w:hint="default"/>
-                <w:sz w:val="24"/>
-                <w:szCs w:val="24"/>
-                <w:lang w:val="pt-BR"/>
-              </w:rPr>
-              <w:t xml:space="preserve"> LivEasy</w:t>
+              <w:t>: LivEasy</w:t>
             </w:r>
           </w:p>
         </w:tc>
@@ -2904,16 +2539,12 @@
             <w:pPr>
               <w:spacing w:before="120" w:after="120" w:line="240" w:lineRule="auto"/>
               <w:rPr>
-                <w:rFonts w:hint="default"/>
                 <w:color w:val="00B0F0"/>
-                <w:lang w:val="pt-BR"/>
-              </w:rPr>
-            </w:pPr>
-            <w:r>
-              <w:rPr>
-                <w:rFonts w:hint="default"/>
+              </w:rPr>
+            </w:pPr>
+            <w:r>
+              <w:rPr>
                 <w:color w:val="000000" w:themeColor="text1"/>
-                <w:lang w:val="pt-BR"/>
                 <w14:textFill>
                   <w14:solidFill>
                     <w14:schemeClr w14:val="tx1"/>
@@ -2982,9 +2613,7 @@
             </w:pPr>
             <w:r>
               <w:rPr>
-                <w:rFonts w:hint="default"/>
                 <w:color w:val="000000" w:themeColor="text1"/>
-                <w:lang w:val="pt-BR"/>
                 <w14:textFill>
                   <w14:solidFill>
                     <w14:schemeClr w14:val="tx1"/>
@@ -3048,16 +2677,12 @@
             <w:pPr>
               <w:spacing w:before="120" w:after="120" w:line="240" w:lineRule="auto"/>
               <w:rPr>
-                <w:rFonts w:hint="default"/>
                 <w:color w:val="00B0F0"/>
-                <w:lang w:val="pt-BR"/>
-              </w:rPr>
-            </w:pPr>
-            <w:r>
-              <w:rPr>
-                <w:rFonts w:hint="default"/>
+              </w:rPr>
+            </w:pPr>
+            <w:r>
+              <w:rPr>
                 <w:color w:val="000000" w:themeColor="text1"/>
-                <w:lang w:val="pt-BR"/>
                 <w14:textFill>
                   <w14:solidFill>
                     <w14:schemeClr w14:val="tx1"/>
@@ -3121,16 +2746,12 @@
             <w:pPr>
               <w:spacing w:before="120" w:after="120" w:line="240" w:lineRule="auto"/>
               <w:rPr>
-                <w:rFonts w:hint="default"/>
                 <w:color w:val="00B0F0"/>
-                <w:lang w:val="pt-BR"/>
-              </w:rPr>
-            </w:pPr>
-            <w:r>
-              <w:rPr>
-                <w:rFonts w:hint="default"/>
+              </w:rPr>
+            </w:pPr>
+            <w:r>
+              <w:rPr>
                 <w:color w:val="000000" w:themeColor="text1"/>
-                <w:lang w:val="pt-BR"/>
                 <w14:textFill>
                   <w14:solidFill>
                     <w14:schemeClr w14:val="tx1"/>
@@ -3194,9 +2815,7 @@
             <w:pPr>
               <w:spacing w:before="120" w:after="120" w:line="240" w:lineRule="auto"/>
               <w:rPr>
-                <w:rFonts w:hint="default"/>
                 <w:color w:val="000000" w:themeColor="text1"/>
-                <w:lang w:val="pt-BR"/>
                 <w14:textFill>
                   <w14:solidFill>
                     <w14:schemeClr w14:val="tx1"/>
@@ -3206,9 +2825,7 @@
             </w:pPr>
             <w:r>
               <w:rPr>
-                <w:rFonts w:hint="default"/>
                 <w:color w:val="000000" w:themeColor="text1"/>
-                <w:lang w:val="pt-BR"/>
                 <w14:textFill>
                   <w14:solidFill>
                     <w14:schemeClr w14:val="tx1"/>
@@ -3263,7 +2880,7 @@
     </w:p>
     <w:tbl>
       <w:tblPr>
-        <w:tblStyle w:val="32"/>
+        <w:tblStyle w:val="26"/>
         <w:tblW w:w="8505" w:type="dxa"/>
         <w:tblInd w:w="-5" w:type="dxa"/>
         <w:tblBorders>
@@ -3322,10 +2939,8 @@
             <w:pPr>
               <w:spacing w:after="0" w:line="240" w:lineRule="auto"/>
               <w:rPr>
-                <w:rFonts w:hint="default"/>
-                <w:sz w:val="24"/>
-                <w:szCs w:val="24"/>
-                <w:lang w:val="pt-BR"/>
+                <w:sz w:val="24"/>
+                <w:szCs w:val="24"/>
               </w:rPr>
             </w:pPr>
             <w:r>
@@ -3342,16 +2957,7 @@
                 <w:sz w:val="24"/>
                 <w:szCs w:val="24"/>
               </w:rPr>
-              <w:t>:</w:t>
-            </w:r>
-            <w:r>
-              <w:rPr>
-                <w:rFonts w:hint="default"/>
-                <w:sz w:val="24"/>
-                <w:szCs w:val="24"/>
-                <w:lang w:val="pt-BR"/>
-              </w:rPr>
-              <w:t xml:space="preserve"> LivEasy</w:t>
+              <w:t>: LivEasy</w:t>
             </w:r>
           </w:p>
         </w:tc>
@@ -3502,9 +3108,6 @@
               <w:spacing w:after="0" w:line="360" w:lineRule="auto"/>
             </w:pPr>
             <w:r>
-              <w:rPr>
-                <w:rFonts w:hint="default"/>
-              </w:rPr>
               <w:t xml:space="preserve">O sistema deverá permitir o cadastro dos usuários na plataforma. </w:t>
             </w:r>
           </w:p>
@@ -3576,9 +3179,6 @@
               <w:spacing w:after="0" w:line="360" w:lineRule="auto"/>
             </w:pPr>
             <w:r>
-              <w:rPr>
-                <w:rFonts w:hint="default"/>
-              </w:rPr>
               <w:t xml:space="preserve">O sistema deverá possuir a opção de editar o perfil do usuário. </w:t>
             </w:r>
           </w:p>
@@ -3793,28 +3393,9 @@
           <w:p>
             <w:pPr>
               <w:spacing w:after="0" w:line="360" w:lineRule="auto"/>
-              <w:rPr>
-                <w:lang w:val="pt-BR"/>
-              </w:rPr>
-            </w:pPr>
-            <w:r>
-              <w:t>O sistema permitirá ao usuário a opção de visualizar</w:t>
-            </w:r>
-            <w:r>
-              <w:rPr>
-                <w:rFonts w:hint="default"/>
-                <w:lang w:val="pt-BR"/>
-              </w:rPr>
-              <w:t xml:space="preserve"> o controle de gastos,</w:t>
-            </w:r>
-            <w:r>
-              <w:t xml:space="preserve"> o progresso da mudança</w:t>
-            </w:r>
-            <w:r>
-              <w:rPr>
-                <w:lang w:val="pt-BR"/>
-              </w:rPr>
-              <w:t>, controlando o prazo de conclusão das tarefas criadas.</w:t>
+            </w:pPr>
+            <w:r>
+              <w:t>O sistema permitirá ao usuário a opção de visualizar o controle de gastos, o progresso da mudança, controlando o prazo de conclusão das tarefas criadas.</w:t>
             </w:r>
           </w:p>
         </w:tc>
@@ -3856,16 +3437,14 @@
                 <w:bCs/>
                 <w:sz w:val="24"/>
                 <w:szCs w:val="24"/>
-                <w:lang w:val="pt-BR"/>
-              </w:rPr>
-            </w:pPr>
-            <w:r>
-              <w:rPr>
-                <w:b/>
-                <w:bCs/>
-                <w:sz w:val="24"/>
-                <w:szCs w:val="24"/>
-                <w:lang w:val="pt-BR"/>
+              </w:rPr>
+            </w:pPr>
+            <w:r>
+              <w:rPr>
+                <w:b/>
+                <w:bCs/>
+                <w:sz w:val="24"/>
+                <w:szCs w:val="24"/>
               </w:rPr>
               <w:t>6</w:t>
             </w:r>
@@ -3885,20 +3464,9 @@
           <w:p>
             <w:pPr>
               <w:spacing w:after="0" w:line="360" w:lineRule="auto"/>
-              <w:rPr>
-                <w:rFonts w:hint="default"/>
-                <w:lang w:val="pt-BR"/>
-              </w:rPr>
-            </w:pPr>
-            <w:r>
-              <w:t>O sistema permitirá o usuário selecionar sugestão de itens/produtos para a mudança</w:t>
-            </w:r>
-            <w:r>
-              <w:rPr>
-                <w:rFonts w:hint="default"/>
-                <w:lang w:val="pt-BR"/>
-              </w:rPr>
-              <w:t>.</w:t>
+            </w:pPr>
+            <w:r>
+              <w:t>O sistema permitirá o usuário selecionar sugestão de itens/produtos para a mudança.</w:t>
             </w:r>
           </w:p>
         </w:tc>
@@ -3940,16 +3508,14 @@
                 <w:bCs/>
                 <w:sz w:val="24"/>
                 <w:szCs w:val="24"/>
-                <w:lang w:val="pt-BR"/>
-              </w:rPr>
-            </w:pPr>
-            <w:r>
-              <w:rPr>
-                <w:b/>
-                <w:bCs/>
-                <w:sz w:val="24"/>
-                <w:szCs w:val="24"/>
-                <w:lang w:val="pt-BR"/>
+              </w:rPr>
+            </w:pPr>
+            <w:r>
+              <w:rPr>
+                <w:b/>
+                <w:bCs/>
+                <w:sz w:val="24"/>
+                <w:szCs w:val="24"/>
               </w:rPr>
               <w:t>7</w:t>
             </w:r>
@@ -3971,9 +3537,6 @@
               <w:spacing w:after="0" w:line="360" w:lineRule="auto"/>
             </w:pPr>
             <w:r>
-              <w:rPr>
-                <w:rFonts w:hint="default"/>
-              </w:rPr>
               <w:t xml:space="preserve">O sistema deverá permitir ao usuário registrar todas as despesas realizadas na casa, como contas de água, luz, telefone, alimentação, transporte, entre outras. </w:t>
             </w:r>
           </w:p>
@@ -4016,16 +3579,14 @@
                 <w:bCs/>
                 <w:sz w:val="24"/>
                 <w:szCs w:val="24"/>
-                <w:lang w:val="pt-BR"/>
-              </w:rPr>
-            </w:pPr>
-            <w:r>
-              <w:rPr>
-                <w:b/>
-                <w:bCs/>
-                <w:sz w:val="24"/>
-                <w:szCs w:val="24"/>
-                <w:lang w:val="pt-BR"/>
+              </w:rPr>
+            </w:pPr>
+            <w:r>
+              <w:rPr>
+                <w:b/>
+                <w:bCs/>
+                <w:sz w:val="24"/>
+                <w:szCs w:val="24"/>
               </w:rPr>
               <w:t>8</w:t>
             </w:r>
@@ -4047,9 +3608,6 @@
               <w:spacing w:after="0" w:line="360" w:lineRule="auto"/>
             </w:pPr>
             <w:r>
-              <w:rPr>
-                <w:rFonts w:hint="default"/>
-              </w:rPr>
               <w:t xml:space="preserve">O sistema deverá permitir ao usuário categorizar as despesas registradas para que ele possa visualizar os gastos por tipo. </w:t>
             </w:r>
           </w:p>
@@ -4092,16 +3650,14 @@
                 <w:bCs/>
                 <w:sz w:val="24"/>
                 <w:szCs w:val="24"/>
-                <w:lang w:val="pt-BR"/>
-              </w:rPr>
-            </w:pPr>
-            <w:r>
-              <w:rPr>
-                <w:b/>
-                <w:bCs/>
-                <w:sz w:val="24"/>
-                <w:szCs w:val="24"/>
-                <w:lang w:val="pt-BR"/>
+              </w:rPr>
+            </w:pPr>
+            <w:r>
+              <w:rPr>
+                <w:b/>
+                <w:bCs/>
+                <w:sz w:val="24"/>
+                <w:szCs w:val="24"/>
               </w:rPr>
               <w:t>9</w:t>
             </w:r>
@@ -4123,9 +3679,6 @@
               <w:spacing w:after="0" w:line="360" w:lineRule="auto"/>
             </w:pPr>
             <w:r>
-              <w:rPr>
-                <w:rFonts w:hint="default"/>
-              </w:rPr>
               <w:t xml:space="preserve">O sistema deverá permitir ao usuário definir um orçamento mensal para cada categoria de despesa e acompanhar o quanto já foi gasto em relação ao orçamento definido. </w:t>
             </w:r>
           </w:p>
@@ -4168,16 +3721,14 @@
                 <w:bCs/>
                 <w:sz w:val="24"/>
                 <w:szCs w:val="24"/>
-                <w:lang w:val="pt-BR"/>
-              </w:rPr>
-            </w:pPr>
-            <w:r>
-              <w:rPr>
-                <w:b/>
-                <w:bCs/>
-                <w:sz w:val="24"/>
-                <w:szCs w:val="24"/>
-                <w:lang w:val="pt-BR"/>
+              </w:rPr>
+            </w:pPr>
+            <w:r>
+              <w:rPr>
+                <w:b/>
+                <w:bCs/>
+                <w:sz w:val="24"/>
+                <w:szCs w:val="24"/>
               </w:rPr>
               <w:t>10</w:t>
             </w:r>
@@ -4199,9 +3750,6 @@
               <w:spacing w:after="0" w:line="360" w:lineRule="auto"/>
             </w:pPr>
             <w:r>
-              <w:rPr>
-                <w:rFonts w:hint="default"/>
-              </w:rPr>
               <w:t>O sistema deverá fornecer ao usuário gráficos e relatórios para que ele possa visualizar os gastos de forma clara e entender onde está gastando mais dinheiro.</w:t>
             </w:r>
           </w:p>
@@ -4244,16 +3792,14 @@
                 <w:bCs/>
                 <w:sz w:val="24"/>
                 <w:szCs w:val="24"/>
-                <w:lang w:val="pt-BR"/>
-              </w:rPr>
-            </w:pPr>
-            <w:r>
-              <w:rPr>
-                <w:b/>
-                <w:bCs/>
-                <w:sz w:val="24"/>
-                <w:szCs w:val="24"/>
-                <w:lang w:val="pt-BR"/>
+              </w:rPr>
+            </w:pPr>
+            <w:r>
+              <w:rPr>
+                <w:b/>
+                <w:bCs/>
+                <w:sz w:val="24"/>
+                <w:szCs w:val="24"/>
               </w:rPr>
               <w:t>11</w:t>
             </w:r>
@@ -4273,24 +3819,9 @@
           <w:p>
             <w:pPr>
               <w:spacing w:after="0" w:line="360" w:lineRule="auto"/>
-              <w:rPr>
-                <w:lang w:val="pt-BR"/>
-              </w:rPr>
-            </w:pPr>
-            <w:r>
-              <w:rPr>
-                <w:sz w:val="22"/>
-                <w:szCs w:val="22"/>
-              </w:rPr>
-              <w:t>O sistema deverá permitir a possibilidade de solicitar mudanças em diferentes áreas</w:t>
-            </w:r>
-            <w:r>
-              <w:rPr>
-                <w:sz w:val="22"/>
-                <w:szCs w:val="22"/>
-                <w:lang w:val="pt-BR"/>
-              </w:rPr>
-              <w:t xml:space="preserve"> (casa, apartamento, sobrado, condomínio, entre outros).</w:t>
+            </w:pPr>
+            <w:r>
+              <w:t>O sistema deverá permitir a possibilidade de solicitar mudanças em diferentes áreas (casa, apartamento, sobrado, condomínio, entre outros).</w:t>
             </w:r>
           </w:p>
         </w:tc>
@@ -4332,16 +3863,14 @@
                 <w:bCs/>
                 <w:sz w:val="24"/>
                 <w:szCs w:val="24"/>
-                <w:lang w:val="pt-BR"/>
-              </w:rPr>
-            </w:pPr>
-            <w:r>
-              <w:rPr>
-                <w:b/>
-                <w:bCs/>
-                <w:sz w:val="24"/>
-                <w:szCs w:val="24"/>
-                <w:lang w:val="pt-BR"/>
+              </w:rPr>
+            </w:pPr>
+            <w:r>
+              <w:rPr>
+                <w:b/>
+                <w:bCs/>
+                <w:sz w:val="24"/>
+                <w:szCs w:val="24"/>
               </w:rPr>
               <w:t>12</w:t>
             </w:r>
@@ -4361,14 +3890,8 @@
           <w:p>
             <w:pPr>
               <w:spacing w:after="0" w:line="360" w:lineRule="auto"/>
-              <w:rPr>
-                <w:lang w:val="pt-BR"/>
-              </w:rPr>
-            </w:pPr>
-            <w:r>
-              <w:rPr>
-                <w:lang w:val="pt-BR"/>
-              </w:rPr>
+            </w:pPr>
+            <w:r>
               <w:t>O sistema deverá permitir a mudança de tema claro ou escuro da tela.</w:t>
             </w:r>
           </w:p>
@@ -4411,16 +3934,14 @@
                 <w:bCs/>
                 <w:sz w:val="24"/>
                 <w:szCs w:val="24"/>
-                <w:lang w:val="pt-BR"/>
-              </w:rPr>
-            </w:pPr>
-            <w:r>
-              <w:rPr>
-                <w:b/>
-                <w:bCs/>
-                <w:sz w:val="24"/>
-                <w:szCs w:val="24"/>
-                <w:lang w:val="pt-BR"/>
+              </w:rPr>
+            </w:pPr>
+            <w:r>
+              <w:rPr>
+                <w:b/>
+                <w:bCs/>
+                <w:sz w:val="24"/>
+                <w:szCs w:val="24"/>
               </w:rPr>
               <w:t>13</w:t>
             </w:r>
@@ -4440,14 +3961,8 @@
           <w:p>
             <w:pPr>
               <w:spacing w:after="0" w:line="360" w:lineRule="auto"/>
-              <w:rPr>
-                <w:lang w:val="pt-BR"/>
-              </w:rPr>
-            </w:pPr>
-            <w:r>
-              <w:rPr>
-                <w:lang w:val="pt-BR"/>
-              </w:rPr>
+            </w:pPr>
+            <w:r>
               <w:t>O sistema deverá ser responsivo.</w:t>
             </w:r>
           </w:p>
@@ -4490,16 +4005,14 @@
                 <w:bCs/>
                 <w:sz w:val="24"/>
                 <w:szCs w:val="24"/>
-                <w:lang w:val="pt-BR"/>
-              </w:rPr>
-            </w:pPr>
-            <w:r>
-              <w:rPr>
-                <w:b/>
-                <w:bCs/>
-                <w:sz w:val="24"/>
-                <w:szCs w:val="24"/>
-                <w:lang w:val="pt-BR"/>
+              </w:rPr>
+            </w:pPr>
+            <w:r>
+              <w:rPr>
+                <w:b/>
+                <w:bCs/>
+                <w:sz w:val="24"/>
+                <w:szCs w:val="24"/>
               </w:rPr>
               <w:t>14</w:t>
             </w:r>
@@ -4519,14 +4032,8 @@
           <w:p>
             <w:pPr>
               <w:spacing w:after="0" w:line="360" w:lineRule="auto"/>
-              <w:rPr>
-                <w:lang w:val="pt-BR"/>
-              </w:rPr>
-            </w:pPr>
-            <w:r>
-              <w:rPr>
-                <w:lang w:val="pt-BR"/>
-              </w:rPr>
+            </w:pPr>
+            <w:r>
               <w:t>O sistema deverá permitir a opção de redefinir senha com envio de e-mail.</w:t>
             </w:r>
           </w:p>
@@ -4572,16 +4079,14 @@
                 <w:bCs/>
                 <w:sz w:val="24"/>
                 <w:szCs w:val="24"/>
-                <w:lang w:val="pt-BR"/>
-              </w:rPr>
-            </w:pPr>
-            <w:r>
-              <w:rPr>
-                <w:b/>
-                <w:bCs/>
-                <w:sz w:val="24"/>
-                <w:szCs w:val="24"/>
-                <w:lang w:val="pt-BR"/>
+              </w:rPr>
+            </w:pPr>
+            <w:r>
+              <w:rPr>
+                <w:b/>
+                <w:bCs/>
+                <w:sz w:val="24"/>
+                <w:szCs w:val="24"/>
               </w:rPr>
               <w:t>15</w:t>
             </w:r>
@@ -4601,9 +4106,6 @@
           <w:p>
             <w:pPr>
               <w:spacing w:after="0" w:line="360" w:lineRule="auto"/>
-              <w:rPr>
-                <w:lang w:val="pt-BR"/>
-              </w:rPr>
             </w:pPr>
             <w:r>
               <w:t>O sistema deverá ter opção de tradução do sistema para diferentes idiomas.</w:t>
@@ -4642,13 +4144,10 @@
     <w:p>
       <w:pPr>
         <w:rPr>
-          <w:color w:val="ED7D31" w:themeColor="accent2" w:themeTint="FF"/>
+          <w:color w:val="ED7D31" w:themeColor="accent2"/>
           <w14:textFill>
             <w14:solidFill>
-              <w14:schemeClr w14:val="accent2">
-                <w14:lumMod w14:val="100000"/>
-                <w14:lumOff w14:val="0"/>
-              </w14:schemeClr>
+              <w14:schemeClr w14:val="accent2"/>
             </w14:solidFill>
           </w14:textFill>
         </w:rPr>
@@ -4679,7 +4178,7 @@
     </w:p>
     <w:tbl>
       <w:tblPr>
-        <w:tblStyle w:val="32"/>
+        <w:tblStyle w:val="26"/>
         <w:tblW w:w="8505" w:type="dxa"/>
         <w:tblInd w:w="-5" w:type="dxa"/>
         <w:tblBorders>
@@ -4832,7 +4331,7 @@
                 <w:rFonts w:hint="default"/>
                 <w:lang w:val="pt-BR"/>
               </w:rPr>
-              <w:t>Usuário</w:t>
+              <w:t>Cliente</w:t>
             </w:r>
           </w:p>
         </w:tc>
@@ -4899,7 +4398,7 @@
                 <w:rFonts w:hint="default"/>
                 <w:lang w:val="pt-BR"/>
               </w:rPr>
-              <w:t>Sistema</w:t>
+              <w:t>Administrador</w:t>
             </w:r>
           </w:p>
         </w:tc>
@@ -4943,7 +4442,7 @@
     </w:p>
     <w:tbl>
       <w:tblPr>
-        <w:tblStyle w:val="32"/>
+        <w:tblStyle w:val="26"/>
         <w:tblW w:w="8505" w:type="dxa"/>
         <w:tblInd w:w="-5" w:type="dxa"/>
         <w:tblBorders>
@@ -5013,7 +4512,27 @@
                 <w:sz w:val="24"/>
                 <w:szCs w:val="24"/>
               </w:rPr>
-              <w:t xml:space="preserve">CASO DE USO 1:  </w:t>
+              <w:t xml:space="preserve">CASO DE USO </w:t>
+            </w:r>
+            <w:r>
+              <w:rPr>
+                <w:rFonts w:hint="default"/>
+                <w:b/>
+                <w:bCs/>
+                <w:sz w:val="24"/>
+                <w:szCs w:val="24"/>
+                <w:lang w:val="pt-BR"/>
+              </w:rPr>
+              <w:t>- GERAL</w:t>
+            </w:r>
+            <w:r>
+              <w:rPr>
+                <w:b/>
+                <w:bCs/>
+                <w:sz w:val="24"/>
+                <w:szCs w:val="24"/>
+              </w:rPr>
+              <w:t xml:space="preserve">:  </w:t>
             </w:r>
           </w:p>
         </w:tc>
@@ -5127,7 +4646,7 @@
     <w:p/>
     <w:tbl>
       <w:tblPr>
-        <w:tblStyle w:val="32"/>
+        <w:tblStyle w:val="26"/>
         <w:tblW w:w="8505" w:type="dxa"/>
         <w:tblInd w:w="-5" w:type="dxa"/>
         <w:tblBorders>
@@ -5159,6 +4678,12 @@
             <w:insideH w:val="single" w:color="auto" w:sz="4" w:space="0"/>
             <w:insideV w:val="single" w:color="auto" w:sz="4" w:space="0"/>
           </w:tblBorders>
+          <w:tblCellMar>
+            <w:top w:w="0" w:type="dxa"/>
+            <w:left w:w="108" w:type="dxa"/>
+            <w:bottom w:w="0" w:type="dxa"/>
+            <w:right w:w="108" w:type="dxa"/>
+          </w:tblCellMar>
         </w:tblPrEx>
         <w:trPr>
           <w:trHeight w:val="361" w:hRule="atLeast"/>
@@ -5206,6 +4731,12 @@
             <w:insideH w:val="single" w:color="auto" w:sz="4" w:space="0"/>
             <w:insideV w:val="single" w:color="auto" w:sz="4" w:space="0"/>
           </w:tblBorders>
+          <w:tblCellMar>
+            <w:top w:w="0" w:type="dxa"/>
+            <w:left w:w="108" w:type="dxa"/>
+            <w:bottom w:w="0" w:type="dxa"/>
+            <w:right w:w="108" w:type="dxa"/>
+          </w:tblCellMar>
         </w:tblPrEx>
         <w:trPr>
           <w:trHeight w:val="361" w:hRule="atLeast"/>
@@ -5327,7 +4858,7 @@
     </w:p>
     <w:tbl>
       <w:tblPr>
-        <w:tblStyle w:val="32"/>
+        <w:tblStyle w:val="26"/>
         <w:tblW w:w="8505" w:type="dxa"/>
         <w:tblInd w:w="-5" w:type="dxa"/>
         <w:tblBorders>
@@ -5494,17 +5025,16 @@
           <w:p>
             <w:pPr>
               <w:spacing w:after="0" w:line="240" w:lineRule="auto"/>
+            </w:pPr>
+            <w:r>
               <w:rPr>
                 <w:rFonts w:hint="default"/>
                 <w:lang w:val="pt-BR"/>
               </w:rPr>
-            </w:pPr>
-            <w:r>
-              <w:rPr>
-                <w:rFonts w:hint="default"/>
-                <w:lang w:val="pt-BR"/>
-              </w:rPr>
-              <w:t>Tela de Login</w:t>
+              <w:t xml:space="preserve">Realizar </w:t>
+            </w:r>
+            <w:r>
+              <w:t>Login</w:t>
             </w:r>
           </w:p>
         </w:tc>
@@ -5573,17 +5103,74 @@
           <w:p>
             <w:pPr>
               <w:spacing w:after="0" w:line="240" w:lineRule="auto"/>
-              <w:rPr>
-                <w:rFonts w:hint="default"/>
-                <w:lang w:val="pt-BR"/>
-              </w:rPr>
-            </w:pPr>
-            <w:r>
-              <w:rPr>
-                <w:rFonts w:hint="default"/>
-                <w:lang w:val="pt-BR"/>
-              </w:rPr>
+            </w:pPr>
+            <w:r>
               <w:t>Tela de Cadastro</w:t>
+            </w:r>
+          </w:p>
+        </w:tc>
+      </w:tr>
+      <w:tr>
+        <w:tblPrEx>
+          <w:tblBorders>
+            <w:top w:val="single" w:color="auto" w:sz="4" w:space="0"/>
+            <w:left w:val="single" w:color="auto" w:sz="4" w:space="0"/>
+            <w:bottom w:val="single" w:color="auto" w:sz="4" w:space="0"/>
+            <w:right w:val="single" w:color="auto" w:sz="4" w:space="0"/>
+            <w:insideH w:val="single" w:color="auto" w:sz="4" w:space="0"/>
+            <w:insideV w:val="single" w:color="auto" w:sz="4" w:space="0"/>
+          </w:tblBorders>
+        </w:tblPrEx>
+        <w:tc>
+          <w:tcPr>
+            <w:tcW w:w="709" w:type="dxa"/>
+            <w:tcBorders>
+              <w:top w:val="single" w:color="auto" w:sz="4" w:space="0"/>
+              <w:left w:val="single" w:color="auto" w:sz="4" w:space="0"/>
+              <w:bottom w:val="single" w:color="auto" w:sz="4" w:space="0"/>
+              <w:right w:val="single" w:color="auto" w:sz="4" w:space="0"/>
+            </w:tcBorders>
+            <w:vAlign w:val="center"/>
+          </w:tcPr>
+          <w:p>
+            <w:pPr>
+              <w:spacing w:after="0" w:line="240" w:lineRule="auto"/>
+              <w:jc w:val="center"/>
+              <w:rPr>
+                <w:b/>
+                <w:bCs/>
+                <w:sz w:val="24"/>
+                <w:szCs w:val="24"/>
+              </w:rPr>
+            </w:pPr>
+            <w:r>
+              <w:rPr>
+                <w:b/>
+                <w:bCs/>
+                <w:sz w:val="24"/>
+                <w:szCs w:val="24"/>
+              </w:rPr>
+              <w:t>3</w:t>
+            </w:r>
+          </w:p>
+        </w:tc>
+        <w:tc>
+          <w:tcPr>
+            <w:tcW w:w="7796" w:type="dxa"/>
+            <w:tcBorders>
+              <w:top w:val="single" w:color="auto" w:sz="4" w:space="0"/>
+              <w:left w:val="single" w:color="auto" w:sz="4" w:space="0"/>
+              <w:bottom w:val="single" w:color="auto" w:sz="4" w:space="0"/>
+              <w:right w:val="single" w:color="auto" w:sz="4" w:space="0"/>
+            </w:tcBorders>
+            <w:vAlign w:val="center"/>
+          </w:tcPr>
+          <w:p>
+            <w:pPr>
+              <w:spacing w:after="0" w:line="240" w:lineRule="auto"/>
+            </w:pPr>
+            <w:r>
+              <w:t>Seleção da etapa de mudança ou organização</w:t>
             </w:r>
           </w:p>
         </w:tc>
@@ -5634,7 +5221,7 @@
                 <w:sz w:val="24"/>
                 <w:szCs w:val="24"/>
               </w:rPr>
-              <w:t>3</w:t>
+              <w:t>4</w:t>
             </w:r>
           </w:p>
         </w:tc>
@@ -5652,17 +5239,9 @@
           <w:p>
             <w:pPr>
               <w:spacing w:after="0" w:line="240" w:lineRule="auto"/>
-              <w:rPr>
-                <w:rFonts w:hint="default"/>
-                <w:lang w:val="pt-BR"/>
-              </w:rPr>
-            </w:pPr>
-            <w:r>
-              <w:rPr>
-                <w:rFonts w:hint="default"/>
-                <w:lang w:val="pt-BR"/>
-              </w:rPr>
-              <w:t>Seleção da etapa de mudança ou organização</w:t>
+            </w:pPr>
+            <w:r>
+              <w:t>Tela de configurações do usuário</w:t>
             </w:r>
           </w:p>
         </w:tc>
@@ -5713,7 +5292,7 @@
                 <w:sz w:val="24"/>
                 <w:szCs w:val="24"/>
               </w:rPr>
-              <w:t>4</w:t>
+              <w:t>5</w:t>
             </w:r>
           </w:p>
         </w:tc>
@@ -5731,18 +5310,7 @@
           <w:p>
             <w:pPr>
               <w:spacing w:after="0" w:line="240" w:lineRule="auto"/>
-              <w:rPr>
-                <w:rFonts w:hint="default"/>
-                <w:lang w:val="pt-BR"/>
-              </w:rPr>
-            </w:pPr>
-            <w:r>
-              <w:rPr>
-                <w:rFonts w:hint="default"/>
-                <w:lang w:val="pt-BR"/>
-              </w:rPr>
-              <w:t>Tela de configurações do usuário</w:t>
-            </w:r>
+            </w:pPr>
           </w:p>
         </w:tc>
       </w:tr>
@@ -5792,7 +5360,7 @@
                 <w:sz w:val="24"/>
                 <w:szCs w:val="24"/>
               </w:rPr>
-              <w:t>5</w:t>
+              <w:t>6</w:t>
             </w:r>
           </w:p>
         </w:tc>
@@ -5810,10 +5378,6 @@
           <w:p>
             <w:pPr>
               <w:spacing w:after="0" w:line="240" w:lineRule="auto"/>
-              <w:rPr>
-                <w:rFonts w:hint="default"/>
-                <w:lang w:val="pt-BR"/>
-              </w:rPr>
             </w:pPr>
           </w:p>
         </w:tc>
@@ -5864,7 +5428,7 @@
                 <w:sz w:val="24"/>
                 <w:szCs w:val="24"/>
               </w:rPr>
-              <w:t>6</w:t>
+              <w:t>7</w:t>
             </w:r>
           </w:p>
         </w:tc>
@@ -5932,7 +5496,7 @@
                 <w:sz w:val="24"/>
                 <w:szCs w:val="24"/>
               </w:rPr>
-              <w:t>7</w:t>
+              <w:t>8</w:t>
             </w:r>
           </w:p>
         </w:tc>
@@ -5950,7 +5514,20 @@
           <w:p>
             <w:pPr>
               <w:spacing w:after="0" w:line="240" w:lineRule="auto"/>
-            </w:pPr>
+              <w:rPr>
+                <w:rFonts w:hint="default"/>
+                <w:lang w:val="pt-BR"/>
+              </w:rPr>
+            </w:pPr>
+            <w:r>
+              <w:rPr>
+                <w:rFonts w:hint="default"/>
+                <w:b/>
+                <w:bCs/>
+                <w:lang w:val="pt-BR"/>
+              </w:rPr>
+              <w:t>Indicar ação</w:t>
+            </w:r>
           </w:p>
         </w:tc>
       </w:tr>
@@ -6000,7 +5577,7 @@
                 <w:sz w:val="24"/>
                 <w:szCs w:val="24"/>
               </w:rPr>
-              <w:t>8</w:t>
+              <w:t>9</w:t>
             </w:r>
           </w:p>
         </w:tc>
@@ -6068,7 +5645,7 @@
                 <w:sz w:val="24"/>
                 <w:szCs w:val="24"/>
               </w:rPr>
-              <w:t>9</w:t>
+              <w:t>10</w:t>
             </w:r>
           </w:p>
         </w:tc>
@@ -6136,7 +5713,7 @@
                 <w:sz w:val="24"/>
                 <w:szCs w:val="24"/>
               </w:rPr>
-              <w:t>10</w:t>
+              <w:t>11</w:t>
             </w:r>
           </w:p>
         </w:tc>
@@ -6204,74 +5781,6 @@
                 <w:sz w:val="24"/>
                 <w:szCs w:val="24"/>
               </w:rPr>
-              <w:t>11</w:t>
-            </w:r>
-          </w:p>
-        </w:tc>
-        <w:tc>
-          <w:tcPr>
-            <w:tcW w:w="7796" w:type="dxa"/>
-            <w:tcBorders>
-              <w:top w:val="single" w:color="auto" w:sz="4" w:space="0"/>
-              <w:left w:val="single" w:color="auto" w:sz="4" w:space="0"/>
-              <w:bottom w:val="single" w:color="auto" w:sz="4" w:space="0"/>
-              <w:right w:val="single" w:color="auto" w:sz="4" w:space="0"/>
-            </w:tcBorders>
-            <w:vAlign w:val="center"/>
-          </w:tcPr>
-          <w:p>
-            <w:pPr>
-              <w:spacing w:after="0" w:line="240" w:lineRule="auto"/>
-            </w:pPr>
-          </w:p>
-        </w:tc>
-      </w:tr>
-      <w:tr>
-        <w:tblPrEx>
-          <w:tblBorders>
-            <w:top w:val="single" w:color="auto" w:sz="4" w:space="0"/>
-            <w:left w:val="single" w:color="auto" w:sz="4" w:space="0"/>
-            <w:bottom w:val="single" w:color="auto" w:sz="4" w:space="0"/>
-            <w:right w:val="single" w:color="auto" w:sz="4" w:space="0"/>
-            <w:insideH w:val="single" w:color="auto" w:sz="4" w:space="0"/>
-            <w:insideV w:val="single" w:color="auto" w:sz="4" w:space="0"/>
-          </w:tblBorders>
-          <w:tblCellMar>
-            <w:top w:w="0" w:type="dxa"/>
-            <w:left w:w="108" w:type="dxa"/>
-            <w:bottom w:w="0" w:type="dxa"/>
-            <w:right w:w="108" w:type="dxa"/>
-          </w:tblCellMar>
-        </w:tblPrEx>
-        <w:tc>
-          <w:tcPr>
-            <w:tcW w:w="709" w:type="dxa"/>
-            <w:tcBorders>
-              <w:top w:val="single" w:color="auto" w:sz="4" w:space="0"/>
-              <w:left w:val="single" w:color="auto" w:sz="4" w:space="0"/>
-              <w:bottom w:val="single" w:color="auto" w:sz="4" w:space="0"/>
-              <w:right w:val="single" w:color="auto" w:sz="4" w:space="0"/>
-            </w:tcBorders>
-            <w:vAlign w:val="center"/>
-          </w:tcPr>
-          <w:p>
-            <w:pPr>
-              <w:spacing w:after="0" w:line="240" w:lineRule="auto"/>
-              <w:jc w:val="center"/>
-              <w:rPr>
-                <w:b/>
-                <w:bCs/>
-                <w:sz w:val="24"/>
-                <w:szCs w:val="24"/>
-              </w:rPr>
-            </w:pPr>
-            <w:r>
-              <w:rPr>
-                <w:b/>
-                <w:bCs/>
-                <w:sz w:val="24"/>
-                <w:szCs w:val="24"/>
-              </w:rPr>
               <w:t>12</w:t>
             </w:r>
           </w:p>
@@ -6302,6 +5811,1825 @@
         </w:rPr>
       </w:pPr>
     </w:p>
+    <w:tbl>
+      <w:tblPr>
+        <w:tblStyle w:val="13"/>
+        <w:tblW w:w="0" w:type="dxa"/>
+        <w:tblInd w:w="-15" w:type="dxa"/>
+        <w:tblBorders>
+          <w:top w:val="outset" w:color="auto" w:sz="6" w:space="0"/>
+          <w:left w:val="outset" w:color="auto" w:sz="6" w:space="0"/>
+          <w:bottom w:val="outset" w:color="auto" w:sz="6" w:space="0"/>
+          <w:right w:val="outset" w:color="auto" w:sz="6" w:space="0"/>
+          <w:insideH w:val="none" w:color="auto" w:sz="0" w:space="0"/>
+          <w:insideV w:val="none" w:color="auto" w:sz="0" w:space="0"/>
+        </w:tblBorders>
+        <w:tblLayout w:type="autofit"/>
+        <w:tblCellMar>
+          <w:top w:w="0" w:type="dxa"/>
+          <w:left w:w="0" w:type="dxa"/>
+          <w:bottom w:w="0" w:type="dxa"/>
+          <w:right w:w="0" w:type="dxa"/>
+        </w:tblCellMar>
+      </w:tblPr>
+      <w:tblGrid>
+        <w:gridCol w:w="705"/>
+        <w:gridCol w:w="7785"/>
+      </w:tblGrid>
+      <w:tr>
+        <w:tblPrEx>
+          <w:tblBorders>
+            <w:top w:val="outset" w:color="auto" w:sz="6" w:space="0"/>
+            <w:left w:val="outset" w:color="auto" w:sz="6" w:space="0"/>
+            <w:bottom w:val="outset" w:color="auto" w:sz="6" w:space="0"/>
+            <w:right w:val="outset" w:color="auto" w:sz="6" w:space="0"/>
+            <w:insideH w:val="none" w:color="auto" w:sz="0" w:space="0"/>
+            <w:insideV w:val="none" w:color="auto" w:sz="0" w:space="0"/>
+          </w:tblBorders>
+          <w:tblCellMar>
+            <w:top w:w="0" w:type="dxa"/>
+            <w:left w:w="0" w:type="dxa"/>
+            <w:bottom w:w="0" w:type="dxa"/>
+            <w:right w:w="0" w:type="dxa"/>
+          </w:tblCellMar>
+        </w:tblPrEx>
+        <w:trPr>
+          <w:trHeight w:val="300" w:hRule="atLeast"/>
+        </w:trPr>
+        <w:tc>
+          <w:tcPr>
+            <w:tcW w:w="705" w:type="dxa"/>
+            <w:tcBorders>
+              <w:top w:val="single" w:color="auto" w:sz="6" w:space="0"/>
+              <w:left w:val="single" w:color="auto" w:sz="6" w:space="0"/>
+              <w:bottom w:val="single" w:color="auto" w:sz="6" w:space="0"/>
+              <w:right w:val="single" w:color="auto" w:sz="6" w:space="0"/>
+            </w:tcBorders>
+            <w:shd w:val="clear" w:color="auto" w:fill="auto"/>
+            <w:vAlign w:val="center"/>
+          </w:tcPr>
+          <w:p>
+            <w:pPr>
+              <w:spacing w:after="0" w:line="240" w:lineRule="auto"/>
+              <w:jc w:val="center"/>
+              <w:textAlignment w:val="baseline"/>
+              <w:rPr>
+                <w:rFonts w:ascii="Segoe UI" w:hAnsi="Segoe UI" w:eastAsia="Times New Roman" w:cs="Segoe UI"/>
+                <w:sz w:val="18"/>
+                <w:szCs w:val="18"/>
+                <w:lang w:val="en-GB" w:eastAsia="en-GB"/>
+              </w:rPr>
+            </w:pPr>
+            <w:r>
+              <w:rPr>
+                <w:rFonts w:ascii="Calibri" w:hAnsi="Calibri" w:eastAsia="Times New Roman" w:cs="Calibri"/>
+                <w:b/>
+                <w:bCs/>
+                <w:sz w:val="24"/>
+                <w:szCs w:val="24"/>
+                <w:lang w:eastAsia="en-GB"/>
+              </w:rPr>
+              <w:t>#</w:t>
+            </w:r>
+            <w:r>
+              <w:rPr>
+                <w:rFonts w:ascii="Calibri" w:hAnsi="Calibri" w:eastAsia="Times New Roman" w:cs="Calibri"/>
+                <w:sz w:val="24"/>
+                <w:szCs w:val="24"/>
+                <w:lang w:val="en-GB" w:eastAsia="en-GB"/>
+              </w:rPr>
+              <w:t> </w:t>
+            </w:r>
+          </w:p>
+        </w:tc>
+        <w:tc>
+          <w:tcPr>
+            <w:tcW w:w="7785" w:type="dxa"/>
+            <w:tcBorders>
+              <w:top w:val="single" w:color="auto" w:sz="6" w:space="0"/>
+              <w:left w:val="single" w:color="auto" w:sz="6" w:space="0"/>
+              <w:bottom w:val="single" w:color="auto" w:sz="6" w:space="0"/>
+              <w:right w:val="single" w:color="auto" w:sz="6" w:space="0"/>
+            </w:tcBorders>
+            <w:shd w:val="clear" w:color="auto" w:fill="auto"/>
+            <w:vAlign w:val="center"/>
+          </w:tcPr>
+          <w:p>
+            <w:pPr>
+              <w:spacing w:after="0" w:line="240" w:lineRule="auto"/>
+              <w:jc w:val="center"/>
+              <w:textAlignment w:val="baseline"/>
+              <w:rPr>
+                <w:rFonts w:ascii="Segoe UI" w:hAnsi="Segoe UI" w:eastAsia="Times New Roman" w:cs="Segoe UI"/>
+                <w:sz w:val="18"/>
+                <w:szCs w:val="18"/>
+                <w:lang w:val="en-GB" w:eastAsia="en-GB"/>
+              </w:rPr>
+            </w:pPr>
+            <w:r>
+              <w:rPr>
+                <w:rFonts w:ascii="Calibri" w:hAnsi="Calibri" w:eastAsia="Times New Roman" w:cs="Calibri"/>
+                <w:b/>
+                <w:bCs/>
+                <w:lang w:eastAsia="en-GB"/>
+              </w:rPr>
+              <w:t>PBI (Product Backlog Item)</w:t>
+            </w:r>
+            <w:r>
+              <w:rPr>
+                <w:rFonts w:ascii="Calibri" w:hAnsi="Calibri" w:eastAsia="Times New Roman" w:cs="Calibri"/>
+                <w:lang w:val="en-GB" w:eastAsia="en-GB"/>
+              </w:rPr>
+              <w:t> </w:t>
+            </w:r>
+          </w:p>
+        </w:tc>
+      </w:tr>
+      <w:tr>
+        <w:tblPrEx>
+          <w:tblBorders>
+            <w:top w:val="outset" w:color="auto" w:sz="6" w:space="0"/>
+            <w:left w:val="outset" w:color="auto" w:sz="6" w:space="0"/>
+            <w:bottom w:val="outset" w:color="auto" w:sz="6" w:space="0"/>
+            <w:right w:val="outset" w:color="auto" w:sz="6" w:space="0"/>
+            <w:insideH w:val="none" w:color="auto" w:sz="0" w:space="0"/>
+            <w:insideV w:val="none" w:color="auto" w:sz="0" w:space="0"/>
+          </w:tblBorders>
+          <w:tblCellMar>
+            <w:top w:w="0" w:type="dxa"/>
+            <w:left w:w="0" w:type="dxa"/>
+            <w:bottom w:w="0" w:type="dxa"/>
+            <w:right w:w="0" w:type="dxa"/>
+          </w:tblCellMar>
+        </w:tblPrEx>
+        <w:trPr>
+          <w:trHeight w:val="300" w:hRule="atLeast"/>
+        </w:trPr>
+        <w:tc>
+          <w:tcPr>
+            <w:tcW w:w="705" w:type="dxa"/>
+            <w:tcBorders>
+              <w:top w:val="single" w:color="auto" w:sz="6" w:space="0"/>
+              <w:left w:val="single" w:color="auto" w:sz="6" w:space="0"/>
+              <w:bottom w:val="single" w:color="auto" w:sz="6" w:space="0"/>
+              <w:right w:val="single" w:color="auto" w:sz="6" w:space="0"/>
+            </w:tcBorders>
+            <w:shd w:val="clear" w:color="auto" w:fill="auto"/>
+            <w:vAlign w:val="center"/>
+          </w:tcPr>
+          <w:p>
+            <w:pPr>
+              <w:spacing w:after="0" w:line="240" w:lineRule="auto"/>
+              <w:jc w:val="center"/>
+              <w:textAlignment w:val="baseline"/>
+              <w:rPr>
+                <w:rFonts w:ascii="Segoe UI" w:hAnsi="Segoe UI" w:eastAsia="Times New Roman" w:cs="Segoe UI"/>
+                <w:sz w:val="18"/>
+                <w:szCs w:val="18"/>
+                <w:lang w:val="en-GB" w:eastAsia="en-GB"/>
+              </w:rPr>
+            </w:pPr>
+            <w:r>
+              <w:rPr>
+                <w:rFonts w:ascii="Calibri" w:hAnsi="Calibri" w:eastAsia="Times New Roman" w:cs="Calibri"/>
+                <w:b/>
+                <w:bCs/>
+                <w:sz w:val="24"/>
+                <w:szCs w:val="24"/>
+                <w:lang w:eastAsia="en-GB"/>
+              </w:rPr>
+              <w:t>1</w:t>
+            </w:r>
+            <w:r>
+              <w:rPr>
+                <w:rFonts w:ascii="Calibri" w:hAnsi="Calibri" w:eastAsia="Times New Roman" w:cs="Calibri"/>
+                <w:sz w:val="24"/>
+                <w:szCs w:val="24"/>
+                <w:lang w:val="en-GB" w:eastAsia="en-GB"/>
+              </w:rPr>
+              <w:t> </w:t>
+            </w:r>
+          </w:p>
+        </w:tc>
+        <w:tc>
+          <w:tcPr>
+            <w:tcW w:w="7785" w:type="dxa"/>
+            <w:tcBorders>
+              <w:top w:val="single" w:color="auto" w:sz="6" w:space="0"/>
+              <w:left w:val="single" w:color="auto" w:sz="6" w:space="0"/>
+              <w:bottom w:val="single" w:color="auto" w:sz="6" w:space="0"/>
+              <w:right w:val="single" w:color="auto" w:sz="6" w:space="0"/>
+            </w:tcBorders>
+            <w:shd w:val="clear" w:color="auto" w:fill="auto"/>
+            <w:vAlign w:val="center"/>
+          </w:tcPr>
+          <w:p>
+            <w:pPr>
+              <w:spacing w:after="0" w:line="240" w:lineRule="auto"/>
+              <w:textAlignment w:val="baseline"/>
+              <w:rPr>
+                <w:rFonts w:ascii="Segoe UI" w:hAnsi="Segoe UI" w:eastAsia="Times New Roman" w:cs="Segoe UI"/>
+                <w:sz w:val="18"/>
+                <w:szCs w:val="18"/>
+                <w:lang w:eastAsia="en-GB"/>
+              </w:rPr>
+            </w:pPr>
+            <w:r>
+              <w:rPr>
+                <w:rFonts w:ascii="Calibri" w:hAnsi="Calibri" w:eastAsia="Times New Roman" w:cs="Calibri"/>
+                <w:lang w:eastAsia="en-GB"/>
+              </w:rPr>
+              <w:t>Como usuário quero poder me cadastrar na plataforma. </w:t>
+            </w:r>
+          </w:p>
+        </w:tc>
+      </w:tr>
+      <w:tr>
+        <w:tblPrEx>
+          <w:tblBorders>
+            <w:top w:val="outset" w:color="auto" w:sz="6" w:space="0"/>
+            <w:left w:val="outset" w:color="auto" w:sz="6" w:space="0"/>
+            <w:bottom w:val="outset" w:color="auto" w:sz="6" w:space="0"/>
+            <w:right w:val="outset" w:color="auto" w:sz="6" w:space="0"/>
+            <w:insideH w:val="none" w:color="auto" w:sz="0" w:space="0"/>
+            <w:insideV w:val="none" w:color="auto" w:sz="0" w:space="0"/>
+          </w:tblBorders>
+          <w:tblCellMar>
+            <w:top w:w="0" w:type="dxa"/>
+            <w:left w:w="0" w:type="dxa"/>
+            <w:bottom w:w="0" w:type="dxa"/>
+            <w:right w:w="0" w:type="dxa"/>
+          </w:tblCellMar>
+        </w:tblPrEx>
+        <w:trPr>
+          <w:trHeight w:val="300" w:hRule="atLeast"/>
+        </w:trPr>
+        <w:tc>
+          <w:tcPr>
+            <w:tcW w:w="705" w:type="dxa"/>
+            <w:tcBorders>
+              <w:top w:val="single" w:color="auto" w:sz="6" w:space="0"/>
+              <w:left w:val="single" w:color="auto" w:sz="6" w:space="0"/>
+              <w:bottom w:val="single" w:color="auto" w:sz="6" w:space="0"/>
+              <w:right w:val="single" w:color="auto" w:sz="6" w:space="0"/>
+            </w:tcBorders>
+            <w:shd w:val="clear" w:color="auto" w:fill="auto"/>
+            <w:vAlign w:val="center"/>
+          </w:tcPr>
+          <w:p>
+            <w:pPr>
+              <w:spacing w:after="0" w:line="240" w:lineRule="auto"/>
+              <w:jc w:val="center"/>
+              <w:textAlignment w:val="baseline"/>
+              <w:rPr>
+                <w:rFonts w:ascii="Segoe UI" w:hAnsi="Segoe UI" w:eastAsia="Times New Roman" w:cs="Segoe UI"/>
+                <w:sz w:val="18"/>
+                <w:szCs w:val="18"/>
+                <w:lang w:val="en-GB" w:eastAsia="en-GB"/>
+              </w:rPr>
+            </w:pPr>
+            <w:r>
+              <w:rPr>
+                <w:rFonts w:ascii="Calibri" w:hAnsi="Calibri" w:eastAsia="Times New Roman" w:cs="Calibri"/>
+                <w:b/>
+                <w:bCs/>
+                <w:sz w:val="24"/>
+                <w:szCs w:val="24"/>
+                <w:lang w:eastAsia="en-GB"/>
+              </w:rPr>
+              <w:t>2</w:t>
+            </w:r>
+            <w:r>
+              <w:rPr>
+                <w:rFonts w:ascii="Calibri" w:hAnsi="Calibri" w:eastAsia="Times New Roman" w:cs="Calibri"/>
+                <w:sz w:val="24"/>
+                <w:szCs w:val="24"/>
+                <w:lang w:val="en-GB" w:eastAsia="en-GB"/>
+              </w:rPr>
+              <w:t> </w:t>
+            </w:r>
+          </w:p>
+        </w:tc>
+        <w:tc>
+          <w:tcPr>
+            <w:tcW w:w="7785" w:type="dxa"/>
+            <w:tcBorders>
+              <w:top w:val="single" w:color="auto" w:sz="6" w:space="0"/>
+              <w:left w:val="single" w:color="auto" w:sz="6" w:space="0"/>
+              <w:bottom w:val="single" w:color="auto" w:sz="6" w:space="0"/>
+              <w:right w:val="single" w:color="auto" w:sz="6" w:space="0"/>
+            </w:tcBorders>
+            <w:shd w:val="clear" w:color="auto" w:fill="auto"/>
+            <w:vAlign w:val="center"/>
+          </w:tcPr>
+          <w:p>
+            <w:pPr>
+              <w:spacing w:after="0" w:line="240" w:lineRule="auto"/>
+              <w:textAlignment w:val="baseline"/>
+              <w:rPr>
+                <w:rFonts w:ascii="Segoe UI" w:hAnsi="Segoe UI" w:eastAsia="Times New Roman" w:cs="Segoe UI"/>
+                <w:sz w:val="18"/>
+                <w:szCs w:val="18"/>
+                <w:lang w:eastAsia="en-GB"/>
+              </w:rPr>
+            </w:pPr>
+            <w:r>
+              <w:rPr>
+                <w:rFonts w:ascii="Calibri" w:hAnsi="Calibri" w:eastAsia="Times New Roman" w:cs="Calibri"/>
+                <w:lang w:eastAsia="en-GB"/>
+              </w:rPr>
+              <w:t>Como usuário quero poder editar informações dados do meu cadastro. </w:t>
+            </w:r>
+          </w:p>
+        </w:tc>
+      </w:tr>
+      <w:tr>
+        <w:tblPrEx>
+          <w:tblBorders>
+            <w:top w:val="outset" w:color="auto" w:sz="6" w:space="0"/>
+            <w:left w:val="outset" w:color="auto" w:sz="6" w:space="0"/>
+            <w:bottom w:val="outset" w:color="auto" w:sz="6" w:space="0"/>
+            <w:right w:val="outset" w:color="auto" w:sz="6" w:space="0"/>
+            <w:insideH w:val="none" w:color="auto" w:sz="0" w:space="0"/>
+            <w:insideV w:val="none" w:color="auto" w:sz="0" w:space="0"/>
+          </w:tblBorders>
+          <w:tblCellMar>
+            <w:top w:w="0" w:type="dxa"/>
+            <w:left w:w="0" w:type="dxa"/>
+            <w:bottom w:w="0" w:type="dxa"/>
+            <w:right w:w="0" w:type="dxa"/>
+          </w:tblCellMar>
+        </w:tblPrEx>
+        <w:trPr>
+          <w:trHeight w:val="300" w:hRule="atLeast"/>
+        </w:trPr>
+        <w:tc>
+          <w:tcPr>
+            <w:tcW w:w="705" w:type="dxa"/>
+            <w:tcBorders>
+              <w:top w:val="single" w:color="auto" w:sz="6" w:space="0"/>
+              <w:left w:val="single" w:color="auto" w:sz="6" w:space="0"/>
+              <w:bottom w:val="single" w:color="auto" w:sz="6" w:space="0"/>
+              <w:right w:val="single" w:color="auto" w:sz="6" w:space="0"/>
+            </w:tcBorders>
+            <w:shd w:val="clear" w:color="auto" w:fill="auto"/>
+            <w:vAlign w:val="center"/>
+          </w:tcPr>
+          <w:p>
+            <w:pPr>
+              <w:spacing w:after="0" w:line="240" w:lineRule="auto"/>
+              <w:jc w:val="center"/>
+              <w:textAlignment w:val="baseline"/>
+              <w:rPr>
+                <w:rFonts w:ascii="Segoe UI" w:hAnsi="Segoe UI" w:eastAsia="Times New Roman" w:cs="Segoe UI"/>
+                <w:sz w:val="18"/>
+                <w:szCs w:val="18"/>
+                <w:lang w:val="en-GB" w:eastAsia="en-GB"/>
+              </w:rPr>
+            </w:pPr>
+            <w:r>
+              <w:rPr>
+                <w:rFonts w:ascii="Calibri" w:hAnsi="Calibri" w:eastAsia="Times New Roman" w:cs="Calibri"/>
+                <w:b/>
+                <w:bCs/>
+                <w:sz w:val="24"/>
+                <w:szCs w:val="24"/>
+                <w:lang w:eastAsia="en-GB"/>
+              </w:rPr>
+              <w:t>3</w:t>
+            </w:r>
+            <w:r>
+              <w:rPr>
+                <w:rFonts w:ascii="Calibri" w:hAnsi="Calibri" w:eastAsia="Times New Roman" w:cs="Calibri"/>
+                <w:sz w:val="24"/>
+                <w:szCs w:val="24"/>
+                <w:lang w:val="en-GB" w:eastAsia="en-GB"/>
+              </w:rPr>
+              <w:t> </w:t>
+            </w:r>
+          </w:p>
+        </w:tc>
+        <w:tc>
+          <w:tcPr>
+            <w:tcW w:w="7785" w:type="dxa"/>
+            <w:tcBorders>
+              <w:top w:val="single" w:color="auto" w:sz="6" w:space="0"/>
+              <w:left w:val="single" w:color="auto" w:sz="6" w:space="0"/>
+              <w:bottom w:val="single" w:color="auto" w:sz="6" w:space="0"/>
+              <w:right w:val="single" w:color="auto" w:sz="6" w:space="0"/>
+            </w:tcBorders>
+            <w:shd w:val="clear" w:color="auto" w:fill="auto"/>
+            <w:vAlign w:val="center"/>
+          </w:tcPr>
+          <w:p>
+            <w:pPr>
+              <w:spacing w:after="0" w:line="240" w:lineRule="auto"/>
+              <w:textAlignment w:val="baseline"/>
+              <w:rPr>
+                <w:rFonts w:ascii="Segoe UI" w:hAnsi="Segoe UI" w:eastAsia="Times New Roman" w:cs="Segoe UI"/>
+                <w:sz w:val="18"/>
+                <w:szCs w:val="18"/>
+                <w:lang w:eastAsia="en-GB"/>
+              </w:rPr>
+            </w:pPr>
+            <w:r>
+              <w:rPr>
+                <w:rFonts w:ascii="Calibri" w:hAnsi="Calibri" w:eastAsia="Times New Roman" w:cs="Calibri"/>
+                <w:lang w:eastAsia="en-GB"/>
+              </w:rPr>
+              <w:t>Como usuário quero poder informar minha situação. </w:t>
+            </w:r>
+          </w:p>
+        </w:tc>
+      </w:tr>
+      <w:tr>
+        <w:tblPrEx>
+          <w:tblBorders>
+            <w:top w:val="outset" w:color="auto" w:sz="6" w:space="0"/>
+            <w:left w:val="outset" w:color="auto" w:sz="6" w:space="0"/>
+            <w:bottom w:val="outset" w:color="auto" w:sz="6" w:space="0"/>
+            <w:right w:val="outset" w:color="auto" w:sz="6" w:space="0"/>
+            <w:insideH w:val="none" w:color="auto" w:sz="0" w:space="0"/>
+            <w:insideV w:val="none" w:color="auto" w:sz="0" w:space="0"/>
+          </w:tblBorders>
+          <w:tblCellMar>
+            <w:top w:w="0" w:type="dxa"/>
+            <w:left w:w="0" w:type="dxa"/>
+            <w:bottom w:w="0" w:type="dxa"/>
+            <w:right w:w="0" w:type="dxa"/>
+          </w:tblCellMar>
+        </w:tblPrEx>
+        <w:trPr>
+          <w:trHeight w:val="300" w:hRule="atLeast"/>
+        </w:trPr>
+        <w:tc>
+          <w:tcPr>
+            <w:tcW w:w="705" w:type="dxa"/>
+            <w:tcBorders>
+              <w:top w:val="single" w:color="auto" w:sz="6" w:space="0"/>
+              <w:left w:val="single" w:color="auto" w:sz="6" w:space="0"/>
+              <w:bottom w:val="single" w:color="auto" w:sz="6" w:space="0"/>
+              <w:right w:val="single" w:color="auto" w:sz="6" w:space="0"/>
+            </w:tcBorders>
+            <w:shd w:val="clear" w:color="auto" w:fill="auto"/>
+            <w:vAlign w:val="center"/>
+          </w:tcPr>
+          <w:p>
+            <w:pPr>
+              <w:spacing w:after="0" w:line="240" w:lineRule="auto"/>
+              <w:jc w:val="center"/>
+              <w:textAlignment w:val="baseline"/>
+              <w:rPr>
+                <w:rFonts w:ascii="Segoe UI" w:hAnsi="Segoe UI" w:eastAsia="Times New Roman" w:cs="Segoe UI"/>
+                <w:sz w:val="18"/>
+                <w:szCs w:val="18"/>
+                <w:lang w:val="en-GB" w:eastAsia="en-GB"/>
+              </w:rPr>
+            </w:pPr>
+            <w:r>
+              <w:rPr>
+                <w:rFonts w:ascii="Calibri" w:hAnsi="Calibri" w:eastAsia="Times New Roman" w:cs="Calibri"/>
+                <w:b/>
+                <w:bCs/>
+                <w:sz w:val="24"/>
+                <w:szCs w:val="24"/>
+                <w:lang w:eastAsia="en-GB"/>
+              </w:rPr>
+              <w:t>4</w:t>
+            </w:r>
+            <w:r>
+              <w:rPr>
+                <w:rFonts w:ascii="Calibri" w:hAnsi="Calibri" w:eastAsia="Times New Roman" w:cs="Calibri"/>
+                <w:sz w:val="24"/>
+                <w:szCs w:val="24"/>
+                <w:lang w:val="en-GB" w:eastAsia="en-GB"/>
+              </w:rPr>
+              <w:t> </w:t>
+            </w:r>
+          </w:p>
+        </w:tc>
+        <w:tc>
+          <w:tcPr>
+            <w:tcW w:w="7785" w:type="dxa"/>
+            <w:tcBorders>
+              <w:top w:val="single" w:color="auto" w:sz="6" w:space="0"/>
+              <w:left w:val="single" w:color="auto" w:sz="6" w:space="0"/>
+              <w:bottom w:val="single" w:color="auto" w:sz="6" w:space="0"/>
+              <w:right w:val="single" w:color="auto" w:sz="6" w:space="0"/>
+            </w:tcBorders>
+            <w:shd w:val="clear" w:color="auto" w:fill="auto"/>
+            <w:vAlign w:val="center"/>
+          </w:tcPr>
+          <w:p>
+            <w:pPr>
+              <w:spacing w:after="0" w:line="240" w:lineRule="auto"/>
+              <w:textAlignment w:val="baseline"/>
+              <w:rPr>
+                <w:rFonts w:ascii="Segoe UI" w:hAnsi="Segoe UI" w:eastAsia="Times New Roman" w:cs="Segoe UI"/>
+                <w:sz w:val="18"/>
+                <w:szCs w:val="18"/>
+                <w:lang w:eastAsia="en-GB"/>
+              </w:rPr>
+            </w:pPr>
+            <w:r>
+              <w:rPr>
+                <w:rFonts w:ascii="Calibri" w:hAnsi="Calibri" w:eastAsia="Times New Roman" w:cs="Calibri"/>
+                <w:lang w:eastAsia="en-GB"/>
+              </w:rPr>
+              <w:t>Como usuário quero poder registrar minhas despesas. </w:t>
+            </w:r>
+          </w:p>
+        </w:tc>
+      </w:tr>
+      <w:tr>
+        <w:tblPrEx>
+          <w:tblBorders>
+            <w:top w:val="outset" w:color="auto" w:sz="6" w:space="0"/>
+            <w:left w:val="outset" w:color="auto" w:sz="6" w:space="0"/>
+            <w:bottom w:val="outset" w:color="auto" w:sz="6" w:space="0"/>
+            <w:right w:val="outset" w:color="auto" w:sz="6" w:space="0"/>
+            <w:insideH w:val="none" w:color="auto" w:sz="0" w:space="0"/>
+            <w:insideV w:val="none" w:color="auto" w:sz="0" w:space="0"/>
+          </w:tblBorders>
+          <w:tblCellMar>
+            <w:top w:w="0" w:type="dxa"/>
+            <w:left w:w="0" w:type="dxa"/>
+            <w:bottom w:w="0" w:type="dxa"/>
+            <w:right w:w="0" w:type="dxa"/>
+          </w:tblCellMar>
+        </w:tblPrEx>
+        <w:trPr>
+          <w:trHeight w:val="300" w:hRule="atLeast"/>
+        </w:trPr>
+        <w:tc>
+          <w:tcPr>
+            <w:tcW w:w="705" w:type="dxa"/>
+            <w:tcBorders>
+              <w:top w:val="single" w:color="auto" w:sz="6" w:space="0"/>
+              <w:left w:val="single" w:color="auto" w:sz="6" w:space="0"/>
+              <w:bottom w:val="single" w:color="auto" w:sz="6" w:space="0"/>
+              <w:right w:val="single" w:color="auto" w:sz="6" w:space="0"/>
+            </w:tcBorders>
+            <w:shd w:val="clear" w:color="auto" w:fill="auto"/>
+            <w:vAlign w:val="center"/>
+          </w:tcPr>
+          <w:p>
+            <w:pPr>
+              <w:spacing w:after="0" w:line="240" w:lineRule="auto"/>
+              <w:jc w:val="center"/>
+              <w:textAlignment w:val="baseline"/>
+              <w:rPr>
+                <w:rFonts w:ascii="Segoe UI" w:hAnsi="Segoe UI" w:eastAsia="Times New Roman" w:cs="Segoe UI"/>
+                <w:sz w:val="18"/>
+                <w:szCs w:val="18"/>
+                <w:lang w:val="en-GB" w:eastAsia="en-GB"/>
+              </w:rPr>
+            </w:pPr>
+            <w:r>
+              <w:rPr>
+                <w:rFonts w:ascii="Calibri" w:hAnsi="Calibri" w:eastAsia="Times New Roman" w:cs="Calibri"/>
+                <w:b/>
+                <w:bCs/>
+                <w:sz w:val="24"/>
+                <w:szCs w:val="24"/>
+                <w:lang w:eastAsia="en-GB"/>
+              </w:rPr>
+              <w:t>5</w:t>
+            </w:r>
+            <w:r>
+              <w:rPr>
+                <w:rFonts w:ascii="Calibri" w:hAnsi="Calibri" w:eastAsia="Times New Roman" w:cs="Calibri"/>
+                <w:sz w:val="24"/>
+                <w:szCs w:val="24"/>
+                <w:lang w:val="en-GB" w:eastAsia="en-GB"/>
+              </w:rPr>
+              <w:t> </w:t>
+            </w:r>
+          </w:p>
+        </w:tc>
+        <w:tc>
+          <w:tcPr>
+            <w:tcW w:w="7785" w:type="dxa"/>
+            <w:tcBorders>
+              <w:top w:val="single" w:color="auto" w:sz="6" w:space="0"/>
+              <w:left w:val="single" w:color="auto" w:sz="6" w:space="0"/>
+              <w:bottom w:val="single" w:color="auto" w:sz="6" w:space="0"/>
+              <w:right w:val="single" w:color="auto" w:sz="6" w:space="0"/>
+            </w:tcBorders>
+            <w:shd w:val="clear" w:color="auto" w:fill="auto"/>
+            <w:vAlign w:val="center"/>
+          </w:tcPr>
+          <w:p>
+            <w:pPr>
+              <w:spacing w:after="0" w:line="240" w:lineRule="auto"/>
+              <w:textAlignment w:val="baseline"/>
+              <w:rPr>
+                <w:rFonts w:ascii="Segoe UI" w:hAnsi="Segoe UI" w:eastAsia="Times New Roman" w:cs="Segoe UI"/>
+                <w:sz w:val="18"/>
+                <w:szCs w:val="18"/>
+                <w:lang w:eastAsia="en-GB"/>
+              </w:rPr>
+            </w:pPr>
+            <w:r>
+              <w:rPr>
+                <w:rFonts w:ascii="Calibri" w:hAnsi="Calibri" w:eastAsia="Times New Roman" w:cs="Calibri"/>
+                <w:lang w:eastAsia="en-GB"/>
+              </w:rPr>
+              <w:t>Como usuário quero poder categorizar minhas despesas por tipo. </w:t>
+            </w:r>
+          </w:p>
+        </w:tc>
+      </w:tr>
+      <w:tr>
+        <w:tblPrEx>
+          <w:tblBorders>
+            <w:top w:val="outset" w:color="auto" w:sz="6" w:space="0"/>
+            <w:left w:val="outset" w:color="auto" w:sz="6" w:space="0"/>
+            <w:bottom w:val="outset" w:color="auto" w:sz="6" w:space="0"/>
+            <w:right w:val="outset" w:color="auto" w:sz="6" w:space="0"/>
+            <w:insideH w:val="none" w:color="auto" w:sz="0" w:space="0"/>
+            <w:insideV w:val="none" w:color="auto" w:sz="0" w:space="0"/>
+          </w:tblBorders>
+          <w:tblCellMar>
+            <w:top w:w="0" w:type="dxa"/>
+            <w:left w:w="0" w:type="dxa"/>
+            <w:bottom w:w="0" w:type="dxa"/>
+            <w:right w:w="0" w:type="dxa"/>
+          </w:tblCellMar>
+        </w:tblPrEx>
+        <w:trPr>
+          <w:trHeight w:val="300" w:hRule="atLeast"/>
+        </w:trPr>
+        <w:tc>
+          <w:tcPr>
+            <w:tcW w:w="705" w:type="dxa"/>
+            <w:tcBorders>
+              <w:top w:val="single" w:color="auto" w:sz="6" w:space="0"/>
+              <w:left w:val="single" w:color="auto" w:sz="6" w:space="0"/>
+              <w:bottom w:val="single" w:color="auto" w:sz="6" w:space="0"/>
+              <w:right w:val="single" w:color="auto" w:sz="6" w:space="0"/>
+            </w:tcBorders>
+            <w:shd w:val="clear" w:color="auto" w:fill="auto"/>
+            <w:vAlign w:val="center"/>
+          </w:tcPr>
+          <w:p>
+            <w:pPr>
+              <w:spacing w:after="0" w:line="240" w:lineRule="auto"/>
+              <w:jc w:val="center"/>
+              <w:textAlignment w:val="baseline"/>
+              <w:rPr>
+                <w:rFonts w:ascii="Segoe UI" w:hAnsi="Segoe UI" w:eastAsia="Times New Roman" w:cs="Segoe UI"/>
+                <w:sz w:val="18"/>
+                <w:szCs w:val="18"/>
+                <w:lang w:val="en-GB" w:eastAsia="en-GB"/>
+              </w:rPr>
+            </w:pPr>
+            <w:r>
+              <w:rPr>
+                <w:rFonts w:ascii="Calibri" w:hAnsi="Calibri" w:eastAsia="Times New Roman" w:cs="Calibri"/>
+                <w:b/>
+                <w:bCs/>
+                <w:sz w:val="24"/>
+                <w:szCs w:val="24"/>
+                <w:lang w:eastAsia="en-GB"/>
+              </w:rPr>
+              <w:t>6</w:t>
+            </w:r>
+            <w:r>
+              <w:rPr>
+                <w:rFonts w:ascii="Calibri" w:hAnsi="Calibri" w:eastAsia="Times New Roman" w:cs="Calibri"/>
+                <w:sz w:val="24"/>
+                <w:szCs w:val="24"/>
+                <w:lang w:val="en-GB" w:eastAsia="en-GB"/>
+              </w:rPr>
+              <w:t> </w:t>
+            </w:r>
+          </w:p>
+        </w:tc>
+        <w:tc>
+          <w:tcPr>
+            <w:tcW w:w="7785" w:type="dxa"/>
+            <w:tcBorders>
+              <w:top w:val="single" w:color="auto" w:sz="6" w:space="0"/>
+              <w:left w:val="single" w:color="auto" w:sz="6" w:space="0"/>
+              <w:bottom w:val="single" w:color="auto" w:sz="6" w:space="0"/>
+              <w:right w:val="single" w:color="auto" w:sz="6" w:space="0"/>
+            </w:tcBorders>
+            <w:shd w:val="clear" w:color="auto" w:fill="auto"/>
+            <w:vAlign w:val="center"/>
+          </w:tcPr>
+          <w:p>
+            <w:pPr>
+              <w:spacing w:after="0" w:line="240" w:lineRule="auto"/>
+              <w:textAlignment w:val="baseline"/>
+              <w:rPr>
+                <w:rFonts w:ascii="Segoe UI" w:hAnsi="Segoe UI" w:eastAsia="Times New Roman" w:cs="Segoe UI"/>
+                <w:sz w:val="18"/>
+                <w:szCs w:val="18"/>
+                <w:lang w:eastAsia="en-GB"/>
+              </w:rPr>
+            </w:pPr>
+            <w:r>
+              <w:rPr>
+                <w:rFonts w:ascii="Calibri" w:hAnsi="Calibri" w:eastAsia="Times New Roman" w:cs="Calibri"/>
+                <w:lang w:eastAsia="en-GB"/>
+              </w:rPr>
+              <w:t>Como usuário quero poder definir meu orçamento mensal </w:t>
+            </w:r>
+          </w:p>
+        </w:tc>
+      </w:tr>
+      <w:tr>
+        <w:tblPrEx>
+          <w:tblBorders>
+            <w:top w:val="outset" w:color="auto" w:sz="6" w:space="0"/>
+            <w:left w:val="outset" w:color="auto" w:sz="6" w:space="0"/>
+            <w:bottom w:val="outset" w:color="auto" w:sz="6" w:space="0"/>
+            <w:right w:val="outset" w:color="auto" w:sz="6" w:space="0"/>
+            <w:insideH w:val="none" w:color="auto" w:sz="0" w:space="0"/>
+            <w:insideV w:val="none" w:color="auto" w:sz="0" w:space="0"/>
+          </w:tblBorders>
+          <w:tblCellMar>
+            <w:top w:w="0" w:type="dxa"/>
+            <w:left w:w="0" w:type="dxa"/>
+            <w:bottom w:w="0" w:type="dxa"/>
+            <w:right w:w="0" w:type="dxa"/>
+          </w:tblCellMar>
+        </w:tblPrEx>
+        <w:trPr>
+          <w:trHeight w:val="300" w:hRule="atLeast"/>
+        </w:trPr>
+        <w:tc>
+          <w:tcPr>
+            <w:tcW w:w="705" w:type="dxa"/>
+            <w:tcBorders>
+              <w:top w:val="single" w:color="auto" w:sz="6" w:space="0"/>
+              <w:left w:val="single" w:color="auto" w:sz="6" w:space="0"/>
+              <w:bottom w:val="single" w:color="auto" w:sz="6" w:space="0"/>
+              <w:right w:val="single" w:color="auto" w:sz="6" w:space="0"/>
+            </w:tcBorders>
+            <w:shd w:val="clear" w:color="auto" w:fill="auto"/>
+            <w:vAlign w:val="center"/>
+          </w:tcPr>
+          <w:p>
+            <w:pPr>
+              <w:spacing w:after="0" w:line="240" w:lineRule="auto"/>
+              <w:jc w:val="center"/>
+              <w:textAlignment w:val="baseline"/>
+              <w:rPr>
+                <w:rFonts w:ascii="Segoe UI" w:hAnsi="Segoe UI" w:eastAsia="Times New Roman" w:cs="Segoe UI"/>
+                <w:sz w:val="18"/>
+                <w:szCs w:val="18"/>
+                <w:lang w:val="en-GB" w:eastAsia="en-GB"/>
+              </w:rPr>
+            </w:pPr>
+            <w:r>
+              <w:rPr>
+                <w:rFonts w:ascii="Calibri" w:hAnsi="Calibri" w:eastAsia="Times New Roman" w:cs="Calibri"/>
+                <w:b/>
+                <w:bCs/>
+                <w:sz w:val="24"/>
+                <w:szCs w:val="24"/>
+                <w:lang w:eastAsia="en-GB"/>
+              </w:rPr>
+              <w:t>7</w:t>
+            </w:r>
+            <w:r>
+              <w:rPr>
+                <w:rFonts w:ascii="Calibri" w:hAnsi="Calibri" w:eastAsia="Times New Roman" w:cs="Calibri"/>
+                <w:sz w:val="24"/>
+                <w:szCs w:val="24"/>
+                <w:lang w:val="en-GB" w:eastAsia="en-GB"/>
+              </w:rPr>
+              <w:t> </w:t>
+            </w:r>
+          </w:p>
+        </w:tc>
+        <w:tc>
+          <w:tcPr>
+            <w:tcW w:w="7785" w:type="dxa"/>
+            <w:tcBorders>
+              <w:top w:val="single" w:color="auto" w:sz="6" w:space="0"/>
+              <w:left w:val="single" w:color="auto" w:sz="6" w:space="0"/>
+              <w:bottom w:val="single" w:color="auto" w:sz="6" w:space="0"/>
+              <w:right w:val="single" w:color="auto" w:sz="6" w:space="0"/>
+            </w:tcBorders>
+            <w:shd w:val="clear" w:color="auto" w:fill="auto"/>
+            <w:vAlign w:val="center"/>
+          </w:tcPr>
+          <w:p>
+            <w:pPr>
+              <w:spacing w:after="0" w:line="240" w:lineRule="auto"/>
+              <w:textAlignment w:val="baseline"/>
+              <w:rPr>
+                <w:rFonts w:ascii="Segoe UI" w:hAnsi="Segoe UI" w:eastAsia="Times New Roman" w:cs="Segoe UI"/>
+                <w:sz w:val="18"/>
+                <w:szCs w:val="18"/>
+                <w:lang w:eastAsia="en-GB"/>
+              </w:rPr>
+            </w:pPr>
+            <w:r>
+              <w:rPr>
+                <w:rFonts w:ascii="Calibri" w:hAnsi="Calibri" w:eastAsia="Times New Roman" w:cs="Calibri"/>
+                <w:lang w:eastAsia="en-GB"/>
+              </w:rPr>
+              <w:t>Como usuário quero poder acompanhar meus gastos. </w:t>
+            </w:r>
+          </w:p>
+        </w:tc>
+      </w:tr>
+      <w:tr>
+        <w:tblPrEx>
+          <w:tblBorders>
+            <w:top w:val="outset" w:color="auto" w:sz="6" w:space="0"/>
+            <w:left w:val="outset" w:color="auto" w:sz="6" w:space="0"/>
+            <w:bottom w:val="outset" w:color="auto" w:sz="6" w:space="0"/>
+            <w:right w:val="outset" w:color="auto" w:sz="6" w:space="0"/>
+            <w:insideH w:val="none" w:color="auto" w:sz="0" w:space="0"/>
+            <w:insideV w:val="none" w:color="auto" w:sz="0" w:space="0"/>
+          </w:tblBorders>
+          <w:tblCellMar>
+            <w:top w:w="0" w:type="dxa"/>
+            <w:left w:w="0" w:type="dxa"/>
+            <w:bottom w:w="0" w:type="dxa"/>
+            <w:right w:w="0" w:type="dxa"/>
+          </w:tblCellMar>
+        </w:tblPrEx>
+        <w:trPr>
+          <w:trHeight w:val="300" w:hRule="atLeast"/>
+        </w:trPr>
+        <w:tc>
+          <w:tcPr>
+            <w:tcW w:w="6" w:type="dxa"/>
+            <w:tcBorders>
+              <w:top w:val="single" w:color="auto" w:sz="6" w:space="0"/>
+              <w:left w:val="single" w:color="auto" w:sz="6" w:space="0"/>
+              <w:bottom w:val="single" w:color="auto" w:sz="6" w:space="0"/>
+              <w:right w:val="single" w:color="auto" w:sz="6" w:space="0"/>
+            </w:tcBorders>
+            <w:shd w:val="clear" w:color="auto" w:fill="auto"/>
+            <w:vAlign w:val="center"/>
+          </w:tcPr>
+          <w:p>
+            <w:pPr>
+              <w:spacing w:after="0" w:line="240" w:lineRule="auto"/>
+              <w:jc w:val="center"/>
+              <w:textAlignment w:val="baseline"/>
+              <w:rPr>
+                <w:rFonts w:ascii="Segoe UI" w:hAnsi="Segoe UI" w:eastAsia="Times New Roman" w:cs="Segoe UI"/>
+                <w:sz w:val="18"/>
+                <w:szCs w:val="18"/>
+                <w:lang w:eastAsia="en-GB"/>
+              </w:rPr>
+            </w:pPr>
+            <w:r>
+              <w:rPr>
+                <w:rFonts w:ascii="Calibri" w:hAnsi="Calibri" w:eastAsia="Times New Roman" w:cs="Calibri"/>
+                <w:b/>
+                <w:bCs/>
+                <w:sz w:val="24"/>
+                <w:szCs w:val="24"/>
+                <w:lang w:eastAsia="en-GB"/>
+              </w:rPr>
+              <w:t>8</w:t>
+            </w:r>
+            <w:r>
+              <w:rPr>
+                <w:rFonts w:ascii="Calibri" w:hAnsi="Calibri" w:eastAsia="Times New Roman" w:cs="Calibri"/>
+                <w:sz w:val="24"/>
+                <w:szCs w:val="24"/>
+                <w:lang w:eastAsia="en-GB"/>
+              </w:rPr>
+              <w:t> </w:t>
+            </w:r>
+          </w:p>
+        </w:tc>
+        <w:tc>
+          <w:tcPr>
+            <w:tcW w:w="6" w:type="dxa"/>
+            <w:tcBorders>
+              <w:top w:val="single" w:color="auto" w:sz="6" w:space="0"/>
+              <w:left w:val="single" w:color="auto" w:sz="6" w:space="0"/>
+              <w:bottom w:val="single" w:color="auto" w:sz="6" w:space="0"/>
+              <w:right w:val="single" w:color="auto" w:sz="6" w:space="0"/>
+            </w:tcBorders>
+            <w:shd w:val="clear" w:color="auto" w:fill="auto"/>
+            <w:vAlign w:val="center"/>
+          </w:tcPr>
+          <w:p>
+            <w:pPr>
+              <w:spacing w:after="0" w:line="240" w:lineRule="auto"/>
+              <w:textAlignment w:val="baseline"/>
+              <w:rPr>
+                <w:rFonts w:ascii="Segoe UI" w:hAnsi="Segoe UI" w:eastAsia="Times New Roman" w:cs="Segoe UI"/>
+                <w:sz w:val="18"/>
+                <w:szCs w:val="18"/>
+                <w:lang w:eastAsia="en-GB"/>
+              </w:rPr>
+            </w:pPr>
+            <w:r>
+              <w:rPr>
+                <w:rFonts w:ascii="Calibri" w:hAnsi="Calibri" w:eastAsia="Times New Roman" w:cs="Calibri"/>
+                <w:lang w:eastAsia="en-GB"/>
+              </w:rPr>
+              <w:t>Como usuário quero poder visualizar gráficos de gastos das minhas despesas. </w:t>
+            </w:r>
+          </w:p>
+        </w:tc>
+      </w:tr>
+      <w:tr>
+        <w:tblPrEx>
+          <w:tblBorders>
+            <w:top w:val="outset" w:color="auto" w:sz="6" w:space="0"/>
+            <w:left w:val="outset" w:color="auto" w:sz="6" w:space="0"/>
+            <w:bottom w:val="outset" w:color="auto" w:sz="6" w:space="0"/>
+            <w:right w:val="outset" w:color="auto" w:sz="6" w:space="0"/>
+            <w:insideH w:val="none" w:color="auto" w:sz="0" w:space="0"/>
+            <w:insideV w:val="none" w:color="auto" w:sz="0" w:space="0"/>
+          </w:tblBorders>
+          <w:tblCellMar>
+            <w:top w:w="0" w:type="dxa"/>
+            <w:left w:w="0" w:type="dxa"/>
+            <w:bottom w:w="0" w:type="dxa"/>
+            <w:right w:w="0" w:type="dxa"/>
+          </w:tblCellMar>
+        </w:tblPrEx>
+        <w:trPr>
+          <w:trHeight w:val="300" w:hRule="atLeast"/>
+        </w:trPr>
+        <w:tc>
+          <w:tcPr>
+            <w:tcW w:w="6" w:type="dxa"/>
+            <w:tcBorders>
+              <w:top w:val="single" w:color="auto" w:sz="6" w:space="0"/>
+              <w:left w:val="single" w:color="auto" w:sz="6" w:space="0"/>
+              <w:bottom w:val="single" w:color="auto" w:sz="6" w:space="0"/>
+              <w:right w:val="single" w:color="auto" w:sz="6" w:space="0"/>
+            </w:tcBorders>
+            <w:shd w:val="clear" w:color="auto" w:fill="auto"/>
+            <w:vAlign w:val="center"/>
+          </w:tcPr>
+          <w:p>
+            <w:pPr>
+              <w:spacing w:after="0" w:line="240" w:lineRule="auto"/>
+              <w:jc w:val="center"/>
+              <w:textAlignment w:val="baseline"/>
+              <w:rPr>
+                <w:rFonts w:ascii="Segoe UI" w:hAnsi="Segoe UI" w:eastAsia="Times New Roman" w:cs="Segoe UI"/>
+                <w:sz w:val="18"/>
+                <w:szCs w:val="18"/>
+                <w:lang w:eastAsia="en-GB"/>
+              </w:rPr>
+            </w:pPr>
+            <w:r>
+              <w:rPr>
+                <w:rFonts w:ascii="Calibri" w:hAnsi="Calibri" w:eastAsia="Times New Roman" w:cs="Calibri"/>
+                <w:b/>
+                <w:bCs/>
+                <w:sz w:val="24"/>
+                <w:szCs w:val="24"/>
+                <w:lang w:eastAsia="en-GB"/>
+              </w:rPr>
+              <w:t>9</w:t>
+            </w:r>
+            <w:r>
+              <w:rPr>
+                <w:rFonts w:ascii="Calibri" w:hAnsi="Calibri" w:eastAsia="Times New Roman" w:cs="Calibri"/>
+                <w:sz w:val="24"/>
+                <w:szCs w:val="24"/>
+                <w:lang w:eastAsia="en-GB"/>
+              </w:rPr>
+              <w:t> </w:t>
+            </w:r>
+          </w:p>
+        </w:tc>
+        <w:tc>
+          <w:tcPr>
+            <w:tcW w:w="6" w:type="dxa"/>
+            <w:tcBorders>
+              <w:top w:val="single" w:color="auto" w:sz="6" w:space="0"/>
+              <w:left w:val="single" w:color="auto" w:sz="6" w:space="0"/>
+              <w:bottom w:val="single" w:color="auto" w:sz="6" w:space="0"/>
+              <w:right w:val="single" w:color="auto" w:sz="6" w:space="0"/>
+            </w:tcBorders>
+            <w:shd w:val="clear" w:color="auto" w:fill="auto"/>
+            <w:vAlign w:val="center"/>
+          </w:tcPr>
+          <w:p>
+            <w:pPr>
+              <w:spacing w:after="0" w:line="240" w:lineRule="auto"/>
+              <w:textAlignment w:val="baseline"/>
+              <w:rPr>
+                <w:rFonts w:ascii="Segoe UI" w:hAnsi="Segoe UI" w:eastAsia="Times New Roman" w:cs="Segoe UI"/>
+                <w:sz w:val="18"/>
+                <w:szCs w:val="18"/>
+                <w:lang w:eastAsia="en-GB"/>
+              </w:rPr>
+            </w:pPr>
+            <w:r>
+              <w:rPr>
+                <w:rFonts w:ascii="Calibri" w:hAnsi="Calibri" w:eastAsia="Times New Roman" w:cs="Calibri"/>
+                <w:lang w:eastAsia="en-GB"/>
+              </w:rPr>
+              <w:t>Como usuário quero poder visualizar relatórios de gastos das minhas despesas. </w:t>
+            </w:r>
+          </w:p>
+        </w:tc>
+      </w:tr>
+      <w:tr>
+        <w:tblPrEx>
+          <w:tblBorders>
+            <w:top w:val="outset" w:color="auto" w:sz="6" w:space="0"/>
+            <w:left w:val="outset" w:color="auto" w:sz="6" w:space="0"/>
+            <w:bottom w:val="outset" w:color="auto" w:sz="6" w:space="0"/>
+            <w:right w:val="outset" w:color="auto" w:sz="6" w:space="0"/>
+            <w:insideH w:val="none" w:color="auto" w:sz="0" w:space="0"/>
+            <w:insideV w:val="none" w:color="auto" w:sz="0" w:space="0"/>
+          </w:tblBorders>
+          <w:tblCellMar>
+            <w:top w:w="0" w:type="dxa"/>
+            <w:left w:w="0" w:type="dxa"/>
+            <w:bottom w:w="0" w:type="dxa"/>
+            <w:right w:w="0" w:type="dxa"/>
+          </w:tblCellMar>
+        </w:tblPrEx>
+        <w:trPr>
+          <w:trHeight w:val="300" w:hRule="atLeast"/>
+        </w:trPr>
+        <w:tc>
+          <w:tcPr>
+            <w:tcW w:w="6" w:type="dxa"/>
+            <w:tcBorders>
+              <w:top w:val="single" w:color="auto" w:sz="6" w:space="0"/>
+              <w:left w:val="single" w:color="auto" w:sz="6" w:space="0"/>
+              <w:bottom w:val="single" w:color="auto" w:sz="6" w:space="0"/>
+              <w:right w:val="single" w:color="auto" w:sz="6" w:space="0"/>
+            </w:tcBorders>
+            <w:shd w:val="clear" w:color="auto" w:fill="auto"/>
+            <w:vAlign w:val="center"/>
+          </w:tcPr>
+          <w:p>
+            <w:pPr>
+              <w:spacing w:after="0" w:line="240" w:lineRule="auto"/>
+              <w:jc w:val="center"/>
+              <w:textAlignment w:val="baseline"/>
+              <w:rPr>
+                <w:rFonts w:ascii="Segoe UI" w:hAnsi="Segoe UI" w:eastAsia="Times New Roman" w:cs="Segoe UI"/>
+                <w:sz w:val="18"/>
+                <w:szCs w:val="18"/>
+                <w:lang w:eastAsia="en-GB"/>
+              </w:rPr>
+            </w:pPr>
+            <w:r>
+              <w:rPr>
+                <w:rFonts w:ascii="Calibri" w:hAnsi="Calibri" w:eastAsia="Times New Roman" w:cs="Calibri"/>
+                <w:b/>
+                <w:bCs/>
+                <w:sz w:val="24"/>
+                <w:szCs w:val="24"/>
+                <w:lang w:eastAsia="en-GB"/>
+              </w:rPr>
+              <w:t>10</w:t>
+            </w:r>
+            <w:r>
+              <w:rPr>
+                <w:rFonts w:ascii="Calibri" w:hAnsi="Calibri" w:eastAsia="Times New Roman" w:cs="Calibri"/>
+                <w:sz w:val="24"/>
+                <w:szCs w:val="24"/>
+                <w:lang w:eastAsia="en-GB"/>
+              </w:rPr>
+              <w:t> </w:t>
+            </w:r>
+          </w:p>
+        </w:tc>
+        <w:tc>
+          <w:tcPr>
+            <w:tcW w:w="6" w:type="dxa"/>
+            <w:tcBorders>
+              <w:top w:val="single" w:color="auto" w:sz="6" w:space="0"/>
+              <w:left w:val="single" w:color="auto" w:sz="6" w:space="0"/>
+              <w:bottom w:val="single" w:color="auto" w:sz="6" w:space="0"/>
+              <w:right w:val="single" w:color="auto" w:sz="6" w:space="0"/>
+            </w:tcBorders>
+            <w:shd w:val="clear" w:color="auto" w:fill="auto"/>
+            <w:vAlign w:val="center"/>
+          </w:tcPr>
+          <w:p>
+            <w:pPr>
+              <w:spacing w:after="0" w:line="240" w:lineRule="auto"/>
+              <w:textAlignment w:val="baseline"/>
+              <w:rPr>
+                <w:rFonts w:ascii="Segoe UI" w:hAnsi="Segoe UI" w:eastAsia="Times New Roman" w:cs="Segoe UI"/>
+                <w:sz w:val="18"/>
+                <w:szCs w:val="18"/>
+                <w:lang w:eastAsia="en-GB"/>
+              </w:rPr>
+            </w:pPr>
+            <w:r>
+              <w:rPr>
+                <w:rFonts w:ascii="Calibri" w:hAnsi="Calibri" w:eastAsia="Times New Roman" w:cs="Calibri"/>
+                <w:lang w:eastAsia="en-GB"/>
+              </w:rPr>
+              <w:t>Como usuário quero poder solicitar a mudança para o tema escuro. </w:t>
+            </w:r>
+          </w:p>
+        </w:tc>
+      </w:tr>
+      <w:tr>
+        <w:tblPrEx>
+          <w:tblBorders>
+            <w:top w:val="outset" w:color="auto" w:sz="6" w:space="0"/>
+            <w:left w:val="outset" w:color="auto" w:sz="6" w:space="0"/>
+            <w:bottom w:val="outset" w:color="auto" w:sz="6" w:space="0"/>
+            <w:right w:val="outset" w:color="auto" w:sz="6" w:space="0"/>
+            <w:insideH w:val="none" w:color="auto" w:sz="0" w:space="0"/>
+            <w:insideV w:val="none" w:color="auto" w:sz="0" w:space="0"/>
+          </w:tblBorders>
+          <w:tblCellMar>
+            <w:top w:w="0" w:type="dxa"/>
+            <w:left w:w="0" w:type="dxa"/>
+            <w:bottom w:w="0" w:type="dxa"/>
+            <w:right w:w="0" w:type="dxa"/>
+          </w:tblCellMar>
+        </w:tblPrEx>
+        <w:trPr>
+          <w:trHeight w:val="300" w:hRule="atLeast"/>
+        </w:trPr>
+        <w:tc>
+          <w:tcPr>
+            <w:tcW w:w="6" w:type="dxa"/>
+            <w:tcBorders>
+              <w:top w:val="single" w:color="auto" w:sz="6" w:space="0"/>
+              <w:left w:val="single" w:color="auto" w:sz="6" w:space="0"/>
+              <w:bottom w:val="single" w:color="auto" w:sz="6" w:space="0"/>
+              <w:right w:val="single" w:color="auto" w:sz="6" w:space="0"/>
+            </w:tcBorders>
+            <w:shd w:val="clear" w:color="auto" w:fill="auto"/>
+            <w:vAlign w:val="center"/>
+          </w:tcPr>
+          <w:p>
+            <w:pPr>
+              <w:spacing w:after="0" w:line="240" w:lineRule="auto"/>
+              <w:jc w:val="center"/>
+              <w:textAlignment w:val="baseline"/>
+              <w:rPr>
+                <w:rFonts w:ascii="Segoe UI" w:hAnsi="Segoe UI" w:eastAsia="Times New Roman" w:cs="Segoe UI"/>
+                <w:sz w:val="18"/>
+                <w:szCs w:val="18"/>
+                <w:lang w:eastAsia="en-GB"/>
+              </w:rPr>
+            </w:pPr>
+            <w:r>
+              <w:rPr>
+                <w:rFonts w:ascii="Calibri" w:hAnsi="Calibri" w:eastAsia="Times New Roman" w:cs="Calibri"/>
+                <w:b/>
+                <w:bCs/>
+                <w:sz w:val="24"/>
+                <w:szCs w:val="24"/>
+                <w:lang w:eastAsia="en-GB"/>
+              </w:rPr>
+              <w:t>11</w:t>
+            </w:r>
+            <w:r>
+              <w:rPr>
+                <w:rFonts w:ascii="Calibri" w:hAnsi="Calibri" w:eastAsia="Times New Roman" w:cs="Calibri"/>
+                <w:sz w:val="24"/>
+                <w:szCs w:val="24"/>
+                <w:lang w:eastAsia="en-GB"/>
+              </w:rPr>
+              <w:t> </w:t>
+            </w:r>
+          </w:p>
+        </w:tc>
+        <w:tc>
+          <w:tcPr>
+            <w:tcW w:w="6" w:type="dxa"/>
+            <w:tcBorders>
+              <w:top w:val="single" w:color="auto" w:sz="6" w:space="0"/>
+              <w:left w:val="single" w:color="auto" w:sz="6" w:space="0"/>
+              <w:bottom w:val="single" w:color="auto" w:sz="6" w:space="0"/>
+              <w:right w:val="single" w:color="auto" w:sz="6" w:space="0"/>
+            </w:tcBorders>
+            <w:shd w:val="clear" w:color="auto" w:fill="auto"/>
+            <w:vAlign w:val="center"/>
+          </w:tcPr>
+          <w:p>
+            <w:pPr>
+              <w:spacing w:after="0" w:line="240" w:lineRule="auto"/>
+              <w:textAlignment w:val="baseline"/>
+              <w:rPr>
+                <w:rFonts w:ascii="Segoe UI" w:hAnsi="Segoe UI" w:eastAsia="Times New Roman" w:cs="Segoe UI"/>
+                <w:sz w:val="18"/>
+                <w:szCs w:val="18"/>
+                <w:lang w:eastAsia="en-GB"/>
+              </w:rPr>
+            </w:pPr>
+            <w:r>
+              <w:rPr>
+                <w:rFonts w:ascii="Calibri" w:hAnsi="Calibri" w:eastAsia="Times New Roman" w:cs="Calibri"/>
+                <w:lang w:eastAsia="en-GB"/>
+              </w:rPr>
+              <w:t>Como usuário quero poder redefinir minha senha. </w:t>
+            </w:r>
+          </w:p>
+        </w:tc>
+      </w:tr>
+      <w:tr>
+        <w:tblPrEx>
+          <w:tblBorders>
+            <w:top w:val="outset" w:color="auto" w:sz="6" w:space="0"/>
+            <w:left w:val="outset" w:color="auto" w:sz="6" w:space="0"/>
+            <w:bottom w:val="outset" w:color="auto" w:sz="6" w:space="0"/>
+            <w:right w:val="outset" w:color="auto" w:sz="6" w:space="0"/>
+            <w:insideH w:val="none" w:color="auto" w:sz="0" w:space="0"/>
+            <w:insideV w:val="none" w:color="auto" w:sz="0" w:space="0"/>
+          </w:tblBorders>
+          <w:tblCellMar>
+            <w:top w:w="0" w:type="dxa"/>
+            <w:left w:w="0" w:type="dxa"/>
+            <w:bottom w:w="0" w:type="dxa"/>
+            <w:right w:w="0" w:type="dxa"/>
+          </w:tblCellMar>
+        </w:tblPrEx>
+        <w:trPr>
+          <w:trHeight w:val="300" w:hRule="atLeast"/>
+        </w:trPr>
+        <w:tc>
+          <w:tcPr>
+            <w:tcW w:w="6" w:type="dxa"/>
+            <w:tcBorders>
+              <w:top w:val="single" w:color="auto" w:sz="6" w:space="0"/>
+              <w:left w:val="single" w:color="auto" w:sz="6" w:space="0"/>
+              <w:bottom w:val="single" w:color="auto" w:sz="6" w:space="0"/>
+              <w:right w:val="single" w:color="auto" w:sz="6" w:space="0"/>
+            </w:tcBorders>
+            <w:shd w:val="clear" w:color="auto" w:fill="auto"/>
+            <w:vAlign w:val="center"/>
+          </w:tcPr>
+          <w:p>
+            <w:pPr>
+              <w:spacing w:after="0" w:line="240" w:lineRule="auto"/>
+              <w:jc w:val="center"/>
+              <w:textAlignment w:val="baseline"/>
+              <w:rPr>
+                <w:rFonts w:ascii="Segoe UI" w:hAnsi="Segoe UI" w:eastAsia="Times New Roman" w:cs="Segoe UI"/>
+                <w:sz w:val="18"/>
+                <w:szCs w:val="18"/>
+                <w:lang w:eastAsia="en-GB"/>
+              </w:rPr>
+            </w:pPr>
+            <w:r>
+              <w:rPr>
+                <w:rFonts w:ascii="Calibri" w:hAnsi="Calibri" w:eastAsia="Times New Roman" w:cs="Calibri"/>
+                <w:b/>
+                <w:bCs/>
+                <w:sz w:val="24"/>
+                <w:szCs w:val="24"/>
+                <w:lang w:eastAsia="en-GB"/>
+              </w:rPr>
+              <w:t>12</w:t>
+            </w:r>
+            <w:r>
+              <w:rPr>
+                <w:rFonts w:ascii="Calibri" w:hAnsi="Calibri" w:eastAsia="Times New Roman" w:cs="Calibri"/>
+                <w:sz w:val="24"/>
+                <w:szCs w:val="24"/>
+                <w:lang w:eastAsia="en-GB"/>
+              </w:rPr>
+              <w:t> </w:t>
+            </w:r>
+          </w:p>
+        </w:tc>
+        <w:tc>
+          <w:tcPr>
+            <w:tcW w:w="6" w:type="dxa"/>
+            <w:tcBorders>
+              <w:top w:val="single" w:color="auto" w:sz="6" w:space="0"/>
+              <w:left w:val="single" w:color="auto" w:sz="6" w:space="0"/>
+              <w:bottom w:val="single" w:color="auto" w:sz="6" w:space="0"/>
+              <w:right w:val="single" w:color="auto" w:sz="6" w:space="0"/>
+            </w:tcBorders>
+            <w:shd w:val="clear" w:color="auto" w:fill="auto"/>
+            <w:vAlign w:val="center"/>
+          </w:tcPr>
+          <w:p>
+            <w:pPr>
+              <w:spacing w:after="0" w:line="240" w:lineRule="auto"/>
+              <w:textAlignment w:val="baseline"/>
+              <w:rPr>
+                <w:rFonts w:ascii="Segoe UI" w:hAnsi="Segoe UI" w:eastAsia="Times New Roman" w:cs="Segoe UI"/>
+                <w:sz w:val="18"/>
+                <w:szCs w:val="18"/>
+                <w:lang w:eastAsia="en-GB"/>
+              </w:rPr>
+            </w:pPr>
+            <w:r>
+              <w:rPr>
+                <w:rFonts w:ascii="Calibri" w:hAnsi="Calibri" w:eastAsia="Times New Roman" w:cs="Calibri"/>
+                <w:lang w:eastAsia="en-GB"/>
+              </w:rPr>
+              <w:t>Como usuário quero poder solicitar a tradução a página para outro idioma. </w:t>
+            </w:r>
+          </w:p>
+        </w:tc>
+      </w:tr>
+      <w:tr>
+        <w:tblPrEx>
+          <w:tblBorders>
+            <w:top w:val="outset" w:color="auto" w:sz="6" w:space="0"/>
+            <w:left w:val="outset" w:color="auto" w:sz="6" w:space="0"/>
+            <w:bottom w:val="outset" w:color="auto" w:sz="6" w:space="0"/>
+            <w:right w:val="outset" w:color="auto" w:sz="6" w:space="0"/>
+            <w:insideH w:val="none" w:color="auto" w:sz="0" w:space="0"/>
+            <w:insideV w:val="none" w:color="auto" w:sz="0" w:space="0"/>
+          </w:tblBorders>
+          <w:tblCellMar>
+            <w:top w:w="0" w:type="dxa"/>
+            <w:left w:w="0" w:type="dxa"/>
+            <w:bottom w:w="0" w:type="dxa"/>
+            <w:right w:w="0" w:type="dxa"/>
+          </w:tblCellMar>
+        </w:tblPrEx>
+        <w:trPr>
+          <w:trHeight w:val="300" w:hRule="atLeast"/>
+        </w:trPr>
+        <w:tc>
+          <w:tcPr>
+            <w:tcW w:w="705" w:type="dxa"/>
+            <w:tcBorders>
+              <w:top w:val="single" w:color="auto" w:sz="6" w:space="0"/>
+              <w:left w:val="single" w:color="auto" w:sz="6" w:space="0"/>
+              <w:bottom w:val="single" w:color="auto" w:sz="6" w:space="0"/>
+              <w:right w:val="single" w:color="auto" w:sz="6" w:space="0"/>
+            </w:tcBorders>
+            <w:shd w:val="clear" w:color="auto" w:fill="auto"/>
+            <w:vAlign w:val="center"/>
+          </w:tcPr>
+          <w:p>
+            <w:pPr>
+              <w:spacing w:after="0" w:line="240" w:lineRule="auto"/>
+              <w:jc w:val="center"/>
+              <w:textAlignment w:val="baseline"/>
+              <w:rPr>
+                <w:rFonts w:ascii="Segoe UI" w:hAnsi="Segoe UI" w:eastAsia="Times New Roman" w:cs="Segoe UI"/>
+                <w:sz w:val="18"/>
+                <w:szCs w:val="18"/>
+                <w:lang w:val="en-GB" w:eastAsia="en-GB"/>
+              </w:rPr>
+            </w:pPr>
+            <w:r>
+              <w:rPr>
+                <w:rFonts w:ascii="Calibri" w:hAnsi="Calibri" w:eastAsia="Times New Roman" w:cs="Calibri"/>
+                <w:b/>
+                <w:bCs/>
+                <w:sz w:val="24"/>
+                <w:szCs w:val="24"/>
+                <w:lang w:eastAsia="en-GB"/>
+              </w:rPr>
+              <w:t>12</w:t>
+            </w:r>
+            <w:r>
+              <w:rPr>
+                <w:rFonts w:ascii="Calibri" w:hAnsi="Calibri" w:eastAsia="Times New Roman" w:cs="Calibri"/>
+                <w:sz w:val="24"/>
+                <w:szCs w:val="24"/>
+                <w:lang w:val="en-GB" w:eastAsia="en-GB"/>
+              </w:rPr>
+              <w:t> </w:t>
+            </w:r>
+          </w:p>
+        </w:tc>
+        <w:tc>
+          <w:tcPr>
+            <w:tcW w:w="7785" w:type="dxa"/>
+            <w:tcBorders>
+              <w:top w:val="single" w:color="auto" w:sz="6" w:space="0"/>
+              <w:left w:val="single" w:color="auto" w:sz="6" w:space="0"/>
+              <w:bottom w:val="single" w:color="auto" w:sz="6" w:space="0"/>
+              <w:right w:val="single" w:color="auto" w:sz="6" w:space="0"/>
+            </w:tcBorders>
+            <w:shd w:val="clear" w:color="auto" w:fill="auto"/>
+            <w:vAlign w:val="center"/>
+          </w:tcPr>
+          <w:p>
+            <w:pPr>
+              <w:spacing w:after="0" w:line="240" w:lineRule="auto"/>
+              <w:textAlignment w:val="baseline"/>
+              <w:rPr>
+                <w:rFonts w:ascii="Segoe UI" w:hAnsi="Segoe UI" w:eastAsia="Times New Roman" w:cs="Segoe UI"/>
+                <w:sz w:val="18"/>
+                <w:szCs w:val="18"/>
+                <w:lang w:eastAsia="en-GB"/>
+              </w:rPr>
+            </w:pPr>
+            <w:r>
+              <w:rPr>
+                <w:rFonts w:ascii="Calibri" w:hAnsi="Calibri" w:eastAsia="Times New Roman" w:cs="Calibri"/>
+                <w:lang w:eastAsia="en-GB"/>
+              </w:rPr>
+              <w:t>Como sistema posso fornecer gráficos de gastos em despesas pedidos pelo usuário. </w:t>
+            </w:r>
+          </w:p>
+        </w:tc>
+      </w:tr>
+      <w:tr>
+        <w:tblPrEx>
+          <w:tblBorders>
+            <w:top w:val="outset" w:color="auto" w:sz="6" w:space="0"/>
+            <w:left w:val="outset" w:color="auto" w:sz="6" w:space="0"/>
+            <w:bottom w:val="outset" w:color="auto" w:sz="6" w:space="0"/>
+            <w:right w:val="outset" w:color="auto" w:sz="6" w:space="0"/>
+            <w:insideH w:val="none" w:color="auto" w:sz="0" w:space="0"/>
+            <w:insideV w:val="none" w:color="auto" w:sz="0" w:space="0"/>
+          </w:tblBorders>
+          <w:tblCellMar>
+            <w:top w:w="0" w:type="dxa"/>
+            <w:left w:w="0" w:type="dxa"/>
+            <w:bottom w:w="0" w:type="dxa"/>
+            <w:right w:w="0" w:type="dxa"/>
+          </w:tblCellMar>
+        </w:tblPrEx>
+        <w:trPr>
+          <w:trHeight w:val="300" w:hRule="atLeast"/>
+        </w:trPr>
+        <w:tc>
+          <w:tcPr>
+            <w:tcW w:w="705" w:type="dxa"/>
+            <w:tcBorders>
+              <w:top w:val="single" w:color="auto" w:sz="6" w:space="0"/>
+              <w:left w:val="single" w:color="auto" w:sz="6" w:space="0"/>
+              <w:bottom w:val="single" w:color="auto" w:sz="6" w:space="0"/>
+              <w:right w:val="single" w:color="auto" w:sz="6" w:space="0"/>
+            </w:tcBorders>
+            <w:shd w:val="clear" w:color="auto" w:fill="auto"/>
+            <w:vAlign w:val="center"/>
+          </w:tcPr>
+          <w:p>
+            <w:pPr>
+              <w:spacing w:after="0" w:line="240" w:lineRule="auto"/>
+              <w:jc w:val="center"/>
+              <w:textAlignment w:val="baseline"/>
+              <w:rPr>
+                <w:rFonts w:ascii="Segoe UI" w:hAnsi="Segoe UI" w:eastAsia="Times New Roman" w:cs="Segoe UI"/>
+                <w:sz w:val="18"/>
+                <w:szCs w:val="18"/>
+                <w:lang w:val="en-GB" w:eastAsia="en-GB"/>
+              </w:rPr>
+            </w:pPr>
+            <w:r>
+              <w:rPr>
+                <w:rFonts w:ascii="Calibri" w:hAnsi="Calibri" w:eastAsia="Times New Roman" w:cs="Calibri"/>
+                <w:b/>
+                <w:bCs/>
+                <w:sz w:val="24"/>
+                <w:szCs w:val="24"/>
+                <w:lang w:eastAsia="en-GB"/>
+              </w:rPr>
+              <w:t>14</w:t>
+            </w:r>
+            <w:r>
+              <w:rPr>
+                <w:rFonts w:ascii="Calibri" w:hAnsi="Calibri" w:eastAsia="Times New Roman" w:cs="Calibri"/>
+                <w:sz w:val="24"/>
+                <w:szCs w:val="24"/>
+                <w:lang w:val="en-GB" w:eastAsia="en-GB"/>
+              </w:rPr>
+              <w:t> </w:t>
+            </w:r>
+          </w:p>
+        </w:tc>
+        <w:tc>
+          <w:tcPr>
+            <w:tcW w:w="7785" w:type="dxa"/>
+            <w:tcBorders>
+              <w:top w:val="single" w:color="auto" w:sz="6" w:space="0"/>
+              <w:left w:val="single" w:color="auto" w:sz="6" w:space="0"/>
+              <w:bottom w:val="single" w:color="auto" w:sz="6" w:space="0"/>
+              <w:right w:val="single" w:color="auto" w:sz="6" w:space="0"/>
+            </w:tcBorders>
+            <w:shd w:val="clear" w:color="auto" w:fill="auto"/>
+            <w:vAlign w:val="center"/>
+          </w:tcPr>
+          <w:p>
+            <w:pPr>
+              <w:spacing w:after="0" w:line="240" w:lineRule="auto"/>
+              <w:textAlignment w:val="baseline"/>
+              <w:rPr>
+                <w:rFonts w:ascii="Segoe UI" w:hAnsi="Segoe UI" w:eastAsia="Times New Roman" w:cs="Segoe UI"/>
+                <w:sz w:val="18"/>
+                <w:szCs w:val="18"/>
+                <w:lang w:eastAsia="en-GB"/>
+              </w:rPr>
+            </w:pPr>
+            <w:r>
+              <w:rPr>
+                <w:rFonts w:ascii="Calibri" w:hAnsi="Calibri" w:eastAsia="Times New Roman" w:cs="Calibri"/>
+                <w:lang w:eastAsia="en-GB"/>
+              </w:rPr>
+              <w:t>Como sistema posso fornecer relatórios de gastos em despesas. </w:t>
+            </w:r>
+          </w:p>
+        </w:tc>
+      </w:tr>
+      <w:tr>
+        <w:tblPrEx>
+          <w:tblBorders>
+            <w:top w:val="outset" w:color="auto" w:sz="6" w:space="0"/>
+            <w:left w:val="outset" w:color="auto" w:sz="6" w:space="0"/>
+            <w:bottom w:val="outset" w:color="auto" w:sz="6" w:space="0"/>
+            <w:right w:val="outset" w:color="auto" w:sz="6" w:space="0"/>
+            <w:insideH w:val="none" w:color="auto" w:sz="0" w:space="0"/>
+            <w:insideV w:val="none" w:color="auto" w:sz="0" w:space="0"/>
+          </w:tblBorders>
+          <w:tblCellMar>
+            <w:top w:w="0" w:type="dxa"/>
+            <w:left w:w="0" w:type="dxa"/>
+            <w:bottom w:w="0" w:type="dxa"/>
+            <w:right w:w="0" w:type="dxa"/>
+          </w:tblCellMar>
+        </w:tblPrEx>
+        <w:trPr>
+          <w:trHeight w:val="300" w:hRule="atLeast"/>
+        </w:trPr>
+        <w:tc>
+          <w:tcPr>
+            <w:tcW w:w="705" w:type="dxa"/>
+            <w:tcBorders>
+              <w:top w:val="single" w:color="auto" w:sz="6" w:space="0"/>
+              <w:left w:val="single" w:color="auto" w:sz="6" w:space="0"/>
+              <w:bottom w:val="single" w:color="auto" w:sz="6" w:space="0"/>
+              <w:right w:val="single" w:color="auto" w:sz="6" w:space="0"/>
+            </w:tcBorders>
+            <w:shd w:val="clear" w:color="auto" w:fill="auto"/>
+            <w:vAlign w:val="center"/>
+          </w:tcPr>
+          <w:p>
+            <w:pPr>
+              <w:spacing w:after="0" w:line="240" w:lineRule="auto"/>
+              <w:jc w:val="center"/>
+              <w:textAlignment w:val="baseline"/>
+              <w:rPr>
+                <w:rFonts w:ascii="Segoe UI" w:hAnsi="Segoe UI" w:eastAsia="Times New Roman" w:cs="Segoe UI"/>
+                <w:sz w:val="18"/>
+                <w:szCs w:val="18"/>
+                <w:lang w:val="en-GB" w:eastAsia="en-GB"/>
+              </w:rPr>
+            </w:pPr>
+            <w:r>
+              <w:rPr>
+                <w:rFonts w:ascii="Calibri" w:hAnsi="Calibri" w:eastAsia="Times New Roman" w:cs="Calibri"/>
+                <w:b/>
+                <w:bCs/>
+                <w:sz w:val="24"/>
+                <w:szCs w:val="24"/>
+                <w:lang w:eastAsia="en-GB"/>
+              </w:rPr>
+              <w:t>15</w:t>
+            </w:r>
+            <w:r>
+              <w:rPr>
+                <w:rFonts w:ascii="Calibri" w:hAnsi="Calibri" w:eastAsia="Times New Roman" w:cs="Calibri"/>
+                <w:sz w:val="24"/>
+                <w:szCs w:val="24"/>
+                <w:lang w:val="en-GB" w:eastAsia="en-GB"/>
+              </w:rPr>
+              <w:t> </w:t>
+            </w:r>
+          </w:p>
+        </w:tc>
+        <w:tc>
+          <w:tcPr>
+            <w:tcW w:w="7785" w:type="dxa"/>
+            <w:tcBorders>
+              <w:top w:val="single" w:color="auto" w:sz="6" w:space="0"/>
+              <w:left w:val="single" w:color="auto" w:sz="6" w:space="0"/>
+              <w:bottom w:val="single" w:color="auto" w:sz="6" w:space="0"/>
+              <w:right w:val="single" w:color="auto" w:sz="6" w:space="0"/>
+            </w:tcBorders>
+            <w:shd w:val="clear" w:color="auto" w:fill="auto"/>
+            <w:vAlign w:val="center"/>
+          </w:tcPr>
+          <w:p>
+            <w:pPr>
+              <w:spacing w:after="0" w:line="240" w:lineRule="auto"/>
+              <w:textAlignment w:val="baseline"/>
+              <w:rPr>
+                <w:rFonts w:ascii="Segoe UI" w:hAnsi="Segoe UI" w:eastAsia="Times New Roman" w:cs="Segoe UI"/>
+                <w:sz w:val="18"/>
+                <w:szCs w:val="18"/>
+                <w:lang w:eastAsia="en-GB"/>
+              </w:rPr>
+            </w:pPr>
+            <w:r>
+              <w:rPr>
+                <w:rFonts w:ascii="Calibri" w:hAnsi="Calibri" w:eastAsia="Times New Roman" w:cs="Calibri"/>
+                <w:lang w:eastAsia="en-GB"/>
+              </w:rPr>
+              <w:t>Como sistema posso mudar o tema claro para o escuro. </w:t>
+            </w:r>
+          </w:p>
+        </w:tc>
+      </w:tr>
+      <w:tr>
+        <w:tblPrEx>
+          <w:tblBorders>
+            <w:top w:val="outset" w:color="auto" w:sz="6" w:space="0"/>
+            <w:left w:val="outset" w:color="auto" w:sz="6" w:space="0"/>
+            <w:bottom w:val="outset" w:color="auto" w:sz="6" w:space="0"/>
+            <w:right w:val="outset" w:color="auto" w:sz="6" w:space="0"/>
+            <w:insideH w:val="none" w:color="auto" w:sz="0" w:space="0"/>
+            <w:insideV w:val="none" w:color="auto" w:sz="0" w:space="0"/>
+          </w:tblBorders>
+          <w:tblCellMar>
+            <w:top w:w="0" w:type="dxa"/>
+            <w:left w:w="0" w:type="dxa"/>
+            <w:bottom w:w="0" w:type="dxa"/>
+            <w:right w:w="0" w:type="dxa"/>
+          </w:tblCellMar>
+        </w:tblPrEx>
+        <w:trPr>
+          <w:trHeight w:val="300" w:hRule="atLeast"/>
+        </w:trPr>
+        <w:tc>
+          <w:tcPr>
+            <w:tcW w:w="705" w:type="dxa"/>
+            <w:tcBorders>
+              <w:top w:val="single" w:color="auto" w:sz="6" w:space="0"/>
+              <w:left w:val="single" w:color="auto" w:sz="6" w:space="0"/>
+              <w:bottom w:val="single" w:color="auto" w:sz="6" w:space="0"/>
+              <w:right w:val="single" w:color="auto" w:sz="6" w:space="0"/>
+            </w:tcBorders>
+            <w:shd w:val="clear" w:color="auto" w:fill="auto"/>
+            <w:vAlign w:val="center"/>
+          </w:tcPr>
+          <w:p>
+            <w:pPr>
+              <w:spacing w:after="0" w:line="240" w:lineRule="auto"/>
+              <w:jc w:val="center"/>
+              <w:textAlignment w:val="baseline"/>
+              <w:rPr>
+                <w:rFonts w:ascii="Segoe UI" w:hAnsi="Segoe UI" w:eastAsia="Times New Roman" w:cs="Segoe UI"/>
+                <w:sz w:val="18"/>
+                <w:szCs w:val="18"/>
+                <w:lang w:val="en-GB" w:eastAsia="en-GB"/>
+              </w:rPr>
+            </w:pPr>
+            <w:r>
+              <w:rPr>
+                <w:rFonts w:ascii="Calibri" w:hAnsi="Calibri" w:eastAsia="Times New Roman" w:cs="Calibri"/>
+                <w:b/>
+                <w:bCs/>
+                <w:sz w:val="24"/>
+                <w:szCs w:val="24"/>
+                <w:lang w:eastAsia="en-GB"/>
+              </w:rPr>
+              <w:t>16</w:t>
+            </w:r>
+            <w:r>
+              <w:rPr>
+                <w:rFonts w:ascii="Calibri" w:hAnsi="Calibri" w:eastAsia="Times New Roman" w:cs="Calibri"/>
+                <w:sz w:val="24"/>
+                <w:szCs w:val="24"/>
+                <w:lang w:val="en-GB" w:eastAsia="en-GB"/>
+              </w:rPr>
+              <w:t> </w:t>
+            </w:r>
+          </w:p>
+        </w:tc>
+        <w:tc>
+          <w:tcPr>
+            <w:tcW w:w="7785" w:type="dxa"/>
+            <w:tcBorders>
+              <w:top w:val="single" w:color="auto" w:sz="6" w:space="0"/>
+              <w:left w:val="single" w:color="auto" w:sz="6" w:space="0"/>
+              <w:bottom w:val="single" w:color="auto" w:sz="6" w:space="0"/>
+              <w:right w:val="single" w:color="auto" w:sz="6" w:space="0"/>
+            </w:tcBorders>
+            <w:shd w:val="clear" w:color="auto" w:fill="auto"/>
+            <w:vAlign w:val="center"/>
+          </w:tcPr>
+          <w:p>
+            <w:pPr>
+              <w:spacing w:after="0" w:line="240" w:lineRule="auto"/>
+              <w:textAlignment w:val="baseline"/>
+              <w:rPr>
+                <w:rFonts w:ascii="Segoe UI" w:hAnsi="Segoe UI" w:eastAsia="Times New Roman" w:cs="Segoe UI"/>
+                <w:sz w:val="18"/>
+                <w:szCs w:val="18"/>
+                <w:lang w:eastAsia="en-GB"/>
+              </w:rPr>
+            </w:pPr>
+            <w:r>
+              <w:rPr>
+                <w:rFonts w:ascii="Calibri" w:hAnsi="Calibri" w:eastAsia="Times New Roman" w:cs="Calibri"/>
+                <w:lang w:eastAsia="en-GB"/>
+              </w:rPr>
+              <w:t>Como sistema posso enviar e-mail de redefinição de senha. </w:t>
+            </w:r>
+          </w:p>
+        </w:tc>
+      </w:tr>
+      <w:tr>
+        <w:tblPrEx>
+          <w:tblBorders>
+            <w:top w:val="outset" w:color="auto" w:sz="6" w:space="0"/>
+            <w:left w:val="outset" w:color="auto" w:sz="6" w:space="0"/>
+            <w:bottom w:val="outset" w:color="auto" w:sz="6" w:space="0"/>
+            <w:right w:val="outset" w:color="auto" w:sz="6" w:space="0"/>
+            <w:insideH w:val="none" w:color="auto" w:sz="0" w:space="0"/>
+            <w:insideV w:val="none" w:color="auto" w:sz="0" w:space="0"/>
+          </w:tblBorders>
+          <w:tblCellMar>
+            <w:top w:w="0" w:type="dxa"/>
+            <w:left w:w="0" w:type="dxa"/>
+            <w:bottom w:w="0" w:type="dxa"/>
+            <w:right w:w="0" w:type="dxa"/>
+          </w:tblCellMar>
+        </w:tblPrEx>
+        <w:trPr>
+          <w:trHeight w:val="300" w:hRule="atLeast"/>
+        </w:trPr>
+        <w:tc>
+          <w:tcPr>
+            <w:tcW w:w="705" w:type="dxa"/>
+            <w:tcBorders>
+              <w:top w:val="single" w:color="auto" w:sz="6" w:space="0"/>
+              <w:left w:val="single" w:color="auto" w:sz="6" w:space="0"/>
+              <w:bottom w:val="single" w:color="auto" w:sz="6" w:space="0"/>
+              <w:right w:val="single" w:color="auto" w:sz="6" w:space="0"/>
+            </w:tcBorders>
+            <w:shd w:val="clear" w:color="auto" w:fill="auto"/>
+            <w:vAlign w:val="center"/>
+          </w:tcPr>
+          <w:p>
+            <w:pPr>
+              <w:spacing w:after="0" w:line="240" w:lineRule="auto"/>
+              <w:jc w:val="center"/>
+              <w:textAlignment w:val="baseline"/>
+              <w:rPr>
+                <w:rFonts w:ascii="Segoe UI" w:hAnsi="Segoe UI" w:eastAsia="Times New Roman" w:cs="Segoe UI"/>
+                <w:sz w:val="18"/>
+                <w:szCs w:val="18"/>
+                <w:lang w:val="en-GB" w:eastAsia="en-GB"/>
+              </w:rPr>
+            </w:pPr>
+            <w:r>
+              <w:rPr>
+                <w:rFonts w:ascii="Calibri" w:hAnsi="Calibri" w:eastAsia="Times New Roman" w:cs="Calibri"/>
+                <w:b/>
+                <w:bCs/>
+                <w:sz w:val="24"/>
+                <w:szCs w:val="24"/>
+                <w:lang w:eastAsia="en-GB"/>
+              </w:rPr>
+              <w:t>17</w:t>
+            </w:r>
+            <w:r>
+              <w:rPr>
+                <w:rFonts w:ascii="Calibri" w:hAnsi="Calibri" w:eastAsia="Times New Roman" w:cs="Calibri"/>
+                <w:sz w:val="24"/>
+                <w:szCs w:val="24"/>
+                <w:lang w:val="en-GB" w:eastAsia="en-GB"/>
+              </w:rPr>
+              <w:t> </w:t>
+            </w:r>
+          </w:p>
+        </w:tc>
+        <w:tc>
+          <w:tcPr>
+            <w:tcW w:w="7785" w:type="dxa"/>
+            <w:tcBorders>
+              <w:top w:val="single" w:color="auto" w:sz="6" w:space="0"/>
+              <w:left w:val="single" w:color="auto" w:sz="6" w:space="0"/>
+              <w:bottom w:val="single" w:color="auto" w:sz="6" w:space="0"/>
+              <w:right w:val="single" w:color="auto" w:sz="6" w:space="0"/>
+            </w:tcBorders>
+            <w:shd w:val="clear" w:color="auto" w:fill="auto"/>
+            <w:vAlign w:val="center"/>
+          </w:tcPr>
+          <w:p>
+            <w:pPr>
+              <w:spacing w:after="0" w:line="240" w:lineRule="auto"/>
+              <w:textAlignment w:val="baseline"/>
+              <w:rPr>
+                <w:rFonts w:ascii="Segoe UI" w:hAnsi="Segoe UI" w:eastAsia="Times New Roman" w:cs="Segoe UI"/>
+                <w:sz w:val="18"/>
+                <w:szCs w:val="18"/>
+                <w:lang w:eastAsia="en-GB"/>
+              </w:rPr>
+            </w:pPr>
+            <w:r>
+              <w:rPr>
+                <w:rFonts w:ascii="Calibri" w:hAnsi="Calibri" w:eastAsia="Times New Roman" w:cs="Calibri"/>
+                <w:lang w:eastAsia="en-GB"/>
+              </w:rPr>
+              <w:t>Como sistema posso mudar o idioma da página. </w:t>
+            </w:r>
+          </w:p>
+        </w:tc>
+      </w:tr>
+    </w:tbl>
+    <w:p/>
     <w:p>
       <w:pPr>
         <w:pStyle w:val="2"/>
@@ -6315,7 +7643,7 @@
     <w:p/>
     <w:tbl>
       <w:tblPr>
-        <w:tblStyle w:val="32"/>
+        <w:tblStyle w:val="26"/>
         <w:tblW w:w="8505" w:type="dxa"/>
         <w:tblInd w:w="-5" w:type="dxa"/>
         <w:tblBorders>
@@ -6367,7 +7695,7 @@
           <w:p>
             <w:pPr>
               <w:spacing w:before="60" w:after="60" w:line="240" w:lineRule="auto"/>
-              <w:ind w:left="30" w:leftChars="0" w:hanging="30" w:firstLineChars="0"/>
+              <w:ind w:left="30" w:hanging="30"/>
               <w:rPr>
                 <w:b/>
                 <w:bCs/>
@@ -6381,14 +7709,7 @@
               <w:t>HISTÓRIA DO USUÁRIO 1 - PBI</w:t>
             </w:r>
             <w:r>
-              <w:t xml:space="preserve">: </w:t>
-            </w:r>
-            <w:r>
-              <w:rPr>
-                <w:rFonts w:hint="default"/>
-                <w:lang w:val="pt-BR"/>
-              </w:rPr>
-              <w:t>Realizar o login</w:t>
+              <w:t>: Realizar o login</w:t>
             </w:r>
           </w:p>
         </w:tc>
@@ -6414,94 +7735,74 @@
           <w:tcPr>
             <w:tcW w:w="8505" w:type="dxa"/>
             <w:gridSpan w:val="2"/>
-            <w:vAlign w:val="top"/>
           </w:tcPr>
           <w:p>
             <w:pPr>
               <w:spacing w:before="60" w:after="60" w:line="240" w:lineRule="auto"/>
               <w:ind w:left="30" w:hanging="30"/>
+            </w:pPr>
+            <w:bookmarkStart w:id="14" w:name="_Hlk96268510"/>
+            <w:r>
+              <w:rPr>
+                <w:b/>
+                <w:bCs/>
+              </w:rPr>
+              <w:t>COMO</w:t>
+            </w:r>
+            <w:r>
+              <w:t xml:space="preserve">: usuário </w:t>
+            </w:r>
+            <w:r>
               <w:rPr>
                 <w:rFonts w:hint="default"/>
                 <w:lang w:val="pt-BR"/>
               </w:rPr>
-            </w:pPr>
-            <w:bookmarkStart w:id="14" w:name="_Hlk96268510"/>
-            <w:r>
-              <w:rPr>
-                <w:b/>
-                <w:bCs/>
-              </w:rPr>
-              <w:t>COMO</w:t>
-            </w:r>
-            <w:r>
-              <w:t>:</w:t>
+              <w:t>não autenticado</w:t>
+            </w:r>
+            <w:r>
+              <w:t>.</w:t>
+            </w:r>
+          </w:p>
+          <w:p>
+            <w:pPr>
+              <w:spacing w:before="60" w:after="60" w:line="240" w:lineRule="auto"/>
+              <w:ind w:left="30" w:hanging="30"/>
+            </w:pPr>
+            <w:r>
+              <w:rPr>
+                <w:b/>
+                <w:bCs/>
+              </w:rPr>
+              <w:t>POSSO</w:t>
+            </w:r>
+            <w:r>
+              <w:t>: realizar o login.</w:t>
+            </w:r>
+          </w:p>
+          <w:p>
+            <w:pPr>
+              <w:spacing w:before="60" w:after="60" w:line="240" w:lineRule="auto"/>
+              <w:ind w:left="30" w:hanging="30"/>
+            </w:pPr>
+            <w:r>
+              <w:rPr>
+                <w:b/>
+                <w:bCs/>
+              </w:rPr>
+              <w:t>PARA</w:t>
+            </w:r>
+            <w:r>
+              <w:t xml:space="preserve">: </w:t>
             </w:r>
             <w:r>
               <w:rPr>
                 <w:rFonts w:hint="default"/>
                 <w:lang w:val="pt-BR"/>
               </w:rPr>
-              <w:t xml:space="preserve"> usuário</w:t>
-            </w:r>
-            <w:r>
-              <w:t xml:space="preserve"> </w:t>
-            </w:r>
-            <w:r>
-              <w:rPr>
-                <w:rFonts w:hint="default"/>
-                <w:lang w:val="pt-BR"/>
-              </w:rPr>
-              <w:t>deslogado.</w:t>
-            </w:r>
-          </w:p>
-          <w:p>
-            <w:pPr>
-              <w:spacing w:before="60" w:after="60" w:line="240" w:lineRule="auto"/>
-              <w:ind w:left="30" w:hanging="30"/>
-              <w:rPr>
-                <w:rFonts w:hint="default"/>
-                <w:lang w:val="pt-BR"/>
-              </w:rPr>
-            </w:pPr>
-            <w:r>
-              <w:rPr>
-                <w:b/>
-                <w:bCs/>
-              </w:rPr>
-              <w:t>POSSO</w:t>
-            </w:r>
-            <w:r>
-              <w:t xml:space="preserve">: </w:t>
-            </w:r>
-            <w:r>
-              <w:rPr>
-                <w:rFonts w:hint="default"/>
-                <w:lang w:val="pt-BR"/>
-              </w:rPr>
-              <w:t>realizar o login na conta.</w:t>
-            </w:r>
-          </w:p>
-          <w:p>
-            <w:pPr>
-              <w:spacing w:before="60" w:after="60" w:line="240" w:lineRule="auto"/>
-              <w:ind w:left="30" w:leftChars="0" w:hanging="30" w:firstLineChars="0"/>
-            </w:pPr>
-            <w:r>
-              <w:rPr>
-                <w:b/>
-                <w:bCs/>
-              </w:rPr>
-              <w:t>PARA</w:t>
-            </w:r>
-            <w:r>
-              <w:t xml:space="preserve">: </w:t>
-            </w:r>
-            <w:r>
-              <w:rPr>
-                <w:rFonts w:hint="default"/>
-                <w:lang w:val="pt-BR"/>
-              </w:rPr>
-              <w:t>acessar o sistema logado.</w:t>
+              <w:t>autenticar n</w:t>
+            </w:r>
+            <w:r>
+              <w:t>o sistema.</w:t>
             </w:r>
           </w:p>
         </w:tc>
@@ -6526,7 +7827,6 @@
         <w:tc>
           <w:tcPr>
             <w:tcW w:w="1276" w:type="dxa"/>
-            <w:vAlign w:val="top"/>
           </w:tcPr>
           <w:p>
             <w:pPr>
@@ -6548,7 +7848,7 @@
           <w:p>
             <w:pPr>
               <w:spacing w:before="60" w:after="60" w:line="240" w:lineRule="auto"/>
-              <w:ind w:left="96" w:leftChars="0" w:hanging="41" w:firstLineChars="0"/>
+              <w:ind w:left="96" w:hanging="41"/>
               <w:rPr>
                 <w:b/>
                 <w:bCs/>
@@ -6566,7 +7866,6 @@
         <w:tc>
           <w:tcPr>
             <w:tcW w:w="7229" w:type="dxa"/>
-            <w:vAlign w:val="top"/>
           </w:tcPr>
           <w:p>
             <w:pPr>
@@ -6591,71 +7890,50 @@
               <w:t>QUE</w:t>
             </w:r>
             <w:r>
-              <w:t>:</w:t>
-            </w:r>
-            <w:r>
+              <w:t xml:space="preserve">: o usuário acessa a página de login </w:t>
+            </w:r>
+          </w:p>
+          <w:p>
+            <w:pPr>
+              <w:spacing w:before="60" w:after="60" w:line="240" w:lineRule="auto"/>
+              <w:ind w:left="168"/>
+            </w:pPr>
+            <w:r>
+              <w:rPr>
+                <w:b/>
+                <w:bCs/>
+              </w:rPr>
+              <w:t>QUANDO</w:t>
+            </w:r>
+            <w:r>
+              <w:t>: o usuário insere o seu email e sua senha corretos</w:t>
+            </w:r>
+          </w:p>
+          <w:p>
+            <w:pPr>
+              <w:spacing w:before="60" w:after="60" w:line="240" w:lineRule="auto"/>
+              <w:ind w:left="168"/>
               <w:rPr>
                 <w:rFonts w:hint="default"/>
                 <w:lang w:val="pt-BR"/>
               </w:rPr>
-              <w:t xml:space="preserve"> o usuário acessa a página de login</w:t>
-            </w:r>
-            <w:r>
-              <w:t xml:space="preserve"> </w:t>
-            </w:r>
-          </w:p>
-          <w:p>
-            <w:pPr>
-              <w:spacing w:before="60" w:after="60" w:line="240" w:lineRule="auto"/>
-              <w:ind w:left="168"/>
+            </w:pPr>
+            <w:r>
+              <w:rPr>
+                <w:b/>
+                <w:bCs/>
+              </w:rPr>
+              <w:t>ENTÃO</w:t>
+            </w:r>
+            <w:r>
+              <w:t xml:space="preserve">: o usuário deve conseguir </w:t>
+            </w:r>
+            <w:r>
               <w:rPr>
                 <w:rFonts w:hint="default"/>
                 <w:lang w:val="pt-BR"/>
               </w:rPr>
-            </w:pPr>
-            <w:r>
-              <w:rPr>
-                <w:b/>
-                <w:bCs/>
-              </w:rPr>
-              <w:t>QUANDO</w:t>
-            </w:r>
-            <w:r>
-              <w:t xml:space="preserve">: </w:t>
-            </w:r>
-            <w:r>
-              <w:rPr>
-                <w:rFonts w:hint="default"/>
-                <w:lang w:val="pt-BR"/>
-              </w:rPr>
-              <w:t>o usuário insere o seu email e sua senha corretos</w:t>
-            </w:r>
-          </w:p>
-          <w:p>
-            <w:pPr>
-              <w:spacing w:before="60" w:after="60" w:line="240" w:lineRule="auto"/>
-              <w:ind w:left="168" w:leftChars="0"/>
-              <w:rPr>
-                <w:rFonts w:hint="default"/>
-                <w:lang w:val="pt-BR"/>
-              </w:rPr>
-            </w:pPr>
-            <w:r>
-              <w:rPr>
-                <w:b/>
-                <w:bCs/>
-              </w:rPr>
-              <w:t>ENTÃO</w:t>
-            </w:r>
-            <w:r>
-              <w:t xml:space="preserve">: </w:t>
-            </w:r>
-            <w:r>
-              <w:rPr>
-                <w:rFonts w:hint="default"/>
-                <w:lang w:val="pt-BR"/>
-              </w:rPr>
-              <w:t>o usuário deve conseguir logar</w:t>
+              <w:t>autenticar</w:t>
             </w:r>
           </w:p>
         </w:tc>
@@ -6680,7 +7958,6 @@
         <w:tc>
           <w:tcPr>
             <w:tcW w:w="1276" w:type="dxa"/>
-            <w:vAlign w:val="top"/>
           </w:tcPr>
           <w:p>
             <w:pPr>
@@ -6702,7 +7979,7 @@
           <w:p>
             <w:pPr>
               <w:spacing w:before="60" w:after="60" w:line="240" w:lineRule="auto"/>
-              <w:ind w:left="96" w:leftChars="0" w:hanging="41" w:firstLineChars="0"/>
+              <w:ind w:left="96" w:hanging="41"/>
               <w:rPr>
                 <w:b/>
                 <w:bCs/>
@@ -6720,7 +7997,6 @@
         <w:tc>
           <w:tcPr>
             <w:tcW w:w="7229" w:type="dxa"/>
-            <w:vAlign w:val="top"/>
           </w:tcPr>
           <w:p>
             <w:pPr>
@@ -6748,67 +8024,49 @@
               <w:t>QUE</w:t>
             </w:r>
             <w:r>
-              <w:t xml:space="preserve">: </w:t>
+              <w:t xml:space="preserve">: o usuário acessa a página de login </w:t>
+            </w:r>
+          </w:p>
+          <w:p>
+            <w:pPr>
+              <w:spacing w:before="60" w:after="60" w:line="240" w:lineRule="auto"/>
+              <w:ind w:left="168"/>
+            </w:pPr>
+            <w:r>
+              <w:rPr>
+                <w:b/>
+                <w:bCs/>
+              </w:rPr>
+              <w:t>QUANDO</w:t>
+            </w:r>
+            <w:r>
+              <w:t>: o usuário insere o seu email e/ou sua senha incorretos</w:t>
+            </w:r>
+          </w:p>
+          <w:p>
+            <w:pPr>
+              <w:spacing w:before="60" w:after="60" w:line="240" w:lineRule="auto"/>
+              <w:ind w:left="168"/>
+            </w:pPr>
+            <w:r>
+              <w:rPr>
+                <w:b/>
+                <w:bCs/>
+              </w:rPr>
+              <w:t>ENTÃO</w:t>
+            </w:r>
+            <w:r>
+              <w:t xml:space="preserve">: o usuário não deve conseguir </w:t>
             </w:r>
             <w:r>
               <w:rPr>
                 <w:rFonts w:hint="default"/>
                 <w:lang w:val="pt-BR"/>
               </w:rPr>
-              <w:t>o usuário acessa a página de login</w:t>
-            </w:r>
-            <w:r>
-              <w:t xml:space="preserve"> </w:t>
-            </w:r>
-          </w:p>
-          <w:p>
-            <w:pPr>
-              <w:spacing w:before="60" w:after="60" w:line="240" w:lineRule="auto"/>
-              <w:ind w:left="168"/>
-            </w:pPr>
-            <w:r>
-              <w:rPr>
-                <w:b/>
-                <w:bCs/>
-              </w:rPr>
-              <w:t>QUANDO</w:t>
-            </w:r>
-            <w:r>
-              <w:t xml:space="preserve">: </w:t>
-            </w:r>
-            <w:r>
-              <w:rPr>
-                <w:rFonts w:hint="default"/>
-                <w:lang w:val="pt-BR"/>
-              </w:rPr>
-              <w:t>o usuário insere o seu email e/ou sua senha incorretos</w:t>
-            </w:r>
-          </w:p>
-          <w:p>
-            <w:pPr>
-              <w:spacing w:before="60" w:after="60" w:line="240" w:lineRule="auto"/>
-              <w:ind w:left="168" w:leftChars="0"/>
-              <w:rPr>
-                <w:rFonts w:hint="default"/>
-                <w:lang w:val="pt-BR"/>
-              </w:rPr>
-            </w:pPr>
-            <w:r>
-              <w:rPr>
-                <w:b/>
-                <w:bCs/>
-              </w:rPr>
-              <w:t>ENTÃO</w:t>
-            </w:r>
-            <w:r>
-              <w:t xml:space="preserve">: </w:t>
-            </w:r>
-            <w:r>
-              <w:rPr>
-                <w:rFonts w:hint="default"/>
-                <w:lang w:val="pt-BR"/>
-              </w:rPr>
-              <w:t>o usuário não deve conseguir logar e deve receber uma mensagem de “Usuário ou senha incorretos”</w:t>
+              <w:t xml:space="preserve">autenticar </w:t>
+            </w:r>
+            <w:r>
+              <w:t>e deve receber uma mensagem de “Usuário ou senha incorretos”</w:t>
             </w:r>
           </w:p>
         </w:tc>
@@ -6833,7 +8091,6 @@
         <w:tc>
           <w:tcPr>
             <w:tcW w:w="1276" w:type="dxa"/>
-            <w:vAlign w:val="top"/>
           </w:tcPr>
           <w:p>
             <w:pPr>
@@ -6855,7 +8112,7 @@
           <w:p>
             <w:pPr>
               <w:spacing w:before="60" w:after="60" w:line="240" w:lineRule="auto"/>
-              <w:ind w:left="96" w:leftChars="0" w:hanging="41" w:firstLineChars="0"/>
+              <w:ind w:left="96" w:hanging="41"/>
               <w:rPr>
                 <w:b/>
                 <w:bCs/>
@@ -6873,7 +8130,6 @@
         <w:tc>
           <w:tcPr>
             <w:tcW w:w="7229" w:type="dxa"/>
-            <w:vAlign w:val="top"/>
           </w:tcPr>
           <w:p>
             <w:pPr>
@@ -6901,68 +8157,53 @@
               <w:t>QUE</w:t>
             </w:r>
             <w:r>
-              <w:t xml:space="preserve">: </w:t>
+              <w:t>: o usuário acessa a página de login</w:t>
+            </w:r>
+          </w:p>
+          <w:p>
+            <w:pPr>
+              <w:spacing w:before="60" w:after="60" w:line="240" w:lineRule="auto"/>
+              <w:ind w:left="168"/>
+            </w:pPr>
+            <w:r>
+              <w:rPr>
+                <w:b/>
+                <w:bCs/>
+              </w:rPr>
+              <w:t>QUANDO</w:t>
+            </w:r>
+            <w:r>
+              <w:t>: o usuário insere um email inexistente</w:t>
+            </w:r>
+          </w:p>
+          <w:p>
+            <w:pPr>
+              <w:spacing w:before="60" w:after="60" w:line="240" w:lineRule="auto"/>
+              <w:ind w:left="168"/>
+              <w:rPr>
+                <w:b/>
+                <w:bCs/>
+              </w:rPr>
+            </w:pPr>
+            <w:r>
+              <w:rPr>
+                <w:b/>
+                <w:bCs/>
+              </w:rPr>
+              <w:t>ENTÃO</w:t>
+            </w:r>
+            <w:r>
+              <w:t xml:space="preserve">: o usuário não deve conseguir </w:t>
             </w:r>
             <w:r>
               <w:rPr>
                 <w:rFonts w:hint="default"/>
                 <w:lang w:val="pt-BR"/>
               </w:rPr>
-              <w:t>o usuário acessa a página de login</w:t>
-            </w:r>
-          </w:p>
-          <w:p>
-            <w:pPr>
-              <w:spacing w:before="60" w:after="60" w:line="240" w:lineRule="auto"/>
-              <w:ind w:left="168"/>
-              <w:rPr>
-                <w:rFonts w:hint="default"/>
-                <w:lang w:val="pt-BR"/>
-              </w:rPr>
-            </w:pPr>
-            <w:r>
-              <w:rPr>
-                <w:b/>
-                <w:bCs/>
-              </w:rPr>
-              <w:t>QUANDO</w:t>
-            </w:r>
-            <w:r>
-              <w:t xml:space="preserve">: </w:t>
-            </w:r>
-            <w:r>
-              <w:rPr>
-                <w:rFonts w:hint="default"/>
-                <w:lang w:val="pt-BR"/>
-              </w:rPr>
-              <w:t>o usuário insere um email inexistente</w:t>
-            </w:r>
-          </w:p>
-          <w:p>
-            <w:pPr>
-              <w:spacing w:before="60" w:after="60" w:line="240" w:lineRule="auto"/>
-              <w:ind w:left="168" w:leftChars="0"/>
-              <w:rPr>
-                <w:b/>
-                <w:bCs/>
-              </w:rPr>
-            </w:pPr>
-            <w:r>
-              <w:rPr>
-                <w:b/>
-                <w:bCs/>
-              </w:rPr>
-              <w:t>ENTÃO</w:t>
-            </w:r>
-            <w:r>
-              <w:t xml:space="preserve">: </w:t>
-            </w:r>
-            <w:r>
-              <w:rPr>
-                <w:rFonts w:hint="default"/>
-                <w:lang w:val="pt-BR"/>
-              </w:rPr>
-              <w:t>o usuário não deve conseguir logar e deve receber uma mensagem de “Usuário ou senha incorretos”</w:t>
+              <w:t xml:space="preserve">autenticar </w:t>
+            </w:r>
+            <w:r>
+              <w:t>e deve receber uma mensagem de “Usuário ou senha incorretos”</w:t>
             </w:r>
           </w:p>
         </w:tc>
@@ -6972,7 +8213,7 @@
     <w:p/>
     <w:tbl>
       <w:tblPr>
-        <w:tblStyle w:val="32"/>
+        <w:tblStyle w:val="26"/>
         <w:tblW w:w="8505" w:type="dxa"/>
         <w:tblInd w:w="-5" w:type="dxa"/>
         <w:tblBorders>
@@ -7026,10 +8267,8 @@
               <w:spacing w:before="60" w:after="60" w:line="240" w:lineRule="auto"/>
               <w:ind w:left="30" w:hanging="30"/>
               <w:rPr>
-                <w:rFonts w:hint="default"/>
-                <w:b/>
-                <w:bCs/>
-                <w:lang w:val="pt-BR"/>
+                <w:b/>
+                <w:bCs/>
               </w:rPr>
             </w:pPr>
             <w:r>
@@ -7040,14 +8279,7 @@
               <w:t>HISTÓRIA DO USUÁRIO 1 - PBI</w:t>
             </w:r>
             <w:r>
-              <w:t xml:space="preserve">: </w:t>
-            </w:r>
-            <w:r>
-              <w:rPr>
-                <w:rFonts w:hint="default"/>
-                <w:lang w:val="pt-BR"/>
-              </w:rPr>
-              <w:t>Realizar cadastro</w:t>
+              <w:t>: Realizar cadastro</w:t>
             </w:r>
           </w:p>
         </w:tc>
@@ -7078,74 +8310,61 @@
             <w:pPr>
               <w:spacing w:before="60" w:after="60" w:line="240" w:lineRule="auto"/>
               <w:ind w:left="30" w:hanging="30"/>
+            </w:pPr>
+            <w:r>
+              <w:rPr>
+                <w:b/>
+                <w:bCs/>
+              </w:rPr>
+              <w:t>COMO</w:t>
+            </w:r>
+            <w:r>
+              <w:t xml:space="preserve">: usuário </w:t>
+            </w:r>
+            <w:r>
               <w:rPr>
                 <w:rFonts w:hint="default"/>
                 <w:lang w:val="pt-BR"/>
               </w:rPr>
-            </w:pPr>
-            <w:r>
-              <w:rPr>
-                <w:b/>
-                <w:bCs/>
-              </w:rPr>
-              <w:t>COMO</w:t>
-            </w:r>
-            <w:r>
-              <w:t>:</w:t>
-            </w:r>
-            <w:r>
+              <w:t>não autenticado</w:t>
+            </w:r>
+            <w:r>
+              <w:t>.</w:t>
+            </w:r>
+          </w:p>
+          <w:p>
+            <w:pPr>
+              <w:spacing w:before="60" w:after="60" w:line="240" w:lineRule="auto"/>
+              <w:ind w:left="30" w:hanging="30"/>
               <w:rPr>
                 <w:rFonts w:hint="default"/>
                 <w:lang w:val="pt-BR"/>
               </w:rPr>
-              <w:t xml:space="preserve"> usuário</w:t>
-            </w:r>
-            <w:r>
-              <w:t xml:space="preserve"> </w:t>
+            </w:pPr>
+            <w:r>
+              <w:rPr>
+                <w:b/>
+                <w:bCs/>
+              </w:rPr>
+              <w:t>POSSO</w:t>
+            </w:r>
+            <w:r>
+              <w:t xml:space="preserve">: </w:t>
             </w:r>
             <w:r>
               <w:rPr>
                 <w:rFonts w:hint="default"/>
                 <w:lang w:val="pt-BR"/>
               </w:rPr>
-              <w:t>deslogado.</w:t>
-            </w:r>
+              <w:t>realizar cadastro.</w:t>
+            </w:r>
+            <w:bookmarkStart w:id="18" w:name="_GoBack"/>
+            <w:bookmarkEnd w:id="18"/>
           </w:p>
           <w:p>
             <w:pPr>
               <w:spacing w:before="60" w:after="60" w:line="240" w:lineRule="auto"/>
               <w:ind w:left="30" w:hanging="30"/>
-              <w:rPr>
-                <w:rFonts w:hint="default"/>
-                <w:lang w:val="pt-BR"/>
-              </w:rPr>
-            </w:pPr>
-            <w:r>
-              <w:rPr>
-                <w:b/>
-                <w:bCs/>
-              </w:rPr>
-              <w:t>POSSO</w:t>
-            </w:r>
-            <w:r>
-              <w:t xml:space="preserve">: </w:t>
-            </w:r>
-            <w:r>
-              <w:rPr>
-                <w:rFonts w:hint="default"/>
-                <w:lang w:val="pt-BR"/>
-              </w:rPr>
-              <w:t>clicar no botão “cadastre-se”</w:t>
-            </w:r>
-          </w:p>
-          <w:p>
-            <w:pPr>
-              <w:spacing w:before="60" w:after="60" w:line="240" w:lineRule="auto"/>
-              <w:ind w:left="30" w:hanging="30"/>
-              <w:rPr>
-                <w:rFonts w:hint="default"/>
-                <w:lang w:val="pt-BR"/>
-              </w:rPr>
             </w:pPr>
             <w:r>
               <w:rPr>
@@ -7155,14 +8374,7 @@
               <w:t>PARA</w:t>
             </w:r>
             <w:r>
-              <w:t xml:space="preserve">: </w:t>
-            </w:r>
-            <w:r>
-              <w:rPr>
-                <w:rFonts w:hint="default"/>
-                <w:lang w:val="pt-BR"/>
-              </w:rPr>
-              <w:t>acessar a página de cadastro.</w:t>
+              <w:t>: acessar a página de cadastro.</w:t>
             </w:r>
           </w:p>
         </w:tc>
@@ -7232,9 +8444,7 @@
               <w:spacing w:before="60" w:after="60" w:line="240" w:lineRule="auto"/>
               <w:ind w:left="168"/>
               <w:rPr>
-                <w:rFonts w:hint="default"/>
                 <w:color w:val="00B0F0"/>
-                <w:lang w:val="pt-BR"/>
               </w:rPr>
             </w:pPr>
             <w:r>
@@ -7255,17 +8465,7 @@
               <w:t>QUE</w:t>
             </w:r>
             <w:r>
-              <w:t>:</w:t>
-            </w:r>
-            <w:r>
-              <w:rPr>
-                <w:rFonts w:hint="default"/>
-                <w:lang w:val="pt-BR"/>
-              </w:rPr>
-              <w:t xml:space="preserve"> o usuário acessa a página de login</w:t>
-            </w:r>
-            <w:r>
-              <w:t xml:space="preserve"> </w:t>
+              <w:t xml:space="preserve">: o usuário acessa a página de login </w:t>
             </w:r>
           </w:p>
           <w:p>
@@ -7281,24 +8481,13 @@
               <w:t>QUANDO</w:t>
             </w:r>
             <w:r>
-              <w:t xml:space="preserve">: </w:t>
-            </w:r>
-            <w:r>
-              <w:rPr>
-                <w:rFonts w:hint="default"/>
-                <w:lang w:val="pt-BR"/>
-              </w:rPr>
-              <w:t>o usuário clica no botão de “cadastre-se”</w:t>
+              <w:t>: o usuário clica no botão de “cadastre-se”</w:t>
             </w:r>
           </w:p>
           <w:p>
             <w:pPr>
               <w:spacing w:before="60" w:after="60" w:line="240" w:lineRule="auto"/>
               <w:ind w:left="168"/>
-              <w:rPr>
-                <w:rFonts w:hint="default"/>
-                <w:lang w:val="pt-BR"/>
-              </w:rPr>
             </w:pPr>
             <w:r>
               <w:rPr>
@@ -7308,14 +8497,7 @@
               <w:t>ENTÃO</w:t>
             </w:r>
             <w:r>
-              <w:t xml:space="preserve">: </w:t>
-            </w:r>
-            <w:r>
-              <w:rPr>
-                <w:rFonts w:hint="default"/>
-                <w:lang w:val="pt-BR"/>
-              </w:rPr>
-              <w:t>a página de cadastro aparecerá e o usuário irá inserir seu nome, email e senha, criando seu cadastro.</w:t>
+              <w:t>: a página de cadastro aparecerá e o usuário irá inserir seu nome, email e senha, criando seu cadastro.</w:t>
             </w:r>
           </w:p>
         </w:tc>
@@ -7324,7 +8506,7 @@
     <w:p/>
     <w:tbl>
       <w:tblPr>
-        <w:tblStyle w:val="32"/>
+        <w:tblStyle w:val="26"/>
         <w:tblW w:w="8505" w:type="dxa"/>
         <w:tblInd w:w="-5" w:type="dxa"/>
         <w:tblBorders>
@@ -7378,10 +8560,8 @@
               <w:spacing w:before="60" w:after="60" w:line="240" w:lineRule="auto"/>
               <w:ind w:left="30" w:hanging="30"/>
               <w:rPr>
-                <w:rFonts w:hint="default"/>
-                <w:b/>
-                <w:bCs/>
-                <w:lang w:val="pt-BR"/>
+                <w:b/>
+                <w:bCs/>
               </w:rPr>
             </w:pPr>
             <w:r>
@@ -7392,14 +8572,7 @@
               <w:t>HISTÓRIA DO USUÁRIO 1 - PBI</w:t>
             </w:r>
             <w:r>
-              <w:t xml:space="preserve">: </w:t>
-            </w:r>
-            <w:r>
-              <w:rPr>
-                <w:rFonts w:hint="default"/>
-                <w:lang w:val="pt-BR"/>
-              </w:rPr>
-              <w:t>Selecionar etapa atual</w:t>
+              <w:t>: Selecionar etapa atual</w:t>
             </w:r>
           </w:p>
         </w:tc>
@@ -7430,10 +8603,6 @@
             <w:pPr>
               <w:spacing w:before="60" w:after="60" w:line="240" w:lineRule="auto"/>
               <w:ind w:left="30" w:hanging="30"/>
-              <w:rPr>
-                <w:rFonts w:hint="default"/>
-                <w:lang w:val="pt-BR"/>
-              </w:rPr>
             </w:pPr>
             <w:r>
               <w:rPr>
@@ -7443,24 +8612,13 @@
               <w:t>COMO</w:t>
             </w:r>
             <w:r>
-              <w:t xml:space="preserve">: </w:t>
-            </w:r>
-            <w:r>
-              <w:rPr>
-                <w:rFonts w:hint="default"/>
-                <w:lang w:val="pt-BR"/>
-              </w:rPr>
-              <w:t>usuário cadastrado.</w:t>
+              <w:t>: usuário cadastrado.</w:t>
             </w:r>
           </w:p>
           <w:p>
             <w:pPr>
               <w:spacing w:before="60" w:after="60" w:line="240" w:lineRule="auto"/>
               <w:ind w:left="30" w:hanging="30"/>
-              <w:rPr>
-                <w:rFonts w:hint="default"/>
-                <w:lang w:val="pt-BR"/>
-              </w:rPr>
             </w:pPr>
             <w:r>
               <w:rPr>
@@ -7470,24 +8628,13 @@
               <w:t>POSSO</w:t>
             </w:r>
             <w:r>
-              <w:t xml:space="preserve">: </w:t>
-            </w:r>
-            <w:r>
-              <w:rPr>
-                <w:rFonts w:hint="default"/>
-                <w:lang w:val="pt-BR"/>
-              </w:rPr>
-              <w:t>selecionar a etapa atual</w:t>
+              <w:t>: selecionar a etapa atual</w:t>
             </w:r>
           </w:p>
           <w:p>
             <w:pPr>
               <w:spacing w:before="60" w:after="60" w:line="240" w:lineRule="auto"/>
               <w:ind w:left="30" w:hanging="30"/>
-              <w:rPr>
-                <w:rFonts w:hint="default"/>
-                <w:lang w:val="pt-BR"/>
-              </w:rPr>
             </w:pPr>
             <w:r>
               <w:rPr>
@@ -7497,14 +8644,7 @@
               <w:t>PARA</w:t>
             </w:r>
             <w:r>
-              <w:t xml:space="preserve">: </w:t>
-            </w:r>
-            <w:r>
-              <w:rPr>
-                <w:rFonts w:hint="default"/>
-                <w:lang w:val="pt-BR"/>
-              </w:rPr>
-              <w:t>indicar ao sistema qual etapa da vida o usuário se encontra</w:t>
+              <w:t>: indicar ao sistema qual etapa da vida o usuário se encontra</w:t>
             </w:r>
           </w:p>
         </w:tc>
@@ -7574,9 +8714,7 @@
               <w:spacing w:before="60" w:after="60" w:line="240" w:lineRule="auto"/>
               <w:ind w:left="168"/>
               <w:rPr>
-                <w:rFonts w:hint="default"/>
                 <w:color w:val="00B0F0"/>
-                <w:lang w:val="pt-BR"/>
               </w:rPr>
             </w:pPr>
             <w:r>
@@ -7597,24 +8735,13 @@
               <w:t>QUE</w:t>
             </w:r>
             <w:r>
-              <w:t xml:space="preserve">: </w:t>
-            </w:r>
-            <w:r>
-              <w:rPr>
-                <w:rFonts w:hint="default"/>
-                <w:lang w:val="pt-BR"/>
-              </w:rPr>
-              <w:t>o usuário tenha recém se cadastrado</w:t>
+              <w:t>: o usuário tenha recém se cadastrado</w:t>
             </w:r>
           </w:p>
           <w:p>
             <w:pPr>
               <w:spacing w:before="60" w:after="60" w:line="240" w:lineRule="auto"/>
               <w:ind w:left="168"/>
-              <w:rPr>
-                <w:rFonts w:hint="default"/>
-                <w:lang w:val="pt-BR"/>
-              </w:rPr>
             </w:pPr>
             <w:r>
               <w:rPr>
@@ -7624,24 +8751,13 @@
               <w:t>QUANDO</w:t>
             </w:r>
             <w:r>
-              <w:t xml:space="preserve">: </w:t>
-            </w:r>
-            <w:r>
-              <w:rPr>
-                <w:rFonts w:hint="default"/>
-                <w:lang w:val="pt-BR"/>
-              </w:rPr>
-              <w:t>o usuário selecionar a opção Primeira Casa</w:t>
+              <w:t>: o usuário selecionar a opção Primeira Casa</w:t>
             </w:r>
           </w:p>
           <w:p>
             <w:pPr>
               <w:spacing w:before="60" w:after="60" w:line="240" w:lineRule="auto"/>
               <w:ind w:left="168"/>
-              <w:rPr>
-                <w:rFonts w:hint="default"/>
-                <w:lang w:val="pt-BR"/>
-              </w:rPr>
             </w:pPr>
             <w:r>
               <w:rPr>
@@ -7651,14 +8767,7 @@
               <w:t>ENTÃO</w:t>
             </w:r>
             <w:r>
-              <w:t xml:space="preserve">: </w:t>
-            </w:r>
-            <w:r>
-              <w:rPr>
-                <w:rFonts w:hint="default"/>
-                <w:lang w:val="pt-BR"/>
-              </w:rPr>
-              <w:t>o usuário habilitará as etapas necessárias para iniciar o processo de primeira mudança</w:t>
+              <w:t>: o usuário habilitará as etapas necessárias para iniciar o processo de primeira mudança</w:t>
             </w:r>
           </w:p>
         </w:tc>
@@ -7749,14 +8858,7 @@
               <w:t>QUE</w:t>
             </w:r>
             <w:r>
-              <w:t xml:space="preserve">: </w:t>
-            </w:r>
-            <w:r>
-              <w:rPr>
-                <w:rFonts w:hint="default"/>
-                <w:lang w:val="pt-BR"/>
-              </w:rPr>
-              <w:t>o usuário tenha recém se cadastrado</w:t>
+              <w:t>: o usuário tenha recém se cadastrado</w:t>
             </w:r>
           </w:p>
           <w:p>
@@ -7772,14 +8874,7 @@
               <w:t>QUANDO</w:t>
             </w:r>
             <w:r>
-              <w:t xml:space="preserve">: </w:t>
-            </w:r>
-            <w:r>
-              <w:rPr>
-                <w:rFonts w:hint="default"/>
-                <w:lang w:val="pt-BR"/>
-              </w:rPr>
-              <w:t>o usuário selecionar a opção Nova Casa</w:t>
+              <w:t>: o usuário selecionar a opção Nova Casa</w:t>
             </w:r>
           </w:p>
           <w:p>
@@ -7795,14 +8890,7 @@
               <w:t>ENTÃO</w:t>
             </w:r>
             <w:r>
-              <w:t xml:space="preserve">: </w:t>
-            </w:r>
-            <w:r>
-              <w:rPr>
-                <w:rFonts w:hint="default"/>
-                <w:lang w:val="pt-BR"/>
-              </w:rPr>
-              <w:t>o usuário habilitará as etapas necessárias para iniciar o processo de uma nova mudança</w:t>
+              <w:t>: o usuário habilitará as etapas necessárias para iniciar o processo de uma nova mudança</w:t>
             </w:r>
           </w:p>
         </w:tc>
@@ -7893,14 +8981,7 @@
               <w:t>QUE</w:t>
             </w:r>
             <w:r>
-              <w:t xml:space="preserve">: </w:t>
-            </w:r>
-            <w:r>
-              <w:rPr>
-                <w:rFonts w:hint="default"/>
-                <w:lang w:val="pt-BR"/>
-              </w:rPr>
-              <w:t>o usuário tenha recém se cadastrado</w:t>
+              <w:t>: o usuário tenha recém se cadastrado</w:t>
             </w:r>
           </w:p>
           <w:p>
@@ -7916,14 +8997,7 @@
               <w:t>QUANDO</w:t>
             </w:r>
             <w:r>
-              <w:t xml:space="preserve">: </w:t>
-            </w:r>
-            <w:r>
-              <w:rPr>
-                <w:rFonts w:hint="default"/>
-                <w:lang w:val="pt-BR"/>
-              </w:rPr>
-              <w:t>o usuário selecionar a opção Organização</w:t>
+              <w:t>: o usuário selecionar a opção Organização</w:t>
             </w:r>
           </w:p>
           <w:p>
@@ -7931,10 +9005,8 @@
               <w:spacing w:before="60" w:after="60" w:line="240" w:lineRule="auto"/>
               <w:ind w:left="168"/>
               <w:rPr>
-                <w:rFonts w:hint="default"/>
-                <w:b/>
-                <w:bCs/>
-                <w:lang w:val="pt-BR"/>
+                <w:b/>
+                <w:bCs/>
               </w:rPr>
             </w:pPr>
             <w:r>
@@ -7945,14 +9017,7 @@
               <w:t>ENTÃO</w:t>
             </w:r>
             <w:r>
-              <w:t xml:space="preserve">: </w:t>
-            </w:r>
-            <w:r>
-              <w:rPr>
-                <w:rFonts w:hint="default"/>
-                <w:lang w:val="pt-BR"/>
-              </w:rPr>
-              <w:t>o usuário habilitará as etapas necessárias para iniciar o processo de organização</w:t>
+              <w:t>: o usuário habilitará as etapas necessárias para iniciar o processo de organização</w:t>
             </w:r>
           </w:p>
         </w:tc>
@@ -7961,7 +9026,7 @@
     <w:p/>
     <w:tbl>
       <w:tblPr>
-        <w:tblStyle w:val="32"/>
+        <w:tblStyle w:val="26"/>
         <w:tblW w:w="8505" w:type="dxa"/>
         <w:tblInd w:w="-5" w:type="dxa"/>
         <w:tblBorders>
@@ -8015,10 +9080,8 @@
               <w:spacing w:before="60" w:after="60" w:line="240" w:lineRule="auto"/>
               <w:ind w:left="30" w:hanging="30"/>
               <w:rPr>
-                <w:rFonts w:hint="default"/>
-                <w:b/>
-                <w:bCs/>
-                <w:lang w:val="pt-BR"/>
+                <w:b/>
+                <w:bCs/>
               </w:rPr>
             </w:pPr>
             <w:r>
@@ -8029,14 +9092,7 @@
               <w:t>HISTÓRIA DO USUÁRIO 1 - PBI</w:t>
             </w:r>
             <w:r>
-              <w:t xml:space="preserve">: </w:t>
-            </w:r>
-            <w:r>
-              <w:rPr>
-                <w:rFonts w:hint="default"/>
-                <w:lang w:val="pt-BR"/>
-              </w:rPr>
-              <w:t>Editar dados da conta</w:t>
+              <w:t>: Editar dados da conta</w:t>
             </w:r>
           </w:p>
         </w:tc>
@@ -8067,10 +9123,6 @@
             <w:pPr>
               <w:spacing w:before="60" w:after="60" w:line="240" w:lineRule="auto"/>
               <w:ind w:left="30" w:hanging="30"/>
-              <w:rPr>
-                <w:rFonts w:hint="default"/>
-                <w:lang w:val="pt-BR"/>
-              </w:rPr>
             </w:pPr>
             <w:r>
               <w:rPr>
@@ -8080,24 +9132,13 @@
               <w:t>COMO</w:t>
             </w:r>
             <w:r>
-              <w:t xml:space="preserve">: </w:t>
-            </w:r>
-            <w:r>
-              <w:rPr>
-                <w:rFonts w:hint="default"/>
-                <w:lang w:val="pt-BR"/>
-              </w:rPr>
-              <w:t>usuário cadastrado.</w:t>
+              <w:t>: usuário cadastrado.</w:t>
             </w:r>
           </w:p>
           <w:p>
             <w:pPr>
               <w:spacing w:before="60" w:after="60" w:line="240" w:lineRule="auto"/>
               <w:ind w:left="30" w:hanging="30"/>
-              <w:rPr>
-                <w:rFonts w:hint="default"/>
-                <w:lang w:val="pt-BR"/>
-              </w:rPr>
             </w:pPr>
             <w:r>
               <w:rPr>
@@ -8107,24 +9148,13 @@
               <w:t>POSSO</w:t>
             </w:r>
             <w:r>
-              <w:t xml:space="preserve">: </w:t>
-            </w:r>
-            <w:r>
-              <w:rPr>
-                <w:rFonts w:hint="default"/>
-                <w:lang w:val="pt-BR"/>
-              </w:rPr>
-              <w:t>acessar as configurações da conta</w:t>
+              <w:t>: acessar as configurações da conta</w:t>
             </w:r>
           </w:p>
           <w:p>
             <w:pPr>
               <w:spacing w:before="60" w:after="60" w:line="240" w:lineRule="auto"/>
               <w:ind w:left="30" w:hanging="30"/>
-              <w:rPr>
-                <w:rFonts w:hint="default"/>
-                <w:lang w:val="pt-BR"/>
-              </w:rPr>
             </w:pPr>
             <w:r>
               <w:rPr>
@@ -8134,14 +9164,7 @@
               <w:t>PARA</w:t>
             </w:r>
             <w:r>
-              <w:t xml:space="preserve">: </w:t>
-            </w:r>
-            <w:r>
-              <w:rPr>
-                <w:rFonts w:hint="default"/>
-                <w:lang w:val="pt-BR"/>
-              </w:rPr>
-              <w:t>editar os dados da conta</w:t>
+              <w:t>: editar os dados da conta</w:t>
             </w:r>
           </w:p>
         </w:tc>
@@ -8211,9 +9234,7 @@
               <w:spacing w:before="60" w:after="60" w:line="240" w:lineRule="auto"/>
               <w:ind w:left="168"/>
               <w:rPr>
-                <w:rFonts w:hint="default"/>
                 <w:color w:val="00B0F0"/>
-                <w:lang w:val="pt-BR"/>
               </w:rPr>
             </w:pPr>
             <w:r>
@@ -8234,24 +9255,13 @@
               <w:t>QUE</w:t>
             </w:r>
             <w:r>
-              <w:t xml:space="preserve">: </w:t>
-            </w:r>
-            <w:r>
-              <w:rPr>
-                <w:rFonts w:hint="default"/>
-                <w:lang w:val="pt-BR"/>
-              </w:rPr>
-              <w:t>o usuário esteja logado e acessado seu perfil</w:t>
+              <w:t>: o usuário esteja logado e acessado seu perfil</w:t>
             </w:r>
           </w:p>
           <w:p>
             <w:pPr>
               <w:spacing w:before="60" w:after="60" w:line="240" w:lineRule="auto"/>
               <w:ind w:left="168"/>
-              <w:rPr>
-                <w:rFonts w:hint="default"/>
-                <w:lang w:val="pt-BR"/>
-              </w:rPr>
             </w:pPr>
             <w:r>
               <w:rPr>
@@ -8261,24 +9271,13 @@
               <w:t>QUANDO</w:t>
             </w:r>
             <w:r>
-              <w:t xml:space="preserve">: </w:t>
-            </w:r>
-            <w:r>
-              <w:rPr>
-                <w:rFonts w:hint="default"/>
-                <w:lang w:val="pt-BR"/>
-              </w:rPr>
-              <w:t xml:space="preserve">o usuário </w:t>
+              <w:t xml:space="preserve">: o usuário </w:t>
             </w:r>
           </w:p>
           <w:p>
             <w:pPr>
               <w:spacing w:before="60" w:after="60" w:line="240" w:lineRule="auto"/>
               <w:ind w:left="168"/>
-              <w:rPr>
-                <w:rFonts w:hint="default"/>
-                <w:lang w:val="pt-BR"/>
-              </w:rPr>
             </w:pPr>
             <w:r>
               <w:rPr>
@@ -8288,14 +9287,7 @@
               <w:t>ENTÃO</w:t>
             </w:r>
             <w:r>
-              <w:t xml:space="preserve">: </w:t>
-            </w:r>
-            <w:r>
-              <w:rPr>
-                <w:rFonts w:hint="default"/>
-                <w:lang w:val="pt-BR"/>
-              </w:rPr>
-              <w:t>o usuário habilitará as etapas necessárias para iniciar o processo de primeira mudança</w:t>
+              <w:t>: o usuário habilitará as etapas necessárias para iniciar o processo de primeira mudança</w:t>
             </w:r>
           </w:p>
         </w:tc>
@@ -8386,14 +9378,7 @@
               <w:t>QUE</w:t>
             </w:r>
             <w:r>
-              <w:t xml:space="preserve">: </w:t>
-            </w:r>
-            <w:r>
-              <w:rPr>
-                <w:rFonts w:hint="default"/>
-                <w:lang w:val="pt-BR"/>
-              </w:rPr>
-              <w:t>o usuário esteja cadastrado e logado</w:t>
+              <w:t>: o usuário esteja cadastrado e logado</w:t>
             </w:r>
           </w:p>
           <w:p>
@@ -8409,14 +9394,7 @@
               <w:t>QUANDO</w:t>
             </w:r>
             <w:r>
-              <w:t xml:space="preserve">: </w:t>
-            </w:r>
-            <w:r>
-              <w:rPr>
-                <w:rFonts w:hint="default"/>
-                <w:lang w:val="pt-BR"/>
-              </w:rPr>
-              <w:t>o usuário selecionar a opção Nova Casa</w:t>
+              <w:t>: o usuário selecionar a opção Nova Casa</w:t>
             </w:r>
           </w:p>
           <w:p>
@@ -8432,14 +9410,7 @@
               <w:t>ENTÃO</w:t>
             </w:r>
             <w:r>
-              <w:t xml:space="preserve">: </w:t>
-            </w:r>
-            <w:r>
-              <w:rPr>
-                <w:rFonts w:hint="default"/>
-                <w:lang w:val="pt-BR"/>
-              </w:rPr>
-              <w:t>o usuário habilitará as etapas necessárias para iniciar o processo de uma nova mudança</w:t>
+              <w:t>: o usuário habilitará as etapas necessárias para iniciar o processo de uma nova mudança</w:t>
             </w:r>
           </w:p>
         </w:tc>
@@ -8530,14 +9501,7 @@
               <w:t>QUE</w:t>
             </w:r>
             <w:r>
-              <w:t xml:space="preserve">: </w:t>
-            </w:r>
-            <w:r>
-              <w:rPr>
-                <w:rFonts w:hint="default"/>
-                <w:lang w:val="pt-BR"/>
-              </w:rPr>
-              <w:t>o usuário esteja cadastrado e logado</w:t>
+              <w:t>: o usuário esteja cadastrado e logado</w:t>
             </w:r>
           </w:p>
           <w:p>
@@ -8553,14 +9517,7 @@
               <w:t>QUANDO</w:t>
             </w:r>
             <w:r>
-              <w:t xml:space="preserve">: </w:t>
-            </w:r>
-            <w:r>
-              <w:rPr>
-                <w:rFonts w:hint="default"/>
-                <w:lang w:val="pt-BR"/>
-              </w:rPr>
-              <w:t>o usuário selecionar a opção Organização</w:t>
+              <w:t>: o usuário selecionar a opção Organização</w:t>
             </w:r>
           </w:p>
           <w:p>
@@ -8568,10 +9525,8 @@
               <w:spacing w:before="60" w:after="60" w:line="240" w:lineRule="auto"/>
               <w:ind w:left="168"/>
               <w:rPr>
-                <w:rFonts w:hint="default"/>
-                <w:b/>
-                <w:bCs/>
-                <w:lang w:val="pt-BR"/>
+                <w:b/>
+                <w:bCs/>
               </w:rPr>
             </w:pPr>
             <w:r>
@@ -8582,14 +9537,7 @@
               <w:t>ENTÃO</w:t>
             </w:r>
             <w:r>
-              <w:t xml:space="preserve">: </w:t>
-            </w:r>
-            <w:r>
-              <w:rPr>
-                <w:rFonts w:hint="default"/>
-                <w:lang w:val="pt-BR"/>
-              </w:rPr>
-              <w:t>o usuário habilitará as etapas necessárias para iniciar o processo de organização</w:t>
+              <w:t>: o usuário habilitará as etapas necessárias para iniciar o processo de organização</w:t>
             </w:r>
           </w:p>
         </w:tc>
@@ -8609,7 +9557,7 @@
     <w:p/>
     <w:tbl>
       <w:tblPr>
-        <w:tblStyle w:val="32"/>
+        <w:tblStyle w:val="26"/>
         <w:tblW w:w="8494" w:type="dxa"/>
         <w:tblInd w:w="0" w:type="dxa"/>
         <w:tblBorders>
@@ -8680,6 +9628,12 @@
             <w:insideH w:val="single" w:color="auto" w:sz="4" w:space="0"/>
             <w:insideV w:val="single" w:color="auto" w:sz="4" w:space="0"/>
           </w:tblBorders>
+          <w:tblCellMar>
+            <w:top w:w="0" w:type="dxa"/>
+            <w:left w:w="108" w:type="dxa"/>
+            <w:bottom w:w="0" w:type="dxa"/>
+            <w:right w:w="108" w:type="dxa"/>
+          </w:tblCellMar>
         </w:tblPrEx>
         <w:trPr>
           <w:trHeight w:val="6647" w:hRule="atLeast"/>
@@ -8741,8 +9695,6 @@
                 </wp:inline>
               </w:drawing>
             </w:r>
-            <w:bookmarkStart w:id="18" w:name="_GoBack"/>
-            <w:bookmarkEnd w:id="18"/>
           </w:p>
           <w:p>
             <w:pPr>
@@ -9097,7 +10049,7 @@
     </w:p>
     <w:tbl>
       <w:tblPr>
-        <w:tblStyle w:val="32"/>
+        <w:tblStyle w:val="26"/>
         <w:tblW w:w="8505" w:type="dxa"/>
         <w:tblInd w:w="-5" w:type="dxa"/>
         <w:tblBorders>
@@ -9751,13 +10703,13 @@
       </w:r>
       <w:r>
         <w:rPr>
-          <w:rStyle w:val="18"/>
+          <w:rStyle w:val="24"/>
         </w:rPr>
         <w:t>https://speakerdeck.com/fabiogr/product-backlog-building</w:t>
       </w:r>
       <w:r>
         <w:rPr>
-          <w:rStyle w:val="18"/>
+          <w:rStyle w:val="24"/>
         </w:rPr>
         <w:fldChar w:fldCharType="end"/>
       </w:r>
@@ -9790,13 +10742,13 @@
       </w:r>
       <w:r>
         <w:rPr>
-          <w:rStyle w:val="18"/>
+          <w:rStyle w:val="24"/>
         </w:rPr>
         <w:t>https://scrumguides.org/docs/scrumguide/v2020/2020-Scrum-Guide-Portuguese-European.pdf</w:t>
       </w:r>
       <w:r>
         <w:rPr>
-          <w:rStyle w:val="18"/>
+          <w:rStyle w:val="24"/>
         </w:rPr>
         <w:fldChar w:fldCharType="end"/>
       </w:r>
@@ -9849,7 +10801,7 @@
 <w:ftr xmlns:wpc="http://schemas.microsoft.com/office/word/2010/wordprocessingCanvas" xmlns:mc="http://schemas.openxmlformats.org/markup-compatibility/2006" xmlns:o="urn:schemas-microsoft-com:office:office" xmlns:r="http://schemas.openxmlformats.org/officeDocument/2006/relationships" xmlns:m="http://schemas.openxmlformats.org/officeDocument/2006/math" xmlns:v="urn:schemas-microsoft-com:vml" xmlns:wp14="http://schemas.microsoft.com/office/word/2010/wordprocessingDrawing" xmlns:wp="http://schemas.openxmlformats.org/drawingml/2006/wordprocessingDrawing" xmlns:w10="urn:schemas-microsoft-com:office:word" xmlns:w="http://schemas.openxmlformats.org/wordprocessingml/2006/main" xmlns:w14="http://schemas.microsoft.com/office/word/2010/wordml" xmlns:w15="http://schemas.microsoft.com/office/word/2012/wordml" xmlns:wpg="http://schemas.microsoft.com/office/word/2010/wordprocessingGroup" xmlns:wpi="http://schemas.microsoft.com/office/word/2010/wordprocessingInk" xmlns:wne="http://schemas.microsoft.com/office/word/2006/wordml" xmlns:wps="http://schemas.microsoft.com/office/word/2010/wordprocessingShape" xmlns:wpsCustomData="http://www.wps.cn/officeDocument/2013/wpsCustomData" mc:Ignorable="w14 w15 wp14">
   <w:p>
     <w:pPr>
-      <w:pStyle w:val="27"/>
+      <w:pStyle w:val="20"/>
     </w:pPr>
     <w:r>
       <w:t>Especificação de Projeto</w:t>
@@ -9860,7 +10812,6 @@
     <w:r>
       <w:rPr>
         <w:color w:val="000000" w:themeColor="text1"/>
-        <w:lang w:val="pt-BR"/>
         <w14:textFill>
           <w14:solidFill>
             <w14:schemeClr w14:val="tx1"/>
@@ -9920,7 +10871,7 @@
 <w:hdr xmlns:wpc="http://schemas.microsoft.com/office/word/2010/wordprocessingCanvas" xmlns:mc="http://schemas.openxmlformats.org/markup-compatibility/2006" xmlns:o="urn:schemas-microsoft-com:office:office" xmlns:r="http://schemas.openxmlformats.org/officeDocument/2006/relationships" xmlns:m="http://schemas.openxmlformats.org/officeDocument/2006/math" xmlns:v="urn:schemas-microsoft-com:vml" xmlns:wp14="http://schemas.microsoft.com/office/word/2010/wordprocessingDrawing" xmlns:wp="http://schemas.openxmlformats.org/drawingml/2006/wordprocessingDrawing" xmlns:w10="urn:schemas-microsoft-com:office:word" xmlns:w="http://schemas.openxmlformats.org/wordprocessingml/2006/main" xmlns:w14="http://schemas.microsoft.com/office/word/2010/wordml" xmlns:w15="http://schemas.microsoft.com/office/word/2012/wordml" xmlns:wpg="http://schemas.microsoft.com/office/word/2010/wordprocessingGroup" xmlns:wpi="http://schemas.microsoft.com/office/word/2010/wordprocessingInk" xmlns:wne="http://schemas.microsoft.com/office/word/2006/wordml" xmlns:wps="http://schemas.microsoft.com/office/word/2010/wordprocessingShape" xmlns:wpsCustomData="http://www.wps.cn/officeDocument/2013/wpsCustomData" mc:Ignorable="w14 w15 wp14">
   <w:tbl>
     <w:tblPr>
-      <w:tblStyle w:val="32"/>
+      <w:tblStyle w:val="26"/>
       <w:tblW w:w="0" w:type="auto"/>
       <w:tblInd w:w="0" w:type="dxa"/>
       <w:tblBorders>
@@ -9966,7 +10917,7 @@
         </w:tcPr>
         <w:p>
           <w:pPr>
-            <w:pStyle w:val="25"/>
+            <w:pStyle w:val="23"/>
           </w:pPr>
           <w:r>
             <w:drawing>
@@ -10072,7 +11023,7 @@
         </w:p>
         <w:p>
           <w:pPr>
-            <w:pStyle w:val="25"/>
+            <w:pStyle w:val="23"/>
             <w:jc w:val="right"/>
             <w:rPr>
               <w:sz w:val="18"/>
@@ -10085,7 +11036,7 @@
   </w:tbl>
   <w:p>
     <w:pPr>
-      <w:pStyle w:val="25"/>
+      <w:pStyle w:val="23"/>
     </w:pPr>
   </w:p>
 </w:hdr>
@@ -10363,7 +11314,7 @@
     <w:lsdException w:qFormat="1" w:unhideWhenUsed="0" w:uiPriority="10" w:semiHidden="0" w:name="Title"/>
     <w:lsdException w:uiPriority="99" w:name="Closing"/>
     <w:lsdException w:uiPriority="99" w:name="Signature"/>
-    <w:lsdException w:qFormat="1" w:uiPriority="1" w:name="Default Paragraph Font"/>
+    <w:lsdException w:uiPriority="1" w:name="Default Paragraph Font"/>
     <w:lsdException w:uiPriority="99" w:name="Body Text"/>
     <w:lsdException w:uiPriority="99" w:name="Body Text Indent"/>
     <w:lsdException w:uiPriority="99" w:name="List Continue"/>
@@ -10448,9 +11399,107 @@
     <w:lsdException w:uiPriority="99" w:name="Balloon Text"/>
     <w:lsdException w:qFormat="1" w:unhideWhenUsed="0" w:uiPriority="39" w:semiHidden="0" w:name="Table Grid"/>
     <w:lsdException w:uiPriority="99" w:name="Table Theme"/>
+    <w:lsdException w:unhideWhenUsed="0" w:uiPriority="60" w:semiHidden="0" w:name="Light Shading"/>
+    <w:lsdException w:unhideWhenUsed="0" w:uiPriority="61" w:semiHidden="0" w:name="Light List"/>
+    <w:lsdException w:unhideWhenUsed="0" w:uiPriority="62" w:semiHidden="0" w:name="Light Grid"/>
+    <w:lsdException w:unhideWhenUsed="0" w:uiPriority="63" w:semiHidden="0" w:name="Medium Shading 1"/>
+    <w:lsdException w:unhideWhenUsed="0" w:uiPriority="64" w:semiHidden="0" w:name="Medium Shading 2"/>
+    <w:lsdException w:unhideWhenUsed="0" w:uiPriority="65" w:semiHidden="0" w:name="Medium List 1"/>
+    <w:lsdException w:unhideWhenUsed="0" w:uiPriority="66" w:semiHidden="0" w:name="Medium List 2"/>
+    <w:lsdException w:unhideWhenUsed="0" w:uiPriority="67" w:semiHidden="0" w:name="Medium Grid 1"/>
+    <w:lsdException w:unhideWhenUsed="0" w:uiPriority="68" w:semiHidden="0" w:name="Medium Grid 2"/>
+    <w:lsdException w:unhideWhenUsed="0" w:uiPriority="69" w:semiHidden="0" w:name="Medium Grid 3"/>
+    <w:lsdException w:unhideWhenUsed="0" w:uiPriority="70" w:semiHidden="0" w:name="Dark List"/>
+    <w:lsdException w:unhideWhenUsed="0" w:uiPriority="71" w:semiHidden="0" w:name="Colorful Shading"/>
+    <w:lsdException w:unhideWhenUsed="0" w:uiPriority="72" w:semiHidden="0" w:name="Colorful List"/>
+    <w:lsdException w:unhideWhenUsed="0" w:uiPriority="73" w:semiHidden="0" w:name="Colorful Grid"/>
+    <w:lsdException w:unhideWhenUsed="0" w:uiPriority="60" w:semiHidden="0" w:name="Light Shading Accent 1"/>
+    <w:lsdException w:unhideWhenUsed="0" w:uiPriority="61" w:semiHidden="0" w:name="Light List Accent 1"/>
+    <w:lsdException w:unhideWhenUsed="0" w:uiPriority="62" w:semiHidden="0" w:name="Light Grid Accent 1"/>
+    <w:lsdException w:unhideWhenUsed="0" w:uiPriority="63" w:semiHidden="0" w:name="Medium Shading 1 Accent 1"/>
+    <w:lsdException w:unhideWhenUsed="0" w:uiPriority="64" w:semiHidden="0" w:name="Medium Shading 2 Accent 1"/>
+    <w:lsdException w:unhideWhenUsed="0" w:uiPriority="65" w:semiHidden="0" w:name="Medium List 1 Accent 1"/>
     <w:lsdException w:qFormat="1" w:unhideWhenUsed="0" w:uiPriority="34" w:semiHidden="0" w:name="List Paragraph"/>
     <w:lsdException w:qFormat="1" w:unhideWhenUsed="0" w:uiPriority="29" w:semiHidden="0" w:name="Quote"/>
     <w:lsdException w:qFormat="1" w:unhideWhenUsed="0" w:uiPriority="30" w:semiHidden="0" w:name="Intense Quote"/>
+    <w:lsdException w:unhideWhenUsed="0" w:uiPriority="66" w:semiHidden="0" w:name="Medium List 2 Accent 1"/>
+    <w:lsdException w:unhideWhenUsed="0" w:uiPriority="67" w:semiHidden="0" w:name="Medium Grid 1 Accent 1"/>
+    <w:lsdException w:unhideWhenUsed="0" w:uiPriority="68" w:semiHidden="0" w:name="Medium Grid 2 Accent 1"/>
+    <w:lsdException w:unhideWhenUsed="0" w:uiPriority="69" w:semiHidden="0" w:name="Medium Grid 3 Accent 1"/>
+    <w:lsdException w:unhideWhenUsed="0" w:uiPriority="70" w:semiHidden="0" w:name="Dark List Accent 1"/>
+    <w:lsdException w:unhideWhenUsed="0" w:uiPriority="71" w:semiHidden="0" w:name="Colorful Shading Accent 1"/>
+    <w:lsdException w:unhideWhenUsed="0" w:uiPriority="72" w:semiHidden="0" w:name="Colorful List Accent 1"/>
+    <w:lsdException w:unhideWhenUsed="0" w:uiPriority="73" w:semiHidden="0" w:name="Colorful Grid Accent 1"/>
+    <w:lsdException w:unhideWhenUsed="0" w:uiPriority="60" w:semiHidden="0" w:name="Light Shading Accent 2"/>
+    <w:lsdException w:unhideWhenUsed="0" w:uiPriority="61" w:semiHidden="0" w:name="Light List Accent 2"/>
+    <w:lsdException w:unhideWhenUsed="0" w:uiPriority="62" w:semiHidden="0" w:name="Light Grid Accent 2"/>
+    <w:lsdException w:unhideWhenUsed="0" w:uiPriority="63" w:semiHidden="0" w:name="Medium Shading 1 Accent 2"/>
+    <w:lsdException w:unhideWhenUsed="0" w:uiPriority="64" w:semiHidden="0" w:name="Medium Shading 2 Accent 2"/>
+    <w:lsdException w:unhideWhenUsed="0" w:uiPriority="65" w:semiHidden="0" w:name="Medium List 1 Accent 2"/>
+    <w:lsdException w:unhideWhenUsed="0" w:uiPriority="66" w:semiHidden="0" w:name="Medium List 2 Accent 2"/>
+    <w:lsdException w:unhideWhenUsed="0" w:uiPriority="67" w:semiHidden="0" w:name="Medium Grid 1 Accent 2"/>
+    <w:lsdException w:unhideWhenUsed="0" w:uiPriority="68" w:semiHidden="0" w:name="Medium Grid 2 Accent 2"/>
+    <w:lsdException w:unhideWhenUsed="0" w:uiPriority="69" w:semiHidden="0" w:name="Medium Grid 3 Accent 2"/>
+    <w:lsdException w:unhideWhenUsed="0" w:uiPriority="70" w:semiHidden="0" w:name="Dark List Accent 2"/>
+    <w:lsdException w:unhideWhenUsed="0" w:uiPriority="71" w:semiHidden="0" w:name="Colorful Shading Accent 2"/>
+    <w:lsdException w:unhideWhenUsed="0" w:uiPriority="72" w:semiHidden="0" w:name="Colorful List Accent 2"/>
+    <w:lsdException w:unhideWhenUsed="0" w:uiPriority="73" w:semiHidden="0" w:name="Colorful Grid Accent 2"/>
+    <w:lsdException w:unhideWhenUsed="0" w:uiPriority="60" w:semiHidden="0" w:name="Light Shading Accent 3"/>
+    <w:lsdException w:unhideWhenUsed="0" w:uiPriority="61" w:semiHidden="0" w:name="Light List Accent 3"/>
+    <w:lsdException w:unhideWhenUsed="0" w:uiPriority="62" w:semiHidden="0" w:name="Light Grid Accent 3"/>
+    <w:lsdException w:unhideWhenUsed="0" w:uiPriority="63" w:semiHidden="0" w:name="Medium Shading 1 Accent 3"/>
+    <w:lsdException w:unhideWhenUsed="0" w:uiPriority="64" w:semiHidden="0" w:name="Medium Shading 2 Accent 3"/>
+    <w:lsdException w:unhideWhenUsed="0" w:uiPriority="65" w:semiHidden="0" w:name="Medium List 1 Accent 3"/>
+    <w:lsdException w:unhideWhenUsed="0" w:uiPriority="66" w:semiHidden="0" w:name="Medium List 2 Accent 3"/>
+    <w:lsdException w:unhideWhenUsed="0" w:uiPriority="67" w:semiHidden="0" w:name="Medium Grid 1 Accent 3"/>
+    <w:lsdException w:unhideWhenUsed="0" w:uiPriority="68" w:semiHidden="0" w:name="Medium Grid 2 Accent 3"/>
+    <w:lsdException w:unhideWhenUsed="0" w:uiPriority="69" w:semiHidden="0" w:name="Medium Grid 3 Accent 3"/>
+    <w:lsdException w:unhideWhenUsed="0" w:uiPriority="70" w:semiHidden="0" w:name="Dark List Accent 3"/>
+    <w:lsdException w:unhideWhenUsed="0" w:uiPriority="71" w:semiHidden="0" w:name="Colorful Shading Accent 3"/>
+    <w:lsdException w:unhideWhenUsed="0" w:uiPriority="72" w:semiHidden="0" w:name="Colorful List Accent 3"/>
+    <w:lsdException w:unhideWhenUsed="0" w:uiPriority="73" w:semiHidden="0" w:name="Colorful Grid Accent 3"/>
+    <w:lsdException w:unhideWhenUsed="0" w:uiPriority="60" w:semiHidden="0" w:name="Light Shading Accent 4"/>
+    <w:lsdException w:unhideWhenUsed="0" w:uiPriority="61" w:semiHidden="0" w:name="Light List Accent 4"/>
+    <w:lsdException w:unhideWhenUsed="0" w:uiPriority="62" w:semiHidden="0" w:name="Light Grid Accent 4"/>
+    <w:lsdException w:unhideWhenUsed="0" w:uiPriority="63" w:semiHidden="0" w:name="Medium Shading 1 Accent 4"/>
+    <w:lsdException w:unhideWhenUsed="0" w:uiPriority="64" w:semiHidden="0" w:name="Medium Shading 2 Accent 4"/>
+    <w:lsdException w:unhideWhenUsed="0" w:uiPriority="65" w:semiHidden="0" w:name="Medium List 1 Accent 4"/>
+    <w:lsdException w:unhideWhenUsed="0" w:uiPriority="66" w:semiHidden="0" w:name="Medium List 2 Accent 4"/>
+    <w:lsdException w:unhideWhenUsed="0" w:uiPriority="67" w:semiHidden="0" w:name="Medium Grid 1 Accent 4"/>
+    <w:lsdException w:unhideWhenUsed="0" w:uiPriority="68" w:semiHidden="0" w:name="Medium Grid 2 Accent 4"/>
+    <w:lsdException w:unhideWhenUsed="0" w:uiPriority="69" w:semiHidden="0" w:name="Medium Grid 3 Accent 4"/>
+    <w:lsdException w:unhideWhenUsed="0" w:uiPriority="70" w:semiHidden="0" w:name="Dark List Accent 4"/>
+    <w:lsdException w:unhideWhenUsed="0" w:uiPriority="71" w:semiHidden="0" w:name="Colorful Shading Accent 4"/>
+    <w:lsdException w:unhideWhenUsed="0" w:uiPriority="72" w:semiHidden="0" w:name="Colorful List Accent 4"/>
+    <w:lsdException w:unhideWhenUsed="0" w:uiPriority="73" w:semiHidden="0" w:name="Colorful Grid Accent 4"/>
+    <w:lsdException w:unhideWhenUsed="0" w:uiPriority="60" w:semiHidden="0" w:name="Light Shading Accent 5"/>
+    <w:lsdException w:unhideWhenUsed="0" w:uiPriority="61" w:semiHidden="0" w:name="Light List Accent 5"/>
+    <w:lsdException w:unhideWhenUsed="0" w:uiPriority="62" w:semiHidden="0" w:name="Light Grid Accent 5"/>
+    <w:lsdException w:unhideWhenUsed="0" w:uiPriority="63" w:semiHidden="0" w:name="Medium Shading 1 Accent 5"/>
+    <w:lsdException w:unhideWhenUsed="0" w:uiPriority="64" w:semiHidden="0" w:name="Medium Shading 2 Accent 5"/>
+    <w:lsdException w:unhideWhenUsed="0" w:uiPriority="65" w:semiHidden="0" w:name="Medium List 1 Accent 5"/>
+    <w:lsdException w:unhideWhenUsed="0" w:uiPriority="66" w:semiHidden="0" w:name="Medium List 2 Accent 5"/>
+    <w:lsdException w:unhideWhenUsed="0" w:uiPriority="67" w:semiHidden="0" w:name="Medium Grid 1 Accent 5"/>
+    <w:lsdException w:unhideWhenUsed="0" w:uiPriority="68" w:semiHidden="0" w:name="Medium Grid 2 Accent 5"/>
+    <w:lsdException w:unhideWhenUsed="0" w:uiPriority="69" w:semiHidden="0" w:name="Medium Grid 3 Accent 5"/>
+    <w:lsdException w:unhideWhenUsed="0" w:uiPriority="70" w:semiHidden="0" w:name="Dark List Accent 5"/>
+    <w:lsdException w:unhideWhenUsed="0" w:uiPriority="71" w:semiHidden="0" w:name="Colorful Shading Accent 5"/>
+    <w:lsdException w:unhideWhenUsed="0" w:uiPriority="72" w:semiHidden="0" w:name="Colorful List Accent 5"/>
+    <w:lsdException w:unhideWhenUsed="0" w:uiPriority="73" w:semiHidden="0" w:name="Colorful Grid Accent 5"/>
+    <w:lsdException w:unhideWhenUsed="0" w:uiPriority="60" w:semiHidden="0" w:name="Light Shading Accent 6"/>
+    <w:lsdException w:unhideWhenUsed="0" w:uiPriority="61" w:semiHidden="0" w:name="Light List Accent 6"/>
+    <w:lsdException w:unhideWhenUsed="0" w:uiPriority="62" w:semiHidden="0" w:name="Light Grid Accent 6"/>
+    <w:lsdException w:unhideWhenUsed="0" w:uiPriority="63" w:semiHidden="0" w:name="Medium Shading 1 Accent 6"/>
+    <w:lsdException w:unhideWhenUsed="0" w:uiPriority="64" w:semiHidden="0" w:name="Medium Shading 2 Accent 6"/>
+    <w:lsdException w:unhideWhenUsed="0" w:uiPriority="65" w:semiHidden="0" w:name="Medium List 1 Accent 6"/>
+    <w:lsdException w:unhideWhenUsed="0" w:uiPriority="66" w:semiHidden="0" w:name="Medium List 2 Accent 6"/>
+    <w:lsdException w:unhideWhenUsed="0" w:uiPriority="67" w:semiHidden="0" w:name="Medium Grid 1 Accent 6"/>
+    <w:lsdException w:unhideWhenUsed="0" w:uiPriority="68" w:semiHidden="0" w:name="Medium Grid 2 Accent 6"/>
+    <w:lsdException w:unhideWhenUsed="0" w:uiPriority="69" w:semiHidden="0" w:name="Medium Grid 3 Accent 6"/>
+    <w:lsdException w:unhideWhenUsed="0" w:uiPriority="70" w:semiHidden="0" w:name="Dark List Accent 6"/>
+    <w:lsdException w:unhideWhenUsed="0" w:uiPriority="71" w:semiHidden="0" w:name="Colorful Shading Accent 6"/>
+    <w:lsdException w:unhideWhenUsed="0" w:uiPriority="72" w:semiHidden="0" w:name="Colorful List Accent 6"/>
+    <w:lsdException w:unhideWhenUsed="0" w:uiPriority="73" w:semiHidden="0" w:name="Colorful Grid Accent 6"/>
   </w:latentStyles>
   <w:style w:type="paragraph" w:default="1" w:styleId="1">
     <w:name w:val="Normal"/>
@@ -10704,7 +11753,6 @@
     <w:name w:val="Default Paragraph Font"/>
     <w:semiHidden/>
     <w:unhideWhenUsed/>
-    <w:qFormat/>
     <w:uiPriority w:val="1"/>
   </w:style>
   <w:style w:type="table" w:default="1" w:styleId="13">
@@ -10730,7 +11778,25 @@
       <w:jc w:val="both"/>
     </w:pPr>
   </w:style>
-  <w:style w:type="character" w:styleId="14">
+  <w:style w:type="paragraph" w:styleId="14">
+    <w:name w:val="caption"/>
+    <w:basedOn w:val="1"/>
+    <w:next w:val="4"/>
+    <w:unhideWhenUsed/>
+    <w:qFormat/>
+    <w:uiPriority w:val="35"/>
+    <w:pPr>
+      <w:spacing w:after="200" w:line="240" w:lineRule="auto"/>
+      <w:jc w:val="center"/>
+    </w:pPr>
+    <w:rPr>
+      <w:b/>
+      <w:iCs/>
+      <w:sz w:val="18"/>
+      <w:szCs w:val="18"/>
+    </w:rPr>
+  </w:style>
+  <w:style w:type="character" w:styleId="15">
     <w:name w:val="annotation reference"/>
     <w:basedOn w:val="12"/>
     <w:semiHidden/>
@@ -10742,7 +11808,46 @@
       <w:szCs w:val="16"/>
     </w:rPr>
   </w:style>
-  <w:style w:type="character" w:styleId="15">
+  <w:style w:type="paragraph" w:styleId="16">
+    <w:name w:val="annotation text"/>
+    <w:basedOn w:val="1"/>
+    <w:link w:val="46"/>
+    <w:semiHidden/>
+    <w:unhideWhenUsed/>
+    <w:uiPriority w:val="99"/>
+    <w:pPr>
+      <w:spacing w:line="240" w:lineRule="auto"/>
+    </w:pPr>
+    <w:rPr>
+      <w:sz w:val="20"/>
+      <w:szCs w:val="20"/>
+    </w:rPr>
+  </w:style>
+  <w:style w:type="paragraph" w:styleId="17">
+    <w:name w:val="annotation subject"/>
+    <w:basedOn w:val="16"/>
+    <w:next w:val="16"/>
+    <w:link w:val="47"/>
+    <w:semiHidden/>
+    <w:unhideWhenUsed/>
+    <w:qFormat/>
+    <w:uiPriority w:val="99"/>
+    <w:rPr>
+      <w:b/>
+      <w:bCs/>
+    </w:rPr>
+  </w:style>
+  <w:style w:type="character" w:styleId="18">
+    <w:name w:val="Emphasis"/>
+    <w:basedOn w:val="12"/>
+    <w:qFormat/>
+    <w:uiPriority w:val="20"/>
+    <w:rPr>
+      <w:i/>
+      <w:iCs/>
+    </w:rPr>
+  </w:style>
+  <w:style w:type="character" w:styleId="19">
     <w:name w:val="FollowedHyperlink"/>
     <w:basedOn w:val="12"/>
     <w:semiHidden/>
@@ -10759,161 +11864,7 @@
       </w14:textFill>
     </w:rPr>
   </w:style>
-  <w:style w:type="character" w:styleId="16">
-    <w:name w:val="Emphasis"/>
-    <w:basedOn w:val="12"/>
-    <w:qFormat/>
-    <w:uiPriority w:val="20"/>
-    <w:rPr>
-      <w:i/>
-      <w:iCs/>
-    </w:rPr>
-  </w:style>
-  <w:style w:type="character" w:styleId="17">
-    <w:name w:val="footnote reference"/>
-    <w:basedOn w:val="12"/>
-    <w:semiHidden/>
-    <w:unhideWhenUsed/>
-    <w:qFormat/>
-    <w:uiPriority w:val="99"/>
-    <w:rPr>
-      <w:vertAlign w:val="superscript"/>
-    </w:rPr>
-  </w:style>
-  <w:style w:type="character" w:styleId="18">
-    <w:name w:val="Hyperlink"/>
-    <w:basedOn w:val="12"/>
-    <w:unhideWhenUsed/>
-    <w:qFormat/>
-    <w:uiPriority w:val="99"/>
-    <w:rPr>
-      <w:color w:val="0563C1" w:themeColor="hyperlink"/>
-      <w:u w:val="single"/>
-      <w14:textFill>
-        <w14:solidFill>
-          <w14:schemeClr w14:val="hlink"/>
-        </w14:solidFill>
-      </w14:textFill>
-    </w:rPr>
-  </w:style>
-  <w:style w:type="paragraph" w:styleId="19">
-    <w:name w:val="toc 2"/>
-    <w:basedOn w:val="1"/>
-    <w:next w:val="1"/>
-    <w:unhideWhenUsed/>
-    <w:qFormat/>
-    <w:uiPriority w:val="39"/>
-    <w:pPr>
-      <w:spacing w:after="100"/>
-      <w:ind w:left="220"/>
-    </w:pPr>
-  </w:style>
   <w:style w:type="paragraph" w:styleId="20">
-    <w:name w:val="annotation text"/>
-    <w:basedOn w:val="1"/>
-    <w:link w:val="46"/>
-    <w:semiHidden/>
-    <w:unhideWhenUsed/>
-    <w:uiPriority w:val="99"/>
-    <w:pPr>
-      <w:spacing w:line="240" w:lineRule="auto"/>
-    </w:pPr>
-    <w:rPr>
-      <w:sz w:val="20"/>
-      <w:szCs w:val="20"/>
-    </w:rPr>
-  </w:style>
-  <w:style w:type="paragraph" w:styleId="21">
-    <w:name w:val="table of figures"/>
-    <w:basedOn w:val="1"/>
-    <w:next w:val="1"/>
-    <w:unhideWhenUsed/>
-    <w:qFormat/>
-    <w:uiPriority w:val="99"/>
-    <w:pPr>
-      <w:spacing w:before="120" w:after="0"/>
-    </w:pPr>
-  </w:style>
-  <w:style w:type="paragraph" w:styleId="22">
-    <w:name w:val="Title"/>
-    <w:basedOn w:val="23"/>
-    <w:next w:val="1"/>
-    <w:link w:val="54"/>
-    <w:qFormat/>
-    <w:uiPriority w:val="10"/>
-    <w:pPr>
-      <w:numPr>
-        <w:ilvl w:val="0"/>
-        <w:numId w:val="0"/>
-      </w:numPr>
-    </w:pPr>
-    <w:rPr>
-      <w:sz w:val="40"/>
-      <w:szCs w:val="40"/>
-    </w:rPr>
-  </w:style>
-  <w:style w:type="paragraph" w:customStyle="1" w:styleId="23">
-    <w:name w:val="TOC Heading"/>
-    <w:basedOn w:val="2"/>
-    <w:next w:val="1"/>
-    <w:unhideWhenUsed/>
-    <w:qFormat/>
-    <w:uiPriority w:val="39"/>
-    <w:pPr>
-      <w:jc w:val="center"/>
-      <w:outlineLvl w:val="9"/>
-    </w:pPr>
-    <w:rPr>
-      <w:lang w:eastAsia="pt-BR"/>
-    </w:rPr>
-  </w:style>
-  <w:style w:type="paragraph" w:styleId="24">
-    <w:name w:val="Normal (Web)"/>
-    <w:basedOn w:val="1"/>
-    <w:semiHidden/>
-    <w:unhideWhenUsed/>
-    <w:qFormat/>
-    <w:uiPriority w:val="99"/>
-    <w:pPr>
-      <w:spacing w:before="100" w:beforeAutospacing="1" w:after="100" w:afterAutospacing="1" w:line="240" w:lineRule="auto"/>
-    </w:pPr>
-    <w:rPr>
-      <w:rFonts w:ascii="Times New Roman" w:hAnsi="Times New Roman" w:eastAsia="Times New Roman" w:cs="Times New Roman"/>
-      <w:sz w:val="24"/>
-      <w:szCs w:val="24"/>
-      <w:lang w:eastAsia="pt-BR"/>
-    </w:rPr>
-  </w:style>
-  <w:style w:type="paragraph" w:styleId="25">
-    <w:name w:val="header"/>
-    <w:basedOn w:val="1"/>
-    <w:link w:val="35"/>
-    <w:unhideWhenUsed/>
-    <w:qFormat/>
-    <w:uiPriority w:val="99"/>
-    <w:pPr>
-      <w:tabs>
-        <w:tab w:val="center" w:pos="4252"/>
-        <w:tab w:val="right" w:pos="8504"/>
-      </w:tabs>
-      <w:spacing w:after="0" w:line="240" w:lineRule="auto"/>
-    </w:pPr>
-  </w:style>
-  <w:style w:type="paragraph" w:styleId="26">
-    <w:name w:val="annotation subject"/>
-    <w:basedOn w:val="20"/>
-    <w:next w:val="20"/>
-    <w:link w:val="47"/>
-    <w:semiHidden/>
-    <w:unhideWhenUsed/>
-    <w:qFormat/>
-    <w:uiPriority w:val="99"/>
-    <w:rPr>
-      <w:b/>
-      <w:bCs/>
-    </w:rPr>
-  </w:style>
-  <w:style w:type="paragraph" w:styleId="27">
     <w:name w:val="footer"/>
     <w:basedOn w:val="1"/>
     <w:link w:val="36"/>
@@ -10935,40 +11886,18 @@
       <w:szCs w:val="20"/>
     </w:rPr>
   </w:style>
-  <w:style w:type="paragraph" w:styleId="28">
-    <w:name w:val="caption"/>
-    <w:basedOn w:val="1"/>
-    <w:next w:val="4"/>
+  <w:style w:type="character" w:styleId="21">
+    <w:name w:val="footnote reference"/>
+    <w:basedOn w:val="12"/>
+    <w:semiHidden/>
     <w:unhideWhenUsed/>
     <w:qFormat/>
-    <w:uiPriority w:val="35"/>
-    <w:pPr>
-      <w:spacing w:after="200" w:line="240" w:lineRule="auto"/>
-      <w:jc w:val="center"/>
-    </w:pPr>
+    <w:uiPriority w:val="99"/>
     <w:rPr>
-      <w:b/>
-      <w:iCs/>
-      <w:sz w:val="18"/>
-      <w:szCs w:val="18"/>
+      <w:vertAlign w:val="superscript"/>
     </w:rPr>
   </w:style>
-  <w:style w:type="paragraph" w:styleId="29">
-    <w:name w:val="toc 3"/>
-    <w:basedOn w:val="1"/>
-    <w:next w:val="1"/>
-    <w:unhideWhenUsed/>
-    <w:qFormat/>
-    <w:uiPriority w:val="39"/>
-    <w:pPr>
-      <w:tabs>
-        <w:tab w:val="right" w:leader="dot" w:pos="8494"/>
-      </w:tabs>
-      <w:spacing w:after="100"/>
-      <w:ind w:left="440"/>
-    </w:pPr>
-  </w:style>
-  <w:style w:type="paragraph" w:styleId="30">
+  <w:style w:type="paragraph" w:styleId="22">
     <w:name w:val="footnote text"/>
     <w:basedOn w:val="1"/>
     <w:link w:val="45"/>
@@ -10983,7 +11912,114 @@
       <w:szCs w:val="20"/>
     </w:rPr>
   </w:style>
-  <w:style w:type="paragraph" w:styleId="31">
+  <w:style w:type="paragraph" w:styleId="23">
+    <w:name w:val="header"/>
+    <w:basedOn w:val="1"/>
+    <w:link w:val="35"/>
+    <w:unhideWhenUsed/>
+    <w:qFormat/>
+    <w:uiPriority w:val="99"/>
+    <w:pPr>
+      <w:tabs>
+        <w:tab w:val="center" w:pos="4252"/>
+        <w:tab w:val="right" w:pos="8504"/>
+      </w:tabs>
+      <w:spacing w:after="0" w:line="240" w:lineRule="auto"/>
+    </w:pPr>
+  </w:style>
+  <w:style w:type="character" w:styleId="24">
+    <w:name w:val="Hyperlink"/>
+    <w:basedOn w:val="12"/>
+    <w:unhideWhenUsed/>
+    <w:qFormat/>
+    <w:uiPriority w:val="99"/>
+    <w:rPr>
+      <w:color w:val="0563C1" w:themeColor="hyperlink"/>
+      <w:u w:val="single"/>
+      <w14:textFill>
+        <w14:solidFill>
+          <w14:schemeClr w14:val="hlink"/>
+        </w14:solidFill>
+      </w14:textFill>
+    </w:rPr>
+  </w:style>
+  <w:style w:type="paragraph" w:styleId="25">
+    <w:name w:val="Normal (Web)"/>
+    <w:basedOn w:val="1"/>
+    <w:semiHidden/>
+    <w:unhideWhenUsed/>
+    <w:qFormat/>
+    <w:uiPriority w:val="99"/>
+    <w:pPr>
+      <w:spacing w:before="100" w:beforeAutospacing="1" w:after="100" w:afterAutospacing="1" w:line="240" w:lineRule="auto"/>
+    </w:pPr>
+    <w:rPr>
+      <w:rFonts w:ascii="Times New Roman" w:hAnsi="Times New Roman" w:eastAsia="Times New Roman" w:cs="Times New Roman"/>
+      <w:sz w:val="24"/>
+      <w:szCs w:val="24"/>
+      <w:lang w:eastAsia="pt-BR"/>
+    </w:rPr>
+  </w:style>
+  <w:style w:type="table" w:styleId="26">
+    <w:name w:val="Table Grid"/>
+    <w:basedOn w:val="13"/>
+    <w:qFormat/>
+    <w:uiPriority w:val="39"/>
+    <w:tblPr>
+      <w:tblBorders>
+        <w:top w:val="single" w:color="auto" w:sz="4" w:space="0"/>
+        <w:left w:val="single" w:color="auto" w:sz="4" w:space="0"/>
+        <w:bottom w:val="single" w:color="auto" w:sz="4" w:space="0"/>
+        <w:right w:val="single" w:color="auto" w:sz="4" w:space="0"/>
+        <w:insideH w:val="single" w:color="auto" w:sz="4" w:space="0"/>
+        <w:insideV w:val="single" w:color="auto" w:sz="4" w:space="0"/>
+      </w:tblBorders>
+    </w:tblPr>
+  </w:style>
+  <w:style w:type="paragraph" w:styleId="27">
+    <w:name w:val="table of figures"/>
+    <w:basedOn w:val="1"/>
+    <w:next w:val="1"/>
+    <w:unhideWhenUsed/>
+    <w:qFormat/>
+    <w:uiPriority w:val="99"/>
+    <w:pPr>
+      <w:spacing w:before="120" w:after="0"/>
+    </w:pPr>
+  </w:style>
+  <w:style w:type="paragraph" w:styleId="28">
+    <w:name w:val="Title"/>
+    <w:basedOn w:val="29"/>
+    <w:next w:val="1"/>
+    <w:link w:val="54"/>
+    <w:qFormat/>
+    <w:uiPriority w:val="10"/>
+    <w:pPr>
+      <w:numPr>
+        <w:numId w:val="0"/>
+      </w:numPr>
+    </w:pPr>
+    <w:rPr>
+      <w:sz w:val="40"/>
+      <w:szCs w:val="40"/>
+    </w:rPr>
+  </w:style>
+  <w:style w:type="paragraph" w:customStyle="1" w:styleId="29">
+    <w:name w:val="TOC Heading1"/>
+    <w:basedOn w:val="2"/>
+    <w:next w:val="1"/>
+    <w:unhideWhenUsed/>
+    <w:qFormat/>
+    <w:uiPriority w:val="39"/>
+    <w:pPr>
+      <w:jc w:val="center"/>
+      <w:outlineLvl w:val="9"/>
+    </w:pPr>
+    <w:rPr>
+      <w:lang w:eastAsia="pt-BR"/>
+    </w:rPr>
+  </w:style>
+  <w:style w:type="paragraph" w:styleId="30">
     <w:name w:val="toc 1"/>
     <w:basedOn w:val="1"/>
     <w:next w:val="1"/>
@@ -11002,24 +12038,32 @@
       <w:lang w:eastAsia="pt-BR"/>
     </w:rPr>
   </w:style>
-  <w:style w:type="table" w:styleId="32">
-    <w:name w:val="Table Grid"/>
-    <w:basedOn w:val="13"/>
+  <w:style w:type="paragraph" w:styleId="31">
+    <w:name w:val="toc 2"/>
+    <w:basedOn w:val="1"/>
+    <w:next w:val="1"/>
+    <w:unhideWhenUsed/>
     <w:qFormat/>
     <w:uiPriority w:val="39"/>
     <w:pPr>
-      <w:spacing w:after="0" w:line="240" w:lineRule="auto"/>
+      <w:spacing w:after="100"/>
+      <w:ind w:left="220"/>
     </w:pPr>
-    <w:tblPr>
-      <w:tblBorders>
-        <w:top w:val="single" w:color="auto" w:sz="4" w:space="0"/>
-        <w:left w:val="single" w:color="auto" w:sz="4" w:space="0"/>
-        <w:bottom w:val="single" w:color="auto" w:sz="4" w:space="0"/>
-        <w:right w:val="single" w:color="auto" w:sz="4" w:space="0"/>
-        <w:insideH w:val="single" w:color="auto" w:sz="4" w:space="0"/>
-        <w:insideV w:val="single" w:color="auto" w:sz="4" w:space="0"/>
-      </w:tblBorders>
-    </w:tblPr>
+  </w:style>
+  <w:style w:type="paragraph" w:styleId="32">
+    <w:name w:val="toc 3"/>
+    <w:basedOn w:val="1"/>
+    <w:next w:val="1"/>
+    <w:unhideWhenUsed/>
+    <w:qFormat/>
+    <w:uiPriority w:val="39"/>
+    <w:pPr>
+      <w:tabs>
+        <w:tab w:val="right" w:leader="dot" w:pos="8494"/>
+      </w:tabs>
+      <w:spacing w:after="100"/>
+      <w:ind w:left="440"/>
+    </w:pPr>
   </w:style>
   <w:style w:type="paragraph" w:styleId="33">
     <w:name w:val="List Paragraph"/>
@@ -11038,7 +12082,6 @@
       <w:autoSpaceDE w:val="0"/>
       <w:autoSpaceDN w:val="0"/>
       <w:adjustRightInd w:val="0"/>
-      <w:spacing w:after="0" w:line="240" w:lineRule="auto"/>
     </w:pPr>
     <w:rPr>
       <w:rFonts w:ascii="Calibri" w:hAnsi="Calibri" w:cs="Calibri" w:eastAsiaTheme="minorHAnsi"/>
@@ -11049,15 +12092,16 @@
     </w:rPr>
   </w:style>
   <w:style w:type="character" w:customStyle="1" w:styleId="35">
-    <w:name w:val="Cabeçalho Char"/>
+    <w:name w:val="Header Char"/>
     <w:basedOn w:val="12"/>
-    <w:link w:val="25"/>
+    <w:link w:val="23"/>
+    <w:qFormat/>
     <w:uiPriority w:val="99"/>
   </w:style>
   <w:style w:type="character" w:customStyle="1" w:styleId="36">
-    <w:name w:val="Rodapé Char"/>
+    <w:name w:val="Footer Char"/>
     <w:basedOn w:val="12"/>
-    <w:link w:val="27"/>
+    <w:link w:val="20"/>
     <w:uiPriority w:val="99"/>
     <w:rPr>
       <w:sz w:val="20"/>
@@ -11065,7 +12109,7 @@
     </w:rPr>
   </w:style>
   <w:style w:type="character" w:customStyle="1" w:styleId="37">
-    <w:name w:val="Título 1 Char"/>
+    <w:name w:val="Heading 1 Char"/>
     <w:basedOn w:val="12"/>
     <w:link w:val="2"/>
     <w:qFormat/>
@@ -11077,7 +12121,7 @@
     </w:rPr>
   </w:style>
   <w:style w:type="character" w:customStyle="1" w:styleId="38">
-    <w:name w:val="Título 2 Char"/>
+    <w:name w:val="Heading 2 Char"/>
     <w:basedOn w:val="12"/>
     <w:link w:val="3"/>
     <w:uiPriority w:val="9"/>
@@ -11088,7 +12132,7 @@
     </w:rPr>
   </w:style>
   <w:style w:type="character" w:customStyle="1" w:styleId="39">
-    <w:name w:val="Título 3 Char"/>
+    <w:name w:val="Heading 3 Char"/>
     <w:basedOn w:val="12"/>
     <w:link w:val="5"/>
     <w:uiPriority w:val="9"/>
@@ -11124,7 +12168,7 @@
     </w:rPr>
   </w:style>
   <w:style w:type="character" w:customStyle="1" w:styleId="41">
-    <w:name w:val="Citação Char"/>
+    <w:name w:val="Quote Char"/>
     <w:basedOn w:val="12"/>
     <w:link w:val="40"/>
     <w:uiPriority w:val="29"/>
@@ -11165,7 +12209,7 @@
     </w:rPr>
   </w:style>
   <w:style w:type="character" w:customStyle="1" w:styleId="43">
-    <w:name w:val="Citação Intensa Char"/>
+    <w:name w:val="Intense Quote Char"/>
     <w:basedOn w:val="12"/>
     <w:link w:val="42"/>
     <w:qFormat/>
@@ -11177,7 +12221,7 @@
     </w:rPr>
   </w:style>
   <w:style w:type="character" w:customStyle="1" w:styleId="44">
-    <w:name w:val="Unresolved Mention"/>
+    <w:name w:val="Unresolved Mention1"/>
     <w:basedOn w:val="12"/>
     <w:semiHidden/>
     <w:unhideWhenUsed/>
@@ -11188,9 +12232,9 @@
     </w:rPr>
   </w:style>
   <w:style w:type="character" w:customStyle="1" w:styleId="45">
-    <w:name w:val="Texto de nota de rodapé Char"/>
+    <w:name w:val="Footnote Text Char"/>
     <w:basedOn w:val="12"/>
-    <w:link w:val="30"/>
+    <w:link w:val="22"/>
     <w:semiHidden/>
     <w:qFormat/>
     <w:uiPriority w:val="99"/>
@@ -11200,10 +12244,11 @@
     </w:rPr>
   </w:style>
   <w:style w:type="character" w:customStyle="1" w:styleId="46">
-    <w:name w:val="Texto de comentário Char"/>
+    <w:name w:val="Comment Text Char"/>
     <w:basedOn w:val="12"/>
-    <w:link w:val="20"/>
+    <w:link w:val="16"/>
     <w:semiHidden/>
+    <w:qFormat/>
     <w:uiPriority w:val="99"/>
     <w:rPr>
       <w:sz w:val="20"/>
@@ -11211,9 +12256,9 @@
     </w:rPr>
   </w:style>
   <w:style w:type="character" w:customStyle="1" w:styleId="47">
-    <w:name w:val="Assunto do comentário Char"/>
+    <w:name w:val="Comment Subject Char"/>
     <w:basedOn w:val="46"/>
-    <w:link w:val="26"/>
+    <w:link w:val="17"/>
     <w:semiHidden/>
     <w:uiPriority w:val="99"/>
     <w:rPr>
@@ -11224,7 +12269,7 @@
     </w:rPr>
   </w:style>
   <w:style w:type="character" w:customStyle="1" w:styleId="48">
-    <w:name w:val="Título 4 Char"/>
+    <w:name w:val="Heading 4 Char"/>
     <w:basedOn w:val="12"/>
     <w:link w:val="6"/>
     <w:semiHidden/>
@@ -11238,7 +12283,7 @@
     </w:rPr>
   </w:style>
   <w:style w:type="character" w:customStyle="1" w:styleId="49">
-    <w:name w:val="Título 5 Char"/>
+    <w:name w:val="Heading 5 Char"/>
     <w:basedOn w:val="12"/>
     <w:link w:val="7"/>
     <w:semiHidden/>
@@ -11249,7 +12294,7 @@
     </w:rPr>
   </w:style>
   <w:style w:type="character" w:customStyle="1" w:styleId="50">
-    <w:name w:val="Título 6 Char"/>
+    <w:name w:val="Heading 6 Char"/>
     <w:basedOn w:val="12"/>
     <w:link w:val="8"/>
     <w:semiHidden/>
@@ -11261,7 +12306,7 @@
     </w:rPr>
   </w:style>
   <w:style w:type="character" w:customStyle="1" w:styleId="51">
-    <w:name w:val="Título 7 Char"/>
+    <w:name w:val="Heading 7 Char"/>
     <w:basedOn w:val="12"/>
     <w:link w:val="9"/>
     <w:semiHidden/>
@@ -11274,7 +12319,7 @@
     </w:rPr>
   </w:style>
   <w:style w:type="character" w:customStyle="1" w:styleId="52">
-    <w:name w:val="Título 8 Char"/>
+    <w:name w:val="Heading 8 Char"/>
     <w:basedOn w:val="12"/>
     <w:link w:val="10"/>
     <w:semiHidden/>
@@ -11296,7 +12341,7 @@
     </w:rPr>
   </w:style>
   <w:style w:type="character" w:customStyle="1" w:styleId="53">
-    <w:name w:val="Título 9 Char"/>
+    <w:name w:val="Heading 9 Char"/>
     <w:basedOn w:val="12"/>
     <w:link w:val="11"/>
     <w:semiHidden/>
@@ -11319,9 +12364,9 @@
     </w:rPr>
   </w:style>
   <w:style w:type="character" w:customStyle="1" w:styleId="54">
-    <w:name w:val="Título Char"/>
+    <w:name w:val="Title Char"/>
     <w:basedOn w:val="12"/>
-    <w:link w:val="22"/>
+    <w:link w:val="28"/>
     <w:qFormat/>
     <w:uiPriority w:val="10"/>
     <w:rPr>
@@ -11330,6 +12375,31 @@
       <w:szCs w:val="40"/>
       <w:lang w:eastAsia="pt-BR"/>
     </w:rPr>
+  </w:style>
+  <w:style w:type="paragraph" w:customStyle="1" w:styleId="55">
+    <w:name w:val="paragraph"/>
+    <w:basedOn w:val="1"/>
+    <w:uiPriority w:val="0"/>
+    <w:pPr>
+      <w:spacing w:before="100" w:beforeAutospacing="1" w:after="100" w:afterAutospacing="1" w:line="240" w:lineRule="auto"/>
+    </w:pPr>
+    <w:rPr>
+      <w:rFonts w:ascii="Times New Roman" w:hAnsi="Times New Roman" w:eastAsia="Times New Roman" w:cs="Times New Roman"/>
+      <w:sz w:val="24"/>
+      <w:szCs w:val="24"/>
+      <w:lang w:val="en-GB" w:eastAsia="en-GB"/>
+    </w:rPr>
+  </w:style>
+  <w:style w:type="character" w:customStyle="1" w:styleId="56">
+    <w:name w:val="normaltextrun"/>
+    <w:basedOn w:val="12"/>
+    <w:qFormat/>
+    <w:uiPriority w:val="0"/>
+  </w:style>
+  <w:style w:type="character" w:customStyle="1" w:styleId="57">
+    <w:name w:val="eop"/>
+    <w:basedOn w:val="12"/>
+    <w:uiPriority w:val="0"/>
   </w:style>
 </w:styles>
 </file>
@@ -11601,27 +12671,22 @@
 </file>
 
 <file path=customXml/item2.xml><?xml version="1.0" encoding="utf-8"?>
-<p:properties xmlns:p="http://schemas.microsoft.com/office/2006/metadata/properties" xmlns:xsi="http://www.w3.org/2001/XMLSchema-instance" xmlns:pc="http://schemas.microsoft.com/office/infopath/2007/PartnerControls">
-  <documentManagement/>
-</p:properties>
-</file>
-
-<file path=customXml/item3.xml><?xml version="1.0" encoding="utf-8"?>
-<b:Sources xmlns:b="http://schemas.openxmlformats.org/officeDocument/2006/bibliography" xmlns="http://schemas.openxmlformats.org/officeDocument/2006/bibliography" SelectedStyle="\APASixthEditionOfficeOnline.xsl" StyleName="APA" Version="6"/>
-</file>
-
-<file path=customXml/item4.xml><?xml version="1.0" encoding="utf-8"?>
-<ct:contentTypeSchema xmlns:ct="http://schemas.microsoft.com/office/2006/metadata/contentType" xmlns:ma="http://schemas.microsoft.com/office/2006/metadata/properties/metaAttributes" ct:_="" ma:_="" ma:contentTypeName="Documento" ma:contentTypeID="0x010100AE9105EC68B077419F82C1545F29A8A2" ma:contentTypeVersion="2" ma:contentTypeDescription="Crie um novo documento." ma:contentTypeScope="" ma:versionID="caf31f54e9d5797283f3e761d5b78ed4">
-  <xsd:schema xmlns:xsd="http://www.w3.org/2001/XMLSchema" xmlns:xs="http://www.w3.org/2001/XMLSchema" xmlns:p="http://schemas.microsoft.com/office/2006/metadata/properties" xmlns:ns2="815a02c2-5dd8-4194-a0ba-b2c8f04bf4d5" targetNamespace="http://schemas.microsoft.com/office/2006/metadata/properties" ma:root="true" ma:fieldsID="1fcaf95b57af4a75c8a123a8d5feeda2" ns2:_="">
-    <xsd:import namespace="815a02c2-5dd8-4194-a0ba-b2c8f04bf4d5"/>
+<ct:contentTypeSchema xmlns:ct="http://schemas.microsoft.com/office/2006/metadata/contentType" xmlns:ma="http://schemas.microsoft.com/office/2006/metadata/properties/metaAttributes" ct:_="" ma:_="" ma:contentTypeName="Document" ma:contentTypeID="0x0101004106A7BEC412744BAAA0E273E2D9E27D" ma:contentTypeVersion="6" ma:contentTypeDescription="Create a new document." ma:contentTypeScope="" ma:versionID="7805b035e7b23db49455151e764f5572">
+  <xsd:schema xmlns:xsd="http://www.w3.org/2001/XMLSchema" xmlns:xs="http://www.w3.org/2001/XMLSchema" xmlns:p="http://schemas.microsoft.com/office/2006/metadata/properties" xmlns:ns3="36a7f62d-32b0-41be-b240-128595adceb8" xmlns:ns4="3cb1b676-21ec-4dec-a671-f4f2abc9c60b" targetNamespace="http://schemas.microsoft.com/office/2006/metadata/properties" ma:root="true" ma:fieldsID="1f474c19aa91de7399003ac247f524d7" ns3:_="" ns4:_="">
+    <xsd:import namespace="36a7f62d-32b0-41be-b240-128595adceb8"/>
+    <xsd:import namespace="3cb1b676-21ec-4dec-a671-f4f2abc9c60b"/>
     <xsd:element name="properties">
       <xsd:complexType>
         <xsd:sequence>
           <xsd:element name="documentManagement">
             <xsd:complexType>
               <xsd:all>
-                <xsd:element ref="ns2:MediaServiceMetadata" minOccurs="0"/>
-                <xsd:element ref="ns2:MediaServiceFastMetadata" minOccurs="0"/>
+                <xsd:element ref="ns3:MediaServiceMetadata" minOccurs="0"/>
+                <xsd:element ref="ns3:MediaServiceFastMetadata" minOccurs="0"/>
+                <xsd:element ref="ns4:SharedWithUsers" minOccurs="0"/>
+                <xsd:element ref="ns4:SharedWithDetails" minOccurs="0"/>
+                <xsd:element ref="ns4:SharingHintHash" minOccurs="0"/>
+                <xsd:element ref="ns3:_activity" minOccurs="0"/>
               </xsd:all>
             </xsd:complexType>
           </xsd:element>
@@ -11629,7 +12694,7 @@
       </xsd:complexType>
     </xsd:element>
   </xsd:schema>
-  <xsd:schema xmlns:xsd="http://www.w3.org/2001/XMLSchema" xmlns:xs="http://www.w3.org/2001/XMLSchema" xmlns:dms="http://schemas.microsoft.com/office/2006/documentManagement/types" xmlns:pc="http://schemas.microsoft.com/office/infopath/2007/PartnerControls" targetNamespace="815a02c2-5dd8-4194-a0ba-b2c8f04bf4d5" elementFormDefault="qualified">
+  <xsd:schema xmlns:xsd="http://www.w3.org/2001/XMLSchema" xmlns:xs="http://www.w3.org/2001/XMLSchema" xmlns:dms="http://schemas.microsoft.com/office/2006/documentManagement/types" xmlns:pc="http://schemas.microsoft.com/office/infopath/2007/PartnerControls" targetNamespace="36a7f62d-32b0-41be-b240-128595adceb8" elementFormDefault="qualified">
     <xsd:import namespace="http://schemas.microsoft.com/office/2006/documentManagement/types"/>
     <xsd:import namespace="http://schemas.microsoft.com/office/infopath/2007/PartnerControls"/>
     <xsd:element name="MediaServiceMetadata" ma:index="8" nillable="true" ma:displayName="MediaServiceMetadata" ma:hidden="true" ma:internalName="MediaServiceMetadata" ma:readOnly="true">
@@ -11642,6 +12707,46 @@
         <xsd:restriction base="dms:Note"/>
       </xsd:simpleType>
     </xsd:element>
+    <xsd:element name="_activity" ma:index="13" nillable="true" ma:displayName="_activity" ma:hidden="true" ma:internalName="_activity">
+      <xsd:simpleType>
+        <xsd:restriction base="dms:Note"/>
+      </xsd:simpleType>
+    </xsd:element>
+  </xsd:schema>
+  <xsd:schema xmlns:xsd="http://www.w3.org/2001/XMLSchema" xmlns:xs="http://www.w3.org/2001/XMLSchema" xmlns:dms="http://schemas.microsoft.com/office/2006/documentManagement/types" xmlns:pc="http://schemas.microsoft.com/office/infopath/2007/PartnerControls" targetNamespace="3cb1b676-21ec-4dec-a671-f4f2abc9c60b" elementFormDefault="qualified">
+    <xsd:import namespace="http://schemas.microsoft.com/office/2006/documentManagement/types"/>
+    <xsd:import namespace="http://schemas.microsoft.com/office/infopath/2007/PartnerControls"/>
+    <xsd:element name="SharedWithUsers" ma:index="10" nillable="true" ma:displayName="Shared With" ma:internalName="SharedWithUsers" ma:readOnly="true">
+      <xsd:complexType>
+        <xsd:complexContent>
+          <xsd:extension base="dms:UserMulti">
+            <xsd:sequence>
+              <xsd:element name="UserInfo" minOccurs="0" maxOccurs="unbounded">
+                <xsd:complexType>
+                  <xsd:sequence>
+                    <xsd:element name="DisplayName" type="xsd:string" minOccurs="0"/>
+                    <xsd:element name="AccountId" type="dms:UserId" minOccurs="0" nillable="true"/>
+                    <xsd:element name="AccountType" type="xsd:string" minOccurs="0"/>
+                  </xsd:sequence>
+                </xsd:complexType>
+              </xsd:element>
+            </xsd:sequence>
+          </xsd:extension>
+        </xsd:complexContent>
+      </xsd:complexType>
+    </xsd:element>
+    <xsd:element name="SharedWithDetails" ma:index="11" nillable="true" ma:displayName="Shared With Details" ma:internalName="SharedWithDetails" ma:readOnly="true">
+      <xsd:simpleType>
+        <xsd:restriction base="dms:Note">
+          <xsd:maxLength value="255"/>
+        </xsd:restriction>
+      </xsd:simpleType>
+    </xsd:element>
+    <xsd:element name="SharingHintHash" ma:index="12" nillable="true" ma:displayName="Sharing Hint Hash" ma:hidden="true" ma:internalName="SharingHintHash" ma:readOnly="true">
+      <xsd:simpleType>
+        <xsd:restriction base="dms:Text"/>
+      </xsd:simpleType>
+    </xsd:element>
   </xsd:schema>
   <xsd:schema xmlns="http://schemas.openxmlformats.org/package/2006/metadata/core-properties" xmlns:xsd="http://www.w3.org/2001/XMLSchema" xmlns:xsi="http://www.w3.org/2001/XMLSchema-instance" xmlns:dc="http://purl.org/dc/elements/1.1/" xmlns:dcterms="http://purl.org/dc/terms/" xmlns:odoc="http://schemas.microsoft.com/internal/obd" targetNamespace="http://schemas.openxmlformats.org/package/2006/metadata/core-properties" elementFormDefault="qualified" attributeFormDefault="unqualified" blockDefault="#all">
     <xsd:import namespace="http://purl.org/dc/elements/1.1/" schemaLocation="http://dublincore.org/schemas/xmls/qdc/2003/04/02/dc.xsd"/>
@@ -11652,8 +12757,8 @@
         <xsd:element ref="dc:creator" minOccurs="0" maxOccurs="1"/>
         <xsd:element ref="dcterms:created" minOccurs="0" maxOccurs="1"/>
         <xsd:element ref="dc:identifier" minOccurs="0" maxOccurs="1"/>
-        <xsd:element name="contentType" minOccurs="0" maxOccurs="1" type="xsd:string" ma:index="0" ma:displayName="Tipo de Conteúdo"/>
-        <xsd:element ref="dc:title" minOccurs="0" maxOccurs="1" ma:index="4" ma:displayName="Título"/>
+        <xsd:element name="contentType" minOccurs="0" maxOccurs="1" type="xsd:string" ma:index="0" ma:displayName="Content Type"/>
+        <xsd:element ref="dc:title" minOccurs="0" maxOccurs="1" ma:index="4" ma:displayName="Title"/>
         <xsd:element ref="dc:subject" minOccurs="0" maxOccurs="1"/>
         <xsd:element ref="dc:description" minOccurs="0" maxOccurs="1"/>
         <xsd:element name="keywords" minOccurs="0" maxOccurs="1" type="xsd:string"/>
@@ -11742,13 +12847,25 @@
 </ct:contentTypeSchema>
 </file>
 
-<file path=customXml/item5.xml><?xml version="1.0" encoding="utf-8"?>
+<file path=customXml/item3.xml><?xml version="1.0" encoding="utf-8"?>
+<b:Sources xmlns:b="http://schemas.openxmlformats.org/officeDocument/2006/bibliography" xmlns="http://schemas.openxmlformats.org/officeDocument/2006/bibliography" SelectedStyle="\APASixthEditionOfficeOnline.xsl" StyleName="APA" Version="6"/>
+</file>
+
+<file path=customXml/item4.xml><?xml version="1.0" encoding="utf-8"?>
 <?mso-contentType ?>
 <FormTemplates xmlns="http://schemas.microsoft.com/sharepoint/v3/contenttype/forms">
   <Display>DocumentLibraryForm</Display>
   <Edit>DocumentLibraryForm</Edit>
   <New>DocumentLibraryForm</New>
 </FormTemplates>
+</file>
+
+<file path=customXml/item5.xml><?xml version="1.0" encoding="utf-8"?>
+<p:properties xmlns:p="http://schemas.microsoft.com/office/2006/metadata/properties" xmlns:xsi="http://www.w3.org/2001/XMLSchema-instance" xmlns:pc="http://schemas.microsoft.com/office/infopath/2007/PartnerControls">
+  <documentManagement>
+    <_activity xmlns="36a7f62d-32b0-41be-b240-128595adceb8" xsi:nil="true"/>
+  </documentManagement>
+</p:properties>
 </file>
 
 <file path=customXml/itemProps1.xml><?xml version="1.0" encoding="utf-8"?>
@@ -11760,7 +12877,7 @@
 </file>
 
 <file path=customXml/itemProps2.xml><?xml version="1.0" encoding="utf-8"?>
-<ds:datastoreItem xmlns:ds="http://schemas.openxmlformats.org/officeDocument/2006/customXml" ds:itemID="{95F86C99-42FA-4EA1-8E50-0FBF23CAF963}">
+<ds:datastoreItem xmlns:ds="http://schemas.openxmlformats.org/officeDocument/2006/customXml" ds:itemID="{939D6E7C-C87B-415A-A43D-75F4D8322967}">
   <ds:schemaRefs/>
 </ds:datastoreItem>
 </file>
@@ -11772,13 +12889,13 @@
 </file>
 
 <file path=customXml/itemProps4.xml><?xml version="1.0" encoding="utf-8"?>
-<ds:datastoreItem xmlns:ds="http://schemas.openxmlformats.org/officeDocument/2006/customXml" ds:itemID="{05473234-A5E9-4214-BD2B-3AAC5CAFE863}">
+<ds:datastoreItem xmlns:ds="http://schemas.openxmlformats.org/officeDocument/2006/customXml" ds:itemID="{11B1DE72-80E9-4162-B852-7908AAB96FDA}">
   <ds:schemaRefs/>
 </ds:datastoreItem>
 </file>
 
 <file path=customXml/itemProps5.xml><?xml version="1.0" encoding="utf-8"?>
-<ds:datastoreItem xmlns:ds="http://schemas.openxmlformats.org/officeDocument/2006/customXml" ds:itemID="{11B1DE72-80E9-4162-B852-7908AAB96FDA}">
+<ds:datastoreItem xmlns:ds="http://schemas.openxmlformats.org/officeDocument/2006/customXml" ds:itemID="{95F86C99-42FA-4EA1-8E50-0FBF23CAF963}">
   <ds:schemaRefs/>
 </ds:datastoreItem>
 </file>
--- a/docs/BSI-Especificação do Projeto - Equipe 14.docx
+++ b/docs/BSI-Especificação do Projeto - Equipe 14.docx
@@ -3179,7 +3179,7 @@
               <w:spacing w:after="0" w:line="360" w:lineRule="auto"/>
             </w:pPr>
             <w:r>
-              <w:t xml:space="preserve">O sistema deverá possuir a opção de editar o perfil do usuário. </w:t>
+              <w:t xml:space="preserve">O sistema deverá possuir a opção de editar o perfil do usuário cadastrado. </w:t>
             </w:r>
           </w:p>
         </w:tc>
@@ -3250,7 +3250,7 @@
               <w:spacing w:after="0" w:line="360" w:lineRule="auto"/>
             </w:pPr>
             <w:r>
-              <w:t xml:space="preserve">O sistema deverá permitir ao usuário escolher entre as duas opções: se está no processo de mudança ou quer ter um controle de gasto das suas despesas. </w:t>
+              <w:t xml:space="preserve">O sistema deverá permitir ao usuário escolher entre as opções: primeira casa (ou seja, primeira vez se mudando), nova casa (mudança normal) ou organização (quer ter um controle de gastos de despesas da casa). </w:t>
             </w:r>
           </w:p>
         </w:tc>
@@ -3324,717 +3324,7 @@
               <w:spacing w:line="360" w:lineRule="auto"/>
             </w:pPr>
             <w:r>
-              <w:t>O sistema deverá permitir o usuário informar a situação que se encontra (Se precisa de itens/produtos ou estabelecer prazos para fazer tarefas para conseguir a mudança).</w:t>
-            </w:r>
-          </w:p>
-        </w:tc>
-      </w:tr>
-      <w:tr>
-        <w:tblPrEx>
-          <w:tblBorders>
-            <w:top w:val="single" w:color="auto" w:sz="4" w:space="0"/>
-            <w:left w:val="single" w:color="auto" w:sz="4" w:space="0"/>
-            <w:bottom w:val="single" w:color="auto" w:sz="4" w:space="0"/>
-            <w:right w:val="single" w:color="auto" w:sz="4" w:space="0"/>
-            <w:insideH w:val="single" w:color="auto" w:sz="4" w:space="0"/>
-            <w:insideV w:val="single" w:color="auto" w:sz="4" w:space="0"/>
-          </w:tblBorders>
-          <w:tblCellMar>
-            <w:top w:w="0" w:type="dxa"/>
-            <w:left w:w="108" w:type="dxa"/>
-            <w:bottom w:w="0" w:type="dxa"/>
-            <w:right w:w="108" w:type="dxa"/>
-          </w:tblCellMar>
-        </w:tblPrEx>
-        <w:tc>
-          <w:tcPr>
-            <w:tcW w:w="709" w:type="dxa"/>
-            <w:tcBorders>
-              <w:top w:val="single" w:color="auto" w:sz="4" w:space="0"/>
-              <w:left w:val="single" w:color="auto" w:sz="4" w:space="0"/>
-              <w:bottom w:val="single" w:color="auto" w:sz="4" w:space="0"/>
-              <w:right w:val="single" w:color="auto" w:sz="4" w:space="0"/>
-            </w:tcBorders>
-            <w:vAlign w:val="center"/>
-          </w:tcPr>
-          <w:p>
-            <w:pPr>
-              <w:spacing w:after="0" w:line="360" w:lineRule="auto"/>
-              <w:jc w:val="center"/>
-              <w:rPr>
-                <w:b/>
-                <w:bCs/>
-                <w:sz w:val="24"/>
-                <w:szCs w:val="24"/>
-              </w:rPr>
-            </w:pPr>
-            <w:r>
-              <w:rPr>
-                <w:b/>
-                <w:bCs/>
-                <w:sz w:val="24"/>
-                <w:szCs w:val="24"/>
-              </w:rPr>
-              <w:t>5</w:t>
-            </w:r>
-          </w:p>
-        </w:tc>
-        <w:tc>
-          <w:tcPr>
-            <w:tcW w:w="7796" w:type="dxa"/>
-            <w:tcBorders>
-              <w:top w:val="single" w:color="auto" w:sz="4" w:space="0"/>
-              <w:left w:val="single" w:color="auto" w:sz="4" w:space="0"/>
-              <w:bottom w:val="single" w:color="auto" w:sz="4" w:space="0"/>
-              <w:right w:val="single" w:color="auto" w:sz="4" w:space="0"/>
-            </w:tcBorders>
-            <w:vAlign w:val="center"/>
-          </w:tcPr>
-          <w:p>
-            <w:pPr>
-              <w:spacing w:after="0" w:line="360" w:lineRule="auto"/>
-            </w:pPr>
-            <w:r>
-              <w:t>O sistema permitirá ao usuário a opção de visualizar o controle de gastos, o progresso da mudança, controlando o prazo de conclusão das tarefas criadas.</w:t>
-            </w:r>
-          </w:p>
-        </w:tc>
-      </w:tr>
-      <w:tr>
-        <w:tblPrEx>
-          <w:tblBorders>
-            <w:top w:val="single" w:color="auto" w:sz="4" w:space="0"/>
-            <w:left w:val="single" w:color="auto" w:sz="4" w:space="0"/>
-            <w:bottom w:val="single" w:color="auto" w:sz="4" w:space="0"/>
-            <w:right w:val="single" w:color="auto" w:sz="4" w:space="0"/>
-            <w:insideH w:val="single" w:color="auto" w:sz="4" w:space="0"/>
-            <w:insideV w:val="single" w:color="auto" w:sz="4" w:space="0"/>
-          </w:tblBorders>
-          <w:tblCellMar>
-            <w:top w:w="0" w:type="dxa"/>
-            <w:left w:w="108" w:type="dxa"/>
-            <w:bottom w:w="0" w:type="dxa"/>
-            <w:right w:w="108" w:type="dxa"/>
-          </w:tblCellMar>
-        </w:tblPrEx>
-        <w:tc>
-          <w:tcPr>
-            <w:tcW w:w="709" w:type="dxa"/>
-            <w:tcBorders>
-              <w:top w:val="single" w:color="auto" w:sz="4" w:space="0"/>
-              <w:left w:val="single" w:color="auto" w:sz="4" w:space="0"/>
-              <w:bottom w:val="single" w:color="auto" w:sz="4" w:space="0"/>
-              <w:right w:val="single" w:color="auto" w:sz="4" w:space="0"/>
-            </w:tcBorders>
-            <w:vAlign w:val="center"/>
-          </w:tcPr>
-          <w:p>
-            <w:pPr>
-              <w:spacing w:after="0" w:line="360" w:lineRule="auto"/>
-              <w:jc w:val="center"/>
-              <w:rPr>
-                <w:b/>
-                <w:bCs/>
-                <w:sz w:val="24"/>
-                <w:szCs w:val="24"/>
-              </w:rPr>
-            </w:pPr>
-            <w:r>
-              <w:rPr>
-                <w:b/>
-                <w:bCs/>
-                <w:sz w:val="24"/>
-                <w:szCs w:val="24"/>
-              </w:rPr>
-              <w:t>6</w:t>
-            </w:r>
-          </w:p>
-        </w:tc>
-        <w:tc>
-          <w:tcPr>
-            <w:tcW w:w="7796" w:type="dxa"/>
-            <w:tcBorders>
-              <w:top w:val="single" w:color="auto" w:sz="4" w:space="0"/>
-              <w:left w:val="single" w:color="auto" w:sz="4" w:space="0"/>
-              <w:bottom w:val="single" w:color="auto" w:sz="4" w:space="0"/>
-              <w:right w:val="single" w:color="auto" w:sz="4" w:space="0"/>
-            </w:tcBorders>
-            <w:vAlign w:val="center"/>
-          </w:tcPr>
-          <w:p>
-            <w:pPr>
-              <w:spacing w:after="0" w:line="360" w:lineRule="auto"/>
-            </w:pPr>
-            <w:r>
-              <w:t>O sistema permitirá o usuário selecionar sugestão de itens/produtos para a mudança.</w:t>
-            </w:r>
-          </w:p>
-        </w:tc>
-      </w:tr>
-      <w:tr>
-        <w:tblPrEx>
-          <w:tblBorders>
-            <w:top w:val="single" w:color="auto" w:sz="4" w:space="0"/>
-            <w:left w:val="single" w:color="auto" w:sz="4" w:space="0"/>
-            <w:bottom w:val="single" w:color="auto" w:sz="4" w:space="0"/>
-            <w:right w:val="single" w:color="auto" w:sz="4" w:space="0"/>
-            <w:insideH w:val="single" w:color="auto" w:sz="4" w:space="0"/>
-            <w:insideV w:val="single" w:color="auto" w:sz="4" w:space="0"/>
-          </w:tblBorders>
-          <w:tblCellMar>
-            <w:top w:w="0" w:type="dxa"/>
-            <w:left w:w="108" w:type="dxa"/>
-            <w:bottom w:w="0" w:type="dxa"/>
-            <w:right w:w="108" w:type="dxa"/>
-          </w:tblCellMar>
-        </w:tblPrEx>
-        <w:tc>
-          <w:tcPr>
-            <w:tcW w:w="709" w:type="dxa"/>
-            <w:tcBorders>
-              <w:top w:val="single" w:color="auto" w:sz="4" w:space="0"/>
-              <w:left w:val="single" w:color="auto" w:sz="4" w:space="0"/>
-              <w:bottom w:val="single" w:color="auto" w:sz="4" w:space="0"/>
-              <w:right w:val="single" w:color="auto" w:sz="4" w:space="0"/>
-            </w:tcBorders>
-            <w:vAlign w:val="center"/>
-          </w:tcPr>
-          <w:p>
-            <w:pPr>
-              <w:spacing w:after="0" w:line="360" w:lineRule="auto"/>
-              <w:jc w:val="center"/>
-              <w:rPr>
-                <w:b/>
-                <w:bCs/>
-                <w:sz w:val="24"/>
-                <w:szCs w:val="24"/>
-              </w:rPr>
-            </w:pPr>
-            <w:r>
-              <w:rPr>
-                <w:b/>
-                <w:bCs/>
-                <w:sz w:val="24"/>
-                <w:szCs w:val="24"/>
-              </w:rPr>
-              <w:t>7</w:t>
-            </w:r>
-          </w:p>
-        </w:tc>
-        <w:tc>
-          <w:tcPr>
-            <w:tcW w:w="7796" w:type="dxa"/>
-            <w:tcBorders>
-              <w:top w:val="single" w:color="auto" w:sz="4" w:space="0"/>
-              <w:left w:val="single" w:color="auto" w:sz="4" w:space="0"/>
-              <w:bottom w:val="single" w:color="auto" w:sz="4" w:space="0"/>
-              <w:right w:val="single" w:color="auto" w:sz="4" w:space="0"/>
-            </w:tcBorders>
-            <w:vAlign w:val="center"/>
-          </w:tcPr>
-          <w:p>
-            <w:pPr>
-              <w:spacing w:after="0" w:line="360" w:lineRule="auto"/>
-            </w:pPr>
-            <w:r>
-              <w:t xml:space="preserve">O sistema deverá permitir ao usuário registrar todas as despesas realizadas na casa, como contas de água, luz, telefone, alimentação, transporte, entre outras. </w:t>
-            </w:r>
-          </w:p>
-        </w:tc>
-      </w:tr>
-      <w:tr>
-        <w:tblPrEx>
-          <w:tblBorders>
-            <w:top w:val="single" w:color="auto" w:sz="4" w:space="0"/>
-            <w:left w:val="single" w:color="auto" w:sz="4" w:space="0"/>
-            <w:bottom w:val="single" w:color="auto" w:sz="4" w:space="0"/>
-            <w:right w:val="single" w:color="auto" w:sz="4" w:space="0"/>
-            <w:insideH w:val="single" w:color="auto" w:sz="4" w:space="0"/>
-            <w:insideV w:val="single" w:color="auto" w:sz="4" w:space="0"/>
-          </w:tblBorders>
-          <w:tblCellMar>
-            <w:top w:w="0" w:type="dxa"/>
-            <w:left w:w="108" w:type="dxa"/>
-            <w:bottom w:w="0" w:type="dxa"/>
-            <w:right w:w="108" w:type="dxa"/>
-          </w:tblCellMar>
-        </w:tblPrEx>
-        <w:tc>
-          <w:tcPr>
-            <w:tcW w:w="709" w:type="dxa"/>
-            <w:tcBorders>
-              <w:top w:val="single" w:color="auto" w:sz="4" w:space="0"/>
-              <w:left w:val="single" w:color="auto" w:sz="4" w:space="0"/>
-              <w:bottom w:val="single" w:color="auto" w:sz="4" w:space="0"/>
-              <w:right w:val="single" w:color="auto" w:sz="4" w:space="0"/>
-            </w:tcBorders>
-            <w:vAlign w:val="center"/>
-          </w:tcPr>
-          <w:p>
-            <w:pPr>
-              <w:spacing w:after="0" w:line="360" w:lineRule="auto"/>
-              <w:jc w:val="center"/>
-              <w:rPr>
-                <w:b/>
-                <w:bCs/>
-                <w:sz w:val="24"/>
-                <w:szCs w:val="24"/>
-              </w:rPr>
-            </w:pPr>
-            <w:r>
-              <w:rPr>
-                <w:b/>
-                <w:bCs/>
-                <w:sz w:val="24"/>
-                <w:szCs w:val="24"/>
-              </w:rPr>
-              <w:t>8</w:t>
-            </w:r>
-          </w:p>
-        </w:tc>
-        <w:tc>
-          <w:tcPr>
-            <w:tcW w:w="7796" w:type="dxa"/>
-            <w:tcBorders>
-              <w:top w:val="single" w:color="auto" w:sz="4" w:space="0"/>
-              <w:left w:val="single" w:color="auto" w:sz="4" w:space="0"/>
-              <w:bottom w:val="single" w:color="auto" w:sz="4" w:space="0"/>
-              <w:right w:val="single" w:color="auto" w:sz="4" w:space="0"/>
-            </w:tcBorders>
-            <w:vAlign w:val="center"/>
-          </w:tcPr>
-          <w:p>
-            <w:pPr>
-              <w:spacing w:after="0" w:line="360" w:lineRule="auto"/>
-            </w:pPr>
-            <w:r>
-              <w:t xml:space="preserve">O sistema deverá permitir ao usuário categorizar as despesas registradas para que ele possa visualizar os gastos por tipo. </w:t>
-            </w:r>
-          </w:p>
-        </w:tc>
-      </w:tr>
-      <w:tr>
-        <w:tblPrEx>
-          <w:tblBorders>
-            <w:top w:val="single" w:color="auto" w:sz="4" w:space="0"/>
-            <w:left w:val="single" w:color="auto" w:sz="4" w:space="0"/>
-            <w:bottom w:val="single" w:color="auto" w:sz="4" w:space="0"/>
-            <w:right w:val="single" w:color="auto" w:sz="4" w:space="0"/>
-            <w:insideH w:val="single" w:color="auto" w:sz="4" w:space="0"/>
-            <w:insideV w:val="single" w:color="auto" w:sz="4" w:space="0"/>
-          </w:tblBorders>
-          <w:tblCellMar>
-            <w:top w:w="0" w:type="dxa"/>
-            <w:left w:w="108" w:type="dxa"/>
-            <w:bottom w:w="0" w:type="dxa"/>
-            <w:right w:w="108" w:type="dxa"/>
-          </w:tblCellMar>
-        </w:tblPrEx>
-        <w:tc>
-          <w:tcPr>
-            <w:tcW w:w="709" w:type="dxa"/>
-            <w:tcBorders>
-              <w:top w:val="single" w:color="auto" w:sz="4" w:space="0"/>
-              <w:left w:val="single" w:color="auto" w:sz="4" w:space="0"/>
-              <w:bottom w:val="single" w:color="auto" w:sz="4" w:space="0"/>
-              <w:right w:val="single" w:color="auto" w:sz="4" w:space="0"/>
-            </w:tcBorders>
-            <w:vAlign w:val="center"/>
-          </w:tcPr>
-          <w:p>
-            <w:pPr>
-              <w:spacing w:after="0" w:line="360" w:lineRule="auto"/>
-              <w:jc w:val="center"/>
-              <w:rPr>
-                <w:b/>
-                <w:bCs/>
-                <w:sz w:val="24"/>
-                <w:szCs w:val="24"/>
-              </w:rPr>
-            </w:pPr>
-            <w:r>
-              <w:rPr>
-                <w:b/>
-                <w:bCs/>
-                <w:sz w:val="24"/>
-                <w:szCs w:val="24"/>
-              </w:rPr>
-              <w:t>9</w:t>
-            </w:r>
-          </w:p>
-        </w:tc>
-        <w:tc>
-          <w:tcPr>
-            <w:tcW w:w="7796" w:type="dxa"/>
-            <w:tcBorders>
-              <w:top w:val="single" w:color="auto" w:sz="4" w:space="0"/>
-              <w:left w:val="single" w:color="auto" w:sz="4" w:space="0"/>
-              <w:bottom w:val="single" w:color="auto" w:sz="4" w:space="0"/>
-              <w:right w:val="single" w:color="auto" w:sz="4" w:space="0"/>
-            </w:tcBorders>
-            <w:vAlign w:val="center"/>
-          </w:tcPr>
-          <w:p>
-            <w:pPr>
-              <w:spacing w:after="0" w:line="360" w:lineRule="auto"/>
-            </w:pPr>
-            <w:r>
-              <w:t xml:space="preserve">O sistema deverá permitir ao usuário definir um orçamento mensal para cada categoria de despesa e acompanhar o quanto já foi gasto em relação ao orçamento definido. </w:t>
-            </w:r>
-          </w:p>
-        </w:tc>
-      </w:tr>
-      <w:tr>
-        <w:tblPrEx>
-          <w:tblBorders>
-            <w:top w:val="single" w:color="auto" w:sz="4" w:space="0"/>
-            <w:left w:val="single" w:color="auto" w:sz="4" w:space="0"/>
-            <w:bottom w:val="single" w:color="auto" w:sz="4" w:space="0"/>
-            <w:right w:val="single" w:color="auto" w:sz="4" w:space="0"/>
-            <w:insideH w:val="single" w:color="auto" w:sz="4" w:space="0"/>
-            <w:insideV w:val="single" w:color="auto" w:sz="4" w:space="0"/>
-          </w:tblBorders>
-          <w:tblCellMar>
-            <w:top w:w="0" w:type="dxa"/>
-            <w:left w:w="108" w:type="dxa"/>
-            <w:bottom w:w="0" w:type="dxa"/>
-            <w:right w:w="108" w:type="dxa"/>
-          </w:tblCellMar>
-        </w:tblPrEx>
-        <w:tc>
-          <w:tcPr>
-            <w:tcW w:w="709" w:type="dxa"/>
-            <w:tcBorders>
-              <w:top w:val="single" w:color="auto" w:sz="4" w:space="0"/>
-              <w:left w:val="single" w:color="auto" w:sz="4" w:space="0"/>
-              <w:bottom w:val="single" w:color="auto" w:sz="4" w:space="0"/>
-              <w:right w:val="single" w:color="auto" w:sz="4" w:space="0"/>
-            </w:tcBorders>
-            <w:vAlign w:val="center"/>
-          </w:tcPr>
-          <w:p>
-            <w:pPr>
-              <w:spacing w:after="0" w:line="360" w:lineRule="auto"/>
-              <w:jc w:val="center"/>
-              <w:rPr>
-                <w:b/>
-                <w:bCs/>
-                <w:sz w:val="24"/>
-                <w:szCs w:val="24"/>
-              </w:rPr>
-            </w:pPr>
-            <w:r>
-              <w:rPr>
-                <w:b/>
-                <w:bCs/>
-                <w:sz w:val="24"/>
-                <w:szCs w:val="24"/>
-              </w:rPr>
-              <w:t>10</w:t>
-            </w:r>
-          </w:p>
-        </w:tc>
-        <w:tc>
-          <w:tcPr>
-            <w:tcW w:w="7796" w:type="dxa"/>
-            <w:tcBorders>
-              <w:top w:val="single" w:color="auto" w:sz="4" w:space="0"/>
-              <w:left w:val="single" w:color="auto" w:sz="4" w:space="0"/>
-              <w:bottom w:val="single" w:color="auto" w:sz="4" w:space="0"/>
-              <w:right w:val="single" w:color="auto" w:sz="4" w:space="0"/>
-            </w:tcBorders>
-            <w:vAlign w:val="center"/>
-          </w:tcPr>
-          <w:p>
-            <w:pPr>
-              <w:spacing w:after="0" w:line="360" w:lineRule="auto"/>
-            </w:pPr>
-            <w:r>
-              <w:t>O sistema deverá fornecer ao usuário gráficos e relatórios para que ele possa visualizar os gastos de forma clara e entender onde está gastando mais dinheiro.</w:t>
-            </w:r>
-          </w:p>
-        </w:tc>
-      </w:tr>
-      <w:tr>
-        <w:tblPrEx>
-          <w:tblBorders>
-            <w:top w:val="single" w:color="auto" w:sz="4" w:space="0"/>
-            <w:left w:val="single" w:color="auto" w:sz="4" w:space="0"/>
-            <w:bottom w:val="single" w:color="auto" w:sz="4" w:space="0"/>
-            <w:right w:val="single" w:color="auto" w:sz="4" w:space="0"/>
-            <w:insideH w:val="single" w:color="auto" w:sz="4" w:space="0"/>
-            <w:insideV w:val="single" w:color="auto" w:sz="4" w:space="0"/>
-          </w:tblBorders>
-          <w:tblCellMar>
-            <w:top w:w="0" w:type="dxa"/>
-            <w:left w:w="108" w:type="dxa"/>
-            <w:bottom w:w="0" w:type="dxa"/>
-            <w:right w:w="108" w:type="dxa"/>
-          </w:tblCellMar>
-        </w:tblPrEx>
-        <w:tc>
-          <w:tcPr>
-            <w:tcW w:w="709" w:type="dxa"/>
-            <w:tcBorders>
-              <w:top w:val="single" w:color="auto" w:sz="4" w:space="0"/>
-              <w:left w:val="single" w:color="auto" w:sz="4" w:space="0"/>
-              <w:bottom w:val="single" w:color="auto" w:sz="4" w:space="0"/>
-              <w:right w:val="single" w:color="auto" w:sz="4" w:space="0"/>
-            </w:tcBorders>
-            <w:vAlign w:val="center"/>
-          </w:tcPr>
-          <w:p>
-            <w:pPr>
-              <w:spacing w:after="0" w:line="360" w:lineRule="auto"/>
-              <w:jc w:val="center"/>
-              <w:rPr>
-                <w:b/>
-                <w:bCs/>
-                <w:sz w:val="24"/>
-                <w:szCs w:val="24"/>
-              </w:rPr>
-            </w:pPr>
-            <w:r>
-              <w:rPr>
-                <w:b/>
-                <w:bCs/>
-                <w:sz w:val="24"/>
-                <w:szCs w:val="24"/>
-              </w:rPr>
-              <w:t>11</w:t>
-            </w:r>
-          </w:p>
-        </w:tc>
-        <w:tc>
-          <w:tcPr>
-            <w:tcW w:w="7796" w:type="dxa"/>
-            <w:tcBorders>
-              <w:top w:val="single" w:color="auto" w:sz="4" w:space="0"/>
-              <w:left w:val="single" w:color="auto" w:sz="4" w:space="0"/>
-              <w:bottom w:val="single" w:color="auto" w:sz="4" w:space="0"/>
-              <w:right w:val="single" w:color="auto" w:sz="4" w:space="0"/>
-            </w:tcBorders>
-            <w:vAlign w:val="center"/>
-          </w:tcPr>
-          <w:p>
-            <w:pPr>
-              <w:spacing w:after="0" w:line="360" w:lineRule="auto"/>
-            </w:pPr>
-            <w:r>
-              <w:t>O sistema deverá permitir a possibilidade de solicitar mudanças em diferentes áreas (casa, apartamento, sobrado, condomínio, entre outros).</w:t>
-            </w:r>
-          </w:p>
-        </w:tc>
-      </w:tr>
-      <w:tr>
-        <w:tblPrEx>
-          <w:tblBorders>
-            <w:top w:val="single" w:color="auto" w:sz="4" w:space="0"/>
-            <w:left w:val="single" w:color="auto" w:sz="4" w:space="0"/>
-            <w:bottom w:val="single" w:color="auto" w:sz="4" w:space="0"/>
-            <w:right w:val="single" w:color="auto" w:sz="4" w:space="0"/>
-            <w:insideH w:val="single" w:color="auto" w:sz="4" w:space="0"/>
-            <w:insideV w:val="single" w:color="auto" w:sz="4" w:space="0"/>
-          </w:tblBorders>
-          <w:tblCellMar>
-            <w:top w:w="0" w:type="dxa"/>
-            <w:left w:w="108" w:type="dxa"/>
-            <w:bottom w:w="0" w:type="dxa"/>
-            <w:right w:w="108" w:type="dxa"/>
-          </w:tblCellMar>
-        </w:tblPrEx>
-        <w:tc>
-          <w:tcPr>
-            <w:tcW w:w="709" w:type="dxa"/>
-            <w:tcBorders>
-              <w:top w:val="single" w:color="auto" w:sz="4" w:space="0"/>
-              <w:left w:val="single" w:color="auto" w:sz="4" w:space="0"/>
-              <w:bottom w:val="single" w:color="auto" w:sz="4" w:space="0"/>
-              <w:right w:val="single" w:color="auto" w:sz="4" w:space="0"/>
-            </w:tcBorders>
-            <w:vAlign w:val="center"/>
-          </w:tcPr>
-          <w:p>
-            <w:pPr>
-              <w:spacing w:after="0" w:line="360" w:lineRule="auto"/>
-              <w:jc w:val="center"/>
-              <w:rPr>
-                <w:b/>
-                <w:bCs/>
-                <w:sz w:val="24"/>
-                <w:szCs w:val="24"/>
-              </w:rPr>
-            </w:pPr>
-            <w:r>
-              <w:rPr>
-                <w:b/>
-                <w:bCs/>
-                <w:sz w:val="24"/>
-                <w:szCs w:val="24"/>
-              </w:rPr>
-              <w:t>12</w:t>
-            </w:r>
-          </w:p>
-        </w:tc>
-        <w:tc>
-          <w:tcPr>
-            <w:tcW w:w="7796" w:type="dxa"/>
-            <w:tcBorders>
-              <w:top w:val="single" w:color="auto" w:sz="4" w:space="0"/>
-              <w:left w:val="single" w:color="auto" w:sz="4" w:space="0"/>
-              <w:bottom w:val="single" w:color="auto" w:sz="4" w:space="0"/>
-              <w:right w:val="single" w:color="auto" w:sz="4" w:space="0"/>
-            </w:tcBorders>
-            <w:vAlign w:val="center"/>
-          </w:tcPr>
-          <w:p>
-            <w:pPr>
-              <w:spacing w:after="0" w:line="360" w:lineRule="auto"/>
-            </w:pPr>
-            <w:r>
-              <w:t>O sistema deverá permitir a mudança de tema claro ou escuro da tela.</w:t>
-            </w:r>
-          </w:p>
-        </w:tc>
-      </w:tr>
-      <w:tr>
-        <w:tblPrEx>
-          <w:tblBorders>
-            <w:top w:val="single" w:color="auto" w:sz="4" w:space="0"/>
-            <w:left w:val="single" w:color="auto" w:sz="4" w:space="0"/>
-            <w:bottom w:val="single" w:color="auto" w:sz="4" w:space="0"/>
-            <w:right w:val="single" w:color="auto" w:sz="4" w:space="0"/>
-            <w:insideH w:val="single" w:color="auto" w:sz="4" w:space="0"/>
-            <w:insideV w:val="single" w:color="auto" w:sz="4" w:space="0"/>
-          </w:tblBorders>
-          <w:tblCellMar>
-            <w:top w:w="0" w:type="dxa"/>
-            <w:left w:w="108" w:type="dxa"/>
-            <w:bottom w:w="0" w:type="dxa"/>
-            <w:right w:w="108" w:type="dxa"/>
-          </w:tblCellMar>
-        </w:tblPrEx>
-        <w:tc>
-          <w:tcPr>
-            <w:tcW w:w="709" w:type="dxa"/>
-            <w:tcBorders>
-              <w:top w:val="single" w:color="auto" w:sz="4" w:space="0"/>
-              <w:left w:val="single" w:color="auto" w:sz="4" w:space="0"/>
-              <w:bottom w:val="single" w:color="auto" w:sz="4" w:space="0"/>
-              <w:right w:val="single" w:color="auto" w:sz="4" w:space="0"/>
-            </w:tcBorders>
-            <w:vAlign w:val="center"/>
-          </w:tcPr>
-          <w:p>
-            <w:pPr>
-              <w:spacing w:after="0" w:line="360" w:lineRule="auto"/>
-              <w:jc w:val="center"/>
-              <w:rPr>
-                <w:b/>
-                <w:bCs/>
-                <w:sz w:val="24"/>
-                <w:szCs w:val="24"/>
-              </w:rPr>
-            </w:pPr>
-            <w:r>
-              <w:rPr>
-                <w:b/>
-                <w:bCs/>
-                <w:sz w:val="24"/>
-                <w:szCs w:val="24"/>
-              </w:rPr>
-              <w:t>13</w:t>
-            </w:r>
-          </w:p>
-        </w:tc>
-        <w:tc>
-          <w:tcPr>
-            <w:tcW w:w="7796" w:type="dxa"/>
-            <w:tcBorders>
-              <w:top w:val="single" w:color="auto" w:sz="4" w:space="0"/>
-              <w:left w:val="single" w:color="auto" w:sz="4" w:space="0"/>
-              <w:bottom w:val="single" w:color="auto" w:sz="4" w:space="0"/>
-              <w:right w:val="single" w:color="auto" w:sz="4" w:space="0"/>
-            </w:tcBorders>
-            <w:vAlign w:val="center"/>
-          </w:tcPr>
-          <w:p>
-            <w:pPr>
-              <w:spacing w:after="0" w:line="360" w:lineRule="auto"/>
-            </w:pPr>
-            <w:r>
-              <w:t>O sistema deverá ser responsivo.</w:t>
-            </w:r>
-          </w:p>
-        </w:tc>
-      </w:tr>
-      <w:tr>
-        <w:tblPrEx>
-          <w:tblBorders>
-            <w:top w:val="single" w:color="auto" w:sz="4" w:space="0"/>
-            <w:left w:val="single" w:color="auto" w:sz="4" w:space="0"/>
-            <w:bottom w:val="single" w:color="auto" w:sz="4" w:space="0"/>
-            <w:right w:val="single" w:color="auto" w:sz="4" w:space="0"/>
-            <w:insideH w:val="single" w:color="auto" w:sz="4" w:space="0"/>
-            <w:insideV w:val="single" w:color="auto" w:sz="4" w:space="0"/>
-          </w:tblBorders>
-          <w:tblCellMar>
-            <w:top w:w="0" w:type="dxa"/>
-            <w:left w:w="108" w:type="dxa"/>
-            <w:bottom w:w="0" w:type="dxa"/>
-            <w:right w:w="108" w:type="dxa"/>
-          </w:tblCellMar>
-        </w:tblPrEx>
-        <w:tc>
-          <w:tcPr>
-            <w:tcW w:w="709" w:type="dxa"/>
-            <w:tcBorders>
-              <w:top w:val="single" w:color="auto" w:sz="4" w:space="0"/>
-              <w:left w:val="single" w:color="auto" w:sz="4" w:space="0"/>
-              <w:bottom w:val="single" w:color="auto" w:sz="4" w:space="0"/>
-              <w:right w:val="single" w:color="auto" w:sz="4" w:space="0"/>
-            </w:tcBorders>
-            <w:vAlign w:val="center"/>
-          </w:tcPr>
-          <w:p>
-            <w:pPr>
-              <w:spacing w:after="0" w:line="360" w:lineRule="auto"/>
-              <w:jc w:val="center"/>
-              <w:rPr>
-                <w:b/>
-                <w:bCs/>
-                <w:sz w:val="24"/>
-                <w:szCs w:val="24"/>
-              </w:rPr>
-            </w:pPr>
-            <w:r>
-              <w:rPr>
-                <w:b/>
-                <w:bCs/>
-                <w:sz w:val="24"/>
-                <w:szCs w:val="24"/>
-              </w:rPr>
-              <w:t>14</w:t>
-            </w:r>
-          </w:p>
-        </w:tc>
-        <w:tc>
-          <w:tcPr>
-            <w:tcW w:w="7796" w:type="dxa"/>
-            <w:tcBorders>
-              <w:top w:val="single" w:color="auto" w:sz="4" w:space="0"/>
-              <w:left w:val="single" w:color="auto" w:sz="4" w:space="0"/>
-              <w:bottom w:val="single" w:color="auto" w:sz="4" w:space="0"/>
-              <w:right w:val="single" w:color="auto" w:sz="4" w:space="0"/>
-            </w:tcBorders>
-            <w:vAlign w:val="center"/>
-          </w:tcPr>
-          <w:p>
-            <w:pPr>
-              <w:spacing w:after="0" w:line="360" w:lineRule="auto"/>
-            </w:pPr>
-            <w:r>
-              <w:t>O sistema deverá permitir a opção de redefinir senha com envio de e-mail.</w:t>
+              <w:t>O sistema deverá permitir ao usuário criar uma lista de tarefas para organizar todas as etapas do planejamento da mudança, como pesquisar imóveis, contratar serviços de mudança, organizar documentos, entre outros.</w:t>
             </w:r>
           </w:p>
         </w:tc>
@@ -4088,7 +3378,7 @@
                 <w:sz w:val="24"/>
                 <w:szCs w:val="24"/>
               </w:rPr>
-              <w:t>15</w:t>
+              <w:t>5</w:t>
             </w:r>
           </w:p>
         </w:tc>
@@ -4105,15 +3395,736 @@
           </w:tcPr>
           <w:p>
             <w:pPr>
+              <w:spacing w:line="360" w:lineRule="auto"/>
+            </w:pPr>
+            <w:r>
+              <w:t>O sistema deverá permitir ao usuário definir prazos para cada tarefa da lista e acompanhar o progresso de cada uma delas, para garantir que tudo seja feito dentro do prazo.</w:t>
+            </w:r>
+          </w:p>
+        </w:tc>
+      </w:tr>
+      <w:tr>
+        <w:tblPrEx>
+          <w:tblBorders>
+            <w:top w:val="single" w:color="auto" w:sz="4" w:space="0"/>
+            <w:left w:val="single" w:color="auto" w:sz="4" w:space="0"/>
+            <w:bottom w:val="single" w:color="auto" w:sz="4" w:space="0"/>
+            <w:right w:val="single" w:color="auto" w:sz="4" w:space="0"/>
+            <w:insideH w:val="single" w:color="auto" w:sz="4" w:space="0"/>
+            <w:insideV w:val="single" w:color="auto" w:sz="4" w:space="0"/>
+          </w:tblBorders>
+          <w:tblCellMar>
+            <w:top w:w="0" w:type="dxa"/>
+            <w:left w:w="108" w:type="dxa"/>
+            <w:bottom w:w="0" w:type="dxa"/>
+            <w:right w:w="108" w:type="dxa"/>
+          </w:tblCellMar>
+        </w:tblPrEx>
+        <w:trPr>
+          <w:trHeight w:val="300" w:hRule="atLeast"/>
+        </w:trPr>
+        <w:tc>
+          <w:tcPr>
+            <w:tcW w:w="709" w:type="dxa"/>
+            <w:tcBorders>
+              <w:top w:val="single" w:color="auto" w:sz="4" w:space="0"/>
+              <w:left w:val="single" w:color="auto" w:sz="4" w:space="0"/>
+              <w:bottom w:val="single" w:color="auto" w:sz="4" w:space="0"/>
+              <w:right w:val="single" w:color="auto" w:sz="4" w:space="0"/>
+            </w:tcBorders>
+            <w:vAlign w:val="center"/>
+          </w:tcPr>
+          <w:p>
+            <w:pPr>
+              <w:spacing w:line="360" w:lineRule="auto"/>
+              <w:jc w:val="center"/>
+              <w:rPr>
+                <w:b/>
+                <w:bCs/>
+                <w:sz w:val="24"/>
+                <w:szCs w:val="24"/>
+              </w:rPr>
+            </w:pPr>
+            <w:r>
+              <w:rPr>
+                <w:b/>
+                <w:bCs/>
+                <w:sz w:val="24"/>
+                <w:szCs w:val="24"/>
+              </w:rPr>
+              <w:t>6</w:t>
+            </w:r>
+          </w:p>
+        </w:tc>
+        <w:tc>
+          <w:tcPr>
+            <w:tcW w:w="7796" w:type="dxa"/>
+            <w:tcBorders>
+              <w:top w:val="single" w:color="auto" w:sz="4" w:space="0"/>
+              <w:left w:val="single" w:color="auto" w:sz="4" w:space="0"/>
+              <w:bottom w:val="single" w:color="auto" w:sz="4" w:space="0"/>
+              <w:right w:val="single" w:color="auto" w:sz="4" w:space="0"/>
+            </w:tcBorders>
+            <w:vAlign w:val="center"/>
+          </w:tcPr>
+          <w:p>
+            <w:pPr>
+              <w:spacing w:line="360" w:lineRule="auto"/>
+            </w:pPr>
+            <w:r>
+              <w:t>O sistema deverá permitir ao usuário definir um orçamento para o planejamento da mudança e acompanhar os custos de cada etapa, para garantir que os gastos não excedam o orçamento estipulado.</w:t>
+            </w:r>
+          </w:p>
+        </w:tc>
+      </w:tr>
+      <w:tr>
+        <w:tblPrEx>
+          <w:tblBorders>
+            <w:top w:val="single" w:color="auto" w:sz="4" w:space="0"/>
+            <w:left w:val="single" w:color="auto" w:sz="4" w:space="0"/>
+            <w:bottom w:val="single" w:color="auto" w:sz="4" w:space="0"/>
+            <w:right w:val="single" w:color="auto" w:sz="4" w:space="0"/>
+            <w:insideH w:val="single" w:color="auto" w:sz="4" w:space="0"/>
+            <w:insideV w:val="single" w:color="auto" w:sz="4" w:space="0"/>
+          </w:tblBorders>
+          <w:tblCellMar>
+            <w:top w:w="0" w:type="dxa"/>
+            <w:left w:w="108" w:type="dxa"/>
+            <w:bottom w:w="0" w:type="dxa"/>
+            <w:right w:w="108" w:type="dxa"/>
+          </w:tblCellMar>
+        </w:tblPrEx>
+        <w:trPr>
+          <w:trHeight w:val="300" w:hRule="atLeast"/>
+        </w:trPr>
+        <w:tc>
+          <w:tcPr>
+            <w:tcW w:w="709" w:type="dxa"/>
+            <w:tcBorders>
+              <w:top w:val="single" w:color="auto" w:sz="4" w:space="0"/>
+              <w:left w:val="single" w:color="auto" w:sz="4" w:space="0"/>
+              <w:bottom w:val="single" w:color="auto" w:sz="4" w:space="0"/>
+              <w:right w:val="single" w:color="auto" w:sz="4" w:space="0"/>
+            </w:tcBorders>
+            <w:vAlign w:val="center"/>
+          </w:tcPr>
+          <w:p>
+            <w:pPr>
+              <w:spacing w:line="360" w:lineRule="auto"/>
+              <w:jc w:val="center"/>
+              <w:rPr>
+                <w:b/>
+                <w:bCs/>
+                <w:sz w:val="24"/>
+                <w:szCs w:val="24"/>
+              </w:rPr>
+            </w:pPr>
+            <w:r>
+              <w:rPr>
+                <w:b/>
+                <w:bCs/>
+                <w:sz w:val="24"/>
+                <w:szCs w:val="24"/>
+              </w:rPr>
+              <w:t>7</w:t>
+            </w:r>
+          </w:p>
+        </w:tc>
+        <w:tc>
+          <w:tcPr>
+            <w:tcW w:w="7796" w:type="dxa"/>
+            <w:tcBorders>
+              <w:top w:val="single" w:color="auto" w:sz="4" w:space="0"/>
+              <w:left w:val="single" w:color="auto" w:sz="4" w:space="0"/>
+              <w:bottom w:val="single" w:color="auto" w:sz="4" w:space="0"/>
+              <w:right w:val="single" w:color="auto" w:sz="4" w:space="0"/>
+            </w:tcBorders>
+            <w:vAlign w:val="center"/>
+          </w:tcPr>
+          <w:p>
+            <w:pPr>
+              <w:spacing w:line="360" w:lineRule="auto"/>
+            </w:pPr>
+            <w:r>
+              <w:t>O sistema deverá permitir ao usuário escolher sugestões de parceiras para auxiliar na mudança.</w:t>
+            </w:r>
+          </w:p>
+        </w:tc>
+      </w:tr>
+      <w:tr>
+        <w:tblPrEx>
+          <w:tblBorders>
+            <w:top w:val="single" w:color="auto" w:sz="4" w:space="0"/>
+            <w:left w:val="single" w:color="auto" w:sz="4" w:space="0"/>
+            <w:bottom w:val="single" w:color="auto" w:sz="4" w:space="0"/>
+            <w:right w:val="single" w:color="auto" w:sz="4" w:space="0"/>
+            <w:insideH w:val="single" w:color="auto" w:sz="4" w:space="0"/>
+            <w:insideV w:val="single" w:color="auto" w:sz="4" w:space="0"/>
+          </w:tblBorders>
+          <w:tblCellMar>
+            <w:top w:w="0" w:type="dxa"/>
+            <w:left w:w="108" w:type="dxa"/>
+            <w:bottom w:w="0" w:type="dxa"/>
+            <w:right w:w="108" w:type="dxa"/>
+          </w:tblCellMar>
+        </w:tblPrEx>
+        <w:trPr>
+          <w:trHeight w:val="300" w:hRule="atLeast"/>
+        </w:trPr>
+        <w:tc>
+          <w:tcPr>
+            <w:tcW w:w="709" w:type="dxa"/>
+            <w:tcBorders>
+              <w:top w:val="single" w:color="auto" w:sz="4" w:space="0"/>
+              <w:left w:val="single" w:color="auto" w:sz="4" w:space="0"/>
+              <w:bottom w:val="single" w:color="auto" w:sz="4" w:space="0"/>
+              <w:right w:val="single" w:color="auto" w:sz="4" w:space="0"/>
+            </w:tcBorders>
+            <w:vAlign w:val="center"/>
+          </w:tcPr>
+          <w:p>
+            <w:pPr>
+              <w:spacing w:line="360" w:lineRule="auto"/>
+              <w:jc w:val="center"/>
+              <w:rPr>
+                <w:b/>
+                <w:bCs/>
+                <w:sz w:val="24"/>
+                <w:szCs w:val="24"/>
+              </w:rPr>
+            </w:pPr>
+            <w:r>
+              <w:rPr>
+                <w:b/>
+                <w:bCs/>
+                <w:sz w:val="24"/>
+                <w:szCs w:val="24"/>
+              </w:rPr>
+              <w:t>8</w:t>
+            </w:r>
+          </w:p>
+        </w:tc>
+        <w:tc>
+          <w:tcPr>
+            <w:tcW w:w="7796" w:type="dxa"/>
+            <w:tcBorders>
+              <w:top w:val="single" w:color="auto" w:sz="4" w:space="0"/>
+              <w:left w:val="single" w:color="auto" w:sz="4" w:space="0"/>
+              <w:bottom w:val="single" w:color="auto" w:sz="4" w:space="0"/>
+              <w:right w:val="single" w:color="auto" w:sz="4" w:space="0"/>
+            </w:tcBorders>
+            <w:vAlign w:val="center"/>
+          </w:tcPr>
+          <w:p>
+            <w:pPr>
+              <w:spacing w:line="360" w:lineRule="auto"/>
+            </w:pPr>
+            <w:r>
+              <w:t>O sistema deverá permitir ao usuário registrar informações importantes, como contatos de fornecedores, datas de visitas a imóveis, entre outras, para que ele possa acessá-las facilmente quando necessário.</w:t>
+            </w:r>
+          </w:p>
+        </w:tc>
+      </w:tr>
+      <w:tr>
+        <w:tblPrEx>
+          <w:tblBorders>
+            <w:top w:val="single" w:color="auto" w:sz="4" w:space="0"/>
+            <w:left w:val="single" w:color="auto" w:sz="4" w:space="0"/>
+            <w:bottom w:val="single" w:color="auto" w:sz="4" w:space="0"/>
+            <w:right w:val="single" w:color="auto" w:sz="4" w:space="0"/>
+            <w:insideH w:val="single" w:color="auto" w:sz="4" w:space="0"/>
+            <w:insideV w:val="single" w:color="auto" w:sz="4" w:space="0"/>
+          </w:tblBorders>
+          <w:tblCellMar>
+            <w:top w:w="0" w:type="dxa"/>
+            <w:left w:w="108" w:type="dxa"/>
+            <w:bottom w:w="0" w:type="dxa"/>
+            <w:right w:w="108" w:type="dxa"/>
+          </w:tblCellMar>
+        </w:tblPrEx>
+        <w:tc>
+          <w:tcPr>
+            <w:tcW w:w="709" w:type="dxa"/>
+            <w:tcBorders>
+              <w:top w:val="single" w:color="auto" w:sz="4" w:space="0"/>
+              <w:left w:val="single" w:color="auto" w:sz="4" w:space="0"/>
+              <w:bottom w:val="single" w:color="auto" w:sz="4" w:space="0"/>
+              <w:right w:val="single" w:color="auto" w:sz="4" w:space="0"/>
+            </w:tcBorders>
+            <w:vAlign w:val="center"/>
+          </w:tcPr>
+          <w:p>
+            <w:pPr>
               <w:spacing w:after="0" w:line="360" w:lineRule="auto"/>
-            </w:pPr>
-            <w:r>
-              <w:t>O sistema deverá ter opção de tradução do sistema para diferentes idiomas.</w:t>
+              <w:jc w:val="center"/>
+              <w:rPr>
+                <w:b/>
+                <w:bCs/>
+                <w:sz w:val="24"/>
+                <w:szCs w:val="24"/>
+              </w:rPr>
+            </w:pPr>
+            <w:r>
+              <w:rPr>
+                <w:b/>
+                <w:bCs/>
+                <w:sz w:val="24"/>
+                <w:szCs w:val="24"/>
+              </w:rPr>
+              <w:t>9</w:t>
+            </w:r>
+          </w:p>
+        </w:tc>
+        <w:tc>
+          <w:tcPr>
+            <w:tcW w:w="7796" w:type="dxa"/>
+            <w:tcBorders>
+              <w:top w:val="single" w:color="auto" w:sz="4" w:space="0"/>
+              <w:left w:val="single" w:color="auto" w:sz="4" w:space="0"/>
+              <w:bottom w:val="single" w:color="auto" w:sz="4" w:space="0"/>
+              <w:right w:val="single" w:color="auto" w:sz="4" w:space="0"/>
+            </w:tcBorders>
+            <w:vAlign w:val="center"/>
+          </w:tcPr>
+          <w:p>
+            <w:pPr>
+              <w:spacing w:after="0" w:line="360" w:lineRule="auto"/>
+            </w:pPr>
+            <w:r>
+              <w:t>O sistema permitirá ao usuário a opção de visualizar o controle de gastos, o progresso da mudança, controlando o prazo de conclusão das tarefas criadas.</w:t>
+            </w:r>
+          </w:p>
+        </w:tc>
+      </w:tr>
+      <w:tr>
+        <w:tblPrEx>
+          <w:tblBorders>
+            <w:top w:val="single" w:color="auto" w:sz="4" w:space="0"/>
+            <w:left w:val="single" w:color="auto" w:sz="4" w:space="0"/>
+            <w:bottom w:val="single" w:color="auto" w:sz="4" w:space="0"/>
+            <w:right w:val="single" w:color="auto" w:sz="4" w:space="0"/>
+            <w:insideH w:val="single" w:color="auto" w:sz="4" w:space="0"/>
+            <w:insideV w:val="single" w:color="auto" w:sz="4" w:space="0"/>
+          </w:tblBorders>
+          <w:tblCellMar>
+            <w:top w:w="0" w:type="dxa"/>
+            <w:left w:w="108" w:type="dxa"/>
+            <w:bottom w:w="0" w:type="dxa"/>
+            <w:right w:w="108" w:type="dxa"/>
+          </w:tblCellMar>
+        </w:tblPrEx>
+        <w:tc>
+          <w:tcPr>
+            <w:tcW w:w="709" w:type="dxa"/>
+            <w:tcBorders>
+              <w:top w:val="single" w:color="auto" w:sz="4" w:space="0"/>
+              <w:left w:val="single" w:color="auto" w:sz="4" w:space="0"/>
+              <w:bottom w:val="single" w:color="auto" w:sz="4" w:space="0"/>
+              <w:right w:val="single" w:color="auto" w:sz="4" w:space="0"/>
+            </w:tcBorders>
+            <w:vAlign w:val="center"/>
+          </w:tcPr>
+          <w:p>
+            <w:pPr>
+              <w:spacing w:after="0" w:line="360" w:lineRule="auto"/>
+              <w:jc w:val="center"/>
+              <w:rPr>
+                <w:b/>
+                <w:bCs/>
+                <w:sz w:val="24"/>
+                <w:szCs w:val="24"/>
+              </w:rPr>
+            </w:pPr>
+            <w:r>
+              <w:rPr>
+                <w:b/>
+                <w:bCs/>
+                <w:sz w:val="24"/>
+                <w:szCs w:val="24"/>
+              </w:rPr>
+              <w:t>10</w:t>
+            </w:r>
+          </w:p>
+        </w:tc>
+        <w:tc>
+          <w:tcPr>
+            <w:tcW w:w="7796" w:type="dxa"/>
+            <w:tcBorders>
+              <w:top w:val="single" w:color="auto" w:sz="4" w:space="0"/>
+              <w:left w:val="single" w:color="auto" w:sz="4" w:space="0"/>
+              <w:bottom w:val="single" w:color="auto" w:sz="4" w:space="0"/>
+              <w:right w:val="single" w:color="auto" w:sz="4" w:space="0"/>
+            </w:tcBorders>
+            <w:vAlign w:val="center"/>
+          </w:tcPr>
+          <w:p>
+            <w:pPr>
+              <w:spacing w:after="0" w:line="360" w:lineRule="auto"/>
+            </w:pPr>
+            <w:r>
+              <w:t xml:space="preserve">O sistema deverá permitir ao usuário registrar todas as despesas realizadas na casa, como contas de água, luz, telefone, alimentação, transporte, entre outras. </w:t>
+            </w:r>
+          </w:p>
+        </w:tc>
+      </w:tr>
+      <w:tr>
+        <w:tblPrEx>
+          <w:tblBorders>
+            <w:top w:val="single" w:color="auto" w:sz="4" w:space="0"/>
+            <w:left w:val="single" w:color="auto" w:sz="4" w:space="0"/>
+            <w:bottom w:val="single" w:color="auto" w:sz="4" w:space="0"/>
+            <w:right w:val="single" w:color="auto" w:sz="4" w:space="0"/>
+            <w:insideH w:val="single" w:color="auto" w:sz="4" w:space="0"/>
+            <w:insideV w:val="single" w:color="auto" w:sz="4" w:space="0"/>
+          </w:tblBorders>
+          <w:tblCellMar>
+            <w:top w:w="0" w:type="dxa"/>
+            <w:left w:w="108" w:type="dxa"/>
+            <w:bottom w:w="0" w:type="dxa"/>
+            <w:right w:w="108" w:type="dxa"/>
+          </w:tblCellMar>
+        </w:tblPrEx>
+        <w:tc>
+          <w:tcPr>
+            <w:tcW w:w="709" w:type="dxa"/>
+            <w:tcBorders>
+              <w:top w:val="single" w:color="auto" w:sz="4" w:space="0"/>
+              <w:left w:val="single" w:color="auto" w:sz="4" w:space="0"/>
+              <w:bottom w:val="single" w:color="auto" w:sz="4" w:space="0"/>
+              <w:right w:val="single" w:color="auto" w:sz="4" w:space="0"/>
+            </w:tcBorders>
+            <w:vAlign w:val="center"/>
+          </w:tcPr>
+          <w:p>
+            <w:pPr>
+              <w:spacing w:after="0" w:line="360" w:lineRule="auto"/>
+              <w:jc w:val="center"/>
+              <w:rPr>
+                <w:b/>
+                <w:bCs/>
+                <w:sz w:val="24"/>
+                <w:szCs w:val="24"/>
+              </w:rPr>
+            </w:pPr>
+            <w:r>
+              <w:rPr>
+                <w:b/>
+                <w:bCs/>
+                <w:sz w:val="24"/>
+                <w:szCs w:val="24"/>
+              </w:rPr>
+              <w:t>11</w:t>
+            </w:r>
+          </w:p>
+        </w:tc>
+        <w:tc>
+          <w:tcPr>
+            <w:tcW w:w="7796" w:type="dxa"/>
+            <w:tcBorders>
+              <w:top w:val="single" w:color="auto" w:sz="4" w:space="0"/>
+              <w:left w:val="single" w:color="auto" w:sz="4" w:space="0"/>
+              <w:bottom w:val="single" w:color="auto" w:sz="4" w:space="0"/>
+              <w:right w:val="single" w:color="auto" w:sz="4" w:space="0"/>
+            </w:tcBorders>
+            <w:vAlign w:val="center"/>
+          </w:tcPr>
+          <w:p>
+            <w:pPr>
+              <w:spacing w:after="0" w:line="360" w:lineRule="auto"/>
+            </w:pPr>
+            <w:r>
+              <w:t xml:space="preserve">O sistema deverá permitir ao usuário categorizar as despesas registradas para que ele possa visualizar os gastos por tipo. </w:t>
+            </w:r>
+          </w:p>
+        </w:tc>
+      </w:tr>
+      <w:tr>
+        <w:tblPrEx>
+          <w:tblBorders>
+            <w:top w:val="single" w:color="auto" w:sz="4" w:space="0"/>
+            <w:left w:val="single" w:color="auto" w:sz="4" w:space="0"/>
+            <w:bottom w:val="single" w:color="auto" w:sz="4" w:space="0"/>
+            <w:right w:val="single" w:color="auto" w:sz="4" w:space="0"/>
+            <w:insideH w:val="single" w:color="auto" w:sz="4" w:space="0"/>
+            <w:insideV w:val="single" w:color="auto" w:sz="4" w:space="0"/>
+          </w:tblBorders>
+          <w:tblCellMar>
+            <w:top w:w="0" w:type="dxa"/>
+            <w:left w:w="108" w:type="dxa"/>
+            <w:bottom w:w="0" w:type="dxa"/>
+            <w:right w:w="108" w:type="dxa"/>
+          </w:tblCellMar>
+        </w:tblPrEx>
+        <w:tc>
+          <w:tcPr>
+            <w:tcW w:w="709" w:type="dxa"/>
+            <w:tcBorders>
+              <w:top w:val="single" w:color="auto" w:sz="4" w:space="0"/>
+              <w:left w:val="single" w:color="auto" w:sz="4" w:space="0"/>
+              <w:bottom w:val="single" w:color="auto" w:sz="4" w:space="0"/>
+              <w:right w:val="single" w:color="auto" w:sz="4" w:space="0"/>
+            </w:tcBorders>
+            <w:vAlign w:val="center"/>
+          </w:tcPr>
+          <w:p>
+            <w:pPr>
+              <w:spacing w:after="0" w:line="360" w:lineRule="auto"/>
+              <w:jc w:val="center"/>
+              <w:rPr>
+                <w:b/>
+                <w:bCs/>
+                <w:sz w:val="24"/>
+                <w:szCs w:val="24"/>
+              </w:rPr>
+            </w:pPr>
+            <w:r>
+              <w:rPr>
+                <w:b/>
+                <w:bCs/>
+                <w:sz w:val="24"/>
+                <w:szCs w:val="24"/>
+              </w:rPr>
+              <w:t>12</w:t>
+            </w:r>
+          </w:p>
+        </w:tc>
+        <w:tc>
+          <w:tcPr>
+            <w:tcW w:w="7796" w:type="dxa"/>
+            <w:tcBorders>
+              <w:top w:val="single" w:color="auto" w:sz="4" w:space="0"/>
+              <w:left w:val="single" w:color="auto" w:sz="4" w:space="0"/>
+              <w:bottom w:val="single" w:color="auto" w:sz="4" w:space="0"/>
+              <w:right w:val="single" w:color="auto" w:sz="4" w:space="0"/>
+            </w:tcBorders>
+            <w:vAlign w:val="center"/>
+          </w:tcPr>
+          <w:p>
+            <w:pPr>
+              <w:spacing w:after="0" w:line="360" w:lineRule="auto"/>
+            </w:pPr>
+            <w:r>
+              <w:t xml:space="preserve">O sistema deverá permitir ao usuário definir um orçamento mensal para cada categoria de despesa e acompanhar o quanto já foi gasto em relação ao orçamento definido. </w:t>
+            </w:r>
+          </w:p>
+        </w:tc>
+      </w:tr>
+      <w:tr>
+        <w:tblPrEx>
+          <w:tblBorders>
+            <w:top w:val="single" w:color="auto" w:sz="4" w:space="0"/>
+            <w:left w:val="single" w:color="auto" w:sz="4" w:space="0"/>
+            <w:bottom w:val="single" w:color="auto" w:sz="4" w:space="0"/>
+            <w:right w:val="single" w:color="auto" w:sz="4" w:space="0"/>
+            <w:insideH w:val="single" w:color="auto" w:sz="4" w:space="0"/>
+            <w:insideV w:val="single" w:color="auto" w:sz="4" w:space="0"/>
+          </w:tblBorders>
+          <w:tblCellMar>
+            <w:top w:w="0" w:type="dxa"/>
+            <w:left w:w="108" w:type="dxa"/>
+            <w:bottom w:w="0" w:type="dxa"/>
+            <w:right w:w="108" w:type="dxa"/>
+          </w:tblCellMar>
+        </w:tblPrEx>
+        <w:tc>
+          <w:tcPr>
+            <w:tcW w:w="709" w:type="dxa"/>
+            <w:tcBorders>
+              <w:top w:val="single" w:color="auto" w:sz="4" w:space="0"/>
+              <w:left w:val="single" w:color="auto" w:sz="4" w:space="0"/>
+              <w:bottom w:val="single" w:color="auto" w:sz="4" w:space="0"/>
+              <w:right w:val="single" w:color="auto" w:sz="4" w:space="0"/>
+            </w:tcBorders>
+            <w:vAlign w:val="center"/>
+          </w:tcPr>
+          <w:p>
+            <w:pPr>
+              <w:spacing w:after="0" w:line="360" w:lineRule="auto"/>
+              <w:jc w:val="center"/>
+              <w:rPr>
+                <w:b/>
+                <w:bCs/>
+                <w:sz w:val="24"/>
+                <w:szCs w:val="24"/>
+              </w:rPr>
+            </w:pPr>
+            <w:r>
+              <w:rPr>
+                <w:b/>
+                <w:bCs/>
+                <w:sz w:val="24"/>
+                <w:szCs w:val="24"/>
+              </w:rPr>
+              <w:t>13</w:t>
+            </w:r>
+          </w:p>
+        </w:tc>
+        <w:tc>
+          <w:tcPr>
+            <w:tcW w:w="7796" w:type="dxa"/>
+            <w:tcBorders>
+              <w:top w:val="single" w:color="auto" w:sz="4" w:space="0"/>
+              <w:left w:val="single" w:color="auto" w:sz="4" w:space="0"/>
+              <w:bottom w:val="single" w:color="auto" w:sz="4" w:space="0"/>
+              <w:right w:val="single" w:color="auto" w:sz="4" w:space="0"/>
+            </w:tcBorders>
+            <w:vAlign w:val="center"/>
+          </w:tcPr>
+          <w:p>
+            <w:pPr>
+              <w:spacing w:after="0" w:line="360" w:lineRule="auto"/>
+            </w:pPr>
+            <w:r>
+              <w:t>O sistema deverá fornecer ao usuário gráficos e relatórios para que ele possa visualizar os gastos de forma clara e entender onde está gastando mais dinheiro.</w:t>
+            </w:r>
+          </w:p>
+        </w:tc>
+      </w:tr>
+      <w:tr>
+        <w:tblPrEx>
+          <w:tblBorders>
+            <w:top w:val="single" w:color="auto" w:sz="4" w:space="0"/>
+            <w:left w:val="single" w:color="auto" w:sz="4" w:space="0"/>
+            <w:bottom w:val="single" w:color="auto" w:sz="4" w:space="0"/>
+            <w:right w:val="single" w:color="auto" w:sz="4" w:space="0"/>
+            <w:insideH w:val="single" w:color="auto" w:sz="4" w:space="0"/>
+            <w:insideV w:val="single" w:color="auto" w:sz="4" w:space="0"/>
+          </w:tblBorders>
+          <w:tblCellMar>
+            <w:top w:w="0" w:type="dxa"/>
+            <w:left w:w="108" w:type="dxa"/>
+            <w:bottom w:w="0" w:type="dxa"/>
+            <w:right w:w="108" w:type="dxa"/>
+          </w:tblCellMar>
+        </w:tblPrEx>
+        <w:tc>
+          <w:tcPr>
+            <w:tcW w:w="709" w:type="dxa"/>
+            <w:tcBorders>
+              <w:top w:val="single" w:color="auto" w:sz="4" w:space="0"/>
+              <w:left w:val="single" w:color="auto" w:sz="4" w:space="0"/>
+              <w:bottom w:val="single" w:color="auto" w:sz="4" w:space="0"/>
+              <w:right w:val="single" w:color="auto" w:sz="4" w:space="0"/>
+            </w:tcBorders>
+            <w:vAlign w:val="center"/>
+          </w:tcPr>
+          <w:p>
+            <w:pPr>
+              <w:spacing w:after="0" w:line="360" w:lineRule="auto"/>
+              <w:jc w:val="center"/>
+              <w:rPr>
+                <w:b/>
+                <w:bCs/>
+                <w:sz w:val="24"/>
+                <w:szCs w:val="24"/>
+              </w:rPr>
+            </w:pPr>
+            <w:r>
+              <w:rPr>
+                <w:b/>
+                <w:bCs/>
+                <w:sz w:val="24"/>
+                <w:szCs w:val="24"/>
+              </w:rPr>
+              <w:t>14</w:t>
+            </w:r>
+          </w:p>
+        </w:tc>
+        <w:tc>
+          <w:tcPr>
+            <w:tcW w:w="7796" w:type="dxa"/>
+            <w:tcBorders>
+              <w:top w:val="single" w:color="auto" w:sz="4" w:space="0"/>
+              <w:left w:val="single" w:color="auto" w:sz="4" w:space="0"/>
+              <w:bottom w:val="single" w:color="auto" w:sz="4" w:space="0"/>
+              <w:right w:val="single" w:color="auto" w:sz="4" w:space="0"/>
+            </w:tcBorders>
+            <w:vAlign w:val="center"/>
+          </w:tcPr>
+          <w:p>
+            <w:pPr>
+              <w:spacing w:after="0" w:line="360" w:lineRule="auto"/>
+            </w:pPr>
+            <w:r>
+              <w:t>O sistema deverá permitir a mudança de tema claro ou escuro da tela.</w:t>
+            </w:r>
+          </w:p>
+        </w:tc>
+      </w:tr>
+      <w:tr>
+        <w:tblPrEx>
+          <w:tblBorders>
+            <w:top w:val="single" w:color="auto" w:sz="4" w:space="0"/>
+            <w:left w:val="single" w:color="auto" w:sz="4" w:space="0"/>
+            <w:bottom w:val="single" w:color="auto" w:sz="4" w:space="0"/>
+            <w:right w:val="single" w:color="auto" w:sz="4" w:space="0"/>
+            <w:insideH w:val="single" w:color="auto" w:sz="4" w:space="0"/>
+            <w:insideV w:val="single" w:color="auto" w:sz="4" w:space="0"/>
+          </w:tblBorders>
+          <w:tblCellMar>
+            <w:top w:w="0" w:type="dxa"/>
+            <w:left w:w="108" w:type="dxa"/>
+            <w:bottom w:w="0" w:type="dxa"/>
+            <w:right w:w="108" w:type="dxa"/>
+          </w:tblCellMar>
+        </w:tblPrEx>
+        <w:tc>
+          <w:tcPr>
+            <w:tcW w:w="709" w:type="dxa"/>
+            <w:tcBorders>
+              <w:top w:val="single" w:color="auto" w:sz="4" w:space="0"/>
+              <w:left w:val="single" w:color="auto" w:sz="4" w:space="0"/>
+              <w:bottom w:val="single" w:color="auto" w:sz="4" w:space="0"/>
+              <w:right w:val="single" w:color="auto" w:sz="4" w:space="0"/>
+            </w:tcBorders>
+            <w:vAlign w:val="center"/>
+          </w:tcPr>
+          <w:p>
+            <w:pPr>
+              <w:spacing w:after="0" w:line="360" w:lineRule="auto"/>
+              <w:jc w:val="center"/>
+              <w:rPr>
+                <w:b/>
+                <w:bCs/>
+                <w:sz w:val="24"/>
+                <w:szCs w:val="24"/>
+              </w:rPr>
+            </w:pPr>
+            <w:r>
+              <w:rPr>
+                <w:b/>
+                <w:bCs/>
+                <w:sz w:val="24"/>
+                <w:szCs w:val="24"/>
+              </w:rPr>
+              <w:t>15</w:t>
+            </w:r>
+          </w:p>
+        </w:tc>
+        <w:tc>
+          <w:tcPr>
+            <w:tcW w:w="7796" w:type="dxa"/>
+            <w:tcBorders>
+              <w:top w:val="single" w:color="auto" w:sz="4" w:space="0"/>
+              <w:left w:val="single" w:color="auto" w:sz="4" w:space="0"/>
+              <w:bottom w:val="single" w:color="auto" w:sz="4" w:space="0"/>
+              <w:right w:val="single" w:color="auto" w:sz="4" w:space="0"/>
+            </w:tcBorders>
+            <w:vAlign w:val="center"/>
+          </w:tcPr>
+          <w:p>
+            <w:pPr>
+              <w:spacing w:after="0" w:line="360" w:lineRule="auto"/>
+            </w:pPr>
+            <w:r>
+              <w:t>O sistema deverá permitir a opção de redefinir senha com envio de e-mail.</w:t>
             </w:r>
           </w:p>
         </w:tc>
       </w:tr>
     </w:tbl>
+    <w:p/>
+    <w:p/>
     <w:p/>
     <w:p/>
     <w:p>
@@ -4321,17 +4332,9 @@
           <w:p>
             <w:pPr>
               <w:spacing w:after="0" w:line="360" w:lineRule="auto"/>
-              <w:rPr>
-                <w:rFonts w:hint="default"/>
-                <w:lang w:val="pt-BR"/>
-              </w:rPr>
-            </w:pPr>
-            <w:r>
-              <w:rPr>
-                <w:rFonts w:hint="default"/>
-                <w:lang w:val="pt-BR"/>
-              </w:rPr>
-              <w:t>Cliente</w:t>
+            </w:pPr>
+            <w:r>
+              <w:t>Usuário</w:t>
             </w:r>
           </w:p>
         </w:tc>
@@ -4388,17 +4391,9 @@
           <w:p>
             <w:pPr>
               <w:spacing w:after="0" w:line="360" w:lineRule="auto"/>
-              <w:rPr>
-                <w:rFonts w:hint="default"/>
-                <w:lang w:val="pt-BR"/>
-              </w:rPr>
-            </w:pPr>
-            <w:r>
-              <w:rPr>
-                <w:rFonts w:hint="default"/>
-                <w:lang w:val="pt-BR"/>
-              </w:rPr>
-              <w:t>Administrador</w:t>
+            </w:pPr>
+            <w:r>
+              <w:t>Sistema</w:t>
             </w:r>
           </w:p>
         </w:tc>
@@ -4474,12 +4469,6 @@
             <w:insideH w:val="single" w:color="auto" w:sz="4" w:space="0"/>
             <w:insideV w:val="single" w:color="auto" w:sz="4" w:space="0"/>
           </w:tblBorders>
-          <w:tblCellMar>
-            <w:top w:w="0" w:type="dxa"/>
-            <w:left w:w="108" w:type="dxa"/>
-            <w:bottom w:w="0" w:type="dxa"/>
-            <w:right w:w="108" w:type="dxa"/>
-          </w:tblCellMar>
         </w:tblPrEx>
         <w:trPr>
           <w:trHeight w:val="361" w:hRule="atLeast"/>
@@ -4512,27 +4501,7 @@
                 <w:sz w:val="24"/>
                 <w:szCs w:val="24"/>
               </w:rPr>
-              <w:t xml:space="preserve">CASO DE USO </w:t>
-            </w:r>
-            <w:r>
-              <w:rPr>
-                <w:rFonts w:hint="default"/>
-                <w:b/>
-                <w:bCs/>
-                <w:sz w:val="24"/>
-                <w:szCs w:val="24"/>
-                <w:lang w:val="pt-BR"/>
-              </w:rPr>
-              <w:t>- GERAL</w:t>
-            </w:r>
-            <w:r>
-              <w:rPr>
-                <w:b/>
-                <w:bCs/>
-                <w:sz w:val="24"/>
-                <w:szCs w:val="24"/>
-              </w:rPr>
-              <w:t xml:space="preserve">:  </w:t>
+              <w:t xml:space="preserve">CASO DE USO 1:  </w:t>
             </w:r>
           </w:p>
         </w:tc>
@@ -5026,16 +4995,6 @@
             <w:pPr>
               <w:spacing w:after="0" w:line="240" w:lineRule="auto"/>
             </w:pPr>
-            <w:r>
-              <w:rPr>
-                <w:rFonts w:hint="default"/>
-                <w:lang w:val="pt-BR"/>
-              </w:rPr>
-              <w:t xml:space="preserve">Realizar </w:t>
-            </w:r>
-            <w:r>
-              <w:t>Login</w:t>
-            </w:r>
           </w:p>
         </w:tc>
       </w:tr>
@@ -5120,6 +5079,12 @@
             <w:insideH w:val="single" w:color="auto" w:sz="4" w:space="0"/>
             <w:insideV w:val="single" w:color="auto" w:sz="4" w:space="0"/>
           </w:tblBorders>
+          <w:tblCellMar>
+            <w:top w:w="0" w:type="dxa"/>
+            <w:left w:w="108" w:type="dxa"/>
+            <w:bottom w:w="0" w:type="dxa"/>
+            <w:right w:w="108" w:type="dxa"/>
+          </w:tblCellMar>
         </w:tblPrEx>
         <w:tc>
           <w:tcPr>
@@ -5514,20 +5479,7 @@
           <w:p>
             <w:pPr>
               <w:spacing w:after="0" w:line="240" w:lineRule="auto"/>
-              <w:rPr>
-                <w:rFonts w:hint="default"/>
-                <w:lang w:val="pt-BR"/>
-              </w:rPr>
-            </w:pPr>
-            <w:r>
-              <w:rPr>
-                <w:rFonts w:hint="default"/>
-                <w:b/>
-                <w:bCs/>
-                <w:lang w:val="pt-BR"/>
-              </w:rPr>
-              <w:t>Indicar ação</w:t>
-            </w:r>
+            </w:pPr>
           </w:p>
         </w:tc>
       </w:tr>
@@ -6028,18 +5980,16 @@
               <w:spacing w:after="0" w:line="240" w:lineRule="auto"/>
               <w:textAlignment w:val="baseline"/>
               <w:rPr>
-                <w:rFonts w:ascii="Segoe UI" w:hAnsi="Segoe UI" w:eastAsia="Times New Roman" w:cs="Segoe UI"/>
-                <w:sz w:val="18"/>
-                <w:szCs w:val="18"/>
-                <w:lang w:eastAsia="en-GB"/>
-              </w:rPr>
-            </w:pPr>
-            <w:r>
-              <w:rPr>
                 <w:rFonts w:ascii="Calibri" w:hAnsi="Calibri" w:eastAsia="Times New Roman" w:cs="Calibri"/>
                 <w:lang w:eastAsia="en-GB"/>
               </w:rPr>
-              <w:t>Como usuário quero poder me cadastrar na plataforma. </w:t>
+            </w:pPr>
+            <w:r>
+              <w:rPr>
+                <w:rFonts w:ascii="Calibri" w:hAnsi="Calibri" w:eastAsia="Times New Roman" w:cs="Calibri"/>
+                <w:lang w:eastAsia="en-GB"/>
+              </w:rPr>
+              <w:t>Como cliente quero poder me cadastrar na plataforma. </w:t>
             </w:r>
           </w:p>
         </w:tc>
@@ -6127,18 +6077,16 @@
               <w:spacing w:after="0" w:line="240" w:lineRule="auto"/>
               <w:textAlignment w:val="baseline"/>
               <w:rPr>
-                <w:rFonts w:ascii="Segoe UI" w:hAnsi="Segoe UI" w:eastAsia="Times New Roman" w:cs="Segoe UI"/>
-                <w:sz w:val="18"/>
-                <w:szCs w:val="18"/>
-                <w:lang w:eastAsia="en-GB"/>
-              </w:rPr>
-            </w:pPr>
-            <w:r>
-              <w:rPr>
                 <w:rFonts w:ascii="Calibri" w:hAnsi="Calibri" w:eastAsia="Times New Roman" w:cs="Calibri"/>
                 <w:lang w:eastAsia="en-GB"/>
               </w:rPr>
-              <w:t>Como usuário quero poder editar informações dados do meu cadastro. </w:t>
+            </w:pPr>
+            <w:r>
+              <w:rPr>
+                <w:rFonts w:ascii="Calibri" w:hAnsi="Calibri" w:eastAsia="Times New Roman" w:cs="Calibri"/>
+                <w:lang w:eastAsia="en-GB"/>
+              </w:rPr>
+              <w:t>Como cliente quero poder editar informações dados do meu cadastro. </w:t>
             </w:r>
           </w:p>
         </w:tc>
@@ -6226,18 +6174,16 @@
               <w:spacing w:after="0" w:line="240" w:lineRule="auto"/>
               <w:textAlignment w:val="baseline"/>
               <w:rPr>
-                <w:rFonts w:ascii="Segoe UI" w:hAnsi="Segoe UI" w:eastAsia="Times New Roman" w:cs="Segoe UI"/>
-                <w:sz w:val="18"/>
-                <w:szCs w:val="18"/>
-                <w:lang w:eastAsia="en-GB"/>
-              </w:rPr>
-            </w:pPr>
-            <w:r>
-              <w:rPr>
                 <w:rFonts w:ascii="Calibri" w:hAnsi="Calibri" w:eastAsia="Times New Roman" w:cs="Calibri"/>
                 <w:lang w:eastAsia="en-GB"/>
               </w:rPr>
-              <w:t>Como usuário quero poder informar minha situação. </w:t>
+            </w:pPr>
+            <w:r>
+              <w:rPr>
+                <w:rFonts w:ascii="Calibri" w:hAnsi="Calibri" w:eastAsia="Times New Roman" w:cs="Calibri"/>
+                <w:lang w:eastAsia="en-GB"/>
+              </w:rPr>
+              <w:t>Como cliente quero poder informar minha situação. </w:t>
             </w:r>
           </w:p>
         </w:tc>
@@ -6325,18 +6271,16 @@
               <w:spacing w:after="0" w:line="240" w:lineRule="auto"/>
               <w:textAlignment w:val="baseline"/>
               <w:rPr>
-                <w:rFonts w:ascii="Segoe UI" w:hAnsi="Segoe UI" w:eastAsia="Times New Roman" w:cs="Segoe UI"/>
-                <w:sz w:val="18"/>
-                <w:szCs w:val="18"/>
-                <w:lang w:eastAsia="en-GB"/>
-              </w:rPr>
-            </w:pPr>
-            <w:r>
-              <w:rPr>
                 <w:rFonts w:ascii="Calibri" w:hAnsi="Calibri" w:eastAsia="Times New Roman" w:cs="Calibri"/>
                 <w:lang w:eastAsia="en-GB"/>
               </w:rPr>
-              <w:t>Como usuário quero poder registrar minhas despesas. </w:t>
+            </w:pPr>
+            <w:r>
+              <w:rPr>
+                <w:rFonts w:ascii="Calibri" w:hAnsi="Calibri" w:eastAsia="Times New Roman" w:cs="Calibri"/>
+                <w:lang w:eastAsia="en-GB"/>
+              </w:rPr>
+              <w:t>Como cliente quero poder registrar minhas despesas. </w:t>
             </w:r>
           </w:p>
         </w:tc>
@@ -6424,18 +6368,16 @@
               <w:spacing w:after="0" w:line="240" w:lineRule="auto"/>
               <w:textAlignment w:val="baseline"/>
               <w:rPr>
-                <w:rFonts w:ascii="Segoe UI" w:hAnsi="Segoe UI" w:eastAsia="Times New Roman" w:cs="Segoe UI"/>
-                <w:sz w:val="18"/>
-                <w:szCs w:val="18"/>
-                <w:lang w:eastAsia="en-GB"/>
-              </w:rPr>
-            </w:pPr>
-            <w:r>
-              <w:rPr>
                 <w:rFonts w:ascii="Calibri" w:hAnsi="Calibri" w:eastAsia="Times New Roman" w:cs="Calibri"/>
                 <w:lang w:eastAsia="en-GB"/>
               </w:rPr>
-              <w:t>Como usuário quero poder categorizar minhas despesas por tipo. </w:t>
+            </w:pPr>
+            <w:r>
+              <w:rPr>
+                <w:rFonts w:ascii="Calibri" w:hAnsi="Calibri" w:eastAsia="Times New Roman" w:cs="Calibri"/>
+                <w:lang w:eastAsia="en-GB"/>
+              </w:rPr>
+              <w:t>Como cliente quero poder categorizar minhas despesas por tipo. </w:t>
             </w:r>
           </w:p>
         </w:tc>
@@ -6523,18 +6465,16 @@
               <w:spacing w:after="0" w:line="240" w:lineRule="auto"/>
               <w:textAlignment w:val="baseline"/>
               <w:rPr>
-                <w:rFonts w:ascii="Segoe UI" w:hAnsi="Segoe UI" w:eastAsia="Times New Roman" w:cs="Segoe UI"/>
-                <w:sz w:val="18"/>
-                <w:szCs w:val="18"/>
-                <w:lang w:eastAsia="en-GB"/>
-              </w:rPr>
-            </w:pPr>
-            <w:r>
-              <w:rPr>
                 <w:rFonts w:ascii="Calibri" w:hAnsi="Calibri" w:eastAsia="Times New Roman" w:cs="Calibri"/>
                 <w:lang w:eastAsia="en-GB"/>
               </w:rPr>
-              <w:t>Como usuário quero poder definir meu orçamento mensal </w:t>
+            </w:pPr>
+            <w:r>
+              <w:rPr>
+                <w:rFonts w:ascii="Calibri" w:hAnsi="Calibri" w:eastAsia="Times New Roman" w:cs="Calibri"/>
+                <w:lang w:eastAsia="en-GB"/>
+              </w:rPr>
+              <w:t>Como cliente quero poder definir meu orçamento mensal </w:t>
             </w:r>
           </w:p>
         </w:tc>
@@ -6622,18 +6562,16 @@
               <w:spacing w:after="0" w:line="240" w:lineRule="auto"/>
               <w:textAlignment w:val="baseline"/>
               <w:rPr>
-                <w:rFonts w:ascii="Segoe UI" w:hAnsi="Segoe UI" w:eastAsia="Times New Roman" w:cs="Segoe UI"/>
-                <w:sz w:val="18"/>
-                <w:szCs w:val="18"/>
-                <w:lang w:eastAsia="en-GB"/>
-              </w:rPr>
-            </w:pPr>
-            <w:r>
-              <w:rPr>
                 <w:rFonts w:ascii="Calibri" w:hAnsi="Calibri" w:eastAsia="Times New Roman" w:cs="Calibri"/>
                 <w:lang w:eastAsia="en-GB"/>
               </w:rPr>
-              <w:t>Como usuário quero poder acompanhar meus gastos. </w:t>
+            </w:pPr>
+            <w:r>
+              <w:rPr>
+                <w:rFonts w:ascii="Calibri" w:hAnsi="Calibri" w:eastAsia="Times New Roman" w:cs="Calibri"/>
+                <w:lang w:eastAsia="en-GB"/>
+              </w:rPr>
+              <w:t>Como cliente quero poder acompanhar meus gastos. </w:t>
             </w:r>
           </w:p>
         </w:tc>
@@ -6721,18 +6659,16 @@
               <w:spacing w:after="0" w:line="240" w:lineRule="auto"/>
               <w:textAlignment w:val="baseline"/>
               <w:rPr>
-                <w:rFonts w:ascii="Segoe UI" w:hAnsi="Segoe UI" w:eastAsia="Times New Roman" w:cs="Segoe UI"/>
-                <w:sz w:val="18"/>
-                <w:szCs w:val="18"/>
-                <w:lang w:eastAsia="en-GB"/>
-              </w:rPr>
-            </w:pPr>
-            <w:r>
-              <w:rPr>
                 <w:rFonts w:ascii="Calibri" w:hAnsi="Calibri" w:eastAsia="Times New Roman" w:cs="Calibri"/>
                 <w:lang w:eastAsia="en-GB"/>
               </w:rPr>
-              <w:t>Como usuário quero poder visualizar gráficos de gastos das minhas despesas. </w:t>
+            </w:pPr>
+            <w:r>
+              <w:rPr>
+                <w:rFonts w:ascii="Calibri" w:hAnsi="Calibri" w:eastAsia="Times New Roman" w:cs="Calibri"/>
+                <w:lang w:eastAsia="en-GB"/>
+              </w:rPr>
+              <w:t>Como cliente quero poder visualizar gráficos de gastos das minhas despesas. </w:t>
             </w:r>
           </w:p>
         </w:tc>
@@ -6820,18 +6756,16 @@
               <w:spacing w:after="0" w:line="240" w:lineRule="auto"/>
               <w:textAlignment w:val="baseline"/>
               <w:rPr>
-                <w:rFonts w:ascii="Segoe UI" w:hAnsi="Segoe UI" w:eastAsia="Times New Roman" w:cs="Segoe UI"/>
-                <w:sz w:val="18"/>
-                <w:szCs w:val="18"/>
-                <w:lang w:eastAsia="en-GB"/>
-              </w:rPr>
-            </w:pPr>
-            <w:r>
-              <w:rPr>
                 <w:rFonts w:ascii="Calibri" w:hAnsi="Calibri" w:eastAsia="Times New Roman" w:cs="Calibri"/>
                 <w:lang w:eastAsia="en-GB"/>
               </w:rPr>
-              <w:t>Como usuário quero poder visualizar relatórios de gastos das minhas despesas. </w:t>
+            </w:pPr>
+            <w:r>
+              <w:rPr>
+                <w:rFonts w:ascii="Calibri" w:hAnsi="Calibri" w:eastAsia="Times New Roman" w:cs="Calibri"/>
+                <w:lang w:eastAsia="en-GB"/>
+              </w:rPr>
+              <w:t>Como cliente quero poder visualizar relatórios de gastos das minhas despesas. </w:t>
             </w:r>
           </w:p>
         </w:tc>
@@ -6919,18 +6853,16 @@
               <w:spacing w:after="0" w:line="240" w:lineRule="auto"/>
               <w:textAlignment w:val="baseline"/>
               <w:rPr>
-                <w:rFonts w:ascii="Segoe UI" w:hAnsi="Segoe UI" w:eastAsia="Times New Roman" w:cs="Segoe UI"/>
-                <w:sz w:val="18"/>
-                <w:szCs w:val="18"/>
-                <w:lang w:eastAsia="en-GB"/>
-              </w:rPr>
-            </w:pPr>
-            <w:r>
-              <w:rPr>
                 <w:rFonts w:ascii="Calibri" w:hAnsi="Calibri" w:eastAsia="Times New Roman" w:cs="Calibri"/>
                 <w:lang w:eastAsia="en-GB"/>
               </w:rPr>
-              <w:t>Como usuário quero poder solicitar a mudança para o tema escuro. </w:t>
+            </w:pPr>
+            <w:r>
+              <w:rPr>
+                <w:rFonts w:ascii="Calibri" w:hAnsi="Calibri" w:eastAsia="Times New Roman" w:cs="Calibri"/>
+                <w:lang w:eastAsia="en-GB"/>
+              </w:rPr>
+              <w:t>Como cliente quero poder solicitar a mudança para o tema escuro. </w:t>
             </w:r>
           </w:p>
         </w:tc>
@@ -7018,18 +6950,16 @@
               <w:spacing w:after="0" w:line="240" w:lineRule="auto"/>
               <w:textAlignment w:val="baseline"/>
               <w:rPr>
-                <w:rFonts w:ascii="Segoe UI" w:hAnsi="Segoe UI" w:eastAsia="Times New Roman" w:cs="Segoe UI"/>
-                <w:sz w:val="18"/>
-                <w:szCs w:val="18"/>
-                <w:lang w:eastAsia="en-GB"/>
-              </w:rPr>
-            </w:pPr>
-            <w:r>
-              <w:rPr>
                 <w:rFonts w:ascii="Calibri" w:hAnsi="Calibri" w:eastAsia="Times New Roman" w:cs="Calibri"/>
                 <w:lang w:eastAsia="en-GB"/>
               </w:rPr>
-              <w:t>Como usuário quero poder redefinir minha senha. </w:t>
+            </w:pPr>
+            <w:r>
+              <w:rPr>
+                <w:rFonts w:ascii="Calibri" w:hAnsi="Calibri" w:eastAsia="Times New Roman" w:cs="Calibri"/>
+                <w:lang w:eastAsia="en-GB"/>
+              </w:rPr>
+              <w:t>Como cliente quero poder redefinir minha senha. </w:t>
             </w:r>
           </w:p>
         </w:tc>
@@ -7117,18 +7047,16 @@
               <w:spacing w:after="0" w:line="240" w:lineRule="auto"/>
               <w:textAlignment w:val="baseline"/>
               <w:rPr>
-                <w:rFonts w:ascii="Segoe UI" w:hAnsi="Segoe UI" w:eastAsia="Times New Roman" w:cs="Segoe UI"/>
-                <w:sz w:val="18"/>
-                <w:szCs w:val="18"/>
-                <w:lang w:eastAsia="en-GB"/>
-              </w:rPr>
-            </w:pPr>
-            <w:r>
-              <w:rPr>
                 <w:rFonts w:ascii="Calibri" w:hAnsi="Calibri" w:eastAsia="Times New Roman" w:cs="Calibri"/>
                 <w:lang w:eastAsia="en-GB"/>
               </w:rPr>
-              <w:t>Como usuário quero poder solicitar a tradução a página para outro idioma. </w:t>
+            </w:pPr>
+            <w:r>
+              <w:rPr>
+                <w:rFonts w:ascii="Calibri" w:hAnsi="Calibri" w:eastAsia="Times New Roman" w:cs="Calibri"/>
+                <w:lang w:eastAsia="en-GB"/>
+              </w:rPr>
+              <w:t>Como cliente quero poder solicitar a tradução a página para outro idioma. </w:t>
             </w:r>
           </w:p>
         </w:tc>
@@ -7216,18 +7144,16 @@
               <w:spacing w:after="0" w:line="240" w:lineRule="auto"/>
               <w:textAlignment w:val="baseline"/>
               <w:rPr>
-                <w:rFonts w:ascii="Segoe UI" w:hAnsi="Segoe UI" w:eastAsia="Times New Roman" w:cs="Segoe UI"/>
-                <w:sz w:val="18"/>
-                <w:szCs w:val="18"/>
-                <w:lang w:eastAsia="en-GB"/>
-              </w:rPr>
-            </w:pPr>
-            <w:r>
-              <w:rPr>
                 <w:rFonts w:ascii="Calibri" w:hAnsi="Calibri" w:eastAsia="Times New Roman" w:cs="Calibri"/>
                 <w:lang w:eastAsia="en-GB"/>
               </w:rPr>
-              <w:t>Como sistema posso fornecer gráficos de gastos em despesas pedidos pelo usuário. </w:t>
+            </w:pPr>
+            <w:r>
+              <w:rPr>
+                <w:rFonts w:ascii="Calibri" w:hAnsi="Calibri" w:eastAsia="Times New Roman" w:cs="Calibri"/>
+                <w:lang w:eastAsia="en-GB"/>
+              </w:rPr>
+              <w:t>Como administrador posso fornecer gráficos de gastos em despesas pedidos pelo usuário. </w:t>
             </w:r>
           </w:p>
         </w:tc>
@@ -7326,7 +7252,7 @@
                 <w:rFonts w:ascii="Calibri" w:hAnsi="Calibri" w:eastAsia="Times New Roman" w:cs="Calibri"/>
                 <w:lang w:eastAsia="en-GB"/>
               </w:rPr>
-              <w:t>Como sistema posso fornecer relatórios de gastos em despesas. </w:t>
+              <w:t>Como administrador posso fornecer relatórios de gastos em despesas. </w:t>
             </w:r>
           </w:p>
         </w:tc>
@@ -7414,18 +7340,16 @@
               <w:spacing w:after="0" w:line="240" w:lineRule="auto"/>
               <w:textAlignment w:val="baseline"/>
               <w:rPr>
-                <w:rFonts w:ascii="Segoe UI" w:hAnsi="Segoe UI" w:eastAsia="Times New Roman" w:cs="Segoe UI"/>
-                <w:sz w:val="18"/>
-                <w:szCs w:val="18"/>
-                <w:lang w:eastAsia="en-GB"/>
-              </w:rPr>
-            </w:pPr>
-            <w:r>
-              <w:rPr>
                 <w:rFonts w:ascii="Calibri" w:hAnsi="Calibri" w:eastAsia="Times New Roman" w:cs="Calibri"/>
                 <w:lang w:eastAsia="en-GB"/>
               </w:rPr>
-              <w:t>Como sistema posso mudar o tema claro para o escuro. </w:t>
+            </w:pPr>
+            <w:r>
+              <w:rPr>
+                <w:rFonts w:ascii="Calibri" w:hAnsi="Calibri" w:eastAsia="Times New Roman" w:cs="Calibri"/>
+                <w:lang w:eastAsia="en-GB"/>
+              </w:rPr>
+              <w:t>Como administrador posso mudar o tema claro para o escuro. </w:t>
             </w:r>
           </w:p>
         </w:tc>
@@ -7513,18 +7437,16 @@
               <w:spacing w:after="0" w:line="240" w:lineRule="auto"/>
               <w:textAlignment w:val="baseline"/>
               <w:rPr>
-                <w:rFonts w:ascii="Segoe UI" w:hAnsi="Segoe UI" w:eastAsia="Times New Roman" w:cs="Segoe UI"/>
-                <w:sz w:val="18"/>
-                <w:szCs w:val="18"/>
-                <w:lang w:eastAsia="en-GB"/>
-              </w:rPr>
-            </w:pPr>
-            <w:r>
-              <w:rPr>
                 <w:rFonts w:ascii="Calibri" w:hAnsi="Calibri" w:eastAsia="Times New Roman" w:cs="Calibri"/>
                 <w:lang w:eastAsia="en-GB"/>
               </w:rPr>
-              <w:t>Como sistema posso enviar e-mail de redefinição de senha. </w:t>
+            </w:pPr>
+            <w:r>
+              <w:rPr>
+                <w:rFonts w:ascii="Calibri" w:hAnsi="Calibri" w:eastAsia="Times New Roman" w:cs="Calibri"/>
+                <w:lang w:eastAsia="en-GB"/>
+              </w:rPr>
+              <w:t>Como administrador posso enviar e-mail de redefinição de senha. </w:t>
             </w:r>
           </w:p>
         </w:tc>
@@ -7612,18 +7534,16 @@
               <w:spacing w:after="0" w:line="240" w:lineRule="auto"/>
               <w:textAlignment w:val="baseline"/>
               <w:rPr>
-                <w:rFonts w:ascii="Segoe UI" w:hAnsi="Segoe UI" w:eastAsia="Times New Roman" w:cs="Segoe UI"/>
-                <w:sz w:val="18"/>
-                <w:szCs w:val="18"/>
-                <w:lang w:eastAsia="en-GB"/>
-              </w:rPr>
-            </w:pPr>
-            <w:r>
-              <w:rPr>
                 <w:rFonts w:ascii="Calibri" w:hAnsi="Calibri" w:eastAsia="Times New Roman" w:cs="Calibri"/>
                 <w:lang w:eastAsia="en-GB"/>
               </w:rPr>
-              <w:t>Como sistema posso mudar o idioma da página. </w:t>
+            </w:pPr>
+            <w:r>
+              <w:rPr>
+                <w:rFonts w:ascii="Calibri" w:hAnsi="Calibri" w:eastAsia="Times New Roman" w:cs="Calibri"/>
+                <w:lang w:eastAsia="en-GB"/>
+              </w:rPr>
+              <w:t>Como administrador posso mudar o idioma da página. </w:t>
             </w:r>
           </w:p>
         </w:tc>
@@ -7709,8 +7629,13 @@
               <w:t>HISTÓRIA DO USUÁRIO 1 - PBI</w:t>
             </w:r>
             <w:r>
-              <w:t>: Realizar o login</w:t>
-            </w:r>
+              <w:t xml:space="preserve">: </w:t>
+            </w:r>
+            <w:bookmarkStart w:id="18" w:name="_GoBack"/>
+            <w:r>
+              <w:t>Realizar o login</w:t>
+            </w:r>
+            <w:bookmarkEnd w:id="18"/>
           </w:p>
         </w:tc>
       </w:tr>
@@ -7750,17 +7675,7 @@
               <w:t>COMO</w:t>
             </w:r>
             <w:r>
-              <w:t xml:space="preserve">: usuário </w:t>
-            </w:r>
-            <w:r>
-              <w:rPr>
-                <w:rFonts w:hint="default"/>
-                <w:lang w:val="pt-BR"/>
-              </w:rPr>
-              <w:t>não autenticado</w:t>
-            </w:r>
-            <w:r>
-              <w:t>.</w:t>
+              <w:t>: usuário deslogado.</w:t>
             </w:r>
           </w:p>
           <w:p>
@@ -7776,7 +7691,7 @@
               <w:t>POSSO</w:t>
             </w:r>
             <w:r>
-              <w:t>: realizar o login.</w:t>
+              <w:t>: realizar o login na conta.</w:t>
             </w:r>
           </w:p>
           <w:p>
@@ -7792,17 +7707,7 @@
               <w:t>PARA</w:t>
             </w:r>
             <w:r>
-              <w:t xml:space="preserve">: </w:t>
-            </w:r>
-            <w:r>
-              <w:rPr>
-                <w:rFonts w:hint="default"/>
-                <w:lang w:val="pt-BR"/>
-              </w:rPr>
-              <w:t>autenticar n</w:t>
-            </w:r>
-            <w:r>
-              <w:t>o sistema.</w:t>
+              <w:t>: acessar o sistema logado.</w:t>
             </w:r>
           </w:p>
         </w:tc>
@@ -7913,10 +7818,6 @@
             <w:pPr>
               <w:spacing w:before="60" w:after="60" w:line="240" w:lineRule="auto"/>
               <w:ind w:left="168"/>
-              <w:rPr>
-                <w:rFonts w:hint="default"/>
-                <w:lang w:val="pt-BR"/>
-              </w:rPr>
             </w:pPr>
             <w:r>
               <w:rPr>
@@ -7926,14 +7827,7 @@
               <w:t>ENTÃO</w:t>
             </w:r>
             <w:r>
-              <w:t xml:space="preserve">: o usuário deve conseguir </w:t>
-            </w:r>
-            <w:r>
-              <w:rPr>
-                <w:rFonts w:hint="default"/>
-                <w:lang w:val="pt-BR"/>
-              </w:rPr>
-              <w:t>autenticar</w:t>
+              <w:t>: o usuário deve conseguir logar</w:t>
             </w:r>
           </w:p>
         </w:tc>
@@ -8056,17 +7950,7 @@
               <w:t>ENTÃO</w:t>
             </w:r>
             <w:r>
-              <w:t xml:space="preserve">: o usuário não deve conseguir </w:t>
-            </w:r>
-            <w:r>
-              <w:rPr>
-                <w:rFonts w:hint="default"/>
-                <w:lang w:val="pt-BR"/>
-              </w:rPr>
-              <w:t xml:space="preserve">autenticar </w:t>
-            </w:r>
-            <w:r>
-              <w:t>e deve receber uma mensagem de “Usuário ou senha incorretos”</w:t>
+              <w:t>: o usuário não deve conseguir logar e deve receber uma mensagem de “Usuário ou senha incorretos”</w:t>
             </w:r>
           </w:p>
         </w:tc>
@@ -8193,17 +8077,7 @@
               <w:t>ENTÃO</w:t>
             </w:r>
             <w:r>
-              <w:t xml:space="preserve">: o usuário não deve conseguir </w:t>
-            </w:r>
-            <w:r>
-              <w:rPr>
-                <w:rFonts w:hint="default"/>
-                <w:lang w:val="pt-BR"/>
-              </w:rPr>
-              <w:t xml:space="preserve">autenticar </w:t>
-            </w:r>
-            <w:r>
-              <w:t>e deve receber uma mensagem de “Usuário ou senha incorretos”</w:t>
+              <w:t>: o usuário não deve conseguir logar e deve receber uma mensagem de “Usuário ou senha incorretos”</w:t>
             </w:r>
           </w:p>
         </w:tc>
@@ -8319,27 +8193,13 @@
               <w:t>COMO</w:t>
             </w:r>
             <w:r>
-              <w:t xml:space="preserve">: usuário </w:t>
-            </w:r>
-            <w:r>
-              <w:rPr>
-                <w:rFonts w:hint="default"/>
-                <w:lang w:val="pt-BR"/>
-              </w:rPr>
-              <w:t>não autenticado</w:t>
-            </w:r>
-            <w:r>
-              <w:t>.</w:t>
+              <w:t>: usuário deslogado.</w:t>
             </w:r>
           </w:p>
           <w:p>
             <w:pPr>
               <w:spacing w:before="60" w:after="60" w:line="240" w:lineRule="auto"/>
               <w:ind w:left="30" w:hanging="30"/>
-              <w:rPr>
-                <w:rFonts w:hint="default"/>
-                <w:lang w:val="pt-BR"/>
-              </w:rPr>
             </w:pPr>
             <w:r>
               <w:rPr>
@@ -8349,17 +8209,8 @@
               <w:t>POSSO</w:t>
             </w:r>
             <w:r>
-              <w:t xml:space="preserve">: </w:t>
-            </w:r>
-            <w:r>
-              <w:rPr>
-                <w:rFonts w:hint="default"/>
-                <w:lang w:val="pt-BR"/>
-              </w:rPr>
-              <w:t>realizar cadastro.</w:t>
-            </w:r>
-            <w:bookmarkStart w:id="18" w:name="_GoBack"/>
-            <w:bookmarkEnd w:id="18"/>
+              <w:t>: clicar no botão “cadastre-se”</w:t>
+            </w:r>
           </w:p>
           <w:p>
             <w:pPr>
@@ -9589,12 +9440,6 @@
             <w:insideH w:val="single" w:color="auto" w:sz="4" w:space="0"/>
             <w:insideV w:val="single" w:color="auto" w:sz="4" w:space="0"/>
           </w:tblBorders>
-          <w:tblCellMar>
-            <w:top w:w="0" w:type="dxa"/>
-            <w:left w:w="108" w:type="dxa"/>
-            <w:bottom w:w="0" w:type="dxa"/>
-            <w:right w:w="108" w:type="dxa"/>
-          </w:tblCellMar>
         </w:tblPrEx>
         <w:trPr>
           <w:trHeight w:val="375" w:hRule="atLeast"/>
@@ -11278,8 +11123,8 @@
     <w:lsdException w:uiPriority="39" w:name="toc 8"/>
     <w:lsdException w:uiPriority="39" w:name="toc 9"/>
     <w:lsdException w:uiPriority="99" w:name="Normal Indent"/>
-    <w:lsdException w:uiPriority="99" w:name="footnote text"/>
-    <w:lsdException w:uiPriority="99" w:name="annotation text"/>
+    <w:lsdException w:qFormat="1" w:uiPriority="99" w:name="footnote text"/>
+    <w:lsdException w:qFormat="1" w:uiPriority="99" w:name="annotation text"/>
     <w:lsdException w:qFormat="1" w:uiPriority="99" w:semiHidden="0" w:name="header"/>
     <w:lsdException w:qFormat="1" w:uiPriority="99" w:semiHidden="0" w:name="footer"/>
     <w:lsdException w:uiPriority="99" w:name="index heading"/>
@@ -11314,7 +11159,7 @@
     <w:lsdException w:qFormat="1" w:unhideWhenUsed="0" w:uiPriority="10" w:semiHidden="0" w:name="Title"/>
     <w:lsdException w:uiPriority="99" w:name="Closing"/>
     <w:lsdException w:uiPriority="99" w:name="Signature"/>
-    <w:lsdException w:uiPriority="1" w:name="Default Paragraph Font"/>
+    <w:lsdException w:qFormat="1" w:uiPriority="1" w:name="Default Paragraph Font"/>
     <w:lsdException w:uiPriority="99" w:name="Body Text"/>
     <w:lsdException w:uiPriority="99" w:name="Body Text Indent"/>
     <w:lsdException w:uiPriority="99" w:name="List Continue"/>
@@ -11352,7 +11197,7 @@
     <w:lsdException w:uiPriority="99" w:name="HTML Sample"/>
     <w:lsdException w:uiPriority="99" w:name="HTML Typewriter"/>
     <w:lsdException w:uiPriority="99" w:name="HTML Variable"/>
-    <w:lsdException w:uiPriority="99" w:name="Normal Table"/>
+    <w:lsdException w:qFormat="1" w:uiPriority="99" w:name="Normal Table"/>
     <w:lsdException w:qFormat="1" w:uiPriority="99" w:name="annotation subject"/>
     <w:lsdException w:uiPriority="99" w:name="Table Simple 1"/>
     <w:lsdException w:uiPriority="99" w:name="Table Simple 2"/>
@@ -11753,12 +11598,14 @@
     <w:name w:val="Default Paragraph Font"/>
     <w:semiHidden/>
     <w:unhideWhenUsed/>
+    <w:qFormat/>
     <w:uiPriority w:val="1"/>
   </w:style>
   <w:style w:type="table" w:default="1" w:styleId="13">
     <w:name w:val="Normal Table"/>
     <w:semiHidden/>
     <w:unhideWhenUsed/>
+    <w:qFormat/>
     <w:uiPriority w:val="99"/>
     <w:tblPr>
       <w:tblCellMar>
@@ -11814,6 +11661,7 @@
     <w:link w:val="46"/>
     <w:semiHidden/>
     <w:unhideWhenUsed/>
+    <w:qFormat/>
     <w:uiPriority w:val="99"/>
     <w:pPr>
       <w:spacing w:line="240" w:lineRule="auto"/>
@@ -11903,6 +11751,7 @@
     <w:link w:val="45"/>
     <w:semiHidden/>
     <w:unhideWhenUsed/>
+    <w:qFormat/>
     <w:uiPriority w:val="99"/>
     <w:pPr>
       <w:spacing w:after="0" w:line="240" w:lineRule="auto"/>
@@ -12077,6 +11926,7 @@
   </w:style>
   <w:style w:type="paragraph" w:customStyle="1" w:styleId="34">
     <w:name w:val="Default"/>
+    <w:qFormat/>
     <w:uiPriority w:val="0"/>
     <w:pPr>
       <w:autoSpaceDE w:val="0"/>
@@ -12102,6 +11952,7 @@
     <w:name w:val="Footer Char"/>
     <w:basedOn w:val="12"/>
     <w:link w:val="20"/>
+    <w:qFormat/>
     <w:uiPriority w:val="99"/>
     <w:rPr>
       <w:sz w:val="20"/>
@@ -12124,6 +11975,7 @@
     <w:name w:val="Heading 2 Char"/>
     <w:basedOn w:val="12"/>
     <w:link w:val="3"/>
+    <w:qFormat/>
     <w:uiPriority w:val="9"/>
     <w:rPr>
       <w:b/>
@@ -12135,6 +11987,7 @@
     <w:name w:val="Heading 3 Char"/>
     <w:basedOn w:val="12"/>
     <w:link w:val="5"/>
+    <w:qFormat/>
     <w:uiPriority w:val="9"/>
     <w:rPr>
       <w:b/>
@@ -12171,6 +12024,7 @@
     <w:name w:val="Quote Char"/>
     <w:basedOn w:val="12"/>
     <w:link w:val="40"/>
+    <w:qFormat/>
     <w:uiPriority w:val="29"/>
     <w:rPr>
       <w:i/>
@@ -12225,6 +12079,7 @@
     <w:basedOn w:val="12"/>
     <w:semiHidden/>
     <w:unhideWhenUsed/>
+    <w:qFormat/>
     <w:uiPriority w:val="99"/>
     <w:rPr>
       <w:color w:val="605E5C"/>
@@ -12260,6 +12115,7 @@
     <w:basedOn w:val="46"/>
     <w:link w:val="17"/>
     <w:semiHidden/>
+    <w:qFormat/>
     <w:uiPriority w:val="99"/>
     <w:rPr>
       <w:b/>
@@ -12287,6 +12143,7 @@
     <w:basedOn w:val="12"/>
     <w:link w:val="7"/>
     <w:semiHidden/>
+    <w:qFormat/>
     <w:uiPriority w:val="9"/>
     <w:rPr>
       <w:rFonts w:asciiTheme="majorHAnsi" w:hAnsiTheme="majorHAnsi" w:eastAsiaTheme="majorEastAsia" w:cstheme="majorBidi"/>
@@ -12393,7 +12250,6 @@
   <w:style w:type="character" w:customStyle="1" w:styleId="56">
     <w:name w:val="normaltextrun"/>
     <w:basedOn w:val="12"/>
-    <w:qFormat/>
     <w:uiPriority w:val="0"/>
   </w:style>
   <w:style w:type="character" w:customStyle="1" w:styleId="57">

--- a/docs/BSI-Especificação do Projeto - Equipe 14.docx
+++ b/docs/BSI-Especificação do Projeto - Equipe 14.docx
@@ -67,18 +67,7 @@
     </w:p>
     <w:p>
       <w:pPr>
-        <w:spacing w:after="120"/>
         <w:jc w:val="center"/>
-        <w:rPr>
-          <w:color w:val="000000" w:themeColor="text1"/>
-          <w:sz w:val="40"/>
-          <w:szCs w:val="40"/>
-          <w14:textFill>
-            <w14:solidFill>
-              <w14:schemeClr w14:val="tx1"/>
-            </w14:solidFill>
-          </w14:textFill>
-        </w:rPr>
       </w:pPr>
       <w:r>
         <w:rPr>
@@ -94,7 +83,6 @@
         <w:t>Felipe Bochoski da Cruz</w:t>
       </w:r>
     </w:p>
-    <w:p/>
     <w:p/>
     <w:p>
       <w:pPr>
@@ -545,7 +533,7 @@
             <w:fldChar w:fldCharType="begin"/>
           </w:r>
           <w:r>
-            <w:instrText xml:space="preserve"> HYPERLINK \l "_Toc128932907" </w:instrText>
+            <w:instrText xml:space="preserve"> HYPERLINK \l "_Toc130930268" </w:instrText>
           </w:r>
           <w:r>
             <w:fldChar w:fldCharType="separate"/>
@@ -572,7 +560,7 @@
             <w:fldChar w:fldCharType="begin"/>
           </w:r>
           <w:r>
-            <w:instrText xml:space="preserve"> PAGEREF _Toc128932907 \h </w:instrText>
+            <w:instrText xml:space="preserve"> PAGEREF _Toc130930268 \h </w:instrText>
           </w:r>
           <w:r>
             <w:fldChar w:fldCharType="separate"/>
@@ -595,7 +583,7 @@
             <w:fldChar w:fldCharType="begin"/>
           </w:r>
           <w:r>
-            <w:instrText xml:space="preserve"> HYPERLINK \l "_Toc128932908" </w:instrText>
+            <w:instrText xml:space="preserve"> HYPERLINK \l "_Toc130930269" </w:instrText>
           </w:r>
           <w:r>
             <w:fldChar w:fldCharType="separate"/>
@@ -622,7 +610,7 @@
             <w:fldChar w:fldCharType="begin"/>
           </w:r>
           <w:r>
-            <w:instrText xml:space="preserve"> PAGEREF _Toc128932908 \h </w:instrText>
+            <w:instrText xml:space="preserve"> PAGEREF _Toc130930269 \h </w:instrText>
           </w:r>
           <w:r>
             <w:fldChar w:fldCharType="separate"/>
@@ -645,7 +633,7 @@
             <w:fldChar w:fldCharType="begin"/>
           </w:r>
           <w:r>
-            <w:instrText xml:space="preserve"> HYPERLINK \l "_Toc128932909" </w:instrText>
+            <w:instrText xml:space="preserve"> HYPERLINK \l "_Toc130930270" </w:instrText>
           </w:r>
           <w:r>
             <w:fldChar w:fldCharType="separate"/>
@@ -672,7 +660,7 @@
             <w:fldChar w:fldCharType="begin"/>
           </w:r>
           <w:r>
-            <w:instrText xml:space="preserve"> PAGEREF _Toc128932909 \h </w:instrText>
+            <w:instrText xml:space="preserve"> PAGEREF _Toc130930270 \h </w:instrText>
           </w:r>
           <w:r>
             <w:fldChar w:fldCharType="separate"/>
@@ -695,7 +683,7 @@
             <w:fldChar w:fldCharType="begin"/>
           </w:r>
           <w:r>
-            <w:instrText xml:space="preserve"> HYPERLINK \l "_Toc128932910" </w:instrText>
+            <w:instrText xml:space="preserve"> HYPERLINK \l "_Toc130930271" </w:instrText>
           </w:r>
           <w:r>
             <w:fldChar w:fldCharType="separate"/>
@@ -722,7 +710,7 @@
             <w:fldChar w:fldCharType="begin"/>
           </w:r>
           <w:r>
-            <w:instrText xml:space="preserve"> PAGEREF _Toc128932910 \h </w:instrText>
+            <w:instrText xml:space="preserve"> PAGEREF _Toc130930271 \h </w:instrText>
           </w:r>
           <w:r>
             <w:fldChar w:fldCharType="separate"/>
@@ -745,7 +733,7 @@
             <w:fldChar w:fldCharType="begin"/>
           </w:r>
           <w:r>
-            <w:instrText xml:space="preserve"> HYPERLINK \l "_Toc128932911" </w:instrText>
+            <w:instrText xml:space="preserve"> HYPERLINK \l "_Toc130930272" </w:instrText>
           </w:r>
           <w:r>
             <w:fldChar w:fldCharType="separate"/>
@@ -763,7 +751,7 @@
             <w:rPr>
               <w:rStyle w:val="24"/>
             </w:rPr>
-            <w:t>CASOS DE USO</w:t>
+            <w:t>CASO DE USO GERAL</w:t>
           </w:r>
           <w:r>
             <w:tab/>
@@ -772,7 +760,7 @@
             <w:fldChar w:fldCharType="begin"/>
           </w:r>
           <w:r>
-            <w:instrText xml:space="preserve"> PAGEREF _Toc128932911 \h </w:instrText>
+            <w:instrText xml:space="preserve"> PAGEREF _Toc130930272 \h </w:instrText>
           </w:r>
           <w:r>
             <w:fldChar w:fldCharType="separate"/>
@@ -803,7 +791,7 @@
             <w:fldChar w:fldCharType="begin"/>
           </w:r>
           <w:r>
-            <w:instrText xml:space="preserve"> HYPERLINK \l "_Toc128932912" </w:instrText>
+            <w:instrText xml:space="preserve"> HYPERLINK \l "_Toc130930273" </w:instrText>
           </w:r>
           <w:r>
             <w:fldChar w:fldCharType="separate"/>
@@ -834,7 +822,7 @@
             <w:fldChar w:fldCharType="begin"/>
           </w:r>
           <w:r>
-            <w:instrText xml:space="preserve"> PAGEREF _Toc128932912 \h </w:instrText>
+            <w:instrText xml:space="preserve"> PAGEREF _Toc130930273 \h </w:instrText>
           </w:r>
           <w:r>
             <w:fldChar w:fldCharType="separate"/>
@@ -865,7 +853,7 @@
             <w:fldChar w:fldCharType="begin"/>
           </w:r>
           <w:r>
-            <w:instrText xml:space="preserve"> HYPERLINK \l "_Toc128932913" </w:instrText>
+            <w:instrText xml:space="preserve"> HYPERLINK \l "_Toc130930274" </w:instrText>
           </w:r>
           <w:r>
             <w:fldChar w:fldCharType="separate"/>
@@ -887,7 +875,7 @@
             <w:rPr>
               <w:rStyle w:val="24"/>
             </w:rPr>
-            <w:t>DIAGRAMAS DE CASOS DE USO</w:t>
+            <w:t>DIAGRAMA DE CASO DE USO GERAL</w:t>
           </w:r>
           <w:r>
             <w:tab/>
@@ -896,7 +884,7 @@
             <w:fldChar w:fldCharType="begin"/>
           </w:r>
           <w:r>
-            <w:instrText xml:space="preserve"> PAGEREF _Toc128932913 \h </w:instrText>
+            <w:instrText xml:space="preserve"> PAGEREF _Toc130930274 \h </w:instrText>
           </w:r>
           <w:r>
             <w:fldChar w:fldCharType="separate"/>
@@ -919,7 +907,7 @@
             <w:fldChar w:fldCharType="begin"/>
           </w:r>
           <w:r>
-            <w:instrText xml:space="preserve"> HYPERLINK \l "_Toc128932914" </w:instrText>
+            <w:instrText xml:space="preserve"> HYPERLINK \l "_Toc130930275" </w:instrText>
           </w:r>
           <w:r>
             <w:fldChar w:fldCharType="separate"/>
@@ -946,7 +934,7 @@
             <w:fldChar w:fldCharType="begin"/>
           </w:r>
           <w:r>
-            <w:instrText xml:space="preserve"> PAGEREF _Toc128932914 \h </w:instrText>
+            <w:instrText xml:space="preserve"> PAGEREF _Toc130930275 \h </w:instrText>
           </w:r>
           <w:r>
             <w:fldChar w:fldCharType="separate"/>
@@ -969,7 +957,7 @@
             <w:fldChar w:fldCharType="begin"/>
           </w:r>
           <w:r>
-            <w:instrText xml:space="preserve"> HYPERLINK \l "_Toc128932915" </w:instrText>
+            <w:instrText xml:space="preserve"> HYPERLINK \l "_Toc130930276" </w:instrText>
           </w:r>
           <w:r>
             <w:fldChar w:fldCharType="separate"/>
@@ -996,7 +984,7 @@
             <w:fldChar w:fldCharType="begin"/>
           </w:r>
           <w:r>
-            <w:instrText xml:space="preserve"> PAGEREF _Toc128932915 \h </w:instrText>
+            <w:instrText xml:space="preserve"> PAGEREF _Toc130930276 \h </w:instrText>
           </w:r>
           <w:r>
             <w:fldChar w:fldCharType="separate"/>
@@ -1019,7 +1007,7 @@
             <w:fldChar w:fldCharType="begin"/>
           </w:r>
           <w:r>
-            <w:instrText xml:space="preserve"> HYPERLINK \l "_Toc128932916" </w:instrText>
+            <w:instrText xml:space="preserve"> HYPERLINK \l "_Toc130930277" </w:instrText>
           </w:r>
           <w:r>
             <w:fldChar w:fldCharType="separate"/>
@@ -1046,13 +1034,13 @@
             <w:fldChar w:fldCharType="begin"/>
           </w:r>
           <w:r>
-            <w:instrText xml:space="preserve"> PAGEREF _Toc128932916 \h </w:instrText>
+            <w:instrText xml:space="preserve"> PAGEREF _Toc130930277 \h </w:instrText>
           </w:r>
           <w:r>
             <w:fldChar w:fldCharType="separate"/>
           </w:r>
           <w:r>
-            <w:t>10</w:t>
+            <w:t>11</w:t>
           </w:r>
           <w:r>
             <w:fldChar w:fldCharType="end"/>
@@ -1069,7 +1057,7 @@
             <w:fldChar w:fldCharType="begin"/>
           </w:r>
           <w:r>
-            <w:instrText xml:space="preserve"> HYPERLINK \l "_Toc128932917" </w:instrText>
+            <w:instrText xml:space="preserve"> HYPERLINK \l "_Toc130930278" </w:instrText>
           </w:r>
           <w:r>
             <w:fldChar w:fldCharType="separate"/>
@@ -1096,13 +1084,13 @@
             <w:fldChar w:fldCharType="begin"/>
           </w:r>
           <w:r>
-            <w:instrText xml:space="preserve"> PAGEREF _Toc128932917 \h </w:instrText>
+            <w:instrText xml:space="preserve"> PAGEREF _Toc130930278 \h </w:instrText>
           </w:r>
           <w:r>
             <w:fldChar w:fldCharType="separate"/>
           </w:r>
           <w:r>
-            <w:t>11</w:t>
+            <w:t>12</w:t>
           </w:r>
           <w:r>
             <w:fldChar w:fldCharType="end"/>
@@ -1119,7 +1107,7 @@
             <w:fldChar w:fldCharType="begin"/>
           </w:r>
           <w:r>
-            <w:instrText xml:space="preserve"> HYPERLINK \l "_Toc128932918" </w:instrText>
+            <w:instrText xml:space="preserve"> HYPERLINK \l "_Toc130930279" </w:instrText>
           </w:r>
           <w:r>
             <w:fldChar w:fldCharType="separate"/>
@@ -1146,13 +1134,13 @@
             <w:fldChar w:fldCharType="begin"/>
           </w:r>
           <w:r>
-            <w:instrText xml:space="preserve"> PAGEREF _Toc128932918 \h </w:instrText>
+            <w:instrText xml:space="preserve"> PAGEREF _Toc130930279 \h </w:instrText>
           </w:r>
           <w:r>
             <w:fldChar w:fldCharType="separate"/>
           </w:r>
           <w:r>
-            <w:t>12</w:t>
+            <w:t>13</w:t>
           </w:r>
           <w:r>
             <w:fldChar w:fldCharType="end"/>
@@ -1189,8 +1177,8 @@
       <w:pPr>
         <w:pStyle w:val="2"/>
       </w:pPr>
-      <w:bookmarkStart w:id="0" w:name="_Toc128932907"/>
-      <w:bookmarkStart w:id="1" w:name="_Toc95732948"/>
+      <w:bookmarkStart w:id="0" w:name="_Toc95732948"/>
+      <w:bookmarkStart w:id="1" w:name="_Toc130930268"/>
       <w:r>
         <w:t>QUADRO “3 OBJETIVOS”</w:t>
       </w:r>
@@ -1330,20 +1318,7 @@
                 <w:sz w:val="24"/>
                 <w:szCs w:val="24"/>
               </w:rPr>
-              <w:t xml:space="preserve">: </w:t>
-            </w:r>
-            <w:r>
-              <w:rPr>
-                <w:color w:val="000000" w:themeColor="text1"/>
-                <w:sz w:val="24"/>
-                <w:szCs w:val="24"/>
-                <w14:textFill>
-                  <w14:solidFill>
-                    <w14:schemeClr w14:val="tx1"/>
-                  </w14:solidFill>
-                </w14:textFill>
-              </w:rPr>
-              <w:t>LivEasy</w:t>
+              <w:t>: LivEasy</w:t>
             </w:r>
           </w:p>
         </w:tc>
@@ -1485,15 +1460,6 @@
               <w:t>Ajudar o usuário a se planejar para mudar de casa/apartamento ou se já se mudou e deseja ter um melhor controle de seus deveres domésticos.</w:t>
             </w:r>
           </w:p>
-          <w:p>
-            <w:pPr>
-              <w:spacing w:after="0" w:line="240" w:lineRule="auto"/>
-              <w:rPr>
-                <w:sz w:val="24"/>
-                <w:szCs w:val="24"/>
-              </w:rPr>
-            </w:pPr>
-          </w:p>
         </w:tc>
       </w:tr>
       <w:tr>
@@ -1558,15 +1524,6 @@
               <w:t>Centralizar o controle de suas conquistas para que esteja preparado para se mudar.</w:t>
             </w:r>
           </w:p>
-          <w:p>
-            <w:pPr>
-              <w:spacing w:after="0" w:line="240" w:lineRule="auto"/>
-              <w:rPr>
-                <w:sz w:val="24"/>
-                <w:szCs w:val="24"/>
-              </w:rPr>
-            </w:pPr>
-          </w:p>
         </w:tc>
       </w:tr>
       <w:tr>
@@ -1630,15 +1587,6 @@
               </w:rPr>
               <w:t>Ter o controle de suas finanças e saber sua posição atual de seu orçamento.</w:t>
             </w:r>
-          </w:p>
-          <w:p>
-            <w:pPr>
-              <w:spacing w:after="0" w:line="240" w:lineRule="auto"/>
-              <w:rPr>
-                <w:sz w:val="24"/>
-                <w:szCs w:val="24"/>
-              </w:rPr>
-            </w:pPr>
           </w:p>
         </w:tc>
       </w:tr>
@@ -1670,13 +1618,17 @@
       <w:pPr>
         <w:pStyle w:val="2"/>
       </w:pPr>
-      <w:bookmarkStart w:id="3" w:name="_Toc128932908"/>
+      <w:bookmarkStart w:id="3" w:name="_Toc130930269"/>
       <w:r>
         <w:t>QUADRO “É – NÃO É – FAZ – NÃO FAZ”</w:t>
       </w:r>
       <w:bookmarkEnd w:id="3"/>
     </w:p>
-    <w:p/>
+    <w:p>
+      <w:pPr>
+        <w:ind w:left="708"/>
+      </w:pPr>
+    </w:p>
     <w:tbl>
       <w:tblPr>
         <w:tblStyle w:val="26"/>
@@ -1712,12 +1664,6 @@
             <w:insideH w:val="single" w:color="auto" w:sz="4" w:space="0"/>
             <w:insideV w:val="single" w:color="auto" w:sz="4" w:space="0"/>
           </w:tblBorders>
-          <w:tblCellMar>
-            <w:top w:w="0" w:type="dxa"/>
-            <w:left w:w="108" w:type="dxa"/>
-            <w:bottom w:w="0" w:type="dxa"/>
-            <w:right w:w="108" w:type="dxa"/>
-          </w:tblCellMar>
         </w:tblPrEx>
         <w:trPr>
           <w:trHeight w:val="386" w:hRule="atLeast"/>
@@ -1800,20 +1746,7 @@
                 <w:sz w:val="24"/>
                 <w:szCs w:val="24"/>
               </w:rPr>
-              <w:t xml:space="preserve">: </w:t>
-            </w:r>
-            <w:r>
-              <w:rPr>
-                <w:color w:val="000000" w:themeColor="text1"/>
-                <w:sz w:val="24"/>
-                <w:szCs w:val="24"/>
-                <w14:textFill>
-                  <w14:solidFill>
-                    <w14:schemeClr w14:val="tx1"/>
-                  </w14:solidFill>
-                </w14:textFill>
-              </w:rPr>
-              <w:t>LivEasy</w:t>
+              <w:t>: LivEasy</w:t>
             </w:r>
           </w:p>
         </w:tc>
@@ -1866,7 +1799,6 @@
             <w:pPr>
               <w:spacing w:after="0" w:line="240" w:lineRule="auto"/>
               <w:rPr>
-                <w:color w:val="00B0F0"/>
                 <w:sz w:val="24"/>
                 <w:szCs w:val="24"/>
               </w:rPr>
@@ -1875,9 +1807,7 @@
           <w:p>
             <w:pPr>
               <w:spacing w:after="0" w:line="240" w:lineRule="auto"/>
-              <w:jc w:val="both"/>
-              <w:rPr>
-                <w:color w:val="00B0F0"/>
+              <w:rPr>
                 <w:sz w:val="24"/>
                 <w:szCs w:val="24"/>
               </w:rPr>
@@ -1925,7 +1855,6 @@
             <w:pPr>
               <w:spacing w:after="0" w:line="240" w:lineRule="auto"/>
               <w:rPr>
-                <w:color w:val="00B0F0"/>
                 <w:sz w:val="24"/>
                 <w:szCs w:val="24"/>
               </w:rPr>
@@ -1934,7 +1863,6 @@
           <w:p>
             <w:pPr>
               <w:spacing w:after="0" w:line="240" w:lineRule="auto"/>
-              <w:jc w:val="both"/>
               <w:rPr>
                 <w:sz w:val="24"/>
                 <w:szCs w:val="24"/>
@@ -1947,6 +1875,24 @@
               </w:rPr>
               <w:t>Plataforma voltada ao comércio de imóveis, seja venda, aluguel ou compra.</w:t>
             </w:r>
+          </w:p>
+          <w:p>
+            <w:pPr>
+              <w:spacing w:after="0" w:line="240" w:lineRule="auto"/>
+              <w:rPr>
+                <w:sz w:val="24"/>
+                <w:szCs w:val="24"/>
+              </w:rPr>
+            </w:pPr>
+          </w:p>
+          <w:p>
+            <w:pPr>
+              <w:spacing w:after="0" w:line="240" w:lineRule="auto"/>
+              <w:rPr>
+                <w:sz w:val="24"/>
+                <w:szCs w:val="24"/>
+              </w:rPr>
+            </w:pPr>
           </w:p>
         </w:tc>
       </w:tr>
@@ -1978,7 +1924,8 @@
             <w:pPr>
               <w:spacing w:after="0" w:line="240" w:lineRule="auto"/>
               <w:rPr>
-                <w:color w:val="00B0F0"/>
+                <w:b/>
+                <w:bCs/>
                 <w:sz w:val="24"/>
                 <w:szCs w:val="24"/>
               </w:rPr>
@@ -1997,7 +1944,6 @@
             <w:pPr>
               <w:spacing w:after="0" w:line="240" w:lineRule="auto"/>
               <w:rPr>
-                <w:color w:val="00B0F0"/>
                 <w:sz w:val="24"/>
                 <w:szCs w:val="24"/>
               </w:rPr>
@@ -2006,7 +1952,12 @@
           <w:p>
             <w:pPr>
               <w:spacing w:after="0" w:line="240" w:lineRule="auto"/>
-              <w:jc w:val="both"/>
+              <w:rPr>
+                <w:sz w:val="24"/>
+                <w:szCs w:val="24"/>
+              </w:rPr>
+            </w:pPr>
+            <w:r>
               <w:rPr>
                 <w:color w:val="000000" w:themeColor="text1"/>
                 <w:sz w:val="24"/>
@@ -2017,18 +1968,6 @@
                   </w14:solidFill>
                 </w14:textFill>
               </w:rPr>
-            </w:pPr>
-            <w:r>
-              <w:rPr>
-                <w:color w:val="000000" w:themeColor="text1"/>
-                <w:sz w:val="24"/>
-                <w:szCs w:val="24"/>
-                <w14:textFill>
-                  <w14:solidFill>
-                    <w14:schemeClr w14:val="tx1"/>
-                  </w14:solidFill>
-                </w14:textFill>
-              </w:rPr>
               <w:t>Ajuda o usuário na sua situação atual, seja para uma futura mudança ou se o mesmo já se mudou, além de realizar o controle de gastos.</w:t>
             </w:r>
           </w:p>
@@ -2061,7 +2000,6 @@
             <w:pPr>
               <w:spacing w:after="0" w:line="240" w:lineRule="auto"/>
               <w:rPr>
-                <w:color w:val="00B0F0"/>
                 <w:sz w:val="24"/>
                 <w:szCs w:val="24"/>
               </w:rPr>
@@ -2070,7 +2008,6 @@
           <w:p>
             <w:pPr>
               <w:spacing w:after="0" w:line="240" w:lineRule="auto"/>
-              <w:jc w:val="both"/>
               <w:rPr>
                 <w:sz w:val="24"/>
                 <w:szCs w:val="24"/>
@@ -2103,7 +2040,7 @@
       <w:pPr>
         <w:pStyle w:val="2"/>
       </w:pPr>
-      <w:bookmarkStart w:id="5" w:name="_Toc128932909"/>
+      <w:bookmarkStart w:id="5" w:name="_Toc130930270"/>
       <w:r>
         <w:t>VISÃO DO PRODUTO</w:t>
       </w:r>
@@ -2195,7 +2132,7 @@
                 <w:sz w:val="24"/>
                 <w:szCs w:val="24"/>
               </w:rPr>
-              <w:t>: LivEasy</w:t>
+              <w:t>:</w:t>
             </w:r>
           </w:p>
         </w:tc>
@@ -2252,12 +2189,7 @@
             <w:pPr>
               <w:spacing w:before="120" w:after="120" w:line="240" w:lineRule="auto"/>
               <w:rPr>
-                <w:color w:val="000000" w:themeColor="text1"/>
-                <w14:textFill>
-                  <w14:solidFill>
-                    <w14:schemeClr w14:val="tx1"/>
-                  </w14:solidFill>
-                </w14:textFill>
+                <w:color w:val="00B0F0"/>
               </w:rPr>
             </w:pPr>
             <w:r>
@@ -2326,6 +2258,11 @@
             <w:pPr>
               <w:spacing w:before="120" w:after="120" w:line="240" w:lineRule="auto"/>
               <w:rPr>
+                <w:color w:val="00B0F0"/>
+              </w:rPr>
+            </w:pPr>
+            <w:r>
+              <w:rPr>
                 <w:color w:val="000000" w:themeColor="text1"/>
                 <w14:textFill>
                   <w14:solidFill>
@@ -2333,32 +2270,13 @@
                   </w14:solidFill>
                 </w14:textFill>
               </w:rPr>
-            </w:pPr>
-            <w:r>
-              <w:rPr>
-                <w:color w:val="000000" w:themeColor="text1"/>
-                <w14:textFill>
-                  <w14:solidFill>
-                    <w14:schemeClr w14:val="tx1"/>
-                  </w14:solidFill>
-                </w14:textFill>
-              </w:rPr>
               <w:t>Auxiliar o usuário à se planejar, independente da situação atual. Portanto, de acordo com a etapa do seu planejamento, o usuário terá acesso as ferramentas necessárias para auxiliar na preparação da mudança e controle financeiro.</w:t>
             </w:r>
           </w:p>
         </w:tc>
       </w:tr>
     </w:tbl>
-    <w:p>
-      <w:pPr>
-        <w:ind w:left="708"/>
-      </w:pPr>
-    </w:p>
-    <w:p>
-      <w:pPr>
-        <w:ind w:left="708"/>
-      </w:pPr>
-    </w:p>
+    <w:p/>
     <w:tbl>
       <w:tblPr>
         <w:tblStyle w:val="26"/>
@@ -2482,7 +2400,7 @@
                 <w:sz w:val="24"/>
                 <w:szCs w:val="24"/>
               </w:rPr>
-              <w:t>: LivEasy</w:t>
+              <w:t>:</w:t>
             </w:r>
           </w:p>
         </w:tc>
@@ -2622,6 +2540,12 @@
               </w:rPr>
               <w:t>É uma plataforma focada no planejamento e organização para mudanças.</w:t>
             </w:r>
+            <w:r>
+              <w:rPr>
+                <w:color w:val="00B0F0"/>
+              </w:rPr>
+              <w:t>​</w:t>
+            </w:r>
           </w:p>
         </w:tc>
       </w:tr>
@@ -2815,12 +2739,7 @@
             <w:pPr>
               <w:spacing w:before="120" w:after="120" w:line="240" w:lineRule="auto"/>
               <w:rPr>
-                <w:color w:val="000000" w:themeColor="text1"/>
-                <w14:textFill>
-                  <w14:solidFill>
-                    <w14:schemeClr w14:val="tx1"/>
-                  </w14:solidFill>
-                </w14:textFill>
+                <w:color w:val="00B0F0"/>
               </w:rPr>
             </w:pPr>
             <w:r>
@@ -2860,1319 +2779,11 @@
       <w:pPr>
         <w:pStyle w:val="2"/>
       </w:pPr>
-      <w:bookmarkStart w:id="7" w:name="_Toc128932910"/>
+      <w:bookmarkStart w:id="7" w:name="_Toc130930271"/>
       <w:r>
         <w:t>RELAÇÃO DE REQUISITOS FUNCIONAIS</w:t>
       </w:r>
       <w:bookmarkEnd w:id="7"/>
-    </w:p>
-    <w:p>
-      <w:pPr>
-        <w:rPr>
-          <w:color w:val="ED7D31" w:themeColor="accent2"/>
-          <w14:textFill>
-            <w14:solidFill>
-              <w14:schemeClr w14:val="accent2"/>
-            </w14:solidFill>
-          </w14:textFill>
-        </w:rPr>
-      </w:pPr>
-    </w:p>
-    <w:tbl>
-      <w:tblPr>
-        <w:tblStyle w:val="26"/>
-        <w:tblW w:w="8505" w:type="dxa"/>
-        <w:tblInd w:w="-5" w:type="dxa"/>
-        <w:tblBorders>
-          <w:top w:val="single" w:color="auto" w:sz="4" w:space="0"/>
-          <w:left w:val="single" w:color="auto" w:sz="4" w:space="0"/>
-          <w:bottom w:val="single" w:color="auto" w:sz="4" w:space="0"/>
-          <w:right w:val="single" w:color="auto" w:sz="4" w:space="0"/>
-          <w:insideH w:val="single" w:color="auto" w:sz="4" w:space="0"/>
-          <w:insideV w:val="single" w:color="auto" w:sz="4" w:space="0"/>
-        </w:tblBorders>
-        <w:tblLayout w:type="autofit"/>
-        <w:tblCellMar>
-          <w:top w:w="0" w:type="dxa"/>
-          <w:left w:w="108" w:type="dxa"/>
-          <w:bottom w:w="0" w:type="dxa"/>
-          <w:right w:w="108" w:type="dxa"/>
-        </w:tblCellMar>
-      </w:tblPr>
-      <w:tblGrid>
-        <w:gridCol w:w="709"/>
-        <w:gridCol w:w="7796"/>
-      </w:tblGrid>
-      <w:tr>
-        <w:tblPrEx>
-          <w:tblBorders>
-            <w:top w:val="single" w:color="auto" w:sz="4" w:space="0"/>
-            <w:left w:val="single" w:color="auto" w:sz="4" w:space="0"/>
-            <w:bottom w:val="single" w:color="auto" w:sz="4" w:space="0"/>
-            <w:right w:val="single" w:color="auto" w:sz="4" w:space="0"/>
-            <w:insideH w:val="single" w:color="auto" w:sz="4" w:space="0"/>
-            <w:insideV w:val="single" w:color="auto" w:sz="4" w:space="0"/>
-          </w:tblBorders>
-          <w:tblCellMar>
-            <w:top w:w="0" w:type="dxa"/>
-            <w:left w:w="108" w:type="dxa"/>
-            <w:bottom w:w="0" w:type="dxa"/>
-            <w:right w:w="108" w:type="dxa"/>
-          </w:tblCellMar>
-        </w:tblPrEx>
-        <w:trPr>
-          <w:trHeight w:val="410" w:hRule="atLeast"/>
-        </w:trPr>
-        <w:tc>
-          <w:tcPr>
-            <w:tcW w:w="8505" w:type="dxa"/>
-            <w:gridSpan w:val="2"/>
-            <w:tcBorders>
-              <w:top w:val="single" w:color="auto" w:sz="4" w:space="0"/>
-              <w:left w:val="single" w:color="auto" w:sz="4" w:space="0"/>
-              <w:bottom w:val="single" w:color="auto" w:sz="4" w:space="0"/>
-              <w:right w:val="single" w:color="auto" w:sz="4" w:space="0"/>
-            </w:tcBorders>
-            <w:vAlign w:val="center"/>
-          </w:tcPr>
-          <w:p>
-            <w:pPr>
-              <w:spacing w:after="0" w:line="240" w:lineRule="auto"/>
-              <w:rPr>
-                <w:sz w:val="24"/>
-                <w:szCs w:val="24"/>
-              </w:rPr>
-            </w:pPr>
-            <w:r>
-              <w:rPr>
-                <w:b/>
-                <w:bCs/>
-                <w:sz w:val="24"/>
-                <w:szCs w:val="24"/>
-              </w:rPr>
-              <w:t>NOME DO PRODUTO</w:t>
-            </w:r>
-            <w:r>
-              <w:rPr>
-                <w:sz w:val="24"/>
-                <w:szCs w:val="24"/>
-              </w:rPr>
-              <w:t>: LivEasy</w:t>
-            </w:r>
-          </w:p>
-        </w:tc>
-      </w:tr>
-      <w:tr>
-        <w:tblPrEx>
-          <w:tblBorders>
-            <w:top w:val="single" w:color="auto" w:sz="4" w:space="0"/>
-            <w:left w:val="single" w:color="auto" w:sz="4" w:space="0"/>
-            <w:bottom w:val="single" w:color="auto" w:sz="4" w:space="0"/>
-            <w:right w:val="single" w:color="auto" w:sz="4" w:space="0"/>
-            <w:insideH w:val="single" w:color="auto" w:sz="4" w:space="0"/>
-            <w:insideV w:val="single" w:color="auto" w:sz="4" w:space="0"/>
-          </w:tblBorders>
-          <w:tblCellMar>
-            <w:top w:w="0" w:type="dxa"/>
-            <w:left w:w="108" w:type="dxa"/>
-            <w:bottom w:w="0" w:type="dxa"/>
-            <w:right w:w="108" w:type="dxa"/>
-          </w:tblCellMar>
-        </w:tblPrEx>
-        <w:tc>
-          <w:tcPr>
-            <w:tcW w:w="709" w:type="dxa"/>
-            <w:tcBorders>
-              <w:top w:val="single" w:color="auto" w:sz="4" w:space="0"/>
-              <w:left w:val="single" w:color="auto" w:sz="4" w:space="0"/>
-              <w:bottom w:val="single" w:color="auto" w:sz="4" w:space="0"/>
-              <w:right w:val="single" w:color="auto" w:sz="4" w:space="0"/>
-            </w:tcBorders>
-            <w:vAlign w:val="center"/>
-          </w:tcPr>
-          <w:p>
-            <w:pPr>
-              <w:spacing w:after="0" w:line="240" w:lineRule="auto"/>
-              <w:jc w:val="center"/>
-              <w:rPr>
-                <w:b/>
-                <w:bCs/>
-                <w:sz w:val="24"/>
-                <w:szCs w:val="24"/>
-              </w:rPr>
-            </w:pPr>
-            <w:r>
-              <w:rPr>
-                <w:b/>
-                <w:bCs/>
-                <w:sz w:val="24"/>
-                <w:szCs w:val="24"/>
-              </w:rPr>
-              <w:t>#</w:t>
-            </w:r>
-          </w:p>
-        </w:tc>
-        <w:tc>
-          <w:tcPr>
-            <w:tcW w:w="7796" w:type="dxa"/>
-            <w:tcBorders>
-              <w:top w:val="single" w:color="auto" w:sz="4" w:space="0"/>
-              <w:left w:val="single" w:color="auto" w:sz="4" w:space="0"/>
-              <w:bottom w:val="single" w:color="auto" w:sz="4" w:space="0"/>
-              <w:right w:val="single" w:color="auto" w:sz="4" w:space="0"/>
-            </w:tcBorders>
-            <w:vAlign w:val="center"/>
-          </w:tcPr>
-          <w:p>
-            <w:pPr>
-              <w:spacing w:before="120" w:after="120" w:line="240" w:lineRule="auto"/>
-              <w:jc w:val="center"/>
-              <w:rPr>
-                <w:b/>
-                <w:bCs/>
-              </w:rPr>
-            </w:pPr>
-            <w:r>
-              <w:rPr>
-                <w:b/>
-                <w:bCs/>
-              </w:rPr>
-              <w:t>REQUISITO</w:t>
-            </w:r>
-          </w:p>
-        </w:tc>
-      </w:tr>
-      <w:tr>
-        <w:tblPrEx>
-          <w:tblBorders>
-            <w:top w:val="single" w:color="auto" w:sz="4" w:space="0"/>
-            <w:left w:val="single" w:color="auto" w:sz="4" w:space="0"/>
-            <w:bottom w:val="single" w:color="auto" w:sz="4" w:space="0"/>
-            <w:right w:val="single" w:color="auto" w:sz="4" w:space="0"/>
-            <w:insideH w:val="single" w:color="auto" w:sz="4" w:space="0"/>
-            <w:insideV w:val="single" w:color="auto" w:sz="4" w:space="0"/>
-          </w:tblBorders>
-          <w:tblCellMar>
-            <w:top w:w="0" w:type="dxa"/>
-            <w:left w:w="108" w:type="dxa"/>
-            <w:bottom w:w="0" w:type="dxa"/>
-            <w:right w:w="108" w:type="dxa"/>
-          </w:tblCellMar>
-        </w:tblPrEx>
-        <w:tc>
-          <w:tcPr>
-            <w:tcW w:w="709" w:type="dxa"/>
-            <w:tcBorders>
-              <w:top w:val="single" w:color="auto" w:sz="4" w:space="0"/>
-              <w:left w:val="single" w:color="auto" w:sz="4" w:space="0"/>
-              <w:bottom w:val="single" w:color="auto" w:sz="4" w:space="0"/>
-              <w:right w:val="single" w:color="auto" w:sz="4" w:space="0"/>
-            </w:tcBorders>
-            <w:vAlign w:val="center"/>
-          </w:tcPr>
-          <w:p>
-            <w:pPr>
-              <w:spacing w:after="0" w:line="360" w:lineRule="auto"/>
-              <w:jc w:val="center"/>
-              <w:rPr>
-                <w:b/>
-                <w:bCs/>
-                <w:sz w:val="24"/>
-                <w:szCs w:val="24"/>
-              </w:rPr>
-            </w:pPr>
-            <w:r>
-              <w:rPr>
-                <w:b/>
-                <w:bCs/>
-                <w:sz w:val="24"/>
-                <w:szCs w:val="24"/>
-              </w:rPr>
-              <w:t>1</w:t>
-            </w:r>
-          </w:p>
-        </w:tc>
-        <w:tc>
-          <w:tcPr>
-            <w:tcW w:w="7796" w:type="dxa"/>
-            <w:tcBorders>
-              <w:top w:val="single" w:color="auto" w:sz="4" w:space="0"/>
-              <w:left w:val="single" w:color="auto" w:sz="4" w:space="0"/>
-              <w:bottom w:val="single" w:color="auto" w:sz="4" w:space="0"/>
-              <w:right w:val="single" w:color="auto" w:sz="4" w:space="0"/>
-            </w:tcBorders>
-            <w:vAlign w:val="center"/>
-          </w:tcPr>
-          <w:p>
-            <w:pPr>
-              <w:spacing w:after="0" w:line="360" w:lineRule="auto"/>
-            </w:pPr>
-            <w:r>
-              <w:t xml:space="preserve">O sistema deverá permitir o cadastro dos usuários na plataforma. </w:t>
-            </w:r>
-          </w:p>
-        </w:tc>
-      </w:tr>
-      <w:tr>
-        <w:tblPrEx>
-          <w:tblBorders>
-            <w:top w:val="single" w:color="auto" w:sz="4" w:space="0"/>
-            <w:left w:val="single" w:color="auto" w:sz="4" w:space="0"/>
-            <w:bottom w:val="single" w:color="auto" w:sz="4" w:space="0"/>
-            <w:right w:val="single" w:color="auto" w:sz="4" w:space="0"/>
-            <w:insideH w:val="single" w:color="auto" w:sz="4" w:space="0"/>
-            <w:insideV w:val="single" w:color="auto" w:sz="4" w:space="0"/>
-          </w:tblBorders>
-          <w:tblCellMar>
-            <w:top w:w="0" w:type="dxa"/>
-            <w:left w:w="108" w:type="dxa"/>
-            <w:bottom w:w="0" w:type="dxa"/>
-            <w:right w:w="108" w:type="dxa"/>
-          </w:tblCellMar>
-        </w:tblPrEx>
-        <w:tc>
-          <w:tcPr>
-            <w:tcW w:w="709" w:type="dxa"/>
-            <w:tcBorders>
-              <w:top w:val="single" w:color="auto" w:sz="4" w:space="0"/>
-              <w:left w:val="single" w:color="auto" w:sz="4" w:space="0"/>
-              <w:bottom w:val="single" w:color="auto" w:sz="4" w:space="0"/>
-              <w:right w:val="single" w:color="auto" w:sz="4" w:space="0"/>
-            </w:tcBorders>
-            <w:vAlign w:val="center"/>
-          </w:tcPr>
-          <w:p>
-            <w:pPr>
-              <w:spacing w:after="0" w:line="360" w:lineRule="auto"/>
-              <w:jc w:val="center"/>
-              <w:rPr>
-                <w:b/>
-                <w:bCs/>
-                <w:sz w:val="24"/>
-                <w:szCs w:val="24"/>
-              </w:rPr>
-            </w:pPr>
-            <w:r>
-              <w:rPr>
-                <w:b/>
-                <w:bCs/>
-                <w:sz w:val="24"/>
-                <w:szCs w:val="24"/>
-              </w:rPr>
-              <w:t>2</w:t>
-            </w:r>
-          </w:p>
-        </w:tc>
-        <w:tc>
-          <w:tcPr>
-            <w:tcW w:w="7796" w:type="dxa"/>
-            <w:tcBorders>
-              <w:top w:val="single" w:color="auto" w:sz="4" w:space="0"/>
-              <w:left w:val="single" w:color="auto" w:sz="4" w:space="0"/>
-              <w:bottom w:val="single" w:color="auto" w:sz="4" w:space="0"/>
-              <w:right w:val="single" w:color="auto" w:sz="4" w:space="0"/>
-            </w:tcBorders>
-            <w:vAlign w:val="center"/>
-          </w:tcPr>
-          <w:p>
-            <w:pPr>
-              <w:spacing w:after="0" w:line="360" w:lineRule="auto"/>
-            </w:pPr>
-            <w:r>
-              <w:t xml:space="preserve">O sistema deverá possuir a opção de editar o perfil do usuário cadastrado. </w:t>
-            </w:r>
-          </w:p>
-        </w:tc>
-      </w:tr>
-      <w:tr>
-        <w:tblPrEx>
-          <w:tblBorders>
-            <w:top w:val="single" w:color="auto" w:sz="4" w:space="0"/>
-            <w:left w:val="single" w:color="auto" w:sz="4" w:space="0"/>
-            <w:bottom w:val="single" w:color="auto" w:sz="4" w:space="0"/>
-            <w:right w:val="single" w:color="auto" w:sz="4" w:space="0"/>
-            <w:insideH w:val="single" w:color="auto" w:sz="4" w:space="0"/>
-            <w:insideV w:val="single" w:color="auto" w:sz="4" w:space="0"/>
-          </w:tblBorders>
-          <w:tblCellMar>
-            <w:top w:w="0" w:type="dxa"/>
-            <w:left w:w="108" w:type="dxa"/>
-            <w:bottom w:w="0" w:type="dxa"/>
-            <w:right w:w="108" w:type="dxa"/>
-          </w:tblCellMar>
-        </w:tblPrEx>
-        <w:tc>
-          <w:tcPr>
-            <w:tcW w:w="709" w:type="dxa"/>
-            <w:tcBorders>
-              <w:top w:val="single" w:color="auto" w:sz="4" w:space="0"/>
-              <w:left w:val="single" w:color="auto" w:sz="4" w:space="0"/>
-              <w:bottom w:val="single" w:color="auto" w:sz="4" w:space="0"/>
-              <w:right w:val="single" w:color="auto" w:sz="4" w:space="0"/>
-            </w:tcBorders>
-            <w:vAlign w:val="center"/>
-          </w:tcPr>
-          <w:p>
-            <w:pPr>
-              <w:spacing w:after="0" w:line="360" w:lineRule="auto"/>
-              <w:jc w:val="center"/>
-              <w:rPr>
-                <w:b/>
-                <w:bCs/>
-                <w:sz w:val="24"/>
-                <w:szCs w:val="24"/>
-              </w:rPr>
-            </w:pPr>
-            <w:r>
-              <w:rPr>
-                <w:b/>
-                <w:bCs/>
-                <w:sz w:val="24"/>
-                <w:szCs w:val="24"/>
-              </w:rPr>
-              <w:t>3</w:t>
-            </w:r>
-          </w:p>
-        </w:tc>
-        <w:tc>
-          <w:tcPr>
-            <w:tcW w:w="7796" w:type="dxa"/>
-            <w:tcBorders>
-              <w:top w:val="single" w:color="auto" w:sz="4" w:space="0"/>
-              <w:left w:val="single" w:color="auto" w:sz="4" w:space="0"/>
-              <w:bottom w:val="single" w:color="auto" w:sz="4" w:space="0"/>
-              <w:right w:val="single" w:color="auto" w:sz="4" w:space="0"/>
-            </w:tcBorders>
-            <w:vAlign w:val="center"/>
-          </w:tcPr>
-          <w:p>
-            <w:pPr>
-              <w:spacing w:after="0" w:line="360" w:lineRule="auto"/>
-            </w:pPr>
-            <w:r>
-              <w:t xml:space="preserve">O sistema deverá permitir ao usuário escolher entre as opções: primeira casa (ou seja, primeira vez se mudando), nova casa (mudança normal) ou organização (quer ter um controle de gastos de despesas da casa). </w:t>
-            </w:r>
-          </w:p>
-        </w:tc>
-      </w:tr>
-      <w:tr>
-        <w:tblPrEx>
-          <w:tblBorders>
-            <w:top w:val="single" w:color="auto" w:sz="4" w:space="0"/>
-            <w:left w:val="single" w:color="auto" w:sz="4" w:space="0"/>
-            <w:bottom w:val="single" w:color="auto" w:sz="4" w:space="0"/>
-            <w:right w:val="single" w:color="auto" w:sz="4" w:space="0"/>
-            <w:insideH w:val="single" w:color="auto" w:sz="4" w:space="0"/>
-            <w:insideV w:val="single" w:color="auto" w:sz="4" w:space="0"/>
-          </w:tblBorders>
-          <w:tblCellMar>
-            <w:top w:w="0" w:type="dxa"/>
-            <w:left w:w="108" w:type="dxa"/>
-            <w:bottom w:w="0" w:type="dxa"/>
-            <w:right w:w="108" w:type="dxa"/>
-          </w:tblCellMar>
-        </w:tblPrEx>
-        <w:trPr>
-          <w:trHeight w:val="300" w:hRule="atLeast"/>
-        </w:trPr>
-        <w:tc>
-          <w:tcPr>
-            <w:tcW w:w="709" w:type="dxa"/>
-            <w:tcBorders>
-              <w:top w:val="single" w:color="auto" w:sz="4" w:space="0"/>
-              <w:left w:val="single" w:color="auto" w:sz="4" w:space="0"/>
-              <w:bottom w:val="single" w:color="auto" w:sz="4" w:space="0"/>
-              <w:right w:val="single" w:color="auto" w:sz="4" w:space="0"/>
-            </w:tcBorders>
-            <w:vAlign w:val="center"/>
-          </w:tcPr>
-          <w:p>
-            <w:pPr>
-              <w:spacing w:line="360" w:lineRule="auto"/>
-              <w:jc w:val="center"/>
-              <w:rPr>
-                <w:b/>
-                <w:bCs/>
-                <w:sz w:val="24"/>
-                <w:szCs w:val="24"/>
-              </w:rPr>
-            </w:pPr>
-            <w:r>
-              <w:rPr>
-                <w:b/>
-                <w:bCs/>
-                <w:sz w:val="24"/>
-                <w:szCs w:val="24"/>
-              </w:rPr>
-              <w:t>4</w:t>
-            </w:r>
-          </w:p>
-        </w:tc>
-        <w:tc>
-          <w:tcPr>
-            <w:tcW w:w="7796" w:type="dxa"/>
-            <w:tcBorders>
-              <w:top w:val="single" w:color="auto" w:sz="4" w:space="0"/>
-              <w:left w:val="single" w:color="auto" w:sz="4" w:space="0"/>
-              <w:bottom w:val="single" w:color="auto" w:sz="4" w:space="0"/>
-              <w:right w:val="single" w:color="auto" w:sz="4" w:space="0"/>
-            </w:tcBorders>
-            <w:vAlign w:val="center"/>
-          </w:tcPr>
-          <w:p>
-            <w:pPr>
-              <w:spacing w:line="360" w:lineRule="auto"/>
-            </w:pPr>
-            <w:r>
-              <w:t>O sistema deverá permitir ao usuário criar uma lista de tarefas para organizar todas as etapas do planejamento da mudança, como pesquisar imóveis, contratar serviços de mudança, organizar documentos, entre outros.</w:t>
-            </w:r>
-          </w:p>
-        </w:tc>
-      </w:tr>
-      <w:tr>
-        <w:tblPrEx>
-          <w:tblBorders>
-            <w:top w:val="single" w:color="auto" w:sz="4" w:space="0"/>
-            <w:left w:val="single" w:color="auto" w:sz="4" w:space="0"/>
-            <w:bottom w:val="single" w:color="auto" w:sz="4" w:space="0"/>
-            <w:right w:val="single" w:color="auto" w:sz="4" w:space="0"/>
-            <w:insideH w:val="single" w:color="auto" w:sz="4" w:space="0"/>
-            <w:insideV w:val="single" w:color="auto" w:sz="4" w:space="0"/>
-          </w:tblBorders>
-          <w:tblCellMar>
-            <w:top w:w="0" w:type="dxa"/>
-            <w:left w:w="108" w:type="dxa"/>
-            <w:bottom w:w="0" w:type="dxa"/>
-            <w:right w:w="108" w:type="dxa"/>
-          </w:tblCellMar>
-        </w:tblPrEx>
-        <w:trPr>
-          <w:trHeight w:val="300" w:hRule="atLeast"/>
-        </w:trPr>
-        <w:tc>
-          <w:tcPr>
-            <w:tcW w:w="709" w:type="dxa"/>
-            <w:tcBorders>
-              <w:top w:val="single" w:color="auto" w:sz="4" w:space="0"/>
-              <w:left w:val="single" w:color="auto" w:sz="4" w:space="0"/>
-              <w:bottom w:val="single" w:color="auto" w:sz="4" w:space="0"/>
-              <w:right w:val="single" w:color="auto" w:sz="4" w:space="0"/>
-            </w:tcBorders>
-            <w:vAlign w:val="center"/>
-          </w:tcPr>
-          <w:p>
-            <w:pPr>
-              <w:spacing w:line="360" w:lineRule="auto"/>
-              <w:jc w:val="center"/>
-              <w:rPr>
-                <w:b/>
-                <w:bCs/>
-                <w:sz w:val="24"/>
-                <w:szCs w:val="24"/>
-              </w:rPr>
-            </w:pPr>
-            <w:r>
-              <w:rPr>
-                <w:b/>
-                <w:bCs/>
-                <w:sz w:val="24"/>
-                <w:szCs w:val="24"/>
-              </w:rPr>
-              <w:t>5</w:t>
-            </w:r>
-          </w:p>
-        </w:tc>
-        <w:tc>
-          <w:tcPr>
-            <w:tcW w:w="7796" w:type="dxa"/>
-            <w:tcBorders>
-              <w:top w:val="single" w:color="auto" w:sz="4" w:space="0"/>
-              <w:left w:val="single" w:color="auto" w:sz="4" w:space="0"/>
-              <w:bottom w:val="single" w:color="auto" w:sz="4" w:space="0"/>
-              <w:right w:val="single" w:color="auto" w:sz="4" w:space="0"/>
-            </w:tcBorders>
-            <w:vAlign w:val="center"/>
-          </w:tcPr>
-          <w:p>
-            <w:pPr>
-              <w:spacing w:line="360" w:lineRule="auto"/>
-            </w:pPr>
-            <w:r>
-              <w:t>O sistema deverá permitir ao usuário definir prazos para cada tarefa da lista e acompanhar o progresso de cada uma delas, para garantir que tudo seja feito dentro do prazo.</w:t>
-            </w:r>
-          </w:p>
-        </w:tc>
-      </w:tr>
-      <w:tr>
-        <w:tblPrEx>
-          <w:tblBorders>
-            <w:top w:val="single" w:color="auto" w:sz="4" w:space="0"/>
-            <w:left w:val="single" w:color="auto" w:sz="4" w:space="0"/>
-            <w:bottom w:val="single" w:color="auto" w:sz="4" w:space="0"/>
-            <w:right w:val="single" w:color="auto" w:sz="4" w:space="0"/>
-            <w:insideH w:val="single" w:color="auto" w:sz="4" w:space="0"/>
-            <w:insideV w:val="single" w:color="auto" w:sz="4" w:space="0"/>
-          </w:tblBorders>
-          <w:tblCellMar>
-            <w:top w:w="0" w:type="dxa"/>
-            <w:left w:w="108" w:type="dxa"/>
-            <w:bottom w:w="0" w:type="dxa"/>
-            <w:right w:w="108" w:type="dxa"/>
-          </w:tblCellMar>
-        </w:tblPrEx>
-        <w:trPr>
-          <w:trHeight w:val="300" w:hRule="atLeast"/>
-        </w:trPr>
-        <w:tc>
-          <w:tcPr>
-            <w:tcW w:w="709" w:type="dxa"/>
-            <w:tcBorders>
-              <w:top w:val="single" w:color="auto" w:sz="4" w:space="0"/>
-              <w:left w:val="single" w:color="auto" w:sz="4" w:space="0"/>
-              <w:bottom w:val="single" w:color="auto" w:sz="4" w:space="0"/>
-              <w:right w:val="single" w:color="auto" w:sz="4" w:space="0"/>
-            </w:tcBorders>
-            <w:vAlign w:val="center"/>
-          </w:tcPr>
-          <w:p>
-            <w:pPr>
-              <w:spacing w:line="360" w:lineRule="auto"/>
-              <w:jc w:val="center"/>
-              <w:rPr>
-                <w:b/>
-                <w:bCs/>
-                <w:sz w:val="24"/>
-                <w:szCs w:val="24"/>
-              </w:rPr>
-            </w:pPr>
-            <w:r>
-              <w:rPr>
-                <w:b/>
-                <w:bCs/>
-                <w:sz w:val="24"/>
-                <w:szCs w:val="24"/>
-              </w:rPr>
-              <w:t>6</w:t>
-            </w:r>
-          </w:p>
-        </w:tc>
-        <w:tc>
-          <w:tcPr>
-            <w:tcW w:w="7796" w:type="dxa"/>
-            <w:tcBorders>
-              <w:top w:val="single" w:color="auto" w:sz="4" w:space="0"/>
-              <w:left w:val="single" w:color="auto" w:sz="4" w:space="0"/>
-              <w:bottom w:val="single" w:color="auto" w:sz="4" w:space="0"/>
-              <w:right w:val="single" w:color="auto" w:sz="4" w:space="0"/>
-            </w:tcBorders>
-            <w:vAlign w:val="center"/>
-          </w:tcPr>
-          <w:p>
-            <w:pPr>
-              <w:spacing w:line="360" w:lineRule="auto"/>
-            </w:pPr>
-            <w:r>
-              <w:t>O sistema deverá permitir ao usuário definir um orçamento para o planejamento da mudança e acompanhar os custos de cada etapa, para garantir que os gastos não excedam o orçamento estipulado.</w:t>
-            </w:r>
-          </w:p>
-        </w:tc>
-      </w:tr>
-      <w:tr>
-        <w:tblPrEx>
-          <w:tblBorders>
-            <w:top w:val="single" w:color="auto" w:sz="4" w:space="0"/>
-            <w:left w:val="single" w:color="auto" w:sz="4" w:space="0"/>
-            <w:bottom w:val="single" w:color="auto" w:sz="4" w:space="0"/>
-            <w:right w:val="single" w:color="auto" w:sz="4" w:space="0"/>
-            <w:insideH w:val="single" w:color="auto" w:sz="4" w:space="0"/>
-            <w:insideV w:val="single" w:color="auto" w:sz="4" w:space="0"/>
-          </w:tblBorders>
-          <w:tblCellMar>
-            <w:top w:w="0" w:type="dxa"/>
-            <w:left w:w="108" w:type="dxa"/>
-            <w:bottom w:w="0" w:type="dxa"/>
-            <w:right w:w="108" w:type="dxa"/>
-          </w:tblCellMar>
-        </w:tblPrEx>
-        <w:trPr>
-          <w:trHeight w:val="300" w:hRule="atLeast"/>
-        </w:trPr>
-        <w:tc>
-          <w:tcPr>
-            <w:tcW w:w="709" w:type="dxa"/>
-            <w:tcBorders>
-              <w:top w:val="single" w:color="auto" w:sz="4" w:space="0"/>
-              <w:left w:val="single" w:color="auto" w:sz="4" w:space="0"/>
-              <w:bottom w:val="single" w:color="auto" w:sz="4" w:space="0"/>
-              <w:right w:val="single" w:color="auto" w:sz="4" w:space="0"/>
-            </w:tcBorders>
-            <w:vAlign w:val="center"/>
-          </w:tcPr>
-          <w:p>
-            <w:pPr>
-              <w:spacing w:line="360" w:lineRule="auto"/>
-              <w:jc w:val="center"/>
-              <w:rPr>
-                <w:b/>
-                <w:bCs/>
-                <w:sz w:val="24"/>
-                <w:szCs w:val="24"/>
-              </w:rPr>
-            </w:pPr>
-            <w:r>
-              <w:rPr>
-                <w:b/>
-                <w:bCs/>
-                <w:sz w:val="24"/>
-                <w:szCs w:val="24"/>
-              </w:rPr>
-              <w:t>7</w:t>
-            </w:r>
-          </w:p>
-        </w:tc>
-        <w:tc>
-          <w:tcPr>
-            <w:tcW w:w="7796" w:type="dxa"/>
-            <w:tcBorders>
-              <w:top w:val="single" w:color="auto" w:sz="4" w:space="0"/>
-              <w:left w:val="single" w:color="auto" w:sz="4" w:space="0"/>
-              <w:bottom w:val="single" w:color="auto" w:sz="4" w:space="0"/>
-              <w:right w:val="single" w:color="auto" w:sz="4" w:space="0"/>
-            </w:tcBorders>
-            <w:vAlign w:val="center"/>
-          </w:tcPr>
-          <w:p>
-            <w:pPr>
-              <w:spacing w:line="360" w:lineRule="auto"/>
-            </w:pPr>
-            <w:r>
-              <w:t>O sistema deverá permitir ao usuário escolher sugestões de parceiras para auxiliar na mudança.</w:t>
-            </w:r>
-          </w:p>
-        </w:tc>
-      </w:tr>
-      <w:tr>
-        <w:tblPrEx>
-          <w:tblBorders>
-            <w:top w:val="single" w:color="auto" w:sz="4" w:space="0"/>
-            <w:left w:val="single" w:color="auto" w:sz="4" w:space="0"/>
-            <w:bottom w:val="single" w:color="auto" w:sz="4" w:space="0"/>
-            <w:right w:val="single" w:color="auto" w:sz="4" w:space="0"/>
-            <w:insideH w:val="single" w:color="auto" w:sz="4" w:space="0"/>
-            <w:insideV w:val="single" w:color="auto" w:sz="4" w:space="0"/>
-          </w:tblBorders>
-          <w:tblCellMar>
-            <w:top w:w="0" w:type="dxa"/>
-            <w:left w:w="108" w:type="dxa"/>
-            <w:bottom w:w="0" w:type="dxa"/>
-            <w:right w:w="108" w:type="dxa"/>
-          </w:tblCellMar>
-        </w:tblPrEx>
-        <w:trPr>
-          <w:trHeight w:val="300" w:hRule="atLeast"/>
-        </w:trPr>
-        <w:tc>
-          <w:tcPr>
-            <w:tcW w:w="709" w:type="dxa"/>
-            <w:tcBorders>
-              <w:top w:val="single" w:color="auto" w:sz="4" w:space="0"/>
-              <w:left w:val="single" w:color="auto" w:sz="4" w:space="0"/>
-              <w:bottom w:val="single" w:color="auto" w:sz="4" w:space="0"/>
-              <w:right w:val="single" w:color="auto" w:sz="4" w:space="0"/>
-            </w:tcBorders>
-            <w:vAlign w:val="center"/>
-          </w:tcPr>
-          <w:p>
-            <w:pPr>
-              <w:spacing w:line="360" w:lineRule="auto"/>
-              <w:jc w:val="center"/>
-              <w:rPr>
-                <w:b/>
-                <w:bCs/>
-                <w:sz w:val="24"/>
-                <w:szCs w:val="24"/>
-              </w:rPr>
-            </w:pPr>
-            <w:r>
-              <w:rPr>
-                <w:b/>
-                <w:bCs/>
-                <w:sz w:val="24"/>
-                <w:szCs w:val="24"/>
-              </w:rPr>
-              <w:t>8</w:t>
-            </w:r>
-          </w:p>
-        </w:tc>
-        <w:tc>
-          <w:tcPr>
-            <w:tcW w:w="7796" w:type="dxa"/>
-            <w:tcBorders>
-              <w:top w:val="single" w:color="auto" w:sz="4" w:space="0"/>
-              <w:left w:val="single" w:color="auto" w:sz="4" w:space="0"/>
-              <w:bottom w:val="single" w:color="auto" w:sz="4" w:space="0"/>
-              <w:right w:val="single" w:color="auto" w:sz="4" w:space="0"/>
-            </w:tcBorders>
-            <w:vAlign w:val="center"/>
-          </w:tcPr>
-          <w:p>
-            <w:pPr>
-              <w:spacing w:line="360" w:lineRule="auto"/>
-            </w:pPr>
-            <w:r>
-              <w:t>O sistema deverá permitir ao usuário registrar informações importantes, como contatos de fornecedores, datas de visitas a imóveis, entre outras, para que ele possa acessá-las facilmente quando necessário.</w:t>
-            </w:r>
-          </w:p>
-        </w:tc>
-      </w:tr>
-      <w:tr>
-        <w:tblPrEx>
-          <w:tblBorders>
-            <w:top w:val="single" w:color="auto" w:sz="4" w:space="0"/>
-            <w:left w:val="single" w:color="auto" w:sz="4" w:space="0"/>
-            <w:bottom w:val="single" w:color="auto" w:sz="4" w:space="0"/>
-            <w:right w:val="single" w:color="auto" w:sz="4" w:space="0"/>
-            <w:insideH w:val="single" w:color="auto" w:sz="4" w:space="0"/>
-            <w:insideV w:val="single" w:color="auto" w:sz="4" w:space="0"/>
-          </w:tblBorders>
-          <w:tblCellMar>
-            <w:top w:w="0" w:type="dxa"/>
-            <w:left w:w="108" w:type="dxa"/>
-            <w:bottom w:w="0" w:type="dxa"/>
-            <w:right w:w="108" w:type="dxa"/>
-          </w:tblCellMar>
-        </w:tblPrEx>
-        <w:tc>
-          <w:tcPr>
-            <w:tcW w:w="709" w:type="dxa"/>
-            <w:tcBorders>
-              <w:top w:val="single" w:color="auto" w:sz="4" w:space="0"/>
-              <w:left w:val="single" w:color="auto" w:sz="4" w:space="0"/>
-              <w:bottom w:val="single" w:color="auto" w:sz="4" w:space="0"/>
-              <w:right w:val="single" w:color="auto" w:sz="4" w:space="0"/>
-            </w:tcBorders>
-            <w:vAlign w:val="center"/>
-          </w:tcPr>
-          <w:p>
-            <w:pPr>
-              <w:spacing w:after="0" w:line="360" w:lineRule="auto"/>
-              <w:jc w:val="center"/>
-              <w:rPr>
-                <w:b/>
-                <w:bCs/>
-                <w:sz w:val="24"/>
-                <w:szCs w:val="24"/>
-              </w:rPr>
-            </w:pPr>
-            <w:r>
-              <w:rPr>
-                <w:b/>
-                <w:bCs/>
-                <w:sz w:val="24"/>
-                <w:szCs w:val="24"/>
-              </w:rPr>
-              <w:t>9</w:t>
-            </w:r>
-          </w:p>
-        </w:tc>
-        <w:tc>
-          <w:tcPr>
-            <w:tcW w:w="7796" w:type="dxa"/>
-            <w:tcBorders>
-              <w:top w:val="single" w:color="auto" w:sz="4" w:space="0"/>
-              <w:left w:val="single" w:color="auto" w:sz="4" w:space="0"/>
-              <w:bottom w:val="single" w:color="auto" w:sz="4" w:space="0"/>
-              <w:right w:val="single" w:color="auto" w:sz="4" w:space="0"/>
-            </w:tcBorders>
-            <w:vAlign w:val="center"/>
-          </w:tcPr>
-          <w:p>
-            <w:pPr>
-              <w:spacing w:after="0" w:line="360" w:lineRule="auto"/>
-            </w:pPr>
-            <w:r>
-              <w:t>O sistema permitirá ao usuário a opção de visualizar o controle de gastos, o progresso da mudança, controlando o prazo de conclusão das tarefas criadas.</w:t>
-            </w:r>
-          </w:p>
-        </w:tc>
-      </w:tr>
-      <w:tr>
-        <w:tblPrEx>
-          <w:tblBorders>
-            <w:top w:val="single" w:color="auto" w:sz="4" w:space="0"/>
-            <w:left w:val="single" w:color="auto" w:sz="4" w:space="0"/>
-            <w:bottom w:val="single" w:color="auto" w:sz="4" w:space="0"/>
-            <w:right w:val="single" w:color="auto" w:sz="4" w:space="0"/>
-            <w:insideH w:val="single" w:color="auto" w:sz="4" w:space="0"/>
-            <w:insideV w:val="single" w:color="auto" w:sz="4" w:space="0"/>
-          </w:tblBorders>
-          <w:tblCellMar>
-            <w:top w:w="0" w:type="dxa"/>
-            <w:left w:w="108" w:type="dxa"/>
-            <w:bottom w:w="0" w:type="dxa"/>
-            <w:right w:w="108" w:type="dxa"/>
-          </w:tblCellMar>
-        </w:tblPrEx>
-        <w:tc>
-          <w:tcPr>
-            <w:tcW w:w="709" w:type="dxa"/>
-            <w:tcBorders>
-              <w:top w:val="single" w:color="auto" w:sz="4" w:space="0"/>
-              <w:left w:val="single" w:color="auto" w:sz="4" w:space="0"/>
-              <w:bottom w:val="single" w:color="auto" w:sz="4" w:space="0"/>
-              <w:right w:val="single" w:color="auto" w:sz="4" w:space="0"/>
-            </w:tcBorders>
-            <w:vAlign w:val="center"/>
-          </w:tcPr>
-          <w:p>
-            <w:pPr>
-              <w:spacing w:after="0" w:line="360" w:lineRule="auto"/>
-              <w:jc w:val="center"/>
-              <w:rPr>
-                <w:b/>
-                <w:bCs/>
-                <w:sz w:val="24"/>
-                <w:szCs w:val="24"/>
-              </w:rPr>
-            </w:pPr>
-            <w:r>
-              <w:rPr>
-                <w:b/>
-                <w:bCs/>
-                <w:sz w:val="24"/>
-                <w:szCs w:val="24"/>
-              </w:rPr>
-              <w:t>10</w:t>
-            </w:r>
-          </w:p>
-        </w:tc>
-        <w:tc>
-          <w:tcPr>
-            <w:tcW w:w="7796" w:type="dxa"/>
-            <w:tcBorders>
-              <w:top w:val="single" w:color="auto" w:sz="4" w:space="0"/>
-              <w:left w:val="single" w:color="auto" w:sz="4" w:space="0"/>
-              <w:bottom w:val="single" w:color="auto" w:sz="4" w:space="0"/>
-              <w:right w:val="single" w:color="auto" w:sz="4" w:space="0"/>
-            </w:tcBorders>
-            <w:vAlign w:val="center"/>
-          </w:tcPr>
-          <w:p>
-            <w:pPr>
-              <w:spacing w:after="0" w:line="360" w:lineRule="auto"/>
-            </w:pPr>
-            <w:r>
-              <w:t xml:space="preserve">O sistema deverá permitir ao usuário registrar todas as despesas realizadas na casa, como contas de água, luz, telefone, alimentação, transporte, entre outras. </w:t>
-            </w:r>
-          </w:p>
-        </w:tc>
-      </w:tr>
-      <w:tr>
-        <w:tblPrEx>
-          <w:tblBorders>
-            <w:top w:val="single" w:color="auto" w:sz="4" w:space="0"/>
-            <w:left w:val="single" w:color="auto" w:sz="4" w:space="0"/>
-            <w:bottom w:val="single" w:color="auto" w:sz="4" w:space="0"/>
-            <w:right w:val="single" w:color="auto" w:sz="4" w:space="0"/>
-            <w:insideH w:val="single" w:color="auto" w:sz="4" w:space="0"/>
-            <w:insideV w:val="single" w:color="auto" w:sz="4" w:space="0"/>
-          </w:tblBorders>
-          <w:tblCellMar>
-            <w:top w:w="0" w:type="dxa"/>
-            <w:left w:w="108" w:type="dxa"/>
-            <w:bottom w:w="0" w:type="dxa"/>
-            <w:right w:w="108" w:type="dxa"/>
-          </w:tblCellMar>
-        </w:tblPrEx>
-        <w:tc>
-          <w:tcPr>
-            <w:tcW w:w="709" w:type="dxa"/>
-            <w:tcBorders>
-              <w:top w:val="single" w:color="auto" w:sz="4" w:space="0"/>
-              <w:left w:val="single" w:color="auto" w:sz="4" w:space="0"/>
-              <w:bottom w:val="single" w:color="auto" w:sz="4" w:space="0"/>
-              <w:right w:val="single" w:color="auto" w:sz="4" w:space="0"/>
-            </w:tcBorders>
-            <w:vAlign w:val="center"/>
-          </w:tcPr>
-          <w:p>
-            <w:pPr>
-              <w:spacing w:after="0" w:line="360" w:lineRule="auto"/>
-              <w:jc w:val="center"/>
-              <w:rPr>
-                <w:b/>
-                <w:bCs/>
-                <w:sz w:val="24"/>
-                <w:szCs w:val="24"/>
-              </w:rPr>
-            </w:pPr>
-            <w:r>
-              <w:rPr>
-                <w:b/>
-                <w:bCs/>
-                <w:sz w:val="24"/>
-                <w:szCs w:val="24"/>
-              </w:rPr>
-              <w:t>11</w:t>
-            </w:r>
-          </w:p>
-        </w:tc>
-        <w:tc>
-          <w:tcPr>
-            <w:tcW w:w="7796" w:type="dxa"/>
-            <w:tcBorders>
-              <w:top w:val="single" w:color="auto" w:sz="4" w:space="0"/>
-              <w:left w:val="single" w:color="auto" w:sz="4" w:space="0"/>
-              <w:bottom w:val="single" w:color="auto" w:sz="4" w:space="0"/>
-              <w:right w:val="single" w:color="auto" w:sz="4" w:space="0"/>
-            </w:tcBorders>
-            <w:vAlign w:val="center"/>
-          </w:tcPr>
-          <w:p>
-            <w:pPr>
-              <w:spacing w:after="0" w:line="360" w:lineRule="auto"/>
-            </w:pPr>
-            <w:r>
-              <w:t xml:space="preserve">O sistema deverá permitir ao usuário categorizar as despesas registradas para que ele possa visualizar os gastos por tipo. </w:t>
-            </w:r>
-          </w:p>
-        </w:tc>
-      </w:tr>
-      <w:tr>
-        <w:tblPrEx>
-          <w:tblBorders>
-            <w:top w:val="single" w:color="auto" w:sz="4" w:space="0"/>
-            <w:left w:val="single" w:color="auto" w:sz="4" w:space="0"/>
-            <w:bottom w:val="single" w:color="auto" w:sz="4" w:space="0"/>
-            <w:right w:val="single" w:color="auto" w:sz="4" w:space="0"/>
-            <w:insideH w:val="single" w:color="auto" w:sz="4" w:space="0"/>
-            <w:insideV w:val="single" w:color="auto" w:sz="4" w:space="0"/>
-          </w:tblBorders>
-          <w:tblCellMar>
-            <w:top w:w="0" w:type="dxa"/>
-            <w:left w:w="108" w:type="dxa"/>
-            <w:bottom w:w="0" w:type="dxa"/>
-            <w:right w:w="108" w:type="dxa"/>
-          </w:tblCellMar>
-        </w:tblPrEx>
-        <w:tc>
-          <w:tcPr>
-            <w:tcW w:w="709" w:type="dxa"/>
-            <w:tcBorders>
-              <w:top w:val="single" w:color="auto" w:sz="4" w:space="0"/>
-              <w:left w:val="single" w:color="auto" w:sz="4" w:space="0"/>
-              <w:bottom w:val="single" w:color="auto" w:sz="4" w:space="0"/>
-              <w:right w:val="single" w:color="auto" w:sz="4" w:space="0"/>
-            </w:tcBorders>
-            <w:vAlign w:val="center"/>
-          </w:tcPr>
-          <w:p>
-            <w:pPr>
-              <w:spacing w:after="0" w:line="360" w:lineRule="auto"/>
-              <w:jc w:val="center"/>
-              <w:rPr>
-                <w:b/>
-                <w:bCs/>
-                <w:sz w:val="24"/>
-                <w:szCs w:val="24"/>
-              </w:rPr>
-            </w:pPr>
-            <w:r>
-              <w:rPr>
-                <w:b/>
-                <w:bCs/>
-                <w:sz w:val="24"/>
-                <w:szCs w:val="24"/>
-              </w:rPr>
-              <w:t>12</w:t>
-            </w:r>
-          </w:p>
-        </w:tc>
-        <w:tc>
-          <w:tcPr>
-            <w:tcW w:w="7796" w:type="dxa"/>
-            <w:tcBorders>
-              <w:top w:val="single" w:color="auto" w:sz="4" w:space="0"/>
-              <w:left w:val="single" w:color="auto" w:sz="4" w:space="0"/>
-              <w:bottom w:val="single" w:color="auto" w:sz="4" w:space="0"/>
-              <w:right w:val="single" w:color="auto" w:sz="4" w:space="0"/>
-            </w:tcBorders>
-            <w:vAlign w:val="center"/>
-          </w:tcPr>
-          <w:p>
-            <w:pPr>
-              <w:spacing w:after="0" w:line="360" w:lineRule="auto"/>
-            </w:pPr>
-            <w:r>
-              <w:t xml:space="preserve">O sistema deverá permitir ao usuário definir um orçamento mensal para cada categoria de despesa e acompanhar o quanto já foi gasto em relação ao orçamento definido. </w:t>
-            </w:r>
-          </w:p>
-        </w:tc>
-      </w:tr>
-      <w:tr>
-        <w:tblPrEx>
-          <w:tblBorders>
-            <w:top w:val="single" w:color="auto" w:sz="4" w:space="0"/>
-            <w:left w:val="single" w:color="auto" w:sz="4" w:space="0"/>
-            <w:bottom w:val="single" w:color="auto" w:sz="4" w:space="0"/>
-            <w:right w:val="single" w:color="auto" w:sz="4" w:space="0"/>
-            <w:insideH w:val="single" w:color="auto" w:sz="4" w:space="0"/>
-            <w:insideV w:val="single" w:color="auto" w:sz="4" w:space="0"/>
-          </w:tblBorders>
-          <w:tblCellMar>
-            <w:top w:w="0" w:type="dxa"/>
-            <w:left w:w="108" w:type="dxa"/>
-            <w:bottom w:w="0" w:type="dxa"/>
-            <w:right w:w="108" w:type="dxa"/>
-          </w:tblCellMar>
-        </w:tblPrEx>
-        <w:tc>
-          <w:tcPr>
-            <w:tcW w:w="709" w:type="dxa"/>
-            <w:tcBorders>
-              <w:top w:val="single" w:color="auto" w:sz="4" w:space="0"/>
-              <w:left w:val="single" w:color="auto" w:sz="4" w:space="0"/>
-              <w:bottom w:val="single" w:color="auto" w:sz="4" w:space="0"/>
-              <w:right w:val="single" w:color="auto" w:sz="4" w:space="0"/>
-            </w:tcBorders>
-            <w:vAlign w:val="center"/>
-          </w:tcPr>
-          <w:p>
-            <w:pPr>
-              <w:spacing w:after="0" w:line="360" w:lineRule="auto"/>
-              <w:jc w:val="center"/>
-              <w:rPr>
-                <w:b/>
-                <w:bCs/>
-                <w:sz w:val="24"/>
-                <w:szCs w:val="24"/>
-              </w:rPr>
-            </w:pPr>
-            <w:r>
-              <w:rPr>
-                <w:b/>
-                <w:bCs/>
-                <w:sz w:val="24"/>
-                <w:szCs w:val="24"/>
-              </w:rPr>
-              <w:t>13</w:t>
-            </w:r>
-          </w:p>
-        </w:tc>
-        <w:tc>
-          <w:tcPr>
-            <w:tcW w:w="7796" w:type="dxa"/>
-            <w:tcBorders>
-              <w:top w:val="single" w:color="auto" w:sz="4" w:space="0"/>
-              <w:left w:val="single" w:color="auto" w:sz="4" w:space="0"/>
-              <w:bottom w:val="single" w:color="auto" w:sz="4" w:space="0"/>
-              <w:right w:val="single" w:color="auto" w:sz="4" w:space="0"/>
-            </w:tcBorders>
-            <w:vAlign w:val="center"/>
-          </w:tcPr>
-          <w:p>
-            <w:pPr>
-              <w:spacing w:after="0" w:line="360" w:lineRule="auto"/>
-            </w:pPr>
-            <w:r>
-              <w:t>O sistema deverá fornecer ao usuário gráficos e relatórios para que ele possa visualizar os gastos de forma clara e entender onde está gastando mais dinheiro.</w:t>
-            </w:r>
-          </w:p>
-        </w:tc>
-      </w:tr>
-      <w:tr>
-        <w:tblPrEx>
-          <w:tblBorders>
-            <w:top w:val="single" w:color="auto" w:sz="4" w:space="0"/>
-            <w:left w:val="single" w:color="auto" w:sz="4" w:space="0"/>
-            <w:bottom w:val="single" w:color="auto" w:sz="4" w:space="0"/>
-            <w:right w:val="single" w:color="auto" w:sz="4" w:space="0"/>
-            <w:insideH w:val="single" w:color="auto" w:sz="4" w:space="0"/>
-            <w:insideV w:val="single" w:color="auto" w:sz="4" w:space="0"/>
-          </w:tblBorders>
-          <w:tblCellMar>
-            <w:top w:w="0" w:type="dxa"/>
-            <w:left w:w="108" w:type="dxa"/>
-            <w:bottom w:w="0" w:type="dxa"/>
-            <w:right w:w="108" w:type="dxa"/>
-          </w:tblCellMar>
-        </w:tblPrEx>
-        <w:tc>
-          <w:tcPr>
-            <w:tcW w:w="709" w:type="dxa"/>
-            <w:tcBorders>
-              <w:top w:val="single" w:color="auto" w:sz="4" w:space="0"/>
-              <w:left w:val="single" w:color="auto" w:sz="4" w:space="0"/>
-              <w:bottom w:val="single" w:color="auto" w:sz="4" w:space="0"/>
-              <w:right w:val="single" w:color="auto" w:sz="4" w:space="0"/>
-            </w:tcBorders>
-            <w:vAlign w:val="center"/>
-          </w:tcPr>
-          <w:p>
-            <w:pPr>
-              <w:spacing w:after="0" w:line="360" w:lineRule="auto"/>
-              <w:jc w:val="center"/>
-              <w:rPr>
-                <w:b/>
-                <w:bCs/>
-                <w:sz w:val="24"/>
-                <w:szCs w:val="24"/>
-              </w:rPr>
-            </w:pPr>
-            <w:r>
-              <w:rPr>
-                <w:b/>
-                <w:bCs/>
-                <w:sz w:val="24"/>
-                <w:szCs w:val="24"/>
-              </w:rPr>
-              <w:t>14</w:t>
-            </w:r>
-          </w:p>
-        </w:tc>
-        <w:tc>
-          <w:tcPr>
-            <w:tcW w:w="7796" w:type="dxa"/>
-            <w:tcBorders>
-              <w:top w:val="single" w:color="auto" w:sz="4" w:space="0"/>
-              <w:left w:val="single" w:color="auto" w:sz="4" w:space="0"/>
-              <w:bottom w:val="single" w:color="auto" w:sz="4" w:space="0"/>
-              <w:right w:val="single" w:color="auto" w:sz="4" w:space="0"/>
-            </w:tcBorders>
-            <w:vAlign w:val="center"/>
-          </w:tcPr>
-          <w:p>
-            <w:pPr>
-              <w:spacing w:after="0" w:line="360" w:lineRule="auto"/>
-            </w:pPr>
-            <w:r>
-              <w:t>O sistema deverá permitir a mudança de tema claro ou escuro da tela.</w:t>
-            </w:r>
-          </w:p>
-        </w:tc>
-      </w:tr>
-      <w:tr>
-        <w:tblPrEx>
-          <w:tblBorders>
-            <w:top w:val="single" w:color="auto" w:sz="4" w:space="0"/>
-            <w:left w:val="single" w:color="auto" w:sz="4" w:space="0"/>
-            <w:bottom w:val="single" w:color="auto" w:sz="4" w:space="0"/>
-            <w:right w:val="single" w:color="auto" w:sz="4" w:space="0"/>
-            <w:insideH w:val="single" w:color="auto" w:sz="4" w:space="0"/>
-            <w:insideV w:val="single" w:color="auto" w:sz="4" w:space="0"/>
-          </w:tblBorders>
-          <w:tblCellMar>
-            <w:top w:w="0" w:type="dxa"/>
-            <w:left w:w="108" w:type="dxa"/>
-            <w:bottom w:w="0" w:type="dxa"/>
-            <w:right w:w="108" w:type="dxa"/>
-          </w:tblCellMar>
-        </w:tblPrEx>
-        <w:tc>
-          <w:tcPr>
-            <w:tcW w:w="709" w:type="dxa"/>
-            <w:tcBorders>
-              <w:top w:val="single" w:color="auto" w:sz="4" w:space="0"/>
-              <w:left w:val="single" w:color="auto" w:sz="4" w:space="0"/>
-              <w:bottom w:val="single" w:color="auto" w:sz="4" w:space="0"/>
-              <w:right w:val="single" w:color="auto" w:sz="4" w:space="0"/>
-            </w:tcBorders>
-            <w:vAlign w:val="center"/>
-          </w:tcPr>
-          <w:p>
-            <w:pPr>
-              <w:spacing w:after="0" w:line="360" w:lineRule="auto"/>
-              <w:jc w:val="center"/>
-              <w:rPr>
-                <w:b/>
-                <w:bCs/>
-                <w:sz w:val="24"/>
-                <w:szCs w:val="24"/>
-              </w:rPr>
-            </w:pPr>
-            <w:r>
-              <w:rPr>
-                <w:b/>
-                <w:bCs/>
-                <w:sz w:val="24"/>
-                <w:szCs w:val="24"/>
-              </w:rPr>
-              <w:t>15</w:t>
-            </w:r>
-          </w:p>
-        </w:tc>
-        <w:tc>
-          <w:tcPr>
-            <w:tcW w:w="7796" w:type="dxa"/>
-            <w:tcBorders>
-              <w:top w:val="single" w:color="auto" w:sz="4" w:space="0"/>
-              <w:left w:val="single" w:color="auto" w:sz="4" w:space="0"/>
-              <w:bottom w:val="single" w:color="auto" w:sz="4" w:space="0"/>
-              <w:right w:val="single" w:color="auto" w:sz="4" w:space="0"/>
-            </w:tcBorders>
-            <w:vAlign w:val="center"/>
-          </w:tcPr>
-          <w:p>
-            <w:pPr>
-              <w:spacing w:after="0" w:line="360" w:lineRule="auto"/>
-            </w:pPr>
-            <w:r>
-              <w:t>O sistema deverá permitir a opção de redefinir senha com envio de e-mail.</w:t>
-            </w:r>
-          </w:p>
-        </w:tc>
-      </w:tr>
-    </w:tbl>
-    <w:p/>
-    <w:p/>
-    <w:p/>
-    <w:p/>
-    <w:p>
-      <w:pPr>
-        <w:rPr>
-          <w:rFonts w:asciiTheme="majorHAnsi" w:hAnsiTheme="majorHAnsi" w:eastAsiaTheme="majorEastAsia" w:cstheme="majorBidi"/>
-          <w:sz w:val="32"/>
-          <w:szCs w:val="32"/>
-        </w:rPr>
-      </w:pPr>
-      <w:r>
-        <w:br w:type="page"/>
-      </w:r>
-    </w:p>
-    <w:p>
-      <w:pPr>
-        <w:pStyle w:val="2"/>
-      </w:pPr>
-      <w:bookmarkStart w:id="8" w:name="_Toc128932911"/>
-      <w:r>
-        <w:t>CASOS DE USO</w:t>
-      </w:r>
-      <w:bookmarkEnd w:id="8"/>
-      <w:r>
-        <w:t xml:space="preserve"> </w:t>
-      </w:r>
-    </w:p>
-    <w:p>
-      <w:pPr>
-        <w:rPr>
-          <w:color w:val="ED7D31" w:themeColor="accent2"/>
-          <w14:textFill>
-            <w14:solidFill>
-              <w14:schemeClr w14:val="accent2"/>
-            </w14:solidFill>
-          </w14:textFill>
-        </w:rPr>
-      </w:pPr>
-    </w:p>
-    <w:p>
-      <w:pPr>
-        <w:pStyle w:val="3"/>
-      </w:pPr>
-      <w:bookmarkStart w:id="9" w:name="_Toc128932912"/>
-      <w:r>
-        <w:t>RELAÇÃO DE ATORES</w:t>
-      </w:r>
-      <w:bookmarkEnd w:id="9"/>
     </w:p>
     <w:p>
       <w:pPr>
@@ -4229,53 +2840,38 @@
             <w:right w:w="108" w:type="dxa"/>
           </w:tblCellMar>
         </w:tblPrEx>
-        <w:tc>
-          <w:tcPr>
-            <w:tcW w:w="709" w:type="dxa"/>
+        <w:trPr>
+          <w:trHeight w:val="410" w:hRule="atLeast"/>
+        </w:trPr>
+        <w:tc>
+          <w:tcPr>
+            <w:tcW w:w="8505" w:type="dxa"/>
+            <w:gridSpan w:val="2"/>
             <w:vAlign w:val="center"/>
           </w:tcPr>
           <w:p>
             <w:pPr>
               <w:spacing w:after="0" w:line="240" w:lineRule="auto"/>
-              <w:jc w:val="center"/>
-              <w:rPr>
-                <w:b/>
-                <w:bCs/>
-                <w:sz w:val="24"/>
-                <w:szCs w:val="24"/>
-              </w:rPr>
-            </w:pPr>
-            <w:r>
-              <w:rPr>
-                <w:b/>
-                <w:bCs/>
-                <w:sz w:val="24"/>
-                <w:szCs w:val="24"/>
-              </w:rPr>
-              <w:t>#</w:t>
-            </w:r>
-          </w:p>
-        </w:tc>
-        <w:tc>
-          <w:tcPr>
-            <w:tcW w:w="7796" w:type="dxa"/>
-            <w:vAlign w:val="center"/>
-          </w:tcPr>
-          <w:p>
-            <w:pPr>
-              <w:spacing w:before="120" w:after="120" w:line="240" w:lineRule="auto"/>
-              <w:jc w:val="center"/>
-              <w:rPr>
-                <w:b/>
-                <w:bCs/>
-              </w:rPr>
-            </w:pPr>
-            <w:r>
-              <w:rPr>
-                <w:b/>
-                <w:bCs/>
-              </w:rPr>
-              <w:t>ATOR</w:t>
+              <w:rPr>
+                <w:sz w:val="24"/>
+                <w:szCs w:val="24"/>
+              </w:rPr>
+            </w:pPr>
+            <w:r>
+              <w:rPr>
+                <w:b/>
+                <w:bCs/>
+                <w:sz w:val="24"/>
+                <w:szCs w:val="24"/>
+              </w:rPr>
+              <w:t>NOME DO PRODUTO</w:t>
+            </w:r>
+            <w:r>
+              <w:rPr>
+                <w:sz w:val="24"/>
+                <w:szCs w:val="24"/>
+              </w:rPr>
+              <w:t>:</w:t>
             </w:r>
           </w:p>
         </w:tc>
@@ -4320,7 +2916,7 @@
                 <w:sz w:val="24"/>
                 <w:szCs w:val="24"/>
               </w:rPr>
-              <w:t>1</w:t>
+              <w:t>#</w:t>
             </w:r>
           </w:p>
         </w:tc>
@@ -4331,10 +2927,19 @@
           </w:tcPr>
           <w:p>
             <w:pPr>
-              <w:spacing w:after="0" w:line="360" w:lineRule="auto"/>
-            </w:pPr>
-            <w:r>
-              <w:t>Usuário</w:t>
+              <w:spacing w:before="120" w:after="120" w:line="240" w:lineRule="auto"/>
+              <w:jc w:val="center"/>
+              <w:rPr>
+                <w:b/>
+                <w:bCs/>
+              </w:rPr>
+            </w:pPr>
+            <w:r>
+              <w:rPr>
+                <w:b/>
+                <w:bCs/>
+              </w:rPr>
+              <w:t>REQUISITO</w:t>
             </w:r>
           </w:p>
         </w:tc>
@@ -4363,7 +2968,7 @@
           </w:tcPr>
           <w:p>
             <w:pPr>
-              <w:spacing w:after="0" w:line="240" w:lineRule="auto"/>
+              <w:spacing w:after="0" w:line="360" w:lineRule="auto"/>
               <w:jc w:val="center"/>
               <w:rPr>
                 <w:b/>
@@ -4379,7 +2984,7 @@
                 <w:sz w:val="24"/>
                 <w:szCs w:val="24"/>
               </w:rPr>
-              <w:t>2</w:t>
+              <w:t>1</w:t>
             </w:r>
           </w:p>
         </w:tc>
@@ -4393,12 +2998,876 @@
               <w:spacing w:after="0" w:line="360" w:lineRule="auto"/>
             </w:pPr>
             <w:r>
-              <w:t>Sistema</w:t>
+              <w:t xml:space="preserve">O sistema deverá permitir o cadastro dos usuários na plataforma. </w:t>
+            </w:r>
+          </w:p>
+        </w:tc>
+      </w:tr>
+      <w:tr>
+        <w:tblPrEx>
+          <w:tblBorders>
+            <w:top w:val="single" w:color="auto" w:sz="4" w:space="0"/>
+            <w:left w:val="single" w:color="auto" w:sz="4" w:space="0"/>
+            <w:bottom w:val="single" w:color="auto" w:sz="4" w:space="0"/>
+            <w:right w:val="single" w:color="auto" w:sz="4" w:space="0"/>
+            <w:insideH w:val="single" w:color="auto" w:sz="4" w:space="0"/>
+            <w:insideV w:val="single" w:color="auto" w:sz="4" w:space="0"/>
+          </w:tblBorders>
+          <w:tblCellMar>
+            <w:top w:w="0" w:type="dxa"/>
+            <w:left w:w="108" w:type="dxa"/>
+            <w:bottom w:w="0" w:type="dxa"/>
+            <w:right w:w="108" w:type="dxa"/>
+          </w:tblCellMar>
+        </w:tblPrEx>
+        <w:tc>
+          <w:tcPr>
+            <w:tcW w:w="709" w:type="dxa"/>
+            <w:vAlign w:val="center"/>
+          </w:tcPr>
+          <w:p>
+            <w:pPr>
+              <w:spacing w:after="0" w:line="360" w:lineRule="auto"/>
+              <w:jc w:val="center"/>
+              <w:rPr>
+                <w:b/>
+                <w:bCs/>
+                <w:sz w:val="24"/>
+                <w:szCs w:val="24"/>
+              </w:rPr>
+            </w:pPr>
+            <w:r>
+              <w:rPr>
+                <w:b/>
+                <w:bCs/>
+                <w:sz w:val="24"/>
+                <w:szCs w:val="24"/>
+              </w:rPr>
+              <w:t>2</w:t>
+            </w:r>
+          </w:p>
+        </w:tc>
+        <w:tc>
+          <w:tcPr>
+            <w:tcW w:w="7796" w:type="dxa"/>
+            <w:vAlign w:val="center"/>
+          </w:tcPr>
+          <w:p>
+            <w:pPr>
+              <w:spacing w:after="0" w:line="360" w:lineRule="auto"/>
+            </w:pPr>
+            <w:r>
+              <w:t xml:space="preserve">O sistema deverá possuir a opção de editar o perfil do usuário cadastrado. </w:t>
+            </w:r>
+          </w:p>
+        </w:tc>
+      </w:tr>
+      <w:tr>
+        <w:tblPrEx>
+          <w:tblBorders>
+            <w:top w:val="single" w:color="auto" w:sz="4" w:space="0"/>
+            <w:left w:val="single" w:color="auto" w:sz="4" w:space="0"/>
+            <w:bottom w:val="single" w:color="auto" w:sz="4" w:space="0"/>
+            <w:right w:val="single" w:color="auto" w:sz="4" w:space="0"/>
+            <w:insideH w:val="single" w:color="auto" w:sz="4" w:space="0"/>
+            <w:insideV w:val="single" w:color="auto" w:sz="4" w:space="0"/>
+          </w:tblBorders>
+          <w:tblCellMar>
+            <w:top w:w="0" w:type="dxa"/>
+            <w:left w:w="108" w:type="dxa"/>
+            <w:bottom w:w="0" w:type="dxa"/>
+            <w:right w:w="108" w:type="dxa"/>
+          </w:tblCellMar>
+        </w:tblPrEx>
+        <w:tc>
+          <w:tcPr>
+            <w:tcW w:w="709" w:type="dxa"/>
+            <w:vAlign w:val="center"/>
+          </w:tcPr>
+          <w:p>
+            <w:pPr>
+              <w:spacing w:after="0" w:line="360" w:lineRule="auto"/>
+              <w:jc w:val="center"/>
+              <w:rPr>
+                <w:b/>
+                <w:bCs/>
+                <w:sz w:val="24"/>
+                <w:szCs w:val="24"/>
+              </w:rPr>
+            </w:pPr>
+            <w:r>
+              <w:rPr>
+                <w:b/>
+                <w:bCs/>
+                <w:sz w:val="24"/>
+                <w:szCs w:val="24"/>
+              </w:rPr>
+              <w:t>3</w:t>
+            </w:r>
+          </w:p>
+        </w:tc>
+        <w:tc>
+          <w:tcPr>
+            <w:tcW w:w="7796" w:type="dxa"/>
+            <w:vAlign w:val="center"/>
+          </w:tcPr>
+          <w:p>
+            <w:pPr>
+              <w:spacing w:after="0" w:line="360" w:lineRule="auto"/>
+            </w:pPr>
+            <w:r>
+              <w:t xml:space="preserve">O sistema deverá permitir ao usuário escolher entre as opções: primeira casa (ou seja, primeira vez se mudando), nova casa (mudança normal) ou organização (quer ter um controle de gastos de despesas da casa). </w:t>
+            </w:r>
+          </w:p>
+        </w:tc>
+      </w:tr>
+      <w:tr>
+        <w:tblPrEx>
+          <w:tblBorders>
+            <w:top w:val="single" w:color="auto" w:sz="4" w:space="0"/>
+            <w:left w:val="single" w:color="auto" w:sz="4" w:space="0"/>
+            <w:bottom w:val="single" w:color="auto" w:sz="4" w:space="0"/>
+            <w:right w:val="single" w:color="auto" w:sz="4" w:space="0"/>
+            <w:insideH w:val="single" w:color="auto" w:sz="4" w:space="0"/>
+            <w:insideV w:val="single" w:color="auto" w:sz="4" w:space="0"/>
+          </w:tblBorders>
+          <w:tblCellMar>
+            <w:top w:w="0" w:type="dxa"/>
+            <w:left w:w="108" w:type="dxa"/>
+            <w:bottom w:w="0" w:type="dxa"/>
+            <w:right w:w="108" w:type="dxa"/>
+          </w:tblCellMar>
+        </w:tblPrEx>
+        <w:tc>
+          <w:tcPr>
+            <w:tcW w:w="709" w:type="dxa"/>
+            <w:vAlign w:val="center"/>
+          </w:tcPr>
+          <w:p>
+            <w:pPr>
+              <w:spacing w:line="360" w:lineRule="auto"/>
+              <w:jc w:val="center"/>
+              <w:rPr>
+                <w:b/>
+                <w:bCs/>
+                <w:sz w:val="24"/>
+                <w:szCs w:val="24"/>
+              </w:rPr>
+            </w:pPr>
+            <w:r>
+              <w:rPr>
+                <w:b/>
+                <w:bCs/>
+                <w:sz w:val="24"/>
+                <w:szCs w:val="24"/>
+              </w:rPr>
+              <w:t>4</w:t>
+            </w:r>
+          </w:p>
+        </w:tc>
+        <w:tc>
+          <w:tcPr>
+            <w:tcW w:w="7796" w:type="dxa"/>
+            <w:vAlign w:val="center"/>
+          </w:tcPr>
+          <w:p>
+            <w:pPr>
+              <w:spacing w:line="360" w:lineRule="auto"/>
+            </w:pPr>
+            <w:r>
+              <w:t>O sistema deverá permitir ao usuário criar uma lista de tarefas para organizar todas as etapas do planejamento da mudança, como pesquisar imóveis, contratar serviços de mudança, organizar documentos, entre outros.</w:t>
+            </w:r>
+          </w:p>
+        </w:tc>
+      </w:tr>
+      <w:tr>
+        <w:tblPrEx>
+          <w:tblBorders>
+            <w:top w:val="single" w:color="auto" w:sz="4" w:space="0"/>
+            <w:left w:val="single" w:color="auto" w:sz="4" w:space="0"/>
+            <w:bottom w:val="single" w:color="auto" w:sz="4" w:space="0"/>
+            <w:right w:val="single" w:color="auto" w:sz="4" w:space="0"/>
+            <w:insideH w:val="single" w:color="auto" w:sz="4" w:space="0"/>
+            <w:insideV w:val="single" w:color="auto" w:sz="4" w:space="0"/>
+          </w:tblBorders>
+          <w:tblCellMar>
+            <w:top w:w="0" w:type="dxa"/>
+            <w:left w:w="108" w:type="dxa"/>
+            <w:bottom w:w="0" w:type="dxa"/>
+            <w:right w:w="108" w:type="dxa"/>
+          </w:tblCellMar>
+        </w:tblPrEx>
+        <w:tc>
+          <w:tcPr>
+            <w:tcW w:w="709" w:type="dxa"/>
+            <w:vAlign w:val="center"/>
+          </w:tcPr>
+          <w:p>
+            <w:pPr>
+              <w:spacing w:line="360" w:lineRule="auto"/>
+              <w:jc w:val="center"/>
+              <w:rPr>
+                <w:b/>
+                <w:bCs/>
+                <w:sz w:val="24"/>
+                <w:szCs w:val="24"/>
+              </w:rPr>
+            </w:pPr>
+            <w:r>
+              <w:rPr>
+                <w:b/>
+                <w:bCs/>
+                <w:sz w:val="24"/>
+                <w:szCs w:val="24"/>
+              </w:rPr>
+              <w:t>5</w:t>
+            </w:r>
+          </w:p>
+        </w:tc>
+        <w:tc>
+          <w:tcPr>
+            <w:tcW w:w="7796" w:type="dxa"/>
+            <w:vAlign w:val="center"/>
+          </w:tcPr>
+          <w:p>
+            <w:pPr>
+              <w:spacing w:line="360" w:lineRule="auto"/>
+            </w:pPr>
+            <w:r>
+              <w:t>O sistema deverá permitir ao usuário definir prazos para cada tarefa da lista e acompanhar o progresso de cada uma delas, para garantir que tudo seja feito dentro do prazo.</w:t>
+            </w:r>
+          </w:p>
+        </w:tc>
+      </w:tr>
+      <w:tr>
+        <w:tblPrEx>
+          <w:tblBorders>
+            <w:top w:val="single" w:color="auto" w:sz="4" w:space="0"/>
+            <w:left w:val="single" w:color="auto" w:sz="4" w:space="0"/>
+            <w:bottom w:val="single" w:color="auto" w:sz="4" w:space="0"/>
+            <w:right w:val="single" w:color="auto" w:sz="4" w:space="0"/>
+            <w:insideH w:val="single" w:color="auto" w:sz="4" w:space="0"/>
+            <w:insideV w:val="single" w:color="auto" w:sz="4" w:space="0"/>
+          </w:tblBorders>
+        </w:tblPrEx>
+        <w:tc>
+          <w:tcPr>
+            <w:tcW w:w="709" w:type="dxa"/>
+            <w:vAlign w:val="center"/>
+          </w:tcPr>
+          <w:p>
+            <w:pPr>
+              <w:spacing w:line="360" w:lineRule="auto"/>
+              <w:jc w:val="center"/>
+              <w:rPr>
+                <w:b/>
+                <w:bCs/>
+                <w:sz w:val="24"/>
+                <w:szCs w:val="24"/>
+              </w:rPr>
+            </w:pPr>
+            <w:r>
+              <w:rPr>
+                <w:b/>
+                <w:bCs/>
+                <w:sz w:val="24"/>
+                <w:szCs w:val="24"/>
+              </w:rPr>
+              <w:t>6</w:t>
+            </w:r>
+          </w:p>
+        </w:tc>
+        <w:tc>
+          <w:tcPr>
+            <w:tcW w:w="7796" w:type="dxa"/>
+            <w:vAlign w:val="center"/>
+          </w:tcPr>
+          <w:p>
+            <w:pPr>
+              <w:spacing w:line="360" w:lineRule="auto"/>
+            </w:pPr>
+            <w:r>
+              <w:t>O sistema deverá permitir ao usuário definir um orçamento para o planejamento da mudança e acompanhar os custos de cada etapa, para garantir que os gastos não excedam o orçamento estipulado.</w:t>
+            </w:r>
+          </w:p>
+        </w:tc>
+      </w:tr>
+      <w:tr>
+        <w:tblPrEx>
+          <w:tblBorders>
+            <w:top w:val="single" w:color="auto" w:sz="4" w:space="0"/>
+            <w:left w:val="single" w:color="auto" w:sz="4" w:space="0"/>
+            <w:bottom w:val="single" w:color="auto" w:sz="4" w:space="0"/>
+            <w:right w:val="single" w:color="auto" w:sz="4" w:space="0"/>
+            <w:insideH w:val="single" w:color="auto" w:sz="4" w:space="0"/>
+            <w:insideV w:val="single" w:color="auto" w:sz="4" w:space="0"/>
+          </w:tblBorders>
+          <w:tblCellMar>
+            <w:top w:w="0" w:type="dxa"/>
+            <w:left w:w="108" w:type="dxa"/>
+            <w:bottom w:w="0" w:type="dxa"/>
+            <w:right w:w="108" w:type="dxa"/>
+          </w:tblCellMar>
+        </w:tblPrEx>
+        <w:tc>
+          <w:tcPr>
+            <w:tcW w:w="709" w:type="dxa"/>
+            <w:vAlign w:val="center"/>
+          </w:tcPr>
+          <w:p>
+            <w:pPr>
+              <w:spacing w:line="360" w:lineRule="auto"/>
+              <w:jc w:val="center"/>
+              <w:rPr>
+                <w:b/>
+                <w:bCs/>
+                <w:sz w:val="24"/>
+                <w:szCs w:val="24"/>
+              </w:rPr>
+            </w:pPr>
+            <w:r>
+              <w:rPr>
+                <w:b/>
+                <w:bCs/>
+                <w:sz w:val="24"/>
+                <w:szCs w:val="24"/>
+              </w:rPr>
+              <w:t>7</w:t>
+            </w:r>
+          </w:p>
+        </w:tc>
+        <w:tc>
+          <w:tcPr>
+            <w:tcW w:w="7796" w:type="dxa"/>
+            <w:vAlign w:val="center"/>
+          </w:tcPr>
+          <w:p>
+            <w:pPr>
+              <w:spacing w:line="360" w:lineRule="auto"/>
+            </w:pPr>
+            <w:r>
+              <w:t>O sistema deverá permitir ao usuário registrar informações importantes, como contatos de fornecedores, datas de visitas a imóveis, entre outras, para que ele possa acessá-las facilmente quando necessário.</w:t>
+            </w:r>
+          </w:p>
+        </w:tc>
+      </w:tr>
+      <w:tr>
+        <w:tblPrEx>
+          <w:tblBorders>
+            <w:top w:val="single" w:color="auto" w:sz="4" w:space="0"/>
+            <w:left w:val="single" w:color="auto" w:sz="4" w:space="0"/>
+            <w:bottom w:val="single" w:color="auto" w:sz="4" w:space="0"/>
+            <w:right w:val="single" w:color="auto" w:sz="4" w:space="0"/>
+            <w:insideH w:val="single" w:color="auto" w:sz="4" w:space="0"/>
+            <w:insideV w:val="single" w:color="auto" w:sz="4" w:space="0"/>
+          </w:tblBorders>
+          <w:tblCellMar>
+            <w:top w:w="0" w:type="dxa"/>
+            <w:left w:w="108" w:type="dxa"/>
+            <w:bottom w:w="0" w:type="dxa"/>
+            <w:right w:w="108" w:type="dxa"/>
+          </w:tblCellMar>
+        </w:tblPrEx>
+        <w:tc>
+          <w:tcPr>
+            <w:tcW w:w="709" w:type="dxa"/>
+            <w:tcBorders>
+              <w:top w:val="single" w:color="auto" w:sz="4" w:space="0"/>
+              <w:left w:val="single" w:color="auto" w:sz="4" w:space="0"/>
+              <w:bottom w:val="single" w:color="auto" w:sz="4" w:space="0"/>
+              <w:right w:val="single" w:color="auto" w:sz="4" w:space="0"/>
+            </w:tcBorders>
+            <w:vAlign w:val="center"/>
+          </w:tcPr>
+          <w:p>
+            <w:pPr>
+              <w:spacing w:after="0" w:line="360" w:lineRule="auto"/>
+              <w:jc w:val="center"/>
+              <w:rPr>
+                <w:b/>
+                <w:bCs/>
+                <w:sz w:val="24"/>
+                <w:szCs w:val="24"/>
+              </w:rPr>
+            </w:pPr>
+            <w:r>
+              <w:rPr>
+                <w:b/>
+                <w:bCs/>
+                <w:sz w:val="24"/>
+                <w:szCs w:val="24"/>
+              </w:rPr>
+              <w:t>8</w:t>
+            </w:r>
+          </w:p>
+        </w:tc>
+        <w:tc>
+          <w:tcPr>
+            <w:tcW w:w="7796" w:type="dxa"/>
+            <w:tcBorders>
+              <w:top w:val="single" w:color="auto" w:sz="4" w:space="0"/>
+              <w:left w:val="single" w:color="auto" w:sz="4" w:space="0"/>
+              <w:bottom w:val="single" w:color="auto" w:sz="4" w:space="0"/>
+              <w:right w:val="single" w:color="auto" w:sz="4" w:space="0"/>
+            </w:tcBorders>
+            <w:vAlign w:val="center"/>
+          </w:tcPr>
+          <w:p>
+            <w:pPr>
+              <w:spacing w:after="0" w:line="360" w:lineRule="auto"/>
+            </w:pPr>
+            <w:r>
+              <w:t>O sistema permitirá ao usuário a opção de visualizar o controle de gastos, o progresso da mudança, controlando o prazo de conclusão das tarefas criadas.</w:t>
+            </w:r>
+          </w:p>
+        </w:tc>
+      </w:tr>
+      <w:tr>
+        <w:tblPrEx>
+          <w:tblBorders>
+            <w:top w:val="single" w:color="auto" w:sz="4" w:space="0"/>
+            <w:left w:val="single" w:color="auto" w:sz="4" w:space="0"/>
+            <w:bottom w:val="single" w:color="auto" w:sz="4" w:space="0"/>
+            <w:right w:val="single" w:color="auto" w:sz="4" w:space="0"/>
+            <w:insideH w:val="single" w:color="auto" w:sz="4" w:space="0"/>
+            <w:insideV w:val="single" w:color="auto" w:sz="4" w:space="0"/>
+          </w:tblBorders>
+          <w:tblCellMar>
+            <w:top w:w="0" w:type="dxa"/>
+            <w:left w:w="108" w:type="dxa"/>
+            <w:bottom w:w="0" w:type="dxa"/>
+            <w:right w:w="108" w:type="dxa"/>
+          </w:tblCellMar>
+        </w:tblPrEx>
+        <w:tc>
+          <w:tcPr>
+            <w:tcW w:w="709" w:type="dxa"/>
+            <w:tcBorders>
+              <w:top w:val="single" w:color="auto" w:sz="4" w:space="0"/>
+              <w:left w:val="single" w:color="auto" w:sz="4" w:space="0"/>
+              <w:bottom w:val="single" w:color="auto" w:sz="4" w:space="0"/>
+              <w:right w:val="single" w:color="auto" w:sz="4" w:space="0"/>
+            </w:tcBorders>
+            <w:vAlign w:val="center"/>
+          </w:tcPr>
+          <w:p>
+            <w:pPr>
+              <w:spacing w:after="0" w:line="360" w:lineRule="auto"/>
+              <w:jc w:val="center"/>
+              <w:rPr>
+                <w:b/>
+                <w:bCs/>
+                <w:sz w:val="24"/>
+                <w:szCs w:val="24"/>
+              </w:rPr>
+            </w:pPr>
+            <w:r>
+              <w:rPr>
+                <w:b/>
+                <w:bCs/>
+                <w:sz w:val="24"/>
+                <w:szCs w:val="24"/>
+              </w:rPr>
+              <w:t>9</w:t>
+            </w:r>
+          </w:p>
+        </w:tc>
+        <w:tc>
+          <w:tcPr>
+            <w:tcW w:w="7796" w:type="dxa"/>
+            <w:tcBorders>
+              <w:top w:val="single" w:color="auto" w:sz="4" w:space="0"/>
+              <w:left w:val="single" w:color="auto" w:sz="4" w:space="0"/>
+              <w:bottom w:val="single" w:color="auto" w:sz="4" w:space="0"/>
+              <w:right w:val="single" w:color="auto" w:sz="4" w:space="0"/>
+            </w:tcBorders>
+            <w:vAlign w:val="center"/>
+          </w:tcPr>
+          <w:p>
+            <w:pPr>
+              <w:spacing w:after="0" w:line="360" w:lineRule="auto"/>
+            </w:pPr>
+            <w:r>
+              <w:t xml:space="preserve">O sistema deverá permitir ao usuário registrar todas as despesas realizadas na casa, como contas de água, luz, telefone, alimentação, transporte, entre outras. </w:t>
+            </w:r>
+          </w:p>
+        </w:tc>
+      </w:tr>
+      <w:tr>
+        <w:tblPrEx>
+          <w:tblBorders>
+            <w:top w:val="single" w:color="auto" w:sz="4" w:space="0"/>
+            <w:left w:val="single" w:color="auto" w:sz="4" w:space="0"/>
+            <w:bottom w:val="single" w:color="auto" w:sz="4" w:space="0"/>
+            <w:right w:val="single" w:color="auto" w:sz="4" w:space="0"/>
+            <w:insideH w:val="single" w:color="auto" w:sz="4" w:space="0"/>
+            <w:insideV w:val="single" w:color="auto" w:sz="4" w:space="0"/>
+          </w:tblBorders>
+          <w:tblCellMar>
+            <w:top w:w="0" w:type="dxa"/>
+            <w:left w:w="108" w:type="dxa"/>
+            <w:bottom w:w="0" w:type="dxa"/>
+            <w:right w:w="108" w:type="dxa"/>
+          </w:tblCellMar>
+        </w:tblPrEx>
+        <w:tc>
+          <w:tcPr>
+            <w:tcW w:w="709" w:type="dxa"/>
+            <w:tcBorders>
+              <w:top w:val="single" w:color="auto" w:sz="4" w:space="0"/>
+              <w:left w:val="single" w:color="auto" w:sz="4" w:space="0"/>
+              <w:bottom w:val="single" w:color="auto" w:sz="4" w:space="0"/>
+              <w:right w:val="single" w:color="auto" w:sz="4" w:space="0"/>
+            </w:tcBorders>
+            <w:vAlign w:val="center"/>
+          </w:tcPr>
+          <w:p>
+            <w:pPr>
+              <w:spacing w:after="0" w:line="360" w:lineRule="auto"/>
+              <w:jc w:val="center"/>
+              <w:rPr>
+                <w:b/>
+                <w:bCs/>
+                <w:sz w:val="24"/>
+                <w:szCs w:val="24"/>
+              </w:rPr>
+            </w:pPr>
+            <w:r>
+              <w:rPr>
+                <w:b/>
+                <w:bCs/>
+                <w:sz w:val="24"/>
+                <w:szCs w:val="24"/>
+              </w:rPr>
+              <w:t>10</w:t>
+            </w:r>
+          </w:p>
+        </w:tc>
+        <w:tc>
+          <w:tcPr>
+            <w:tcW w:w="7796" w:type="dxa"/>
+            <w:tcBorders>
+              <w:top w:val="single" w:color="auto" w:sz="4" w:space="0"/>
+              <w:left w:val="single" w:color="auto" w:sz="4" w:space="0"/>
+              <w:bottom w:val="single" w:color="auto" w:sz="4" w:space="0"/>
+              <w:right w:val="single" w:color="auto" w:sz="4" w:space="0"/>
+            </w:tcBorders>
+            <w:vAlign w:val="center"/>
+          </w:tcPr>
+          <w:p>
+            <w:pPr>
+              <w:spacing w:after="0" w:line="360" w:lineRule="auto"/>
+            </w:pPr>
+            <w:r>
+              <w:t xml:space="preserve">O sistema deverá permitir ao usuário categorizar as despesas registradas para que ele possa visualizar os gastos por tipo. </w:t>
+            </w:r>
+          </w:p>
+        </w:tc>
+      </w:tr>
+      <w:tr>
+        <w:tblPrEx>
+          <w:tblBorders>
+            <w:top w:val="single" w:color="auto" w:sz="4" w:space="0"/>
+            <w:left w:val="single" w:color="auto" w:sz="4" w:space="0"/>
+            <w:bottom w:val="single" w:color="auto" w:sz="4" w:space="0"/>
+            <w:right w:val="single" w:color="auto" w:sz="4" w:space="0"/>
+            <w:insideH w:val="single" w:color="auto" w:sz="4" w:space="0"/>
+            <w:insideV w:val="single" w:color="auto" w:sz="4" w:space="0"/>
+          </w:tblBorders>
+          <w:tblCellMar>
+            <w:top w:w="0" w:type="dxa"/>
+            <w:left w:w="108" w:type="dxa"/>
+            <w:bottom w:w="0" w:type="dxa"/>
+            <w:right w:w="108" w:type="dxa"/>
+          </w:tblCellMar>
+        </w:tblPrEx>
+        <w:tc>
+          <w:tcPr>
+            <w:tcW w:w="709" w:type="dxa"/>
+            <w:tcBorders>
+              <w:top w:val="single" w:color="auto" w:sz="4" w:space="0"/>
+              <w:left w:val="single" w:color="auto" w:sz="4" w:space="0"/>
+              <w:bottom w:val="single" w:color="auto" w:sz="4" w:space="0"/>
+              <w:right w:val="single" w:color="auto" w:sz="4" w:space="0"/>
+            </w:tcBorders>
+            <w:vAlign w:val="center"/>
+          </w:tcPr>
+          <w:p>
+            <w:pPr>
+              <w:spacing w:after="0" w:line="360" w:lineRule="auto"/>
+              <w:jc w:val="center"/>
+              <w:rPr>
+                <w:b/>
+                <w:bCs/>
+                <w:sz w:val="24"/>
+                <w:szCs w:val="24"/>
+              </w:rPr>
+            </w:pPr>
+            <w:r>
+              <w:rPr>
+                <w:b/>
+                <w:bCs/>
+                <w:sz w:val="24"/>
+                <w:szCs w:val="24"/>
+              </w:rPr>
+              <w:t>11</w:t>
+            </w:r>
+          </w:p>
+        </w:tc>
+        <w:tc>
+          <w:tcPr>
+            <w:tcW w:w="7796" w:type="dxa"/>
+            <w:tcBorders>
+              <w:top w:val="single" w:color="auto" w:sz="4" w:space="0"/>
+              <w:left w:val="single" w:color="auto" w:sz="4" w:space="0"/>
+              <w:bottom w:val="single" w:color="auto" w:sz="4" w:space="0"/>
+              <w:right w:val="single" w:color="auto" w:sz="4" w:space="0"/>
+            </w:tcBorders>
+            <w:vAlign w:val="center"/>
+          </w:tcPr>
+          <w:p>
+            <w:pPr>
+              <w:spacing w:after="0" w:line="360" w:lineRule="auto"/>
+            </w:pPr>
+            <w:r>
+              <w:t xml:space="preserve">O sistema deverá permitir ao usuário definir um orçamento mensal para cada categoria de despesa e acompanhar o quanto já foi gasto em relação ao orçamento definido. </w:t>
+            </w:r>
+          </w:p>
+        </w:tc>
+      </w:tr>
+      <w:tr>
+        <w:tblPrEx>
+          <w:tblBorders>
+            <w:top w:val="single" w:color="auto" w:sz="4" w:space="0"/>
+            <w:left w:val="single" w:color="auto" w:sz="4" w:space="0"/>
+            <w:bottom w:val="single" w:color="auto" w:sz="4" w:space="0"/>
+            <w:right w:val="single" w:color="auto" w:sz="4" w:space="0"/>
+            <w:insideH w:val="single" w:color="auto" w:sz="4" w:space="0"/>
+            <w:insideV w:val="single" w:color="auto" w:sz="4" w:space="0"/>
+          </w:tblBorders>
+          <w:tblCellMar>
+            <w:top w:w="0" w:type="dxa"/>
+            <w:left w:w="108" w:type="dxa"/>
+            <w:bottom w:w="0" w:type="dxa"/>
+            <w:right w:w="108" w:type="dxa"/>
+          </w:tblCellMar>
+        </w:tblPrEx>
+        <w:tc>
+          <w:tcPr>
+            <w:tcW w:w="709" w:type="dxa"/>
+            <w:tcBorders>
+              <w:top w:val="single" w:color="auto" w:sz="4" w:space="0"/>
+              <w:left w:val="single" w:color="auto" w:sz="4" w:space="0"/>
+              <w:bottom w:val="single" w:color="auto" w:sz="4" w:space="0"/>
+              <w:right w:val="single" w:color="auto" w:sz="4" w:space="0"/>
+            </w:tcBorders>
+            <w:vAlign w:val="center"/>
+          </w:tcPr>
+          <w:p>
+            <w:pPr>
+              <w:spacing w:after="0" w:line="360" w:lineRule="auto"/>
+              <w:jc w:val="center"/>
+              <w:rPr>
+                <w:b/>
+                <w:bCs/>
+                <w:sz w:val="24"/>
+                <w:szCs w:val="24"/>
+              </w:rPr>
+            </w:pPr>
+            <w:r>
+              <w:rPr>
+                <w:b/>
+                <w:bCs/>
+                <w:sz w:val="24"/>
+                <w:szCs w:val="24"/>
+              </w:rPr>
+              <w:t>12</w:t>
+            </w:r>
+          </w:p>
+        </w:tc>
+        <w:tc>
+          <w:tcPr>
+            <w:tcW w:w="7796" w:type="dxa"/>
+            <w:tcBorders>
+              <w:top w:val="single" w:color="auto" w:sz="4" w:space="0"/>
+              <w:left w:val="single" w:color="auto" w:sz="4" w:space="0"/>
+              <w:bottom w:val="single" w:color="auto" w:sz="4" w:space="0"/>
+              <w:right w:val="single" w:color="auto" w:sz="4" w:space="0"/>
+            </w:tcBorders>
+            <w:vAlign w:val="center"/>
+          </w:tcPr>
+          <w:p>
+            <w:pPr>
+              <w:spacing w:after="0" w:line="360" w:lineRule="auto"/>
+            </w:pPr>
+            <w:r>
+              <w:t>O sistema deverá fornecer ao usuário gráficos e relatórios para que ele possa visualizar os gastos de forma clara e entender onde está gastando mais dinheiro.</w:t>
+            </w:r>
+          </w:p>
+        </w:tc>
+      </w:tr>
+      <w:tr>
+        <w:tblPrEx>
+          <w:tblBorders>
+            <w:top w:val="single" w:color="auto" w:sz="4" w:space="0"/>
+            <w:left w:val="single" w:color="auto" w:sz="4" w:space="0"/>
+            <w:bottom w:val="single" w:color="auto" w:sz="4" w:space="0"/>
+            <w:right w:val="single" w:color="auto" w:sz="4" w:space="0"/>
+            <w:insideH w:val="single" w:color="auto" w:sz="4" w:space="0"/>
+            <w:insideV w:val="single" w:color="auto" w:sz="4" w:space="0"/>
+          </w:tblBorders>
+          <w:tblCellMar>
+            <w:top w:w="0" w:type="dxa"/>
+            <w:left w:w="108" w:type="dxa"/>
+            <w:bottom w:w="0" w:type="dxa"/>
+            <w:right w:w="108" w:type="dxa"/>
+          </w:tblCellMar>
+        </w:tblPrEx>
+        <w:tc>
+          <w:tcPr>
+            <w:tcW w:w="709" w:type="dxa"/>
+            <w:tcBorders>
+              <w:top w:val="single" w:color="auto" w:sz="4" w:space="0"/>
+              <w:left w:val="single" w:color="auto" w:sz="4" w:space="0"/>
+              <w:bottom w:val="single" w:color="auto" w:sz="4" w:space="0"/>
+              <w:right w:val="single" w:color="auto" w:sz="4" w:space="0"/>
+            </w:tcBorders>
+            <w:vAlign w:val="center"/>
+          </w:tcPr>
+          <w:p>
+            <w:pPr>
+              <w:spacing w:after="0" w:line="360" w:lineRule="auto"/>
+              <w:jc w:val="center"/>
+              <w:rPr>
+                <w:b/>
+                <w:bCs/>
+                <w:sz w:val="24"/>
+                <w:szCs w:val="24"/>
+              </w:rPr>
+            </w:pPr>
+            <w:r>
+              <w:rPr>
+                <w:b/>
+                <w:bCs/>
+                <w:sz w:val="24"/>
+                <w:szCs w:val="24"/>
+              </w:rPr>
+              <w:t>13</w:t>
+            </w:r>
+          </w:p>
+        </w:tc>
+        <w:tc>
+          <w:tcPr>
+            <w:tcW w:w="7796" w:type="dxa"/>
+            <w:tcBorders>
+              <w:top w:val="single" w:color="auto" w:sz="4" w:space="0"/>
+              <w:left w:val="single" w:color="auto" w:sz="4" w:space="0"/>
+              <w:bottom w:val="single" w:color="auto" w:sz="4" w:space="0"/>
+              <w:right w:val="single" w:color="auto" w:sz="4" w:space="0"/>
+            </w:tcBorders>
+            <w:vAlign w:val="center"/>
+          </w:tcPr>
+          <w:p>
+            <w:pPr>
+              <w:spacing w:after="0" w:line="360" w:lineRule="auto"/>
+            </w:pPr>
+            <w:r>
+              <w:t>O sistema deverá permitir a mudança de tema claro ou escuro da tela.</w:t>
+            </w:r>
+          </w:p>
+        </w:tc>
+      </w:tr>
+      <w:tr>
+        <w:tblPrEx>
+          <w:tblBorders>
+            <w:top w:val="single" w:color="auto" w:sz="4" w:space="0"/>
+            <w:left w:val="single" w:color="auto" w:sz="4" w:space="0"/>
+            <w:bottom w:val="single" w:color="auto" w:sz="4" w:space="0"/>
+            <w:right w:val="single" w:color="auto" w:sz="4" w:space="0"/>
+            <w:insideH w:val="single" w:color="auto" w:sz="4" w:space="0"/>
+            <w:insideV w:val="single" w:color="auto" w:sz="4" w:space="0"/>
+          </w:tblBorders>
+          <w:tblCellMar>
+            <w:top w:w="0" w:type="dxa"/>
+            <w:left w:w="108" w:type="dxa"/>
+            <w:bottom w:w="0" w:type="dxa"/>
+            <w:right w:w="108" w:type="dxa"/>
+          </w:tblCellMar>
+        </w:tblPrEx>
+        <w:tc>
+          <w:tcPr>
+            <w:tcW w:w="709" w:type="dxa"/>
+            <w:tcBorders>
+              <w:top w:val="single" w:color="auto" w:sz="4" w:space="0"/>
+              <w:left w:val="single" w:color="auto" w:sz="4" w:space="0"/>
+              <w:bottom w:val="single" w:color="auto" w:sz="4" w:space="0"/>
+              <w:right w:val="single" w:color="auto" w:sz="4" w:space="0"/>
+            </w:tcBorders>
+            <w:vAlign w:val="center"/>
+          </w:tcPr>
+          <w:p>
+            <w:pPr>
+              <w:spacing w:after="0" w:line="360" w:lineRule="auto"/>
+              <w:jc w:val="center"/>
+              <w:rPr>
+                <w:b/>
+                <w:bCs/>
+                <w:sz w:val="24"/>
+                <w:szCs w:val="24"/>
+              </w:rPr>
+            </w:pPr>
+            <w:r>
+              <w:rPr>
+                <w:b/>
+                <w:bCs/>
+                <w:sz w:val="24"/>
+                <w:szCs w:val="24"/>
+              </w:rPr>
+              <w:t>14</w:t>
+            </w:r>
+          </w:p>
+        </w:tc>
+        <w:tc>
+          <w:tcPr>
+            <w:tcW w:w="7796" w:type="dxa"/>
+            <w:tcBorders>
+              <w:top w:val="single" w:color="auto" w:sz="4" w:space="0"/>
+              <w:left w:val="single" w:color="auto" w:sz="4" w:space="0"/>
+              <w:bottom w:val="single" w:color="auto" w:sz="4" w:space="0"/>
+              <w:right w:val="single" w:color="auto" w:sz="4" w:space="0"/>
+            </w:tcBorders>
+            <w:vAlign w:val="center"/>
+          </w:tcPr>
+          <w:p>
+            <w:pPr>
+              <w:spacing w:after="0" w:line="360" w:lineRule="auto"/>
+            </w:pPr>
+            <w:r>
+              <w:t>O sistema deverá permitir a opção de redefinir senha com envio de e-mail.</w:t>
             </w:r>
           </w:p>
         </w:tc>
       </w:tr>
     </w:tbl>
+    <w:p>
+      <w:pPr>
+        <w:rPr>
+          <w:rFonts w:asciiTheme="majorHAnsi" w:hAnsiTheme="majorHAnsi" w:eastAsiaTheme="majorEastAsia" w:cstheme="majorBidi"/>
+          <w:sz w:val="32"/>
+          <w:szCs w:val="32"/>
+        </w:rPr>
+      </w:pPr>
+    </w:p>
+    <w:p>
+      <w:pPr>
+        <w:pStyle w:val="2"/>
+      </w:pPr>
+      <w:bookmarkStart w:id="8" w:name="_Toc130930272"/>
+      <w:r>
+        <w:t>CASO DE USO GERAL</w:t>
+      </w:r>
+      <w:bookmarkEnd w:id="8"/>
+    </w:p>
     <w:p>
       <w:pPr>
         <w:rPr>
@@ -4411,29 +3880,15 @@
         </w:rPr>
       </w:pPr>
     </w:p>
-    <w:p/>
     <w:p>
       <w:pPr>
         <w:pStyle w:val="3"/>
       </w:pPr>
-      <w:bookmarkStart w:id="10" w:name="_Toc128932913"/>
+      <w:bookmarkStart w:id="9" w:name="_Toc130930273"/>
       <w:r>
-        <w:t>DIAGRAMAS DE CASOS DE USO</w:t>
+        <w:t>RELAÇÃO DE ATORES</w:t>
       </w:r>
-      <w:bookmarkEnd w:id="10"/>
-    </w:p>
-    <w:p>
-      <w:pPr>
-        <w:ind w:left="360"/>
-        <w:rPr>
-          <w:color w:val="ED7D31" w:themeColor="accent2"/>
-          <w14:textFill>
-            <w14:solidFill>
-              <w14:schemeClr w14:val="accent2"/>
-            </w14:solidFill>
-          </w14:textFill>
-        </w:rPr>
-      </w:pPr>
+      <w:bookmarkEnd w:id="9"/>
     </w:p>
     <w:tbl>
       <w:tblPr>
@@ -4457,7 +3912,8 @@
         </w:tblCellMar>
       </w:tblPr>
       <w:tblGrid>
-        <w:gridCol w:w="8505"/>
+        <w:gridCol w:w="709"/>
+        <w:gridCol w:w="7796"/>
       </w:tblGrid>
       <w:tr>
         <w:tblPrEx>
@@ -4469,39 +3925,60 @@
             <w:insideH w:val="single" w:color="auto" w:sz="4" w:space="0"/>
             <w:insideV w:val="single" w:color="auto" w:sz="4" w:space="0"/>
           </w:tblBorders>
+          <w:tblCellMar>
+            <w:top w:w="0" w:type="dxa"/>
+            <w:left w:w="108" w:type="dxa"/>
+            <w:bottom w:w="0" w:type="dxa"/>
+            <w:right w:w="108" w:type="dxa"/>
+          </w:tblCellMar>
         </w:tblPrEx>
-        <w:trPr>
-          <w:trHeight w:val="361" w:hRule="atLeast"/>
-        </w:trPr>
-        <w:tc>
-          <w:tcPr>
-            <w:tcW w:w="8505" w:type="dxa"/>
-            <w:tcBorders>
-              <w:top w:val="single" w:color="auto" w:sz="4" w:space="0"/>
-              <w:left w:val="single" w:color="auto" w:sz="4" w:space="0"/>
-              <w:bottom w:val="single" w:color="auto" w:sz="4" w:space="0"/>
-              <w:right w:val="single" w:color="auto" w:sz="4" w:space="0"/>
-            </w:tcBorders>
+        <w:tc>
+          <w:tcPr>
+            <w:tcW w:w="709" w:type="dxa"/>
             <w:vAlign w:val="center"/>
           </w:tcPr>
           <w:p>
             <w:pPr>
               <w:spacing w:after="0" w:line="240" w:lineRule="auto"/>
-              <w:rPr>
-                <w:b/>
-                <w:bCs/>
-                <w:sz w:val="24"/>
-                <w:szCs w:val="24"/>
-              </w:rPr>
-            </w:pPr>
-            <w:r>
-              <w:rPr>
-                <w:b/>
-                <w:bCs/>
-                <w:sz w:val="24"/>
-                <w:szCs w:val="24"/>
-              </w:rPr>
-              <w:t xml:space="preserve">CASO DE USO 1:  </w:t>
+              <w:jc w:val="center"/>
+              <w:rPr>
+                <w:b/>
+                <w:bCs/>
+                <w:sz w:val="24"/>
+                <w:szCs w:val="24"/>
+              </w:rPr>
+            </w:pPr>
+            <w:r>
+              <w:rPr>
+                <w:b/>
+                <w:bCs/>
+                <w:sz w:val="24"/>
+                <w:szCs w:val="24"/>
+              </w:rPr>
+              <w:t>#</w:t>
+            </w:r>
+          </w:p>
+        </w:tc>
+        <w:tc>
+          <w:tcPr>
+            <w:tcW w:w="7796" w:type="dxa"/>
+            <w:vAlign w:val="center"/>
+          </w:tcPr>
+          <w:p>
+            <w:pPr>
+              <w:spacing w:before="120" w:after="120" w:line="240" w:lineRule="auto"/>
+              <w:jc w:val="center"/>
+              <w:rPr>
+                <w:b/>
+                <w:bCs/>
+              </w:rPr>
+            </w:pPr>
+            <w:r>
+              <w:rPr>
+                <w:b/>
+                <w:bCs/>
+              </w:rPr>
+              <w:t>ATOR</w:t>
             </w:r>
           </w:p>
         </w:tc>
@@ -4523,96 +4000,119 @@
             <w:right w:w="108" w:type="dxa"/>
           </w:tblCellMar>
         </w:tblPrEx>
-        <w:trPr>
-          <w:trHeight w:val="361" w:hRule="atLeast"/>
-        </w:trPr>
-        <w:tc>
-          <w:tcPr>
-            <w:tcW w:w="8505" w:type="dxa"/>
-            <w:tcBorders>
-              <w:top w:val="single" w:color="auto" w:sz="4" w:space="0"/>
-              <w:left w:val="single" w:color="auto" w:sz="4" w:space="0"/>
-              <w:bottom w:val="single" w:color="auto" w:sz="4" w:space="0"/>
-              <w:right w:val="single" w:color="auto" w:sz="4" w:space="0"/>
-            </w:tcBorders>
+        <w:tc>
+          <w:tcPr>
+            <w:tcW w:w="709" w:type="dxa"/>
             <w:vAlign w:val="center"/>
           </w:tcPr>
           <w:p>
             <w:pPr>
               <w:spacing w:after="0" w:line="240" w:lineRule="auto"/>
-              <w:rPr>
-                <w:b/>
-                <w:bCs/>
-                <w:sz w:val="24"/>
-                <w:szCs w:val="24"/>
-              </w:rPr>
-            </w:pPr>
-          </w:p>
+              <w:jc w:val="center"/>
+              <w:rPr>
+                <w:b/>
+                <w:bCs/>
+                <w:sz w:val="24"/>
+                <w:szCs w:val="24"/>
+              </w:rPr>
+            </w:pPr>
+            <w:r>
+              <w:rPr>
+                <w:b/>
+                <w:bCs/>
+                <w:sz w:val="24"/>
+                <w:szCs w:val="24"/>
+              </w:rPr>
+              <w:t>1</w:t>
+            </w:r>
+          </w:p>
+        </w:tc>
+        <w:tc>
+          <w:tcPr>
+            <w:tcW w:w="7796" w:type="dxa"/>
+            <w:vAlign w:val="center"/>
+          </w:tcPr>
+          <w:p>
+            <w:pPr>
+              <w:spacing w:after="0" w:line="360" w:lineRule="auto"/>
+            </w:pPr>
+            <w:r>
+              <w:t>Cliente</w:t>
+            </w:r>
+          </w:p>
+        </w:tc>
+      </w:tr>
+      <w:tr>
+        <w:tblPrEx>
+          <w:tblBorders>
+            <w:top w:val="single" w:color="auto" w:sz="4" w:space="0"/>
+            <w:left w:val="single" w:color="auto" w:sz="4" w:space="0"/>
+            <w:bottom w:val="single" w:color="auto" w:sz="4" w:space="0"/>
+            <w:right w:val="single" w:color="auto" w:sz="4" w:space="0"/>
+            <w:insideH w:val="single" w:color="auto" w:sz="4" w:space="0"/>
+            <w:insideV w:val="single" w:color="auto" w:sz="4" w:space="0"/>
+          </w:tblBorders>
+          <w:tblCellMar>
+            <w:top w:w="0" w:type="dxa"/>
+            <w:left w:w="108" w:type="dxa"/>
+            <w:bottom w:w="0" w:type="dxa"/>
+            <w:right w:w="108" w:type="dxa"/>
+          </w:tblCellMar>
+        </w:tblPrEx>
+        <w:tc>
+          <w:tcPr>
+            <w:tcW w:w="709" w:type="dxa"/>
+            <w:vAlign w:val="center"/>
+          </w:tcPr>
           <w:p>
             <w:pPr>
               <w:spacing w:after="0" w:line="240" w:lineRule="auto"/>
-            </w:pPr>
-            <w:r>
-              <w:drawing>
-                <wp:inline distT="0" distB="0" distL="114300" distR="114300">
-                  <wp:extent cx="4572000" cy="3057525"/>
-                  <wp:effectExtent l="0" t="0" r="0" b="0"/>
-                  <wp:docPr id="2017443412" name="Picture 2017443412"/>
-                  <wp:cNvGraphicFramePr>
-                    <a:graphicFrameLocks xmlns:a="http://schemas.openxmlformats.org/drawingml/2006/main" noChangeAspect="1"/>
-                  </wp:cNvGraphicFramePr>
-                  <a:graphic xmlns:a="http://schemas.openxmlformats.org/drawingml/2006/main">
-                    <a:graphicData uri="http://schemas.openxmlformats.org/drawingml/2006/picture">
-                      <pic:pic xmlns:pic="http://schemas.openxmlformats.org/drawingml/2006/picture">
-                        <pic:nvPicPr>
-                          <pic:cNvPr id="2017443412" name="Picture 2017443412"/>
-                          <pic:cNvPicPr>
-                            <a:picLocks noChangeAspect="1"/>
-                          </pic:cNvPicPr>
-                        </pic:nvPicPr>
-                        <pic:blipFill>
-                          <a:blip r:embed="rId8">
-                            <a:extLst>
-                              <a:ext uri="{28A0092B-C50C-407E-A947-70E740481C1C}">
-                                <a14:useLocalDpi xmlns:a14="http://schemas.microsoft.com/office/drawing/2010/main" val="0"/>
-                              </a:ext>
-                            </a:extLst>
-                          </a:blip>
-                          <a:stretch>
-                            <a:fillRect/>
-                          </a:stretch>
-                        </pic:blipFill>
-                        <pic:spPr>
-                          <a:xfrm>
-                            <a:off x="0" y="0"/>
-                            <a:ext cx="4572000" cy="3057525"/>
-                          </a:xfrm>
-                          <a:prstGeom prst="rect">
-                            <a:avLst/>
-                          </a:prstGeom>
-                        </pic:spPr>
-                      </pic:pic>
-                    </a:graphicData>
-                  </a:graphic>
-                </wp:inline>
-              </w:drawing>
-            </w:r>
-          </w:p>
-          <w:p>
-            <w:pPr>
-              <w:spacing w:after="0" w:line="240" w:lineRule="auto"/>
-              <w:rPr>
-                <w:b/>
-                <w:bCs/>
-                <w:sz w:val="24"/>
-                <w:szCs w:val="24"/>
-              </w:rPr>
-            </w:pPr>
+              <w:jc w:val="center"/>
+              <w:rPr>
+                <w:b/>
+                <w:bCs/>
+                <w:sz w:val="24"/>
+                <w:szCs w:val="24"/>
+              </w:rPr>
+            </w:pPr>
+            <w:r>
+              <w:rPr>
+                <w:b/>
+                <w:bCs/>
+                <w:sz w:val="24"/>
+                <w:szCs w:val="24"/>
+              </w:rPr>
+              <w:t>2</w:t>
+            </w:r>
+          </w:p>
+        </w:tc>
+        <w:tc>
+          <w:tcPr>
+            <w:tcW w:w="7796" w:type="dxa"/>
+            <w:vAlign w:val="center"/>
+          </w:tcPr>
+          <w:p>
+            <w:pPr>
+              <w:spacing w:after="0" w:line="360" w:lineRule="auto"/>
+            </w:pPr>
+            <w:r>
+              <w:t>Administrador</w:t>
+            </w:r>
           </w:p>
         </w:tc>
       </w:tr>
     </w:tbl>
     <w:p/>
+    <w:p>
+      <w:pPr>
+        <w:pStyle w:val="3"/>
+      </w:pPr>
+      <w:bookmarkStart w:id="10" w:name="_Toc130930274"/>
+      <w:r>
+        <w:t>DIAGRAMA DE CASO DE USO GERAL</w:t>
+      </w:r>
+      <w:bookmarkEnd w:id="10"/>
+    </w:p>
     <w:tbl>
       <w:tblPr>
         <w:tblStyle w:val="26"/>
@@ -4660,12 +4160,6 @@
         <w:tc>
           <w:tcPr>
             <w:tcW w:w="8505" w:type="dxa"/>
-            <w:tcBorders>
-              <w:top w:val="single" w:color="auto" w:sz="4" w:space="0"/>
-              <w:left w:val="single" w:color="auto" w:sz="4" w:space="0"/>
-              <w:bottom w:val="single" w:color="auto" w:sz="4" w:space="0"/>
-              <w:right w:val="single" w:color="auto" w:sz="4" w:space="0"/>
-            </w:tcBorders>
             <w:vAlign w:val="center"/>
           </w:tcPr>
           <w:p>
@@ -4685,7 +4179,14 @@
                 <w:sz w:val="24"/>
                 <w:szCs w:val="24"/>
               </w:rPr>
-              <w:t xml:space="preserve">CASO DE USO 2:  </w:t>
+              <w:t>NOME DO PRODUTO</w:t>
+            </w:r>
+            <w:r>
+              <w:rPr>
+                <w:sz w:val="24"/>
+                <w:szCs w:val="24"/>
+              </w:rPr>
+              <w:t>:</w:t>
             </w:r>
           </w:p>
         </w:tc>
@@ -4713,35 +4214,25 @@
         <w:tc>
           <w:tcPr>
             <w:tcW w:w="8505" w:type="dxa"/>
-            <w:tcBorders>
-              <w:top w:val="single" w:color="auto" w:sz="4" w:space="0"/>
-              <w:left w:val="single" w:color="auto" w:sz="4" w:space="0"/>
-              <w:bottom w:val="single" w:color="auto" w:sz="4" w:space="0"/>
-              <w:right w:val="single" w:color="auto" w:sz="4" w:space="0"/>
-            </w:tcBorders>
             <w:vAlign w:val="center"/>
           </w:tcPr>
           <w:p>
             <w:pPr>
               <w:spacing w:after="0" w:line="240" w:lineRule="auto"/>
-              <w:rPr>
-                <w:b/>
-                <w:bCs/>
-                <w:sz w:val="24"/>
-                <w:szCs w:val="24"/>
-              </w:rPr>
-            </w:pPr>
-          </w:p>
-          <w:p>
-            <w:pPr>
-              <w:spacing w:after="0" w:line="240" w:lineRule="auto"/>
+              <w:jc w:val="center"/>
+              <w:rPr>
+                <w:b/>
+                <w:bCs/>
+                <w:sz w:val="24"/>
+                <w:szCs w:val="24"/>
+              </w:rPr>
             </w:pPr>
             <w:r>
               <w:drawing>
                 <wp:inline distT="0" distB="0" distL="114300" distR="114300">
-                  <wp:extent cx="4572000" cy="3124200"/>
-                  <wp:effectExtent l="0" t="0" r="0" b="0"/>
-                  <wp:docPr id="1404966500" name="Picture 1404966500"/>
+                  <wp:extent cx="3627120" cy="4339590"/>
+                  <wp:effectExtent l="0" t="0" r="11430" b="3810"/>
+                  <wp:docPr id="1" name="Picture 1"/>
                   <wp:cNvGraphicFramePr>
                     <a:graphicFrameLocks xmlns:a="http://schemas.openxmlformats.org/drawingml/2006/main" noChangeAspect="1"/>
                   </wp:cNvGraphicFramePr>
@@ -4749,19 +4240,13 @@
                     <a:graphicData uri="http://schemas.openxmlformats.org/drawingml/2006/picture">
                       <pic:pic xmlns:pic="http://schemas.openxmlformats.org/drawingml/2006/picture">
                         <pic:nvPicPr>
-                          <pic:cNvPr id="1404966500" name="Picture 1404966500"/>
+                          <pic:cNvPr id="1" name="Picture 1"/>
                           <pic:cNvPicPr>
                             <a:picLocks noChangeAspect="1"/>
                           </pic:cNvPicPr>
                         </pic:nvPicPr>
                         <pic:blipFill>
-                          <a:blip r:embed="rId9">
-                            <a:extLst>
-                              <a:ext uri="{28A0092B-C50C-407E-A947-70E740481C1C}">
-                                <a14:useLocalDpi xmlns:a14="http://schemas.microsoft.com/office/drawing/2010/main" val="0"/>
-                              </a:ext>
-                            </a:extLst>
-                          </a:blip>
+                          <a:blip r:embed="rId8"/>
                           <a:stretch>
                             <a:fillRect/>
                           </a:stretch>
@@ -4769,11 +4254,15 @@
                         <pic:spPr>
                           <a:xfrm>
                             <a:off x="0" y="0"/>
-                            <a:ext cx="4572000" cy="3124200"/>
+                            <a:ext cx="3627120" cy="4339590"/>
                           </a:xfrm>
                           <a:prstGeom prst="rect">
                             <a:avLst/>
                           </a:prstGeom>
+                          <a:noFill/>
+                          <a:ln>
+                            <a:noFill/>
+                          </a:ln>
                         </pic:spPr>
                       </pic:pic>
                     </a:graphicData>
@@ -4782,34 +4271,14 @@
               </w:drawing>
             </w:r>
           </w:p>
-          <w:p>
-            <w:pPr>
-              <w:spacing w:after="0" w:line="240" w:lineRule="auto"/>
-              <w:rPr>
-                <w:b/>
-                <w:bCs/>
-                <w:sz w:val="24"/>
-                <w:szCs w:val="24"/>
-              </w:rPr>
-            </w:pPr>
-          </w:p>
         </w:tc>
       </w:tr>
     </w:tbl>
     <w:p>
       <w:pPr>
-        <w:rPr>
-          <w:rFonts w:asciiTheme="majorHAnsi" w:hAnsiTheme="majorHAnsi" w:eastAsiaTheme="majorEastAsia" w:cstheme="majorBidi"/>
-          <w:sz w:val="32"/>
-          <w:szCs w:val="32"/>
-        </w:rPr>
-      </w:pPr>
-    </w:p>
-    <w:p>
-      <w:pPr>
         <w:pStyle w:val="2"/>
       </w:pPr>
-      <w:bookmarkStart w:id="11" w:name="_Toc128932914"/>
+      <w:bookmarkStart w:id="11" w:name="_Toc130930275"/>
       <w:r>
         <w:t>BACKLOG</w:t>
       </w:r>
@@ -4870,12 +4339,6 @@
         <w:tc>
           <w:tcPr>
             <w:tcW w:w="709" w:type="dxa"/>
-            <w:tcBorders>
-              <w:top w:val="single" w:color="auto" w:sz="4" w:space="0"/>
-              <w:left w:val="single" w:color="auto" w:sz="4" w:space="0"/>
-              <w:bottom w:val="single" w:color="auto" w:sz="4" w:space="0"/>
-              <w:right w:val="single" w:color="auto" w:sz="4" w:space="0"/>
-            </w:tcBorders>
             <w:vAlign w:val="center"/>
           </w:tcPr>
           <w:p>
@@ -4903,12 +4366,6 @@
         <w:tc>
           <w:tcPr>
             <w:tcW w:w="7796" w:type="dxa"/>
-            <w:tcBorders>
-              <w:top w:val="single" w:color="auto" w:sz="4" w:space="0"/>
-              <w:left w:val="single" w:color="auto" w:sz="4" w:space="0"/>
-              <w:bottom w:val="single" w:color="auto" w:sz="4" w:space="0"/>
-              <w:right w:val="single" w:color="auto" w:sz="4" w:space="0"/>
-            </w:tcBorders>
             <w:vAlign w:val="center"/>
           </w:tcPr>
           <w:p>
@@ -4950,12 +4407,6 @@
         <w:tc>
           <w:tcPr>
             <w:tcW w:w="709" w:type="dxa"/>
-            <w:tcBorders>
-              <w:top w:val="single" w:color="auto" w:sz="4" w:space="0"/>
-              <w:left w:val="single" w:color="auto" w:sz="4" w:space="0"/>
-              <w:bottom w:val="single" w:color="auto" w:sz="4" w:space="0"/>
-              <w:right w:val="single" w:color="auto" w:sz="4" w:space="0"/>
-            </w:tcBorders>
             <w:vAlign w:val="center"/>
           </w:tcPr>
           <w:p>
@@ -4983,18 +4434,15 @@
         <w:tc>
           <w:tcPr>
             <w:tcW w:w="7796" w:type="dxa"/>
-            <w:tcBorders>
-              <w:top w:val="single" w:color="auto" w:sz="4" w:space="0"/>
-              <w:left w:val="single" w:color="auto" w:sz="4" w:space="0"/>
-              <w:bottom w:val="single" w:color="auto" w:sz="4" w:space="0"/>
-              <w:right w:val="single" w:color="auto" w:sz="4" w:space="0"/>
-            </w:tcBorders>
             <w:vAlign w:val="center"/>
           </w:tcPr>
           <w:p>
             <w:pPr>
               <w:spacing w:after="0" w:line="240" w:lineRule="auto"/>
             </w:pPr>
+            <w:r>
+              <w:t>Realizar cadastro</w:t>
+            </w:r>
           </w:p>
         </w:tc>
       </w:tr>
@@ -5018,12 +4466,6 @@
         <w:tc>
           <w:tcPr>
             <w:tcW w:w="709" w:type="dxa"/>
-            <w:tcBorders>
-              <w:top w:val="single" w:color="auto" w:sz="4" w:space="0"/>
-              <w:left w:val="single" w:color="auto" w:sz="4" w:space="0"/>
-              <w:bottom w:val="single" w:color="auto" w:sz="4" w:space="0"/>
-              <w:right w:val="single" w:color="auto" w:sz="4" w:space="0"/>
-            </w:tcBorders>
             <w:vAlign w:val="center"/>
           </w:tcPr>
           <w:p>
@@ -5051,12 +4493,6 @@
         <w:tc>
           <w:tcPr>
             <w:tcW w:w="7796" w:type="dxa"/>
-            <w:tcBorders>
-              <w:top w:val="single" w:color="auto" w:sz="4" w:space="0"/>
-              <w:left w:val="single" w:color="auto" w:sz="4" w:space="0"/>
-              <w:bottom w:val="single" w:color="auto" w:sz="4" w:space="0"/>
-              <w:right w:val="single" w:color="auto" w:sz="4" w:space="0"/>
-            </w:tcBorders>
             <w:vAlign w:val="center"/>
           </w:tcPr>
           <w:p>
@@ -5064,7 +4500,7 @@
               <w:spacing w:after="0" w:line="240" w:lineRule="auto"/>
             </w:pPr>
             <w:r>
-              <w:t>Tela de Cadastro</w:t>
+              <w:t>Realizar autenticação</w:t>
             </w:r>
           </w:p>
         </w:tc>
@@ -5089,12 +4525,6 @@
         <w:tc>
           <w:tcPr>
             <w:tcW w:w="709" w:type="dxa"/>
-            <w:tcBorders>
-              <w:top w:val="single" w:color="auto" w:sz="4" w:space="0"/>
-              <w:left w:val="single" w:color="auto" w:sz="4" w:space="0"/>
-              <w:bottom w:val="single" w:color="auto" w:sz="4" w:space="0"/>
-              <w:right w:val="single" w:color="auto" w:sz="4" w:space="0"/>
-            </w:tcBorders>
             <w:vAlign w:val="center"/>
           </w:tcPr>
           <w:p>
@@ -5122,12 +4552,6 @@
         <w:tc>
           <w:tcPr>
             <w:tcW w:w="7796" w:type="dxa"/>
-            <w:tcBorders>
-              <w:top w:val="single" w:color="auto" w:sz="4" w:space="0"/>
-              <w:left w:val="single" w:color="auto" w:sz="4" w:space="0"/>
-              <w:bottom w:val="single" w:color="auto" w:sz="4" w:space="0"/>
-              <w:right w:val="single" w:color="auto" w:sz="4" w:space="0"/>
-            </w:tcBorders>
             <w:vAlign w:val="center"/>
           </w:tcPr>
           <w:p>
@@ -5135,7 +4559,7 @@
               <w:spacing w:after="0" w:line="240" w:lineRule="auto"/>
             </w:pPr>
             <w:r>
-              <w:t>Seleção da etapa de mudança ou organização</w:t>
+              <w:t>Selecionar etapa de processo</w:t>
             </w:r>
           </w:p>
         </w:tc>
@@ -5160,12 +4584,6 @@
         <w:tc>
           <w:tcPr>
             <w:tcW w:w="709" w:type="dxa"/>
-            <w:tcBorders>
-              <w:top w:val="single" w:color="auto" w:sz="4" w:space="0"/>
-              <w:left w:val="single" w:color="auto" w:sz="4" w:space="0"/>
-              <w:bottom w:val="single" w:color="auto" w:sz="4" w:space="0"/>
-              <w:right w:val="single" w:color="auto" w:sz="4" w:space="0"/>
-            </w:tcBorders>
             <w:vAlign w:val="center"/>
           </w:tcPr>
           <w:p>
@@ -5179,35 +4597,17 @@
                 <w:szCs w:val="24"/>
               </w:rPr>
             </w:pPr>
-            <w:r>
-              <w:rPr>
-                <w:b/>
-                <w:bCs/>
-                <w:sz w:val="24"/>
-                <w:szCs w:val="24"/>
-              </w:rPr>
-              <w:t>4</w:t>
-            </w:r>
           </w:p>
         </w:tc>
         <w:tc>
           <w:tcPr>
             <w:tcW w:w="7796" w:type="dxa"/>
-            <w:tcBorders>
-              <w:top w:val="single" w:color="auto" w:sz="4" w:space="0"/>
-              <w:left w:val="single" w:color="auto" w:sz="4" w:space="0"/>
-              <w:bottom w:val="single" w:color="auto" w:sz="4" w:space="0"/>
-              <w:right w:val="single" w:color="auto" w:sz="4" w:space="0"/>
-            </w:tcBorders>
             <w:vAlign w:val="center"/>
           </w:tcPr>
           <w:p>
             <w:pPr>
               <w:spacing w:after="0" w:line="240" w:lineRule="auto"/>
             </w:pPr>
-            <w:r>
-              <w:t>Tela de configurações do usuário</w:t>
-            </w:r>
           </w:p>
         </w:tc>
       </w:tr>
@@ -5231,12 +4631,6 @@
         <w:tc>
           <w:tcPr>
             <w:tcW w:w="709" w:type="dxa"/>
-            <w:tcBorders>
-              <w:top w:val="single" w:color="auto" w:sz="4" w:space="0"/>
-              <w:left w:val="single" w:color="auto" w:sz="4" w:space="0"/>
-              <w:bottom w:val="single" w:color="auto" w:sz="4" w:space="0"/>
-              <w:right w:val="single" w:color="auto" w:sz="4" w:space="0"/>
-            </w:tcBorders>
             <w:vAlign w:val="center"/>
           </w:tcPr>
           <w:p>
@@ -5250,26 +4644,11 @@
                 <w:szCs w:val="24"/>
               </w:rPr>
             </w:pPr>
-            <w:r>
-              <w:rPr>
-                <w:b/>
-                <w:bCs/>
-                <w:sz w:val="24"/>
-                <w:szCs w:val="24"/>
-              </w:rPr>
-              <w:t>5</w:t>
-            </w:r>
           </w:p>
         </w:tc>
         <w:tc>
           <w:tcPr>
             <w:tcW w:w="7796" w:type="dxa"/>
-            <w:tcBorders>
-              <w:top w:val="single" w:color="auto" w:sz="4" w:space="0"/>
-              <w:left w:val="single" w:color="auto" w:sz="4" w:space="0"/>
-              <w:bottom w:val="single" w:color="auto" w:sz="4" w:space="0"/>
-              <w:right w:val="single" w:color="auto" w:sz="4" w:space="0"/>
-            </w:tcBorders>
             <w:vAlign w:val="center"/>
           </w:tcPr>
           <w:p>
@@ -5299,12 +4678,6 @@
         <w:tc>
           <w:tcPr>
             <w:tcW w:w="709" w:type="dxa"/>
-            <w:tcBorders>
-              <w:top w:val="single" w:color="auto" w:sz="4" w:space="0"/>
-              <w:left w:val="single" w:color="auto" w:sz="4" w:space="0"/>
-              <w:bottom w:val="single" w:color="auto" w:sz="4" w:space="0"/>
-              <w:right w:val="single" w:color="auto" w:sz="4" w:space="0"/>
-            </w:tcBorders>
             <w:vAlign w:val="center"/>
           </w:tcPr>
           <w:p>
@@ -5318,26 +4691,11 @@
                 <w:szCs w:val="24"/>
               </w:rPr>
             </w:pPr>
-            <w:r>
-              <w:rPr>
-                <w:b/>
-                <w:bCs/>
-                <w:sz w:val="24"/>
-                <w:szCs w:val="24"/>
-              </w:rPr>
-              <w:t>6</w:t>
-            </w:r>
           </w:p>
         </w:tc>
         <w:tc>
           <w:tcPr>
             <w:tcW w:w="7796" w:type="dxa"/>
-            <w:tcBorders>
-              <w:top w:val="single" w:color="auto" w:sz="4" w:space="0"/>
-              <w:left w:val="single" w:color="auto" w:sz="4" w:space="0"/>
-              <w:bottom w:val="single" w:color="auto" w:sz="4" w:space="0"/>
-              <w:right w:val="single" w:color="auto" w:sz="4" w:space="0"/>
-            </w:tcBorders>
             <w:vAlign w:val="center"/>
           </w:tcPr>
           <w:p>
@@ -5367,12 +4725,6 @@
         <w:tc>
           <w:tcPr>
             <w:tcW w:w="709" w:type="dxa"/>
-            <w:tcBorders>
-              <w:top w:val="single" w:color="auto" w:sz="4" w:space="0"/>
-              <w:left w:val="single" w:color="auto" w:sz="4" w:space="0"/>
-              <w:bottom w:val="single" w:color="auto" w:sz="4" w:space="0"/>
-              <w:right w:val="single" w:color="auto" w:sz="4" w:space="0"/>
-            </w:tcBorders>
             <w:vAlign w:val="center"/>
           </w:tcPr>
           <w:p>
@@ -5386,26 +4738,11 @@
                 <w:szCs w:val="24"/>
               </w:rPr>
             </w:pPr>
-            <w:r>
-              <w:rPr>
-                <w:b/>
-                <w:bCs/>
-                <w:sz w:val="24"/>
-                <w:szCs w:val="24"/>
-              </w:rPr>
-              <w:t>7</w:t>
-            </w:r>
           </w:p>
         </w:tc>
         <w:tc>
           <w:tcPr>
             <w:tcW w:w="7796" w:type="dxa"/>
-            <w:tcBorders>
-              <w:top w:val="single" w:color="auto" w:sz="4" w:space="0"/>
-              <w:left w:val="single" w:color="auto" w:sz="4" w:space="0"/>
-              <w:bottom w:val="single" w:color="auto" w:sz="4" w:space="0"/>
-              <w:right w:val="single" w:color="auto" w:sz="4" w:space="0"/>
-            </w:tcBorders>
             <w:vAlign w:val="center"/>
           </w:tcPr>
           <w:p>
@@ -5435,12 +4772,6 @@
         <w:tc>
           <w:tcPr>
             <w:tcW w:w="709" w:type="dxa"/>
-            <w:tcBorders>
-              <w:top w:val="single" w:color="auto" w:sz="4" w:space="0"/>
-              <w:left w:val="single" w:color="auto" w:sz="4" w:space="0"/>
-              <w:bottom w:val="single" w:color="auto" w:sz="4" w:space="0"/>
-              <w:right w:val="single" w:color="auto" w:sz="4" w:space="0"/>
-            </w:tcBorders>
             <w:vAlign w:val="center"/>
           </w:tcPr>
           <w:p>
@@ -5454,26 +4785,11 @@
                 <w:szCs w:val="24"/>
               </w:rPr>
             </w:pPr>
-            <w:r>
-              <w:rPr>
-                <w:b/>
-                <w:bCs/>
-                <w:sz w:val="24"/>
-                <w:szCs w:val="24"/>
-              </w:rPr>
-              <w:t>8</w:t>
-            </w:r>
           </w:p>
         </w:tc>
         <w:tc>
           <w:tcPr>
             <w:tcW w:w="7796" w:type="dxa"/>
-            <w:tcBorders>
-              <w:top w:val="single" w:color="auto" w:sz="4" w:space="0"/>
-              <w:left w:val="single" w:color="auto" w:sz="4" w:space="0"/>
-              <w:bottom w:val="single" w:color="auto" w:sz="4" w:space="0"/>
-              <w:right w:val="single" w:color="auto" w:sz="4" w:space="0"/>
-            </w:tcBorders>
             <w:vAlign w:val="center"/>
           </w:tcPr>
           <w:p>
@@ -5503,12 +4819,6 @@
         <w:tc>
           <w:tcPr>
             <w:tcW w:w="709" w:type="dxa"/>
-            <w:tcBorders>
-              <w:top w:val="single" w:color="auto" w:sz="4" w:space="0"/>
-              <w:left w:val="single" w:color="auto" w:sz="4" w:space="0"/>
-              <w:bottom w:val="single" w:color="auto" w:sz="4" w:space="0"/>
-              <w:right w:val="single" w:color="auto" w:sz="4" w:space="0"/>
-            </w:tcBorders>
             <w:vAlign w:val="center"/>
           </w:tcPr>
           <w:p>
@@ -5522,26 +4832,11 @@
                 <w:szCs w:val="24"/>
               </w:rPr>
             </w:pPr>
-            <w:r>
-              <w:rPr>
-                <w:b/>
-                <w:bCs/>
-                <w:sz w:val="24"/>
-                <w:szCs w:val="24"/>
-              </w:rPr>
-              <w:t>9</w:t>
-            </w:r>
           </w:p>
         </w:tc>
         <w:tc>
           <w:tcPr>
             <w:tcW w:w="7796" w:type="dxa"/>
-            <w:tcBorders>
-              <w:top w:val="single" w:color="auto" w:sz="4" w:space="0"/>
-              <w:left w:val="single" w:color="auto" w:sz="4" w:space="0"/>
-              <w:bottom w:val="single" w:color="auto" w:sz="4" w:space="0"/>
-              <w:right w:val="single" w:color="auto" w:sz="4" w:space="0"/>
-            </w:tcBorders>
             <w:vAlign w:val="center"/>
           </w:tcPr>
           <w:p>
@@ -5571,12 +4866,6 @@
         <w:tc>
           <w:tcPr>
             <w:tcW w:w="709" w:type="dxa"/>
-            <w:tcBorders>
-              <w:top w:val="single" w:color="auto" w:sz="4" w:space="0"/>
-              <w:left w:val="single" w:color="auto" w:sz="4" w:space="0"/>
-              <w:bottom w:val="single" w:color="auto" w:sz="4" w:space="0"/>
-              <w:right w:val="single" w:color="auto" w:sz="4" w:space="0"/>
-            </w:tcBorders>
             <w:vAlign w:val="center"/>
           </w:tcPr>
           <w:p>
@@ -5590,26 +4879,11 @@
                 <w:szCs w:val="24"/>
               </w:rPr>
             </w:pPr>
-            <w:r>
-              <w:rPr>
-                <w:b/>
-                <w:bCs/>
-                <w:sz w:val="24"/>
-                <w:szCs w:val="24"/>
-              </w:rPr>
-              <w:t>10</w:t>
-            </w:r>
           </w:p>
         </w:tc>
         <w:tc>
           <w:tcPr>
             <w:tcW w:w="7796" w:type="dxa"/>
-            <w:tcBorders>
-              <w:top w:val="single" w:color="auto" w:sz="4" w:space="0"/>
-              <w:left w:val="single" w:color="auto" w:sz="4" w:space="0"/>
-              <w:bottom w:val="single" w:color="auto" w:sz="4" w:space="0"/>
-              <w:right w:val="single" w:color="auto" w:sz="4" w:space="0"/>
-            </w:tcBorders>
             <w:vAlign w:val="center"/>
           </w:tcPr>
           <w:p>
@@ -5639,12 +4913,6 @@
         <w:tc>
           <w:tcPr>
             <w:tcW w:w="709" w:type="dxa"/>
-            <w:tcBorders>
-              <w:top w:val="single" w:color="auto" w:sz="4" w:space="0"/>
-              <w:left w:val="single" w:color="auto" w:sz="4" w:space="0"/>
-              <w:bottom w:val="single" w:color="auto" w:sz="4" w:space="0"/>
-              <w:right w:val="single" w:color="auto" w:sz="4" w:space="0"/>
-            </w:tcBorders>
             <w:vAlign w:val="center"/>
           </w:tcPr>
           <w:p>
@@ -5658,26 +4926,11 @@
                 <w:szCs w:val="24"/>
               </w:rPr>
             </w:pPr>
-            <w:r>
-              <w:rPr>
-                <w:b/>
-                <w:bCs/>
-                <w:sz w:val="24"/>
-                <w:szCs w:val="24"/>
-              </w:rPr>
-              <w:t>11</w:t>
-            </w:r>
           </w:p>
         </w:tc>
         <w:tc>
           <w:tcPr>
             <w:tcW w:w="7796" w:type="dxa"/>
-            <w:tcBorders>
-              <w:top w:val="single" w:color="auto" w:sz="4" w:space="0"/>
-              <w:left w:val="single" w:color="auto" w:sz="4" w:space="0"/>
-              <w:bottom w:val="single" w:color="auto" w:sz="4" w:space="0"/>
-              <w:right w:val="single" w:color="auto" w:sz="4" w:space="0"/>
-            </w:tcBorders>
             <w:vAlign w:val="center"/>
           </w:tcPr>
           <w:p>
@@ -5707,12 +4960,6 @@
         <w:tc>
           <w:tcPr>
             <w:tcW w:w="709" w:type="dxa"/>
-            <w:tcBorders>
-              <w:top w:val="single" w:color="auto" w:sz="4" w:space="0"/>
-              <w:left w:val="single" w:color="auto" w:sz="4" w:space="0"/>
-              <w:bottom w:val="single" w:color="auto" w:sz="4" w:space="0"/>
-              <w:right w:val="single" w:color="auto" w:sz="4" w:space="0"/>
-            </w:tcBorders>
             <w:vAlign w:val="center"/>
           </w:tcPr>
           <w:p>
@@ -5726,26 +4973,11 @@
                 <w:szCs w:val="24"/>
               </w:rPr>
             </w:pPr>
-            <w:r>
-              <w:rPr>
-                <w:b/>
-                <w:bCs/>
-                <w:sz w:val="24"/>
-                <w:szCs w:val="24"/>
-              </w:rPr>
-              <w:t>12</w:t>
-            </w:r>
           </w:p>
         </w:tc>
         <w:tc>
           <w:tcPr>
             <w:tcW w:w="7796" w:type="dxa"/>
-            <w:tcBorders>
-              <w:top w:val="single" w:color="auto" w:sz="4" w:space="0"/>
-              <w:left w:val="single" w:color="auto" w:sz="4" w:space="0"/>
-              <w:bottom w:val="single" w:color="auto" w:sz="4" w:space="0"/>
-              <w:right w:val="single" w:color="auto" w:sz="4" w:space="0"/>
-            </w:tcBorders>
             <w:vAlign w:val="center"/>
           </w:tcPr>
           <w:p>
@@ -5763,1798 +4995,24 @@
         </w:rPr>
       </w:pPr>
     </w:p>
-    <w:tbl>
-      <w:tblPr>
-        <w:tblStyle w:val="13"/>
-        <w:tblW w:w="0" w:type="dxa"/>
-        <w:tblInd w:w="-15" w:type="dxa"/>
-        <w:tblBorders>
-          <w:top w:val="outset" w:color="auto" w:sz="6" w:space="0"/>
-          <w:left w:val="outset" w:color="auto" w:sz="6" w:space="0"/>
-          <w:bottom w:val="outset" w:color="auto" w:sz="6" w:space="0"/>
-          <w:right w:val="outset" w:color="auto" w:sz="6" w:space="0"/>
-          <w:insideH w:val="none" w:color="auto" w:sz="0" w:space="0"/>
-          <w:insideV w:val="none" w:color="auto" w:sz="0" w:space="0"/>
-        </w:tblBorders>
-        <w:tblLayout w:type="autofit"/>
-        <w:tblCellMar>
-          <w:top w:w="0" w:type="dxa"/>
-          <w:left w:w="0" w:type="dxa"/>
-          <w:bottom w:w="0" w:type="dxa"/>
-          <w:right w:w="0" w:type="dxa"/>
-        </w:tblCellMar>
-      </w:tblPr>
-      <w:tblGrid>
-        <w:gridCol w:w="705"/>
-        <w:gridCol w:w="7785"/>
-      </w:tblGrid>
-      <w:tr>
-        <w:tblPrEx>
-          <w:tblBorders>
-            <w:top w:val="outset" w:color="auto" w:sz="6" w:space="0"/>
-            <w:left w:val="outset" w:color="auto" w:sz="6" w:space="0"/>
-            <w:bottom w:val="outset" w:color="auto" w:sz="6" w:space="0"/>
-            <w:right w:val="outset" w:color="auto" w:sz="6" w:space="0"/>
-            <w:insideH w:val="none" w:color="auto" w:sz="0" w:space="0"/>
-            <w:insideV w:val="none" w:color="auto" w:sz="0" w:space="0"/>
-          </w:tblBorders>
-          <w:tblCellMar>
-            <w:top w:w="0" w:type="dxa"/>
-            <w:left w:w="0" w:type="dxa"/>
-            <w:bottom w:w="0" w:type="dxa"/>
-            <w:right w:w="0" w:type="dxa"/>
-          </w:tblCellMar>
-        </w:tblPrEx>
-        <w:trPr>
-          <w:trHeight w:val="300" w:hRule="atLeast"/>
-        </w:trPr>
-        <w:tc>
-          <w:tcPr>
-            <w:tcW w:w="705" w:type="dxa"/>
-            <w:tcBorders>
-              <w:top w:val="single" w:color="auto" w:sz="6" w:space="0"/>
-              <w:left w:val="single" w:color="auto" w:sz="6" w:space="0"/>
-              <w:bottom w:val="single" w:color="auto" w:sz="6" w:space="0"/>
-              <w:right w:val="single" w:color="auto" w:sz="6" w:space="0"/>
-            </w:tcBorders>
-            <w:shd w:val="clear" w:color="auto" w:fill="auto"/>
-            <w:vAlign w:val="center"/>
-          </w:tcPr>
-          <w:p>
-            <w:pPr>
-              <w:spacing w:after="0" w:line="240" w:lineRule="auto"/>
-              <w:jc w:val="center"/>
-              <w:textAlignment w:val="baseline"/>
-              <w:rPr>
-                <w:rFonts w:ascii="Segoe UI" w:hAnsi="Segoe UI" w:eastAsia="Times New Roman" w:cs="Segoe UI"/>
-                <w:sz w:val="18"/>
-                <w:szCs w:val="18"/>
-                <w:lang w:val="en-GB" w:eastAsia="en-GB"/>
-              </w:rPr>
-            </w:pPr>
-            <w:r>
-              <w:rPr>
-                <w:rFonts w:ascii="Calibri" w:hAnsi="Calibri" w:eastAsia="Times New Roman" w:cs="Calibri"/>
-                <w:b/>
-                <w:bCs/>
-                <w:sz w:val="24"/>
-                <w:szCs w:val="24"/>
-                <w:lang w:eastAsia="en-GB"/>
-              </w:rPr>
-              <w:t>#</w:t>
-            </w:r>
-            <w:r>
-              <w:rPr>
-                <w:rFonts w:ascii="Calibri" w:hAnsi="Calibri" w:eastAsia="Times New Roman" w:cs="Calibri"/>
-                <w:sz w:val="24"/>
-                <w:szCs w:val="24"/>
-                <w:lang w:val="en-GB" w:eastAsia="en-GB"/>
-              </w:rPr>
-              <w:t> </w:t>
-            </w:r>
-          </w:p>
-        </w:tc>
-        <w:tc>
-          <w:tcPr>
-            <w:tcW w:w="7785" w:type="dxa"/>
-            <w:tcBorders>
-              <w:top w:val="single" w:color="auto" w:sz="6" w:space="0"/>
-              <w:left w:val="single" w:color="auto" w:sz="6" w:space="0"/>
-              <w:bottom w:val="single" w:color="auto" w:sz="6" w:space="0"/>
-              <w:right w:val="single" w:color="auto" w:sz="6" w:space="0"/>
-            </w:tcBorders>
-            <w:shd w:val="clear" w:color="auto" w:fill="auto"/>
-            <w:vAlign w:val="center"/>
-          </w:tcPr>
-          <w:p>
-            <w:pPr>
-              <w:spacing w:after="0" w:line="240" w:lineRule="auto"/>
-              <w:jc w:val="center"/>
-              <w:textAlignment w:val="baseline"/>
-              <w:rPr>
-                <w:rFonts w:ascii="Segoe UI" w:hAnsi="Segoe UI" w:eastAsia="Times New Roman" w:cs="Segoe UI"/>
-                <w:sz w:val="18"/>
-                <w:szCs w:val="18"/>
-                <w:lang w:val="en-GB" w:eastAsia="en-GB"/>
-              </w:rPr>
-            </w:pPr>
-            <w:r>
-              <w:rPr>
-                <w:rFonts w:ascii="Calibri" w:hAnsi="Calibri" w:eastAsia="Times New Roman" w:cs="Calibri"/>
-                <w:b/>
-                <w:bCs/>
-                <w:lang w:eastAsia="en-GB"/>
-              </w:rPr>
-              <w:t>PBI (Product Backlog Item)</w:t>
-            </w:r>
-            <w:r>
-              <w:rPr>
-                <w:rFonts w:ascii="Calibri" w:hAnsi="Calibri" w:eastAsia="Times New Roman" w:cs="Calibri"/>
-                <w:lang w:val="en-GB" w:eastAsia="en-GB"/>
-              </w:rPr>
-              <w:t> </w:t>
-            </w:r>
-          </w:p>
-        </w:tc>
-      </w:tr>
-      <w:tr>
-        <w:tblPrEx>
-          <w:tblBorders>
-            <w:top w:val="outset" w:color="auto" w:sz="6" w:space="0"/>
-            <w:left w:val="outset" w:color="auto" w:sz="6" w:space="0"/>
-            <w:bottom w:val="outset" w:color="auto" w:sz="6" w:space="0"/>
-            <w:right w:val="outset" w:color="auto" w:sz="6" w:space="0"/>
-            <w:insideH w:val="none" w:color="auto" w:sz="0" w:space="0"/>
-            <w:insideV w:val="none" w:color="auto" w:sz="0" w:space="0"/>
-          </w:tblBorders>
-          <w:tblCellMar>
-            <w:top w:w="0" w:type="dxa"/>
-            <w:left w:w="0" w:type="dxa"/>
-            <w:bottom w:w="0" w:type="dxa"/>
-            <w:right w:w="0" w:type="dxa"/>
-          </w:tblCellMar>
-        </w:tblPrEx>
-        <w:trPr>
-          <w:trHeight w:val="300" w:hRule="atLeast"/>
-        </w:trPr>
-        <w:tc>
-          <w:tcPr>
-            <w:tcW w:w="705" w:type="dxa"/>
-            <w:tcBorders>
-              <w:top w:val="single" w:color="auto" w:sz="6" w:space="0"/>
-              <w:left w:val="single" w:color="auto" w:sz="6" w:space="0"/>
-              <w:bottom w:val="single" w:color="auto" w:sz="6" w:space="0"/>
-              <w:right w:val="single" w:color="auto" w:sz="6" w:space="0"/>
-            </w:tcBorders>
-            <w:shd w:val="clear" w:color="auto" w:fill="auto"/>
-            <w:vAlign w:val="center"/>
-          </w:tcPr>
-          <w:p>
-            <w:pPr>
-              <w:spacing w:after="0" w:line="240" w:lineRule="auto"/>
-              <w:jc w:val="center"/>
-              <w:textAlignment w:val="baseline"/>
-              <w:rPr>
-                <w:rFonts w:ascii="Segoe UI" w:hAnsi="Segoe UI" w:eastAsia="Times New Roman" w:cs="Segoe UI"/>
-                <w:sz w:val="18"/>
-                <w:szCs w:val="18"/>
-                <w:lang w:val="en-GB" w:eastAsia="en-GB"/>
-              </w:rPr>
-            </w:pPr>
-            <w:r>
-              <w:rPr>
-                <w:rFonts w:ascii="Calibri" w:hAnsi="Calibri" w:eastAsia="Times New Roman" w:cs="Calibri"/>
-                <w:b/>
-                <w:bCs/>
-                <w:sz w:val="24"/>
-                <w:szCs w:val="24"/>
-                <w:lang w:eastAsia="en-GB"/>
-              </w:rPr>
-              <w:t>1</w:t>
-            </w:r>
-            <w:r>
-              <w:rPr>
-                <w:rFonts w:ascii="Calibri" w:hAnsi="Calibri" w:eastAsia="Times New Roman" w:cs="Calibri"/>
-                <w:sz w:val="24"/>
-                <w:szCs w:val="24"/>
-                <w:lang w:val="en-GB" w:eastAsia="en-GB"/>
-              </w:rPr>
-              <w:t> </w:t>
-            </w:r>
-          </w:p>
-        </w:tc>
-        <w:tc>
-          <w:tcPr>
-            <w:tcW w:w="7785" w:type="dxa"/>
-            <w:tcBorders>
-              <w:top w:val="single" w:color="auto" w:sz="6" w:space="0"/>
-              <w:left w:val="single" w:color="auto" w:sz="6" w:space="0"/>
-              <w:bottom w:val="single" w:color="auto" w:sz="6" w:space="0"/>
-              <w:right w:val="single" w:color="auto" w:sz="6" w:space="0"/>
-            </w:tcBorders>
-            <w:shd w:val="clear" w:color="auto" w:fill="auto"/>
-            <w:vAlign w:val="center"/>
-          </w:tcPr>
-          <w:p>
-            <w:pPr>
-              <w:spacing w:after="0" w:line="240" w:lineRule="auto"/>
-              <w:textAlignment w:val="baseline"/>
-              <w:rPr>
-                <w:rFonts w:ascii="Calibri" w:hAnsi="Calibri" w:eastAsia="Times New Roman" w:cs="Calibri"/>
-                <w:lang w:eastAsia="en-GB"/>
-              </w:rPr>
-            </w:pPr>
-            <w:r>
-              <w:rPr>
-                <w:rFonts w:ascii="Calibri" w:hAnsi="Calibri" w:eastAsia="Times New Roman" w:cs="Calibri"/>
-                <w:lang w:eastAsia="en-GB"/>
-              </w:rPr>
-              <w:t>Como cliente quero poder me cadastrar na plataforma. </w:t>
-            </w:r>
-          </w:p>
-        </w:tc>
-      </w:tr>
-      <w:tr>
-        <w:tblPrEx>
-          <w:tblBorders>
-            <w:top w:val="outset" w:color="auto" w:sz="6" w:space="0"/>
-            <w:left w:val="outset" w:color="auto" w:sz="6" w:space="0"/>
-            <w:bottom w:val="outset" w:color="auto" w:sz="6" w:space="0"/>
-            <w:right w:val="outset" w:color="auto" w:sz="6" w:space="0"/>
-            <w:insideH w:val="none" w:color="auto" w:sz="0" w:space="0"/>
-            <w:insideV w:val="none" w:color="auto" w:sz="0" w:space="0"/>
-          </w:tblBorders>
-          <w:tblCellMar>
-            <w:top w:w="0" w:type="dxa"/>
-            <w:left w:w="0" w:type="dxa"/>
-            <w:bottom w:w="0" w:type="dxa"/>
-            <w:right w:w="0" w:type="dxa"/>
-          </w:tblCellMar>
-        </w:tblPrEx>
-        <w:trPr>
-          <w:trHeight w:val="300" w:hRule="atLeast"/>
-        </w:trPr>
-        <w:tc>
-          <w:tcPr>
-            <w:tcW w:w="705" w:type="dxa"/>
-            <w:tcBorders>
-              <w:top w:val="single" w:color="auto" w:sz="6" w:space="0"/>
-              <w:left w:val="single" w:color="auto" w:sz="6" w:space="0"/>
-              <w:bottom w:val="single" w:color="auto" w:sz="6" w:space="0"/>
-              <w:right w:val="single" w:color="auto" w:sz="6" w:space="0"/>
-            </w:tcBorders>
-            <w:shd w:val="clear" w:color="auto" w:fill="auto"/>
-            <w:vAlign w:val="center"/>
-          </w:tcPr>
-          <w:p>
-            <w:pPr>
-              <w:spacing w:after="0" w:line="240" w:lineRule="auto"/>
-              <w:jc w:val="center"/>
-              <w:textAlignment w:val="baseline"/>
-              <w:rPr>
-                <w:rFonts w:ascii="Segoe UI" w:hAnsi="Segoe UI" w:eastAsia="Times New Roman" w:cs="Segoe UI"/>
-                <w:sz w:val="18"/>
-                <w:szCs w:val="18"/>
-                <w:lang w:val="en-GB" w:eastAsia="en-GB"/>
-              </w:rPr>
-            </w:pPr>
-            <w:r>
-              <w:rPr>
-                <w:rFonts w:ascii="Calibri" w:hAnsi="Calibri" w:eastAsia="Times New Roman" w:cs="Calibri"/>
-                <w:b/>
-                <w:bCs/>
-                <w:sz w:val="24"/>
-                <w:szCs w:val="24"/>
-                <w:lang w:eastAsia="en-GB"/>
-              </w:rPr>
-              <w:t>2</w:t>
-            </w:r>
-            <w:r>
-              <w:rPr>
-                <w:rFonts w:ascii="Calibri" w:hAnsi="Calibri" w:eastAsia="Times New Roman" w:cs="Calibri"/>
-                <w:sz w:val="24"/>
-                <w:szCs w:val="24"/>
-                <w:lang w:val="en-GB" w:eastAsia="en-GB"/>
-              </w:rPr>
-              <w:t> </w:t>
-            </w:r>
-          </w:p>
-        </w:tc>
-        <w:tc>
-          <w:tcPr>
-            <w:tcW w:w="7785" w:type="dxa"/>
-            <w:tcBorders>
-              <w:top w:val="single" w:color="auto" w:sz="6" w:space="0"/>
-              <w:left w:val="single" w:color="auto" w:sz="6" w:space="0"/>
-              <w:bottom w:val="single" w:color="auto" w:sz="6" w:space="0"/>
-              <w:right w:val="single" w:color="auto" w:sz="6" w:space="0"/>
-            </w:tcBorders>
-            <w:shd w:val="clear" w:color="auto" w:fill="auto"/>
-            <w:vAlign w:val="center"/>
-          </w:tcPr>
-          <w:p>
-            <w:pPr>
-              <w:spacing w:after="0" w:line="240" w:lineRule="auto"/>
-              <w:textAlignment w:val="baseline"/>
-              <w:rPr>
-                <w:rFonts w:ascii="Calibri" w:hAnsi="Calibri" w:eastAsia="Times New Roman" w:cs="Calibri"/>
-                <w:lang w:eastAsia="en-GB"/>
-              </w:rPr>
-            </w:pPr>
-            <w:r>
-              <w:rPr>
-                <w:rFonts w:ascii="Calibri" w:hAnsi="Calibri" w:eastAsia="Times New Roman" w:cs="Calibri"/>
-                <w:lang w:eastAsia="en-GB"/>
-              </w:rPr>
-              <w:t>Como cliente quero poder editar informações dados do meu cadastro. </w:t>
-            </w:r>
-          </w:p>
-        </w:tc>
-      </w:tr>
-      <w:tr>
-        <w:tblPrEx>
-          <w:tblBorders>
-            <w:top w:val="outset" w:color="auto" w:sz="6" w:space="0"/>
-            <w:left w:val="outset" w:color="auto" w:sz="6" w:space="0"/>
-            <w:bottom w:val="outset" w:color="auto" w:sz="6" w:space="0"/>
-            <w:right w:val="outset" w:color="auto" w:sz="6" w:space="0"/>
-            <w:insideH w:val="none" w:color="auto" w:sz="0" w:space="0"/>
-            <w:insideV w:val="none" w:color="auto" w:sz="0" w:space="0"/>
-          </w:tblBorders>
-          <w:tblCellMar>
-            <w:top w:w="0" w:type="dxa"/>
-            <w:left w:w="0" w:type="dxa"/>
-            <w:bottom w:w="0" w:type="dxa"/>
-            <w:right w:w="0" w:type="dxa"/>
-          </w:tblCellMar>
-        </w:tblPrEx>
-        <w:trPr>
-          <w:trHeight w:val="300" w:hRule="atLeast"/>
-        </w:trPr>
-        <w:tc>
-          <w:tcPr>
-            <w:tcW w:w="705" w:type="dxa"/>
-            <w:tcBorders>
-              <w:top w:val="single" w:color="auto" w:sz="6" w:space="0"/>
-              <w:left w:val="single" w:color="auto" w:sz="6" w:space="0"/>
-              <w:bottom w:val="single" w:color="auto" w:sz="6" w:space="0"/>
-              <w:right w:val="single" w:color="auto" w:sz="6" w:space="0"/>
-            </w:tcBorders>
-            <w:shd w:val="clear" w:color="auto" w:fill="auto"/>
-            <w:vAlign w:val="center"/>
-          </w:tcPr>
-          <w:p>
-            <w:pPr>
-              <w:spacing w:after="0" w:line="240" w:lineRule="auto"/>
-              <w:jc w:val="center"/>
-              <w:textAlignment w:val="baseline"/>
-              <w:rPr>
-                <w:rFonts w:ascii="Segoe UI" w:hAnsi="Segoe UI" w:eastAsia="Times New Roman" w:cs="Segoe UI"/>
-                <w:sz w:val="18"/>
-                <w:szCs w:val="18"/>
-                <w:lang w:val="en-GB" w:eastAsia="en-GB"/>
-              </w:rPr>
-            </w:pPr>
-            <w:r>
-              <w:rPr>
-                <w:rFonts w:ascii="Calibri" w:hAnsi="Calibri" w:eastAsia="Times New Roman" w:cs="Calibri"/>
-                <w:b/>
-                <w:bCs/>
-                <w:sz w:val="24"/>
-                <w:szCs w:val="24"/>
-                <w:lang w:eastAsia="en-GB"/>
-              </w:rPr>
-              <w:t>3</w:t>
-            </w:r>
-            <w:r>
-              <w:rPr>
-                <w:rFonts w:ascii="Calibri" w:hAnsi="Calibri" w:eastAsia="Times New Roman" w:cs="Calibri"/>
-                <w:sz w:val="24"/>
-                <w:szCs w:val="24"/>
-                <w:lang w:val="en-GB" w:eastAsia="en-GB"/>
-              </w:rPr>
-              <w:t> </w:t>
-            </w:r>
-          </w:p>
-        </w:tc>
-        <w:tc>
-          <w:tcPr>
-            <w:tcW w:w="7785" w:type="dxa"/>
-            <w:tcBorders>
-              <w:top w:val="single" w:color="auto" w:sz="6" w:space="0"/>
-              <w:left w:val="single" w:color="auto" w:sz="6" w:space="0"/>
-              <w:bottom w:val="single" w:color="auto" w:sz="6" w:space="0"/>
-              <w:right w:val="single" w:color="auto" w:sz="6" w:space="0"/>
-            </w:tcBorders>
-            <w:shd w:val="clear" w:color="auto" w:fill="auto"/>
-            <w:vAlign w:val="center"/>
-          </w:tcPr>
-          <w:p>
-            <w:pPr>
-              <w:spacing w:after="0" w:line="240" w:lineRule="auto"/>
-              <w:textAlignment w:val="baseline"/>
-              <w:rPr>
-                <w:rFonts w:ascii="Calibri" w:hAnsi="Calibri" w:eastAsia="Times New Roman" w:cs="Calibri"/>
-                <w:lang w:eastAsia="en-GB"/>
-              </w:rPr>
-            </w:pPr>
-            <w:r>
-              <w:rPr>
-                <w:rFonts w:ascii="Calibri" w:hAnsi="Calibri" w:eastAsia="Times New Roman" w:cs="Calibri"/>
-                <w:lang w:eastAsia="en-GB"/>
-              </w:rPr>
-              <w:t>Como cliente quero poder informar minha situação. </w:t>
-            </w:r>
-          </w:p>
-        </w:tc>
-      </w:tr>
-      <w:tr>
-        <w:tblPrEx>
-          <w:tblBorders>
-            <w:top w:val="outset" w:color="auto" w:sz="6" w:space="0"/>
-            <w:left w:val="outset" w:color="auto" w:sz="6" w:space="0"/>
-            <w:bottom w:val="outset" w:color="auto" w:sz="6" w:space="0"/>
-            <w:right w:val="outset" w:color="auto" w:sz="6" w:space="0"/>
-            <w:insideH w:val="none" w:color="auto" w:sz="0" w:space="0"/>
-            <w:insideV w:val="none" w:color="auto" w:sz="0" w:space="0"/>
-          </w:tblBorders>
-          <w:tblCellMar>
-            <w:top w:w="0" w:type="dxa"/>
-            <w:left w:w="0" w:type="dxa"/>
-            <w:bottom w:w="0" w:type="dxa"/>
-            <w:right w:w="0" w:type="dxa"/>
-          </w:tblCellMar>
-        </w:tblPrEx>
-        <w:trPr>
-          <w:trHeight w:val="300" w:hRule="atLeast"/>
-        </w:trPr>
-        <w:tc>
-          <w:tcPr>
-            <w:tcW w:w="705" w:type="dxa"/>
-            <w:tcBorders>
-              <w:top w:val="single" w:color="auto" w:sz="6" w:space="0"/>
-              <w:left w:val="single" w:color="auto" w:sz="6" w:space="0"/>
-              <w:bottom w:val="single" w:color="auto" w:sz="6" w:space="0"/>
-              <w:right w:val="single" w:color="auto" w:sz="6" w:space="0"/>
-            </w:tcBorders>
-            <w:shd w:val="clear" w:color="auto" w:fill="auto"/>
-            <w:vAlign w:val="center"/>
-          </w:tcPr>
-          <w:p>
-            <w:pPr>
-              <w:spacing w:after="0" w:line="240" w:lineRule="auto"/>
-              <w:jc w:val="center"/>
-              <w:textAlignment w:val="baseline"/>
-              <w:rPr>
-                <w:rFonts w:ascii="Segoe UI" w:hAnsi="Segoe UI" w:eastAsia="Times New Roman" w:cs="Segoe UI"/>
-                <w:sz w:val="18"/>
-                <w:szCs w:val="18"/>
-                <w:lang w:val="en-GB" w:eastAsia="en-GB"/>
-              </w:rPr>
-            </w:pPr>
-            <w:r>
-              <w:rPr>
-                <w:rFonts w:ascii="Calibri" w:hAnsi="Calibri" w:eastAsia="Times New Roman" w:cs="Calibri"/>
-                <w:b/>
-                <w:bCs/>
-                <w:sz w:val="24"/>
-                <w:szCs w:val="24"/>
-                <w:lang w:eastAsia="en-GB"/>
-              </w:rPr>
-              <w:t>4</w:t>
-            </w:r>
-            <w:r>
-              <w:rPr>
-                <w:rFonts w:ascii="Calibri" w:hAnsi="Calibri" w:eastAsia="Times New Roman" w:cs="Calibri"/>
-                <w:sz w:val="24"/>
-                <w:szCs w:val="24"/>
-                <w:lang w:val="en-GB" w:eastAsia="en-GB"/>
-              </w:rPr>
-              <w:t> </w:t>
-            </w:r>
-          </w:p>
-        </w:tc>
-        <w:tc>
-          <w:tcPr>
-            <w:tcW w:w="7785" w:type="dxa"/>
-            <w:tcBorders>
-              <w:top w:val="single" w:color="auto" w:sz="6" w:space="0"/>
-              <w:left w:val="single" w:color="auto" w:sz="6" w:space="0"/>
-              <w:bottom w:val="single" w:color="auto" w:sz="6" w:space="0"/>
-              <w:right w:val="single" w:color="auto" w:sz="6" w:space="0"/>
-            </w:tcBorders>
-            <w:shd w:val="clear" w:color="auto" w:fill="auto"/>
-            <w:vAlign w:val="center"/>
-          </w:tcPr>
-          <w:p>
-            <w:pPr>
-              <w:spacing w:after="0" w:line="240" w:lineRule="auto"/>
-              <w:textAlignment w:val="baseline"/>
-              <w:rPr>
-                <w:rFonts w:ascii="Calibri" w:hAnsi="Calibri" w:eastAsia="Times New Roman" w:cs="Calibri"/>
-                <w:lang w:eastAsia="en-GB"/>
-              </w:rPr>
-            </w:pPr>
-            <w:r>
-              <w:rPr>
-                <w:rFonts w:ascii="Calibri" w:hAnsi="Calibri" w:eastAsia="Times New Roman" w:cs="Calibri"/>
-                <w:lang w:eastAsia="en-GB"/>
-              </w:rPr>
-              <w:t>Como cliente quero poder registrar minhas despesas. </w:t>
-            </w:r>
-          </w:p>
-        </w:tc>
-      </w:tr>
-      <w:tr>
-        <w:tblPrEx>
-          <w:tblBorders>
-            <w:top w:val="outset" w:color="auto" w:sz="6" w:space="0"/>
-            <w:left w:val="outset" w:color="auto" w:sz="6" w:space="0"/>
-            <w:bottom w:val="outset" w:color="auto" w:sz="6" w:space="0"/>
-            <w:right w:val="outset" w:color="auto" w:sz="6" w:space="0"/>
-            <w:insideH w:val="none" w:color="auto" w:sz="0" w:space="0"/>
-            <w:insideV w:val="none" w:color="auto" w:sz="0" w:space="0"/>
-          </w:tblBorders>
-          <w:tblCellMar>
-            <w:top w:w="0" w:type="dxa"/>
-            <w:left w:w="0" w:type="dxa"/>
-            <w:bottom w:w="0" w:type="dxa"/>
-            <w:right w:w="0" w:type="dxa"/>
-          </w:tblCellMar>
-        </w:tblPrEx>
-        <w:trPr>
-          <w:trHeight w:val="300" w:hRule="atLeast"/>
-        </w:trPr>
-        <w:tc>
-          <w:tcPr>
-            <w:tcW w:w="705" w:type="dxa"/>
-            <w:tcBorders>
-              <w:top w:val="single" w:color="auto" w:sz="6" w:space="0"/>
-              <w:left w:val="single" w:color="auto" w:sz="6" w:space="0"/>
-              <w:bottom w:val="single" w:color="auto" w:sz="6" w:space="0"/>
-              <w:right w:val="single" w:color="auto" w:sz="6" w:space="0"/>
-            </w:tcBorders>
-            <w:shd w:val="clear" w:color="auto" w:fill="auto"/>
-            <w:vAlign w:val="center"/>
-          </w:tcPr>
-          <w:p>
-            <w:pPr>
-              <w:spacing w:after="0" w:line="240" w:lineRule="auto"/>
-              <w:jc w:val="center"/>
-              <w:textAlignment w:val="baseline"/>
-              <w:rPr>
-                <w:rFonts w:ascii="Segoe UI" w:hAnsi="Segoe UI" w:eastAsia="Times New Roman" w:cs="Segoe UI"/>
-                <w:sz w:val="18"/>
-                <w:szCs w:val="18"/>
-                <w:lang w:val="en-GB" w:eastAsia="en-GB"/>
-              </w:rPr>
-            </w:pPr>
-            <w:r>
-              <w:rPr>
-                <w:rFonts w:ascii="Calibri" w:hAnsi="Calibri" w:eastAsia="Times New Roman" w:cs="Calibri"/>
-                <w:b/>
-                <w:bCs/>
-                <w:sz w:val="24"/>
-                <w:szCs w:val="24"/>
-                <w:lang w:eastAsia="en-GB"/>
-              </w:rPr>
-              <w:t>5</w:t>
-            </w:r>
-            <w:r>
-              <w:rPr>
-                <w:rFonts w:ascii="Calibri" w:hAnsi="Calibri" w:eastAsia="Times New Roman" w:cs="Calibri"/>
-                <w:sz w:val="24"/>
-                <w:szCs w:val="24"/>
-                <w:lang w:val="en-GB" w:eastAsia="en-GB"/>
-              </w:rPr>
-              <w:t> </w:t>
-            </w:r>
-          </w:p>
-        </w:tc>
-        <w:tc>
-          <w:tcPr>
-            <w:tcW w:w="7785" w:type="dxa"/>
-            <w:tcBorders>
-              <w:top w:val="single" w:color="auto" w:sz="6" w:space="0"/>
-              <w:left w:val="single" w:color="auto" w:sz="6" w:space="0"/>
-              <w:bottom w:val="single" w:color="auto" w:sz="6" w:space="0"/>
-              <w:right w:val="single" w:color="auto" w:sz="6" w:space="0"/>
-            </w:tcBorders>
-            <w:shd w:val="clear" w:color="auto" w:fill="auto"/>
-            <w:vAlign w:val="center"/>
-          </w:tcPr>
-          <w:p>
-            <w:pPr>
-              <w:spacing w:after="0" w:line="240" w:lineRule="auto"/>
-              <w:textAlignment w:val="baseline"/>
-              <w:rPr>
-                <w:rFonts w:ascii="Calibri" w:hAnsi="Calibri" w:eastAsia="Times New Roman" w:cs="Calibri"/>
-                <w:lang w:eastAsia="en-GB"/>
-              </w:rPr>
-            </w:pPr>
-            <w:r>
-              <w:rPr>
-                <w:rFonts w:ascii="Calibri" w:hAnsi="Calibri" w:eastAsia="Times New Roman" w:cs="Calibri"/>
-                <w:lang w:eastAsia="en-GB"/>
-              </w:rPr>
-              <w:t>Como cliente quero poder categorizar minhas despesas por tipo. </w:t>
-            </w:r>
-          </w:p>
-        </w:tc>
-      </w:tr>
-      <w:tr>
-        <w:tblPrEx>
-          <w:tblBorders>
-            <w:top w:val="outset" w:color="auto" w:sz="6" w:space="0"/>
-            <w:left w:val="outset" w:color="auto" w:sz="6" w:space="0"/>
-            <w:bottom w:val="outset" w:color="auto" w:sz="6" w:space="0"/>
-            <w:right w:val="outset" w:color="auto" w:sz="6" w:space="0"/>
-            <w:insideH w:val="none" w:color="auto" w:sz="0" w:space="0"/>
-            <w:insideV w:val="none" w:color="auto" w:sz="0" w:space="0"/>
-          </w:tblBorders>
-          <w:tblCellMar>
-            <w:top w:w="0" w:type="dxa"/>
-            <w:left w:w="0" w:type="dxa"/>
-            <w:bottom w:w="0" w:type="dxa"/>
-            <w:right w:w="0" w:type="dxa"/>
-          </w:tblCellMar>
-        </w:tblPrEx>
-        <w:trPr>
-          <w:trHeight w:val="300" w:hRule="atLeast"/>
-        </w:trPr>
-        <w:tc>
-          <w:tcPr>
-            <w:tcW w:w="705" w:type="dxa"/>
-            <w:tcBorders>
-              <w:top w:val="single" w:color="auto" w:sz="6" w:space="0"/>
-              <w:left w:val="single" w:color="auto" w:sz="6" w:space="0"/>
-              <w:bottom w:val="single" w:color="auto" w:sz="6" w:space="0"/>
-              <w:right w:val="single" w:color="auto" w:sz="6" w:space="0"/>
-            </w:tcBorders>
-            <w:shd w:val="clear" w:color="auto" w:fill="auto"/>
-            <w:vAlign w:val="center"/>
-          </w:tcPr>
-          <w:p>
-            <w:pPr>
-              <w:spacing w:after="0" w:line="240" w:lineRule="auto"/>
-              <w:jc w:val="center"/>
-              <w:textAlignment w:val="baseline"/>
-              <w:rPr>
-                <w:rFonts w:ascii="Segoe UI" w:hAnsi="Segoe UI" w:eastAsia="Times New Roman" w:cs="Segoe UI"/>
-                <w:sz w:val="18"/>
-                <w:szCs w:val="18"/>
-                <w:lang w:val="en-GB" w:eastAsia="en-GB"/>
-              </w:rPr>
-            </w:pPr>
-            <w:r>
-              <w:rPr>
-                <w:rFonts w:ascii="Calibri" w:hAnsi="Calibri" w:eastAsia="Times New Roman" w:cs="Calibri"/>
-                <w:b/>
-                <w:bCs/>
-                <w:sz w:val="24"/>
-                <w:szCs w:val="24"/>
-                <w:lang w:eastAsia="en-GB"/>
-              </w:rPr>
-              <w:t>6</w:t>
-            </w:r>
-            <w:r>
-              <w:rPr>
-                <w:rFonts w:ascii="Calibri" w:hAnsi="Calibri" w:eastAsia="Times New Roman" w:cs="Calibri"/>
-                <w:sz w:val="24"/>
-                <w:szCs w:val="24"/>
-                <w:lang w:val="en-GB" w:eastAsia="en-GB"/>
-              </w:rPr>
-              <w:t> </w:t>
-            </w:r>
-          </w:p>
-        </w:tc>
-        <w:tc>
-          <w:tcPr>
-            <w:tcW w:w="7785" w:type="dxa"/>
-            <w:tcBorders>
-              <w:top w:val="single" w:color="auto" w:sz="6" w:space="0"/>
-              <w:left w:val="single" w:color="auto" w:sz="6" w:space="0"/>
-              <w:bottom w:val="single" w:color="auto" w:sz="6" w:space="0"/>
-              <w:right w:val="single" w:color="auto" w:sz="6" w:space="0"/>
-            </w:tcBorders>
-            <w:shd w:val="clear" w:color="auto" w:fill="auto"/>
-            <w:vAlign w:val="center"/>
-          </w:tcPr>
-          <w:p>
-            <w:pPr>
-              <w:spacing w:after="0" w:line="240" w:lineRule="auto"/>
-              <w:textAlignment w:val="baseline"/>
-              <w:rPr>
-                <w:rFonts w:ascii="Calibri" w:hAnsi="Calibri" w:eastAsia="Times New Roman" w:cs="Calibri"/>
-                <w:lang w:eastAsia="en-GB"/>
-              </w:rPr>
-            </w:pPr>
-            <w:r>
-              <w:rPr>
-                <w:rFonts w:ascii="Calibri" w:hAnsi="Calibri" w:eastAsia="Times New Roman" w:cs="Calibri"/>
-                <w:lang w:eastAsia="en-GB"/>
-              </w:rPr>
-              <w:t>Como cliente quero poder definir meu orçamento mensal </w:t>
-            </w:r>
-          </w:p>
-        </w:tc>
-      </w:tr>
-      <w:tr>
-        <w:tblPrEx>
-          <w:tblBorders>
-            <w:top w:val="outset" w:color="auto" w:sz="6" w:space="0"/>
-            <w:left w:val="outset" w:color="auto" w:sz="6" w:space="0"/>
-            <w:bottom w:val="outset" w:color="auto" w:sz="6" w:space="0"/>
-            <w:right w:val="outset" w:color="auto" w:sz="6" w:space="0"/>
-            <w:insideH w:val="none" w:color="auto" w:sz="0" w:space="0"/>
-            <w:insideV w:val="none" w:color="auto" w:sz="0" w:space="0"/>
-          </w:tblBorders>
-          <w:tblCellMar>
-            <w:top w:w="0" w:type="dxa"/>
-            <w:left w:w="0" w:type="dxa"/>
-            <w:bottom w:w="0" w:type="dxa"/>
-            <w:right w:w="0" w:type="dxa"/>
-          </w:tblCellMar>
-        </w:tblPrEx>
-        <w:trPr>
-          <w:trHeight w:val="300" w:hRule="atLeast"/>
-        </w:trPr>
-        <w:tc>
-          <w:tcPr>
-            <w:tcW w:w="705" w:type="dxa"/>
-            <w:tcBorders>
-              <w:top w:val="single" w:color="auto" w:sz="6" w:space="0"/>
-              <w:left w:val="single" w:color="auto" w:sz="6" w:space="0"/>
-              <w:bottom w:val="single" w:color="auto" w:sz="6" w:space="0"/>
-              <w:right w:val="single" w:color="auto" w:sz="6" w:space="0"/>
-            </w:tcBorders>
-            <w:shd w:val="clear" w:color="auto" w:fill="auto"/>
-            <w:vAlign w:val="center"/>
-          </w:tcPr>
-          <w:p>
-            <w:pPr>
-              <w:spacing w:after="0" w:line="240" w:lineRule="auto"/>
-              <w:jc w:val="center"/>
-              <w:textAlignment w:val="baseline"/>
-              <w:rPr>
-                <w:rFonts w:ascii="Segoe UI" w:hAnsi="Segoe UI" w:eastAsia="Times New Roman" w:cs="Segoe UI"/>
-                <w:sz w:val="18"/>
-                <w:szCs w:val="18"/>
-                <w:lang w:val="en-GB" w:eastAsia="en-GB"/>
-              </w:rPr>
-            </w:pPr>
-            <w:r>
-              <w:rPr>
-                <w:rFonts w:ascii="Calibri" w:hAnsi="Calibri" w:eastAsia="Times New Roman" w:cs="Calibri"/>
-                <w:b/>
-                <w:bCs/>
-                <w:sz w:val="24"/>
-                <w:szCs w:val="24"/>
-                <w:lang w:eastAsia="en-GB"/>
-              </w:rPr>
-              <w:t>7</w:t>
-            </w:r>
-            <w:r>
-              <w:rPr>
-                <w:rFonts w:ascii="Calibri" w:hAnsi="Calibri" w:eastAsia="Times New Roman" w:cs="Calibri"/>
-                <w:sz w:val="24"/>
-                <w:szCs w:val="24"/>
-                <w:lang w:val="en-GB" w:eastAsia="en-GB"/>
-              </w:rPr>
-              <w:t> </w:t>
-            </w:r>
-          </w:p>
-        </w:tc>
-        <w:tc>
-          <w:tcPr>
-            <w:tcW w:w="7785" w:type="dxa"/>
-            <w:tcBorders>
-              <w:top w:val="single" w:color="auto" w:sz="6" w:space="0"/>
-              <w:left w:val="single" w:color="auto" w:sz="6" w:space="0"/>
-              <w:bottom w:val="single" w:color="auto" w:sz="6" w:space="0"/>
-              <w:right w:val="single" w:color="auto" w:sz="6" w:space="0"/>
-            </w:tcBorders>
-            <w:shd w:val="clear" w:color="auto" w:fill="auto"/>
-            <w:vAlign w:val="center"/>
-          </w:tcPr>
-          <w:p>
-            <w:pPr>
-              <w:spacing w:after="0" w:line="240" w:lineRule="auto"/>
-              <w:textAlignment w:val="baseline"/>
-              <w:rPr>
-                <w:rFonts w:ascii="Calibri" w:hAnsi="Calibri" w:eastAsia="Times New Roman" w:cs="Calibri"/>
-                <w:lang w:eastAsia="en-GB"/>
-              </w:rPr>
-            </w:pPr>
-            <w:r>
-              <w:rPr>
-                <w:rFonts w:ascii="Calibri" w:hAnsi="Calibri" w:eastAsia="Times New Roman" w:cs="Calibri"/>
-                <w:lang w:eastAsia="en-GB"/>
-              </w:rPr>
-              <w:t>Como cliente quero poder acompanhar meus gastos. </w:t>
-            </w:r>
-          </w:p>
-        </w:tc>
-      </w:tr>
-      <w:tr>
-        <w:tblPrEx>
-          <w:tblBorders>
-            <w:top w:val="outset" w:color="auto" w:sz="6" w:space="0"/>
-            <w:left w:val="outset" w:color="auto" w:sz="6" w:space="0"/>
-            <w:bottom w:val="outset" w:color="auto" w:sz="6" w:space="0"/>
-            <w:right w:val="outset" w:color="auto" w:sz="6" w:space="0"/>
-            <w:insideH w:val="none" w:color="auto" w:sz="0" w:space="0"/>
-            <w:insideV w:val="none" w:color="auto" w:sz="0" w:space="0"/>
-          </w:tblBorders>
-          <w:tblCellMar>
-            <w:top w:w="0" w:type="dxa"/>
-            <w:left w:w="0" w:type="dxa"/>
-            <w:bottom w:w="0" w:type="dxa"/>
-            <w:right w:w="0" w:type="dxa"/>
-          </w:tblCellMar>
-        </w:tblPrEx>
-        <w:trPr>
-          <w:trHeight w:val="300" w:hRule="atLeast"/>
-        </w:trPr>
-        <w:tc>
-          <w:tcPr>
-            <w:tcW w:w="6" w:type="dxa"/>
-            <w:tcBorders>
-              <w:top w:val="single" w:color="auto" w:sz="6" w:space="0"/>
-              <w:left w:val="single" w:color="auto" w:sz="6" w:space="0"/>
-              <w:bottom w:val="single" w:color="auto" w:sz="6" w:space="0"/>
-              <w:right w:val="single" w:color="auto" w:sz="6" w:space="0"/>
-            </w:tcBorders>
-            <w:shd w:val="clear" w:color="auto" w:fill="auto"/>
-            <w:vAlign w:val="center"/>
-          </w:tcPr>
-          <w:p>
-            <w:pPr>
-              <w:spacing w:after="0" w:line="240" w:lineRule="auto"/>
-              <w:jc w:val="center"/>
-              <w:textAlignment w:val="baseline"/>
-              <w:rPr>
-                <w:rFonts w:ascii="Segoe UI" w:hAnsi="Segoe UI" w:eastAsia="Times New Roman" w:cs="Segoe UI"/>
-                <w:sz w:val="18"/>
-                <w:szCs w:val="18"/>
-                <w:lang w:eastAsia="en-GB"/>
-              </w:rPr>
-            </w:pPr>
-            <w:r>
-              <w:rPr>
-                <w:rFonts w:ascii="Calibri" w:hAnsi="Calibri" w:eastAsia="Times New Roman" w:cs="Calibri"/>
-                <w:b/>
-                <w:bCs/>
-                <w:sz w:val="24"/>
-                <w:szCs w:val="24"/>
-                <w:lang w:eastAsia="en-GB"/>
-              </w:rPr>
-              <w:t>8</w:t>
-            </w:r>
-            <w:r>
-              <w:rPr>
-                <w:rFonts w:ascii="Calibri" w:hAnsi="Calibri" w:eastAsia="Times New Roman" w:cs="Calibri"/>
-                <w:sz w:val="24"/>
-                <w:szCs w:val="24"/>
-                <w:lang w:eastAsia="en-GB"/>
-              </w:rPr>
-              <w:t> </w:t>
-            </w:r>
-          </w:p>
-        </w:tc>
-        <w:tc>
-          <w:tcPr>
-            <w:tcW w:w="6" w:type="dxa"/>
-            <w:tcBorders>
-              <w:top w:val="single" w:color="auto" w:sz="6" w:space="0"/>
-              <w:left w:val="single" w:color="auto" w:sz="6" w:space="0"/>
-              <w:bottom w:val="single" w:color="auto" w:sz="6" w:space="0"/>
-              <w:right w:val="single" w:color="auto" w:sz="6" w:space="0"/>
-            </w:tcBorders>
-            <w:shd w:val="clear" w:color="auto" w:fill="auto"/>
-            <w:vAlign w:val="center"/>
-          </w:tcPr>
-          <w:p>
-            <w:pPr>
-              <w:spacing w:after="0" w:line="240" w:lineRule="auto"/>
-              <w:textAlignment w:val="baseline"/>
-              <w:rPr>
-                <w:rFonts w:ascii="Calibri" w:hAnsi="Calibri" w:eastAsia="Times New Roman" w:cs="Calibri"/>
-                <w:lang w:eastAsia="en-GB"/>
-              </w:rPr>
-            </w:pPr>
-            <w:r>
-              <w:rPr>
-                <w:rFonts w:ascii="Calibri" w:hAnsi="Calibri" w:eastAsia="Times New Roman" w:cs="Calibri"/>
-                <w:lang w:eastAsia="en-GB"/>
-              </w:rPr>
-              <w:t>Como cliente quero poder visualizar gráficos de gastos das minhas despesas. </w:t>
-            </w:r>
-          </w:p>
-        </w:tc>
-      </w:tr>
-      <w:tr>
-        <w:tblPrEx>
-          <w:tblBorders>
-            <w:top w:val="outset" w:color="auto" w:sz="6" w:space="0"/>
-            <w:left w:val="outset" w:color="auto" w:sz="6" w:space="0"/>
-            <w:bottom w:val="outset" w:color="auto" w:sz="6" w:space="0"/>
-            <w:right w:val="outset" w:color="auto" w:sz="6" w:space="0"/>
-            <w:insideH w:val="none" w:color="auto" w:sz="0" w:space="0"/>
-            <w:insideV w:val="none" w:color="auto" w:sz="0" w:space="0"/>
-          </w:tblBorders>
-          <w:tblCellMar>
-            <w:top w:w="0" w:type="dxa"/>
-            <w:left w:w="0" w:type="dxa"/>
-            <w:bottom w:w="0" w:type="dxa"/>
-            <w:right w:w="0" w:type="dxa"/>
-          </w:tblCellMar>
-        </w:tblPrEx>
-        <w:trPr>
-          <w:trHeight w:val="300" w:hRule="atLeast"/>
-        </w:trPr>
-        <w:tc>
-          <w:tcPr>
-            <w:tcW w:w="6" w:type="dxa"/>
-            <w:tcBorders>
-              <w:top w:val="single" w:color="auto" w:sz="6" w:space="0"/>
-              <w:left w:val="single" w:color="auto" w:sz="6" w:space="0"/>
-              <w:bottom w:val="single" w:color="auto" w:sz="6" w:space="0"/>
-              <w:right w:val="single" w:color="auto" w:sz="6" w:space="0"/>
-            </w:tcBorders>
-            <w:shd w:val="clear" w:color="auto" w:fill="auto"/>
-            <w:vAlign w:val="center"/>
-          </w:tcPr>
-          <w:p>
-            <w:pPr>
-              <w:spacing w:after="0" w:line="240" w:lineRule="auto"/>
-              <w:jc w:val="center"/>
-              <w:textAlignment w:val="baseline"/>
-              <w:rPr>
-                <w:rFonts w:ascii="Segoe UI" w:hAnsi="Segoe UI" w:eastAsia="Times New Roman" w:cs="Segoe UI"/>
-                <w:sz w:val="18"/>
-                <w:szCs w:val="18"/>
-                <w:lang w:eastAsia="en-GB"/>
-              </w:rPr>
-            </w:pPr>
-            <w:r>
-              <w:rPr>
-                <w:rFonts w:ascii="Calibri" w:hAnsi="Calibri" w:eastAsia="Times New Roman" w:cs="Calibri"/>
-                <w:b/>
-                <w:bCs/>
-                <w:sz w:val="24"/>
-                <w:szCs w:val="24"/>
-                <w:lang w:eastAsia="en-GB"/>
-              </w:rPr>
-              <w:t>9</w:t>
-            </w:r>
-            <w:r>
-              <w:rPr>
-                <w:rFonts w:ascii="Calibri" w:hAnsi="Calibri" w:eastAsia="Times New Roman" w:cs="Calibri"/>
-                <w:sz w:val="24"/>
-                <w:szCs w:val="24"/>
-                <w:lang w:eastAsia="en-GB"/>
-              </w:rPr>
-              <w:t> </w:t>
-            </w:r>
-          </w:p>
-        </w:tc>
-        <w:tc>
-          <w:tcPr>
-            <w:tcW w:w="6" w:type="dxa"/>
-            <w:tcBorders>
-              <w:top w:val="single" w:color="auto" w:sz="6" w:space="0"/>
-              <w:left w:val="single" w:color="auto" w:sz="6" w:space="0"/>
-              <w:bottom w:val="single" w:color="auto" w:sz="6" w:space="0"/>
-              <w:right w:val="single" w:color="auto" w:sz="6" w:space="0"/>
-            </w:tcBorders>
-            <w:shd w:val="clear" w:color="auto" w:fill="auto"/>
-            <w:vAlign w:val="center"/>
-          </w:tcPr>
-          <w:p>
-            <w:pPr>
-              <w:spacing w:after="0" w:line="240" w:lineRule="auto"/>
-              <w:textAlignment w:val="baseline"/>
-              <w:rPr>
-                <w:rFonts w:ascii="Calibri" w:hAnsi="Calibri" w:eastAsia="Times New Roman" w:cs="Calibri"/>
-                <w:lang w:eastAsia="en-GB"/>
-              </w:rPr>
-            </w:pPr>
-            <w:r>
-              <w:rPr>
-                <w:rFonts w:ascii="Calibri" w:hAnsi="Calibri" w:eastAsia="Times New Roman" w:cs="Calibri"/>
-                <w:lang w:eastAsia="en-GB"/>
-              </w:rPr>
-              <w:t>Como cliente quero poder visualizar relatórios de gastos das minhas despesas. </w:t>
-            </w:r>
-          </w:p>
-        </w:tc>
-      </w:tr>
-      <w:tr>
-        <w:tblPrEx>
-          <w:tblBorders>
-            <w:top w:val="outset" w:color="auto" w:sz="6" w:space="0"/>
-            <w:left w:val="outset" w:color="auto" w:sz="6" w:space="0"/>
-            <w:bottom w:val="outset" w:color="auto" w:sz="6" w:space="0"/>
-            <w:right w:val="outset" w:color="auto" w:sz="6" w:space="0"/>
-            <w:insideH w:val="none" w:color="auto" w:sz="0" w:space="0"/>
-            <w:insideV w:val="none" w:color="auto" w:sz="0" w:space="0"/>
-          </w:tblBorders>
-          <w:tblCellMar>
-            <w:top w:w="0" w:type="dxa"/>
-            <w:left w:w="0" w:type="dxa"/>
-            <w:bottom w:w="0" w:type="dxa"/>
-            <w:right w:w="0" w:type="dxa"/>
-          </w:tblCellMar>
-        </w:tblPrEx>
-        <w:trPr>
-          <w:trHeight w:val="300" w:hRule="atLeast"/>
-        </w:trPr>
-        <w:tc>
-          <w:tcPr>
-            <w:tcW w:w="6" w:type="dxa"/>
-            <w:tcBorders>
-              <w:top w:val="single" w:color="auto" w:sz="6" w:space="0"/>
-              <w:left w:val="single" w:color="auto" w:sz="6" w:space="0"/>
-              <w:bottom w:val="single" w:color="auto" w:sz="6" w:space="0"/>
-              <w:right w:val="single" w:color="auto" w:sz="6" w:space="0"/>
-            </w:tcBorders>
-            <w:shd w:val="clear" w:color="auto" w:fill="auto"/>
-            <w:vAlign w:val="center"/>
-          </w:tcPr>
-          <w:p>
-            <w:pPr>
-              <w:spacing w:after="0" w:line="240" w:lineRule="auto"/>
-              <w:jc w:val="center"/>
-              <w:textAlignment w:val="baseline"/>
-              <w:rPr>
-                <w:rFonts w:ascii="Segoe UI" w:hAnsi="Segoe UI" w:eastAsia="Times New Roman" w:cs="Segoe UI"/>
-                <w:sz w:val="18"/>
-                <w:szCs w:val="18"/>
-                <w:lang w:eastAsia="en-GB"/>
-              </w:rPr>
-            </w:pPr>
-            <w:r>
-              <w:rPr>
-                <w:rFonts w:ascii="Calibri" w:hAnsi="Calibri" w:eastAsia="Times New Roman" w:cs="Calibri"/>
-                <w:b/>
-                <w:bCs/>
-                <w:sz w:val="24"/>
-                <w:szCs w:val="24"/>
-                <w:lang w:eastAsia="en-GB"/>
-              </w:rPr>
-              <w:t>10</w:t>
-            </w:r>
-            <w:r>
-              <w:rPr>
-                <w:rFonts w:ascii="Calibri" w:hAnsi="Calibri" w:eastAsia="Times New Roman" w:cs="Calibri"/>
-                <w:sz w:val="24"/>
-                <w:szCs w:val="24"/>
-                <w:lang w:eastAsia="en-GB"/>
-              </w:rPr>
-              <w:t> </w:t>
-            </w:r>
-          </w:p>
-        </w:tc>
-        <w:tc>
-          <w:tcPr>
-            <w:tcW w:w="6" w:type="dxa"/>
-            <w:tcBorders>
-              <w:top w:val="single" w:color="auto" w:sz="6" w:space="0"/>
-              <w:left w:val="single" w:color="auto" w:sz="6" w:space="0"/>
-              <w:bottom w:val="single" w:color="auto" w:sz="6" w:space="0"/>
-              <w:right w:val="single" w:color="auto" w:sz="6" w:space="0"/>
-            </w:tcBorders>
-            <w:shd w:val="clear" w:color="auto" w:fill="auto"/>
-            <w:vAlign w:val="center"/>
-          </w:tcPr>
-          <w:p>
-            <w:pPr>
-              <w:spacing w:after="0" w:line="240" w:lineRule="auto"/>
-              <w:textAlignment w:val="baseline"/>
-              <w:rPr>
-                <w:rFonts w:ascii="Calibri" w:hAnsi="Calibri" w:eastAsia="Times New Roman" w:cs="Calibri"/>
-                <w:lang w:eastAsia="en-GB"/>
-              </w:rPr>
-            </w:pPr>
-            <w:r>
-              <w:rPr>
-                <w:rFonts w:ascii="Calibri" w:hAnsi="Calibri" w:eastAsia="Times New Roman" w:cs="Calibri"/>
-                <w:lang w:eastAsia="en-GB"/>
-              </w:rPr>
-              <w:t>Como cliente quero poder solicitar a mudança para o tema escuro. </w:t>
-            </w:r>
-          </w:p>
-        </w:tc>
-      </w:tr>
-      <w:tr>
-        <w:tblPrEx>
-          <w:tblBorders>
-            <w:top w:val="outset" w:color="auto" w:sz="6" w:space="0"/>
-            <w:left w:val="outset" w:color="auto" w:sz="6" w:space="0"/>
-            <w:bottom w:val="outset" w:color="auto" w:sz="6" w:space="0"/>
-            <w:right w:val="outset" w:color="auto" w:sz="6" w:space="0"/>
-            <w:insideH w:val="none" w:color="auto" w:sz="0" w:space="0"/>
-            <w:insideV w:val="none" w:color="auto" w:sz="0" w:space="0"/>
-          </w:tblBorders>
-          <w:tblCellMar>
-            <w:top w:w="0" w:type="dxa"/>
-            <w:left w:w="0" w:type="dxa"/>
-            <w:bottom w:w="0" w:type="dxa"/>
-            <w:right w:w="0" w:type="dxa"/>
-          </w:tblCellMar>
-        </w:tblPrEx>
-        <w:trPr>
-          <w:trHeight w:val="300" w:hRule="atLeast"/>
-        </w:trPr>
-        <w:tc>
-          <w:tcPr>
-            <w:tcW w:w="6" w:type="dxa"/>
-            <w:tcBorders>
-              <w:top w:val="single" w:color="auto" w:sz="6" w:space="0"/>
-              <w:left w:val="single" w:color="auto" w:sz="6" w:space="0"/>
-              <w:bottom w:val="single" w:color="auto" w:sz="6" w:space="0"/>
-              <w:right w:val="single" w:color="auto" w:sz="6" w:space="0"/>
-            </w:tcBorders>
-            <w:shd w:val="clear" w:color="auto" w:fill="auto"/>
-            <w:vAlign w:val="center"/>
-          </w:tcPr>
-          <w:p>
-            <w:pPr>
-              <w:spacing w:after="0" w:line="240" w:lineRule="auto"/>
-              <w:jc w:val="center"/>
-              <w:textAlignment w:val="baseline"/>
-              <w:rPr>
-                <w:rFonts w:ascii="Segoe UI" w:hAnsi="Segoe UI" w:eastAsia="Times New Roman" w:cs="Segoe UI"/>
-                <w:sz w:val="18"/>
-                <w:szCs w:val="18"/>
-                <w:lang w:eastAsia="en-GB"/>
-              </w:rPr>
-            </w:pPr>
-            <w:r>
-              <w:rPr>
-                <w:rFonts w:ascii="Calibri" w:hAnsi="Calibri" w:eastAsia="Times New Roman" w:cs="Calibri"/>
-                <w:b/>
-                <w:bCs/>
-                <w:sz w:val="24"/>
-                <w:szCs w:val="24"/>
-                <w:lang w:eastAsia="en-GB"/>
-              </w:rPr>
-              <w:t>11</w:t>
-            </w:r>
-            <w:r>
-              <w:rPr>
-                <w:rFonts w:ascii="Calibri" w:hAnsi="Calibri" w:eastAsia="Times New Roman" w:cs="Calibri"/>
-                <w:sz w:val="24"/>
-                <w:szCs w:val="24"/>
-                <w:lang w:eastAsia="en-GB"/>
-              </w:rPr>
-              <w:t> </w:t>
-            </w:r>
-          </w:p>
-        </w:tc>
-        <w:tc>
-          <w:tcPr>
-            <w:tcW w:w="6" w:type="dxa"/>
-            <w:tcBorders>
-              <w:top w:val="single" w:color="auto" w:sz="6" w:space="0"/>
-              <w:left w:val="single" w:color="auto" w:sz="6" w:space="0"/>
-              <w:bottom w:val="single" w:color="auto" w:sz="6" w:space="0"/>
-              <w:right w:val="single" w:color="auto" w:sz="6" w:space="0"/>
-            </w:tcBorders>
-            <w:shd w:val="clear" w:color="auto" w:fill="auto"/>
-            <w:vAlign w:val="center"/>
-          </w:tcPr>
-          <w:p>
-            <w:pPr>
-              <w:spacing w:after="0" w:line="240" w:lineRule="auto"/>
-              <w:textAlignment w:val="baseline"/>
-              <w:rPr>
-                <w:rFonts w:ascii="Calibri" w:hAnsi="Calibri" w:eastAsia="Times New Roman" w:cs="Calibri"/>
-                <w:lang w:eastAsia="en-GB"/>
-              </w:rPr>
-            </w:pPr>
-            <w:r>
-              <w:rPr>
-                <w:rFonts w:ascii="Calibri" w:hAnsi="Calibri" w:eastAsia="Times New Roman" w:cs="Calibri"/>
-                <w:lang w:eastAsia="en-GB"/>
-              </w:rPr>
-              <w:t>Como cliente quero poder redefinir minha senha. </w:t>
-            </w:r>
-          </w:p>
-        </w:tc>
-      </w:tr>
-      <w:tr>
-        <w:tblPrEx>
-          <w:tblBorders>
-            <w:top w:val="outset" w:color="auto" w:sz="6" w:space="0"/>
-            <w:left w:val="outset" w:color="auto" w:sz="6" w:space="0"/>
-            <w:bottom w:val="outset" w:color="auto" w:sz="6" w:space="0"/>
-            <w:right w:val="outset" w:color="auto" w:sz="6" w:space="0"/>
-            <w:insideH w:val="none" w:color="auto" w:sz="0" w:space="0"/>
-            <w:insideV w:val="none" w:color="auto" w:sz="0" w:space="0"/>
-          </w:tblBorders>
-          <w:tblCellMar>
-            <w:top w:w="0" w:type="dxa"/>
-            <w:left w:w="0" w:type="dxa"/>
-            <w:bottom w:w="0" w:type="dxa"/>
-            <w:right w:w="0" w:type="dxa"/>
-          </w:tblCellMar>
-        </w:tblPrEx>
-        <w:trPr>
-          <w:trHeight w:val="300" w:hRule="atLeast"/>
-        </w:trPr>
-        <w:tc>
-          <w:tcPr>
-            <w:tcW w:w="6" w:type="dxa"/>
-            <w:tcBorders>
-              <w:top w:val="single" w:color="auto" w:sz="6" w:space="0"/>
-              <w:left w:val="single" w:color="auto" w:sz="6" w:space="0"/>
-              <w:bottom w:val="single" w:color="auto" w:sz="6" w:space="0"/>
-              <w:right w:val="single" w:color="auto" w:sz="6" w:space="0"/>
-            </w:tcBorders>
-            <w:shd w:val="clear" w:color="auto" w:fill="auto"/>
-            <w:vAlign w:val="center"/>
-          </w:tcPr>
-          <w:p>
-            <w:pPr>
-              <w:spacing w:after="0" w:line="240" w:lineRule="auto"/>
-              <w:jc w:val="center"/>
-              <w:textAlignment w:val="baseline"/>
-              <w:rPr>
-                <w:rFonts w:ascii="Segoe UI" w:hAnsi="Segoe UI" w:eastAsia="Times New Roman" w:cs="Segoe UI"/>
-                <w:sz w:val="18"/>
-                <w:szCs w:val="18"/>
-                <w:lang w:eastAsia="en-GB"/>
-              </w:rPr>
-            </w:pPr>
-            <w:r>
-              <w:rPr>
-                <w:rFonts w:ascii="Calibri" w:hAnsi="Calibri" w:eastAsia="Times New Roman" w:cs="Calibri"/>
-                <w:b/>
-                <w:bCs/>
-                <w:sz w:val="24"/>
-                <w:szCs w:val="24"/>
-                <w:lang w:eastAsia="en-GB"/>
-              </w:rPr>
-              <w:t>12</w:t>
-            </w:r>
-            <w:r>
-              <w:rPr>
-                <w:rFonts w:ascii="Calibri" w:hAnsi="Calibri" w:eastAsia="Times New Roman" w:cs="Calibri"/>
-                <w:sz w:val="24"/>
-                <w:szCs w:val="24"/>
-                <w:lang w:eastAsia="en-GB"/>
-              </w:rPr>
-              <w:t> </w:t>
-            </w:r>
-          </w:p>
-        </w:tc>
-        <w:tc>
-          <w:tcPr>
-            <w:tcW w:w="6" w:type="dxa"/>
-            <w:tcBorders>
-              <w:top w:val="single" w:color="auto" w:sz="6" w:space="0"/>
-              <w:left w:val="single" w:color="auto" w:sz="6" w:space="0"/>
-              <w:bottom w:val="single" w:color="auto" w:sz="6" w:space="0"/>
-              <w:right w:val="single" w:color="auto" w:sz="6" w:space="0"/>
-            </w:tcBorders>
-            <w:shd w:val="clear" w:color="auto" w:fill="auto"/>
-            <w:vAlign w:val="center"/>
-          </w:tcPr>
-          <w:p>
-            <w:pPr>
-              <w:spacing w:after="0" w:line="240" w:lineRule="auto"/>
-              <w:textAlignment w:val="baseline"/>
-              <w:rPr>
-                <w:rFonts w:ascii="Calibri" w:hAnsi="Calibri" w:eastAsia="Times New Roman" w:cs="Calibri"/>
-                <w:lang w:eastAsia="en-GB"/>
-              </w:rPr>
-            </w:pPr>
-            <w:r>
-              <w:rPr>
-                <w:rFonts w:ascii="Calibri" w:hAnsi="Calibri" w:eastAsia="Times New Roman" w:cs="Calibri"/>
-                <w:lang w:eastAsia="en-GB"/>
-              </w:rPr>
-              <w:t>Como cliente quero poder solicitar a tradução a página para outro idioma. </w:t>
-            </w:r>
-          </w:p>
-        </w:tc>
-      </w:tr>
-      <w:tr>
-        <w:tblPrEx>
-          <w:tblBorders>
-            <w:top w:val="outset" w:color="auto" w:sz="6" w:space="0"/>
-            <w:left w:val="outset" w:color="auto" w:sz="6" w:space="0"/>
-            <w:bottom w:val="outset" w:color="auto" w:sz="6" w:space="0"/>
-            <w:right w:val="outset" w:color="auto" w:sz="6" w:space="0"/>
-            <w:insideH w:val="none" w:color="auto" w:sz="0" w:space="0"/>
-            <w:insideV w:val="none" w:color="auto" w:sz="0" w:space="0"/>
-          </w:tblBorders>
-          <w:tblCellMar>
-            <w:top w:w="0" w:type="dxa"/>
-            <w:left w:w="0" w:type="dxa"/>
-            <w:bottom w:w="0" w:type="dxa"/>
-            <w:right w:w="0" w:type="dxa"/>
-          </w:tblCellMar>
-        </w:tblPrEx>
-        <w:trPr>
-          <w:trHeight w:val="300" w:hRule="atLeast"/>
-        </w:trPr>
-        <w:tc>
-          <w:tcPr>
-            <w:tcW w:w="705" w:type="dxa"/>
-            <w:tcBorders>
-              <w:top w:val="single" w:color="auto" w:sz="6" w:space="0"/>
-              <w:left w:val="single" w:color="auto" w:sz="6" w:space="0"/>
-              <w:bottom w:val="single" w:color="auto" w:sz="6" w:space="0"/>
-              <w:right w:val="single" w:color="auto" w:sz="6" w:space="0"/>
-            </w:tcBorders>
-            <w:shd w:val="clear" w:color="auto" w:fill="auto"/>
-            <w:vAlign w:val="center"/>
-          </w:tcPr>
-          <w:p>
-            <w:pPr>
-              <w:spacing w:after="0" w:line="240" w:lineRule="auto"/>
-              <w:jc w:val="center"/>
-              <w:textAlignment w:val="baseline"/>
-              <w:rPr>
-                <w:rFonts w:ascii="Segoe UI" w:hAnsi="Segoe UI" w:eastAsia="Times New Roman" w:cs="Segoe UI"/>
-                <w:sz w:val="18"/>
-                <w:szCs w:val="18"/>
-                <w:lang w:val="en-GB" w:eastAsia="en-GB"/>
-              </w:rPr>
-            </w:pPr>
-            <w:r>
-              <w:rPr>
-                <w:rFonts w:ascii="Calibri" w:hAnsi="Calibri" w:eastAsia="Times New Roman" w:cs="Calibri"/>
-                <w:b/>
-                <w:bCs/>
-                <w:sz w:val="24"/>
-                <w:szCs w:val="24"/>
-                <w:lang w:eastAsia="en-GB"/>
-              </w:rPr>
-              <w:t>12</w:t>
-            </w:r>
-            <w:r>
-              <w:rPr>
-                <w:rFonts w:ascii="Calibri" w:hAnsi="Calibri" w:eastAsia="Times New Roman" w:cs="Calibri"/>
-                <w:sz w:val="24"/>
-                <w:szCs w:val="24"/>
-                <w:lang w:val="en-GB" w:eastAsia="en-GB"/>
-              </w:rPr>
-              <w:t> </w:t>
-            </w:r>
-          </w:p>
-        </w:tc>
-        <w:tc>
-          <w:tcPr>
-            <w:tcW w:w="7785" w:type="dxa"/>
-            <w:tcBorders>
-              <w:top w:val="single" w:color="auto" w:sz="6" w:space="0"/>
-              <w:left w:val="single" w:color="auto" w:sz="6" w:space="0"/>
-              <w:bottom w:val="single" w:color="auto" w:sz="6" w:space="0"/>
-              <w:right w:val="single" w:color="auto" w:sz="6" w:space="0"/>
-            </w:tcBorders>
-            <w:shd w:val="clear" w:color="auto" w:fill="auto"/>
-            <w:vAlign w:val="center"/>
-          </w:tcPr>
-          <w:p>
-            <w:pPr>
-              <w:spacing w:after="0" w:line="240" w:lineRule="auto"/>
-              <w:textAlignment w:val="baseline"/>
-              <w:rPr>
-                <w:rFonts w:ascii="Calibri" w:hAnsi="Calibri" w:eastAsia="Times New Roman" w:cs="Calibri"/>
-                <w:lang w:eastAsia="en-GB"/>
-              </w:rPr>
-            </w:pPr>
-            <w:r>
-              <w:rPr>
-                <w:rFonts w:ascii="Calibri" w:hAnsi="Calibri" w:eastAsia="Times New Roman" w:cs="Calibri"/>
-                <w:lang w:eastAsia="en-GB"/>
-              </w:rPr>
-              <w:t>Como administrador posso fornecer gráficos de gastos em despesas pedidos pelo usuário. </w:t>
-            </w:r>
-          </w:p>
-        </w:tc>
-      </w:tr>
-      <w:tr>
-        <w:tblPrEx>
-          <w:tblBorders>
-            <w:top w:val="outset" w:color="auto" w:sz="6" w:space="0"/>
-            <w:left w:val="outset" w:color="auto" w:sz="6" w:space="0"/>
-            <w:bottom w:val="outset" w:color="auto" w:sz="6" w:space="0"/>
-            <w:right w:val="outset" w:color="auto" w:sz="6" w:space="0"/>
-            <w:insideH w:val="none" w:color="auto" w:sz="0" w:space="0"/>
-            <w:insideV w:val="none" w:color="auto" w:sz="0" w:space="0"/>
-          </w:tblBorders>
-          <w:tblCellMar>
-            <w:top w:w="0" w:type="dxa"/>
-            <w:left w:w="0" w:type="dxa"/>
-            <w:bottom w:w="0" w:type="dxa"/>
-            <w:right w:w="0" w:type="dxa"/>
-          </w:tblCellMar>
-        </w:tblPrEx>
-        <w:trPr>
-          <w:trHeight w:val="300" w:hRule="atLeast"/>
-        </w:trPr>
-        <w:tc>
-          <w:tcPr>
-            <w:tcW w:w="705" w:type="dxa"/>
-            <w:tcBorders>
-              <w:top w:val="single" w:color="auto" w:sz="6" w:space="0"/>
-              <w:left w:val="single" w:color="auto" w:sz="6" w:space="0"/>
-              <w:bottom w:val="single" w:color="auto" w:sz="6" w:space="0"/>
-              <w:right w:val="single" w:color="auto" w:sz="6" w:space="0"/>
-            </w:tcBorders>
-            <w:shd w:val="clear" w:color="auto" w:fill="auto"/>
-            <w:vAlign w:val="center"/>
-          </w:tcPr>
-          <w:p>
-            <w:pPr>
-              <w:spacing w:after="0" w:line="240" w:lineRule="auto"/>
-              <w:jc w:val="center"/>
-              <w:textAlignment w:val="baseline"/>
-              <w:rPr>
-                <w:rFonts w:ascii="Segoe UI" w:hAnsi="Segoe UI" w:eastAsia="Times New Roman" w:cs="Segoe UI"/>
-                <w:sz w:val="18"/>
-                <w:szCs w:val="18"/>
-                <w:lang w:val="en-GB" w:eastAsia="en-GB"/>
-              </w:rPr>
-            </w:pPr>
-            <w:r>
-              <w:rPr>
-                <w:rFonts w:ascii="Calibri" w:hAnsi="Calibri" w:eastAsia="Times New Roman" w:cs="Calibri"/>
-                <w:b/>
-                <w:bCs/>
-                <w:sz w:val="24"/>
-                <w:szCs w:val="24"/>
-                <w:lang w:eastAsia="en-GB"/>
-              </w:rPr>
-              <w:t>14</w:t>
-            </w:r>
-            <w:r>
-              <w:rPr>
-                <w:rFonts w:ascii="Calibri" w:hAnsi="Calibri" w:eastAsia="Times New Roman" w:cs="Calibri"/>
-                <w:sz w:val="24"/>
-                <w:szCs w:val="24"/>
-                <w:lang w:val="en-GB" w:eastAsia="en-GB"/>
-              </w:rPr>
-              <w:t> </w:t>
-            </w:r>
-          </w:p>
-        </w:tc>
-        <w:tc>
-          <w:tcPr>
-            <w:tcW w:w="7785" w:type="dxa"/>
-            <w:tcBorders>
-              <w:top w:val="single" w:color="auto" w:sz="6" w:space="0"/>
-              <w:left w:val="single" w:color="auto" w:sz="6" w:space="0"/>
-              <w:bottom w:val="single" w:color="auto" w:sz="6" w:space="0"/>
-              <w:right w:val="single" w:color="auto" w:sz="6" w:space="0"/>
-            </w:tcBorders>
-            <w:shd w:val="clear" w:color="auto" w:fill="auto"/>
-            <w:vAlign w:val="center"/>
-          </w:tcPr>
-          <w:p>
-            <w:pPr>
-              <w:spacing w:after="0" w:line="240" w:lineRule="auto"/>
-              <w:textAlignment w:val="baseline"/>
-              <w:rPr>
-                <w:rFonts w:ascii="Segoe UI" w:hAnsi="Segoe UI" w:eastAsia="Times New Roman" w:cs="Segoe UI"/>
-                <w:sz w:val="18"/>
-                <w:szCs w:val="18"/>
-                <w:lang w:eastAsia="en-GB"/>
-              </w:rPr>
-            </w:pPr>
-            <w:r>
-              <w:rPr>
-                <w:rFonts w:ascii="Calibri" w:hAnsi="Calibri" w:eastAsia="Times New Roman" w:cs="Calibri"/>
-                <w:lang w:eastAsia="en-GB"/>
-              </w:rPr>
-              <w:t>Como administrador posso fornecer relatórios de gastos em despesas. </w:t>
-            </w:r>
-          </w:p>
-        </w:tc>
-      </w:tr>
-      <w:tr>
-        <w:tblPrEx>
-          <w:tblBorders>
-            <w:top w:val="outset" w:color="auto" w:sz="6" w:space="0"/>
-            <w:left w:val="outset" w:color="auto" w:sz="6" w:space="0"/>
-            <w:bottom w:val="outset" w:color="auto" w:sz="6" w:space="0"/>
-            <w:right w:val="outset" w:color="auto" w:sz="6" w:space="0"/>
-            <w:insideH w:val="none" w:color="auto" w:sz="0" w:space="0"/>
-            <w:insideV w:val="none" w:color="auto" w:sz="0" w:space="0"/>
-          </w:tblBorders>
-          <w:tblCellMar>
-            <w:top w:w="0" w:type="dxa"/>
-            <w:left w:w="0" w:type="dxa"/>
-            <w:bottom w:w="0" w:type="dxa"/>
-            <w:right w:w="0" w:type="dxa"/>
-          </w:tblCellMar>
-        </w:tblPrEx>
-        <w:trPr>
-          <w:trHeight w:val="300" w:hRule="atLeast"/>
-        </w:trPr>
-        <w:tc>
-          <w:tcPr>
-            <w:tcW w:w="705" w:type="dxa"/>
-            <w:tcBorders>
-              <w:top w:val="single" w:color="auto" w:sz="6" w:space="0"/>
-              <w:left w:val="single" w:color="auto" w:sz="6" w:space="0"/>
-              <w:bottom w:val="single" w:color="auto" w:sz="6" w:space="0"/>
-              <w:right w:val="single" w:color="auto" w:sz="6" w:space="0"/>
-            </w:tcBorders>
-            <w:shd w:val="clear" w:color="auto" w:fill="auto"/>
-            <w:vAlign w:val="center"/>
-          </w:tcPr>
-          <w:p>
-            <w:pPr>
-              <w:spacing w:after="0" w:line="240" w:lineRule="auto"/>
-              <w:jc w:val="center"/>
-              <w:textAlignment w:val="baseline"/>
-              <w:rPr>
-                <w:rFonts w:ascii="Segoe UI" w:hAnsi="Segoe UI" w:eastAsia="Times New Roman" w:cs="Segoe UI"/>
-                <w:sz w:val="18"/>
-                <w:szCs w:val="18"/>
-                <w:lang w:val="en-GB" w:eastAsia="en-GB"/>
-              </w:rPr>
-            </w:pPr>
-            <w:r>
-              <w:rPr>
-                <w:rFonts w:ascii="Calibri" w:hAnsi="Calibri" w:eastAsia="Times New Roman" w:cs="Calibri"/>
-                <w:b/>
-                <w:bCs/>
-                <w:sz w:val="24"/>
-                <w:szCs w:val="24"/>
-                <w:lang w:eastAsia="en-GB"/>
-              </w:rPr>
-              <w:t>15</w:t>
-            </w:r>
-            <w:r>
-              <w:rPr>
-                <w:rFonts w:ascii="Calibri" w:hAnsi="Calibri" w:eastAsia="Times New Roman" w:cs="Calibri"/>
-                <w:sz w:val="24"/>
-                <w:szCs w:val="24"/>
-                <w:lang w:val="en-GB" w:eastAsia="en-GB"/>
-              </w:rPr>
-              <w:t> </w:t>
-            </w:r>
-          </w:p>
-        </w:tc>
-        <w:tc>
-          <w:tcPr>
-            <w:tcW w:w="7785" w:type="dxa"/>
-            <w:tcBorders>
-              <w:top w:val="single" w:color="auto" w:sz="6" w:space="0"/>
-              <w:left w:val="single" w:color="auto" w:sz="6" w:space="0"/>
-              <w:bottom w:val="single" w:color="auto" w:sz="6" w:space="0"/>
-              <w:right w:val="single" w:color="auto" w:sz="6" w:space="0"/>
-            </w:tcBorders>
-            <w:shd w:val="clear" w:color="auto" w:fill="auto"/>
-            <w:vAlign w:val="center"/>
-          </w:tcPr>
-          <w:p>
-            <w:pPr>
-              <w:spacing w:after="0" w:line="240" w:lineRule="auto"/>
-              <w:textAlignment w:val="baseline"/>
-              <w:rPr>
-                <w:rFonts w:ascii="Calibri" w:hAnsi="Calibri" w:eastAsia="Times New Roman" w:cs="Calibri"/>
-                <w:lang w:eastAsia="en-GB"/>
-              </w:rPr>
-            </w:pPr>
-            <w:r>
-              <w:rPr>
-                <w:rFonts w:ascii="Calibri" w:hAnsi="Calibri" w:eastAsia="Times New Roman" w:cs="Calibri"/>
-                <w:lang w:eastAsia="en-GB"/>
-              </w:rPr>
-              <w:t>Como administrador posso mudar o tema claro para o escuro. </w:t>
-            </w:r>
-          </w:p>
-        </w:tc>
-      </w:tr>
-      <w:tr>
-        <w:tblPrEx>
-          <w:tblBorders>
-            <w:top w:val="outset" w:color="auto" w:sz="6" w:space="0"/>
-            <w:left w:val="outset" w:color="auto" w:sz="6" w:space="0"/>
-            <w:bottom w:val="outset" w:color="auto" w:sz="6" w:space="0"/>
-            <w:right w:val="outset" w:color="auto" w:sz="6" w:space="0"/>
-            <w:insideH w:val="none" w:color="auto" w:sz="0" w:space="0"/>
-            <w:insideV w:val="none" w:color="auto" w:sz="0" w:space="0"/>
-          </w:tblBorders>
-          <w:tblCellMar>
-            <w:top w:w="0" w:type="dxa"/>
-            <w:left w:w="0" w:type="dxa"/>
-            <w:bottom w:w="0" w:type="dxa"/>
-            <w:right w:w="0" w:type="dxa"/>
-          </w:tblCellMar>
-        </w:tblPrEx>
-        <w:trPr>
-          <w:trHeight w:val="300" w:hRule="atLeast"/>
-        </w:trPr>
-        <w:tc>
-          <w:tcPr>
-            <w:tcW w:w="705" w:type="dxa"/>
-            <w:tcBorders>
-              <w:top w:val="single" w:color="auto" w:sz="6" w:space="0"/>
-              <w:left w:val="single" w:color="auto" w:sz="6" w:space="0"/>
-              <w:bottom w:val="single" w:color="auto" w:sz="6" w:space="0"/>
-              <w:right w:val="single" w:color="auto" w:sz="6" w:space="0"/>
-            </w:tcBorders>
-            <w:shd w:val="clear" w:color="auto" w:fill="auto"/>
-            <w:vAlign w:val="center"/>
-          </w:tcPr>
-          <w:p>
-            <w:pPr>
-              <w:spacing w:after="0" w:line="240" w:lineRule="auto"/>
-              <w:jc w:val="center"/>
-              <w:textAlignment w:val="baseline"/>
-              <w:rPr>
-                <w:rFonts w:ascii="Segoe UI" w:hAnsi="Segoe UI" w:eastAsia="Times New Roman" w:cs="Segoe UI"/>
-                <w:sz w:val="18"/>
-                <w:szCs w:val="18"/>
-                <w:lang w:val="en-GB" w:eastAsia="en-GB"/>
-              </w:rPr>
-            </w:pPr>
-            <w:r>
-              <w:rPr>
-                <w:rFonts w:ascii="Calibri" w:hAnsi="Calibri" w:eastAsia="Times New Roman" w:cs="Calibri"/>
-                <w:b/>
-                <w:bCs/>
-                <w:sz w:val="24"/>
-                <w:szCs w:val="24"/>
-                <w:lang w:eastAsia="en-GB"/>
-              </w:rPr>
-              <w:t>16</w:t>
-            </w:r>
-            <w:r>
-              <w:rPr>
-                <w:rFonts w:ascii="Calibri" w:hAnsi="Calibri" w:eastAsia="Times New Roman" w:cs="Calibri"/>
-                <w:sz w:val="24"/>
-                <w:szCs w:val="24"/>
-                <w:lang w:val="en-GB" w:eastAsia="en-GB"/>
-              </w:rPr>
-              <w:t> </w:t>
-            </w:r>
-          </w:p>
-        </w:tc>
-        <w:tc>
-          <w:tcPr>
-            <w:tcW w:w="7785" w:type="dxa"/>
-            <w:tcBorders>
-              <w:top w:val="single" w:color="auto" w:sz="6" w:space="0"/>
-              <w:left w:val="single" w:color="auto" w:sz="6" w:space="0"/>
-              <w:bottom w:val="single" w:color="auto" w:sz="6" w:space="0"/>
-              <w:right w:val="single" w:color="auto" w:sz="6" w:space="0"/>
-            </w:tcBorders>
-            <w:shd w:val="clear" w:color="auto" w:fill="auto"/>
-            <w:vAlign w:val="center"/>
-          </w:tcPr>
-          <w:p>
-            <w:pPr>
-              <w:spacing w:after="0" w:line="240" w:lineRule="auto"/>
-              <w:textAlignment w:val="baseline"/>
-              <w:rPr>
-                <w:rFonts w:ascii="Calibri" w:hAnsi="Calibri" w:eastAsia="Times New Roman" w:cs="Calibri"/>
-                <w:lang w:eastAsia="en-GB"/>
-              </w:rPr>
-            </w:pPr>
-            <w:r>
-              <w:rPr>
-                <w:rFonts w:ascii="Calibri" w:hAnsi="Calibri" w:eastAsia="Times New Roman" w:cs="Calibri"/>
-                <w:lang w:eastAsia="en-GB"/>
-              </w:rPr>
-              <w:t>Como administrador posso enviar e-mail de redefinição de senha. </w:t>
-            </w:r>
-          </w:p>
-        </w:tc>
-      </w:tr>
-      <w:tr>
-        <w:tblPrEx>
-          <w:tblBorders>
-            <w:top w:val="outset" w:color="auto" w:sz="6" w:space="0"/>
-            <w:left w:val="outset" w:color="auto" w:sz="6" w:space="0"/>
-            <w:bottom w:val="outset" w:color="auto" w:sz="6" w:space="0"/>
-            <w:right w:val="outset" w:color="auto" w:sz="6" w:space="0"/>
-            <w:insideH w:val="none" w:color="auto" w:sz="0" w:space="0"/>
-            <w:insideV w:val="none" w:color="auto" w:sz="0" w:space="0"/>
-          </w:tblBorders>
-          <w:tblCellMar>
-            <w:top w:w="0" w:type="dxa"/>
-            <w:left w:w="0" w:type="dxa"/>
-            <w:bottom w:w="0" w:type="dxa"/>
-            <w:right w:w="0" w:type="dxa"/>
-          </w:tblCellMar>
-        </w:tblPrEx>
-        <w:trPr>
-          <w:trHeight w:val="300" w:hRule="atLeast"/>
-        </w:trPr>
-        <w:tc>
-          <w:tcPr>
-            <w:tcW w:w="705" w:type="dxa"/>
-            <w:tcBorders>
-              <w:top w:val="single" w:color="auto" w:sz="6" w:space="0"/>
-              <w:left w:val="single" w:color="auto" w:sz="6" w:space="0"/>
-              <w:bottom w:val="single" w:color="auto" w:sz="6" w:space="0"/>
-              <w:right w:val="single" w:color="auto" w:sz="6" w:space="0"/>
-            </w:tcBorders>
-            <w:shd w:val="clear" w:color="auto" w:fill="auto"/>
-            <w:vAlign w:val="center"/>
-          </w:tcPr>
-          <w:p>
-            <w:pPr>
-              <w:spacing w:after="0" w:line="240" w:lineRule="auto"/>
-              <w:jc w:val="center"/>
-              <w:textAlignment w:val="baseline"/>
-              <w:rPr>
-                <w:rFonts w:ascii="Segoe UI" w:hAnsi="Segoe UI" w:eastAsia="Times New Roman" w:cs="Segoe UI"/>
-                <w:sz w:val="18"/>
-                <w:szCs w:val="18"/>
-                <w:lang w:val="en-GB" w:eastAsia="en-GB"/>
-              </w:rPr>
-            </w:pPr>
-            <w:r>
-              <w:rPr>
-                <w:rFonts w:ascii="Calibri" w:hAnsi="Calibri" w:eastAsia="Times New Roman" w:cs="Calibri"/>
-                <w:b/>
-                <w:bCs/>
-                <w:sz w:val="24"/>
-                <w:szCs w:val="24"/>
-                <w:lang w:eastAsia="en-GB"/>
-              </w:rPr>
-              <w:t>17</w:t>
-            </w:r>
-            <w:r>
-              <w:rPr>
-                <w:rFonts w:ascii="Calibri" w:hAnsi="Calibri" w:eastAsia="Times New Roman" w:cs="Calibri"/>
-                <w:sz w:val="24"/>
-                <w:szCs w:val="24"/>
-                <w:lang w:val="en-GB" w:eastAsia="en-GB"/>
-              </w:rPr>
-              <w:t> </w:t>
-            </w:r>
-          </w:p>
-        </w:tc>
-        <w:tc>
-          <w:tcPr>
-            <w:tcW w:w="7785" w:type="dxa"/>
-            <w:tcBorders>
-              <w:top w:val="single" w:color="auto" w:sz="6" w:space="0"/>
-              <w:left w:val="single" w:color="auto" w:sz="6" w:space="0"/>
-              <w:bottom w:val="single" w:color="auto" w:sz="6" w:space="0"/>
-              <w:right w:val="single" w:color="auto" w:sz="6" w:space="0"/>
-            </w:tcBorders>
-            <w:shd w:val="clear" w:color="auto" w:fill="auto"/>
-            <w:vAlign w:val="center"/>
-          </w:tcPr>
-          <w:p>
-            <w:pPr>
-              <w:spacing w:after="0" w:line="240" w:lineRule="auto"/>
-              <w:textAlignment w:val="baseline"/>
-              <w:rPr>
-                <w:rFonts w:ascii="Calibri" w:hAnsi="Calibri" w:eastAsia="Times New Roman" w:cs="Calibri"/>
-                <w:lang w:eastAsia="en-GB"/>
-              </w:rPr>
-            </w:pPr>
-            <w:r>
-              <w:rPr>
-                <w:rFonts w:ascii="Calibri" w:hAnsi="Calibri" w:eastAsia="Times New Roman" w:cs="Calibri"/>
-                <w:lang w:eastAsia="en-GB"/>
-              </w:rPr>
-              <w:t>Como administrador posso mudar o idioma da página. </w:t>
-            </w:r>
-          </w:p>
-        </w:tc>
-      </w:tr>
-    </w:tbl>
-    <w:p/>
+    <w:p>
+      <w:pPr>
+        <w:rPr>
+          <w:lang w:val="en-US"/>
+        </w:rPr>
+      </w:pPr>
+      <w:r>
+        <w:rPr>
+          <w:lang w:val="en-US"/>
+        </w:rPr>
+        <w:br w:type="page"/>
+      </w:r>
+    </w:p>
     <w:p>
       <w:pPr>
         <w:pStyle w:val="2"/>
       </w:pPr>
-      <w:bookmarkStart w:id="13" w:name="_Toc128932915"/>
+      <w:bookmarkStart w:id="13" w:name="_Toc130930276"/>
       <w:r>
         <w:t>RELAÇÃO DE HISTÓRIAS DE USUÁRIO</w:t>
       </w:r>
@@ -7629,13 +5087,8 @@
               <w:t>HISTÓRIA DO USUÁRIO 1 - PBI</w:t>
             </w:r>
             <w:r>
-              <w:t xml:space="preserve">: </w:t>
-            </w:r>
-            <w:bookmarkStart w:id="18" w:name="_GoBack"/>
-            <w:r>
-              <w:t>Realizar o login</w:t>
-            </w:r>
-            <w:bookmarkEnd w:id="18"/>
+              <w:t>: Realizar cadastro</w:t>
+            </w:r>
           </w:p>
         </w:tc>
       </w:tr>
@@ -7666,7 +5119,6 @@
               <w:spacing w:before="60" w:after="60" w:line="240" w:lineRule="auto"/>
               <w:ind w:left="30" w:hanging="30"/>
             </w:pPr>
-            <w:bookmarkStart w:id="14" w:name="_Hlk96268510"/>
             <w:r>
               <w:rPr>
                 <w:b/>
@@ -7675,7 +5127,7 @@
               <w:t>COMO</w:t>
             </w:r>
             <w:r>
-              <w:t>: usuário deslogado.</w:t>
+              <w:t xml:space="preserve">: usuário não cadastrado </w:t>
             </w:r>
           </w:p>
           <w:p>
@@ -7691,7 +5143,13 @@
               <w:t>POSSO</w:t>
             </w:r>
             <w:r>
-              <w:t>: realizar o login na conta.</w:t>
+              <w:t>: realizar cadastro</w:t>
+            </w:r>
+            <w:r>
+              <w:rPr>
+                <w:color w:val="00B0F0"/>
+              </w:rPr>
+              <w:t xml:space="preserve"> </w:t>
             </w:r>
           </w:p>
           <w:p>
@@ -7707,7 +5165,7 @@
               <w:t>PARA</w:t>
             </w:r>
             <w:r>
-              <w:t>: acessar o sistema logado.</w:t>
+              <w:t>: obter acesso à minha área privada de funcionalidades.</w:t>
             </w:r>
           </w:p>
         </w:tc>
@@ -7795,13 +5253,18 @@
               <w:t>QUE</w:t>
             </w:r>
             <w:r>
-              <w:t xml:space="preserve">: o usuário acessa a página de login </w:t>
+              <w:t>: o usuário não cadastrado acessa a tela de cadastro</w:t>
             </w:r>
           </w:p>
           <w:p>
             <w:pPr>
               <w:spacing w:before="60" w:after="60" w:line="240" w:lineRule="auto"/>
               <w:ind w:left="168"/>
+              <w:rPr>
+                <w:b/>
+                <w:bCs/>
+                <w:color w:val="00B0F0"/>
+              </w:rPr>
             </w:pPr>
             <w:r>
               <w:rPr>
@@ -7811,7 +5274,7 @@
               <w:t>QUANDO</w:t>
             </w:r>
             <w:r>
-              <w:t>: o usuário insere o seu email e sua senha corretos</w:t>
+              <w:t>: ele fornece seu nome de usuário, e-mail, senha, data de nascimento e telefone</w:t>
             </w:r>
           </w:p>
           <w:p>
@@ -7827,7 +5290,7 @@
               <w:t>ENTÃO</w:t>
             </w:r>
             <w:r>
-              <w:t>: o usuário deve conseguir logar</w:t>
+              <w:t>: ele é redirecionado à uma tela com as etapas do processo, podendo escolher uma das três em que ele se encontra.</w:t>
             </w:r>
           </w:p>
         </w:tc>
@@ -7896,9 +5359,6 @@
             <w:pPr>
               <w:spacing w:before="60" w:after="60" w:line="240" w:lineRule="auto"/>
               <w:ind w:left="168"/>
-              <w:rPr>
-                <w:color w:val="00B0F0"/>
-              </w:rPr>
             </w:pPr>
             <w:r>
               <w:rPr>
@@ -7918,7 +5378,7 @@
               <w:t>QUE</w:t>
             </w:r>
             <w:r>
-              <w:t xml:space="preserve">: o usuário acessa a página de login </w:t>
+              <w:t>: o usuário cadastrado acessa a tela de login</w:t>
             </w:r>
           </w:p>
           <w:p>
@@ -7931,159 +5391,36 @@
                 <w:b/>
                 <w:bCs/>
               </w:rPr>
-              <w:t>QUANDO</w:t>
-            </w:r>
-            <w:r>
-              <w:t>: o usuário insere o seu email e/ou sua senha incorretos</w:t>
+              <w:t>QUANDO:</w:t>
+            </w:r>
+            <w:r>
+              <w:t xml:space="preserve"> ele deixa pelo menos um dos campos em branco</w:t>
             </w:r>
           </w:p>
           <w:p>
             <w:pPr>
               <w:spacing w:before="60" w:after="60" w:line="240" w:lineRule="auto"/>
               <w:ind w:left="168"/>
-            </w:pPr>
-            <w:r>
-              <w:rPr>
-                <w:b/>
-                <w:bCs/>
-              </w:rPr>
-              <w:t>ENTÃO</w:t>
-            </w:r>
-            <w:r>
-              <w:t>: o usuário não deve conseguir logar e deve receber uma mensagem de “Usuário ou senha incorretos”</w:t>
+              <w:rPr>
+                <w:b/>
+                <w:bCs/>
+              </w:rPr>
+            </w:pPr>
+            <w:r>
+              <w:rPr>
+                <w:b/>
+                <w:bCs/>
+              </w:rPr>
+              <w:t xml:space="preserve">ENTÃO: </w:t>
+            </w:r>
+            <w:r>
+              <w:t xml:space="preserve">aparece uma mensagem na tela em vermelho dizendo: “É necessário preencher todos os campos”. </w:t>
             </w:r>
           </w:p>
         </w:tc>
       </w:tr>
-      <w:tr>
-        <w:tblPrEx>
-          <w:tblBorders>
-            <w:top w:val="single" w:color="auto" w:sz="4" w:space="0"/>
-            <w:left w:val="single" w:color="auto" w:sz="4" w:space="0"/>
-            <w:bottom w:val="single" w:color="auto" w:sz="4" w:space="0"/>
-            <w:right w:val="single" w:color="auto" w:sz="4" w:space="0"/>
-            <w:insideH w:val="single" w:color="auto" w:sz="4" w:space="0"/>
-            <w:insideV w:val="single" w:color="auto" w:sz="4" w:space="0"/>
-          </w:tblBorders>
-          <w:tblCellMar>
-            <w:top w:w="0" w:type="dxa"/>
-            <w:left w:w="108" w:type="dxa"/>
-            <w:bottom w:w="0" w:type="dxa"/>
-            <w:right w:w="108" w:type="dxa"/>
-          </w:tblCellMar>
-        </w:tblPrEx>
-        <w:tc>
-          <w:tcPr>
-            <w:tcW w:w="1276" w:type="dxa"/>
-          </w:tcPr>
-          <w:p>
-            <w:pPr>
-              <w:spacing w:before="60" w:after="60" w:line="240" w:lineRule="auto"/>
-              <w:ind w:left="96" w:hanging="41"/>
-              <w:rPr>
-                <w:b/>
-                <w:bCs/>
-              </w:rPr>
-            </w:pPr>
-            <w:r>
-              <w:rPr>
-                <w:b/>
-                <w:bCs/>
-              </w:rPr>
-              <w:t xml:space="preserve">Critério de </w:t>
-            </w:r>
-          </w:p>
-          <w:p>
-            <w:pPr>
-              <w:spacing w:before="60" w:after="60" w:line="240" w:lineRule="auto"/>
-              <w:ind w:left="96" w:hanging="41"/>
-              <w:rPr>
-                <w:b/>
-                <w:bCs/>
-              </w:rPr>
-            </w:pPr>
-            <w:r>
-              <w:rPr>
-                <w:b/>
-                <w:bCs/>
-              </w:rPr>
-              <w:t>Aceite 3</w:t>
-            </w:r>
-          </w:p>
-        </w:tc>
-        <w:tc>
-          <w:tcPr>
-            <w:tcW w:w="7229" w:type="dxa"/>
-          </w:tcPr>
-          <w:p>
-            <w:pPr>
-              <w:spacing w:before="60" w:after="60" w:line="240" w:lineRule="auto"/>
-              <w:ind w:left="168"/>
-              <w:rPr>
-                <w:color w:val="00B0F0"/>
-              </w:rPr>
-            </w:pPr>
-            <w:r>
-              <w:rPr>
-                <w:b/>
-                <w:bCs/>
-              </w:rPr>
-              <w:t>DADO</w:t>
-            </w:r>
-            <w:r>
-              <w:t xml:space="preserve"> </w:t>
-            </w:r>
-            <w:r>
-              <w:rPr>
-                <w:b/>
-                <w:bCs/>
-              </w:rPr>
-              <w:t>QUE</w:t>
-            </w:r>
-            <w:r>
-              <w:t>: o usuário acessa a página de login</w:t>
-            </w:r>
-          </w:p>
-          <w:p>
-            <w:pPr>
-              <w:spacing w:before="60" w:after="60" w:line="240" w:lineRule="auto"/>
-              <w:ind w:left="168"/>
-            </w:pPr>
-            <w:r>
-              <w:rPr>
-                <w:b/>
-                <w:bCs/>
-              </w:rPr>
-              <w:t>QUANDO</w:t>
-            </w:r>
-            <w:r>
-              <w:t>: o usuário insere um email inexistente</w:t>
-            </w:r>
-          </w:p>
-          <w:p>
-            <w:pPr>
-              <w:spacing w:before="60" w:after="60" w:line="240" w:lineRule="auto"/>
-              <w:ind w:left="168"/>
-              <w:rPr>
-                <w:b/>
-                <w:bCs/>
-              </w:rPr>
-            </w:pPr>
-            <w:r>
-              <w:rPr>
-                <w:b/>
-                <w:bCs/>
-              </w:rPr>
-              <w:t>ENTÃO</w:t>
-            </w:r>
-            <w:r>
-              <w:t>: o usuário não deve conseguir logar e deve receber uma mensagem de “Usuário ou senha incorretos”</w:t>
-            </w:r>
-          </w:p>
-        </w:tc>
-      </w:tr>
-      <w:bookmarkEnd w:id="14"/>
     </w:tbl>
+    <w:p/>
     <w:p/>
     <w:tbl>
       <w:tblPr>
@@ -8150,10 +5487,10 @@
                 <w:b/>
                 <w:bCs/>
               </w:rPr>
-              <w:t>HISTÓRIA DO USUÁRIO 1 - PBI</w:t>
-            </w:r>
-            <w:r>
-              <w:t>: Realizar cadastro</w:t>
+              <w:t>HISTÓRIA DO USUÁRIO 2 - PBI</w:t>
+            </w:r>
+            <w:r>
+              <w:t>: Realizar autenticação</w:t>
             </w:r>
           </w:p>
         </w:tc>
@@ -8185,6 +5522,7 @@
               <w:spacing w:before="60" w:after="60" w:line="240" w:lineRule="auto"/>
               <w:ind w:left="30" w:hanging="30"/>
             </w:pPr>
+            <w:bookmarkStart w:id="14" w:name="_Hlk96268510"/>
             <w:r>
               <w:rPr>
                 <w:b/>
@@ -8193,13 +5531,28 @@
               <w:t>COMO</w:t>
             </w:r>
             <w:r>
-              <w:t>: usuário deslogado.</w:t>
+              <w:t xml:space="preserve">: </w:t>
+            </w:r>
+            <w:r>
+              <w:rPr>
+                <w:color w:val="000000" w:themeColor="text1"/>
+                <w14:textFill>
+                  <w14:solidFill>
+                    <w14:schemeClr w14:val="tx1"/>
+                  </w14:solidFill>
+                </w14:textFill>
+              </w:rPr>
+              <w:t>usuário não autenticado.</w:t>
             </w:r>
           </w:p>
           <w:p>
             <w:pPr>
               <w:spacing w:before="60" w:after="60" w:line="240" w:lineRule="auto"/>
               <w:ind w:left="30" w:hanging="30"/>
+              <w:rPr>
+                <w:rFonts w:hint="default"/>
+                <w:lang w:val="pt-BR"/>
+              </w:rPr>
             </w:pPr>
             <w:r>
               <w:rPr>
@@ -8209,7 +5562,14 @@
               <w:t>POSSO</w:t>
             </w:r>
             <w:r>
-              <w:t>: clicar no botão “cadastre-se”</w:t>
+              <w:t xml:space="preserve">: realizar </w:t>
+            </w:r>
+            <w:r>
+              <w:rPr>
+                <w:rFonts w:hint="default"/>
+                <w:lang w:val="pt-BR"/>
+              </w:rPr>
+              <w:t>autenticação.</w:t>
             </w:r>
           </w:p>
           <w:p>
@@ -8225,7 +5585,7 @@
               <w:t>PARA</w:t>
             </w:r>
             <w:r>
-              <w:t>: acessar a página de cadastro.</w:t>
+              <w:t xml:space="preserve">: obter acesso as funcionalidades da plataforma. </w:t>
             </w:r>
           </w:p>
         </w:tc>
@@ -8316,7 +5676,7 @@
               <w:t>QUE</w:t>
             </w:r>
             <w:r>
-              <w:t xml:space="preserve">: o usuário acessa a página de login </w:t>
+              <w:t>: o usuário cadastrado acessa a tela de login</w:t>
             </w:r>
           </w:p>
           <w:p>
@@ -8332,7 +5692,7 @@
               <w:t>QUANDO</w:t>
             </w:r>
             <w:r>
-              <w:t>: o usuário clica no botão de “cadastre-se”</w:t>
+              <w:t>: ele fornece seu e-mail e sua senha</w:t>
             </w:r>
           </w:p>
           <w:p>
@@ -8348,12 +5708,265 @@
               <w:t>ENTÃO</w:t>
             </w:r>
             <w:r>
-              <w:t>: a página de cadastro aparecerá e o usuário irá inserir seu nome, email e senha, criando seu cadastro.</w:t>
+              <w:t>: ele é redirecionado para a página inicial de usuário autenticado da plataforma web</w:t>
             </w:r>
           </w:p>
         </w:tc>
       </w:tr>
+      <w:tr>
+        <w:tblPrEx>
+          <w:tblBorders>
+            <w:top w:val="single" w:color="auto" w:sz="4" w:space="0"/>
+            <w:left w:val="single" w:color="auto" w:sz="4" w:space="0"/>
+            <w:bottom w:val="single" w:color="auto" w:sz="4" w:space="0"/>
+            <w:right w:val="single" w:color="auto" w:sz="4" w:space="0"/>
+            <w:insideH w:val="single" w:color="auto" w:sz="4" w:space="0"/>
+            <w:insideV w:val="single" w:color="auto" w:sz="4" w:space="0"/>
+          </w:tblBorders>
+          <w:tblCellMar>
+            <w:top w:w="0" w:type="dxa"/>
+            <w:left w:w="108" w:type="dxa"/>
+            <w:bottom w:w="0" w:type="dxa"/>
+            <w:right w:w="108" w:type="dxa"/>
+          </w:tblCellMar>
+        </w:tblPrEx>
+        <w:tc>
+          <w:tcPr>
+            <w:tcW w:w="1276" w:type="dxa"/>
+          </w:tcPr>
+          <w:p>
+            <w:pPr>
+              <w:spacing w:before="60" w:after="60" w:line="240" w:lineRule="auto"/>
+              <w:ind w:left="96" w:hanging="41"/>
+              <w:rPr>
+                <w:b/>
+                <w:bCs/>
+              </w:rPr>
+            </w:pPr>
+            <w:r>
+              <w:rPr>
+                <w:b/>
+                <w:bCs/>
+              </w:rPr>
+              <w:t xml:space="preserve">Critério de </w:t>
+            </w:r>
+          </w:p>
+          <w:p>
+            <w:pPr>
+              <w:spacing w:before="60" w:after="60" w:line="240" w:lineRule="auto"/>
+              <w:ind w:left="96" w:hanging="41"/>
+              <w:rPr>
+                <w:b/>
+                <w:bCs/>
+              </w:rPr>
+            </w:pPr>
+            <w:r>
+              <w:rPr>
+                <w:b/>
+                <w:bCs/>
+              </w:rPr>
+              <w:t>Aceite 2</w:t>
+            </w:r>
+          </w:p>
+        </w:tc>
+        <w:tc>
+          <w:tcPr>
+            <w:tcW w:w="7229" w:type="dxa"/>
+          </w:tcPr>
+          <w:p>
+            <w:pPr>
+              <w:spacing w:before="60" w:after="60" w:line="240" w:lineRule="auto"/>
+              <w:ind w:left="168"/>
+              <w:rPr>
+                <w:color w:val="00B0F0"/>
+              </w:rPr>
+            </w:pPr>
+            <w:r>
+              <w:rPr>
+                <w:b/>
+                <w:bCs/>
+              </w:rPr>
+              <w:t>DADO</w:t>
+            </w:r>
+            <w:r>
+              <w:t xml:space="preserve"> </w:t>
+            </w:r>
+            <w:r>
+              <w:rPr>
+                <w:b/>
+                <w:bCs/>
+              </w:rPr>
+              <w:t xml:space="preserve">QUE: </w:t>
+            </w:r>
+            <w:r>
+              <w:t>o usuário cadastrado acessa a tela de login.</w:t>
+            </w:r>
+          </w:p>
+          <w:p>
+            <w:pPr>
+              <w:spacing w:before="60" w:after="60" w:line="240" w:lineRule="auto"/>
+              <w:ind w:left="168"/>
+            </w:pPr>
+            <w:r>
+              <w:rPr>
+                <w:b/>
+                <w:bCs/>
+              </w:rPr>
+              <w:t>QUANDO:</w:t>
+            </w:r>
+            <w:r>
+              <w:t xml:space="preserve"> ele não consegue lembrar sua senha  </w:t>
+            </w:r>
+          </w:p>
+          <w:p>
+            <w:pPr>
+              <w:spacing w:before="60" w:after="60" w:line="240" w:lineRule="auto"/>
+              <w:ind w:left="168"/>
+              <w:rPr>
+                <w:b/>
+                <w:bCs/>
+              </w:rPr>
+            </w:pPr>
+            <w:r>
+              <w:rPr>
+                <w:b/>
+                <w:bCs/>
+              </w:rPr>
+              <w:t>ENTÃO</w:t>
+            </w:r>
+            <w:r>
+              <w:t>: ele pode acionar o link “esqueceu sua senha?” para ser redirecionado à tela de recuperação de senha, onde irá fornecer seu e-mail onde irá receber o link de acesso à tela de redefinição da sua senha.</w:t>
+            </w:r>
+          </w:p>
+        </w:tc>
+      </w:tr>
+      <w:tr>
+        <w:tblPrEx>
+          <w:tblBorders>
+            <w:top w:val="single" w:color="auto" w:sz="4" w:space="0"/>
+            <w:left w:val="single" w:color="auto" w:sz="4" w:space="0"/>
+            <w:bottom w:val="single" w:color="auto" w:sz="4" w:space="0"/>
+            <w:right w:val="single" w:color="auto" w:sz="4" w:space="0"/>
+            <w:insideH w:val="single" w:color="auto" w:sz="4" w:space="0"/>
+            <w:insideV w:val="single" w:color="auto" w:sz="4" w:space="0"/>
+          </w:tblBorders>
+          <w:tblCellMar>
+            <w:top w:w="0" w:type="dxa"/>
+            <w:left w:w="108" w:type="dxa"/>
+            <w:bottom w:w="0" w:type="dxa"/>
+            <w:right w:w="108" w:type="dxa"/>
+          </w:tblCellMar>
+        </w:tblPrEx>
+        <w:tc>
+          <w:tcPr>
+            <w:tcW w:w="1276" w:type="dxa"/>
+          </w:tcPr>
+          <w:p>
+            <w:pPr>
+              <w:spacing w:before="60" w:after="60" w:line="240" w:lineRule="auto"/>
+              <w:ind w:left="96" w:hanging="41"/>
+              <w:rPr>
+                <w:b/>
+                <w:bCs/>
+              </w:rPr>
+            </w:pPr>
+            <w:r>
+              <w:rPr>
+                <w:b/>
+                <w:bCs/>
+              </w:rPr>
+              <w:t xml:space="preserve">Critério de </w:t>
+            </w:r>
+          </w:p>
+          <w:p>
+            <w:pPr>
+              <w:spacing w:before="60" w:after="60" w:line="240" w:lineRule="auto"/>
+              <w:ind w:left="96" w:hanging="41"/>
+              <w:rPr>
+                <w:b/>
+                <w:bCs/>
+              </w:rPr>
+            </w:pPr>
+            <w:r>
+              <w:rPr>
+                <w:b/>
+                <w:bCs/>
+              </w:rPr>
+              <w:t>Aceite 3</w:t>
+            </w:r>
+          </w:p>
+        </w:tc>
+        <w:tc>
+          <w:tcPr>
+            <w:tcW w:w="7229" w:type="dxa"/>
+          </w:tcPr>
+          <w:p>
+            <w:pPr>
+              <w:spacing w:before="60" w:after="60" w:line="240" w:lineRule="auto"/>
+              <w:ind w:left="168"/>
+              <w:rPr>
+                <w:color w:val="00B0F0"/>
+              </w:rPr>
+            </w:pPr>
+            <w:r>
+              <w:rPr>
+                <w:b/>
+                <w:bCs/>
+              </w:rPr>
+              <w:t>DADO</w:t>
+            </w:r>
+            <w:r>
+              <w:t xml:space="preserve"> </w:t>
+            </w:r>
+            <w:r>
+              <w:rPr>
+                <w:b/>
+                <w:bCs/>
+              </w:rPr>
+              <w:t xml:space="preserve">QUE: </w:t>
+            </w:r>
+            <w:r>
+              <w:t>o usuário cadastrado acessa a tela de login.</w:t>
+            </w:r>
+          </w:p>
+          <w:p>
+            <w:pPr>
+              <w:spacing w:before="60" w:after="60" w:line="240" w:lineRule="auto"/>
+              <w:ind w:left="168"/>
+            </w:pPr>
+            <w:r>
+              <w:rPr>
+                <w:b/>
+                <w:bCs/>
+              </w:rPr>
+              <w:t>QUANDO:</w:t>
+            </w:r>
+            <w:r>
+              <w:t xml:space="preserve"> ele coloca os dados errados</w:t>
+            </w:r>
+          </w:p>
+          <w:p>
+            <w:pPr>
+              <w:spacing w:before="60" w:after="60" w:line="240" w:lineRule="auto"/>
+              <w:ind w:left="168"/>
+            </w:pPr>
+            <w:r>
+              <w:rPr>
+                <w:b/>
+                <w:bCs/>
+              </w:rPr>
+              <w:t>ENTÃO</w:t>
+            </w:r>
+            <w:r>
+              <w:t>: irá aparecer uma mensagem em vermelho dizendo: “e-mail e/ou senha incorreto”.</w:t>
+            </w:r>
+          </w:p>
+        </w:tc>
+      </w:tr>
+      <w:bookmarkEnd w:id="14"/>
     </w:tbl>
+    <w:p/>
+    <w:p/>
     <w:p/>
     <w:tbl>
       <w:tblPr>
@@ -8420,10 +6033,10 @@
                 <w:b/>
                 <w:bCs/>
               </w:rPr>
-              <w:t>HISTÓRIA DO USUÁRIO 1 - PBI</w:t>
-            </w:r>
-            <w:r>
-              <w:t>: Selecionar etapa atual</w:t>
+              <w:t>HISTÓRIA DO USUÁRIO 3 - PBI</w:t>
+            </w:r>
+            <w:r>
+              <w:t>: Selecionar etapa de processo</w:t>
             </w:r>
           </w:p>
         </w:tc>
@@ -8454,6 +6067,10 @@
             <w:pPr>
               <w:spacing w:before="60" w:after="60" w:line="240" w:lineRule="auto"/>
               <w:ind w:left="30" w:hanging="30"/>
+              <w:rPr>
+                <w:rFonts w:hint="default"/>
+                <w:lang w:val="pt-BR"/>
+              </w:rPr>
             </w:pPr>
             <w:r>
               <w:rPr>
@@ -8463,13 +6080,26 @@
               <w:t>COMO</w:t>
             </w:r>
             <w:r>
-              <w:t>: usuário cadastrado.</w:t>
-            </w:r>
+              <w:t>: usuário autenticado</w:t>
+            </w:r>
+            <w:r>
+              <w:rPr>
+                <w:rFonts w:hint="default"/>
+                <w:lang w:val="pt-BR"/>
+              </w:rPr>
+              <w:t>.</w:t>
+            </w:r>
+            <w:bookmarkStart w:id="18" w:name="_GoBack"/>
+            <w:bookmarkEnd w:id="18"/>
           </w:p>
           <w:p>
             <w:pPr>
               <w:spacing w:before="60" w:after="60" w:line="240" w:lineRule="auto"/>
               <w:ind w:left="30" w:hanging="30"/>
+              <w:rPr>
+                <w:rFonts w:hint="default"/>
+                <w:lang w:val="pt-BR"/>
+              </w:rPr>
             </w:pPr>
             <w:r>
               <w:rPr>
@@ -8479,7 +6109,24 @@
               <w:t>POSSO</w:t>
             </w:r>
             <w:r>
-              <w:t>: selecionar a etapa atual</w:t>
+              <w:t>: selecionar etapa d</w:t>
+            </w:r>
+            <w:r>
+              <w:rPr>
+                <w:rFonts w:hint="default"/>
+                <w:lang w:val="pt-BR"/>
+              </w:rPr>
+              <w:t>e</w:t>
+            </w:r>
+            <w:r>
+              <w:t xml:space="preserve"> processo</w:t>
+            </w:r>
+            <w:r>
+              <w:rPr>
+                <w:rFonts w:hint="default"/>
+                <w:lang w:val="pt-BR"/>
+              </w:rPr>
+              <w:t>.</w:t>
             </w:r>
           </w:p>
           <w:p>
@@ -8495,7 +6142,7 @@
               <w:t>PARA</w:t>
             </w:r>
             <w:r>
-              <w:t>: indicar ao sistema qual etapa da vida o usuário se encontra</w:t>
+              <w:t>: obter acesso funcionalidades privadas de um processo.</w:t>
             </w:r>
           </w:p>
         </w:tc>
@@ -8564,9 +6211,6 @@
             <w:pPr>
               <w:spacing w:before="60" w:after="60" w:line="240" w:lineRule="auto"/>
               <w:ind w:left="168"/>
-              <w:rPr>
-                <w:color w:val="00B0F0"/>
-              </w:rPr>
             </w:pPr>
             <w:r>
               <w:rPr>
@@ -8586,13 +6230,18 @@
               <w:t>QUE</w:t>
             </w:r>
             <w:r>
-              <w:t>: o usuário tenha recém se cadastrado</w:t>
+              <w:t>: o usuário acessa a página de escolha dos processos</w:t>
             </w:r>
           </w:p>
           <w:p>
             <w:pPr>
               <w:spacing w:before="60" w:after="60" w:line="240" w:lineRule="auto"/>
               <w:ind w:left="168"/>
+              <w:rPr>
+                <w:b/>
+                <w:bCs/>
+                <w:color w:val="00B0F0"/>
+              </w:rPr>
             </w:pPr>
             <w:r>
               <w:rPr>
@@ -8602,7 +6251,7 @@
               <w:t>QUANDO</w:t>
             </w:r>
             <w:r>
-              <w:t>: o usuário selecionar a opção Primeira Casa</w:t>
+              <w:t>: ele escolhe o processo “primeira casa”.</w:t>
             </w:r>
           </w:p>
           <w:p>
@@ -8618,7 +6267,7 @@
               <w:t>ENTÃO</w:t>
             </w:r>
             <w:r>
-              <w:t>: o usuário habilitará as etapas necessárias para iniciar o processo de primeira mudança</w:t>
+              <w:t>: ele é redirecionado à tela inicial com as funcionalidades do processo “primeira casa”.</w:t>
             </w:r>
           </w:p>
         </w:tc>
@@ -8687,9 +6336,6 @@
             <w:pPr>
               <w:spacing w:before="60" w:after="60" w:line="240" w:lineRule="auto"/>
               <w:ind w:left="168"/>
-              <w:rPr>
-                <w:color w:val="00B0F0"/>
-              </w:rPr>
             </w:pPr>
             <w:r>
               <w:rPr>
@@ -8709,7 +6355,7 @@
               <w:t>QUE</w:t>
             </w:r>
             <w:r>
-              <w:t>: o usuário tenha recém se cadastrado</w:t>
+              <w:t>: o usuário acessa a página de escolha dos processos</w:t>
             </w:r>
           </w:p>
           <w:p>
@@ -8725,7 +6371,7 @@
               <w:t>QUANDO</w:t>
             </w:r>
             <w:r>
-              <w:t>: o usuário selecionar a opção Nova Casa</w:t>
+              <w:t>: ele escolhe o processo “nova casa”</w:t>
             </w:r>
           </w:p>
           <w:p>
@@ -8741,7 +6387,7 @@
               <w:t>ENTÃO</w:t>
             </w:r>
             <w:r>
-              <w:t>: o usuário habilitará as etapas necessárias para iniciar o processo de uma nova mudança</w:t>
+              <w:t>: ele é redirecionado à tela inicial com as funcionalidades do processo “nova casa”.</w:t>
             </w:r>
           </w:p>
         </w:tc>
@@ -8810,9 +6456,6 @@
             <w:pPr>
               <w:spacing w:before="60" w:after="60" w:line="240" w:lineRule="auto"/>
               <w:ind w:left="168"/>
-              <w:rPr>
-                <w:color w:val="00B0F0"/>
-              </w:rPr>
             </w:pPr>
             <w:r>
               <w:rPr>
@@ -8832,7 +6475,7 @@
               <w:t>QUE</w:t>
             </w:r>
             <w:r>
-              <w:t>: o usuário tenha recém se cadastrado</w:t>
+              <w:t>: o usuário acessa a página de escolha dos processos</w:t>
             </w:r>
           </w:p>
           <w:p>
@@ -8845,10 +6488,10 @@
                 <w:b/>
                 <w:bCs/>
               </w:rPr>
-              <w:t>QUANDO</w:t>
-            </w:r>
-            <w:r>
-              <w:t>: o usuário selecionar a opção Organização</w:t>
+              <w:t>QUANDO:</w:t>
+            </w:r>
+            <w:r>
+              <w:t xml:space="preserve"> ele escolhe o processo “organização”</w:t>
             </w:r>
           </w:p>
           <w:p>
@@ -8865,530 +6508,10 @@
                 <w:b/>
                 <w:bCs/>
               </w:rPr>
-              <w:t>ENTÃO</w:t>
-            </w:r>
-            <w:r>
-              <w:t>: o usuário habilitará as etapas necessárias para iniciar o processo de organização</w:t>
-            </w:r>
-          </w:p>
-        </w:tc>
-      </w:tr>
-    </w:tbl>
-    <w:p/>
-    <w:tbl>
-      <w:tblPr>
-        <w:tblStyle w:val="26"/>
-        <w:tblW w:w="8505" w:type="dxa"/>
-        <w:tblInd w:w="-5" w:type="dxa"/>
-        <w:tblBorders>
-          <w:top w:val="single" w:color="auto" w:sz="4" w:space="0"/>
-          <w:left w:val="single" w:color="auto" w:sz="4" w:space="0"/>
-          <w:bottom w:val="single" w:color="auto" w:sz="4" w:space="0"/>
-          <w:right w:val="single" w:color="auto" w:sz="4" w:space="0"/>
-          <w:insideH w:val="single" w:color="auto" w:sz="4" w:space="0"/>
-          <w:insideV w:val="single" w:color="auto" w:sz="4" w:space="0"/>
-        </w:tblBorders>
-        <w:tblLayout w:type="autofit"/>
-        <w:tblCellMar>
-          <w:top w:w="0" w:type="dxa"/>
-          <w:left w:w="108" w:type="dxa"/>
-          <w:bottom w:w="0" w:type="dxa"/>
-          <w:right w:w="108" w:type="dxa"/>
-        </w:tblCellMar>
-      </w:tblPr>
-      <w:tblGrid>
-        <w:gridCol w:w="1276"/>
-        <w:gridCol w:w="7229"/>
-      </w:tblGrid>
-      <w:tr>
-        <w:tblPrEx>
-          <w:tblBorders>
-            <w:top w:val="single" w:color="auto" w:sz="4" w:space="0"/>
-            <w:left w:val="single" w:color="auto" w:sz="4" w:space="0"/>
-            <w:bottom w:val="single" w:color="auto" w:sz="4" w:space="0"/>
-            <w:right w:val="single" w:color="auto" w:sz="4" w:space="0"/>
-            <w:insideH w:val="single" w:color="auto" w:sz="4" w:space="0"/>
-            <w:insideV w:val="single" w:color="auto" w:sz="4" w:space="0"/>
-          </w:tblBorders>
-          <w:tblCellMar>
-            <w:top w:w="0" w:type="dxa"/>
-            <w:left w:w="108" w:type="dxa"/>
-            <w:bottom w:w="0" w:type="dxa"/>
-            <w:right w:w="108" w:type="dxa"/>
-          </w:tblCellMar>
-        </w:tblPrEx>
-        <w:trPr>
-          <w:trHeight w:val="380" w:hRule="atLeast"/>
-        </w:trPr>
-        <w:tc>
-          <w:tcPr>
-            <w:tcW w:w="8505" w:type="dxa"/>
-            <w:gridSpan w:val="2"/>
-            <w:vAlign w:val="center"/>
-          </w:tcPr>
-          <w:p>
-            <w:pPr>
-              <w:spacing w:before="60" w:after="60" w:line="240" w:lineRule="auto"/>
-              <w:ind w:left="30" w:hanging="30"/>
-              <w:rPr>
-                <w:b/>
-                <w:bCs/>
-              </w:rPr>
-            </w:pPr>
-            <w:r>
-              <w:rPr>
-                <w:b/>
-                <w:bCs/>
-              </w:rPr>
-              <w:t>HISTÓRIA DO USUÁRIO 1 - PBI</w:t>
-            </w:r>
-            <w:r>
-              <w:t>: Editar dados da conta</w:t>
-            </w:r>
-          </w:p>
-        </w:tc>
-      </w:tr>
-      <w:tr>
-        <w:tblPrEx>
-          <w:tblBorders>
-            <w:top w:val="single" w:color="auto" w:sz="4" w:space="0"/>
-            <w:left w:val="single" w:color="auto" w:sz="4" w:space="0"/>
-            <w:bottom w:val="single" w:color="auto" w:sz="4" w:space="0"/>
-            <w:right w:val="single" w:color="auto" w:sz="4" w:space="0"/>
-            <w:insideH w:val="single" w:color="auto" w:sz="4" w:space="0"/>
-            <w:insideV w:val="single" w:color="auto" w:sz="4" w:space="0"/>
-          </w:tblBorders>
-          <w:tblCellMar>
-            <w:top w:w="0" w:type="dxa"/>
-            <w:left w:w="108" w:type="dxa"/>
-            <w:bottom w:w="0" w:type="dxa"/>
-            <w:right w:w="108" w:type="dxa"/>
-          </w:tblCellMar>
-        </w:tblPrEx>
-        <w:tc>
-          <w:tcPr>
-            <w:tcW w:w="8505" w:type="dxa"/>
-            <w:gridSpan w:val="2"/>
-          </w:tcPr>
-          <w:p>
-            <w:pPr>
-              <w:spacing w:before="60" w:after="60" w:line="240" w:lineRule="auto"/>
-              <w:ind w:left="30" w:hanging="30"/>
-            </w:pPr>
-            <w:r>
-              <w:rPr>
-                <w:b/>
-                <w:bCs/>
-              </w:rPr>
-              <w:t>COMO</w:t>
-            </w:r>
-            <w:r>
-              <w:t>: usuário cadastrado.</w:t>
-            </w:r>
-          </w:p>
-          <w:p>
-            <w:pPr>
-              <w:spacing w:before="60" w:after="60" w:line="240" w:lineRule="auto"/>
-              <w:ind w:left="30" w:hanging="30"/>
-            </w:pPr>
-            <w:r>
-              <w:rPr>
-                <w:b/>
-                <w:bCs/>
-              </w:rPr>
-              <w:t>POSSO</w:t>
-            </w:r>
-            <w:r>
-              <w:t>: acessar as configurações da conta</w:t>
-            </w:r>
-          </w:p>
-          <w:p>
-            <w:pPr>
-              <w:spacing w:before="60" w:after="60" w:line="240" w:lineRule="auto"/>
-              <w:ind w:left="30" w:hanging="30"/>
-            </w:pPr>
-            <w:r>
-              <w:rPr>
-                <w:b/>
-                <w:bCs/>
-              </w:rPr>
-              <w:t>PARA</w:t>
-            </w:r>
-            <w:r>
-              <w:t>: editar os dados da conta</w:t>
-            </w:r>
-          </w:p>
-        </w:tc>
-      </w:tr>
-      <w:tr>
-        <w:tblPrEx>
-          <w:tblBorders>
-            <w:top w:val="single" w:color="auto" w:sz="4" w:space="0"/>
-            <w:left w:val="single" w:color="auto" w:sz="4" w:space="0"/>
-            <w:bottom w:val="single" w:color="auto" w:sz="4" w:space="0"/>
-            <w:right w:val="single" w:color="auto" w:sz="4" w:space="0"/>
-            <w:insideH w:val="single" w:color="auto" w:sz="4" w:space="0"/>
-            <w:insideV w:val="single" w:color="auto" w:sz="4" w:space="0"/>
-          </w:tblBorders>
-          <w:tblCellMar>
-            <w:top w:w="0" w:type="dxa"/>
-            <w:left w:w="108" w:type="dxa"/>
-            <w:bottom w:w="0" w:type="dxa"/>
-            <w:right w:w="108" w:type="dxa"/>
-          </w:tblCellMar>
-        </w:tblPrEx>
-        <w:tc>
-          <w:tcPr>
-            <w:tcW w:w="1276" w:type="dxa"/>
-          </w:tcPr>
-          <w:p>
-            <w:pPr>
-              <w:spacing w:before="60" w:after="60" w:line="240" w:lineRule="auto"/>
-              <w:ind w:left="96" w:hanging="41"/>
-              <w:rPr>
-                <w:b/>
-                <w:bCs/>
-              </w:rPr>
-            </w:pPr>
-            <w:r>
-              <w:rPr>
-                <w:b/>
-                <w:bCs/>
-              </w:rPr>
-              <w:t xml:space="preserve">Critério de </w:t>
-            </w:r>
-          </w:p>
-          <w:p>
-            <w:pPr>
-              <w:spacing w:before="60" w:after="60" w:line="240" w:lineRule="auto"/>
-              <w:ind w:left="96" w:hanging="41"/>
-              <w:rPr>
-                <w:b/>
-                <w:bCs/>
-              </w:rPr>
-            </w:pPr>
-            <w:r>
-              <w:rPr>
-                <w:b/>
-                <w:bCs/>
-              </w:rPr>
-              <w:t>Aceite 1</w:t>
-            </w:r>
-          </w:p>
-        </w:tc>
-        <w:tc>
-          <w:tcPr>
-            <w:tcW w:w="7229" w:type="dxa"/>
-          </w:tcPr>
-          <w:p>
-            <w:pPr>
-              <w:spacing w:before="60" w:after="60" w:line="240" w:lineRule="auto"/>
-              <w:ind w:left="168"/>
-              <w:rPr>
-                <w:color w:val="00B0F0"/>
-              </w:rPr>
-            </w:pPr>
-            <w:r>
-              <w:rPr>
-                <w:b/>
-                <w:bCs/>
-              </w:rPr>
-              <w:t>DADO</w:t>
-            </w:r>
-            <w:r>
-              <w:t xml:space="preserve"> </w:t>
-            </w:r>
-            <w:r>
-              <w:rPr>
-                <w:b/>
-                <w:bCs/>
-              </w:rPr>
-              <w:t>QUE</w:t>
-            </w:r>
-            <w:r>
-              <w:t>: o usuário esteja logado e acessado seu perfil</w:t>
-            </w:r>
-          </w:p>
-          <w:p>
-            <w:pPr>
-              <w:spacing w:before="60" w:after="60" w:line="240" w:lineRule="auto"/>
-              <w:ind w:left="168"/>
-            </w:pPr>
-            <w:r>
-              <w:rPr>
-                <w:b/>
-                <w:bCs/>
-              </w:rPr>
-              <w:t>QUANDO</w:t>
-            </w:r>
-            <w:r>
-              <w:t xml:space="preserve">: o usuário </w:t>
-            </w:r>
-          </w:p>
-          <w:p>
-            <w:pPr>
-              <w:spacing w:before="60" w:after="60" w:line="240" w:lineRule="auto"/>
-              <w:ind w:left="168"/>
-            </w:pPr>
-            <w:r>
-              <w:rPr>
-                <w:b/>
-                <w:bCs/>
-              </w:rPr>
-              <w:t>ENTÃO</w:t>
-            </w:r>
-            <w:r>
-              <w:t>: o usuário habilitará as etapas necessárias para iniciar o processo de primeira mudança</w:t>
-            </w:r>
-          </w:p>
-        </w:tc>
-      </w:tr>
-      <w:tr>
-        <w:tblPrEx>
-          <w:tblBorders>
-            <w:top w:val="single" w:color="auto" w:sz="4" w:space="0"/>
-            <w:left w:val="single" w:color="auto" w:sz="4" w:space="0"/>
-            <w:bottom w:val="single" w:color="auto" w:sz="4" w:space="0"/>
-            <w:right w:val="single" w:color="auto" w:sz="4" w:space="0"/>
-            <w:insideH w:val="single" w:color="auto" w:sz="4" w:space="0"/>
-            <w:insideV w:val="single" w:color="auto" w:sz="4" w:space="0"/>
-          </w:tblBorders>
-          <w:tblCellMar>
-            <w:top w:w="0" w:type="dxa"/>
-            <w:left w:w="108" w:type="dxa"/>
-            <w:bottom w:w="0" w:type="dxa"/>
-            <w:right w:w="108" w:type="dxa"/>
-          </w:tblCellMar>
-        </w:tblPrEx>
-        <w:tc>
-          <w:tcPr>
-            <w:tcW w:w="1276" w:type="dxa"/>
-          </w:tcPr>
-          <w:p>
-            <w:pPr>
-              <w:spacing w:before="60" w:after="60" w:line="240" w:lineRule="auto"/>
-              <w:ind w:left="96" w:hanging="41"/>
-              <w:rPr>
-                <w:b/>
-                <w:bCs/>
-              </w:rPr>
-            </w:pPr>
-            <w:r>
-              <w:rPr>
-                <w:b/>
-                <w:bCs/>
-              </w:rPr>
-              <w:t xml:space="preserve">Critério de </w:t>
-            </w:r>
-          </w:p>
-          <w:p>
-            <w:pPr>
-              <w:spacing w:before="60" w:after="60" w:line="240" w:lineRule="auto"/>
-              <w:ind w:left="96" w:hanging="41"/>
-              <w:rPr>
-                <w:b/>
-                <w:bCs/>
-              </w:rPr>
-            </w:pPr>
-            <w:r>
-              <w:rPr>
-                <w:b/>
-                <w:bCs/>
-              </w:rPr>
-              <w:t>Aceite 2</w:t>
-            </w:r>
-          </w:p>
-        </w:tc>
-        <w:tc>
-          <w:tcPr>
-            <w:tcW w:w="7229" w:type="dxa"/>
-          </w:tcPr>
-          <w:p>
-            <w:pPr>
-              <w:spacing w:before="60" w:after="60" w:line="240" w:lineRule="auto"/>
-              <w:ind w:left="168"/>
-              <w:rPr>
-                <w:color w:val="00B0F0"/>
-              </w:rPr>
-            </w:pPr>
-            <w:r>
-              <w:rPr>
-                <w:b/>
-                <w:bCs/>
-              </w:rPr>
-              <w:t>DADO</w:t>
-            </w:r>
-            <w:r>
-              <w:t xml:space="preserve"> </w:t>
-            </w:r>
-            <w:r>
-              <w:rPr>
-                <w:b/>
-                <w:bCs/>
-              </w:rPr>
-              <w:t>QUE</w:t>
-            </w:r>
-            <w:r>
-              <w:t>: o usuário esteja cadastrado e logado</w:t>
-            </w:r>
-          </w:p>
-          <w:p>
-            <w:pPr>
-              <w:spacing w:before="60" w:after="60" w:line="240" w:lineRule="auto"/>
-              <w:ind w:left="168"/>
-            </w:pPr>
-            <w:r>
-              <w:rPr>
-                <w:b/>
-                <w:bCs/>
-              </w:rPr>
-              <w:t>QUANDO</w:t>
-            </w:r>
-            <w:r>
-              <w:t>: o usuário selecionar a opção Nova Casa</w:t>
-            </w:r>
-          </w:p>
-          <w:p>
-            <w:pPr>
-              <w:spacing w:before="60" w:after="60" w:line="240" w:lineRule="auto"/>
-              <w:ind w:left="168"/>
-            </w:pPr>
-            <w:r>
-              <w:rPr>
-                <w:b/>
-                <w:bCs/>
-              </w:rPr>
-              <w:t>ENTÃO</w:t>
-            </w:r>
-            <w:r>
-              <w:t>: o usuário habilitará as etapas necessárias para iniciar o processo de uma nova mudança</w:t>
-            </w:r>
-          </w:p>
-        </w:tc>
-      </w:tr>
-      <w:tr>
-        <w:tblPrEx>
-          <w:tblBorders>
-            <w:top w:val="single" w:color="auto" w:sz="4" w:space="0"/>
-            <w:left w:val="single" w:color="auto" w:sz="4" w:space="0"/>
-            <w:bottom w:val="single" w:color="auto" w:sz="4" w:space="0"/>
-            <w:right w:val="single" w:color="auto" w:sz="4" w:space="0"/>
-            <w:insideH w:val="single" w:color="auto" w:sz="4" w:space="0"/>
-            <w:insideV w:val="single" w:color="auto" w:sz="4" w:space="0"/>
-          </w:tblBorders>
-          <w:tblCellMar>
-            <w:top w:w="0" w:type="dxa"/>
-            <w:left w:w="108" w:type="dxa"/>
-            <w:bottom w:w="0" w:type="dxa"/>
-            <w:right w:w="108" w:type="dxa"/>
-          </w:tblCellMar>
-        </w:tblPrEx>
-        <w:tc>
-          <w:tcPr>
-            <w:tcW w:w="1276" w:type="dxa"/>
-          </w:tcPr>
-          <w:p>
-            <w:pPr>
-              <w:spacing w:before="60" w:after="60" w:line="240" w:lineRule="auto"/>
-              <w:ind w:left="96" w:hanging="41"/>
-              <w:rPr>
-                <w:b/>
-                <w:bCs/>
-              </w:rPr>
-            </w:pPr>
-            <w:r>
-              <w:rPr>
-                <w:b/>
-                <w:bCs/>
-              </w:rPr>
-              <w:t xml:space="preserve">Critério de </w:t>
-            </w:r>
-          </w:p>
-          <w:p>
-            <w:pPr>
-              <w:spacing w:before="60" w:after="60" w:line="240" w:lineRule="auto"/>
-              <w:ind w:left="96" w:hanging="41"/>
-              <w:rPr>
-                <w:b/>
-                <w:bCs/>
-              </w:rPr>
-            </w:pPr>
-            <w:r>
-              <w:rPr>
-                <w:b/>
-                <w:bCs/>
-              </w:rPr>
-              <w:t>Aceite 3</w:t>
-            </w:r>
-          </w:p>
-        </w:tc>
-        <w:tc>
-          <w:tcPr>
-            <w:tcW w:w="7229" w:type="dxa"/>
-          </w:tcPr>
-          <w:p>
-            <w:pPr>
-              <w:spacing w:before="60" w:after="60" w:line="240" w:lineRule="auto"/>
-              <w:ind w:left="168"/>
-              <w:rPr>
-                <w:color w:val="00B0F0"/>
-              </w:rPr>
-            </w:pPr>
-            <w:r>
-              <w:rPr>
-                <w:b/>
-                <w:bCs/>
-              </w:rPr>
-              <w:t>DADO</w:t>
-            </w:r>
-            <w:r>
-              <w:t xml:space="preserve"> </w:t>
-            </w:r>
-            <w:r>
-              <w:rPr>
-                <w:b/>
-                <w:bCs/>
-              </w:rPr>
-              <w:t>QUE</w:t>
-            </w:r>
-            <w:r>
-              <w:t>: o usuário esteja cadastrado e logado</w:t>
-            </w:r>
-          </w:p>
-          <w:p>
-            <w:pPr>
-              <w:spacing w:before="60" w:after="60" w:line="240" w:lineRule="auto"/>
-              <w:ind w:left="168"/>
-            </w:pPr>
-            <w:r>
-              <w:rPr>
-                <w:b/>
-                <w:bCs/>
-              </w:rPr>
-              <w:t>QUANDO</w:t>
-            </w:r>
-            <w:r>
-              <w:t>: o usuário selecionar a opção Organização</w:t>
-            </w:r>
-          </w:p>
-          <w:p>
-            <w:pPr>
-              <w:spacing w:before="60" w:after="60" w:line="240" w:lineRule="auto"/>
-              <w:ind w:left="168"/>
-              <w:rPr>
-                <w:b/>
-                <w:bCs/>
-              </w:rPr>
-            </w:pPr>
-            <w:r>
-              <w:rPr>
-                <w:b/>
-                <w:bCs/>
-              </w:rPr>
-              <w:t>ENTÃO</w:t>
-            </w:r>
-            <w:r>
-              <w:t>: o usuário habilitará as etapas necessárias para iniciar o processo de organização</w:t>
+              <w:t>ENTÃO:</w:t>
+            </w:r>
+            <w:r>
+              <w:t xml:space="preserve"> ele é redirecionado à tela inicial com as funcionalidades do processo “organização”.</w:t>
             </w:r>
           </w:p>
         </w:tc>
@@ -9397,9 +6520,21 @@
     <w:p/>
     <w:p>
       <w:pPr>
+        <w:rPr>
+          <w:rFonts w:asciiTheme="majorHAnsi" w:hAnsiTheme="majorHAnsi" w:eastAsiaTheme="majorEastAsia" w:cstheme="majorBidi"/>
+          <w:sz w:val="32"/>
+          <w:szCs w:val="32"/>
+        </w:rPr>
+      </w:pPr>
+      <w:r>
+        <w:br w:type="page"/>
+      </w:r>
+    </w:p>
+    <w:p>
+      <w:pPr>
         <w:pStyle w:val="2"/>
       </w:pPr>
-      <w:bookmarkStart w:id="15" w:name="_Toc128932916"/>
+      <w:bookmarkStart w:id="15" w:name="_Toc130930277"/>
       <w:r>
         <w:t>MODELO DE DADOS</w:t>
       </w:r>
@@ -9428,7 +6563,7 @@
         </w:tblCellMar>
       </w:tblPr>
       <w:tblGrid>
-        <w:gridCol w:w="8712"/>
+        <w:gridCol w:w="8720"/>
       </w:tblGrid>
       <w:tr>
         <w:tblPrEx>
@@ -9440,6 +6575,12 @@
             <w:insideH w:val="single" w:color="auto" w:sz="4" w:space="0"/>
             <w:insideV w:val="single" w:color="auto" w:sz="4" w:space="0"/>
           </w:tblBorders>
+          <w:tblCellMar>
+            <w:top w:w="0" w:type="dxa"/>
+            <w:left w:w="108" w:type="dxa"/>
+            <w:bottom w:w="0" w:type="dxa"/>
+            <w:right w:w="108" w:type="dxa"/>
+          </w:tblCellMar>
         </w:tblPrEx>
         <w:trPr>
           <w:trHeight w:val="375" w:hRule="atLeast"/>
@@ -9500,9 +6641,9 @@
             <w:r>
               <w:drawing>
                 <wp:inline distT="0" distB="0" distL="114300" distR="114300">
-                  <wp:extent cx="5393690" cy="2723515"/>
-                  <wp:effectExtent l="0" t="0" r="1270" b="4445"/>
-                  <wp:docPr id="1" name="Imagem 1"/>
+                  <wp:extent cx="5398135" cy="4986020"/>
+                  <wp:effectExtent l="0" t="0" r="12065" b="5080"/>
+                  <wp:docPr id="2" name="Picture 1"/>
                   <wp:cNvGraphicFramePr>
                     <a:graphicFrameLocks xmlns:a="http://schemas.openxmlformats.org/drawingml/2006/main" noChangeAspect="1"/>
                   </wp:cNvGraphicFramePr>
@@ -9510,13 +6651,13 @@
                     <a:graphicData uri="http://schemas.openxmlformats.org/drawingml/2006/picture">
                       <pic:pic xmlns:pic="http://schemas.openxmlformats.org/drawingml/2006/picture">
                         <pic:nvPicPr>
-                          <pic:cNvPr id="1" name="Imagem 1"/>
+                          <pic:cNvPr id="2" name="Picture 1"/>
                           <pic:cNvPicPr>
                             <a:picLocks noChangeAspect="1"/>
                           </pic:cNvPicPr>
                         </pic:nvPicPr>
                         <pic:blipFill>
-                          <a:blip r:embed="rId10"/>
+                          <a:blip r:embed="rId9"/>
                           <a:stretch>
                             <a:fillRect/>
                           </a:stretch>
@@ -9524,7 +6665,7 @@
                         <pic:spPr>
                           <a:xfrm>
                             <a:off x="0" y="0"/>
-                            <a:ext cx="5393690" cy="2723515"/>
+                            <a:ext cx="5398135" cy="4986020"/>
                           </a:xfrm>
                           <a:prstGeom prst="rect">
                             <a:avLst/>
@@ -9544,17 +6685,7 @@
           <w:p>
             <w:pPr>
               <w:spacing w:after="0" w:line="240" w:lineRule="auto"/>
-              <w:jc w:val="center"/>
-              <w:rPr>
-                <w:b/>
-                <w:bCs/>
-              </w:rPr>
-            </w:pPr>
-          </w:p>
-          <w:p>
-            <w:pPr>
-              <w:spacing w:after="0" w:line="240" w:lineRule="auto"/>
-              <w:jc w:val="center"/>
+              <w:jc w:val="both"/>
               <w:rPr>
                 <w:b/>
                 <w:bCs/>
@@ -9585,7 +6716,7 @@
       <w:pPr>
         <w:pStyle w:val="2"/>
       </w:pPr>
-      <w:bookmarkStart w:id="16" w:name="_Toc128932917"/>
+      <w:bookmarkStart w:id="16" w:name="_Toc130930278"/>
       <w:r>
         <w:t>ANALYTICS</w:t>
       </w:r>
@@ -10471,11 +7602,11 @@
                           </pic:cNvPicPr>
                         </pic:nvPicPr>
                         <pic:blipFill>
-                          <a:blip r:embed="rId11" cstate="print">
+                          <a:blip r:embed="rId10" cstate="print">
                             <a:extLst>
                               <a:ext uri="{BEBA8EAE-BF5A-486C-A8C5-ECC9F3942E4B}">
                                 <a14:imgProps xmlns:a14="http://schemas.microsoft.com/office/drawing/2010/main">
-                                  <a14:imgLayer r:embed="rId12">
+                                  <a14:imgLayer r:embed="rId11">
                                     <a14:imgEffect>
                                       <a14:colorTemperature colorTemp="5900"/>
                                     </a14:imgEffect>
@@ -10516,7 +7647,7 @@
       <w:pPr>
         <w:pStyle w:val="2"/>
       </w:pPr>
-      <w:bookmarkStart w:id="17" w:name="_Toc128932918"/>
+      <w:bookmarkStart w:id="17" w:name="_Toc130930279"/>
       <w:r>
         <w:t>REFERÊNCIA BIBLIOGRÁFICAS</w:t>
       </w:r>
@@ -11088,7 +8219,7 @@
   <w:docDefaults>
     <w:rPrDefault>
       <w:rPr>
-        <w:rFonts w:ascii="Times New Roman" w:hAnsi="Times New Roman" w:eastAsia="SimSun" w:cs="Times New Roman"/>
+        <w:rFonts w:asciiTheme="minorHAnsi" w:hAnsiTheme="minorHAnsi" w:eastAsiaTheme="minorHAnsi" w:cstheme="minorBidi"/>
       </w:rPr>
     </w:rPrDefault>
     <w:pPrDefault/>
@@ -11197,7 +8328,7 @@
     <w:lsdException w:uiPriority="99" w:name="HTML Sample"/>
     <w:lsdException w:uiPriority="99" w:name="HTML Typewriter"/>
     <w:lsdException w:uiPriority="99" w:name="HTML Variable"/>
-    <w:lsdException w:qFormat="1" w:uiPriority="99" w:name="Normal Table"/>
+    <w:lsdException w:uiPriority="99" w:name="Normal Table"/>
     <w:lsdException w:qFormat="1" w:uiPriority="99" w:name="annotation subject"/>
     <w:lsdException w:uiPriority="99" w:name="Table Simple 1"/>
     <w:lsdException w:uiPriority="99" w:name="Table Simple 2"/>
@@ -11605,7 +8736,6 @@
     <w:name w:val="Normal Table"/>
     <w:semiHidden/>
     <w:unhideWhenUsed/>
-    <w:qFormat/>
     <w:uiPriority w:val="99"/>
     <w:tblPr>
       <w:tblCellMar>
@@ -12167,6 +9297,7 @@
     <w:basedOn w:val="12"/>
     <w:link w:val="9"/>
     <w:semiHidden/>
+    <w:qFormat/>
     <w:uiPriority w:val="9"/>
     <w:rPr>
       <w:rFonts w:asciiTheme="majorHAnsi" w:hAnsiTheme="majorHAnsi" w:eastAsiaTheme="majorEastAsia" w:cstheme="majorBidi"/>
@@ -12202,6 +9333,7 @@
     <w:basedOn w:val="12"/>
     <w:link w:val="11"/>
     <w:semiHidden/>
+    <w:qFormat/>
     <w:uiPriority w:val="9"/>
     <w:rPr>
       <w:rFonts w:asciiTheme="majorHAnsi" w:hAnsiTheme="majorHAnsi" w:eastAsiaTheme="majorEastAsia" w:cstheme="majorBidi"/>
@@ -12232,30 +9364,6 @@
       <w:szCs w:val="40"/>
       <w:lang w:eastAsia="pt-BR"/>
     </w:rPr>
-  </w:style>
-  <w:style w:type="paragraph" w:customStyle="1" w:styleId="55">
-    <w:name w:val="paragraph"/>
-    <w:basedOn w:val="1"/>
-    <w:uiPriority w:val="0"/>
-    <w:pPr>
-      <w:spacing w:before="100" w:beforeAutospacing="1" w:after="100" w:afterAutospacing="1" w:line="240" w:lineRule="auto"/>
-    </w:pPr>
-    <w:rPr>
-      <w:rFonts w:ascii="Times New Roman" w:hAnsi="Times New Roman" w:eastAsia="Times New Roman" w:cs="Times New Roman"/>
-      <w:sz w:val="24"/>
-      <w:szCs w:val="24"/>
-      <w:lang w:val="en-GB" w:eastAsia="en-GB"/>
-    </w:rPr>
-  </w:style>
-  <w:style w:type="character" w:customStyle="1" w:styleId="56">
-    <w:name w:val="normaltextrun"/>
-    <w:basedOn w:val="12"/>
-    <w:uiPriority w:val="0"/>
-  </w:style>
-  <w:style w:type="character" w:customStyle="1" w:styleId="57">
-    <w:name w:val="eop"/>
-    <w:basedOn w:val="12"/>
-    <w:uiPriority w:val="0"/>
   </w:style>
 </w:styles>
 </file>
@@ -12527,22 +9635,55 @@
 </file>
 
 <file path=customXml/item2.xml><?xml version="1.0" encoding="utf-8"?>
-<ct:contentTypeSchema xmlns:ct="http://schemas.microsoft.com/office/2006/metadata/contentType" xmlns:ma="http://schemas.microsoft.com/office/2006/metadata/properties/metaAttributes" ct:_="" ma:_="" ma:contentTypeName="Document" ma:contentTypeID="0x0101004106A7BEC412744BAAA0E273E2D9E27D" ma:contentTypeVersion="6" ma:contentTypeDescription="Create a new document." ma:contentTypeScope="" ma:versionID="7805b035e7b23db49455151e764f5572">
-  <xsd:schema xmlns:xsd="http://www.w3.org/2001/XMLSchema" xmlns:xs="http://www.w3.org/2001/XMLSchema" xmlns:p="http://schemas.microsoft.com/office/2006/metadata/properties" xmlns:ns3="36a7f62d-32b0-41be-b240-128595adceb8" xmlns:ns4="3cb1b676-21ec-4dec-a671-f4f2abc9c60b" targetNamespace="http://schemas.microsoft.com/office/2006/metadata/properties" ma:root="true" ma:fieldsID="1f474c19aa91de7399003ac247f524d7" ns3:_="" ns4:_="">
-    <xsd:import namespace="36a7f62d-32b0-41be-b240-128595adceb8"/>
-    <xsd:import namespace="3cb1b676-21ec-4dec-a671-f4f2abc9c60b"/>
+<ct:contentTypeSchema xmlns:ct="http://schemas.microsoft.com/office/2006/metadata/contentType" xmlns:ma="http://schemas.microsoft.com/office/2006/metadata/properties/metaAttributes" ct:_="" ma:_="" ma:contentTypeName="Document" ma:contentTypeID="0x01010041D9E00BB80FC442A2C2A7499C3714C9" ma:contentTypeVersion="38" ma:contentTypeDescription="Create a new document." ma:contentTypeScope="" ma:versionID="180907cabd1390ce6ba84695c2ac9765">
+  <xsd:schema xmlns:xsd="http://www.w3.org/2001/XMLSchema" xmlns:xs="http://www.w3.org/2001/XMLSchema" xmlns:p="http://schemas.microsoft.com/office/2006/metadata/properties" xmlns:ns1="http://schemas.microsoft.com/sharepoint/v3" xmlns:ns3="62040d15-2a0f-436b-b36b-d0997ccb9385" xmlns:ns4="b88ab0f6-212d-4a79-9c89-e60cf90a1af2" targetNamespace="http://schemas.microsoft.com/office/2006/metadata/properties" ma:root="true" ma:fieldsID="d2ec7b8458867c643376c7ad39137ce4" ns1:_="" ns3:_="" ns4:_="">
+    <xsd:import namespace="http://schemas.microsoft.com/sharepoint/v3"/>
+    <xsd:import namespace="62040d15-2a0f-436b-b36b-d0997ccb9385"/>
+    <xsd:import namespace="b88ab0f6-212d-4a79-9c89-e60cf90a1af2"/>
     <xsd:element name="properties">
       <xsd:complexType>
         <xsd:sequence>
           <xsd:element name="documentManagement">
             <xsd:complexType>
               <xsd:all>
+                <xsd:element ref="ns3:NotebookType" minOccurs="0"/>
+                <xsd:element ref="ns3:FolderType" minOccurs="0"/>
+                <xsd:element ref="ns3:Owner" minOccurs="0"/>
+                <xsd:element ref="ns3:DefaultSectionNames" minOccurs="0"/>
+                <xsd:element ref="ns3:AppVersion" minOccurs="0"/>
+                <xsd:element ref="ns3:Teachers" minOccurs="0"/>
+                <xsd:element ref="ns3:Students" minOccurs="0"/>
+                <xsd:element ref="ns3:Student_Groups" minOccurs="0"/>
+                <xsd:element ref="ns3:Invited_Teachers" minOccurs="0"/>
+                <xsd:element ref="ns3:Invited_Students" minOccurs="0"/>
+                <xsd:element ref="ns3:Self_Registration_Enabled" minOccurs="0"/>
                 <xsd:element ref="ns3:MediaServiceMetadata" minOccurs="0"/>
                 <xsd:element ref="ns3:MediaServiceFastMetadata" minOccurs="0"/>
                 <xsd:element ref="ns4:SharedWithUsers" minOccurs="0"/>
                 <xsd:element ref="ns4:SharedWithDetails" minOccurs="0"/>
                 <xsd:element ref="ns4:SharingHintHash" minOccurs="0"/>
-                <xsd:element ref="ns3:_activity" minOccurs="0"/>
+                <xsd:element ref="ns1:_ip_UnifiedCompliancePolicyProperties" minOccurs="0"/>
+                <xsd:element ref="ns1:_ip_UnifiedCompliancePolicyUIAction" minOccurs="0"/>
+                <xsd:element ref="ns3:MediaServiceAutoTags" minOccurs="0"/>
+                <xsd:element ref="ns3:MediaServiceOCR" minOccurs="0"/>
+                <xsd:element ref="ns3:MediaServiceEventHashCode" minOccurs="0"/>
+                <xsd:element ref="ns3:MediaServiceGenerationTime" minOccurs="0"/>
+                <xsd:element ref="ns3:CultureName" minOccurs="0"/>
+                <xsd:element ref="ns3:TeamsChannelId" minOccurs="0"/>
+                <xsd:element ref="ns3:Math_Settings" minOccurs="0"/>
+                <xsd:element ref="ns3:Templates" minOccurs="0"/>
+                <xsd:element ref="ns3:Distribution_Groups" minOccurs="0"/>
+                <xsd:element ref="ns3:LMS_Mappings" minOccurs="0"/>
+                <xsd:element ref="ns3:Self_Registration_Enabled0" minOccurs="0"/>
+                <xsd:element ref="ns3:Has_Teacher_Only_SectionGroup" minOccurs="0"/>
+                <xsd:element ref="ns3:Is_Collaboration_Space_Locked" minOccurs="0"/>
+                <xsd:element ref="ns3:IsNotebookLocked" minOccurs="0"/>
+                <xsd:element ref="ns3:MediaServiceDateTaken" minOccurs="0"/>
+                <xsd:element ref="ns3:MediaServiceLocation" minOccurs="0"/>
+                <xsd:element ref="ns3:MediaServiceAutoKeyPoints" minOccurs="0"/>
+                <xsd:element ref="ns3:MediaServiceKeyPoints" minOccurs="0"/>
+                <xsd:element ref="ns3:MediaLengthInSeconds" minOccurs="0"/>
+                <xsd:element ref="ns3:Teams_Channel_Section_Location" minOccurs="0"/>
               </xsd:all>
             </xsd:complexType>
           </xsd:element>
@@ -12550,29 +9691,65 @@
       </xsd:complexType>
     </xsd:element>
   </xsd:schema>
-  <xsd:schema xmlns:xsd="http://www.w3.org/2001/XMLSchema" xmlns:xs="http://www.w3.org/2001/XMLSchema" xmlns:dms="http://schemas.microsoft.com/office/2006/documentManagement/types" xmlns:pc="http://schemas.microsoft.com/office/infopath/2007/PartnerControls" targetNamespace="36a7f62d-32b0-41be-b240-128595adceb8" elementFormDefault="qualified">
+  <xsd:schema xmlns:xsd="http://www.w3.org/2001/XMLSchema" xmlns:xs="http://www.w3.org/2001/XMLSchema" xmlns:dms="http://schemas.microsoft.com/office/2006/documentManagement/types" xmlns:pc="http://schemas.microsoft.com/office/infopath/2007/PartnerControls" targetNamespace="http://schemas.microsoft.com/sharepoint/v3" elementFormDefault="qualified">
     <xsd:import namespace="http://schemas.microsoft.com/office/2006/documentManagement/types"/>
     <xsd:import namespace="http://schemas.microsoft.com/office/infopath/2007/PartnerControls"/>
-    <xsd:element name="MediaServiceMetadata" ma:index="8" nillable="true" ma:displayName="MediaServiceMetadata" ma:hidden="true" ma:internalName="MediaServiceMetadata" ma:readOnly="true">
+    <xsd:element name="_ip_UnifiedCompliancePolicyProperties" ma:index="24" nillable="true" ma:displayName="Unified Compliance Policy Properties" ma:hidden="true" ma:internalName="_ip_UnifiedCompliancePolicyProperties">
       <xsd:simpleType>
         <xsd:restriction base="dms:Note"/>
       </xsd:simpleType>
     </xsd:element>
-    <xsd:element name="MediaServiceFastMetadata" ma:index="9" nillable="true" ma:displayName="MediaServiceFastMetadata" ma:hidden="true" ma:internalName="MediaServiceFastMetadata" ma:readOnly="true">
+    <xsd:element name="_ip_UnifiedCompliancePolicyUIAction" ma:index="25" nillable="true" ma:displayName="Unified Compliance Policy UI Action" ma:hidden="true" ma:internalName="_ip_UnifiedCompliancePolicyUIAction">
       <xsd:simpleType>
-        <xsd:restriction base="dms:Note"/>
-      </xsd:simpleType>
-    </xsd:element>
-    <xsd:element name="_activity" ma:index="13" nillable="true" ma:displayName="_activity" ma:hidden="true" ma:internalName="_activity">
-      <xsd:simpleType>
-        <xsd:restriction base="dms:Note"/>
+        <xsd:restriction base="dms:Text"/>
       </xsd:simpleType>
     </xsd:element>
   </xsd:schema>
-  <xsd:schema xmlns:xsd="http://www.w3.org/2001/XMLSchema" xmlns:xs="http://www.w3.org/2001/XMLSchema" xmlns:dms="http://schemas.microsoft.com/office/2006/documentManagement/types" xmlns:pc="http://schemas.microsoft.com/office/infopath/2007/PartnerControls" targetNamespace="3cb1b676-21ec-4dec-a671-f4f2abc9c60b" elementFormDefault="qualified">
+  <xsd:schema xmlns:xsd="http://www.w3.org/2001/XMLSchema" xmlns:xs="http://www.w3.org/2001/XMLSchema" xmlns:dms="http://schemas.microsoft.com/office/2006/documentManagement/types" xmlns:pc="http://schemas.microsoft.com/office/infopath/2007/PartnerControls" targetNamespace="62040d15-2a0f-436b-b36b-d0997ccb9385" elementFormDefault="qualified">
     <xsd:import namespace="http://schemas.microsoft.com/office/2006/documentManagement/types"/>
     <xsd:import namespace="http://schemas.microsoft.com/office/infopath/2007/PartnerControls"/>
-    <xsd:element name="SharedWithUsers" ma:index="10" nillable="true" ma:displayName="Shared With" ma:internalName="SharedWithUsers" ma:readOnly="true">
+    <xsd:element name="NotebookType" ma:index="8" nillable="true" ma:displayName="Notebook Type" ma:internalName="NotebookType">
+      <xsd:simpleType>
+        <xsd:restriction base="dms:Text"/>
+      </xsd:simpleType>
+    </xsd:element>
+    <xsd:element name="FolderType" ma:index="9" nillable="true" ma:displayName="Folder Type" ma:internalName="FolderType">
+      <xsd:simpleType>
+        <xsd:restriction base="dms:Text"/>
+      </xsd:simpleType>
+    </xsd:element>
+    <xsd:element name="Owner" ma:index="10" nillable="true" ma:displayName="Owner" ma:internalName="Owner">
+      <xsd:complexType>
+        <xsd:complexContent>
+          <xsd:extension base="dms:User">
+            <xsd:sequence>
+              <xsd:element name="UserInfo" minOccurs="0" maxOccurs="unbounded">
+                <xsd:complexType>
+                  <xsd:sequence>
+                    <xsd:element name="DisplayName" type="xsd:string" minOccurs="0"/>
+                    <xsd:element name="AccountId" type="dms:UserId" minOccurs="0" nillable="true"/>
+                    <xsd:element name="AccountType" type="xsd:string" minOccurs="0"/>
+                  </xsd:sequence>
+                </xsd:complexType>
+              </xsd:element>
+            </xsd:sequence>
+          </xsd:extension>
+        </xsd:complexContent>
+      </xsd:complexType>
+    </xsd:element>
+    <xsd:element name="DefaultSectionNames" ma:index="11" nillable="true" ma:displayName="Default Section Names" ma:internalName="DefaultSectionNames">
+      <xsd:simpleType>
+        <xsd:restriction base="dms:Note">
+          <xsd:maxLength value="255"/>
+        </xsd:restriction>
+      </xsd:simpleType>
+    </xsd:element>
+    <xsd:element name="AppVersion" ma:index="12" nillable="true" ma:displayName="App Version" ma:internalName="AppVersion">
+      <xsd:simpleType>
+        <xsd:restriction base="dms:Text"/>
+      </xsd:simpleType>
+    </xsd:element>
+    <xsd:element name="Teachers" ma:index="13" nillable="true" ma:displayName="Teachers" ma:internalName="Teachers">
       <xsd:complexType>
         <xsd:complexContent>
           <xsd:extension base="dms:UserMulti">
@@ -12591,14 +9768,214 @@
         </xsd:complexContent>
       </xsd:complexType>
     </xsd:element>
-    <xsd:element name="SharedWithDetails" ma:index="11" nillable="true" ma:displayName="Shared With Details" ma:internalName="SharedWithDetails" ma:readOnly="true">
+    <xsd:element name="Students" ma:index="14" nillable="true" ma:displayName="Students" ma:internalName="Students">
+      <xsd:complexType>
+        <xsd:complexContent>
+          <xsd:extension base="dms:UserMulti">
+            <xsd:sequence>
+              <xsd:element name="UserInfo" minOccurs="0" maxOccurs="unbounded">
+                <xsd:complexType>
+                  <xsd:sequence>
+                    <xsd:element name="DisplayName" type="xsd:string" minOccurs="0"/>
+                    <xsd:element name="AccountId" type="dms:UserId" minOccurs="0" nillable="true"/>
+                    <xsd:element name="AccountType" type="xsd:string" minOccurs="0"/>
+                  </xsd:sequence>
+                </xsd:complexType>
+              </xsd:element>
+            </xsd:sequence>
+          </xsd:extension>
+        </xsd:complexContent>
+      </xsd:complexType>
+    </xsd:element>
+    <xsd:element name="Student_Groups" ma:index="15" nillable="true" ma:displayName="Student Groups" ma:internalName="Student_Groups">
+      <xsd:complexType>
+        <xsd:complexContent>
+          <xsd:extension base="dms:UserMulti">
+            <xsd:sequence>
+              <xsd:element name="UserInfo" minOccurs="0" maxOccurs="unbounded">
+                <xsd:complexType>
+                  <xsd:sequence>
+                    <xsd:element name="DisplayName" type="xsd:string" minOccurs="0"/>
+                    <xsd:element name="AccountId" type="dms:UserId" minOccurs="0" nillable="true"/>
+                    <xsd:element name="AccountType" type="xsd:string" minOccurs="0"/>
+                  </xsd:sequence>
+                </xsd:complexType>
+              </xsd:element>
+            </xsd:sequence>
+          </xsd:extension>
+        </xsd:complexContent>
+      </xsd:complexType>
+    </xsd:element>
+    <xsd:element name="Invited_Teachers" ma:index="16" nillable="true" ma:displayName="Invited Teachers" ma:internalName="Invited_Teachers">
       <xsd:simpleType>
         <xsd:restriction base="dms:Note">
           <xsd:maxLength value="255"/>
         </xsd:restriction>
       </xsd:simpleType>
     </xsd:element>
-    <xsd:element name="SharingHintHash" ma:index="12" nillable="true" ma:displayName="Sharing Hint Hash" ma:hidden="true" ma:internalName="SharingHintHash" ma:readOnly="true">
+    <xsd:element name="Invited_Students" ma:index="17" nillable="true" ma:displayName="Invited Students" ma:internalName="Invited_Students">
+      <xsd:simpleType>
+        <xsd:restriction base="dms:Note">
+          <xsd:maxLength value="255"/>
+        </xsd:restriction>
+      </xsd:simpleType>
+    </xsd:element>
+    <xsd:element name="Self_Registration_Enabled" ma:index="18" nillable="true" ma:displayName="Self_Registration_Enabled" ma:internalName="Self_Registration_Enabled">
+      <xsd:simpleType>
+        <xsd:restriction base="dms:Boolean"/>
+      </xsd:simpleType>
+    </xsd:element>
+    <xsd:element name="MediaServiceMetadata" ma:index="19" nillable="true" ma:displayName="MediaServiceMetadata" ma:description="" ma:hidden="true" ma:internalName="MediaServiceMetadata" ma:readOnly="true">
+      <xsd:simpleType>
+        <xsd:restriction base="dms:Note"/>
+      </xsd:simpleType>
+    </xsd:element>
+    <xsd:element name="MediaServiceFastMetadata" ma:index="20" nillable="true" ma:displayName="MediaServiceFastMetadata" ma:description="" ma:hidden="true" ma:internalName="MediaServiceFastMetadata" ma:readOnly="true">
+      <xsd:simpleType>
+        <xsd:restriction base="dms:Note"/>
+      </xsd:simpleType>
+    </xsd:element>
+    <xsd:element name="MediaServiceAutoTags" ma:index="26" nillable="true" ma:displayName="MediaServiceAutoTags" ma:internalName="MediaServiceAutoTags" ma:readOnly="true">
+      <xsd:simpleType>
+        <xsd:restriction base="dms:Text"/>
+      </xsd:simpleType>
+    </xsd:element>
+    <xsd:element name="MediaServiceOCR" ma:index="27" nillable="true" ma:displayName="MediaServiceOCR" ma:internalName="MediaServiceOCR" ma:readOnly="true">
+      <xsd:simpleType>
+        <xsd:restriction base="dms:Note">
+          <xsd:maxLength value="255"/>
+        </xsd:restriction>
+      </xsd:simpleType>
+    </xsd:element>
+    <xsd:element name="MediaServiceEventHashCode" ma:index="28" nillable="true" ma:displayName="MediaServiceEventHashCode" ma:hidden="true" ma:internalName="MediaServiceEventHashCode" ma:readOnly="true">
+      <xsd:simpleType>
+        <xsd:restriction base="dms:Text"/>
+      </xsd:simpleType>
+    </xsd:element>
+    <xsd:element name="MediaServiceGenerationTime" ma:index="29" nillable="true" ma:displayName="MediaServiceGenerationTime" ma:hidden="true" ma:internalName="MediaServiceGenerationTime" ma:readOnly="true">
+      <xsd:simpleType>
+        <xsd:restriction base="dms:Text"/>
+      </xsd:simpleType>
+    </xsd:element>
+    <xsd:element name="CultureName" ma:index="30" nillable="true" ma:displayName="Culture Name" ma:internalName="CultureName">
+      <xsd:simpleType>
+        <xsd:restriction base="dms:Text"/>
+      </xsd:simpleType>
+    </xsd:element>
+    <xsd:element name="TeamsChannelId" ma:index="31" nillable="true" ma:displayName="Teams Channel Id" ma:internalName="TeamsChannelId">
+      <xsd:simpleType>
+        <xsd:restriction base="dms:Text"/>
+      </xsd:simpleType>
+    </xsd:element>
+    <xsd:element name="Math_Settings" ma:index="32" nillable="true" ma:displayName="Math Settings" ma:internalName="Math_Settings">
+      <xsd:simpleType>
+        <xsd:restriction base="dms:Text"/>
+      </xsd:simpleType>
+    </xsd:element>
+    <xsd:element name="Templates" ma:index="33" nillable="true" ma:displayName="Templates" ma:internalName="Templates">
+      <xsd:simpleType>
+        <xsd:restriction base="dms:Note">
+          <xsd:maxLength value="255"/>
+        </xsd:restriction>
+      </xsd:simpleType>
+    </xsd:element>
+    <xsd:element name="Distribution_Groups" ma:index="34" nillable="true" ma:displayName="Distribution Groups" ma:internalName="Distribution_Groups">
+      <xsd:simpleType>
+        <xsd:restriction base="dms:Note">
+          <xsd:maxLength value="255"/>
+        </xsd:restriction>
+      </xsd:simpleType>
+    </xsd:element>
+    <xsd:element name="LMS_Mappings" ma:index="35" nillable="true" ma:displayName="LMS Mappings" ma:internalName="LMS_Mappings">
+      <xsd:simpleType>
+        <xsd:restriction base="dms:Note">
+          <xsd:maxLength value="255"/>
+        </xsd:restriction>
+      </xsd:simpleType>
+    </xsd:element>
+    <xsd:element name="Self_Registration_Enabled0" ma:index="36" nillable="true" ma:displayName="Self Registration Enabled" ma:internalName="Self_Registration_Enabled0">
+      <xsd:simpleType>
+        <xsd:restriction base="dms:Boolean"/>
+      </xsd:simpleType>
+    </xsd:element>
+    <xsd:element name="Has_Teacher_Only_SectionGroup" ma:index="37" nillable="true" ma:displayName="Has Teacher Only SectionGroup" ma:internalName="Has_Teacher_Only_SectionGroup">
+      <xsd:simpleType>
+        <xsd:restriction base="dms:Boolean"/>
+      </xsd:simpleType>
+    </xsd:element>
+    <xsd:element name="Is_Collaboration_Space_Locked" ma:index="38" nillable="true" ma:displayName="Is Collaboration Space Locked" ma:internalName="Is_Collaboration_Space_Locked">
+      <xsd:simpleType>
+        <xsd:restriction base="dms:Boolean"/>
+      </xsd:simpleType>
+    </xsd:element>
+    <xsd:element name="IsNotebookLocked" ma:index="39" nillable="true" ma:displayName="Is Notebook Locked" ma:internalName="IsNotebookLocked">
+      <xsd:simpleType>
+        <xsd:restriction base="dms:Boolean"/>
+      </xsd:simpleType>
+    </xsd:element>
+    <xsd:element name="MediaServiceDateTaken" ma:index="40" nillable="true" ma:displayName="MediaServiceDateTaken" ma:hidden="true" ma:internalName="MediaServiceDateTaken" ma:readOnly="true">
+      <xsd:simpleType>
+        <xsd:restriction base="dms:Text"/>
+      </xsd:simpleType>
+    </xsd:element>
+    <xsd:element name="MediaServiceLocation" ma:index="41" nillable="true" ma:displayName="Location" ma:internalName="MediaServiceLocation" ma:readOnly="true">
+      <xsd:simpleType>
+        <xsd:restriction base="dms:Text"/>
+      </xsd:simpleType>
+    </xsd:element>
+    <xsd:element name="MediaServiceAutoKeyPoints" ma:index="42" nillable="true" ma:displayName="MediaServiceAutoKeyPoints" ma:hidden="true" ma:internalName="MediaServiceAutoKeyPoints" ma:readOnly="true">
+      <xsd:simpleType>
+        <xsd:restriction base="dms:Note"/>
+      </xsd:simpleType>
+    </xsd:element>
+    <xsd:element name="MediaServiceKeyPoints" ma:index="43" nillable="true" ma:displayName="KeyPoints" ma:internalName="MediaServiceKeyPoints" ma:readOnly="true">
+      <xsd:simpleType>
+        <xsd:restriction base="dms:Note">
+          <xsd:maxLength value="255"/>
+        </xsd:restriction>
+      </xsd:simpleType>
+    </xsd:element>
+    <xsd:element name="MediaLengthInSeconds" ma:index="44" nillable="true" ma:displayName="Length (seconds)" ma:internalName="MediaLengthInSeconds" ma:readOnly="true">
+      <xsd:simpleType>
+        <xsd:restriction base="dms:Unknown"/>
+      </xsd:simpleType>
+    </xsd:element>
+    <xsd:element name="Teams_Channel_Section_Location" ma:index="45" nillable="true" ma:displayName="Teams Channel Section Location" ma:internalName="Teams_Channel_Section_Location">
+      <xsd:simpleType>
+        <xsd:restriction base="dms:Text"/>
+      </xsd:simpleType>
+    </xsd:element>
+  </xsd:schema>
+  <xsd:schema xmlns:xsd="http://www.w3.org/2001/XMLSchema" xmlns:xs="http://www.w3.org/2001/XMLSchema" xmlns:dms="http://schemas.microsoft.com/office/2006/documentManagement/types" xmlns:pc="http://schemas.microsoft.com/office/infopath/2007/PartnerControls" targetNamespace="b88ab0f6-212d-4a79-9c89-e60cf90a1af2" elementFormDefault="qualified">
+    <xsd:import namespace="http://schemas.microsoft.com/office/2006/documentManagement/types"/>
+    <xsd:import namespace="http://schemas.microsoft.com/office/infopath/2007/PartnerControls"/>
+    <xsd:element name="SharedWithUsers" ma:index="21" nillable="true" ma:displayName="Shared With" ma:internalName="SharedWithUsers" ma:readOnly="true">
+      <xsd:complexType>
+        <xsd:complexContent>
+          <xsd:extension base="dms:UserMulti">
+            <xsd:sequence>
+              <xsd:element name="UserInfo" minOccurs="0" maxOccurs="unbounded">
+                <xsd:complexType>
+                  <xsd:sequence>
+                    <xsd:element name="DisplayName" type="xsd:string" minOccurs="0"/>
+                    <xsd:element name="AccountId" type="dms:UserId" minOccurs="0" nillable="true"/>
+                    <xsd:element name="AccountType" type="xsd:string" minOccurs="0"/>
+                  </xsd:sequence>
+                </xsd:complexType>
+              </xsd:element>
+            </xsd:sequence>
+          </xsd:extension>
+        </xsd:complexContent>
+      </xsd:complexType>
+    </xsd:element>
+    <xsd:element name="SharedWithDetails" ma:index="22" nillable="true" ma:displayName="Shared With Details" ma:internalName="SharedWithDetails" ma:readOnly="true">
+      <xsd:simpleType>
+        <xsd:restriction base="dms:Note">
+          <xsd:maxLength value="255"/>
+        </xsd:restriction>
+      </xsd:simpleType>
+    </xsd:element>
+    <xsd:element name="SharingHintHash" ma:index="23" nillable="true" ma:displayName="Sharing Hint Hash" ma:hidden="true" ma:internalName="SharingHintHash" ma:readOnly="true">
       <xsd:simpleType>
         <xsd:restriction base="dms:Text"/>
       </xsd:simpleType>
@@ -12708,20 +10085,67 @@
 </file>
 
 <file path=customXml/item4.xml><?xml version="1.0" encoding="utf-8"?>
+<p:properties xmlns:p="http://schemas.microsoft.com/office/2006/metadata/properties" xmlns:xsi="http://www.w3.org/2001/XMLSchema-instance" xmlns:pc="http://schemas.microsoft.com/office/infopath/2007/PartnerControls">
+  <documentManagement>
+    <Self_Registration_Enabled xmlns="62040d15-2a0f-436b-b36b-d0997ccb9385" xsi:nil="true"/>
+    <Teachers xmlns="62040d15-2a0f-436b-b36b-d0997ccb9385">
+      <UserInfo>
+        <DisplayName/>
+        <AccountId xsi:nil="true"/>
+        <AccountType/>
+      </UserInfo>
+    </Teachers>
+    <Student_Groups xmlns="62040d15-2a0f-436b-b36b-d0997ccb9385">
+      <UserInfo>
+        <DisplayName/>
+        <AccountId xsi:nil="true"/>
+        <AccountType/>
+      </UserInfo>
+    </Student_Groups>
+    <_ip_UnifiedCompliancePolicyUIAction xmlns="http://schemas.microsoft.com/sharepoint/v3" xsi:nil="true"/>
+    <Distribution_Groups xmlns="62040d15-2a0f-436b-b36b-d0997ccb9385" xsi:nil="true"/>
+    <AppVersion xmlns="62040d15-2a0f-436b-b36b-d0997ccb9385" xsi:nil="true"/>
+    <Is_Collaboration_Space_Locked xmlns="62040d15-2a0f-436b-b36b-d0997ccb9385" xsi:nil="true"/>
+    <Teams_Channel_Section_Location xmlns="62040d15-2a0f-436b-b36b-d0997ccb9385" xsi:nil="true"/>
+    <Templates xmlns="62040d15-2a0f-436b-b36b-d0997ccb9385" xsi:nil="true"/>
+    <Has_Teacher_Only_SectionGroup xmlns="62040d15-2a0f-436b-b36b-d0997ccb9385" xsi:nil="true"/>
+    <CultureName xmlns="62040d15-2a0f-436b-b36b-d0997ccb9385" xsi:nil="true"/>
+    <Invited_Students xmlns="62040d15-2a0f-436b-b36b-d0997ccb9385" xsi:nil="true"/>
+    <LMS_Mappings xmlns="62040d15-2a0f-436b-b36b-d0997ccb9385" xsi:nil="true"/>
+    <Invited_Teachers xmlns="62040d15-2a0f-436b-b36b-d0997ccb9385" xsi:nil="true"/>
+    <_ip_UnifiedCompliancePolicyProperties xmlns="http://schemas.microsoft.com/sharepoint/v3" xsi:nil="true"/>
+    <TeamsChannelId xmlns="62040d15-2a0f-436b-b36b-d0997ccb9385" xsi:nil="true"/>
+    <IsNotebookLocked xmlns="62040d15-2a0f-436b-b36b-d0997ccb9385" xsi:nil="true"/>
+    <DefaultSectionNames xmlns="62040d15-2a0f-436b-b36b-d0997ccb9385" xsi:nil="true"/>
+    <Math_Settings xmlns="62040d15-2a0f-436b-b36b-d0997ccb9385" xsi:nil="true"/>
+    <Self_Registration_Enabled0 xmlns="62040d15-2a0f-436b-b36b-d0997ccb9385" xsi:nil="true"/>
+    <Owner xmlns="62040d15-2a0f-436b-b36b-d0997ccb9385">
+      <UserInfo>
+        <DisplayName/>
+        <AccountId xsi:nil="true"/>
+        <AccountType/>
+      </UserInfo>
+    </Owner>
+    <Students xmlns="62040d15-2a0f-436b-b36b-d0997ccb9385">
+      <UserInfo>
+        <DisplayName/>
+        <AccountId xsi:nil="true"/>
+        <AccountType/>
+      </UserInfo>
+    </Students>
+    <NotebookType xmlns="62040d15-2a0f-436b-b36b-d0997ccb9385" xsi:nil="true"/>
+    <FolderType xmlns="62040d15-2a0f-436b-b36b-d0997ccb9385" xsi:nil="true"/>
+  </documentManagement>
+</p:properties>
+</file>
+
+<file path=customXml/item5.xml><?xml version="1.0" encoding="utf-8"?>
 <?mso-contentType ?>
 <FormTemplates xmlns="http://schemas.microsoft.com/sharepoint/v3/contenttype/forms">
   <Display>DocumentLibraryForm</Display>
   <Edit>DocumentLibraryForm</Edit>
   <New>DocumentLibraryForm</New>
 </FormTemplates>
-</file>
-
-<file path=customXml/item5.xml><?xml version="1.0" encoding="utf-8"?>
-<p:properties xmlns:p="http://schemas.microsoft.com/office/2006/metadata/properties" xmlns:xsi="http://www.w3.org/2001/XMLSchema-instance" xmlns:pc="http://schemas.microsoft.com/office/infopath/2007/PartnerControls">
-  <documentManagement>
-    <_activity xmlns="36a7f62d-32b0-41be-b240-128595adceb8" xsi:nil="true"/>
-  </documentManagement>
-</p:properties>
 </file>
 
 <file path=customXml/itemProps1.xml><?xml version="1.0" encoding="utf-8"?>
@@ -12733,7 +10157,7 @@
 </file>
 
 <file path=customXml/itemProps2.xml><?xml version="1.0" encoding="utf-8"?>
-<ds:datastoreItem xmlns:ds="http://schemas.openxmlformats.org/officeDocument/2006/customXml" ds:itemID="{939D6E7C-C87B-415A-A43D-75F4D8322967}">
+<ds:datastoreItem xmlns:ds="http://schemas.openxmlformats.org/officeDocument/2006/customXml" ds:itemID="{EBB89DE7-2D48-4732-AF70-689A5CB07B71}">
   <ds:schemaRefs/>
 </ds:datastoreItem>
 </file>
@@ -12745,13 +10169,13 @@
 </file>
 
 <file path=customXml/itemProps4.xml><?xml version="1.0" encoding="utf-8"?>
-<ds:datastoreItem xmlns:ds="http://schemas.openxmlformats.org/officeDocument/2006/customXml" ds:itemID="{11B1DE72-80E9-4162-B852-7908AAB96FDA}">
+<ds:datastoreItem xmlns:ds="http://schemas.openxmlformats.org/officeDocument/2006/customXml" ds:itemID="{95F86C99-42FA-4EA1-8E50-0FBF23CAF963}">
   <ds:schemaRefs/>
 </ds:datastoreItem>
 </file>
 
 <file path=customXml/itemProps5.xml><?xml version="1.0" encoding="utf-8"?>
-<ds:datastoreItem xmlns:ds="http://schemas.openxmlformats.org/officeDocument/2006/customXml" ds:itemID="{95F86C99-42FA-4EA1-8E50-0FBF23CAF963}">
+<ds:datastoreItem xmlns:ds="http://schemas.openxmlformats.org/officeDocument/2006/customXml" ds:itemID="{11B1DE72-80E9-4162-B852-7908AAB96FDA}">
   <ds:schemaRefs/>
 </ds:datastoreItem>
 </file>